--- a/JK_Lakshar_MES_XXXXX_Technical Offer_R0.docx
+++ b/JK_Lakshar_MES_XXXXX_Technical Offer_R0.docx
@@ -6497,6 +6497,84 @@
       <w:bookmarkEnd w:id="7"/>
       <w:bookmarkEnd w:id="8"/>
     </w:p>
+    <w:p>
+      <w:pPr/>
+      <w:r>
+        <w:rPr>
+          <w:b w:val="0"/>
+          <w:i w:val="0"/>
+        </w:rPr>
+        <w:t>Smart Controls India Limited (SCIL) proposes to implement a Manufacturing Execution System (MES) covering the tyre manufacturing operations of JK Tyre – Laksar Tyre Plant (LTP) for Unit‑2 and Unit‑4. The offer covers shopfloor data acquisition from the existing and planned machines of both units, the manufacturing operations management layer, and the interfaces to the customer’s existing enterprise applications.</w:t>
+      </w:r>
+    </w:p>
+    <w:p>
+      <w:pPr/>
+      <w:r>
+        <w:rPr>
+          <w:b w:val="0"/>
+          <w:i w:val="0"/>
+        </w:rPr>
+        <w:t>The solution is structured in the following layers:</w:t>
+      </w:r>
+    </w:p>
+    <w:p>
+      <w:pPr>
+        <w:pStyle w:val="ListParagraph"/>
+        <w:numPr>
+          <w:ilvl w:val="0"/>
+          <w:numId w:val="42"/>
+        </w:numPr>
+      </w:pPr>
+      <w:r>
+        <w:rPr>
+          <w:b w:val="0"/>
+          <w:i w:val="0"/>
+        </w:rPr>
+        <w:t>Layer 2 – SCADA: TBM SCADA, Curing SCADA and Plantwide SCADA for machine connectivity, shopfloor data acquisition, visualisation and operator interface.</w:t>
+      </w:r>
+    </w:p>
+    <w:p>
+      <w:pPr>
+        <w:pStyle w:val="ListParagraph"/>
+        <w:numPr>
+          <w:ilvl w:val="0"/>
+          <w:numId w:val="42"/>
+        </w:numPr>
+      </w:pPr>
+      <w:r>
+        <w:rPr>
+          <w:b w:val="0"/>
+          <w:i w:val="0"/>
+        </w:rPr>
+        <w:t>Layer 3 – Manufacturing Operations Management: MES and LIMS for production execution, material and product traceability, quality and laboratory management.</w:t>
+      </w:r>
+    </w:p>
+    <w:p>
+      <w:pPr>
+        <w:pStyle w:val="ListParagraph"/>
+        <w:numPr>
+          <w:ilvl w:val="0"/>
+          <w:numId w:val="42"/>
+        </w:numPr>
+      </w:pPr>
+      <w:r>
+        <w:rPr>
+          <w:b w:val="0"/>
+          <w:i w:val="0"/>
+        </w:rPr>
+        <w:t>Interfaces: Integration with the customer’s existing third party systems (ERP, WMS, ASRS and OEM systems) through mutually agreed interface definitions.</w:t>
+      </w:r>
+    </w:p>
+    <w:p>
+      <w:pPr/>
+      <w:r>
+        <w:rPr>
+          <w:b w:val="0"/>
+          <w:i w:val="0"/>
+        </w:rPr>
+        <w:t>The detailed functional scope of each module shall be frozen during the Requirement Freeze &amp; Workshop phase and documented in the Business Requirement Document (BRD) as described in the Project Management section of this document.</w:t>
+      </w:r>
+    </w:p>
     <w:p/>
     <w:p>
       <w:pPr>
@@ -6534,6 +6612,4920 @@
       </w:r>
       <w:bookmarkEnd w:id="11"/>
       <w:bookmarkEnd w:id="12"/>
+    </w:p>
+    <w:p>
+      <w:pPr/>
+      <w:r>
+        <w:rPr>
+          <w:b w:val="0"/>
+          <w:i w:val="0"/>
+        </w:rPr>
+        <w:t>The machine population considered for this offer is based on the machine data shared by the customer in “Machine Details Data Unit‑2 Unit‑4_V6.xlsx”. A total of 145 machines are covered – 42 in Unit‑2 and 103 in Unit‑4 – as summarised below.</w:t>
+      </w:r>
+    </w:p>
+    <w:tbl>
+      <w:tblPr>
+        <w:tblStyle w:val="SCILCorporateTable10"/>
+        <w:tblW w:w="10348" w:type="dxa"/>
+        <w:tblInd w:w="-709" w:type="dxa"/>
+        <w:tblBorders>
+          <w:top w:val="single" w:sz="4" w:space="0" w:color="auto"/>
+          <w:left w:val="single" w:sz="4" w:space="0" w:color="auto"/>
+          <w:bottom w:val="single" w:sz="4" w:space="0" w:color="auto"/>
+          <w:right w:val="single" w:sz="4" w:space="0" w:color="auto"/>
+          <w:insideH w:val="single" w:sz="4" w:space="0" w:color="auto"/>
+          <w:insideV w:val="single" w:sz="4" w:space="0" w:color="auto"/>
+        </w:tblBorders>
+        <w:tblLook w:val="04A0" w:firstRow="1" w:lastRow="0" w:firstColumn="1" w:lastColumn="0" w:noHBand="0" w:noVBand="1"/>
+      </w:tblPr>
+      <w:tblGrid>
+        <w:gridCol w:w="900"/>
+        <w:gridCol w:w="2748"/>
+        <w:gridCol w:w="1700"/>
+        <w:gridCol w:w="1700"/>
+        <w:gridCol w:w="1700"/>
+        <w:gridCol w:w="1600"/>
+      </w:tblGrid>
+      <w:tr>
+        <w:trPr>
+          <w:tblHeader/>
+        </w:trPr>
+        <w:tc>
+          <w:tcPr>
+            <w:tcW w:type="dxa" w:w="900"/>
+          </w:tcPr>
+          <w:p>
+            <w:r>
+              <w:t>Unit</w:t>
+            </w:r>
+          </w:p>
+        </w:tc>
+        <w:tc>
+          <w:tcPr>
+            <w:tcW w:type="dxa" w:w="2748"/>
+          </w:tcPr>
+          <w:p>
+            <w:r>
+              <w:t>Process Area</w:t>
+            </w:r>
+          </w:p>
+        </w:tc>
+        <w:tc>
+          <w:tcPr>
+            <w:tcW w:type="dxa" w:w="1700"/>
+          </w:tcPr>
+          <w:p>
+            <w:r>
+              <w:t>No. of Machines</w:t>
+            </w:r>
+          </w:p>
+        </w:tc>
+        <w:tc>
+          <w:tcPr>
+            <w:tcW w:type="dxa" w:w="1700"/>
+          </w:tcPr>
+          <w:p>
+            <w:r>
+              <w:t>PLC Available</w:t>
+            </w:r>
+          </w:p>
+        </w:tc>
+        <w:tc>
+          <w:tcPr>
+            <w:tcW w:type="dxa" w:w="1700"/>
+          </w:tcPr>
+          <w:p>
+            <w:r>
+              <w:t>PLC Not Available</w:t>
+            </w:r>
+          </w:p>
+        </w:tc>
+        <w:tc>
+          <w:tcPr>
+            <w:tcW w:type="dxa" w:w="1600"/>
+          </w:tcPr>
+          <w:p>
+            <w:r>
+              <w:t>To Be Confirmed</w:t>
+            </w:r>
+          </w:p>
+        </w:tc>
+      </w:tr>
+      <w:tr>
+        <w:tc>
+          <w:tcPr>
+            <w:tcW w:type="dxa" w:w="900"/>
+          </w:tcPr>
+          <w:p>
+            <w:r>
+              <w:t>Unit‑2</w:t>
+            </w:r>
+          </w:p>
+        </w:tc>
+        <w:tc>
+          <w:tcPr>
+            <w:tcW w:type="dxa" w:w="2748"/>
+          </w:tcPr>
+          <w:p>
+            <w:r>
+              <w:t>TBB Tyre Building</w:t>
+            </w:r>
+          </w:p>
+        </w:tc>
+        <w:tc>
+          <w:tcPr>
+            <w:tcW w:type="dxa" w:w="1700"/>
+          </w:tcPr>
+          <w:p>
+            <w:r>
+              <w:t>29</w:t>
+            </w:r>
+          </w:p>
+        </w:tc>
+        <w:tc>
+          <w:tcPr>
+            <w:tcW w:type="dxa" w:w="1700"/>
+          </w:tcPr>
+          <w:p>
+            <w:r>
+              <w:t>29</w:t>
+            </w:r>
+          </w:p>
+        </w:tc>
+        <w:tc>
+          <w:tcPr>
+            <w:tcW w:type="dxa" w:w="1700"/>
+          </w:tcPr>
+          <w:p>
+            <w:r>
+              <w:t>–</w:t>
+            </w:r>
+          </w:p>
+        </w:tc>
+        <w:tc>
+          <w:tcPr>
+            <w:tcW w:type="dxa" w:w="1600"/>
+          </w:tcPr>
+          <w:p>
+            <w:r>
+              <w:t>–</w:t>
+            </w:r>
+          </w:p>
+        </w:tc>
+      </w:tr>
+      <w:tr>
+        <w:tc>
+          <w:tcPr>
+            <w:tcW w:type="dxa" w:w="900"/>
+          </w:tcPr>
+          <w:p>
+            <w:r>
+              <w:t>Unit‑2</w:t>
+            </w:r>
+          </w:p>
+        </w:tc>
+        <w:tc>
+          <w:tcPr>
+            <w:tcW w:type="dxa" w:w="2748"/>
+          </w:tcPr>
+          <w:p>
+            <w:r>
+              <w:t>LCV Tyre Building</w:t>
+            </w:r>
+          </w:p>
+        </w:tc>
+        <w:tc>
+          <w:tcPr>
+            <w:tcW w:type="dxa" w:w="1700"/>
+          </w:tcPr>
+          <w:p>
+            <w:r>
+              <w:t>13</w:t>
+            </w:r>
+          </w:p>
+        </w:tc>
+        <w:tc>
+          <w:tcPr>
+            <w:tcW w:type="dxa" w:w="1700"/>
+          </w:tcPr>
+          <w:p>
+            <w:r>
+              <w:t>13</w:t>
+            </w:r>
+          </w:p>
+        </w:tc>
+        <w:tc>
+          <w:tcPr>
+            <w:tcW w:type="dxa" w:w="1700"/>
+          </w:tcPr>
+          <w:p>
+            <w:r>
+              <w:t>–</w:t>
+            </w:r>
+          </w:p>
+        </w:tc>
+        <w:tc>
+          <w:tcPr>
+            <w:tcW w:type="dxa" w:w="1600"/>
+          </w:tcPr>
+          <w:p>
+            <w:r>
+              <w:t>–</w:t>
+            </w:r>
+          </w:p>
+        </w:tc>
+      </w:tr>
+      <w:tr>
+        <w:tc>
+          <w:tcPr>
+            <w:tcW w:type="dxa" w:w="900"/>
+          </w:tcPr>
+          <w:p>
+            <w:r>
+              <w:rPr>
+                <w:b/>
+              </w:rPr>
+              <w:t>Unit‑2</w:t>
+            </w:r>
+          </w:p>
+        </w:tc>
+        <w:tc>
+          <w:tcPr>
+            <w:tcW w:type="dxa" w:w="2748"/>
+          </w:tcPr>
+          <w:p>
+            <w:r>
+              <w:rPr>
+                <w:b/>
+              </w:rPr>
+              <w:t>Sub Total</w:t>
+            </w:r>
+          </w:p>
+        </w:tc>
+        <w:tc>
+          <w:tcPr>
+            <w:tcW w:type="dxa" w:w="1700"/>
+          </w:tcPr>
+          <w:p>
+            <w:r>
+              <w:rPr>
+                <w:b/>
+              </w:rPr>
+              <w:t>42</w:t>
+            </w:r>
+          </w:p>
+        </w:tc>
+        <w:tc>
+          <w:tcPr>
+            <w:tcW w:type="dxa" w:w="1700"/>
+          </w:tcPr>
+          <w:p>
+            <w:r>
+              <w:rPr>
+                <w:b/>
+              </w:rPr>
+              <w:t>42</w:t>
+            </w:r>
+          </w:p>
+        </w:tc>
+        <w:tc>
+          <w:tcPr>
+            <w:tcW w:type="dxa" w:w="1700"/>
+          </w:tcPr>
+          <w:p>
+            <w:r>
+              <w:rPr>
+                <w:b/>
+              </w:rPr>
+              <w:t>–</w:t>
+            </w:r>
+          </w:p>
+        </w:tc>
+        <w:tc>
+          <w:tcPr>
+            <w:tcW w:type="dxa" w:w="1600"/>
+          </w:tcPr>
+          <w:p>
+            <w:r>
+              <w:rPr>
+                <w:b/>
+              </w:rPr>
+              <w:t>–</w:t>
+            </w:r>
+          </w:p>
+        </w:tc>
+      </w:tr>
+      <w:tr>
+        <w:tc>
+          <w:tcPr>
+            <w:tcW w:type="dxa" w:w="900"/>
+          </w:tcPr>
+          <w:p>
+            <w:r>
+              <w:t>Unit‑4</w:t>
+            </w:r>
+          </w:p>
+        </w:tc>
+        <w:tc>
+          <w:tcPr>
+            <w:tcW w:type="dxa" w:w="2748"/>
+          </w:tcPr>
+          <w:p>
+            <w:r>
+              <w:t>CFE 1</w:t>
+            </w:r>
+          </w:p>
+        </w:tc>
+        <w:tc>
+          <w:tcPr>
+            <w:tcW w:type="dxa" w:w="1700"/>
+          </w:tcPr>
+          <w:p>
+            <w:r>
+              <w:t>3</w:t>
+            </w:r>
+          </w:p>
+        </w:tc>
+        <w:tc>
+          <w:tcPr>
+            <w:tcW w:type="dxa" w:w="1700"/>
+          </w:tcPr>
+          <w:p>
+            <w:r>
+              <w:t>3</w:t>
+            </w:r>
+          </w:p>
+        </w:tc>
+        <w:tc>
+          <w:tcPr>
+            <w:tcW w:type="dxa" w:w="1700"/>
+          </w:tcPr>
+          <w:p>
+            <w:r>
+              <w:t>–</w:t>
+            </w:r>
+          </w:p>
+        </w:tc>
+        <w:tc>
+          <w:tcPr>
+            <w:tcW w:type="dxa" w:w="1600"/>
+          </w:tcPr>
+          <w:p>
+            <w:r>
+              <w:t>–</w:t>
+            </w:r>
+          </w:p>
+        </w:tc>
+      </w:tr>
+      <w:tr>
+        <w:tc>
+          <w:tcPr>
+            <w:tcW w:type="dxa" w:w="900"/>
+          </w:tcPr>
+          <w:p>
+            <w:r>
+              <w:t>Unit‑4</w:t>
+            </w:r>
+          </w:p>
+        </w:tc>
+        <w:tc>
+          <w:tcPr>
+            <w:tcW w:type="dxa" w:w="2748"/>
+          </w:tcPr>
+          <w:p>
+            <w:r>
+              <w:t>CFE 2</w:t>
+            </w:r>
+          </w:p>
+        </w:tc>
+        <w:tc>
+          <w:tcPr>
+            <w:tcW w:type="dxa" w:w="1700"/>
+          </w:tcPr>
+          <w:p>
+            <w:r>
+              <w:t>4</w:t>
+            </w:r>
+          </w:p>
+        </w:tc>
+        <w:tc>
+          <w:tcPr>
+            <w:tcW w:type="dxa" w:w="1700"/>
+          </w:tcPr>
+          <w:p>
+            <w:r>
+              <w:t>4</w:t>
+            </w:r>
+          </w:p>
+        </w:tc>
+        <w:tc>
+          <w:tcPr>
+            <w:tcW w:type="dxa" w:w="1700"/>
+          </w:tcPr>
+          <w:p>
+            <w:r>
+              <w:t>–</w:t>
+            </w:r>
+          </w:p>
+        </w:tc>
+        <w:tc>
+          <w:tcPr>
+            <w:tcW w:type="dxa" w:w="1600"/>
+          </w:tcPr>
+          <w:p>
+            <w:r>
+              <w:t>–</w:t>
+            </w:r>
+          </w:p>
+        </w:tc>
+      </w:tr>
+      <w:tr>
+        <w:tc>
+          <w:tcPr>
+            <w:tcW w:type="dxa" w:w="900"/>
+          </w:tcPr>
+          <w:p>
+            <w:r>
+              <w:t>Unit‑4</w:t>
+            </w:r>
+          </w:p>
+        </w:tc>
+        <w:tc>
+          <w:tcPr>
+            <w:tcW w:type="dxa" w:w="2748"/>
+          </w:tcPr>
+          <w:p>
+            <w:r>
+              <w:t>2 Roll Calender ‑1</w:t>
+            </w:r>
+          </w:p>
+        </w:tc>
+        <w:tc>
+          <w:tcPr>
+            <w:tcW w:type="dxa" w:w="1700"/>
+          </w:tcPr>
+          <w:p>
+            <w:r>
+              <w:t>2</w:t>
+            </w:r>
+          </w:p>
+        </w:tc>
+        <w:tc>
+          <w:tcPr>
+            <w:tcW w:type="dxa" w:w="1700"/>
+          </w:tcPr>
+          <w:p>
+            <w:r>
+              <w:t>2</w:t>
+            </w:r>
+          </w:p>
+        </w:tc>
+        <w:tc>
+          <w:tcPr>
+            <w:tcW w:type="dxa" w:w="1700"/>
+          </w:tcPr>
+          <w:p>
+            <w:r>
+              <w:t>–</w:t>
+            </w:r>
+          </w:p>
+        </w:tc>
+        <w:tc>
+          <w:tcPr>
+            <w:tcW w:type="dxa" w:w="1600"/>
+          </w:tcPr>
+          <w:p>
+            <w:r>
+              <w:t>–</w:t>
+            </w:r>
+          </w:p>
+        </w:tc>
+      </w:tr>
+      <w:tr>
+        <w:tc>
+          <w:tcPr>
+            <w:tcW w:type="dxa" w:w="900"/>
+          </w:tcPr>
+          <w:p>
+            <w:r>
+              <w:t>Unit‑4</w:t>
+            </w:r>
+          </w:p>
+        </w:tc>
+        <w:tc>
+          <w:tcPr>
+            <w:tcW w:type="dxa" w:w="2748"/>
+          </w:tcPr>
+          <w:p>
+            <w:r>
+              <w:t>2 Roll Calender ‑2</w:t>
+            </w:r>
+          </w:p>
+        </w:tc>
+        <w:tc>
+          <w:tcPr>
+            <w:tcW w:type="dxa" w:w="1700"/>
+          </w:tcPr>
+          <w:p>
+            <w:r>
+              <w:t>1</w:t>
+            </w:r>
+          </w:p>
+        </w:tc>
+        <w:tc>
+          <w:tcPr>
+            <w:tcW w:type="dxa" w:w="1700"/>
+          </w:tcPr>
+          <w:p>
+            <w:r>
+              <w:t>1</w:t>
+            </w:r>
+          </w:p>
+        </w:tc>
+        <w:tc>
+          <w:tcPr>
+            <w:tcW w:type="dxa" w:w="1700"/>
+          </w:tcPr>
+          <w:p>
+            <w:r>
+              <w:t>–</w:t>
+            </w:r>
+          </w:p>
+        </w:tc>
+        <w:tc>
+          <w:tcPr>
+            <w:tcW w:type="dxa" w:w="1600"/>
+          </w:tcPr>
+          <w:p>
+            <w:r>
+              <w:t>–</w:t>
+            </w:r>
+          </w:p>
+        </w:tc>
+      </w:tr>
+      <w:tr>
+        <w:tc>
+          <w:tcPr>
+            <w:tcW w:type="dxa" w:w="900"/>
+          </w:tcPr>
+          <w:p>
+            <w:r>
+              <w:t>Unit‑4</w:t>
+            </w:r>
+          </w:p>
+        </w:tc>
+        <w:tc>
+          <w:tcPr>
+            <w:tcW w:type="dxa" w:w="2748"/>
+          </w:tcPr>
+          <w:p>
+            <w:r>
+              <w:t>2 Roll Calender ‑3</w:t>
+            </w:r>
+          </w:p>
+        </w:tc>
+        <w:tc>
+          <w:tcPr>
+            <w:tcW w:type="dxa" w:w="1700"/>
+          </w:tcPr>
+          <w:p>
+            <w:r>
+              <w:t>1</w:t>
+            </w:r>
+          </w:p>
+        </w:tc>
+        <w:tc>
+          <w:tcPr>
+            <w:tcW w:type="dxa" w:w="1700"/>
+          </w:tcPr>
+          <w:p>
+            <w:r>
+              <w:t>1</w:t>
+            </w:r>
+          </w:p>
+        </w:tc>
+        <w:tc>
+          <w:tcPr>
+            <w:tcW w:type="dxa" w:w="1700"/>
+          </w:tcPr>
+          <w:p>
+            <w:r>
+              <w:t>–</w:t>
+            </w:r>
+          </w:p>
+        </w:tc>
+        <w:tc>
+          <w:tcPr>
+            <w:tcW w:type="dxa" w:w="1600"/>
+          </w:tcPr>
+          <w:p>
+            <w:r>
+              <w:t>–</w:t>
+            </w:r>
+          </w:p>
+        </w:tc>
+      </w:tr>
+      <w:tr>
+        <w:tc>
+          <w:tcPr>
+            <w:tcW w:type="dxa" w:w="900"/>
+          </w:tcPr>
+          <w:p>
+            <w:r>
+              <w:t>Unit‑4</w:t>
+            </w:r>
+          </w:p>
+        </w:tc>
+        <w:tc>
+          <w:tcPr>
+            <w:tcW w:type="dxa" w:w="2748"/>
+          </w:tcPr>
+          <w:p>
+            <w:r>
+              <w:t>3 Roll Calender ‑3</w:t>
+            </w:r>
+          </w:p>
+        </w:tc>
+        <w:tc>
+          <w:tcPr>
+            <w:tcW w:type="dxa" w:w="1700"/>
+          </w:tcPr>
+          <w:p>
+            <w:r>
+              <w:t>1</w:t>
+            </w:r>
+          </w:p>
+        </w:tc>
+        <w:tc>
+          <w:tcPr>
+            <w:tcW w:type="dxa" w:w="1700"/>
+          </w:tcPr>
+          <w:p>
+            <w:r>
+              <w:t>1</w:t>
+            </w:r>
+          </w:p>
+        </w:tc>
+        <w:tc>
+          <w:tcPr>
+            <w:tcW w:type="dxa" w:w="1700"/>
+          </w:tcPr>
+          <w:p>
+            <w:r>
+              <w:t>–</w:t>
+            </w:r>
+          </w:p>
+        </w:tc>
+        <w:tc>
+          <w:tcPr>
+            <w:tcW w:type="dxa" w:w="1600"/>
+          </w:tcPr>
+          <w:p>
+            <w:r>
+              <w:t>–</w:t>
+            </w:r>
+          </w:p>
+        </w:tc>
+      </w:tr>
+      <w:tr>
+        <w:tc>
+          <w:tcPr>
+            <w:tcW w:type="dxa" w:w="900"/>
+          </w:tcPr>
+          <w:p>
+            <w:r>
+              <w:t>Unit‑4</w:t>
+            </w:r>
+          </w:p>
+        </w:tc>
+        <w:tc>
+          <w:tcPr>
+            <w:tcW w:type="dxa" w:w="2748"/>
+          </w:tcPr>
+          <w:p>
+            <w:r>
+              <w:t>Bias Cutter</w:t>
+            </w:r>
+          </w:p>
+        </w:tc>
+        <w:tc>
+          <w:tcPr>
+            <w:tcW w:type="dxa" w:w="1700"/>
+          </w:tcPr>
+          <w:p>
+            <w:r>
+              <w:t>3</w:t>
+            </w:r>
+          </w:p>
+        </w:tc>
+        <w:tc>
+          <w:tcPr>
+            <w:tcW w:type="dxa" w:w="1700"/>
+          </w:tcPr>
+          <w:p>
+            <w:r>
+              <w:t>3</w:t>
+            </w:r>
+          </w:p>
+        </w:tc>
+        <w:tc>
+          <w:tcPr>
+            <w:tcW w:type="dxa" w:w="1700"/>
+          </w:tcPr>
+          <w:p>
+            <w:r>
+              <w:t>–</w:t>
+            </w:r>
+          </w:p>
+        </w:tc>
+        <w:tc>
+          <w:tcPr>
+            <w:tcW w:type="dxa" w:w="1600"/>
+          </w:tcPr>
+          <w:p>
+            <w:r>
+              <w:t>–</w:t>
+            </w:r>
+          </w:p>
+        </w:tc>
+      </w:tr>
+      <w:tr>
+        <w:tc>
+          <w:tcPr>
+            <w:tcW w:type="dxa" w:w="900"/>
+          </w:tcPr>
+          <w:p>
+            <w:r>
+              <w:t>Unit‑4</w:t>
+            </w:r>
+          </w:p>
+        </w:tc>
+        <w:tc>
+          <w:tcPr>
+            <w:tcW w:type="dxa" w:w="2748"/>
+          </w:tcPr>
+          <w:p>
+            <w:r>
+              <w:t>Bead Winding</w:t>
+            </w:r>
+          </w:p>
+        </w:tc>
+        <w:tc>
+          <w:tcPr>
+            <w:tcW w:type="dxa" w:w="1700"/>
+          </w:tcPr>
+          <w:p>
+            <w:r>
+              <w:t>2</w:t>
+            </w:r>
+          </w:p>
+        </w:tc>
+        <w:tc>
+          <w:tcPr>
+            <w:tcW w:type="dxa" w:w="1700"/>
+          </w:tcPr>
+          <w:p>
+            <w:r>
+              <w:t>2</w:t>
+            </w:r>
+          </w:p>
+        </w:tc>
+        <w:tc>
+          <w:tcPr>
+            <w:tcW w:type="dxa" w:w="1700"/>
+          </w:tcPr>
+          <w:p>
+            <w:r>
+              <w:t>–</w:t>
+            </w:r>
+          </w:p>
+        </w:tc>
+        <w:tc>
+          <w:tcPr>
+            <w:tcW w:type="dxa" w:w="1600"/>
+          </w:tcPr>
+          <w:p>
+            <w:r>
+              <w:t>–</w:t>
+            </w:r>
+          </w:p>
+        </w:tc>
+      </w:tr>
+      <w:tr>
+        <w:tc>
+          <w:tcPr>
+            <w:tcW w:type="dxa" w:w="900"/>
+          </w:tcPr>
+          <w:p>
+            <w:r>
+              <w:t>Unit‑4</w:t>
+            </w:r>
+          </w:p>
+        </w:tc>
+        <w:tc>
+          <w:tcPr>
+            <w:tcW w:type="dxa" w:w="2748"/>
+          </w:tcPr>
+          <w:p>
+            <w:r>
+              <w:t>Fabric Cutter</w:t>
+            </w:r>
+          </w:p>
+        </w:tc>
+        <w:tc>
+          <w:tcPr>
+            <w:tcW w:type="dxa" w:w="1700"/>
+          </w:tcPr>
+          <w:p>
+            <w:r>
+              <w:t>3</w:t>
+            </w:r>
+          </w:p>
+        </w:tc>
+        <w:tc>
+          <w:tcPr>
+            <w:tcW w:type="dxa" w:w="1700"/>
+          </w:tcPr>
+          <w:p>
+            <w:r>
+              <w:t>3</w:t>
+            </w:r>
+          </w:p>
+        </w:tc>
+        <w:tc>
+          <w:tcPr>
+            <w:tcW w:type="dxa" w:w="1700"/>
+          </w:tcPr>
+          <w:p>
+            <w:r>
+              <w:t>–</w:t>
+            </w:r>
+          </w:p>
+        </w:tc>
+        <w:tc>
+          <w:tcPr>
+            <w:tcW w:type="dxa" w:w="1600"/>
+          </w:tcPr>
+          <w:p>
+            <w:r>
+              <w:t>–</w:t>
+            </w:r>
+          </w:p>
+        </w:tc>
+      </w:tr>
+      <w:tr>
+        <w:tc>
+          <w:tcPr>
+            <w:tcW w:type="dxa" w:w="900"/>
+          </w:tcPr>
+          <w:p>
+            <w:r>
+              <w:t>Unit‑4</w:t>
+            </w:r>
+          </w:p>
+        </w:tc>
+        <w:tc>
+          <w:tcPr>
+            <w:tcW w:type="dxa" w:w="2748"/>
+          </w:tcPr>
+          <w:p>
+            <w:r>
+              <w:t>Building</w:t>
+            </w:r>
+          </w:p>
+        </w:tc>
+        <w:tc>
+          <w:tcPr>
+            <w:tcW w:type="dxa" w:w="1700"/>
+          </w:tcPr>
+          <w:p>
+            <w:r>
+              <w:t>45</w:t>
+            </w:r>
+          </w:p>
+        </w:tc>
+        <w:tc>
+          <w:tcPr>
+            <w:tcW w:type="dxa" w:w="1700"/>
+          </w:tcPr>
+          <w:p>
+            <w:r>
+              <w:t>39</w:t>
+            </w:r>
+          </w:p>
+        </w:tc>
+        <w:tc>
+          <w:tcPr>
+            <w:tcW w:type="dxa" w:w="1700"/>
+          </w:tcPr>
+          <w:p>
+            <w:r>
+              <w:t>6</w:t>
+            </w:r>
+          </w:p>
+        </w:tc>
+        <w:tc>
+          <w:tcPr>
+            <w:tcW w:type="dxa" w:w="1600"/>
+          </w:tcPr>
+          <w:p>
+            <w:r>
+              <w:t>–</w:t>
+            </w:r>
+          </w:p>
+        </w:tc>
+      </w:tr>
+      <w:tr>
+        <w:tc>
+          <w:tcPr>
+            <w:tcW w:type="dxa" w:w="900"/>
+          </w:tcPr>
+          <w:p>
+            <w:r>
+              <w:t>Unit‑4</w:t>
+            </w:r>
+          </w:p>
+        </w:tc>
+        <w:tc>
+          <w:tcPr>
+            <w:tcW w:type="dxa" w:w="2748"/>
+          </w:tcPr>
+          <w:p>
+            <w:r>
+              <w:t>Curing</w:t>
+            </w:r>
+          </w:p>
+        </w:tc>
+        <w:tc>
+          <w:tcPr>
+            <w:tcW w:type="dxa" w:w="1700"/>
+          </w:tcPr>
+          <w:p>
+            <w:r>
+              <w:t>8</w:t>
+            </w:r>
+          </w:p>
+        </w:tc>
+        <w:tc>
+          <w:tcPr>
+            <w:tcW w:type="dxa" w:w="1700"/>
+          </w:tcPr>
+          <w:p>
+            <w:r>
+              <w:t>8</w:t>
+            </w:r>
+          </w:p>
+        </w:tc>
+        <w:tc>
+          <w:tcPr>
+            <w:tcW w:type="dxa" w:w="1700"/>
+          </w:tcPr>
+          <w:p>
+            <w:r>
+              <w:t>–</w:t>
+            </w:r>
+          </w:p>
+        </w:tc>
+        <w:tc>
+          <w:tcPr>
+            <w:tcW w:type="dxa" w:w="1600"/>
+          </w:tcPr>
+          <w:p>
+            <w:r>
+              <w:t>–</w:t>
+            </w:r>
+          </w:p>
+        </w:tc>
+      </w:tr>
+      <w:tr>
+        <w:tc>
+          <w:tcPr>
+            <w:tcW w:type="dxa" w:w="900"/>
+          </w:tcPr>
+          <w:p>
+            <w:r>
+              <w:t>Unit‑4</w:t>
+            </w:r>
+          </w:p>
+        </w:tc>
+        <w:tc>
+          <w:tcPr>
+            <w:tcW w:type="dxa" w:w="2748"/>
+          </w:tcPr>
+          <w:p>
+            <w:r>
+              <w:t>Balancing</w:t>
+            </w:r>
+          </w:p>
+        </w:tc>
+        <w:tc>
+          <w:tcPr>
+            <w:tcW w:type="dxa" w:w="1700"/>
+          </w:tcPr>
+          <w:p>
+            <w:r>
+              <w:t>10</w:t>
+            </w:r>
+          </w:p>
+        </w:tc>
+        <w:tc>
+          <w:tcPr>
+            <w:tcW w:type="dxa" w:w="1700"/>
+          </w:tcPr>
+          <w:p>
+            <w:r>
+              <w:t>10</w:t>
+            </w:r>
+          </w:p>
+        </w:tc>
+        <w:tc>
+          <w:tcPr>
+            <w:tcW w:type="dxa" w:w="1700"/>
+          </w:tcPr>
+          <w:p>
+            <w:r>
+              <w:t>–</w:t>
+            </w:r>
+          </w:p>
+        </w:tc>
+        <w:tc>
+          <w:tcPr>
+            <w:tcW w:type="dxa" w:w="1600"/>
+          </w:tcPr>
+          <w:p>
+            <w:r>
+              <w:t>–</w:t>
+            </w:r>
+          </w:p>
+        </w:tc>
+      </w:tr>
+      <w:tr>
+        <w:tc>
+          <w:tcPr>
+            <w:tcW w:type="dxa" w:w="900"/>
+          </w:tcPr>
+          <w:p>
+            <w:r>
+              <w:t>Unit‑4</w:t>
+            </w:r>
+          </w:p>
+        </w:tc>
+        <w:tc>
+          <w:tcPr>
+            <w:tcW w:type="dxa" w:w="2748"/>
+          </w:tcPr>
+          <w:p>
+            <w:r>
+              <w:t>Runout</w:t>
+            </w:r>
+          </w:p>
+        </w:tc>
+        <w:tc>
+          <w:tcPr>
+            <w:tcW w:type="dxa" w:w="1700"/>
+          </w:tcPr>
+          <w:p>
+            <w:r>
+              <w:t>11</w:t>
+            </w:r>
+          </w:p>
+        </w:tc>
+        <w:tc>
+          <w:tcPr>
+            <w:tcW w:type="dxa" w:w="1700"/>
+          </w:tcPr>
+          <w:p>
+            <w:r>
+              <w:t>11</w:t>
+            </w:r>
+          </w:p>
+        </w:tc>
+        <w:tc>
+          <w:tcPr>
+            <w:tcW w:type="dxa" w:w="1700"/>
+          </w:tcPr>
+          <w:p>
+            <w:r>
+              <w:t>–</w:t>
+            </w:r>
+          </w:p>
+        </w:tc>
+        <w:tc>
+          <w:tcPr>
+            <w:tcW w:type="dxa" w:w="1600"/>
+          </w:tcPr>
+          <w:p>
+            <w:r>
+              <w:t>–</w:t>
+            </w:r>
+          </w:p>
+        </w:tc>
+      </w:tr>
+      <w:tr>
+        <w:tc>
+          <w:tcPr>
+            <w:tcW w:type="dxa" w:w="900"/>
+          </w:tcPr>
+          <w:p>
+            <w:r>
+              <w:t>Unit‑4</w:t>
+            </w:r>
+          </w:p>
+        </w:tc>
+        <w:tc>
+          <w:tcPr>
+            <w:tcW w:type="dxa" w:w="2748"/>
+          </w:tcPr>
+          <w:p>
+            <w:r>
+              <w:t>2nd Line Inspection</w:t>
+            </w:r>
+          </w:p>
+        </w:tc>
+        <w:tc>
+          <w:tcPr>
+            <w:tcW w:type="dxa" w:w="1700"/>
+          </w:tcPr>
+          <w:p>
+            <w:r>
+              <w:t>9</w:t>
+            </w:r>
+          </w:p>
+        </w:tc>
+        <w:tc>
+          <w:tcPr>
+            <w:tcW w:type="dxa" w:w="1700"/>
+          </w:tcPr>
+          <w:p>
+            <w:r>
+              <w:t>–</w:t>
+            </w:r>
+          </w:p>
+        </w:tc>
+        <w:tc>
+          <w:tcPr>
+            <w:tcW w:type="dxa" w:w="1700"/>
+          </w:tcPr>
+          <w:p>
+            <w:r>
+              <w:t>–</w:t>
+            </w:r>
+          </w:p>
+        </w:tc>
+        <w:tc>
+          <w:tcPr>
+            <w:tcW w:type="dxa" w:w="1600"/>
+          </w:tcPr>
+          <w:p>
+            <w:r>
+              <w:t>9</w:t>
+            </w:r>
+          </w:p>
+        </w:tc>
+      </w:tr>
+      <w:tr>
+        <w:tc>
+          <w:tcPr>
+            <w:tcW w:type="dxa" w:w="900"/>
+          </w:tcPr>
+          <w:p>
+            <w:r>
+              <w:rPr>
+                <w:b/>
+              </w:rPr>
+              <w:t>Unit‑4</w:t>
+            </w:r>
+          </w:p>
+        </w:tc>
+        <w:tc>
+          <w:tcPr>
+            <w:tcW w:type="dxa" w:w="2748"/>
+          </w:tcPr>
+          <w:p>
+            <w:r>
+              <w:rPr>
+                <w:b/>
+              </w:rPr>
+              <w:t>Sub Total</w:t>
+            </w:r>
+          </w:p>
+        </w:tc>
+        <w:tc>
+          <w:tcPr>
+            <w:tcW w:type="dxa" w:w="1700"/>
+          </w:tcPr>
+          <w:p>
+            <w:r>
+              <w:rPr>
+                <w:b/>
+              </w:rPr>
+              <w:t>103</w:t>
+            </w:r>
+          </w:p>
+        </w:tc>
+        <w:tc>
+          <w:tcPr>
+            <w:tcW w:type="dxa" w:w="1700"/>
+          </w:tcPr>
+          <w:p>
+            <w:r>
+              <w:rPr>
+                <w:b/>
+              </w:rPr>
+              <w:t>88</w:t>
+            </w:r>
+          </w:p>
+        </w:tc>
+        <w:tc>
+          <w:tcPr>
+            <w:tcW w:type="dxa" w:w="1700"/>
+          </w:tcPr>
+          <w:p>
+            <w:r>
+              <w:rPr>
+                <w:b/>
+              </w:rPr>
+              <w:t>6</w:t>
+            </w:r>
+          </w:p>
+        </w:tc>
+        <w:tc>
+          <w:tcPr>
+            <w:tcW w:type="dxa" w:w="1600"/>
+          </w:tcPr>
+          <w:p>
+            <w:r>
+              <w:rPr>
+                <w:b/>
+              </w:rPr>
+              <w:t>9</w:t>
+            </w:r>
+          </w:p>
+        </w:tc>
+      </w:tr>
+      <w:tr>
+        <w:tc>
+          <w:tcPr>
+            <w:tcW w:type="dxa" w:w="900"/>
+          </w:tcPr>
+          <w:p>
+            <w:r>
+              <w:rPr>
+                <w:b/>
+              </w:rPr>
+              <w:t>Total</w:t>
+            </w:r>
+          </w:p>
+        </w:tc>
+        <w:tc>
+          <w:tcPr>
+            <w:tcW w:type="dxa" w:w="2748"/>
+          </w:tcPr>
+          <w:p>
+            <w:r>
+              <w:rPr>
+                <w:b/>
+              </w:rPr>
+              <w:t>Unit‑2 and Unit‑4</w:t>
+            </w:r>
+          </w:p>
+        </w:tc>
+        <w:tc>
+          <w:tcPr>
+            <w:tcW w:type="dxa" w:w="1700"/>
+          </w:tcPr>
+          <w:p>
+            <w:r>
+              <w:rPr>
+                <w:b/>
+              </w:rPr>
+              <w:t>145</w:t>
+            </w:r>
+          </w:p>
+        </w:tc>
+        <w:tc>
+          <w:tcPr>
+            <w:tcW w:type="dxa" w:w="1700"/>
+          </w:tcPr>
+          <w:p>
+            <w:r>
+              <w:rPr>
+                <w:b/>
+              </w:rPr>
+              <w:t>130</w:t>
+            </w:r>
+          </w:p>
+        </w:tc>
+        <w:tc>
+          <w:tcPr>
+            <w:tcW w:type="dxa" w:w="1700"/>
+          </w:tcPr>
+          <w:p>
+            <w:r>
+              <w:rPr>
+                <w:b/>
+              </w:rPr>
+              <w:t>6</w:t>
+            </w:r>
+          </w:p>
+        </w:tc>
+        <w:tc>
+          <w:tcPr>
+            <w:tcW w:type="dxa" w:w="1600"/>
+          </w:tcPr>
+          <w:p>
+            <w:r>
+              <w:rPr>
+                <w:b/>
+              </w:rPr>
+              <w:t>9</w:t>
+            </w:r>
+          </w:p>
+        </w:tc>
+      </w:tr>
+    </w:tbl>
+    <w:p>
+      <w:pPr>
+        <w:pStyle w:val="Caption"/>
+      </w:pPr>
+      <w:r>
+        <w:t>Table: Summary of machines considered in scope – Unit‑2 and Unit‑4</w:t>
+      </w:r>
+    </w:p>
+    <w:p>
+      <w:pPr>
+        <w:pStyle w:val="Heading3"/>
+      </w:pPr>
+      <w:r>
+        <w:rPr>
+          <w:b w:val="0"/>
+          <w:i w:val="0"/>
+        </w:rPr>
+        <w:t>Unit‑2 – Machine Details</w:t>
+      </w:r>
+    </w:p>
+    <w:tbl>
+      <w:tblPr>
+        <w:tblStyle w:val="SCILCorporateTable10"/>
+        <w:tblW w:w="10348" w:type="dxa"/>
+        <w:tblInd w:w="-709" w:type="dxa"/>
+        <w:tblBorders>
+          <w:top w:val="single" w:sz="4" w:space="0" w:color="auto"/>
+          <w:left w:val="single" w:sz="4" w:space="0" w:color="auto"/>
+          <w:bottom w:val="single" w:sz="4" w:space="0" w:color="auto"/>
+          <w:right w:val="single" w:sz="4" w:space="0" w:color="auto"/>
+          <w:insideH w:val="single" w:sz="4" w:space="0" w:color="auto"/>
+          <w:insideV w:val="single" w:sz="4" w:space="0" w:color="auto"/>
+        </w:tblBorders>
+        <w:tblLook w:val="04A0" w:firstRow="1" w:lastRow="0" w:firstColumn="1" w:lastColumn="0" w:noHBand="0" w:noVBand="1"/>
+      </w:tblPr>
+      <w:tblGrid>
+        <w:gridCol w:w="600"/>
+        <w:gridCol w:w="1700"/>
+        <w:gridCol w:w="2400"/>
+        <w:gridCol w:w="600"/>
+        <w:gridCol w:w="1200"/>
+        <w:gridCol w:w="1600"/>
+        <w:gridCol w:w="2248"/>
+      </w:tblGrid>
+      <w:tr>
+        <w:trPr>
+          <w:tblHeader/>
+        </w:trPr>
+        <w:tc>
+          <w:tcPr>
+            <w:tcW w:type="dxa" w:w="600"/>
+          </w:tcPr>
+          <w:p>
+            <w:r>
+              <w:t>S.No</w:t>
+            </w:r>
+          </w:p>
+        </w:tc>
+        <w:tc>
+          <w:tcPr>
+            <w:tcW w:type="dxa" w:w="1700"/>
+          </w:tcPr>
+          <w:p>
+            <w:r>
+              <w:t>Process Area</w:t>
+            </w:r>
+          </w:p>
+        </w:tc>
+        <w:tc>
+          <w:tcPr>
+            <w:tcW w:type="dxa" w:w="2400"/>
+          </w:tcPr>
+          <w:p>
+            <w:r>
+              <w:t>Machine No.</w:t>
+            </w:r>
+          </w:p>
+        </w:tc>
+        <w:tc>
+          <w:tcPr>
+            <w:tcW w:type="dxa" w:w="600"/>
+          </w:tcPr>
+          <w:p>
+            <w:r>
+              <w:t>Qty</w:t>
+            </w:r>
+          </w:p>
+        </w:tc>
+        <w:tc>
+          <w:tcPr>
+            <w:tcW w:type="dxa" w:w="1200"/>
+          </w:tcPr>
+          <w:p>
+            <w:r>
+              <w:t>PLC Make</w:t>
+            </w:r>
+          </w:p>
+        </w:tc>
+        <w:tc>
+          <w:tcPr>
+            <w:tcW w:type="dxa" w:w="1600"/>
+          </w:tcPr>
+          <w:p>
+            <w:r>
+              <w:t>PLC Model</w:t>
+            </w:r>
+          </w:p>
+        </w:tc>
+        <w:tc>
+          <w:tcPr>
+            <w:tcW w:type="dxa" w:w="2248"/>
+          </w:tcPr>
+          <w:p>
+            <w:r>
+              <w:t>Communication / Remark</w:t>
+            </w:r>
+          </w:p>
+        </w:tc>
+      </w:tr>
+      <w:tr>
+        <w:tc>
+          <w:tcPr>
+            <w:tcW w:type="dxa" w:w="600"/>
+          </w:tcPr>
+          <w:p>
+            <w:r>
+              <w:t>1</w:t>
+            </w:r>
+          </w:p>
+        </w:tc>
+        <w:tc>
+          <w:tcPr>
+            <w:tcW w:type="dxa" w:w="1700"/>
+          </w:tcPr>
+          <w:p>
+            <w:r>
+              <w:t>TBB Tyre Building</w:t>
+            </w:r>
+          </w:p>
+        </w:tc>
+        <w:tc>
+          <w:tcPr>
+            <w:tcW w:type="dxa" w:w="2400"/>
+          </w:tcPr>
+          <w:p>
+            <w:r>
+              <w:t>J‑1 to J‑25, J‑54, J‑55, J‑56</w:t>
+            </w:r>
+          </w:p>
+        </w:tc>
+        <w:tc>
+          <w:tcPr>
+            <w:tcW w:type="dxa" w:w="600"/>
+          </w:tcPr>
+          <w:p>
+            <w:r>
+              <w:t>28</w:t>
+            </w:r>
+          </w:p>
+        </w:tc>
+        <w:tc>
+          <w:tcPr>
+            <w:tcW w:type="dxa" w:w="1200"/>
+          </w:tcPr>
+          <w:p>
+            <w:r>
+              <w:t>Mitsubishi</w:t>
+            </w:r>
+          </w:p>
+        </w:tc>
+        <w:tc>
+          <w:tcPr>
+            <w:tcW w:type="dxa" w:w="1600"/>
+          </w:tcPr>
+          <w:p>
+            <w:r>
+              <w:t>FX2N</w:t>
+            </w:r>
+          </w:p>
+        </w:tc>
+        <w:tc>
+          <w:tcPr>
+            <w:tcW w:type="dxa" w:w="2248"/>
+          </w:tcPr>
+          <w:p>
+            <w:r>
+              <w:t>PLC model FX2N‑64MR. Communication port RS232 (Mini DIN) is occupied by the HMI; no external communication port is available. Programming software: GX Developer.</w:t>
+            </w:r>
+          </w:p>
+        </w:tc>
+      </w:tr>
+      <w:tr>
+        <w:tc>
+          <w:tcPr>
+            <w:tcW w:type="dxa" w:w="600"/>
+          </w:tcPr>
+          <w:p>
+            <w:r>
+              <w:t>2</w:t>
+            </w:r>
+          </w:p>
+        </w:tc>
+        <w:tc>
+          <w:tcPr>
+            <w:tcW w:type="dxa" w:w="1700"/>
+          </w:tcPr>
+          <w:p>
+            <w:r>
+              <w:t>TBB Tyre Building</w:t>
+            </w:r>
+          </w:p>
+        </w:tc>
+        <w:tc>
+          <w:tcPr>
+            <w:tcW w:type="dxa" w:w="2400"/>
+          </w:tcPr>
+          <w:p>
+            <w:r>
+              <w:t>OTR‑1</w:t>
+            </w:r>
+          </w:p>
+        </w:tc>
+        <w:tc>
+          <w:tcPr>
+            <w:tcW w:type="dxa" w:w="600"/>
+          </w:tcPr>
+          <w:p>
+            <w:r>
+              <w:t>1</w:t>
+            </w:r>
+          </w:p>
+        </w:tc>
+        <w:tc>
+          <w:tcPr>
+            <w:tcW w:type="dxa" w:w="1200"/>
+          </w:tcPr>
+          <w:p>
+            <w:r>
+              <w:t>Allen‑Bradley</w:t>
+            </w:r>
+          </w:p>
+        </w:tc>
+        <w:tc>
+          <w:tcPr>
+            <w:tcW w:type="dxa" w:w="1600"/>
+          </w:tcPr>
+          <w:p>
+            <w:r>
+              <w:t>SLC500</w:t>
+            </w:r>
+          </w:p>
+        </w:tc>
+        <w:tc>
+          <w:tcPr>
+            <w:tcW w:type="dxa" w:w="2248"/>
+          </w:tcPr>
+          <w:p>
+            <w:r>
+              <w:t>RS232 communication port is used for HMI communication; no external communication module is available. Programming software: RSLogix.</w:t>
+            </w:r>
+          </w:p>
+        </w:tc>
+      </w:tr>
+      <w:tr>
+        <w:tc>
+          <w:tcPr>
+            <w:tcW w:type="dxa" w:w="600"/>
+          </w:tcPr>
+          <w:p>
+            <w:r>
+              <w:t>3</w:t>
+            </w:r>
+          </w:p>
+        </w:tc>
+        <w:tc>
+          <w:tcPr>
+            <w:tcW w:type="dxa" w:w="1700"/>
+          </w:tcPr>
+          <w:p>
+            <w:r>
+              <w:t>LCV Tyre Building</w:t>
+            </w:r>
+          </w:p>
+        </w:tc>
+        <w:tc>
+          <w:tcPr>
+            <w:tcW w:type="dxa" w:w="2400"/>
+          </w:tcPr>
+          <w:p>
+            <w:r>
+              <w:t>AMCL‑1 to AMCL‑6, LNT‑1 to LNT‑5</w:t>
+            </w:r>
+          </w:p>
+        </w:tc>
+        <w:tc>
+          <w:tcPr>
+            <w:tcW w:type="dxa" w:w="600"/>
+          </w:tcPr>
+          <w:p>
+            <w:r>
+              <w:t>11</w:t>
+            </w:r>
+          </w:p>
+        </w:tc>
+        <w:tc>
+          <w:tcPr>
+            <w:tcW w:type="dxa" w:w="1200"/>
+          </w:tcPr>
+          <w:p>
+            <w:r>
+              <w:t>Mitsubishi</w:t>
+            </w:r>
+          </w:p>
+        </w:tc>
+        <w:tc>
+          <w:tcPr>
+            <w:tcW w:type="dxa" w:w="1600"/>
+          </w:tcPr>
+          <w:p>
+            <w:r>
+              <w:t>FX2N</w:t>
+            </w:r>
+          </w:p>
+        </w:tc>
+        <w:tc>
+          <w:tcPr>
+            <w:tcW w:type="dxa" w:w="2248"/>
+          </w:tcPr>
+          <w:p>
+            <w:r>
+              <w:t>PLC model FX2N‑64MR. Communication port RS232 (Mini DIN) is occupied by the HMI; no external communication port is available. Programming software: GX Developer.</w:t>
+            </w:r>
+          </w:p>
+        </w:tc>
+      </w:tr>
+      <w:tr>
+        <w:tc>
+          <w:tcPr>
+            <w:tcW w:type="dxa" w:w="600"/>
+          </w:tcPr>
+          <w:p>
+            <w:r>
+              <w:t>4</w:t>
+            </w:r>
+          </w:p>
+        </w:tc>
+        <w:tc>
+          <w:tcPr>
+            <w:tcW w:type="dxa" w:w="1700"/>
+          </w:tcPr>
+          <w:p>
+            <w:r>
+              <w:t>LCV Tyre Building</w:t>
+            </w:r>
+          </w:p>
+        </w:tc>
+        <w:tc>
+          <w:tcPr>
+            <w:tcW w:type="dxa" w:w="2400"/>
+          </w:tcPr>
+          <w:p>
+            <w:r>
+              <w:t>AMCL‑7, AMCL‑8</w:t>
+            </w:r>
+          </w:p>
+        </w:tc>
+        <w:tc>
+          <w:tcPr>
+            <w:tcW w:type="dxa" w:w="600"/>
+          </w:tcPr>
+          <w:p>
+            <w:r>
+              <w:t>2</w:t>
+            </w:r>
+          </w:p>
+        </w:tc>
+        <w:tc>
+          <w:tcPr>
+            <w:tcW w:type="dxa" w:w="1200"/>
+          </w:tcPr>
+          <w:p>
+            <w:r>
+              <w:t>Mitsubishi</w:t>
+            </w:r>
+          </w:p>
+        </w:tc>
+        <w:tc>
+          <w:tcPr>
+            <w:tcW w:type="dxa" w:w="1600"/>
+          </w:tcPr>
+          <w:p>
+            <w:r>
+              <w:t>FX5U</w:t>
+            </w:r>
+          </w:p>
+        </w:tc>
+        <w:tc>
+          <w:tcPr>
+            <w:tcW w:type="dxa" w:w="2248"/>
+          </w:tcPr>
+          <w:p>
+            <w:r>
+              <w:t>Machine refurbishment work is ongoing.</w:t>
+            </w:r>
+          </w:p>
+        </w:tc>
+      </w:tr>
+      <w:tr>
+        <w:tc>
+          <w:tcPr>
+            <w:tcW w:type="dxa" w:w="600"/>
+          </w:tcPr>
+          <w:p>
+            <w:r>
+              <w:rPr>
+                <w:b/>
+              </w:rPr>
+            </w:r>
+          </w:p>
+        </w:tc>
+        <w:tc>
+          <w:tcPr>
+            <w:tcW w:type="dxa" w:w="1700"/>
+          </w:tcPr>
+          <w:p>
+            <w:r>
+              <w:rPr>
+                <w:b/>
+              </w:rPr>
+              <w:t>Total</w:t>
+            </w:r>
+          </w:p>
+        </w:tc>
+        <w:tc>
+          <w:tcPr>
+            <w:tcW w:type="dxa" w:w="2400"/>
+          </w:tcPr>
+          <w:p>
+            <w:r>
+              <w:rPr>
+                <w:b/>
+              </w:rPr>
+            </w:r>
+          </w:p>
+        </w:tc>
+        <w:tc>
+          <w:tcPr>
+            <w:tcW w:type="dxa" w:w="600"/>
+          </w:tcPr>
+          <w:p>
+            <w:r>
+              <w:rPr>
+                <w:b/>
+              </w:rPr>
+              <w:t>42</w:t>
+            </w:r>
+          </w:p>
+        </w:tc>
+        <w:tc>
+          <w:tcPr>
+            <w:tcW w:type="dxa" w:w="1200"/>
+          </w:tcPr>
+          <w:p>
+            <w:r>
+              <w:rPr>
+                <w:b/>
+              </w:rPr>
+            </w:r>
+          </w:p>
+        </w:tc>
+        <w:tc>
+          <w:tcPr>
+            <w:tcW w:type="dxa" w:w="1600"/>
+          </w:tcPr>
+          <w:p>
+            <w:r>
+              <w:rPr>
+                <w:b/>
+              </w:rPr>
+            </w:r>
+          </w:p>
+        </w:tc>
+        <w:tc>
+          <w:tcPr>
+            <w:tcW w:type="dxa" w:w="2248"/>
+          </w:tcPr>
+          <w:p>
+            <w:r>
+              <w:rPr>
+                <w:b/>
+              </w:rPr>
+            </w:r>
+          </w:p>
+        </w:tc>
+      </w:tr>
+    </w:tbl>
+    <w:p>
+      <w:pPr>
+        <w:pStyle w:val="Caption"/>
+      </w:pPr>
+      <w:r>
+        <w:t>Table: Unit‑2 machine and control system details</w:t>
+      </w:r>
+    </w:p>
+    <w:p>
+      <w:pPr>
+        <w:pStyle w:val="Heading3"/>
+      </w:pPr>
+      <w:r>
+        <w:rPr>
+          <w:b w:val="0"/>
+          <w:i w:val="0"/>
+        </w:rPr>
+        <w:t>Unit‑4 – Machine Details</w:t>
+      </w:r>
+    </w:p>
+    <w:tbl>
+      <w:tblPr>
+        <w:tblStyle w:val="SCILCorporateTable10"/>
+        <w:tblW w:w="10348" w:type="dxa"/>
+        <w:tblInd w:w="-709" w:type="dxa"/>
+        <w:tblBorders>
+          <w:top w:val="single" w:sz="4" w:space="0" w:color="auto"/>
+          <w:left w:val="single" w:sz="4" w:space="0" w:color="auto"/>
+          <w:bottom w:val="single" w:sz="4" w:space="0" w:color="auto"/>
+          <w:right w:val="single" w:sz="4" w:space="0" w:color="auto"/>
+          <w:insideH w:val="single" w:sz="4" w:space="0" w:color="auto"/>
+          <w:insideV w:val="single" w:sz="4" w:space="0" w:color="auto"/>
+        </w:tblBorders>
+        <w:tblLook w:val="04A0" w:firstRow="1" w:lastRow="0" w:firstColumn="1" w:lastColumn="0" w:noHBand="0" w:noVBand="1"/>
+      </w:tblPr>
+      <w:tblGrid>
+        <w:gridCol w:w="600"/>
+        <w:gridCol w:w="1700"/>
+        <w:gridCol w:w="2400"/>
+        <w:gridCol w:w="600"/>
+        <w:gridCol w:w="1200"/>
+        <w:gridCol w:w="1600"/>
+        <w:gridCol w:w="2248"/>
+      </w:tblGrid>
+      <w:tr>
+        <w:trPr>
+          <w:tblHeader/>
+        </w:trPr>
+        <w:tc>
+          <w:tcPr>
+            <w:tcW w:type="dxa" w:w="600"/>
+          </w:tcPr>
+          <w:p>
+            <w:r>
+              <w:t>S.No</w:t>
+            </w:r>
+          </w:p>
+        </w:tc>
+        <w:tc>
+          <w:tcPr>
+            <w:tcW w:type="dxa" w:w="1700"/>
+          </w:tcPr>
+          <w:p>
+            <w:r>
+              <w:t>Process Area</w:t>
+            </w:r>
+          </w:p>
+        </w:tc>
+        <w:tc>
+          <w:tcPr>
+            <w:tcW w:type="dxa" w:w="2400"/>
+          </w:tcPr>
+          <w:p>
+            <w:r>
+              <w:t>Machine No.</w:t>
+            </w:r>
+          </w:p>
+        </w:tc>
+        <w:tc>
+          <w:tcPr>
+            <w:tcW w:type="dxa" w:w="600"/>
+          </w:tcPr>
+          <w:p>
+            <w:r>
+              <w:t>Qty</w:t>
+            </w:r>
+          </w:p>
+        </w:tc>
+        <w:tc>
+          <w:tcPr>
+            <w:tcW w:type="dxa" w:w="1200"/>
+          </w:tcPr>
+          <w:p>
+            <w:r>
+              <w:t>PLC Make</w:t>
+            </w:r>
+          </w:p>
+        </w:tc>
+        <w:tc>
+          <w:tcPr>
+            <w:tcW w:type="dxa" w:w="1600"/>
+          </w:tcPr>
+          <w:p>
+            <w:r>
+              <w:t>PLC Model</w:t>
+            </w:r>
+          </w:p>
+        </w:tc>
+        <w:tc>
+          <w:tcPr>
+            <w:tcW w:type="dxa" w:w="2248"/>
+          </w:tcPr>
+          <w:p>
+            <w:r>
+              <w:t>Communication / Remark</w:t>
+            </w:r>
+          </w:p>
+        </w:tc>
+      </w:tr>
+      <w:tr>
+        <w:tc>
+          <w:tcPr>
+            <w:tcW w:type="dxa" w:w="600"/>
+          </w:tcPr>
+          <w:p>
+            <w:r>
+              <w:t>1</w:t>
+            </w:r>
+          </w:p>
+        </w:tc>
+        <w:tc>
+          <w:tcPr>
+            <w:tcW w:type="dxa" w:w="1700"/>
+          </w:tcPr>
+          <w:p>
+            <w:r>
+              <w:t>CFE 1</w:t>
+            </w:r>
+          </w:p>
+        </w:tc>
+        <w:tc>
+          <w:tcPr>
+            <w:tcW w:type="dxa" w:w="2400"/>
+          </w:tcPr>
+          <w:p>
+            <w:r>
+              <w:t>Cold Feed Extruder‑1 (Line)</w:t>
+            </w:r>
+          </w:p>
+        </w:tc>
+        <w:tc>
+          <w:tcPr>
+            <w:tcW w:type="dxa" w:w="600"/>
+          </w:tcPr>
+          <w:p>
+            <w:r>
+              <w:t>1</w:t>
+            </w:r>
+          </w:p>
+        </w:tc>
+        <w:tc>
+          <w:tcPr>
+            <w:tcW w:type="dxa" w:w="1200"/>
+          </w:tcPr>
+          <w:p>
+            <w:r>
+              <w:t>Siemens</w:t>
+            </w:r>
+          </w:p>
+        </w:tc>
+        <w:tc>
+          <w:tcPr>
+            <w:tcW w:type="dxa" w:w="1600"/>
+          </w:tcPr>
+          <w:p>
+            <w:r>
+              <w:t>S7‑300 (315‑2DP)</w:t>
+            </w:r>
+          </w:p>
+        </w:tc>
+        <w:tc>
+          <w:tcPr>
+            <w:tcW w:type="dxa" w:w="2248"/>
+          </w:tcPr>
+          <w:p>
+            <w:r/>
+          </w:p>
+        </w:tc>
+      </w:tr>
+      <w:tr>
+        <w:tc>
+          <w:tcPr>
+            <w:tcW w:type="dxa" w:w="600"/>
+          </w:tcPr>
+          <w:p>
+            <w:r>
+              <w:t>2</w:t>
+            </w:r>
+          </w:p>
+        </w:tc>
+        <w:tc>
+          <w:tcPr>
+            <w:tcW w:type="dxa" w:w="1700"/>
+          </w:tcPr>
+          <w:p>
+            <w:r>
+              <w:t>CFE 1</w:t>
+            </w:r>
+          </w:p>
+        </w:tc>
+        <w:tc>
+          <w:tcPr>
+            <w:tcW w:type="dxa" w:w="2400"/>
+          </w:tcPr>
+          <w:p>
+            <w:r>
+              <w:t>Cold Feed Extruder‑1 (Extruder)</w:t>
+            </w:r>
+          </w:p>
+        </w:tc>
+        <w:tc>
+          <w:tcPr>
+            <w:tcW w:type="dxa" w:w="600"/>
+          </w:tcPr>
+          <w:p>
+            <w:r>
+              <w:t>1</w:t>
+            </w:r>
+          </w:p>
+        </w:tc>
+        <w:tc>
+          <w:tcPr>
+            <w:tcW w:type="dxa" w:w="1200"/>
+          </w:tcPr>
+          <w:p>
+            <w:r>
+              <w:t>Siemens</w:t>
+            </w:r>
+          </w:p>
+        </w:tc>
+        <w:tc>
+          <w:tcPr>
+            <w:tcW w:type="dxa" w:w="1600"/>
+          </w:tcPr>
+          <w:p>
+            <w:r>
+              <w:t>S7‑300 (313C‑2DP)</w:t>
+            </w:r>
+          </w:p>
+        </w:tc>
+        <w:tc>
+          <w:tcPr>
+            <w:tcW w:type="dxa" w:w="2248"/>
+          </w:tcPr>
+          <w:p>
+            <w:r/>
+          </w:p>
+        </w:tc>
+      </w:tr>
+      <w:tr>
+        <w:tc>
+          <w:tcPr>
+            <w:tcW w:type="dxa" w:w="600"/>
+          </w:tcPr>
+          <w:p>
+            <w:r>
+              <w:t>3</w:t>
+            </w:r>
+          </w:p>
+        </w:tc>
+        <w:tc>
+          <w:tcPr>
+            <w:tcW w:type="dxa" w:w="1700"/>
+          </w:tcPr>
+          <w:p>
+            <w:r>
+              <w:t>CFE 1</w:t>
+            </w:r>
+          </w:p>
+        </w:tc>
+        <w:tc>
+          <w:tcPr>
+            <w:tcW w:type="dxa" w:w="2400"/>
+          </w:tcPr>
+          <w:p>
+            <w:r>
+              <w:t>Cold Feed Extruder‑1 (Skiver)</w:t>
+            </w:r>
+          </w:p>
+        </w:tc>
+        <w:tc>
+          <w:tcPr>
+            <w:tcW w:type="dxa" w:w="600"/>
+          </w:tcPr>
+          <w:p>
+            <w:r>
+              <w:t>1</w:t>
+            </w:r>
+          </w:p>
+        </w:tc>
+        <w:tc>
+          <w:tcPr>
+            <w:tcW w:type="dxa" w:w="1200"/>
+          </w:tcPr>
+          <w:p>
+            <w:r>
+              <w:t>Siemens</w:t>
+            </w:r>
+          </w:p>
+        </w:tc>
+        <w:tc>
+          <w:tcPr>
+            <w:tcW w:type="dxa" w:w="1600"/>
+          </w:tcPr>
+          <w:p>
+            <w:r>
+              <w:t>S7‑300 (313C‑2DP)</w:t>
+            </w:r>
+          </w:p>
+        </w:tc>
+        <w:tc>
+          <w:tcPr>
+            <w:tcW w:type="dxa" w:w="2248"/>
+          </w:tcPr>
+          <w:p>
+            <w:r/>
+          </w:p>
+        </w:tc>
+      </w:tr>
+      <w:tr>
+        <w:tc>
+          <w:tcPr>
+            <w:tcW w:type="dxa" w:w="600"/>
+          </w:tcPr>
+          <w:p>
+            <w:r>
+              <w:t>4</w:t>
+            </w:r>
+          </w:p>
+        </w:tc>
+        <w:tc>
+          <w:tcPr>
+            <w:tcW w:type="dxa" w:w="1700"/>
+          </w:tcPr>
+          <w:p>
+            <w:r>
+              <w:t>CFE 2</w:t>
+            </w:r>
+          </w:p>
+        </w:tc>
+        <w:tc>
+          <w:tcPr>
+            <w:tcW w:type="dxa" w:w="2400"/>
+          </w:tcPr>
+          <w:p>
+            <w:r>
+              <w:t>Cold Feed Extruder‑2 (Line)</w:t>
+            </w:r>
+          </w:p>
+        </w:tc>
+        <w:tc>
+          <w:tcPr>
+            <w:tcW w:type="dxa" w:w="600"/>
+          </w:tcPr>
+          <w:p>
+            <w:r>
+              <w:t>1</w:t>
+            </w:r>
+          </w:p>
+        </w:tc>
+        <w:tc>
+          <w:tcPr>
+            <w:tcW w:type="dxa" w:w="1200"/>
+          </w:tcPr>
+          <w:p>
+            <w:r>
+              <w:t>Siemens</w:t>
+            </w:r>
+          </w:p>
+        </w:tc>
+        <w:tc>
+          <w:tcPr>
+            <w:tcW w:type="dxa" w:w="1600"/>
+          </w:tcPr>
+          <w:p>
+            <w:r>
+              <w:t>S7‑300 (315‑2DP)</w:t>
+            </w:r>
+          </w:p>
+        </w:tc>
+        <w:tc>
+          <w:tcPr>
+            <w:tcW w:type="dxa" w:w="2248"/>
+          </w:tcPr>
+          <w:p>
+            <w:r/>
+          </w:p>
+        </w:tc>
+      </w:tr>
+      <w:tr>
+        <w:tc>
+          <w:tcPr>
+            <w:tcW w:type="dxa" w:w="600"/>
+          </w:tcPr>
+          <w:p>
+            <w:r>
+              <w:t>5</w:t>
+            </w:r>
+          </w:p>
+        </w:tc>
+        <w:tc>
+          <w:tcPr>
+            <w:tcW w:type="dxa" w:w="1700"/>
+          </w:tcPr>
+          <w:p>
+            <w:r>
+              <w:t>CFE 2</w:t>
+            </w:r>
+          </w:p>
+        </w:tc>
+        <w:tc>
+          <w:tcPr>
+            <w:tcW w:type="dxa" w:w="2400"/>
+          </w:tcPr>
+          <w:p>
+            <w:r>
+              <w:t>Cold Feed Extruder‑2 (Extruder)</w:t>
+            </w:r>
+          </w:p>
+        </w:tc>
+        <w:tc>
+          <w:tcPr>
+            <w:tcW w:type="dxa" w:w="600"/>
+          </w:tcPr>
+          <w:p>
+            <w:r>
+              <w:t>1</w:t>
+            </w:r>
+          </w:p>
+        </w:tc>
+        <w:tc>
+          <w:tcPr>
+            <w:tcW w:type="dxa" w:w="1200"/>
+          </w:tcPr>
+          <w:p>
+            <w:r>
+              <w:t>Siemens</w:t>
+            </w:r>
+          </w:p>
+        </w:tc>
+        <w:tc>
+          <w:tcPr>
+            <w:tcW w:type="dxa" w:w="1600"/>
+          </w:tcPr>
+          <w:p>
+            <w:r>
+              <w:t>S7‑300 (313C‑2DP) / S7‑1200 (1214 PN)</w:t>
+            </w:r>
+          </w:p>
+        </w:tc>
+        <w:tc>
+          <w:tcPr>
+            <w:tcW w:type="dxa" w:w="2248"/>
+          </w:tcPr>
+          <w:p>
+            <w:r>
+              <w:t>Exact controller to be confirmed during FDS.</w:t>
+            </w:r>
+          </w:p>
+        </w:tc>
+      </w:tr>
+      <w:tr>
+        <w:tc>
+          <w:tcPr>
+            <w:tcW w:type="dxa" w:w="600"/>
+          </w:tcPr>
+          <w:p>
+            <w:r>
+              <w:t>6</w:t>
+            </w:r>
+          </w:p>
+        </w:tc>
+        <w:tc>
+          <w:tcPr>
+            <w:tcW w:type="dxa" w:w="1700"/>
+          </w:tcPr>
+          <w:p>
+            <w:r>
+              <w:t>CFE 2</w:t>
+            </w:r>
+          </w:p>
+        </w:tc>
+        <w:tc>
+          <w:tcPr>
+            <w:tcW w:type="dxa" w:w="2400"/>
+          </w:tcPr>
+          <w:p>
+            <w:r>
+              <w:t>Cold Feed Extruder‑2 (Cushion Calender)</w:t>
+            </w:r>
+          </w:p>
+        </w:tc>
+        <w:tc>
+          <w:tcPr>
+            <w:tcW w:type="dxa" w:w="600"/>
+          </w:tcPr>
+          <w:p>
+            <w:r>
+              <w:t>1</w:t>
+            </w:r>
+          </w:p>
+        </w:tc>
+        <w:tc>
+          <w:tcPr>
+            <w:tcW w:type="dxa" w:w="1200"/>
+          </w:tcPr>
+          <w:p>
+            <w:r>
+              <w:t>Siemens</w:t>
+            </w:r>
+          </w:p>
+        </w:tc>
+        <w:tc>
+          <w:tcPr>
+            <w:tcW w:type="dxa" w:w="1600"/>
+          </w:tcPr>
+          <w:p>
+            <w:r>
+              <w:t>S7‑300 (313C‑2DP)</w:t>
+            </w:r>
+          </w:p>
+        </w:tc>
+        <w:tc>
+          <w:tcPr>
+            <w:tcW w:type="dxa" w:w="2248"/>
+          </w:tcPr>
+          <w:p>
+            <w:r/>
+          </w:p>
+        </w:tc>
+      </w:tr>
+      <w:tr>
+        <w:tc>
+          <w:tcPr>
+            <w:tcW w:type="dxa" w:w="600"/>
+          </w:tcPr>
+          <w:p>
+            <w:r>
+              <w:t>7</w:t>
+            </w:r>
+          </w:p>
+        </w:tc>
+        <w:tc>
+          <w:tcPr>
+            <w:tcW w:type="dxa" w:w="1700"/>
+          </w:tcPr>
+          <w:p>
+            <w:r>
+              <w:t>CFE 2</w:t>
+            </w:r>
+          </w:p>
+        </w:tc>
+        <w:tc>
+          <w:tcPr>
+            <w:tcW w:type="dxa" w:w="2400"/>
+          </w:tcPr>
+          <w:p>
+            <w:r>
+              <w:t>Cold Feed Extruder‑2 (Skiver)</w:t>
+            </w:r>
+          </w:p>
+        </w:tc>
+        <w:tc>
+          <w:tcPr>
+            <w:tcW w:type="dxa" w:w="600"/>
+          </w:tcPr>
+          <w:p>
+            <w:r>
+              <w:t>1</w:t>
+            </w:r>
+          </w:p>
+        </w:tc>
+        <w:tc>
+          <w:tcPr>
+            <w:tcW w:type="dxa" w:w="1200"/>
+          </w:tcPr>
+          <w:p>
+            <w:r>
+              <w:t>Siemens</w:t>
+            </w:r>
+          </w:p>
+        </w:tc>
+        <w:tc>
+          <w:tcPr>
+            <w:tcW w:type="dxa" w:w="1600"/>
+          </w:tcPr>
+          <w:p>
+            <w:r>
+              <w:t>S7‑300 (313C‑2DP)</w:t>
+            </w:r>
+          </w:p>
+        </w:tc>
+        <w:tc>
+          <w:tcPr>
+            <w:tcW w:type="dxa" w:w="2248"/>
+          </w:tcPr>
+          <w:p>
+            <w:r>
+              <w:t>Machine upgradation work is ongoing.</w:t>
+            </w:r>
+          </w:p>
+        </w:tc>
+      </w:tr>
+      <w:tr>
+        <w:tc>
+          <w:tcPr>
+            <w:tcW w:type="dxa" w:w="600"/>
+          </w:tcPr>
+          <w:p>
+            <w:r>
+              <w:t>8</w:t>
+            </w:r>
+          </w:p>
+        </w:tc>
+        <w:tc>
+          <w:tcPr>
+            <w:tcW w:type="dxa" w:w="1700"/>
+          </w:tcPr>
+          <w:p>
+            <w:r>
+              <w:t>2 Roll Calender ‑1</w:t>
+            </w:r>
+          </w:p>
+        </w:tc>
+        <w:tc>
+          <w:tcPr>
+            <w:tcW w:type="dxa" w:w="2400"/>
+          </w:tcPr>
+          <w:p>
+            <w:r>
+              <w:t>2 Roll Calender, 2 Roll Calender (Line)</w:t>
+            </w:r>
+          </w:p>
+        </w:tc>
+        <w:tc>
+          <w:tcPr>
+            <w:tcW w:type="dxa" w:w="600"/>
+          </w:tcPr>
+          <w:p>
+            <w:r>
+              <w:t>2</w:t>
+            </w:r>
+          </w:p>
+        </w:tc>
+        <w:tc>
+          <w:tcPr>
+            <w:tcW w:type="dxa" w:w="1200"/>
+          </w:tcPr>
+          <w:p>
+            <w:r>
+              <w:t>Siemens</w:t>
+            </w:r>
+          </w:p>
+        </w:tc>
+        <w:tc>
+          <w:tcPr>
+            <w:tcW w:type="dxa" w:w="1600"/>
+          </w:tcPr>
+          <w:p>
+            <w:r>
+              <w:t>S7‑300 (313C‑2DP)</w:t>
+            </w:r>
+          </w:p>
+        </w:tc>
+        <w:tc>
+          <w:tcPr>
+            <w:tcW w:type="dxa" w:w="2248"/>
+          </w:tcPr>
+          <w:p>
+            <w:r/>
+          </w:p>
+        </w:tc>
+      </w:tr>
+      <w:tr>
+        <w:tc>
+          <w:tcPr>
+            <w:tcW w:type="dxa" w:w="600"/>
+          </w:tcPr>
+          <w:p>
+            <w:r>
+              <w:t>9</w:t>
+            </w:r>
+          </w:p>
+        </w:tc>
+        <w:tc>
+          <w:tcPr>
+            <w:tcW w:type="dxa" w:w="1700"/>
+          </w:tcPr>
+          <w:p>
+            <w:r>
+              <w:t>2 Roll Calender ‑2</w:t>
+            </w:r>
+          </w:p>
+        </w:tc>
+        <w:tc>
+          <w:tcPr>
+            <w:tcW w:type="dxa" w:w="2400"/>
+          </w:tcPr>
+          <w:p>
+            <w:r>
+              <w:t>2 Roll Calender</w:t>
+            </w:r>
+          </w:p>
+        </w:tc>
+        <w:tc>
+          <w:tcPr>
+            <w:tcW w:type="dxa" w:w="600"/>
+          </w:tcPr>
+          <w:p>
+            <w:r>
+              <w:t>1</w:t>
+            </w:r>
+          </w:p>
+        </w:tc>
+        <w:tc>
+          <w:tcPr>
+            <w:tcW w:type="dxa" w:w="1200"/>
+          </w:tcPr>
+          <w:p>
+            <w:r>
+              <w:t>Siemens</w:t>
+            </w:r>
+          </w:p>
+        </w:tc>
+        <w:tc>
+          <w:tcPr>
+            <w:tcW w:type="dxa" w:w="1600"/>
+          </w:tcPr>
+          <w:p>
+            <w:r>
+              <w:t>S7‑1500 (1515‑2PN)</w:t>
+            </w:r>
+          </w:p>
+        </w:tc>
+        <w:tc>
+          <w:tcPr>
+            <w:tcW w:type="dxa" w:w="2248"/>
+          </w:tcPr>
+          <w:p>
+            <w:r/>
+          </w:p>
+        </w:tc>
+      </w:tr>
+      <w:tr>
+        <w:tc>
+          <w:tcPr>
+            <w:tcW w:type="dxa" w:w="600"/>
+          </w:tcPr>
+          <w:p>
+            <w:r>
+              <w:t>10</w:t>
+            </w:r>
+          </w:p>
+        </w:tc>
+        <w:tc>
+          <w:tcPr>
+            <w:tcW w:type="dxa" w:w="1700"/>
+          </w:tcPr>
+          <w:p>
+            <w:r>
+              <w:t>2 Roll Calender ‑3</w:t>
+            </w:r>
+          </w:p>
+        </w:tc>
+        <w:tc>
+          <w:tcPr>
+            <w:tcW w:type="dxa" w:w="2400"/>
+          </w:tcPr>
+          <w:p>
+            <w:r>
+              <w:t>2 Roll Calender</w:t>
+            </w:r>
+          </w:p>
+        </w:tc>
+        <w:tc>
+          <w:tcPr>
+            <w:tcW w:type="dxa" w:w="600"/>
+          </w:tcPr>
+          <w:p>
+            <w:r>
+              <w:t>1</w:t>
+            </w:r>
+          </w:p>
+        </w:tc>
+        <w:tc>
+          <w:tcPr>
+            <w:tcW w:type="dxa" w:w="1200"/>
+          </w:tcPr>
+          <w:p>
+            <w:r>
+              <w:t>Siemens</w:t>
+            </w:r>
+          </w:p>
+        </w:tc>
+        <w:tc>
+          <w:tcPr>
+            <w:tcW w:type="dxa" w:w="1600"/>
+          </w:tcPr>
+          <w:p>
+            <w:r>
+              <w:t>S7‑300 (313C‑2DP)</w:t>
+            </w:r>
+          </w:p>
+        </w:tc>
+        <w:tc>
+          <w:tcPr>
+            <w:tcW w:type="dxa" w:w="2248"/>
+          </w:tcPr>
+          <w:p>
+            <w:r/>
+          </w:p>
+        </w:tc>
+      </w:tr>
+      <w:tr>
+        <w:tc>
+          <w:tcPr>
+            <w:tcW w:type="dxa" w:w="600"/>
+          </w:tcPr>
+          <w:p>
+            <w:r>
+              <w:t>11</w:t>
+            </w:r>
+          </w:p>
+        </w:tc>
+        <w:tc>
+          <w:tcPr>
+            <w:tcW w:type="dxa" w:w="1700"/>
+          </w:tcPr>
+          <w:p>
+            <w:r>
+              <w:t>3 Roll Calender ‑3</w:t>
+            </w:r>
+          </w:p>
+        </w:tc>
+        <w:tc>
+          <w:tcPr>
+            <w:tcW w:type="dxa" w:w="2400"/>
+          </w:tcPr>
+          <w:p>
+            <w:r>
+              <w:t>2 Roll Calender (Line)</w:t>
+            </w:r>
+          </w:p>
+        </w:tc>
+        <w:tc>
+          <w:tcPr>
+            <w:tcW w:type="dxa" w:w="600"/>
+          </w:tcPr>
+          <w:p>
+            <w:r>
+              <w:t>1</w:t>
+            </w:r>
+          </w:p>
+        </w:tc>
+        <w:tc>
+          <w:tcPr>
+            <w:tcW w:type="dxa" w:w="1200"/>
+          </w:tcPr>
+          <w:p>
+            <w:r>
+              <w:t>Siemens</w:t>
+            </w:r>
+          </w:p>
+        </w:tc>
+        <w:tc>
+          <w:tcPr>
+            <w:tcW w:type="dxa" w:w="1600"/>
+          </w:tcPr>
+          <w:p>
+            <w:r>
+              <w:t>S7‑300 (313C‑2DP)</w:t>
+            </w:r>
+          </w:p>
+        </w:tc>
+        <w:tc>
+          <w:tcPr>
+            <w:tcW w:type="dxa" w:w="2248"/>
+          </w:tcPr>
+          <w:p>
+            <w:r>
+              <w:t>Process area and machine naming to be confirmed.</w:t>
+            </w:r>
+          </w:p>
+        </w:tc>
+      </w:tr>
+      <w:tr>
+        <w:tc>
+          <w:tcPr>
+            <w:tcW w:type="dxa" w:w="600"/>
+          </w:tcPr>
+          <w:p>
+            <w:r>
+              <w:t>12</w:t>
+            </w:r>
+          </w:p>
+        </w:tc>
+        <w:tc>
+          <w:tcPr>
+            <w:tcW w:type="dxa" w:w="1700"/>
+          </w:tcPr>
+          <w:p>
+            <w:r>
+              <w:t>Bias Cutter</w:t>
+            </w:r>
+          </w:p>
+        </w:tc>
+        <w:tc>
+          <w:tcPr>
+            <w:tcW w:type="dxa" w:w="2400"/>
+          </w:tcPr>
+          <w:p>
+            <w:r>
+              <w:t>Bias Cutter‑1 to Bias Cutter‑3</w:t>
+            </w:r>
+          </w:p>
+        </w:tc>
+        <w:tc>
+          <w:tcPr>
+            <w:tcW w:type="dxa" w:w="600"/>
+          </w:tcPr>
+          <w:p>
+            <w:r>
+              <w:t>3</w:t>
+            </w:r>
+          </w:p>
+        </w:tc>
+        <w:tc>
+          <w:tcPr>
+            <w:tcW w:type="dxa" w:w="1200"/>
+          </w:tcPr>
+          <w:p>
+            <w:r>
+              <w:t>Siemens</w:t>
+            </w:r>
+          </w:p>
+        </w:tc>
+        <w:tc>
+          <w:tcPr>
+            <w:tcW w:type="dxa" w:w="1600"/>
+          </w:tcPr>
+          <w:p>
+            <w:r>
+              <w:t>S7‑300 (313C‑2DP)</w:t>
+            </w:r>
+          </w:p>
+        </w:tc>
+        <w:tc>
+          <w:tcPr>
+            <w:tcW w:type="dxa" w:w="2248"/>
+          </w:tcPr>
+          <w:p>
+            <w:r/>
+          </w:p>
+        </w:tc>
+      </w:tr>
+      <w:tr>
+        <w:tc>
+          <w:tcPr>
+            <w:tcW w:type="dxa" w:w="600"/>
+          </w:tcPr>
+          <w:p>
+            <w:r>
+              <w:t>13</w:t>
+            </w:r>
+          </w:p>
+        </w:tc>
+        <w:tc>
+          <w:tcPr>
+            <w:tcW w:type="dxa" w:w="1700"/>
+          </w:tcPr>
+          <w:p>
+            <w:r>
+              <w:t>Bead Winding</w:t>
+            </w:r>
+          </w:p>
+        </w:tc>
+        <w:tc>
+          <w:tcPr>
+            <w:tcW w:type="dxa" w:w="2400"/>
+          </w:tcPr>
+          <w:p>
+            <w:r>
+              <w:t>Bead Winding‑1</w:t>
+            </w:r>
+          </w:p>
+        </w:tc>
+        <w:tc>
+          <w:tcPr>
+            <w:tcW w:type="dxa" w:w="600"/>
+          </w:tcPr>
+          <w:p>
+            <w:r>
+              <w:t>1</w:t>
+            </w:r>
+          </w:p>
+        </w:tc>
+        <w:tc>
+          <w:tcPr>
+            <w:tcW w:type="dxa" w:w="1200"/>
+          </w:tcPr>
+          <w:p>
+            <w:r>
+              <w:t>Mitsubishi</w:t>
+            </w:r>
+          </w:p>
+        </w:tc>
+        <w:tc>
+          <w:tcPr>
+            <w:tcW w:type="dxa" w:w="1600"/>
+          </w:tcPr>
+          <w:p>
+            <w:r>
+              <w:t>FX3U‑64MR</w:t>
+            </w:r>
+          </w:p>
+        </w:tc>
+        <w:tc>
+          <w:tcPr>
+            <w:tcW w:type="dxa" w:w="2248"/>
+          </w:tcPr>
+          <w:p>
+            <w:r/>
+          </w:p>
+        </w:tc>
+      </w:tr>
+      <w:tr>
+        <w:tc>
+          <w:tcPr>
+            <w:tcW w:type="dxa" w:w="600"/>
+          </w:tcPr>
+          <w:p>
+            <w:r>
+              <w:t>14</w:t>
+            </w:r>
+          </w:p>
+        </w:tc>
+        <w:tc>
+          <w:tcPr>
+            <w:tcW w:type="dxa" w:w="1700"/>
+          </w:tcPr>
+          <w:p>
+            <w:r>
+              <w:t>Bead Winding</w:t>
+            </w:r>
+          </w:p>
+        </w:tc>
+        <w:tc>
+          <w:tcPr>
+            <w:tcW w:type="dxa" w:w="2400"/>
+          </w:tcPr>
+          <w:p>
+            <w:r>
+              <w:t>Bead Winding‑2</w:t>
+            </w:r>
+          </w:p>
+        </w:tc>
+        <w:tc>
+          <w:tcPr>
+            <w:tcW w:type="dxa" w:w="600"/>
+          </w:tcPr>
+          <w:p>
+            <w:r>
+              <w:t>1</w:t>
+            </w:r>
+          </w:p>
+        </w:tc>
+        <w:tc>
+          <w:tcPr>
+            <w:tcW w:type="dxa" w:w="1200"/>
+          </w:tcPr>
+          <w:p>
+            <w:r>
+              <w:t>Mitsubishi</w:t>
+            </w:r>
+          </w:p>
+        </w:tc>
+        <w:tc>
+          <w:tcPr>
+            <w:tcW w:type="dxa" w:w="1600"/>
+          </w:tcPr>
+          <w:p>
+            <w:r>
+              <w:t>FX2N‑64MR</w:t>
+            </w:r>
+          </w:p>
+        </w:tc>
+        <w:tc>
+          <w:tcPr>
+            <w:tcW w:type="dxa" w:w="2248"/>
+          </w:tcPr>
+          <w:p>
+            <w:r/>
+          </w:p>
+        </w:tc>
+      </w:tr>
+      <w:tr>
+        <w:tc>
+          <w:tcPr>
+            <w:tcW w:type="dxa" w:w="600"/>
+          </w:tcPr>
+          <w:p>
+            <w:r>
+              <w:t>15</w:t>
+            </w:r>
+          </w:p>
+        </w:tc>
+        <w:tc>
+          <w:tcPr>
+            <w:tcW w:type="dxa" w:w="1700"/>
+          </w:tcPr>
+          <w:p>
+            <w:r>
+              <w:t>Fabric Cutter</w:t>
+            </w:r>
+          </w:p>
+        </w:tc>
+        <w:tc>
+          <w:tcPr>
+            <w:tcW w:type="dxa" w:w="2400"/>
+          </w:tcPr>
+          <w:p>
+            <w:r>
+              <w:t>Multislitter</w:t>
+            </w:r>
+          </w:p>
+        </w:tc>
+        <w:tc>
+          <w:tcPr>
+            <w:tcW w:type="dxa" w:w="600"/>
+          </w:tcPr>
+          <w:p>
+            <w:r>
+              <w:t>1</w:t>
+            </w:r>
+          </w:p>
+        </w:tc>
+        <w:tc>
+          <w:tcPr>
+            <w:tcW w:type="dxa" w:w="1200"/>
+          </w:tcPr>
+          <w:p>
+            <w:r>
+              <w:t>Siemens</w:t>
+            </w:r>
+          </w:p>
+        </w:tc>
+        <w:tc>
+          <w:tcPr>
+            <w:tcW w:type="dxa" w:w="1600"/>
+          </w:tcPr>
+          <w:p>
+            <w:r>
+              <w:t>S7‑200 (224 DC/DC/DC)</w:t>
+            </w:r>
+          </w:p>
+        </w:tc>
+        <w:tc>
+          <w:tcPr>
+            <w:tcW w:type="dxa" w:w="2248"/>
+          </w:tcPr>
+          <w:p>
+            <w:r/>
+          </w:p>
+        </w:tc>
+      </w:tr>
+      <w:tr>
+        <w:tc>
+          <w:tcPr>
+            <w:tcW w:type="dxa" w:w="600"/>
+          </w:tcPr>
+          <w:p>
+            <w:r>
+              <w:t>16</w:t>
+            </w:r>
+          </w:p>
+        </w:tc>
+        <w:tc>
+          <w:tcPr>
+            <w:tcW w:type="dxa" w:w="1700"/>
+          </w:tcPr>
+          <w:p>
+            <w:r>
+              <w:t>Fabric Cutter</w:t>
+            </w:r>
+          </w:p>
+        </w:tc>
+        <w:tc>
+          <w:tcPr>
+            <w:tcW w:type="dxa" w:w="2400"/>
+          </w:tcPr>
+          <w:p>
+            <w:r>
+              <w:t>Long Cutter</w:t>
+            </w:r>
+          </w:p>
+        </w:tc>
+        <w:tc>
+          <w:tcPr>
+            <w:tcW w:type="dxa" w:w="600"/>
+          </w:tcPr>
+          <w:p>
+            <w:r>
+              <w:t>1</w:t>
+            </w:r>
+          </w:p>
+        </w:tc>
+        <w:tc>
+          <w:tcPr>
+            <w:tcW w:type="dxa" w:w="1200"/>
+          </w:tcPr>
+          <w:p>
+            <w:r>
+              <w:t>Mitsubishi</w:t>
+            </w:r>
+          </w:p>
+        </w:tc>
+        <w:tc>
+          <w:tcPr>
+            <w:tcW w:type="dxa" w:w="1600"/>
+          </w:tcPr>
+          <w:p>
+            <w:r>
+              <w:t>FX3G‑24M</w:t>
+            </w:r>
+          </w:p>
+        </w:tc>
+        <w:tc>
+          <w:tcPr>
+            <w:tcW w:type="dxa" w:w="2248"/>
+          </w:tcPr>
+          <w:p>
+            <w:r/>
+          </w:p>
+        </w:tc>
+      </w:tr>
+      <w:tr>
+        <w:tc>
+          <w:tcPr>
+            <w:tcW w:type="dxa" w:w="600"/>
+          </w:tcPr>
+          <w:p>
+            <w:r>
+              <w:t>17</w:t>
+            </w:r>
+          </w:p>
+        </w:tc>
+        <w:tc>
+          <w:tcPr>
+            <w:tcW w:type="dxa" w:w="1700"/>
+          </w:tcPr>
+          <w:p>
+            <w:r>
+              <w:t>Fabric Cutter</w:t>
+            </w:r>
+          </w:p>
+        </w:tc>
+        <w:tc>
+          <w:tcPr>
+            <w:tcW w:type="dxa" w:w="2400"/>
+          </w:tcPr>
+          <w:p>
+            <w:r>
+              <w:t>Multislitter (new)</w:t>
+            </w:r>
+          </w:p>
+        </w:tc>
+        <w:tc>
+          <w:tcPr>
+            <w:tcW w:type="dxa" w:w="600"/>
+          </w:tcPr>
+          <w:p>
+            <w:r>
+              <w:t>1</w:t>
+            </w:r>
+          </w:p>
+        </w:tc>
+        <w:tc>
+          <w:tcPr>
+            <w:tcW w:type="dxa" w:w="1200"/>
+          </w:tcPr>
+          <w:p>
+            <w:r>
+              <w:t>To be confirmed</w:t>
+            </w:r>
+          </w:p>
+        </w:tc>
+        <w:tc>
+          <w:tcPr>
+            <w:tcW w:type="dxa" w:w="1600"/>
+          </w:tcPr>
+          <w:p>
+            <w:r>
+              <w:t>To be confirmed</w:t>
+            </w:r>
+          </w:p>
+        </w:tc>
+        <w:tc>
+          <w:tcPr>
+            <w:tcW w:type="dxa" w:w="2248"/>
+          </w:tcPr>
+          <w:p>
+            <w:r>
+              <w:t>New machine.</w:t>
+            </w:r>
+          </w:p>
+        </w:tc>
+      </w:tr>
+      <w:tr>
+        <w:tc>
+          <w:tcPr>
+            <w:tcW w:type="dxa" w:w="600"/>
+          </w:tcPr>
+          <w:p>
+            <w:r>
+              <w:t>18</w:t>
+            </w:r>
+          </w:p>
+        </w:tc>
+        <w:tc>
+          <w:tcPr>
+            <w:tcW w:type="dxa" w:w="1700"/>
+          </w:tcPr>
+          <w:p>
+            <w:r>
+              <w:t>Building</w:t>
+            </w:r>
+          </w:p>
+        </w:tc>
+        <w:tc>
+          <w:tcPr>
+            <w:tcW w:type="dxa" w:w="2400"/>
+          </w:tcPr>
+          <w:p>
+            <w:r>
+              <w:t>STU‑1, STU‑3 to STU‑15, BTU‑16, STU‑17 to STU‑23, BTU‑24 to BTU‑27, STU‑28 to STU‑30</w:t>
+            </w:r>
+          </w:p>
+        </w:tc>
+        <w:tc>
+          <w:tcPr>
+            <w:tcW w:type="dxa" w:w="600"/>
+          </w:tcPr>
+          <w:p>
+            <w:r>
+              <w:t>29</w:t>
+            </w:r>
+          </w:p>
+        </w:tc>
+        <w:tc>
+          <w:tcPr>
+            <w:tcW w:type="dxa" w:w="1200"/>
+          </w:tcPr>
+          <w:p>
+            <w:r>
+              <w:t>Mitsubishi</w:t>
+            </w:r>
+          </w:p>
+        </w:tc>
+        <w:tc>
+          <w:tcPr>
+            <w:tcW w:type="dxa" w:w="1600"/>
+          </w:tcPr>
+          <w:p>
+            <w:r>
+              <w:t>FX2N‑84MR</w:t>
+            </w:r>
+          </w:p>
+        </w:tc>
+        <w:tc>
+          <w:tcPr>
+            <w:tcW w:type="dxa" w:w="2248"/>
+          </w:tcPr>
+          <w:p>
+            <w:r/>
+          </w:p>
+        </w:tc>
+      </w:tr>
+      <w:tr>
+        <w:tc>
+          <w:tcPr>
+            <w:tcW w:type="dxa" w:w="600"/>
+          </w:tcPr>
+          <w:p>
+            <w:r>
+              <w:t>19</w:t>
+            </w:r>
+          </w:p>
+        </w:tc>
+        <w:tc>
+          <w:tcPr>
+            <w:tcW w:type="dxa" w:w="1700"/>
+          </w:tcPr>
+          <w:p>
+            <w:r>
+              <w:t>Building</w:t>
+            </w:r>
+          </w:p>
+        </w:tc>
+        <w:tc>
+          <w:tcPr>
+            <w:tcW w:type="dxa" w:w="2400"/>
+          </w:tcPr>
+          <w:p>
+            <w:r>
+              <w:t>STU‑2</w:t>
+            </w:r>
+          </w:p>
+        </w:tc>
+        <w:tc>
+          <w:tcPr>
+            <w:tcW w:type="dxa" w:w="600"/>
+          </w:tcPr>
+          <w:p>
+            <w:r>
+              <w:t>1</w:t>
+            </w:r>
+          </w:p>
+        </w:tc>
+        <w:tc>
+          <w:tcPr>
+            <w:tcW w:type="dxa" w:w="1200"/>
+          </w:tcPr>
+          <w:p>
+            <w:r>
+              <w:t>Mitsubishi</w:t>
+            </w:r>
+          </w:p>
+        </w:tc>
+        <w:tc>
+          <w:tcPr>
+            <w:tcW w:type="dxa" w:w="1600"/>
+          </w:tcPr>
+          <w:p>
+            <w:r>
+              <w:t>FX5U‑84MT</w:t>
+            </w:r>
+          </w:p>
+        </w:tc>
+        <w:tc>
+          <w:tcPr>
+            <w:tcW w:type="dxa" w:w="2248"/>
+          </w:tcPr>
+          <w:p>
+            <w:r/>
+          </w:p>
+        </w:tc>
+      </w:tr>
+      <w:tr>
+        <w:tc>
+          <w:tcPr>
+            <w:tcW w:type="dxa" w:w="600"/>
+          </w:tcPr>
+          <w:p>
+            <w:r>
+              <w:t>20</w:t>
+            </w:r>
+          </w:p>
+        </w:tc>
+        <w:tc>
+          <w:tcPr>
+            <w:tcW w:type="dxa" w:w="1700"/>
+          </w:tcPr>
+          <w:p>
+            <w:r>
+              <w:t>Building</w:t>
+            </w:r>
+          </w:p>
+        </w:tc>
+        <w:tc>
+          <w:tcPr>
+            <w:tcW w:type="dxa" w:w="2400"/>
+          </w:tcPr>
+          <w:p>
+            <w:r>
+              <w:t>STU‑31</w:t>
+            </w:r>
+          </w:p>
+        </w:tc>
+        <w:tc>
+          <w:tcPr>
+            <w:tcW w:type="dxa" w:w="600"/>
+          </w:tcPr>
+          <w:p>
+            <w:r>
+              <w:t>1</w:t>
+            </w:r>
+          </w:p>
+        </w:tc>
+        <w:tc>
+          <w:tcPr>
+            <w:tcW w:type="dxa" w:w="1200"/>
+          </w:tcPr>
+          <w:p>
+            <w:r>
+              <w:t>Mitsubishi</w:t>
+            </w:r>
+          </w:p>
+        </w:tc>
+        <w:tc>
+          <w:tcPr>
+            <w:tcW w:type="dxa" w:w="1600"/>
+          </w:tcPr>
+          <w:p>
+            <w:r>
+              <w:t>FX2N‑48MR</w:t>
+            </w:r>
+          </w:p>
+        </w:tc>
+        <w:tc>
+          <w:tcPr>
+            <w:tcW w:type="dxa" w:w="2248"/>
+          </w:tcPr>
+          <w:p>
+            <w:r/>
+          </w:p>
+        </w:tc>
+      </w:tr>
+      <w:tr>
+        <w:tc>
+          <w:tcPr>
+            <w:tcW w:type="dxa" w:w="600"/>
+          </w:tcPr>
+          <w:p>
+            <w:r>
+              <w:t>21</w:t>
+            </w:r>
+          </w:p>
+        </w:tc>
+        <w:tc>
+          <w:tcPr>
+            <w:tcW w:type="dxa" w:w="1700"/>
+          </w:tcPr>
+          <w:p>
+            <w:r>
+              <w:t>Building</w:t>
+            </w:r>
+          </w:p>
+        </w:tc>
+        <w:tc>
+          <w:tcPr>
+            <w:tcW w:type="dxa" w:w="2400"/>
+          </w:tcPr>
+          <w:p>
+            <w:r>
+              <w:t>STU‑32 to STU‑34</w:t>
+            </w:r>
+          </w:p>
+        </w:tc>
+        <w:tc>
+          <w:tcPr>
+            <w:tcW w:type="dxa" w:w="600"/>
+          </w:tcPr>
+          <w:p>
+            <w:r>
+              <w:t>3</w:t>
+            </w:r>
+          </w:p>
+        </w:tc>
+        <w:tc>
+          <w:tcPr>
+            <w:tcW w:type="dxa" w:w="1200"/>
+          </w:tcPr>
+          <w:p>
+            <w:r>
+              <w:t>Siemens</w:t>
+            </w:r>
+          </w:p>
+        </w:tc>
+        <w:tc>
+          <w:tcPr>
+            <w:tcW w:type="dxa" w:w="1600"/>
+          </w:tcPr>
+          <w:p>
+            <w:r>
+              <w:t>S7‑1200 (1214C DC/DC/DC)</w:t>
+            </w:r>
+          </w:p>
+        </w:tc>
+        <w:tc>
+          <w:tcPr>
+            <w:tcW w:type="dxa" w:w="2248"/>
+          </w:tcPr>
+          <w:p>
+            <w:r/>
+          </w:p>
+        </w:tc>
+      </w:tr>
+      <w:tr>
+        <w:tc>
+          <w:tcPr>
+            <w:tcW w:type="dxa" w:w="600"/>
+          </w:tcPr>
+          <w:p>
+            <w:r>
+              <w:t>22</w:t>
+            </w:r>
+          </w:p>
+        </w:tc>
+        <w:tc>
+          <w:tcPr>
+            <w:tcW w:type="dxa" w:w="1700"/>
+          </w:tcPr>
+          <w:p>
+            <w:r>
+              <w:t>Building</w:t>
+            </w:r>
+          </w:p>
+        </w:tc>
+        <w:tc>
+          <w:tcPr>
+            <w:tcW w:type="dxa" w:w="2400"/>
+          </w:tcPr>
+          <w:p>
+            <w:r>
+              <w:t>RB1‑1 to RB1‑6</w:t>
+            </w:r>
+          </w:p>
+        </w:tc>
+        <w:tc>
+          <w:tcPr>
+            <w:tcW w:type="dxa" w:w="600"/>
+          </w:tcPr>
+          <w:p>
+            <w:r>
+              <w:t>6</w:t>
+            </w:r>
+          </w:p>
+        </w:tc>
+        <w:tc>
+          <w:tcPr>
+            <w:tcW w:type="dxa" w:w="1200"/>
+          </w:tcPr>
+          <w:p>
+            <w:r>
+              <w:t>NA</w:t>
+            </w:r>
+          </w:p>
+        </w:tc>
+        <w:tc>
+          <w:tcPr>
+            <w:tcW w:type="dxa" w:w="1600"/>
+          </w:tcPr>
+          <w:p>
+            <w:r>
+              <w:t>NA</w:t>
+            </w:r>
+          </w:p>
+        </w:tc>
+        <w:tc>
+          <w:tcPr>
+            <w:tcW w:type="dxa" w:w="2248"/>
+          </w:tcPr>
+          <w:p>
+            <w:r>
+              <w:t>PLC not available on these machines.</w:t>
+            </w:r>
+          </w:p>
+        </w:tc>
+      </w:tr>
+      <w:tr>
+        <w:tc>
+          <w:tcPr>
+            <w:tcW w:type="dxa" w:w="600"/>
+          </w:tcPr>
+          <w:p>
+            <w:r>
+              <w:t>23</w:t>
+            </w:r>
+          </w:p>
+        </w:tc>
+        <w:tc>
+          <w:tcPr>
+            <w:tcW w:type="dxa" w:w="1700"/>
+          </w:tcPr>
+          <w:p>
+            <w:r>
+              <w:t>Building</w:t>
+            </w:r>
+          </w:p>
+        </w:tc>
+        <w:tc>
+          <w:tcPr>
+            <w:tcW w:type="dxa" w:w="2400"/>
+          </w:tcPr>
+          <w:p>
+            <w:r>
+              <w:t>STU‑35, STU‑36</w:t>
+            </w:r>
+          </w:p>
+        </w:tc>
+        <w:tc>
+          <w:tcPr>
+            <w:tcW w:type="dxa" w:w="600"/>
+          </w:tcPr>
+          <w:p>
+            <w:r>
+              <w:t>2</w:t>
+            </w:r>
+          </w:p>
+        </w:tc>
+        <w:tc>
+          <w:tcPr>
+            <w:tcW w:type="dxa" w:w="1200"/>
+          </w:tcPr>
+          <w:p>
+            <w:r>
+              <w:t>To be confirmed</w:t>
+            </w:r>
+          </w:p>
+        </w:tc>
+        <w:tc>
+          <w:tcPr>
+            <w:tcW w:type="dxa" w:w="1600"/>
+          </w:tcPr>
+          <w:p>
+            <w:r>
+              <w:t>To be confirmed</w:t>
+            </w:r>
+          </w:p>
+        </w:tc>
+        <w:tc>
+          <w:tcPr>
+            <w:tcW w:type="dxa" w:w="2248"/>
+          </w:tcPr>
+          <w:p>
+            <w:r>
+              <w:t>New machine.</w:t>
+            </w:r>
+          </w:p>
+        </w:tc>
+      </w:tr>
+      <w:tr>
+        <w:tc>
+          <w:tcPr>
+            <w:tcW w:type="dxa" w:w="600"/>
+          </w:tcPr>
+          <w:p>
+            <w:r>
+              <w:t>24</w:t>
+            </w:r>
+          </w:p>
+        </w:tc>
+        <w:tc>
+          <w:tcPr>
+            <w:tcW w:type="dxa" w:w="1700"/>
+          </w:tcPr>
+          <w:p>
+            <w:r>
+              <w:t>Building</w:t>
+            </w:r>
+          </w:p>
+        </w:tc>
+        <w:tc>
+          <w:tcPr>
+            <w:tcW w:type="dxa" w:w="2400"/>
+          </w:tcPr>
+          <w:p>
+            <w:r>
+              <w:t>RB1‑7 to RB1‑9</w:t>
+            </w:r>
+          </w:p>
+        </w:tc>
+        <w:tc>
+          <w:tcPr>
+            <w:tcW w:type="dxa" w:w="600"/>
+          </w:tcPr>
+          <w:p>
+            <w:r>
+              <w:t>3</w:t>
+            </w:r>
+          </w:p>
+        </w:tc>
+        <w:tc>
+          <w:tcPr>
+            <w:tcW w:type="dxa" w:w="1200"/>
+          </w:tcPr>
+          <w:p>
+            <w:r>
+              <w:t>To be confirmed</w:t>
+            </w:r>
+          </w:p>
+        </w:tc>
+        <w:tc>
+          <w:tcPr>
+            <w:tcW w:type="dxa" w:w="1600"/>
+          </w:tcPr>
+          <w:p>
+            <w:r>
+              <w:t>To be confirmed</w:t>
+            </w:r>
+          </w:p>
+        </w:tc>
+        <w:tc>
+          <w:tcPr>
+            <w:tcW w:type="dxa" w:w="2248"/>
+          </w:tcPr>
+          <w:p>
+            <w:r>
+              <w:t>New machine.</w:t>
+            </w:r>
+          </w:p>
+        </w:tc>
+      </w:tr>
+      <w:tr>
+        <w:tc>
+          <w:tcPr>
+            <w:tcW w:type="dxa" w:w="600"/>
+          </w:tcPr>
+          <w:p>
+            <w:r>
+              <w:t>25</w:t>
+            </w:r>
+          </w:p>
+        </w:tc>
+        <w:tc>
+          <w:tcPr>
+            <w:tcW w:type="dxa" w:w="1700"/>
+          </w:tcPr>
+          <w:p>
+            <w:r>
+              <w:t>Curing</w:t>
+            </w:r>
+          </w:p>
+        </w:tc>
+        <w:tc>
+          <w:tcPr>
+            <w:tcW w:type="dxa" w:w="2400"/>
+          </w:tcPr>
+          <w:p>
+            <w:r>
+              <w:t>K‑12, K‑13, O‑21 to O‑23, Q‑21 to Q‑23</w:t>
+            </w:r>
+          </w:p>
+        </w:tc>
+        <w:tc>
+          <w:tcPr>
+            <w:tcW w:type="dxa" w:w="600"/>
+          </w:tcPr>
+          <w:p>
+            <w:r>
+              <w:t>8</w:t>
+            </w:r>
+          </w:p>
+        </w:tc>
+        <w:tc>
+          <w:tcPr>
+            <w:tcW w:type="dxa" w:w="1200"/>
+          </w:tcPr>
+          <w:p>
+            <w:r>
+              <w:t>To be confirmed</w:t>
+            </w:r>
+          </w:p>
+        </w:tc>
+        <w:tc>
+          <w:tcPr>
+            <w:tcW w:type="dxa" w:w="1600"/>
+          </w:tcPr>
+          <w:p>
+            <w:r>
+              <w:t>To be confirmed</w:t>
+            </w:r>
+          </w:p>
+        </w:tc>
+        <w:tc>
+          <w:tcPr>
+            <w:tcW w:type="dxa" w:w="2248"/>
+          </w:tcPr>
+          <w:p>
+            <w:r>
+              <w:t>New machine.</w:t>
+            </w:r>
+          </w:p>
+        </w:tc>
+      </w:tr>
+      <w:tr>
+        <w:tc>
+          <w:tcPr>
+            <w:tcW w:type="dxa" w:w="600"/>
+          </w:tcPr>
+          <w:p>
+            <w:r>
+              <w:t>26</w:t>
+            </w:r>
+          </w:p>
+        </w:tc>
+        <w:tc>
+          <w:tcPr>
+            <w:tcW w:type="dxa" w:w="1700"/>
+          </w:tcPr>
+          <w:p>
+            <w:r>
+              <w:t>Balancing</w:t>
+            </w:r>
+          </w:p>
+        </w:tc>
+        <w:tc>
+          <w:tcPr>
+            <w:tcW w:type="dxa" w:w="2400"/>
+          </w:tcPr>
+          <w:p>
+            <w:r>
+              <w:t>Balancing‑1, Balancing‑6, Balancing‑7</w:t>
+            </w:r>
+          </w:p>
+        </w:tc>
+        <w:tc>
+          <w:tcPr>
+            <w:tcW w:type="dxa" w:w="600"/>
+          </w:tcPr>
+          <w:p>
+            <w:r>
+              <w:t>3</w:t>
+            </w:r>
+          </w:p>
+        </w:tc>
+        <w:tc>
+          <w:tcPr>
+            <w:tcW w:type="dxa" w:w="1200"/>
+          </w:tcPr>
+          <w:p>
+            <w:r>
+              <w:t>Allen‑Bradley</w:t>
+            </w:r>
+          </w:p>
+        </w:tc>
+        <w:tc>
+          <w:tcPr>
+            <w:tcW w:type="dxa" w:w="1600"/>
+          </w:tcPr>
+          <w:p>
+            <w:r>
+              <w:t>CompactLogix (L18ERM)</w:t>
+            </w:r>
+          </w:p>
+        </w:tc>
+        <w:tc>
+          <w:tcPr>
+            <w:tcW w:type="dxa" w:w="2248"/>
+          </w:tcPr>
+          <w:p>
+            <w:r/>
+          </w:p>
+        </w:tc>
+      </w:tr>
+      <w:tr>
+        <w:tc>
+          <w:tcPr>
+            <w:tcW w:type="dxa" w:w="600"/>
+          </w:tcPr>
+          <w:p>
+            <w:r>
+              <w:t>27</w:t>
+            </w:r>
+          </w:p>
+        </w:tc>
+        <w:tc>
+          <w:tcPr>
+            <w:tcW w:type="dxa" w:w="1700"/>
+          </w:tcPr>
+          <w:p>
+            <w:r>
+              <w:t>Balancing</w:t>
+            </w:r>
+          </w:p>
+        </w:tc>
+        <w:tc>
+          <w:tcPr>
+            <w:tcW w:type="dxa" w:w="2400"/>
+          </w:tcPr>
+          <w:p>
+            <w:r>
+              <w:t>Balancing‑2 to Balancing‑5, Balancing‑8 to Balancing‑10</w:t>
+            </w:r>
+          </w:p>
+        </w:tc>
+        <w:tc>
+          <w:tcPr>
+            <w:tcW w:type="dxa" w:w="600"/>
+          </w:tcPr>
+          <w:p>
+            <w:r>
+              <w:t>7</w:t>
+            </w:r>
+          </w:p>
+        </w:tc>
+        <w:tc>
+          <w:tcPr>
+            <w:tcW w:type="dxa" w:w="1200"/>
+          </w:tcPr>
+          <w:p>
+            <w:r>
+              <w:t>Allen‑Bradley</w:t>
+            </w:r>
+          </w:p>
+        </w:tc>
+        <w:tc>
+          <w:tcPr>
+            <w:tcW w:type="dxa" w:w="1600"/>
+          </w:tcPr>
+          <w:p>
+            <w:r>
+              <w:t>CompactLogix (L27ERM‑QBFC1B)</w:t>
+            </w:r>
+          </w:p>
+        </w:tc>
+        <w:tc>
+          <w:tcPr>
+            <w:tcW w:type="dxa" w:w="2248"/>
+          </w:tcPr>
+          <w:p>
+            <w:r/>
+          </w:p>
+        </w:tc>
+      </w:tr>
+      <w:tr>
+        <w:tc>
+          <w:tcPr>
+            <w:tcW w:type="dxa" w:w="600"/>
+          </w:tcPr>
+          <w:p>
+            <w:r>
+              <w:t>28</w:t>
+            </w:r>
+          </w:p>
+        </w:tc>
+        <w:tc>
+          <w:tcPr>
+            <w:tcW w:type="dxa" w:w="1700"/>
+          </w:tcPr>
+          <w:p>
+            <w:r>
+              <w:t>Runout</w:t>
+            </w:r>
+          </w:p>
+        </w:tc>
+        <w:tc>
+          <w:tcPr>
+            <w:tcW w:type="dxa" w:w="2400"/>
+          </w:tcPr>
+          <w:p>
+            <w:r>
+              <w:t>Runout‑1, Runout‑2</w:t>
+            </w:r>
+          </w:p>
+        </w:tc>
+        <w:tc>
+          <w:tcPr>
+            <w:tcW w:type="dxa" w:w="600"/>
+          </w:tcPr>
+          <w:p>
+            <w:r>
+              <w:t>2</w:t>
+            </w:r>
+          </w:p>
+        </w:tc>
+        <w:tc>
+          <w:tcPr>
+            <w:tcW w:type="dxa" w:w="1200"/>
+          </w:tcPr>
+          <w:p>
+            <w:r>
+              <w:t>Mitsubishi</w:t>
+            </w:r>
+          </w:p>
+        </w:tc>
+        <w:tc>
+          <w:tcPr>
+            <w:tcW w:type="dxa" w:w="1600"/>
+          </w:tcPr>
+          <w:p>
+            <w:r>
+              <w:t>FX5U‑64M</w:t>
+            </w:r>
+          </w:p>
+        </w:tc>
+        <w:tc>
+          <w:tcPr>
+            <w:tcW w:type="dxa" w:w="2248"/>
+          </w:tcPr>
+          <w:p>
+            <w:r/>
+          </w:p>
+        </w:tc>
+      </w:tr>
+      <w:tr>
+        <w:tc>
+          <w:tcPr>
+            <w:tcW w:type="dxa" w:w="600"/>
+          </w:tcPr>
+          <w:p>
+            <w:r>
+              <w:t>29</w:t>
+            </w:r>
+          </w:p>
+        </w:tc>
+        <w:tc>
+          <w:tcPr>
+            <w:tcW w:type="dxa" w:w="1700"/>
+          </w:tcPr>
+          <w:p>
+            <w:r>
+              <w:t>Runout</w:t>
+            </w:r>
+          </w:p>
+        </w:tc>
+        <w:tc>
+          <w:tcPr>
+            <w:tcW w:type="dxa" w:w="2400"/>
+          </w:tcPr>
+          <w:p>
+            <w:r>
+              <w:t>Runout‑3</w:t>
+            </w:r>
+          </w:p>
+        </w:tc>
+        <w:tc>
+          <w:tcPr>
+            <w:tcW w:type="dxa" w:w="600"/>
+          </w:tcPr>
+          <w:p>
+            <w:r>
+              <w:t>1</w:t>
+            </w:r>
+          </w:p>
+        </w:tc>
+        <w:tc>
+          <w:tcPr>
+            <w:tcW w:type="dxa" w:w="1200"/>
+          </w:tcPr>
+          <w:p>
+            <w:r>
+              <w:t>Mitsubishi</w:t>
+            </w:r>
+          </w:p>
+        </w:tc>
+        <w:tc>
+          <w:tcPr>
+            <w:tcW w:type="dxa" w:w="1600"/>
+          </w:tcPr>
+          <w:p>
+            <w:r>
+              <w:t>FX3G‑60M</w:t>
+            </w:r>
+          </w:p>
+        </w:tc>
+        <w:tc>
+          <w:tcPr>
+            <w:tcW w:type="dxa" w:w="2248"/>
+          </w:tcPr>
+          <w:p>
+            <w:r/>
+          </w:p>
+        </w:tc>
+      </w:tr>
+      <w:tr>
+        <w:tc>
+          <w:tcPr>
+            <w:tcW w:type="dxa" w:w="600"/>
+          </w:tcPr>
+          <w:p>
+            <w:r>
+              <w:t>30</w:t>
+            </w:r>
+          </w:p>
+        </w:tc>
+        <w:tc>
+          <w:tcPr>
+            <w:tcW w:type="dxa" w:w="1700"/>
+          </w:tcPr>
+          <w:p>
+            <w:r>
+              <w:t>Runout</w:t>
+            </w:r>
+          </w:p>
+        </w:tc>
+        <w:tc>
+          <w:tcPr>
+            <w:tcW w:type="dxa" w:w="2400"/>
+          </w:tcPr>
+          <w:p>
+            <w:r>
+              <w:t>Runout‑4, Runout‑5</w:t>
+            </w:r>
+          </w:p>
+        </w:tc>
+        <w:tc>
+          <w:tcPr>
+            <w:tcW w:type="dxa" w:w="600"/>
+          </w:tcPr>
+          <w:p>
+            <w:r>
+              <w:t>2</w:t>
+            </w:r>
+          </w:p>
+        </w:tc>
+        <w:tc>
+          <w:tcPr>
+            <w:tcW w:type="dxa" w:w="1200"/>
+          </w:tcPr>
+          <w:p>
+            <w:r>
+              <w:t>Mitsubishi</w:t>
+            </w:r>
+          </w:p>
+        </w:tc>
+        <w:tc>
+          <w:tcPr>
+            <w:tcW w:type="dxa" w:w="1600"/>
+          </w:tcPr>
+          <w:p>
+            <w:r>
+              <w:t>FX3U‑64M</w:t>
+            </w:r>
+          </w:p>
+        </w:tc>
+        <w:tc>
+          <w:tcPr>
+            <w:tcW w:type="dxa" w:w="2248"/>
+          </w:tcPr>
+          <w:p>
+            <w:r/>
+          </w:p>
+        </w:tc>
+      </w:tr>
+      <w:tr>
+        <w:tc>
+          <w:tcPr>
+            <w:tcW w:type="dxa" w:w="600"/>
+          </w:tcPr>
+          <w:p>
+            <w:r>
+              <w:t>31</w:t>
+            </w:r>
+          </w:p>
+        </w:tc>
+        <w:tc>
+          <w:tcPr>
+            <w:tcW w:type="dxa" w:w="1700"/>
+          </w:tcPr>
+          <w:p>
+            <w:r>
+              <w:t>Runout</w:t>
+            </w:r>
+          </w:p>
+        </w:tc>
+        <w:tc>
+          <w:tcPr>
+            <w:tcW w:type="dxa" w:w="2400"/>
+          </w:tcPr>
+          <w:p>
+            <w:r>
+              <w:t>Runout‑6 to Runout‑11</w:t>
+            </w:r>
+          </w:p>
+        </w:tc>
+        <w:tc>
+          <w:tcPr>
+            <w:tcW w:type="dxa" w:w="600"/>
+          </w:tcPr>
+          <w:p>
+            <w:r>
+              <w:t>6</w:t>
+            </w:r>
+          </w:p>
+        </w:tc>
+        <w:tc>
+          <w:tcPr>
+            <w:tcW w:type="dxa" w:w="1200"/>
+          </w:tcPr>
+          <w:p>
+            <w:r>
+              <w:t>Omron</w:t>
+            </w:r>
+          </w:p>
+        </w:tc>
+        <w:tc>
+          <w:tcPr>
+            <w:tcW w:type="dxa" w:w="1600"/>
+          </w:tcPr>
+          <w:p>
+            <w:r>
+              <w:t>NJ101</w:t>
+            </w:r>
+          </w:p>
+        </w:tc>
+        <w:tc>
+          <w:tcPr>
+            <w:tcW w:type="dxa" w:w="2248"/>
+          </w:tcPr>
+          <w:p>
+            <w:r/>
+          </w:p>
+        </w:tc>
+      </w:tr>
+      <w:tr>
+        <w:tc>
+          <w:tcPr>
+            <w:tcW w:type="dxa" w:w="600"/>
+          </w:tcPr>
+          <w:p>
+            <w:r>
+              <w:t>32</w:t>
+            </w:r>
+          </w:p>
+        </w:tc>
+        <w:tc>
+          <w:tcPr>
+            <w:tcW w:type="dxa" w:w="1700"/>
+          </w:tcPr>
+          <w:p>
+            <w:r>
+              <w:t>2nd Line Inspection</w:t>
+            </w:r>
+          </w:p>
+        </w:tc>
+        <w:tc>
+          <w:tcPr>
+            <w:tcW w:type="dxa" w:w="2400"/>
+          </w:tcPr>
+          <w:p>
+            <w:r>
+              <w:t>Inspection‑1 to Inspection‑9</w:t>
+            </w:r>
+          </w:p>
+        </w:tc>
+        <w:tc>
+          <w:tcPr>
+            <w:tcW w:type="dxa" w:w="600"/>
+          </w:tcPr>
+          <w:p>
+            <w:r>
+              <w:t>9</w:t>
+            </w:r>
+          </w:p>
+        </w:tc>
+        <w:tc>
+          <w:tcPr>
+            <w:tcW w:type="dxa" w:w="1200"/>
+          </w:tcPr>
+          <w:p>
+            <w:r>
+              <w:t>To be confirmed</w:t>
+            </w:r>
+          </w:p>
+        </w:tc>
+        <w:tc>
+          <w:tcPr>
+            <w:tcW w:type="dxa" w:w="1600"/>
+          </w:tcPr>
+          <w:p>
+            <w:r>
+              <w:t>To be confirmed</w:t>
+            </w:r>
+          </w:p>
+        </w:tc>
+        <w:tc>
+          <w:tcPr>
+            <w:tcW w:type="dxa" w:w="2248"/>
+          </w:tcPr>
+          <w:p>
+            <w:r>
+              <w:t>Future planning – not considered in the current scope.</w:t>
+            </w:r>
+          </w:p>
+        </w:tc>
+      </w:tr>
+      <w:tr>
+        <w:tc>
+          <w:tcPr>
+            <w:tcW w:type="dxa" w:w="600"/>
+          </w:tcPr>
+          <w:p>
+            <w:r>
+              <w:rPr>
+                <w:b/>
+              </w:rPr>
+            </w:r>
+          </w:p>
+        </w:tc>
+        <w:tc>
+          <w:tcPr>
+            <w:tcW w:type="dxa" w:w="1700"/>
+          </w:tcPr>
+          <w:p>
+            <w:r>
+              <w:rPr>
+                <w:b/>
+              </w:rPr>
+              <w:t>Total</w:t>
+            </w:r>
+          </w:p>
+        </w:tc>
+        <w:tc>
+          <w:tcPr>
+            <w:tcW w:type="dxa" w:w="2400"/>
+          </w:tcPr>
+          <w:p>
+            <w:r>
+              <w:rPr>
+                <w:b/>
+              </w:rPr>
+            </w:r>
+          </w:p>
+        </w:tc>
+        <w:tc>
+          <w:tcPr>
+            <w:tcW w:type="dxa" w:w="600"/>
+          </w:tcPr>
+          <w:p>
+            <w:r>
+              <w:rPr>
+                <w:b/>
+              </w:rPr>
+              <w:t>103</w:t>
+            </w:r>
+          </w:p>
+        </w:tc>
+        <w:tc>
+          <w:tcPr>
+            <w:tcW w:type="dxa" w:w="1200"/>
+          </w:tcPr>
+          <w:p>
+            <w:r>
+              <w:rPr>
+                <w:b/>
+              </w:rPr>
+            </w:r>
+          </w:p>
+        </w:tc>
+        <w:tc>
+          <w:tcPr>
+            <w:tcW w:type="dxa" w:w="1600"/>
+          </w:tcPr>
+          <w:p>
+            <w:r>
+              <w:rPr>
+                <w:b/>
+              </w:rPr>
+            </w:r>
+          </w:p>
+        </w:tc>
+        <w:tc>
+          <w:tcPr>
+            <w:tcW w:type="dxa" w:w="2248"/>
+          </w:tcPr>
+          <w:p>
+            <w:r>
+              <w:rPr>
+                <w:b/>
+              </w:rPr>
+            </w:r>
+          </w:p>
+        </w:tc>
+      </w:tr>
+    </w:tbl>
+    <w:p>
+      <w:pPr>
+        <w:pStyle w:val="Caption"/>
+      </w:pPr>
+      <w:r>
+        <w:t>Table: Unit‑4 machine and control system details</w:t>
+      </w:r>
+    </w:p>
+    <w:p>
+      <w:pPr>
+        <w:pStyle w:val="Heading3"/>
+      </w:pPr>
+      <w:r>
+        <w:rPr>
+          <w:b w:val="0"/>
+          <w:i w:val="0"/>
+        </w:rPr>
+        <w:t>Machine Connectivity Assessment</w:t>
+      </w:r>
+    </w:p>
+    <w:p>
+      <w:pPr/>
+      <w:r>
+        <w:rPr>
+          <w:b w:val="0"/>
+          <w:i w:val="0"/>
+        </w:rPr>
+        <w:t>Based on the controller make and model declared in the machine data, the machines in scope are grouped into the following connectivity categories. This assessment is preliminary and shall be validated machine by machine during the Requirement Freeze &amp; Workshop and Functional Design phases.</w:t>
+      </w:r>
+    </w:p>
+    <w:tbl>
+      <w:tblPr>
+        <w:tblStyle w:val="SCILCorporateTable10"/>
+        <w:tblW w:w="10348" w:type="dxa"/>
+        <w:tblInd w:w="-709" w:type="dxa"/>
+        <w:tblBorders>
+          <w:top w:val="single" w:sz="4" w:space="0" w:color="auto"/>
+          <w:left w:val="single" w:sz="4" w:space="0" w:color="auto"/>
+          <w:bottom w:val="single" w:sz="4" w:space="0" w:color="auto"/>
+          <w:right w:val="single" w:sz="4" w:space="0" w:color="auto"/>
+          <w:insideH w:val="single" w:sz="4" w:space="0" w:color="auto"/>
+          <w:insideV w:val="single" w:sz="4" w:space="0" w:color="auto"/>
+        </w:tblBorders>
+        <w:tblLook w:val="04A0" w:firstRow="1" w:lastRow="0" w:firstColumn="1" w:lastColumn="0" w:noHBand="0" w:noVBand="1"/>
+      </w:tblPr>
+      <w:tblGrid>
+        <w:gridCol w:w="2000"/>
+        <w:gridCol w:w="2600"/>
+        <w:gridCol w:w="700"/>
+        <w:gridCol w:w="700"/>
+        <w:gridCol w:w="700"/>
+        <w:gridCol w:w="3648"/>
+      </w:tblGrid>
+      <w:tr>
+        <w:trPr>
+          <w:tblHeader/>
+        </w:trPr>
+        <w:tc>
+          <w:tcPr>
+            <w:tcW w:type="dxa" w:w="2000"/>
+          </w:tcPr>
+          <w:p>
+            <w:r>
+              <w:t>Connectivity Category</w:t>
+            </w:r>
+          </w:p>
+        </w:tc>
+        <w:tc>
+          <w:tcPr>
+            <w:tcW w:type="dxa" w:w="2600"/>
+          </w:tcPr>
+          <w:p>
+            <w:r>
+              <w:t>Controller Types</w:t>
+            </w:r>
+          </w:p>
+        </w:tc>
+        <w:tc>
+          <w:tcPr>
+            <w:tcW w:type="dxa" w:w="700"/>
+          </w:tcPr>
+          <w:p>
+            <w:r>
+              <w:t>Unit‑2</w:t>
+            </w:r>
+          </w:p>
+        </w:tc>
+        <w:tc>
+          <w:tcPr>
+            <w:tcW w:type="dxa" w:w="700"/>
+          </w:tcPr>
+          <w:p>
+            <w:r>
+              <w:t>Unit‑4</w:t>
+            </w:r>
+          </w:p>
+        </w:tc>
+        <w:tc>
+          <w:tcPr>
+            <w:tcW w:type="dxa" w:w="700"/>
+          </w:tcPr>
+          <w:p>
+            <w:r>
+              <w:t>Total</w:t>
+            </w:r>
+          </w:p>
+        </w:tc>
+        <w:tc>
+          <w:tcPr>
+            <w:tcW w:type="dxa" w:w="3648"/>
+          </w:tcPr>
+          <w:p>
+            <w:r>
+              <w:t>Data Acquisition Approach (Preliminary)</w:t>
+            </w:r>
+          </w:p>
+        </w:tc>
+      </w:tr>
+      <w:tr>
+        <w:tc>
+          <w:tcPr>
+            <w:tcW w:type="dxa" w:w="2000"/>
+          </w:tcPr>
+          <w:p>
+            <w:r>
+              <w:t>Ethernet / OPC capable</w:t>
+            </w:r>
+          </w:p>
+        </w:tc>
+        <w:tc>
+          <w:tcPr>
+            <w:tcW w:type="dxa" w:w="2600"/>
+          </w:tcPr>
+          <w:p>
+            <w:r>
+              <w:t>Siemens S7‑1200, S7‑1500; Mitsubishi FX5U; Allen‑Bradley CompactLogix; Omron NJ101</w:t>
+            </w:r>
+          </w:p>
+        </w:tc>
+        <w:tc>
+          <w:tcPr>
+            <w:tcW w:type="dxa" w:w="700"/>
+          </w:tcPr>
+          <w:p>
+            <w:r>
+              <w:t>2</w:t>
+            </w:r>
+          </w:p>
+        </w:tc>
+        <w:tc>
+          <w:tcPr>
+            <w:tcW w:type="dxa" w:w="700"/>
+          </w:tcPr>
+          <w:p>
+            <w:r>
+              <w:t>23</w:t>
+            </w:r>
+          </w:p>
+        </w:tc>
+        <w:tc>
+          <w:tcPr>
+            <w:tcW w:type="dxa" w:w="700"/>
+          </w:tcPr>
+          <w:p>
+            <w:r>
+              <w:t>25</w:t>
+            </w:r>
+          </w:p>
+        </w:tc>
+        <w:tc>
+          <w:tcPr>
+            <w:tcW w:type="dxa" w:w="3648"/>
+          </w:tcPr>
+          <w:p>
+            <w:r>
+              <w:t>Data can be acquired directly over Ethernet using OPC UA or the native driver. No additional communication hardware is expected.</w:t>
+            </w:r>
+          </w:p>
+        </w:tc>
+      </w:tr>
+      <w:tr>
+        <w:tc>
+          <w:tcPr>
+            <w:tcW w:type="dxa" w:w="2000"/>
+          </w:tcPr>
+          <w:p>
+            <w:r>
+              <w:t>Serial / fieldbus only</w:t>
+            </w:r>
+          </w:p>
+        </w:tc>
+        <w:tc>
+          <w:tcPr>
+            <w:tcW w:type="dxa" w:w="2600"/>
+          </w:tcPr>
+          <w:p>
+            <w:r>
+              <w:t>Mitsubishi FX2N, FX3U, FX3G; Siemens S7‑300 (MPI / PROFIBUS‑DP), S7‑200; Allen‑Bradley SLC500</w:t>
+            </w:r>
+          </w:p>
+        </w:tc>
+        <w:tc>
+          <w:tcPr>
+            <w:tcW w:type="dxa" w:w="700"/>
+          </w:tcPr>
+          <w:p>
+            <w:r>
+              <w:t>40</w:t>
+            </w:r>
+          </w:p>
+        </w:tc>
+        <w:tc>
+          <w:tcPr>
+            <w:tcW w:type="dxa" w:w="700"/>
+          </w:tcPr>
+          <w:p>
+            <w:r>
+              <w:t>51</w:t>
+            </w:r>
+          </w:p>
+        </w:tc>
+        <w:tc>
+          <w:tcPr>
+            <w:tcW w:type="dxa" w:w="700"/>
+          </w:tcPr>
+          <w:p>
+            <w:r>
+              <w:t>91</w:t>
+            </w:r>
+          </w:p>
+        </w:tc>
+        <w:tc>
+          <w:tcPr>
+            <w:tcW w:type="dxa" w:w="3648"/>
+          </w:tcPr>
+          <w:p>
+            <w:r>
+              <w:t>An additional communication module or protocol gateway is required per machine, along with a PLC program change to expose the required data. Refer to the note below.</w:t>
+            </w:r>
+          </w:p>
+        </w:tc>
+      </w:tr>
+      <w:tr>
+        <w:tc>
+          <w:tcPr>
+            <w:tcW w:type="dxa" w:w="2000"/>
+          </w:tcPr>
+          <w:p>
+            <w:r>
+              <w:t>PLC not available</w:t>
+            </w:r>
+          </w:p>
+        </w:tc>
+        <w:tc>
+          <w:tcPr>
+            <w:tcW w:type="dxa" w:w="2600"/>
+          </w:tcPr>
+          <w:p>
+            <w:r>
+              <w:t>RB1‑1 to RB1‑6 (Unit‑4 Building)</w:t>
+            </w:r>
+          </w:p>
+        </w:tc>
+        <w:tc>
+          <w:tcPr>
+            <w:tcW w:type="dxa" w:w="700"/>
+          </w:tcPr>
+          <w:p>
+            <w:r>
+              <w:t>–</w:t>
+            </w:r>
+          </w:p>
+        </w:tc>
+        <w:tc>
+          <w:tcPr>
+            <w:tcW w:type="dxa" w:w="700"/>
+          </w:tcPr>
+          <w:p>
+            <w:r>
+              <w:t>6</w:t>
+            </w:r>
+          </w:p>
+        </w:tc>
+        <w:tc>
+          <w:tcPr>
+            <w:tcW w:type="dxa" w:w="700"/>
+          </w:tcPr>
+          <w:p>
+            <w:r>
+              <w:t>6</w:t>
+            </w:r>
+          </w:p>
+        </w:tc>
+        <w:tc>
+          <w:tcPr>
+            <w:tcW w:type="dxa" w:w="3648"/>
+          </w:tcPr>
+          <w:p>
+            <w:r>
+              <w:t>Data capture through manual entry or AIDC devices, unless a PLC is retrofitted by the customer / OEM.</w:t>
+            </w:r>
+          </w:p>
+        </w:tc>
+      </w:tr>
+      <w:tr>
+        <w:tc>
+          <w:tcPr>
+            <w:tcW w:type="dxa" w:w="2000"/>
+          </w:tcPr>
+          <w:p>
+            <w:r>
+              <w:t>New machines – controller to be confirmed</w:t>
+            </w:r>
+          </w:p>
+        </w:tc>
+        <w:tc>
+          <w:tcPr>
+            <w:tcW w:type="dxa" w:w="2600"/>
+          </w:tcPr>
+          <w:p>
+            <w:r>
+              <w:t>Unit‑4 Fabric Cutter, Building and Curing new machines</w:t>
+            </w:r>
+          </w:p>
+        </w:tc>
+        <w:tc>
+          <w:tcPr>
+            <w:tcW w:type="dxa" w:w="700"/>
+          </w:tcPr>
+          <w:p>
+            <w:r>
+              <w:t>–</w:t>
+            </w:r>
+          </w:p>
+        </w:tc>
+        <w:tc>
+          <w:tcPr>
+            <w:tcW w:type="dxa" w:w="700"/>
+          </w:tcPr>
+          <w:p>
+            <w:r>
+              <w:t>14</w:t>
+            </w:r>
+          </w:p>
+        </w:tc>
+        <w:tc>
+          <w:tcPr>
+            <w:tcW w:type="dxa" w:w="700"/>
+          </w:tcPr>
+          <w:p>
+            <w:r>
+              <w:t>14</w:t>
+            </w:r>
+          </w:p>
+        </w:tc>
+        <w:tc>
+          <w:tcPr>
+            <w:tcW w:type="dxa" w:w="3648"/>
+          </w:tcPr>
+          <w:p>
+            <w:r>
+              <w:t>Connectivity requirement to be included in the OEM purchase specification. Assumed to be Ethernet / OPC UA capable.</w:t>
+            </w:r>
+          </w:p>
+        </w:tc>
+      </w:tr>
+      <w:tr>
+        <w:tc>
+          <w:tcPr>
+            <w:tcW w:type="dxa" w:w="2000"/>
+          </w:tcPr>
+          <w:p>
+            <w:r>
+              <w:t>Future scope</w:t>
+            </w:r>
+          </w:p>
+        </w:tc>
+        <w:tc>
+          <w:tcPr>
+            <w:tcW w:type="dxa" w:w="2600"/>
+          </w:tcPr>
+          <w:p>
+            <w:r>
+              <w:t>2nd Line Inspection</w:t>
+            </w:r>
+          </w:p>
+        </w:tc>
+        <w:tc>
+          <w:tcPr>
+            <w:tcW w:type="dxa" w:w="700"/>
+          </w:tcPr>
+          <w:p>
+            <w:r>
+              <w:t>–</w:t>
+            </w:r>
+          </w:p>
+        </w:tc>
+        <w:tc>
+          <w:tcPr>
+            <w:tcW w:type="dxa" w:w="700"/>
+          </w:tcPr>
+          <w:p>
+            <w:r>
+              <w:t>9</w:t>
+            </w:r>
+          </w:p>
+        </w:tc>
+        <w:tc>
+          <w:tcPr>
+            <w:tcW w:type="dxa" w:w="700"/>
+          </w:tcPr>
+          <w:p>
+            <w:r>
+              <w:t>9</w:t>
+            </w:r>
+          </w:p>
+        </w:tc>
+        <w:tc>
+          <w:tcPr>
+            <w:tcW w:type="dxa" w:w="3648"/>
+          </w:tcPr>
+          <w:p>
+            <w:r>
+              <w:t>Not considered in the current scope of this offer.</w:t>
+            </w:r>
+          </w:p>
+        </w:tc>
+      </w:tr>
+      <w:tr>
+        <w:tc>
+          <w:tcPr>
+            <w:tcW w:type="dxa" w:w="2000"/>
+          </w:tcPr>
+          <w:p>
+            <w:r>
+              <w:rPr>
+                <w:b/>
+              </w:rPr>
+              <w:t>Total</w:t>
+            </w:r>
+          </w:p>
+        </w:tc>
+        <w:tc>
+          <w:tcPr>
+            <w:tcW w:type="dxa" w:w="2600"/>
+          </w:tcPr>
+          <w:p>
+            <w:r>
+              <w:rPr>
+                <w:b/>
+              </w:rPr>
+            </w:r>
+          </w:p>
+        </w:tc>
+        <w:tc>
+          <w:tcPr>
+            <w:tcW w:type="dxa" w:w="700"/>
+          </w:tcPr>
+          <w:p>
+            <w:r>
+              <w:rPr>
+                <w:b/>
+              </w:rPr>
+              <w:t>42</w:t>
+            </w:r>
+          </w:p>
+        </w:tc>
+        <w:tc>
+          <w:tcPr>
+            <w:tcW w:type="dxa" w:w="700"/>
+          </w:tcPr>
+          <w:p>
+            <w:r>
+              <w:rPr>
+                <w:b/>
+              </w:rPr>
+              <w:t>103</w:t>
+            </w:r>
+          </w:p>
+        </w:tc>
+        <w:tc>
+          <w:tcPr>
+            <w:tcW w:type="dxa" w:w="700"/>
+          </w:tcPr>
+          <w:p>
+            <w:r>
+              <w:rPr>
+                <w:b/>
+              </w:rPr>
+              <w:t>145</w:t>
+            </w:r>
+          </w:p>
+        </w:tc>
+        <w:tc>
+          <w:tcPr>
+            <w:tcW w:type="dxa" w:w="3648"/>
+          </w:tcPr>
+          <w:p>
+            <w:r>
+              <w:rPr>
+                <w:b/>
+              </w:rPr>
+            </w:r>
+          </w:p>
+        </w:tc>
+      </w:tr>
+    </w:tbl>
+    <w:p>
+      <w:pPr>
+        <w:pStyle w:val="Caption"/>
+      </w:pPr>
+      <w:r>
+        <w:t>Table: Preliminary machine connectivity assessment</w:t>
+      </w:r>
+    </w:p>
+    <w:p>
+      <w:pPr/>
+      <w:r>
+        <w:rPr>
+          <w:b/>
+          <w:i w:val="0"/>
+        </w:rPr>
+        <w:t>Notes and open points on machine data:</w:t>
+      </w:r>
+    </w:p>
+    <w:p>
+      <w:pPr>
+        <w:pStyle w:val="ListParagraph"/>
+        <w:numPr>
+          <w:ilvl w:val="0"/>
+          <w:numId w:val="42"/>
+        </w:numPr>
+      </w:pPr>
+      <w:r>
+        <w:rPr>
+          <w:b w:val="0"/>
+          <w:i w:val="0"/>
+        </w:rPr>
+        <w:t>91 of the 145 machines carry controllers with serial or fieldbus interfaces only. For these machines the existing RS232 port is reported as occupied by the HMI, so a communication module or protocol gateway and a corresponding PLC program change are required to make data available to the MES. Modification of existing PLC programs and field devices is presently listed under Exclusions in this document; the responsibility and commercial treatment of this activity is to be agreed before the offer is finalised.</w:t>
+      </w:r>
+    </w:p>
+    <w:p>
+      <w:pPr>
+        <w:pStyle w:val="ListParagraph"/>
+        <w:numPr>
+          <w:ilvl w:val="0"/>
+          <w:numId w:val="42"/>
+        </w:numPr>
+      </w:pPr>
+      <w:r>
+        <w:rPr>
+          <w:b w:val="0"/>
+          <w:i w:val="0"/>
+        </w:rPr>
+        <w:t>The PLC make and model for 14 new machines (Unit‑4 Fabric Cutter Multislitter, STU‑35, STU‑36, RB1‑7 to RB1‑9 and the 8 Curing machines) are not yet available. Ethernet based connectivity with OPC UA is assumed for these machines and is to be confirmed by the respective OEMs.</w:t>
+      </w:r>
+    </w:p>
+    <w:p>
+      <w:pPr>
+        <w:pStyle w:val="ListParagraph"/>
+        <w:numPr>
+          <w:ilvl w:val="0"/>
+          <w:numId w:val="42"/>
+        </w:numPr>
+      </w:pPr>
+      <w:r>
+        <w:rPr>
+          <w:b w:val="0"/>
+          <w:i w:val="0"/>
+        </w:rPr>
+        <w:t>RB1‑1 to RB1‑6 have no PLC. The method of data capture for these machines is to be agreed with the customer.</w:t>
+      </w:r>
+    </w:p>
+    <w:p>
+      <w:pPr>
+        <w:pStyle w:val="ListParagraph"/>
+        <w:numPr>
+          <w:ilvl w:val="0"/>
+          <w:numId w:val="42"/>
+        </w:numPr>
+      </w:pPr>
+      <w:r>
+        <w:rPr>
+          <w:b w:val="0"/>
+          <w:i w:val="0"/>
+        </w:rPr>
+        <w:t>The Unit‑4 machine list has a break in serial numbers between S.No 66 and S.No 85. Details of the machines corresponding to S.No 67 to 84 have not been received and are not included in the 145 machines covered by this offer.</w:t>
+      </w:r>
+    </w:p>
+    <w:p>
+      <w:pPr>
+        <w:pStyle w:val="ListParagraph"/>
+        <w:numPr>
+          <w:ilvl w:val="0"/>
+          <w:numId w:val="42"/>
+        </w:numPr>
+      </w:pPr>
+      <w:r>
+        <w:rPr>
+          <w:b w:val="0"/>
+          <w:i w:val="0"/>
+        </w:rPr>
+        <w:t>AMCL‑7 and AMCL‑8 (Unit‑2) and the Cold Feed Extruder‑2 Skiver (Unit‑4) are undergoing refurbishment or upgradation. The final control system configuration of these machines is to be confirmed.</w:t>
+      </w:r>
+    </w:p>
+    <w:p>
+      <w:pPr>
+        <w:pStyle w:val="ListParagraph"/>
+        <w:numPr>
+          <w:ilvl w:val="0"/>
+          <w:numId w:val="42"/>
+        </w:numPr>
+      </w:pPr>
+      <w:r>
+        <w:rPr>
+          <w:b w:val="0"/>
+          <w:i w:val="0"/>
+        </w:rPr>
+        <w:t>The Unit‑4 list contains both a “2 Roll Calender ‑3” and a “3 Roll Calender ‑3” process area for what appear to be two parts of the same line. The naming is to be confirmed.</w:t>
+      </w:r>
     </w:p>
     <w:p/>
     <w:p>
@@ -20520,6 +25512,9 @@
   </w:num>
   <w:num w:numId="41" w16cid:durableId="658845643">
     <w:abstractNumId w:val="8"/>
+  </w:num>
+  <w:num w:numId="42">
+    <w:abstractNumId w:val="6"/>
   </w:num>
   <w:numIdMacAtCleanup w:val="12"/>
 </w:numbering>

--- a/JK_Lakshar_MES_XXXXX_Technical Offer_R0.docx
+++ b/JK_Lakshar_MES_XXXXX_Technical Offer_R0.docx
@@ -1452,7 +1452,7 @@
             </w:rPr>
           </w:pPr>
           <w:r>
-            <w:fldChar w:fldCharType="begin"/>
+            <w:fldChar w:fldCharType="begin" w:dirty="true"/>
           </w:r>
           <w:r>
             <w:instrText xml:space="preserve"> TOC \o "1-3" \h \z \u </w:instrText>
@@ -5454,6 +5454,61 @@
       </w:tr>
       <w:tr>
         <w:trPr>
+          <w:cnfStyle w:val="000000100000" w:firstRow="0" w:lastRow="0" w:firstColumn="0" w:lastColumn="0" w:oddVBand="0" w:evenVBand="0" w:oddHBand="1" w:evenHBand="0" w:firstRowFirstColumn="0" w:firstRowLastColumn="0" w:lastRowFirstColumn="0" w:lastRowLastColumn="0"/>
+          <w:trHeight w:val="341"/>
+        </w:trPr>
+        <w:tc>
+          <w:tcPr>
+            <w:tcW w:w="1696" w:type="dxa"/>
+          </w:tcPr>
+          <w:p>
+            <w:pPr>
+              <w:pStyle w:val="TableText"/>
+              <w:rPr>
+                <w:rFonts w:asciiTheme="minorHAnsi" w:hAnsiTheme="minorHAnsi" w:cstheme="minorHAnsi"/>
+                <w:color w:val="444444"/>
+                <w:sz w:val="22"/>
+                <w:szCs w:val="22"/>
+                <w:lang w:val="en-CA"/>
+              </w:rPr>
+            </w:pPr>
+            <w:r>
+              <w:rPr>
+                <w:rFonts w:asciiTheme="minorHAnsi" w:hAnsiTheme="minorHAnsi" w:cstheme="minorHAnsi"/>
+                <w:sz w:val="22"/>
+                <w:szCs w:val="22"/>
+              </w:rPr>
+              <w:t>SmartMES</w:t>
+            </w:r>
+          </w:p>
+        </w:tc>
+        <w:tc>
+          <w:tcPr>
+            <w:tcW w:w="7743" w:type="dxa"/>
+          </w:tcPr>
+          <w:p>
+            <w:pPr>
+              <w:pStyle w:val="TableText"/>
+              <w:rPr>
+                <w:rFonts w:asciiTheme="minorHAnsi" w:hAnsiTheme="minorHAnsi" w:cstheme="minorHAnsi"/>
+                <w:sz w:val="22"/>
+                <w:szCs w:val="22"/>
+                <w:lang w:val="en-CA"/>
+              </w:rPr>
+            </w:pPr>
+            <w:r>
+              <w:rPr>
+                <w:rFonts w:asciiTheme="minorHAnsi" w:hAnsiTheme="minorHAnsi" w:cstheme="minorHAnsi"/>
+                <w:sz w:val="22"/>
+                <w:szCs w:val="22"/>
+              </w:rPr>
+              <w:t>Smart Controls Manufacturing Execution System platform</w:t>
+            </w:r>
+          </w:p>
+        </w:tc>
+      </w:tr>
+      <w:tr>
+        <w:trPr>
           <w:trHeight w:val="341"/>
         </w:trPr>
         <w:tc>
@@ -6504,7 +6559,7 @@
           <w:b w:val="0"/>
           <w:i w:val="0"/>
         </w:rPr>
-        <w:t>Smart Controls India Limited (SCIL) proposes to implement a Manufacturing Execution System (MES) covering the tyre manufacturing operations of JK Tyre – Laksar Tyre Plant (LTP) for Unit‑2 and Unit‑4. The offer covers shopfloor data acquisition from the existing and planned machines of both units, the manufacturing operations management layer, and the interfaces to the customer’s existing enterprise applications.</w:t>
+        <w:t>Smart Controls India Limited (SCIL) proposes to implement a Manufacturing Execution System (MES) covering the tyre manufacturing operations of JK Tyre – Laksar Tyre Plant (LTP) for Unit‑2 and Unit‑4. The offer covers shopfloor data acquisition from the existing and planned machines of both units, the manufacturing operations management layer, and the interfaces to the customer’s existing enterprise applications. The solution is delivered on SmartMES, the Smart Controls manufacturing execution platform; no third party MES platform license is included in this offer.</w:t>
       </w:r>
     </w:p>
     <w:p>
@@ -7980,11 +8035,11 @@
         <w:tblLook w:val="04A0" w:firstRow="1" w:lastRow="0" w:firstColumn="1" w:lastColumn="0" w:noHBand="0" w:noVBand="1"/>
       </w:tblPr>
       <w:tblGrid>
+        <w:gridCol w:w="750"/>
+        <w:gridCol w:w="1700"/>
+        <w:gridCol w:w="2300"/>
         <w:gridCol w:w="600"/>
-        <w:gridCol w:w="1700"/>
-        <w:gridCol w:w="2400"/>
-        <w:gridCol w:w="600"/>
-        <w:gridCol w:w="1200"/>
+        <w:gridCol w:w="1150"/>
         <w:gridCol w:w="1600"/>
         <w:gridCol w:w="2248"/>
       </w:tblGrid>
@@ -7994,47 +8049,47 @@
         </w:trPr>
         <w:tc>
           <w:tcPr>
+            <w:tcW w:type="dxa" w:w="750"/>
+          </w:tcPr>
+          <w:p>
+            <w:r>
+              <w:t>S.No</w:t>
+            </w:r>
+          </w:p>
+        </w:tc>
+        <w:tc>
+          <w:tcPr>
+            <w:tcW w:type="dxa" w:w="1700"/>
+          </w:tcPr>
+          <w:p>
+            <w:r>
+              <w:t>Process Area</w:t>
+            </w:r>
+          </w:p>
+        </w:tc>
+        <w:tc>
+          <w:tcPr>
+            <w:tcW w:type="dxa" w:w="2300"/>
+          </w:tcPr>
+          <w:p>
+            <w:r>
+              <w:t>Machine No.</w:t>
+            </w:r>
+          </w:p>
+        </w:tc>
+        <w:tc>
+          <w:tcPr>
             <w:tcW w:type="dxa" w:w="600"/>
           </w:tcPr>
           <w:p>
             <w:r>
-              <w:t>S.No</w:t>
-            </w:r>
-          </w:p>
-        </w:tc>
-        <w:tc>
-          <w:tcPr>
-            <w:tcW w:type="dxa" w:w="1700"/>
-          </w:tcPr>
-          <w:p>
-            <w:r>
-              <w:t>Process Area</w:t>
-            </w:r>
-          </w:p>
-        </w:tc>
-        <w:tc>
-          <w:tcPr>
-            <w:tcW w:type="dxa" w:w="2400"/>
-          </w:tcPr>
-          <w:p>
-            <w:r>
-              <w:t>Machine No.</w:t>
-            </w:r>
-          </w:p>
-        </w:tc>
-        <w:tc>
-          <w:tcPr>
-            <w:tcW w:type="dxa" w:w="600"/>
-          </w:tcPr>
-          <w:p>
-            <w:r>
               <w:t>Qty</w:t>
             </w:r>
           </w:p>
         </w:tc>
         <w:tc>
           <w:tcPr>
-            <w:tcW w:type="dxa" w:w="1200"/>
+            <w:tcW w:type="dxa" w:w="1150"/>
           </w:tcPr>
           <w:p>
             <w:r>
@@ -8066,47 +8121,47 @@
       <w:tr>
         <w:tc>
           <w:tcPr>
+            <w:tcW w:type="dxa" w:w="750"/>
+          </w:tcPr>
+          <w:p>
+            <w:r>
+              <w:t>1</w:t>
+            </w:r>
+          </w:p>
+        </w:tc>
+        <w:tc>
+          <w:tcPr>
+            <w:tcW w:type="dxa" w:w="1700"/>
+          </w:tcPr>
+          <w:p>
+            <w:r>
+              <w:t>TBB Tyre Building</w:t>
+            </w:r>
+          </w:p>
+        </w:tc>
+        <w:tc>
+          <w:tcPr>
+            <w:tcW w:type="dxa" w:w="2300"/>
+          </w:tcPr>
+          <w:p>
+            <w:r>
+              <w:t>J‑1 to J‑25, J‑54, J‑55, J‑56</w:t>
+            </w:r>
+          </w:p>
+        </w:tc>
+        <w:tc>
+          <w:tcPr>
             <w:tcW w:type="dxa" w:w="600"/>
           </w:tcPr>
           <w:p>
             <w:r>
-              <w:t>1</w:t>
-            </w:r>
-          </w:p>
-        </w:tc>
-        <w:tc>
-          <w:tcPr>
-            <w:tcW w:type="dxa" w:w="1700"/>
-          </w:tcPr>
-          <w:p>
-            <w:r>
-              <w:t>TBB Tyre Building</w:t>
-            </w:r>
-          </w:p>
-        </w:tc>
-        <w:tc>
-          <w:tcPr>
-            <w:tcW w:type="dxa" w:w="2400"/>
-          </w:tcPr>
-          <w:p>
-            <w:r>
-              <w:t>J‑1 to J‑25, J‑54, J‑55, J‑56</w:t>
-            </w:r>
-          </w:p>
-        </w:tc>
-        <w:tc>
-          <w:tcPr>
-            <w:tcW w:type="dxa" w:w="600"/>
-          </w:tcPr>
-          <w:p>
-            <w:r>
               <w:t>28</w:t>
             </w:r>
           </w:p>
         </w:tc>
         <w:tc>
           <w:tcPr>
-            <w:tcW w:type="dxa" w:w="1200"/>
+            <w:tcW w:type="dxa" w:w="1150"/>
           </w:tcPr>
           <w:p>
             <w:r>
@@ -8138,47 +8193,47 @@
       <w:tr>
         <w:tc>
           <w:tcPr>
+            <w:tcW w:type="dxa" w:w="750"/>
+          </w:tcPr>
+          <w:p>
+            <w:r>
+              <w:t>2</w:t>
+            </w:r>
+          </w:p>
+        </w:tc>
+        <w:tc>
+          <w:tcPr>
+            <w:tcW w:type="dxa" w:w="1700"/>
+          </w:tcPr>
+          <w:p>
+            <w:r>
+              <w:t>TBB Tyre Building</w:t>
+            </w:r>
+          </w:p>
+        </w:tc>
+        <w:tc>
+          <w:tcPr>
+            <w:tcW w:type="dxa" w:w="2300"/>
+          </w:tcPr>
+          <w:p>
+            <w:r>
+              <w:t>OTR‑1</w:t>
+            </w:r>
+          </w:p>
+        </w:tc>
+        <w:tc>
+          <w:tcPr>
             <w:tcW w:type="dxa" w:w="600"/>
           </w:tcPr>
           <w:p>
             <w:r>
-              <w:t>2</w:t>
-            </w:r>
-          </w:p>
-        </w:tc>
-        <w:tc>
-          <w:tcPr>
-            <w:tcW w:type="dxa" w:w="1700"/>
-          </w:tcPr>
-          <w:p>
-            <w:r>
-              <w:t>TBB Tyre Building</w:t>
-            </w:r>
-          </w:p>
-        </w:tc>
-        <w:tc>
-          <w:tcPr>
-            <w:tcW w:type="dxa" w:w="2400"/>
-          </w:tcPr>
-          <w:p>
-            <w:r>
-              <w:t>OTR‑1</w:t>
-            </w:r>
-          </w:p>
-        </w:tc>
-        <w:tc>
-          <w:tcPr>
-            <w:tcW w:type="dxa" w:w="600"/>
-          </w:tcPr>
-          <w:p>
-            <w:r>
               <w:t>1</w:t>
             </w:r>
           </w:p>
         </w:tc>
         <w:tc>
           <w:tcPr>
-            <w:tcW w:type="dxa" w:w="1200"/>
+            <w:tcW w:type="dxa" w:w="1150"/>
           </w:tcPr>
           <w:p>
             <w:r>
@@ -8210,47 +8265,47 @@
       <w:tr>
         <w:tc>
           <w:tcPr>
+            <w:tcW w:type="dxa" w:w="750"/>
+          </w:tcPr>
+          <w:p>
+            <w:r>
+              <w:t>3</w:t>
+            </w:r>
+          </w:p>
+        </w:tc>
+        <w:tc>
+          <w:tcPr>
+            <w:tcW w:type="dxa" w:w="1700"/>
+          </w:tcPr>
+          <w:p>
+            <w:r>
+              <w:t>LCV Tyre Building</w:t>
+            </w:r>
+          </w:p>
+        </w:tc>
+        <w:tc>
+          <w:tcPr>
+            <w:tcW w:type="dxa" w:w="2300"/>
+          </w:tcPr>
+          <w:p>
+            <w:r>
+              <w:t>AMCL‑1 to AMCL‑6, LNT‑1 to LNT‑5</w:t>
+            </w:r>
+          </w:p>
+        </w:tc>
+        <w:tc>
+          <w:tcPr>
             <w:tcW w:type="dxa" w:w="600"/>
           </w:tcPr>
           <w:p>
             <w:r>
-              <w:t>3</w:t>
-            </w:r>
-          </w:p>
-        </w:tc>
-        <w:tc>
-          <w:tcPr>
-            <w:tcW w:type="dxa" w:w="1700"/>
-          </w:tcPr>
-          <w:p>
-            <w:r>
-              <w:t>LCV Tyre Building</w:t>
-            </w:r>
-          </w:p>
-        </w:tc>
-        <w:tc>
-          <w:tcPr>
-            <w:tcW w:type="dxa" w:w="2400"/>
-          </w:tcPr>
-          <w:p>
-            <w:r>
-              <w:t>AMCL‑1 to AMCL‑6, LNT‑1 to LNT‑5</w:t>
-            </w:r>
-          </w:p>
-        </w:tc>
-        <w:tc>
-          <w:tcPr>
-            <w:tcW w:type="dxa" w:w="600"/>
-          </w:tcPr>
-          <w:p>
-            <w:r>
               <w:t>11</w:t>
             </w:r>
           </w:p>
         </w:tc>
         <w:tc>
           <w:tcPr>
-            <w:tcW w:type="dxa" w:w="1200"/>
+            <w:tcW w:type="dxa" w:w="1150"/>
           </w:tcPr>
           <w:p>
             <w:r>
@@ -8282,47 +8337,47 @@
       <w:tr>
         <w:tc>
           <w:tcPr>
+            <w:tcW w:type="dxa" w:w="750"/>
+          </w:tcPr>
+          <w:p>
+            <w:r>
+              <w:t>4</w:t>
+            </w:r>
+          </w:p>
+        </w:tc>
+        <w:tc>
+          <w:tcPr>
+            <w:tcW w:type="dxa" w:w="1700"/>
+          </w:tcPr>
+          <w:p>
+            <w:r>
+              <w:t>LCV Tyre Building</w:t>
+            </w:r>
+          </w:p>
+        </w:tc>
+        <w:tc>
+          <w:tcPr>
+            <w:tcW w:type="dxa" w:w="2300"/>
+          </w:tcPr>
+          <w:p>
+            <w:r>
+              <w:t>AMCL‑7, AMCL‑8</w:t>
+            </w:r>
+          </w:p>
+        </w:tc>
+        <w:tc>
+          <w:tcPr>
             <w:tcW w:type="dxa" w:w="600"/>
           </w:tcPr>
           <w:p>
             <w:r>
-              <w:t>4</w:t>
-            </w:r>
-          </w:p>
-        </w:tc>
-        <w:tc>
-          <w:tcPr>
-            <w:tcW w:type="dxa" w:w="1700"/>
-          </w:tcPr>
-          <w:p>
-            <w:r>
-              <w:t>LCV Tyre Building</w:t>
-            </w:r>
-          </w:p>
-        </w:tc>
-        <w:tc>
-          <w:tcPr>
-            <w:tcW w:type="dxa" w:w="2400"/>
-          </w:tcPr>
-          <w:p>
-            <w:r>
-              <w:t>AMCL‑7, AMCL‑8</w:t>
-            </w:r>
-          </w:p>
-        </w:tc>
-        <w:tc>
-          <w:tcPr>
-            <w:tcW w:type="dxa" w:w="600"/>
-          </w:tcPr>
-          <w:p>
-            <w:r>
               <w:t>2</w:t>
             </w:r>
           </w:p>
         </w:tc>
         <w:tc>
           <w:tcPr>
-            <w:tcW w:type="dxa" w:w="1200"/>
+            <w:tcW w:type="dxa" w:w="1150"/>
           </w:tcPr>
           <w:p>
             <w:r>
@@ -8354,6 +8409,43 @@
       <w:tr>
         <w:tc>
           <w:tcPr>
+            <w:tcW w:type="dxa" w:w="750"/>
+          </w:tcPr>
+          <w:p>
+            <w:r>
+              <w:rPr>
+                <w:b/>
+              </w:rPr>
+            </w:r>
+          </w:p>
+        </w:tc>
+        <w:tc>
+          <w:tcPr>
+            <w:tcW w:type="dxa" w:w="1700"/>
+          </w:tcPr>
+          <w:p>
+            <w:r>
+              <w:rPr>
+                <w:b/>
+              </w:rPr>
+              <w:t>Total</w:t>
+            </w:r>
+          </w:p>
+        </w:tc>
+        <w:tc>
+          <w:tcPr>
+            <w:tcW w:type="dxa" w:w="2300"/>
+          </w:tcPr>
+          <w:p>
+            <w:r>
+              <w:rPr>
+                <w:b/>
+              </w:rPr>
+            </w:r>
+          </w:p>
+        </w:tc>
+        <w:tc>
+          <w:tcPr>
             <w:tcW w:type="dxa" w:w="600"/>
           </w:tcPr>
           <w:p>
@@ -8361,50 +8453,13 @@
               <w:rPr>
                 <w:b/>
               </w:rPr>
-            </w:r>
-          </w:p>
-        </w:tc>
-        <w:tc>
-          <w:tcPr>
-            <w:tcW w:type="dxa" w:w="1700"/>
-          </w:tcPr>
-          <w:p>
-            <w:r>
-              <w:rPr>
-                <w:b/>
-              </w:rPr>
-              <w:t>Total</w:t>
-            </w:r>
-          </w:p>
-        </w:tc>
-        <w:tc>
-          <w:tcPr>
-            <w:tcW w:type="dxa" w:w="2400"/>
-          </w:tcPr>
-          <w:p>
-            <w:r>
-              <w:rPr>
-                <w:b/>
-              </w:rPr>
-            </w:r>
-          </w:p>
-        </w:tc>
-        <w:tc>
-          <w:tcPr>
-            <w:tcW w:type="dxa" w:w="600"/>
-          </w:tcPr>
-          <w:p>
-            <w:r>
-              <w:rPr>
-                <w:b/>
-              </w:rPr>
               <w:t>42</w:t>
             </w:r>
           </w:p>
         </w:tc>
         <w:tc>
           <w:tcPr>
-            <w:tcW w:type="dxa" w:w="1200"/>
+            <w:tcW w:type="dxa" w:w="1150"/>
           </w:tcPr>
           <w:p>
             <w:r>
@@ -8476,11 +8531,11 @@
         <w:tblLook w:val="04A0" w:firstRow="1" w:lastRow="0" w:firstColumn="1" w:lastColumn="0" w:noHBand="0" w:noVBand="1"/>
       </w:tblPr>
       <w:tblGrid>
+        <w:gridCol w:w="750"/>
+        <w:gridCol w:w="1700"/>
+        <w:gridCol w:w="2300"/>
         <w:gridCol w:w="600"/>
-        <w:gridCol w:w="1700"/>
-        <w:gridCol w:w="2400"/>
-        <w:gridCol w:w="600"/>
-        <w:gridCol w:w="1200"/>
+        <w:gridCol w:w="1150"/>
         <w:gridCol w:w="1600"/>
         <w:gridCol w:w="2248"/>
       </w:tblGrid>
@@ -8490,47 +8545,47 @@
         </w:trPr>
         <w:tc>
           <w:tcPr>
+            <w:tcW w:type="dxa" w:w="750"/>
+          </w:tcPr>
+          <w:p>
+            <w:r>
+              <w:t>S.No</w:t>
+            </w:r>
+          </w:p>
+        </w:tc>
+        <w:tc>
+          <w:tcPr>
+            <w:tcW w:type="dxa" w:w="1700"/>
+          </w:tcPr>
+          <w:p>
+            <w:r>
+              <w:t>Process Area</w:t>
+            </w:r>
+          </w:p>
+        </w:tc>
+        <w:tc>
+          <w:tcPr>
+            <w:tcW w:type="dxa" w:w="2300"/>
+          </w:tcPr>
+          <w:p>
+            <w:r>
+              <w:t>Machine No.</w:t>
+            </w:r>
+          </w:p>
+        </w:tc>
+        <w:tc>
+          <w:tcPr>
             <w:tcW w:type="dxa" w:w="600"/>
           </w:tcPr>
           <w:p>
             <w:r>
-              <w:t>S.No</w:t>
-            </w:r>
-          </w:p>
-        </w:tc>
-        <w:tc>
-          <w:tcPr>
-            <w:tcW w:type="dxa" w:w="1700"/>
-          </w:tcPr>
-          <w:p>
-            <w:r>
-              <w:t>Process Area</w:t>
-            </w:r>
-          </w:p>
-        </w:tc>
-        <w:tc>
-          <w:tcPr>
-            <w:tcW w:type="dxa" w:w="2400"/>
-          </w:tcPr>
-          <w:p>
-            <w:r>
-              <w:t>Machine No.</w:t>
-            </w:r>
-          </w:p>
-        </w:tc>
-        <w:tc>
-          <w:tcPr>
-            <w:tcW w:type="dxa" w:w="600"/>
-          </w:tcPr>
-          <w:p>
-            <w:r>
               <w:t>Qty</w:t>
             </w:r>
           </w:p>
         </w:tc>
         <w:tc>
           <w:tcPr>
-            <w:tcW w:type="dxa" w:w="1200"/>
+            <w:tcW w:type="dxa" w:w="1150"/>
           </w:tcPr>
           <w:p>
             <w:r>
@@ -8562,6 +8617,36 @@
       <w:tr>
         <w:tc>
           <w:tcPr>
+            <w:tcW w:type="dxa" w:w="750"/>
+          </w:tcPr>
+          <w:p>
+            <w:r>
+              <w:t>1</w:t>
+            </w:r>
+          </w:p>
+        </w:tc>
+        <w:tc>
+          <w:tcPr>
+            <w:tcW w:type="dxa" w:w="1700"/>
+          </w:tcPr>
+          <w:p>
+            <w:r>
+              <w:t>CFE 1</w:t>
+            </w:r>
+          </w:p>
+        </w:tc>
+        <w:tc>
+          <w:tcPr>
+            <w:tcW w:type="dxa" w:w="2300"/>
+          </w:tcPr>
+          <w:p>
+            <w:r>
+              <w:t>Cold Feed Extruder‑1 (Line)</w:t>
+            </w:r>
+          </w:p>
+        </w:tc>
+        <w:tc>
+          <w:tcPr>
             <w:tcW w:type="dxa" w:w="600"/>
           </w:tcPr>
           <w:p>
@@ -8572,37 +8657,7 @@
         </w:tc>
         <w:tc>
           <w:tcPr>
-            <w:tcW w:type="dxa" w:w="1700"/>
-          </w:tcPr>
-          <w:p>
-            <w:r>
-              <w:t>CFE 1</w:t>
-            </w:r>
-          </w:p>
-        </w:tc>
-        <w:tc>
-          <w:tcPr>
-            <w:tcW w:type="dxa" w:w="2400"/>
-          </w:tcPr>
-          <w:p>
-            <w:r>
-              <w:t>Cold Feed Extruder‑1 (Line)</w:t>
-            </w:r>
-          </w:p>
-        </w:tc>
-        <w:tc>
-          <w:tcPr>
-            <w:tcW w:type="dxa" w:w="600"/>
-          </w:tcPr>
-          <w:p>
-            <w:r>
-              <w:t>1</w:t>
-            </w:r>
-          </w:p>
-        </w:tc>
-        <w:tc>
-          <w:tcPr>
-            <w:tcW w:type="dxa" w:w="1200"/>
+            <w:tcW w:type="dxa" w:w="1150"/>
           </w:tcPr>
           <w:p>
             <w:r>
@@ -8632,47 +8687,47 @@
       <w:tr>
         <w:tc>
           <w:tcPr>
+            <w:tcW w:type="dxa" w:w="750"/>
+          </w:tcPr>
+          <w:p>
+            <w:r>
+              <w:t>2</w:t>
+            </w:r>
+          </w:p>
+        </w:tc>
+        <w:tc>
+          <w:tcPr>
+            <w:tcW w:type="dxa" w:w="1700"/>
+          </w:tcPr>
+          <w:p>
+            <w:r>
+              <w:t>CFE 1</w:t>
+            </w:r>
+          </w:p>
+        </w:tc>
+        <w:tc>
+          <w:tcPr>
+            <w:tcW w:type="dxa" w:w="2300"/>
+          </w:tcPr>
+          <w:p>
+            <w:r>
+              <w:t>Cold Feed Extruder‑1 (Extruder)</w:t>
+            </w:r>
+          </w:p>
+        </w:tc>
+        <w:tc>
+          <w:tcPr>
             <w:tcW w:type="dxa" w:w="600"/>
           </w:tcPr>
           <w:p>
             <w:r>
-              <w:t>2</w:t>
-            </w:r>
-          </w:p>
-        </w:tc>
-        <w:tc>
-          <w:tcPr>
-            <w:tcW w:type="dxa" w:w="1700"/>
-          </w:tcPr>
-          <w:p>
-            <w:r>
-              <w:t>CFE 1</w:t>
-            </w:r>
-          </w:p>
-        </w:tc>
-        <w:tc>
-          <w:tcPr>
-            <w:tcW w:type="dxa" w:w="2400"/>
-          </w:tcPr>
-          <w:p>
-            <w:r>
-              <w:t>Cold Feed Extruder‑1 (Extruder)</w:t>
-            </w:r>
-          </w:p>
-        </w:tc>
-        <w:tc>
-          <w:tcPr>
-            <w:tcW w:type="dxa" w:w="600"/>
-          </w:tcPr>
-          <w:p>
-            <w:r>
               <w:t>1</w:t>
             </w:r>
           </w:p>
         </w:tc>
         <w:tc>
           <w:tcPr>
-            <w:tcW w:type="dxa" w:w="1200"/>
+            <w:tcW w:type="dxa" w:w="1150"/>
           </w:tcPr>
           <w:p>
             <w:r>
@@ -8702,47 +8757,47 @@
       <w:tr>
         <w:tc>
           <w:tcPr>
+            <w:tcW w:type="dxa" w:w="750"/>
+          </w:tcPr>
+          <w:p>
+            <w:r>
+              <w:t>3</w:t>
+            </w:r>
+          </w:p>
+        </w:tc>
+        <w:tc>
+          <w:tcPr>
+            <w:tcW w:type="dxa" w:w="1700"/>
+          </w:tcPr>
+          <w:p>
+            <w:r>
+              <w:t>CFE 1</w:t>
+            </w:r>
+          </w:p>
+        </w:tc>
+        <w:tc>
+          <w:tcPr>
+            <w:tcW w:type="dxa" w:w="2300"/>
+          </w:tcPr>
+          <w:p>
+            <w:r>
+              <w:t>Cold Feed Extruder‑1 (Skiver)</w:t>
+            </w:r>
+          </w:p>
+        </w:tc>
+        <w:tc>
+          <w:tcPr>
             <w:tcW w:type="dxa" w:w="600"/>
           </w:tcPr>
           <w:p>
             <w:r>
-              <w:t>3</w:t>
-            </w:r>
-          </w:p>
-        </w:tc>
-        <w:tc>
-          <w:tcPr>
-            <w:tcW w:type="dxa" w:w="1700"/>
-          </w:tcPr>
-          <w:p>
-            <w:r>
-              <w:t>CFE 1</w:t>
-            </w:r>
-          </w:p>
-        </w:tc>
-        <w:tc>
-          <w:tcPr>
-            <w:tcW w:type="dxa" w:w="2400"/>
-          </w:tcPr>
-          <w:p>
-            <w:r>
-              <w:t>Cold Feed Extruder‑1 (Skiver)</w:t>
-            </w:r>
-          </w:p>
-        </w:tc>
-        <w:tc>
-          <w:tcPr>
-            <w:tcW w:type="dxa" w:w="600"/>
-          </w:tcPr>
-          <w:p>
-            <w:r>
               <w:t>1</w:t>
             </w:r>
           </w:p>
         </w:tc>
         <w:tc>
           <w:tcPr>
-            <w:tcW w:type="dxa" w:w="1200"/>
+            <w:tcW w:type="dxa" w:w="1150"/>
           </w:tcPr>
           <w:p>
             <w:r>
@@ -8772,47 +8827,47 @@
       <w:tr>
         <w:tc>
           <w:tcPr>
+            <w:tcW w:type="dxa" w:w="750"/>
+          </w:tcPr>
+          <w:p>
+            <w:r>
+              <w:t>4</w:t>
+            </w:r>
+          </w:p>
+        </w:tc>
+        <w:tc>
+          <w:tcPr>
+            <w:tcW w:type="dxa" w:w="1700"/>
+          </w:tcPr>
+          <w:p>
+            <w:r>
+              <w:t>CFE 2</w:t>
+            </w:r>
+          </w:p>
+        </w:tc>
+        <w:tc>
+          <w:tcPr>
+            <w:tcW w:type="dxa" w:w="2300"/>
+          </w:tcPr>
+          <w:p>
+            <w:r>
+              <w:t>Cold Feed Extruder‑2 (Line)</w:t>
+            </w:r>
+          </w:p>
+        </w:tc>
+        <w:tc>
+          <w:tcPr>
             <w:tcW w:type="dxa" w:w="600"/>
           </w:tcPr>
           <w:p>
             <w:r>
-              <w:t>4</w:t>
-            </w:r>
-          </w:p>
-        </w:tc>
-        <w:tc>
-          <w:tcPr>
-            <w:tcW w:type="dxa" w:w="1700"/>
-          </w:tcPr>
-          <w:p>
-            <w:r>
-              <w:t>CFE 2</w:t>
-            </w:r>
-          </w:p>
-        </w:tc>
-        <w:tc>
-          <w:tcPr>
-            <w:tcW w:type="dxa" w:w="2400"/>
-          </w:tcPr>
-          <w:p>
-            <w:r>
-              <w:t>Cold Feed Extruder‑2 (Line)</w:t>
-            </w:r>
-          </w:p>
-        </w:tc>
-        <w:tc>
-          <w:tcPr>
-            <w:tcW w:type="dxa" w:w="600"/>
-          </w:tcPr>
-          <w:p>
-            <w:r>
               <w:t>1</w:t>
             </w:r>
           </w:p>
         </w:tc>
         <w:tc>
           <w:tcPr>
-            <w:tcW w:type="dxa" w:w="1200"/>
+            <w:tcW w:type="dxa" w:w="1150"/>
           </w:tcPr>
           <w:p>
             <w:r>
@@ -8842,47 +8897,47 @@
       <w:tr>
         <w:tc>
           <w:tcPr>
+            <w:tcW w:type="dxa" w:w="750"/>
+          </w:tcPr>
+          <w:p>
+            <w:r>
+              <w:t>5</w:t>
+            </w:r>
+          </w:p>
+        </w:tc>
+        <w:tc>
+          <w:tcPr>
+            <w:tcW w:type="dxa" w:w="1700"/>
+          </w:tcPr>
+          <w:p>
+            <w:r>
+              <w:t>CFE 2</w:t>
+            </w:r>
+          </w:p>
+        </w:tc>
+        <w:tc>
+          <w:tcPr>
+            <w:tcW w:type="dxa" w:w="2300"/>
+          </w:tcPr>
+          <w:p>
+            <w:r>
+              <w:t>Cold Feed Extruder‑2 (Extruder)</w:t>
+            </w:r>
+          </w:p>
+        </w:tc>
+        <w:tc>
+          <w:tcPr>
             <w:tcW w:type="dxa" w:w="600"/>
           </w:tcPr>
           <w:p>
             <w:r>
-              <w:t>5</w:t>
-            </w:r>
-          </w:p>
-        </w:tc>
-        <w:tc>
-          <w:tcPr>
-            <w:tcW w:type="dxa" w:w="1700"/>
-          </w:tcPr>
-          <w:p>
-            <w:r>
-              <w:t>CFE 2</w:t>
-            </w:r>
-          </w:p>
-        </w:tc>
-        <w:tc>
-          <w:tcPr>
-            <w:tcW w:type="dxa" w:w="2400"/>
-          </w:tcPr>
-          <w:p>
-            <w:r>
-              <w:t>Cold Feed Extruder‑2 (Extruder)</w:t>
-            </w:r>
-          </w:p>
-        </w:tc>
-        <w:tc>
-          <w:tcPr>
-            <w:tcW w:type="dxa" w:w="600"/>
-          </w:tcPr>
-          <w:p>
-            <w:r>
               <w:t>1</w:t>
             </w:r>
           </w:p>
         </w:tc>
         <w:tc>
           <w:tcPr>
-            <w:tcW w:type="dxa" w:w="1200"/>
+            <w:tcW w:type="dxa" w:w="1150"/>
           </w:tcPr>
           <w:p>
             <w:r>
@@ -8914,47 +8969,47 @@
       <w:tr>
         <w:tc>
           <w:tcPr>
+            <w:tcW w:type="dxa" w:w="750"/>
+          </w:tcPr>
+          <w:p>
+            <w:r>
+              <w:t>6</w:t>
+            </w:r>
+          </w:p>
+        </w:tc>
+        <w:tc>
+          <w:tcPr>
+            <w:tcW w:type="dxa" w:w="1700"/>
+          </w:tcPr>
+          <w:p>
+            <w:r>
+              <w:t>CFE 2</w:t>
+            </w:r>
+          </w:p>
+        </w:tc>
+        <w:tc>
+          <w:tcPr>
+            <w:tcW w:type="dxa" w:w="2300"/>
+          </w:tcPr>
+          <w:p>
+            <w:r>
+              <w:t>Cold Feed Extruder‑2 (Cushion Calender)</w:t>
+            </w:r>
+          </w:p>
+        </w:tc>
+        <w:tc>
+          <w:tcPr>
             <w:tcW w:type="dxa" w:w="600"/>
           </w:tcPr>
           <w:p>
             <w:r>
-              <w:t>6</w:t>
-            </w:r>
-          </w:p>
-        </w:tc>
-        <w:tc>
-          <w:tcPr>
-            <w:tcW w:type="dxa" w:w="1700"/>
-          </w:tcPr>
-          <w:p>
-            <w:r>
-              <w:t>CFE 2</w:t>
-            </w:r>
-          </w:p>
-        </w:tc>
-        <w:tc>
-          <w:tcPr>
-            <w:tcW w:type="dxa" w:w="2400"/>
-          </w:tcPr>
-          <w:p>
-            <w:r>
-              <w:t>Cold Feed Extruder‑2 (Cushion Calender)</w:t>
-            </w:r>
-          </w:p>
-        </w:tc>
-        <w:tc>
-          <w:tcPr>
-            <w:tcW w:type="dxa" w:w="600"/>
-          </w:tcPr>
-          <w:p>
-            <w:r>
               <w:t>1</w:t>
             </w:r>
           </w:p>
         </w:tc>
         <w:tc>
           <w:tcPr>
-            <w:tcW w:type="dxa" w:w="1200"/>
+            <w:tcW w:type="dxa" w:w="1150"/>
           </w:tcPr>
           <w:p>
             <w:r>
@@ -8984,47 +9039,47 @@
       <w:tr>
         <w:tc>
           <w:tcPr>
+            <w:tcW w:type="dxa" w:w="750"/>
+          </w:tcPr>
+          <w:p>
+            <w:r>
+              <w:t>7</w:t>
+            </w:r>
+          </w:p>
+        </w:tc>
+        <w:tc>
+          <w:tcPr>
+            <w:tcW w:type="dxa" w:w="1700"/>
+          </w:tcPr>
+          <w:p>
+            <w:r>
+              <w:t>CFE 2</w:t>
+            </w:r>
+          </w:p>
+        </w:tc>
+        <w:tc>
+          <w:tcPr>
+            <w:tcW w:type="dxa" w:w="2300"/>
+          </w:tcPr>
+          <w:p>
+            <w:r>
+              <w:t>Cold Feed Extruder‑2 (Skiver)</w:t>
+            </w:r>
+          </w:p>
+        </w:tc>
+        <w:tc>
+          <w:tcPr>
             <w:tcW w:type="dxa" w:w="600"/>
           </w:tcPr>
           <w:p>
             <w:r>
-              <w:t>7</w:t>
-            </w:r>
-          </w:p>
-        </w:tc>
-        <w:tc>
-          <w:tcPr>
-            <w:tcW w:type="dxa" w:w="1700"/>
-          </w:tcPr>
-          <w:p>
-            <w:r>
-              <w:t>CFE 2</w:t>
-            </w:r>
-          </w:p>
-        </w:tc>
-        <w:tc>
-          <w:tcPr>
-            <w:tcW w:type="dxa" w:w="2400"/>
-          </w:tcPr>
-          <w:p>
-            <w:r>
-              <w:t>Cold Feed Extruder‑2 (Skiver)</w:t>
-            </w:r>
-          </w:p>
-        </w:tc>
-        <w:tc>
-          <w:tcPr>
-            <w:tcW w:type="dxa" w:w="600"/>
-          </w:tcPr>
-          <w:p>
-            <w:r>
               <w:t>1</w:t>
             </w:r>
           </w:p>
         </w:tc>
         <w:tc>
           <w:tcPr>
-            <w:tcW w:type="dxa" w:w="1200"/>
+            <w:tcW w:type="dxa" w:w="1150"/>
           </w:tcPr>
           <w:p>
             <w:r>
@@ -9056,47 +9111,47 @@
       <w:tr>
         <w:tc>
           <w:tcPr>
+            <w:tcW w:type="dxa" w:w="750"/>
+          </w:tcPr>
+          <w:p>
+            <w:r>
+              <w:t>8</w:t>
+            </w:r>
+          </w:p>
+        </w:tc>
+        <w:tc>
+          <w:tcPr>
+            <w:tcW w:type="dxa" w:w="1700"/>
+          </w:tcPr>
+          <w:p>
+            <w:r>
+              <w:t>2 Roll Calender ‑1</w:t>
+            </w:r>
+          </w:p>
+        </w:tc>
+        <w:tc>
+          <w:tcPr>
+            <w:tcW w:type="dxa" w:w="2300"/>
+          </w:tcPr>
+          <w:p>
+            <w:r>
+              <w:t>2 Roll Calender, 2 Roll Calender (Line)</w:t>
+            </w:r>
+          </w:p>
+        </w:tc>
+        <w:tc>
+          <w:tcPr>
             <w:tcW w:type="dxa" w:w="600"/>
           </w:tcPr>
           <w:p>
             <w:r>
-              <w:t>8</w:t>
-            </w:r>
-          </w:p>
-        </w:tc>
-        <w:tc>
-          <w:tcPr>
-            <w:tcW w:type="dxa" w:w="1700"/>
-          </w:tcPr>
-          <w:p>
-            <w:r>
-              <w:t>2 Roll Calender ‑1</w:t>
-            </w:r>
-          </w:p>
-        </w:tc>
-        <w:tc>
-          <w:tcPr>
-            <w:tcW w:type="dxa" w:w="2400"/>
-          </w:tcPr>
-          <w:p>
-            <w:r>
-              <w:t>2 Roll Calender, 2 Roll Calender (Line)</w:t>
-            </w:r>
-          </w:p>
-        </w:tc>
-        <w:tc>
-          <w:tcPr>
-            <w:tcW w:type="dxa" w:w="600"/>
-          </w:tcPr>
-          <w:p>
-            <w:r>
               <w:t>2</w:t>
             </w:r>
           </w:p>
         </w:tc>
         <w:tc>
           <w:tcPr>
-            <w:tcW w:type="dxa" w:w="1200"/>
+            <w:tcW w:type="dxa" w:w="1150"/>
           </w:tcPr>
           <w:p>
             <w:r>
@@ -9126,47 +9181,47 @@
       <w:tr>
         <w:tc>
           <w:tcPr>
+            <w:tcW w:type="dxa" w:w="750"/>
+          </w:tcPr>
+          <w:p>
+            <w:r>
+              <w:t>9</w:t>
+            </w:r>
+          </w:p>
+        </w:tc>
+        <w:tc>
+          <w:tcPr>
+            <w:tcW w:type="dxa" w:w="1700"/>
+          </w:tcPr>
+          <w:p>
+            <w:r>
+              <w:t>2 Roll Calender ‑2</w:t>
+            </w:r>
+          </w:p>
+        </w:tc>
+        <w:tc>
+          <w:tcPr>
+            <w:tcW w:type="dxa" w:w="2300"/>
+          </w:tcPr>
+          <w:p>
+            <w:r>
+              <w:t>2 Roll Calender</w:t>
+            </w:r>
+          </w:p>
+        </w:tc>
+        <w:tc>
+          <w:tcPr>
             <w:tcW w:type="dxa" w:w="600"/>
           </w:tcPr>
           <w:p>
             <w:r>
-              <w:t>9</w:t>
-            </w:r>
-          </w:p>
-        </w:tc>
-        <w:tc>
-          <w:tcPr>
-            <w:tcW w:type="dxa" w:w="1700"/>
-          </w:tcPr>
-          <w:p>
-            <w:r>
-              <w:t>2 Roll Calender ‑2</w:t>
-            </w:r>
-          </w:p>
-        </w:tc>
-        <w:tc>
-          <w:tcPr>
-            <w:tcW w:type="dxa" w:w="2400"/>
-          </w:tcPr>
-          <w:p>
-            <w:r>
-              <w:t>2 Roll Calender</w:t>
-            </w:r>
-          </w:p>
-        </w:tc>
-        <w:tc>
-          <w:tcPr>
-            <w:tcW w:type="dxa" w:w="600"/>
-          </w:tcPr>
-          <w:p>
-            <w:r>
               <w:t>1</w:t>
             </w:r>
           </w:p>
         </w:tc>
         <w:tc>
           <w:tcPr>
-            <w:tcW w:type="dxa" w:w="1200"/>
+            <w:tcW w:type="dxa" w:w="1150"/>
           </w:tcPr>
           <w:p>
             <w:r>
@@ -9196,47 +9251,47 @@
       <w:tr>
         <w:tc>
           <w:tcPr>
+            <w:tcW w:type="dxa" w:w="750"/>
+          </w:tcPr>
+          <w:p>
+            <w:r>
+              <w:t>10</w:t>
+            </w:r>
+          </w:p>
+        </w:tc>
+        <w:tc>
+          <w:tcPr>
+            <w:tcW w:type="dxa" w:w="1700"/>
+          </w:tcPr>
+          <w:p>
+            <w:r>
+              <w:t>2 Roll Calender ‑3</w:t>
+            </w:r>
+          </w:p>
+        </w:tc>
+        <w:tc>
+          <w:tcPr>
+            <w:tcW w:type="dxa" w:w="2300"/>
+          </w:tcPr>
+          <w:p>
+            <w:r>
+              <w:t>2 Roll Calender</w:t>
+            </w:r>
+          </w:p>
+        </w:tc>
+        <w:tc>
+          <w:tcPr>
             <w:tcW w:type="dxa" w:w="600"/>
           </w:tcPr>
           <w:p>
             <w:r>
-              <w:t>10</w:t>
-            </w:r>
-          </w:p>
-        </w:tc>
-        <w:tc>
-          <w:tcPr>
-            <w:tcW w:type="dxa" w:w="1700"/>
-          </w:tcPr>
-          <w:p>
-            <w:r>
-              <w:t>2 Roll Calender ‑3</w:t>
-            </w:r>
-          </w:p>
-        </w:tc>
-        <w:tc>
-          <w:tcPr>
-            <w:tcW w:type="dxa" w:w="2400"/>
-          </w:tcPr>
-          <w:p>
-            <w:r>
-              <w:t>2 Roll Calender</w:t>
-            </w:r>
-          </w:p>
-        </w:tc>
-        <w:tc>
-          <w:tcPr>
-            <w:tcW w:type="dxa" w:w="600"/>
-          </w:tcPr>
-          <w:p>
-            <w:r>
               <w:t>1</w:t>
             </w:r>
           </w:p>
         </w:tc>
         <w:tc>
           <w:tcPr>
-            <w:tcW w:type="dxa" w:w="1200"/>
+            <w:tcW w:type="dxa" w:w="1150"/>
           </w:tcPr>
           <w:p>
             <w:r>
@@ -9266,47 +9321,47 @@
       <w:tr>
         <w:tc>
           <w:tcPr>
+            <w:tcW w:type="dxa" w:w="750"/>
+          </w:tcPr>
+          <w:p>
+            <w:r>
+              <w:t>11</w:t>
+            </w:r>
+          </w:p>
+        </w:tc>
+        <w:tc>
+          <w:tcPr>
+            <w:tcW w:type="dxa" w:w="1700"/>
+          </w:tcPr>
+          <w:p>
+            <w:r>
+              <w:t>3 Roll Calender ‑3</w:t>
+            </w:r>
+          </w:p>
+        </w:tc>
+        <w:tc>
+          <w:tcPr>
+            <w:tcW w:type="dxa" w:w="2300"/>
+          </w:tcPr>
+          <w:p>
+            <w:r>
+              <w:t>2 Roll Calender (Line)</w:t>
+            </w:r>
+          </w:p>
+        </w:tc>
+        <w:tc>
+          <w:tcPr>
             <w:tcW w:type="dxa" w:w="600"/>
           </w:tcPr>
           <w:p>
             <w:r>
-              <w:t>11</w:t>
-            </w:r>
-          </w:p>
-        </w:tc>
-        <w:tc>
-          <w:tcPr>
-            <w:tcW w:type="dxa" w:w="1700"/>
-          </w:tcPr>
-          <w:p>
-            <w:r>
-              <w:t>3 Roll Calender ‑3</w:t>
-            </w:r>
-          </w:p>
-        </w:tc>
-        <w:tc>
-          <w:tcPr>
-            <w:tcW w:type="dxa" w:w="2400"/>
-          </w:tcPr>
-          <w:p>
-            <w:r>
-              <w:t>2 Roll Calender (Line)</w:t>
-            </w:r>
-          </w:p>
-        </w:tc>
-        <w:tc>
-          <w:tcPr>
-            <w:tcW w:type="dxa" w:w="600"/>
-          </w:tcPr>
-          <w:p>
-            <w:r>
               <w:t>1</w:t>
             </w:r>
           </w:p>
         </w:tc>
         <w:tc>
           <w:tcPr>
-            <w:tcW w:type="dxa" w:w="1200"/>
+            <w:tcW w:type="dxa" w:w="1150"/>
           </w:tcPr>
           <w:p>
             <w:r>
@@ -9338,47 +9393,47 @@
       <w:tr>
         <w:tc>
           <w:tcPr>
+            <w:tcW w:type="dxa" w:w="750"/>
+          </w:tcPr>
+          <w:p>
+            <w:r>
+              <w:t>12</w:t>
+            </w:r>
+          </w:p>
+        </w:tc>
+        <w:tc>
+          <w:tcPr>
+            <w:tcW w:type="dxa" w:w="1700"/>
+          </w:tcPr>
+          <w:p>
+            <w:r>
+              <w:t>Bias Cutter</w:t>
+            </w:r>
+          </w:p>
+        </w:tc>
+        <w:tc>
+          <w:tcPr>
+            <w:tcW w:type="dxa" w:w="2300"/>
+          </w:tcPr>
+          <w:p>
+            <w:r>
+              <w:t>Bias Cutter‑1 to Bias Cutter‑3</w:t>
+            </w:r>
+          </w:p>
+        </w:tc>
+        <w:tc>
+          <w:tcPr>
             <w:tcW w:type="dxa" w:w="600"/>
           </w:tcPr>
           <w:p>
             <w:r>
-              <w:t>12</w:t>
-            </w:r>
-          </w:p>
-        </w:tc>
-        <w:tc>
-          <w:tcPr>
-            <w:tcW w:type="dxa" w:w="1700"/>
-          </w:tcPr>
-          <w:p>
-            <w:r>
-              <w:t>Bias Cutter</w:t>
-            </w:r>
-          </w:p>
-        </w:tc>
-        <w:tc>
-          <w:tcPr>
-            <w:tcW w:type="dxa" w:w="2400"/>
-          </w:tcPr>
-          <w:p>
-            <w:r>
-              <w:t>Bias Cutter‑1 to Bias Cutter‑3</w:t>
-            </w:r>
-          </w:p>
-        </w:tc>
-        <w:tc>
-          <w:tcPr>
-            <w:tcW w:type="dxa" w:w="600"/>
-          </w:tcPr>
-          <w:p>
-            <w:r>
               <w:t>3</w:t>
             </w:r>
           </w:p>
         </w:tc>
         <w:tc>
           <w:tcPr>
-            <w:tcW w:type="dxa" w:w="1200"/>
+            <w:tcW w:type="dxa" w:w="1150"/>
           </w:tcPr>
           <w:p>
             <w:r>
@@ -9408,47 +9463,47 @@
       <w:tr>
         <w:tc>
           <w:tcPr>
+            <w:tcW w:type="dxa" w:w="750"/>
+          </w:tcPr>
+          <w:p>
+            <w:r>
+              <w:t>13</w:t>
+            </w:r>
+          </w:p>
+        </w:tc>
+        <w:tc>
+          <w:tcPr>
+            <w:tcW w:type="dxa" w:w="1700"/>
+          </w:tcPr>
+          <w:p>
+            <w:r>
+              <w:t>Bead Winding</w:t>
+            </w:r>
+          </w:p>
+        </w:tc>
+        <w:tc>
+          <w:tcPr>
+            <w:tcW w:type="dxa" w:w="2300"/>
+          </w:tcPr>
+          <w:p>
+            <w:r>
+              <w:t>Bead Winding‑1</w:t>
+            </w:r>
+          </w:p>
+        </w:tc>
+        <w:tc>
+          <w:tcPr>
             <w:tcW w:type="dxa" w:w="600"/>
           </w:tcPr>
           <w:p>
             <w:r>
-              <w:t>13</w:t>
-            </w:r>
-          </w:p>
-        </w:tc>
-        <w:tc>
-          <w:tcPr>
-            <w:tcW w:type="dxa" w:w="1700"/>
-          </w:tcPr>
-          <w:p>
-            <w:r>
-              <w:t>Bead Winding</w:t>
-            </w:r>
-          </w:p>
-        </w:tc>
-        <w:tc>
-          <w:tcPr>
-            <w:tcW w:type="dxa" w:w="2400"/>
-          </w:tcPr>
-          <w:p>
-            <w:r>
-              <w:t>Bead Winding‑1</w:t>
-            </w:r>
-          </w:p>
-        </w:tc>
-        <w:tc>
-          <w:tcPr>
-            <w:tcW w:type="dxa" w:w="600"/>
-          </w:tcPr>
-          <w:p>
-            <w:r>
               <w:t>1</w:t>
             </w:r>
           </w:p>
         </w:tc>
         <w:tc>
           <w:tcPr>
-            <w:tcW w:type="dxa" w:w="1200"/>
+            <w:tcW w:type="dxa" w:w="1150"/>
           </w:tcPr>
           <w:p>
             <w:r>
@@ -9478,47 +9533,47 @@
       <w:tr>
         <w:tc>
           <w:tcPr>
+            <w:tcW w:type="dxa" w:w="750"/>
+          </w:tcPr>
+          <w:p>
+            <w:r>
+              <w:t>14</w:t>
+            </w:r>
+          </w:p>
+        </w:tc>
+        <w:tc>
+          <w:tcPr>
+            <w:tcW w:type="dxa" w:w="1700"/>
+          </w:tcPr>
+          <w:p>
+            <w:r>
+              <w:t>Bead Winding</w:t>
+            </w:r>
+          </w:p>
+        </w:tc>
+        <w:tc>
+          <w:tcPr>
+            <w:tcW w:type="dxa" w:w="2300"/>
+          </w:tcPr>
+          <w:p>
+            <w:r>
+              <w:t>Bead Winding‑2</w:t>
+            </w:r>
+          </w:p>
+        </w:tc>
+        <w:tc>
+          <w:tcPr>
             <w:tcW w:type="dxa" w:w="600"/>
           </w:tcPr>
           <w:p>
             <w:r>
-              <w:t>14</w:t>
-            </w:r>
-          </w:p>
-        </w:tc>
-        <w:tc>
-          <w:tcPr>
-            <w:tcW w:type="dxa" w:w="1700"/>
-          </w:tcPr>
-          <w:p>
-            <w:r>
-              <w:t>Bead Winding</w:t>
-            </w:r>
-          </w:p>
-        </w:tc>
-        <w:tc>
-          <w:tcPr>
-            <w:tcW w:type="dxa" w:w="2400"/>
-          </w:tcPr>
-          <w:p>
-            <w:r>
-              <w:t>Bead Winding‑2</w:t>
-            </w:r>
-          </w:p>
-        </w:tc>
-        <w:tc>
-          <w:tcPr>
-            <w:tcW w:type="dxa" w:w="600"/>
-          </w:tcPr>
-          <w:p>
-            <w:r>
               <w:t>1</w:t>
             </w:r>
           </w:p>
         </w:tc>
         <w:tc>
           <w:tcPr>
-            <w:tcW w:type="dxa" w:w="1200"/>
+            <w:tcW w:type="dxa" w:w="1150"/>
           </w:tcPr>
           <w:p>
             <w:r>
@@ -9548,47 +9603,47 @@
       <w:tr>
         <w:tc>
           <w:tcPr>
+            <w:tcW w:type="dxa" w:w="750"/>
+          </w:tcPr>
+          <w:p>
+            <w:r>
+              <w:t>15</w:t>
+            </w:r>
+          </w:p>
+        </w:tc>
+        <w:tc>
+          <w:tcPr>
+            <w:tcW w:type="dxa" w:w="1700"/>
+          </w:tcPr>
+          <w:p>
+            <w:r>
+              <w:t>Fabric Cutter</w:t>
+            </w:r>
+          </w:p>
+        </w:tc>
+        <w:tc>
+          <w:tcPr>
+            <w:tcW w:type="dxa" w:w="2300"/>
+          </w:tcPr>
+          <w:p>
+            <w:r>
+              <w:t>Multislitter</w:t>
+            </w:r>
+          </w:p>
+        </w:tc>
+        <w:tc>
+          <w:tcPr>
             <w:tcW w:type="dxa" w:w="600"/>
           </w:tcPr>
           <w:p>
             <w:r>
-              <w:t>15</w:t>
-            </w:r>
-          </w:p>
-        </w:tc>
-        <w:tc>
-          <w:tcPr>
-            <w:tcW w:type="dxa" w:w="1700"/>
-          </w:tcPr>
-          <w:p>
-            <w:r>
-              <w:t>Fabric Cutter</w:t>
-            </w:r>
-          </w:p>
-        </w:tc>
-        <w:tc>
-          <w:tcPr>
-            <w:tcW w:type="dxa" w:w="2400"/>
-          </w:tcPr>
-          <w:p>
-            <w:r>
-              <w:t>Multislitter</w:t>
-            </w:r>
-          </w:p>
-        </w:tc>
-        <w:tc>
-          <w:tcPr>
-            <w:tcW w:type="dxa" w:w="600"/>
-          </w:tcPr>
-          <w:p>
-            <w:r>
               <w:t>1</w:t>
             </w:r>
           </w:p>
         </w:tc>
         <w:tc>
           <w:tcPr>
-            <w:tcW w:type="dxa" w:w="1200"/>
+            <w:tcW w:type="dxa" w:w="1150"/>
           </w:tcPr>
           <w:p>
             <w:r>
@@ -9618,47 +9673,47 @@
       <w:tr>
         <w:tc>
           <w:tcPr>
+            <w:tcW w:type="dxa" w:w="750"/>
+          </w:tcPr>
+          <w:p>
+            <w:r>
+              <w:t>16</w:t>
+            </w:r>
+          </w:p>
+        </w:tc>
+        <w:tc>
+          <w:tcPr>
+            <w:tcW w:type="dxa" w:w="1700"/>
+          </w:tcPr>
+          <w:p>
+            <w:r>
+              <w:t>Fabric Cutter</w:t>
+            </w:r>
+          </w:p>
+        </w:tc>
+        <w:tc>
+          <w:tcPr>
+            <w:tcW w:type="dxa" w:w="2300"/>
+          </w:tcPr>
+          <w:p>
+            <w:r>
+              <w:t>Long Cutter</w:t>
+            </w:r>
+          </w:p>
+        </w:tc>
+        <w:tc>
+          <w:tcPr>
             <w:tcW w:type="dxa" w:w="600"/>
           </w:tcPr>
           <w:p>
             <w:r>
-              <w:t>16</w:t>
-            </w:r>
-          </w:p>
-        </w:tc>
-        <w:tc>
-          <w:tcPr>
-            <w:tcW w:type="dxa" w:w="1700"/>
-          </w:tcPr>
-          <w:p>
-            <w:r>
-              <w:t>Fabric Cutter</w:t>
-            </w:r>
-          </w:p>
-        </w:tc>
-        <w:tc>
-          <w:tcPr>
-            <w:tcW w:type="dxa" w:w="2400"/>
-          </w:tcPr>
-          <w:p>
-            <w:r>
-              <w:t>Long Cutter</w:t>
-            </w:r>
-          </w:p>
-        </w:tc>
-        <w:tc>
-          <w:tcPr>
-            <w:tcW w:type="dxa" w:w="600"/>
-          </w:tcPr>
-          <w:p>
-            <w:r>
               <w:t>1</w:t>
             </w:r>
           </w:p>
         </w:tc>
         <w:tc>
           <w:tcPr>
-            <w:tcW w:type="dxa" w:w="1200"/>
+            <w:tcW w:type="dxa" w:w="1150"/>
           </w:tcPr>
           <w:p>
             <w:r>
@@ -9688,47 +9743,47 @@
       <w:tr>
         <w:tc>
           <w:tcPr>
+            <w:tcW w:type="dxa" w:w="750"/>
+          </w:tcPr>
+          <w:p>
+            <w:r>
+              <w:t>17</w:t>
+            </w:r>
+          </w:p>
+        </w:tc>
+        <w:tc>
+          <w:tcPr>
+            <w:tcW w:type="dxa" w:w="1700"/>
+          </w:tcPr>
+          <w:p>
+            <w:r>
+              <w:t>Fabric Cutter</w:t>
+            </w:r>
+          </w:p>
+        </w:tc>
+        <w:tc>
+          <w:tcPr>
+            <w:tcW w:type="dxa" w:w="2300"/>
+          </w:tcPr>
+          <w:p>
+            <w:r>
+              <w:t>Multislitter (new)</w:t>
+            </w:r>
+          </w:p>
+        </w:tc>
+        <w:tc>
+          <w:tcPr>
             <w:tcW w:type="dxa" w:w="600"/>
           </w:tcPr>
           <w:p>
             <w:r>
-              <w:t>17</w:t>
-            </w:r>
-          </w:p>
-        </w:tc>
-        <w:tc>
-          <w:tcPr>
-            <w:tcW w:type="dxa" w:w="1700"/>
-          </w:tcPr>
-          <w:p>
-            <w:r>
-              <w:t>Fabric Cutter</w:t>
-            </w:r>
-          </w:p>
-        </w:tc>
-        <w:tc>
-          <w:tcPr>
-            <w:tcW w:type="dxa" w:w="2400"/>
-          </w:tcPr>
-          <w:p>
-            <w:r>
-              <w:t>Multislitter (new)</w:t>
-            </w:r>
-          </w:p>
-        </w:tc>
-        <w:tc>
-          <w:tcPr>
-            <w:tcW w:type="dxa" w:w="600"/>
-          </w:tcPr>
-          <w:p>
-            <w:r>
               <w:t>1</w:t>
             </w:r>
           </w:p>
         </w:tc>
         <w:tc>
           <w:tcPr>
-            <w:tcW w:type="dxa" w:w="1200"/>
+            <w:tcW w:type="dxa" w:w="1150"/>
           </w:tcPr>
           <w:p>
             <w:r>
@@ -9760,47 +9815,47 @@
       <w:tr>
         <w:tc>
           <w:tcPr>
+            <w:tcW w:type="dxa" w:w="750"/>
+          </w:tcPr>
+          <w:p>
+            <w:r>
+              <w:t>18</w:t>
+            </w:r>
+          </w:p>
+        </w:tc>
+        <w:tc>
+          <w:tcPr>
+            <w:tcW w:type="dxa" w:w="1700"/>
+          </w:tcPr>
+          <w:p>
+            <w:r>
+              <w:t>Building</w:t>
+            </w:r>
+          </w:p>
+        </w:tc>
+        <w:tc>
+          <w:tcPr>
+            <w:tcW w:type="dxa" w:w="2300"/>
+          </w:tcPr>
+          <w:p>
+            <w:r>
+              <w:t>STU‑1, STU‑3 to STU‑15, BTU‑16, STU‑17 to STU‑23, BTU‑24 to BTU‑27, STU‑28 to STU‑30</w:t>
+            </w:r>
+          </w:p>
+        </w:tc>
+        <w:tc>
+          <w:tcPr>
             <w:tcW w:type="dxa" w:w="600"/>
           </w:tcPr>
           <w:p>
             <w:r>
-              <w:t>18</w:t>
-            </w:r>
-          </w:p>
-        </w:tc>
-        <w:tc>
-          <w:tcPr>
-            <w:tcW w:type="dxa" w:w="1700"/>
-          </w:tcPr>
-          <w:p>
-            <w:r>
-              <w:t>Building</w:t>
-            </w:r>
-          </w:p>
-        </w:tc>
-        <w:tc>
-          <w:tcPr>
-            <w:tcW w:type="dxa" w:w="2400"/>
-          </w:tcPr>
-          <w:p>
-            <w:r>
-              <w:t>STU‑1, STU‑3 to STU‑15, BTU‑16, STU‑17 to STU‑23, BTU‑24 to BTU‑27, STU‑28 to STU‑30</w:t>
-            </w:r>
-          </w:p>
-        </w:tc>
-        <w:tc>
-          <w:tcPr>
-            <w:tcW w:type="dxa" w:w="600"/>
-          </w:tcPr>
-          <w:p>
-            <w:r>
               <w:t>29</w:t>
             </w:r>
           </w:p>
         </w:tc>
         <w:tc>
           <w:tcPr>
-            <w:tcW w:type="dxa" w:w="1200"/>
+            <w:tcW w:type="dxa" w:w="1150"/>
           </w:tcPr>
           <w:p>
             <w:r>
@@ -9830,47 +9885,47 @@
       <w:tr>
         <w:tc>
           <w:tcPr>
+            <w:tcW w:type="dxa" w:w="750"/>
+          </w:tcPr>
+          <w:p>
+            <w:r>
+              <w:t>19</w:t>
+            </w:r>
+          </w:p>
+        </w:tc>
+        <w:tc>
+          <w:tcPr>
+            <w:tcW w:type="dxa" w:w="1700"/>
+          </w:tcPr>
+          <w:p>
+            <w:r>
+              <w:t>Building</w:t>
+            </w:r>
+          </w:p>
+        </w:tc>
+        <w:tc>
+          <w:tcPr>
+            <w:tcW w:type="dxa" w:w="2300"/>
+          </w:tcPr>
+          <w:p>
+            <w:r>
+              <w:t>STU‑2</w:t>
+            </w:r>
+          </w:p>
+        </w:tc>
+        <w:tc>
+          <w:tcPr>
             <w:tcW w:type="dxa" w:w="600"/>
           </w:tcPr>
           <w:p>
             <w:r>
-              <w:t>19</w:t>
-            </w:r>
-          </w:p>
-        </w:tc>
-        <w:tc>
-          <w:tcPr>
-            <w:tcW w:type="dxa" w:w="1700"/>
-          </w:tcPr>
-          <w:p>
-            <w:r>
-              <w:t>Building</w:t>
-            </w:r>
-          </w:p>
-        </w:tc>
-        <w:tc>
-          <w:tcPr>
-            <w:tcW w:type="dxa" w:w="2400"/>
-          </w:tcPr>
-          <w:p>
-            <w:r>
-              <w:t>STU‑2</w:t>
-            </w:r>
-          </w:p>
-        </w:tc>
-        <w:tc>
-          <w:tcPr>
-            <w:tcW w:type="dxa" w:w="600"/>
-          </w:tcPr>
-          <w:p>
-            <w:r>
               <w:t>1</w:t>
             </w:r>
           </w:p>
         </w:tc>
         <w:tc>
           <w:tcPr>
-            <w:tcW w:type="dxa" w:w="1200"/>
+            <w:tcW w:type="dxa" w:w="1150"/>
           </w:tcPr>
           <w:p>
             <w:r>
@@ -9900,47 +9955,47 @@
       <w:tr>
         <w:tc>
           <w:tcPr>
+            <w:tcW w:type="dxa" w:w="750"/>
+          </w:tcPr>
+          <w:p>
+            <w:r>
+              <w:t>20</w:t>
+            </w:r>
+          </w:p>
+        </w:tc>
+        <w:tc>
+          <w:tcPr>
+            <w:tcW w:type="dxa" w:w="1700"/>
+          </w:tcPr>
+          <w:p>
+            <w:r>
+              <w:t>Building</w:t>
+            </w:r>
+          </w:p>
+        </w:tc>
+        <w:tc>
+          <w:tcPr>
+            <w:tcW w:type="dxa" w:w="2300"/>
+          </w:tcPr>
+          <w:p>
+            <w:r>
+              <w:t>STU‑31</w:t>
+            </w:r>
+          </w:p>
+        </w:tc>
+        <w:tc>
+          <w:tcPr>
             <w:tcW w:type="dxa" w:w="600"/>
           </w:tcPr>
           <w:p>
             <w:r>
-              <w:t>20</w:t>
-            </w:r>
-          </w:p>
-        </w:tc>
-        <w:tc>
-          <w:tcPr>
-            <w:tcW w:type="dxa" w:w="1700"/>
-          </w:tcPr>
-          <w:p>
-            <w:r>
-              <w:t>Building</w:t>
-            </w:r>
-          </w:p>
-        </w:tc>
-        <w:tc>
-          <w:tcPr>
-            <w:tcW w:type="dxa" w:w="2400"/>
-          </w:tcPr>
-          <w:p>
-            <w:r>
-              <w:t>STU‑31</w:t>
-            </w:r>
-          </w:p>
-        </w:tc>
-        <w:tc>
-          <w:tcPr>
-            <w:tcW w:type="dxa" w:w="600"/>
-          </w:tcPr>
-          <w:p>
-            <w:r>
               <w:t>1</w:t>
             </w:r>
           </w:p>
         </w:tc>
         <w:tc>
           <w:tcPr>
-            <w:tcW w:type="dxa" w:w="1200"/>
+            <w:tcW w:type="dxa" w:w="1150"/>
           </w:tcPr>
           <w:p>
             <w:r>
@@ -9970,47 +10025,47 @@
       <w:tr>
         <w:tc>
           <w:tcPr>
+            <w:tcW w:type="dxa" w:w="750"/>
+          </w:tcPr>
+          <w:p>
+            <w:r>
+              <w:t>21</w:t>
+            </w:r>
+          </w:p>
+        </w:tc>
+        <w:tc>
+          <w:tcPr>
+            <w:tcW w:type="dxa" w:w="1700"/>
+          </w:tcPr>
+          <w:p>
+            <w:r>
+              <w:t>Building</w:t>
+            </w:r>
+          </w:p>
+        </w:tc>
+        <w:tc>
+          <w:tcPr>
+            <w:tcW w:type="dxa" w:w="2300"/>
+          </w:tcPr>
+          <w:p>
+            <w:r>
+              <w:t>STU‑32 to STU‑34</w:t>
+            </w:r>
+          </w:p>
+        </w:tc>
+        <w:tc>
+          <w:tcPr>
             <w:tcW w:type="dxa" w:w="600"/>
           </w:tcPr>
           <w:p>
             <w:r>
-              <w:t>21</w:t>
-            </w:r>
-          </w:p>
-        </w:tc>
-        <w:tc>
-          <w:tcPr>
-            <w:tcW w:type="dxa" w:w="1700"/>
-          </w:tcPr>
-          <w:p>
-            <w:r>
-              <w:t>Building</w:t>
-            </w:r>
-          </w:p>
-        </w:tc>
-        <w:tc>
-          <w:tcPr>
-            <w:tcW w:type="dxa" w:w="2400"/>
-          </w:tcPr>
-          <w:p>
-            <w:r>
-              <w:t>STU‑32 to STU‑34</w:t>
-            </w:r>
-          </w:p>
-        </w:tc>
-        <w:tc>
-          <w:tcPr>
-            <w:tcW w:type="dxa" w:w="600"/>
-          </w:tcPr>
-          <w:p>
-            <w:r>
               <w:t>3</w:t>
             </w:r>
           </w:p>
         </w:tc>
         <w:tc>
           <w:tcPr>
-            <w:tcW w:type="dxa" w:w="1200"/>
+            <w:tcW w:type="dxa" w:w="1150"/>
           </w:tcPr>
           <w:p>
             <w:r>
@@ -10040,47 +10095,47 @@
       <w:tr>
         <w:tc>
           <w:tcPr>
+            <w:tcW w:type="dxa" w:w="750"/>
+          </w:tcPr>
+          <w:p>
+            <w:r>
+              <w:t>22</w:t>
+            </w:r>
+          </w:p>
+        </w:tc>
+        <w:tc>
+          <w:tcPr>
+            <w:tcW w:type="dxa" w:w="1700"/>
+          </w:tcPr>
+          <w:p>
+            <w:r>
+              <w:t>Building</w:t>
+            </w:r>
+          </w:p>
+        </w:tc>
+        <w:tc>
+          <w:tcPr>
+            <w:tcW w:type="dxa" w:w="2300"/>
+          </w:tcPr>
+          <w:p>
+            <w:r>
+              <w:t>RB1‑1 to RB1‑6</w:t>
+            </w:r>
+          </w:p>
+        </w:tc>
+        <w:tc>
+          <w:tcPr>
             <w:tcW w:type="dxa" w:w="600"/>
           </w:tcPr>
           <w:p>
             <w:r>
-              <w:t>22</w:t>
-            </w:r>
-          </w:p>
-        </w:tc>
-        <w:tc>
-          <w:tcPr>
-            <w:tcW w:type="dxa" w:w="1700"/>
-          </w:tcPr>
-          <w:p>
-            <w:r>
-              <w:t>Building</w:t>
-            </w:r>
-          </w:p>
-        </w:tc>
-        <w:tc>
-          <w:tcPr>
-            <w:tcW w:type="dxa" w:w="2400"/>
-          </w:tcPr>
-          <w:p>
-            <w:r>
-              <w:t>RB1‑1 to RB1‑6</w:t>
-            </w:r>
-          </w:p>
-        </w:tc>
-        <w:tc>
-          <w:tcPr>
-            <w:tcW w:type="dxa" w:w="600"/>
-          </w:tcPr>
-          <w:p>
-            <w:r>
               <w:t>6</w:t>
             </w:r>
           </w:p>
         </w:tc>
         <w:tc>
           <w:tcPr>
-            <w:tcW w:type="dxa" w:w="1200"/>
+            <w:tcW w:type="dxa" w:w="1150"/>
           </w:tcPr>
           <w:p>
             <w:r>
@@ -10112,47 +10167,47 @@
       <w:tr>
         <w:tc>
           <w:tcPr>
+            <w:tcW w:type="dxa" w:w="750"/>
+          </w:tcPr>
+          <w:p>
+            <w:r>
+              <w:t>23</w:t>
+            </w:r>
+          </w:p>
+        </w:tc>
+        <w:tc>
+          <w:tcPr>
+            <w:tcW w:type="dxa" w:w="1700"/>
+          </w:tcPr>
+          <w:p>
+            <w:r>
+              <w:t>Building</w:t>
+            </w:r>
+          </w:p>
+        </w:tc>
+        <w:tc>
+          <w:tcPr>
+            <w:tcW w:type="dxa" w:w="2300"/>
+          </w:tcPr>
+          <w:p>
+            <w:r>
+              <w:t>STU‑35, STU‑36</w:t>
+            </w:r>
+          </w:p>
+        </w:tc>
+        <w:tc>
+          <w:tcPr>
             <w:tcW w:type="dxa" w:w="600"/>
           </w:tcPr>
           <w:p>
             <w:r>
-              <w:t>23</w:t>
-            </w:r>
-          </w:p>
-        </w:tc>
-        <w:tc>
-          <w:tcPr>
-            <w:tcW w:type="dxa" w:w="1700"/>
-          </w:tcPr>
-          <w:p>
-            <w:r>
-              <w:t>Building</w:t>
-            </w:r>
-          </w:p>
-        </w:tc>
-        <w:tc>
-          <w:tcPr>
-            <w:tcW w:type="dxa" w:w="2400"/>
-          </w:tcPr>
-          <w:p>
-            <w:r>
-              <w:t>STU‑35, STU‑36</w:t>
-            </w:r>
-          </w:p>
-        </w:tc>
-        <w:tc>
-          <w:tcPr>
-            <w:tcW w:type="dxa" w:w="600"/>
-          </w:tcPr>
-          <w:p>
-            <w:r>
               <w:t>2</w:t>
             </w:r>
           </w:p>
         </w:tc>
         <w:tc>
           <w:tcPr>
-            <w:tcW w:type="dxa" w:w="1200"/>
+            <w:tcW w:type="dxa" w:w="1150"/>
           </w:tcPr>
           <w:p>
             <w:r>
@@ -10184,47 +10239,47 @@
       <w:tr>
         <w:tc>
           <w:tcPr>
+            <w:tcW w:type="dxa" w:w="750"/>
+          </w:tcPr>
+          <w:p>
+            <w:r>
+              <w:t>24</w:t>
+            </w:r>
+          </w:p>
+        </w:tc>
+        <w:tc>
+          <w:tcPr>
+            <w:tcW w:type="dxa" w:w="1700"/>
+          </w:tcPr>
+          <w:p>
+            <w:r>
+              <w:t>Building</w:t>
+            </w:r>
+          </w:p>
+        </w:tc>
+        <w:tc>
+          <w:tcPr>
+            <w:tcW w:type="dxa" w:w="2300"/>
+          </w:tcPr>
+          <w:p>
+            <w:r>
+              <w:t>RB1‑7 to RB1‑9</w:t>
+            </w:r>
+          </w:p>
+        </w:tc>
+        <w:tc>
+          <w:tcPr>
             <w:tcW w:type="dxa" w:w="600"/>
           </w:tcPr>
           <w:p>
             <w:r>
-              <w:t>24</w:t>
-            </w:r>
-          </w:p>
-        </w:tc>
-        <w:tc>
-          <w:tcPr>
-            <w:tcW w:type="dxa" w:w="1700"/>
-          </w:tcPr>
-          <w:p>
-            <w:r>
-              <w:t>Building</w:t>
-            </w:r>
-          </w:p>
-        </w:tc>
-        <w:tc>
-          <w:tcPr>
-            <w:tcW w:type="dxa" w:w="2400"/>
-          </w:tcPr>
-          <w:p>
-            <w:r>
-              <w:t>RB1‑7 to RB1‑9</w:t>
-            </w:r>
-          </w:p>
-        </w:tc>
-        <w:tc>
-          <w:tcPr>
-            <w:tcW w:type="dxa" w:w="600"/>
-          </w:tcPr>
-          <w:p>
-            <w:r>
               <w:t>3</w:t>
             </w:r>
           </w:p>
         </w:tc>
         <w:tc>
           <w:tcPr>
-            <w:tcW w:type="dxa" w:w="1200"/>
+            <w:tcW w:type="dxa" w:w="1150"/>
           </w:tcPr>
           <w:p>
             <w:r>
@@ -10256,47 +10311,47 @@
       <w:tr>
         <w:tc>
           <w:tcPr>
+            <w:tcW w:type="dxa" w:w="750"/>
+          </w:tcPr>
+          <w:p>
+            <w:r>
+              <w:t>25</w:t>
+            </w:r>
+          </w:p>
+        </w:tc>
+        <w:tc>
+          <w:tcPr>
+            <w:tcW w:type="dxa" w:w="1700"/>
+          </w:tcPr>
+          <w:p>
+            <w:r>
+              <w:t>Curing</w:t>
+            </w:r>
+          </w:p>
+        </w:tc>
+        <w:tc>
+          <w:tcPr>
+            <w:tcW w:type="dxa" w:w="2300"/>
+          </w:tcPr>
+          <w:p>
+            <w:r>
+              <w:t>K‑12, K‑13, O‑21 to O‑23, Q‑21 to Q‑23</w:t>
+            </w:r>
+          </w:p>
+        </w:tc>
+        <w:tc>
+          <w:tcPr>
             <w:tcW w:type="dxa" w:w="600"/>
           </w:tcPr>
           <w:p>
             <w:r>
-              <w:t>25</w:t>
-            </w:r>
-          </w:p>
-        </w:tc>
-        <w:tc>
-          <w:tcPr>
-            <w:tcW w:type="dxa" w:w="1700"/>
-          </w:tcPr>
-          <w:p>
-            <w:r>
-              <w:t>Curing</w:t>
-            </w:r>
-          </w:p>
-        </w:tc>
-        <w:tc>
-          <w:tcPr>
-            <w:tcW w:type="dxa" w:w="2400"/>
-          </w:tcPr>
-          <w:p>
-            <w:r>
-              <w:t>K‑12, K‑13, O‑21 to O‑23, Q‑21 to Q‑23</w:t>
-            </w:r>
-          </w:p>
-        </w:tc>
-        <w:tc>
-          <w:tcPr>
-            <w:tcW w:type="dxa" w:w="600"/>
-          </w:tcPr>
-          <w:p>
-            <w:r>
               <w:t>8</w:t>
             </w:r>
           </w:p>
         </w:tc>
         <w:tc>
           <w:tcPr>
-            <w:tcW w:type="dxa" w:w="1200"/>
+            <w:tcW w:type="dxa" w:w="1150"/>
           </w:tcPr>
           <w:p>
             <w:r>
@@ -10328,47 +10383,47 @@
       <w:tr>
         <w:tc>
           <w:tcPr>
+            <w:tcW w:type="dxa" w:w="750"/>
+          </w:tcPr>
+          <w:p>
+            <w:r>
+              <w:t>26</w:t>
+            </w:r>
+          </w:p>
+        </w:tc>
+        <w:tc>
+          <w:tcPr>
+            <w:tcW w:type="dxa" w:w="1700"/>
+          </w:tcPr>
+          <w:p>
+            <w:r>
+              <w:t>Balancing</w:t>
+            </w:r>
+          </w:p>
+        </w:tc>
+        <w:tc>
+          <w:tcPr>
+            <w:tcW w:type="dxa" w:w="2300"/>
+          </w:tcPr>
+          <w:p>
+            <w:r>
+              <w:t>Balancing‑1, Balancing‑6, Balancing‑7</w:t>
+            </w:r>
+          </w:p>
+        </w:tc>
+        <w:tc>
+          <w:tcPr>
             <w:tcW w:type="dxa" w:w="600"/>
           </w:tcPr>
           <w:p>
             <w:r>
-              <w:t>26</w:t>
-            </w:r>
-          </w:p>
-        </w:tc>
-        <w:tc>
-          <w:tcPr>
-            <w:tcW w:type="dxa" w:w="1700"/>
-          </w:tcPr>
-          <w:p>
-            <w:r>
-              <w:t>Balancing</w:t>
-            </w:r>
-          </w:p>
-        </w:tc>
-        <w:tc>
-          <w:tcPr>
-            <w:tcW w:type="dxa" w:w="2400"/>
-          </w:tcPr>
-          <w:p>
-            <w:r>
-              <w:t>Balancing‑1, Balancing‑6, Balancing‑7</w:t>
-            </w:r>
-          </w:p>
-        </w:tc>
-        <w:tc>
-          <w:tcPr>
-            <w:tcW w:type="dxa" w:w="600"/>
-          </w:tcPr>
-          <w:p>
-            <w:r>
               <w:t>3</w:t>
             </w:r>
           </w:p>
         </w:tc>
         <w:tc>
           <w:tcPr>
-            <w:tcW w:type="dxa" w:w="1200"/>
+            <w:tcW w:type="dxa" w:w="1150"/>
           </w:tcPr>
           <w:p>
             <w:r>
@@ -10398,47 +10453,47 @@
       <w:tr>
         <w:tc>
           <w:tcPr>
+            <w:tcW w:type="dxa" w:w="750"/>
+          </w:tcPr>
+          <w:p>
+            <w:r>
+              <w:t>27</w:t>
+            </w:r>
+          </w:p>
+        </w:tc>
+        <w:tc>
+          <w:tcPr>
+            <w:tcW w:type="dxa" w:w="1700"/>
+          </w:tcPr>
+          <w:p>
+            <w:r>
+              <w:t>Balancing</w:t>
+            </w:r>
+          </w:p>
+        </w:tc>
+        <w:tc>
+          <w:tcPr>
+            <w:tcW w:type="dxa" w:w="2300"/>
+          </w:tcPr>
+          <w:p>
+            <w:r>
+              <w:t>Balancing‑2 to Balancing‑5, Balancing‑8 to Balancing‑10</w:t>
+            </w:r>
+          </w:p>
+        </w:tc>
+        <w:tc>
+          <w:tcPr>
             <w:tcW w:type="dxa" w:w="600"/>
           </w:tcPr>
           <w:p>
             <w:r>
-              <w:t>27</w:t>
-            </w:r>
-          </w:p>
-        </w:tc>
-        <w:tc>
-          <w:tcPr>
-            <w:tcW w:type="dxa" w:w="1700"/>
-          </w:tcPr>
-          <w:p>
-            <w:r>
-              <w:t>Balancing</w:t>
-            </w:r>
-          </w:p>
-        </w:tc>
-        <w:tc>
-          <w:tcPr>
-            <w:tcW w:type="dxa" w:w="2400"/>
-          </w:tcPr>
-          <w:p>
-            <w:r>
-              <w:t>Balancing‑2 to Balancing‑5, Balancing‑8 to Balancing‑10</w:t>
-            </w:r>
-          </w:p>
-        </w:tc>
-        <w:tc>
-          <w:tcPr>
-            <w:tcW w:type="dxa" w:w="600"/>
-          </w:tcPr>
-          <w:p>
-            <w:r>
               <w:t>7</w:t>
             </w:r>
           </w:p>
         </w:tc>
         <w:tc>
           <w:tcPr>
-            <w:tcW w:type="dxa" w:w="1200"/>
+            <w:tcW w:type="dxa" w:w="1150"/>
           </w:tcPr>
           <w:p>
             <w:r>
@@ -10468,47 +10523,47 @@
       <w:tr>
         <w:tc>
           <w:tcPr>
+            <w:tcW w:type="dxa" w:w="750"/>
+          </w:tcPr>
+          <w:p>
+            <w:r>
+              <w:t>28</w:t>
+            </w:r>
+          </w:p>
+        </w:tc>
+        <w:tc>
+          <w:tcPr>
+            <w:tcW w:type="dxa" w:w="1700"/>
+          </w:tcPr>
+          <w:p>
+            <w:r>
+              <w:t>Runout</w:t>
+            </w:r>
+          </w:p>
+        </w:tc>
+        <w:tc>
+          <w:tcPr>
+            <w:tcW w:type="dxa" w:w="2300"/>
+          </w:tcPr>
+          <w:p>
+            <w:r>
+              <w:t>Runout‑1, Runout‑2</w:t>
+            </w:r>
+          </w:p>
+        </w:tc>
+        <w:tc>
+          <w:tcPr>
             <w:tcW w:type="dxa" w:w="600"/>
           </w:tcPr>
           <w:p>
             <w:r>
-              <w:t>28</w:t>
-            </w:r>
-          </w:p>
-        </w:tc>
-        <w:tc>
-          <w:tcPr>
-            <w:tcW w:type="dxa" w:w="1700"/>
-          </w:tcPr>
-          <w:p>
-            <w:r>
-              <w:t>Runout</w:t>
-            </w:r>
-          </w:p>
-        </w:tc>
-        <w:tc>
-          <w:tcPr>
-            <w:tcW w:type="dxa" w:w="2400"/>
-          </w:tcPr>
-          <w:p>
-            <w:r>
-              <w:t>Runout‑1, Runout‑2</w:t>
-            </w:r>
-          </w:p>
-        </w:tc>
-        <w:tc>
-          <w:tcPr>
-            <w:tcW w:type="dxa" w:w="600"/>
-          </w:tcPr>
-          <w:p>
-            <w:r>
               <w:t>2</w:t>
             </w:r>
           </w:p>
         </w:tc>
         <w:tc>
           <w:tcPr>
-            <w:tcW w:type="dxa" w:w="1200"/>
+            <w:tcW w:type="dxa" w:w="1150"/>
           </w:tcPr>
           <w:p>
             <w:r>
@@ -10538,47 +10593,47 @@
       <w:tr>
         <w:tc>
           <w:tcPr>
+            <w:tcW w:type="dxa" w:w="750"/>
+          </w:tcPr>
+          <w:p>
+            <w:r>
+              <w:t>29</w:t>
+            </w:r>
+          </w:p>
+        </w:tc>
+        <w:tc>
+          <w:tcPr>
+            <w:tcW w:type="dxa" w:w="1700"/>
+          </w:tcPr>
+          <w:p>
+            <w:r>
+              <w:t>Runout</w:t>
+            </w:r>
+          </w:p>
+        </w:tc>
+        <w:tc>
+          <w:tcPr>
+            <w:tcW w:type="dxa" w:w="2300"/>
+          </w:tcPr>
+          <w:p>
+            <w:r>
+              <w:t>Runout‑3</w:t>
+            </w:r>
+          </w:p>
+        </w:tc>
+        <w:tc>
+          <w:tcPr>
             <w:tcW w:type="dxa" w:w="600"/>
           </w:tcPr>
           <w:p>
             <w:r>
-              <w:t>29</w:t>
-            </w:r>
-          </w:p>
-        </w:tc>
-        <w:tc>
-          <w:tcPr>
-            <w:tcW w:type="dxa" w:w="1700"/>
-          </w:tcPr>
-          <w:p>
-            <w:r>
-              <w:t>Runout</w:t>
-            </w:r>
-          </w:p>
-        </w:tc>
-        <w:tc>
-          <w:tcPr>
-            <w:tcW w:type="dxa" w:w="2400"/>
-          </w:tcPr>
-          <w:p>
-            <w:r>
-              <w:t>Runout‑3</w:t>
-            </w:r>
-          </w:p>
-        </w:tc>
-        <w:tc>
-          <w:tcPr>
-            <w:tcW w:type="dxa" w:w="600"/>
-          </w:tcPr>
-          <w:p>
-            <w:r>
               <w:t>1</w:t>
             </w:r>
           </w:p>
         </w:tc>
         <w:tc>
           <w:tcPr>
-            <w:tcW w:type="dxa" w:w="1200"/>
+            <w:tcW w:type="dxa" w:w="1150"/>
           </w:tcPr>
           <w:p>
             <w:r>
@@ -10608,47 +10663,47 @@
       <w:tr>
         <w:tc>
           <w:tcPr>
+            <w:tcW w:type="dxa" w:w="750"/>
+          </w:tcPr>
+          <w:p>
+            <w:r>
+              <w:t>30</w:t>
+            </w:r>
+          </w:p>
+        </w:tc>
+        <w:tc>
+          <w:tcPr>
+            <w:tcW w:type="dxa" w:w="1700"/>
+          </w:tcPr>
+          <w:p>
+            <w:r>
+              <w:t>Runout</w:t>
+            </w:r>
+          </w:p>
+        </w:tc>
+        <w:tc>
+          <w:tcPr>
+            <w:tcW w:type="dxa" w:w="2300"/>
+          </w:tcPr>
+          <w:p>
+            <w:r>
+              <w:t>Runout‑4, Runout‑5</w:t>
+            </w:r>
+          </w:p>
+        </w:tc>
+        <w:tc>
+          <w:tcPr>
             <w:tcW w:type="dxa" w:w="600"/>
           </w:tcPr>
           <w:p>
             <w:r>
-              <w:t>30</w:t>
-            </w:r>
-          </w:p>
-        </w:tc>
-        <w:tc>
-          <w:tcPr>
-            <w:tcW w:type="dxa" w:w="1700"/>
-          </w:tcPr>
-          <w:p>
-            <w:r>
-              <w:t>Runout</w:t>
-            </w:r>
-          </w:p>
-        </w:tc>
-        <w:tc>
-          <w:tcPr>
-            <w:tcW w:type="dxa" w:w="2400"/>
-          </w:tcPr>
-          <w:p>
-            <w:r>
-              <w:t>Runout‑4, Runout‑5</w:t>
-            </w:r>
-          </w:p>
-        </w:tc>
-        <w:tc>
-          <w:tcPr>
-            <w:tcW w:type="dxa" w:w="600"/>
-          </w:tcPr>
-          <w:p>
-            <w:r>
               <w:t>2</w:t>
             </w:r>
           </w:p>
         </w:tc>
         <w:tc>
           <w:tcPr>
-            <w:tcW w:type="dxa" w:w="1200"/>
+            <w:tcW w:type="dxa" w:w="1150"/>
           </w:tcPr>
           <w:p>
             <w:r>
@@ -10678,47 +10733,47 @@
       <w:tr>
         <w:tc>
           <w:tcPr>
+            <w:tcW w:type="dxa" w:w="750"/>
+          </w:tcPr>
+          <w:p>
+            <w:r>
+              <w:t>31</w:t>
+            </w:r>
+          </w:p>
+        </w:tc>
+        <w:tc>
+          <w:tcPr>
+            <w:tcW w:type="dxa" w:w="1700"/>
+          </w:tcPr>
+          <w:p>
+            <w:r>
+              <w:t>Runout</w:t>
+            </w:r>
+          </w:p>
+        </w:tc>
+        <w:tc>
+          <w:tcPr>
+            <w:tcW w:type="dxa" w:w="2300"/>
+          </w:tcPr>
+          <w:p>
+            <w:r>
+              <w:t>Runout‑6 to Runout‑11</w:t>
+            </w:r>
+          </w:p>
+        </w:tc>
+        <w:tc>
+          <w:tcPr>
             <w:tcW w:type="dxa" w:w="600"/>
           </w:tcPr>
           <w:p>
             <w:r>
-              <w:t>31</w:t>
-            </w:r>
-          </w:p>
-        </w:tc>
-        <w:tc>
-          <w:tcPr>
-            <w:tcW w:type="dxa" w:w="1700"/>
-          </w:tcPr>
-          <w:p>
-            <w:r>
-              <w:t>Runout</w:t>
-            </w:r>
-          </w:p>
-        </w:tc>
-        <w:tc>
-          <w:tcPr>
-            <w:tcW w:type="dxa" w:w="2400"/>
-          </w:tcPr>
-          <w:p>
-            <w:r>
-              <w:t>Runout‑6 to Runout‑11</w:t>
-            </w:r>
-          </w:p>
-        </w:tc>
-        <w:tc>
-          <w:tcPr>
-            <w:tcW w:type="dxa" w:w="600"/>
-          </w:tcPr>
-          <w:p>
-            <w:r>
               <w:t>6</w:t>
             </w:r>
           </w:p>
         </w:tc>
         <w:tc>
           <w:tcPr>
-            <w:tcW w:type="dxa" w:w="1200"/>
+            <w:tcW w:type="dxa" w:w="1150"/>
           </w:tcPr>
           <w:p>
             <w:r>
@@ -10748,47 +10803,47 @@
       <w:tr>
         <w:tc>
           <w:tcPr>
+            <w:tcW w:type="dxa" w:w="750"/>
+          </w:tcPr>
+          <w:p>
+            <w:r>
+              <w:t>32</w:t>
+            </w:r>
+          </w:p>
+        </w:tc>
+        <w:tc>
+          <w:tcPr>
+            <w:tcW w:type="dxa" w:w="1700"/>
+          </w:tcPr>
+          <w:p>
+            <w:r>
+              <w:t>2nd Line Inspection</w:t>
+            </w:r>
+          </w:p>
+        </w:tc>
+        <w:tc>
+          <w:tcPr>
+            <w:tcW w:type="dxa" w:w="2300"/>
+          </w:tcPr>
+          <w:p>
+            <w:r>
+              <w:t>Inspection‑1 to Inspection‑9</w:t>
+            </w:r>
+          </w:p>
+        </w:tc>
+        <w:tc>
+          <w:tcPr>
             <w:tcW w:type="dxa" w:w="600"/>
           </w:tcPr>
           <w:p>
             <w:r>
-              <w:t>32</w:t>
-            </w:r>
-          </w:p>
-        </w:tc>
-        <w:tc>
-          <w:tcPr>
-            <w:tcW w:type="dxa" w:w="1700"/>
-          </w:tcPr>
-          <w:p>
-            <w:r>
-              <w:t>2nd Line Inspection</w:t>
-            </w:r>
-          </w:p>
-        </w:tc>
-        <w:tc>
-          <w:tcPr>
-            <w:tcW w:type="dxa" w:w="2400"/>
-          </w:tcPr>
-          <w:p>
-            <w:r>
-              <w:t>Inspection‑1 to Inspection‑9</w:t>
-            </w:r>
-          </w:p>
-        </w:tc>
-        <w:tc>
-          <w:tcPr>
-            <w:tcW w:type="dxa" w:w="600"/>
-          </w:tcPr>
-          <w:p>
-            <w:r>
               <w:t>9</w:t>
             </w:r>
           </w:p>
         </w:tc>
         <w:tc>
           <w:tcPr>
-            <w:tcW w:type="dxa" w:w="1200"/>
+            <w:tcW w:type="dxa" w:w="1150"/>
           </w:tcPr>
           <w:p>
             <w:r>
@@ -10820,6 +10875,43 @@
       <w:tr>
         <w:tc>
           <w:tcPr>
+            <w:tcW w:type="dxa" w:w="750"/>
+          </w:tcPr>
+          <w:p>
+            <w:r>
+              <w:rPr>
+                <w:b/>
+              </w:rPr>
+            </w:r>
+          </w:p>
+        </w:tc>
+        <w:tc>
+          <w:tcPr>
+            <w:tcW w:type="dxa" w:w="1700"/>
+          </w:tcPr>
+          <w:p>
+            <w:r>
+              <w:rPr>
+                <w:b/>
+              </w:rPr>
+              <w:t>Total</w:t>
+            </w:r>
+          </w:p>
+        </w:tc>
+        <w:tc>
+          <w:tcPr>
+            <w:tcW w:type="dxa" w:w="2300"/>
+          </w:tcPr>
+          <w:p>
+            <w:r>
+              <w:rPr>
+                <w:b/>
+              </w:rPr>
+            </w:r>
+          </w:p>
+        </w:tc>
+        <w:tc>
+          <w:tcPr>
             <w:tcW w:type="dxa" w:w="600"/>
           </w:tcPr>
           <w:p>
@@ -10827,50 +10919,13 @@
               <w:rPr>
                 <w:b/>
               </w:rPr>
-            </w:r>
-          </w:p>
-        </w:tc>
-        <w:tc>
-          <w:tcPr>
-            <w:tcW w:type="dxa" w:w="1700"/>
-          </w:tcPr>
-          <w:p>
-            <w:r>
-              <w:rPr>
-                <w:b/>
-              </w:rPr>
-              <w:t>Total</w:t>
-            </w:r>
-          </w:p>
-        </w:tc>
-        <w:tc>
-          <w:tcPr>
-            <w:tcW w:type="dxa" w:w="2400"/>
-          </w:tcPr>
-          <w:p>
-            <w:r>
-              <w:rPr>
-                <w:b/>
-              </w:rPr>
-            </w:r>
-          </w:p>
-        </w:tc>
-        <w:tc>
-          <w:tcPr>
-            <w:tcW w:type="dxa" w:w="600"/>
-          </w:tcPr>
-          <w:p>
-            <w:r>
-              <w:rPr>
-                <w:b/>
-              </w:rPr>
               <w:t>103</w:t>
             </w:r>
           </w:p>
         </w:tc>
         <w:tc>
           <w:tcPr>
-            <w:tcW w:type="dxa" w:w="1200"/>
+            <w:tcW w:type="dxa" w:w="1150"/>
           </w:tcPr>
           <w:p>
             <w:r>
@@ -11436,7 +11491,7 @@
         <w:pStyle w:val="ListParagraph"/>
         <w:numPr>
           <w:ilvl w:val="0"/>
-          <w:numId w:val="42"/>
+          <w:numId w:val="43"/>
         </w:numPr>
       </w:pPr>
       <w:r>
@@ -11452,7 +11507,7 @@
         <w:pStyle w:val="ListParagraph"/>
         <w:numPr>
           <w:ilvl w:val="0"/>
-          <w:numId w:val="42"/>
+          <w:numId w:val="43"/>
         </w:numPr>
       </w:pPr>
       <w:r>
@@ -11468,7 +11523,7 @@
         <w:pStyle w:val="ListParagraph"/>
         <w:numPr>
           <w:ilvl w:val="0"/>
-          <w:numId w:val="42"/>
+          <w:numId w:val="43"/>
         </w:numPr>
       </w:pPr>
       <w:r>
@@ -11484,7 +11539,7 @@
         <w:pStyle w:val="ListParagraph"/>
         <w:numPr>
           <w:ilvl w:val="0"/>
-          <w:numId w:val="42"/>
+          <w:numId w:val="43"/>
         </w:numPr>
       </w:pPr>
       <w:r>
@@ -11500,7 +11555,7 @@
         <w:pStyle w:val="ListParagraph"/>
         <w:numPr>
           <w:ilvl w:val="0"/>
-          <w:numId w:val="42"/>
+          <w:numId w:val="43"/>
         </w:numPr>
       </w:pPr>
       <w:r>
@@ -11516,7 +11571,7 @@
         <w:pStyle w:val="ListParagraph"/>
         <w:numPr>
           <w:ilvl w:val="0"/>
-          <w:numId w:val="42"/>
+          <w:numId w:val="43"/>
         </w:numPr>
       </w:pPr>
       <w:r>
@@ -13712,7 +13767,7 @@
                 <w:szCs w:val="20"/>
                 <w:lang w:eastAsia="en-IN"/>
               </w:rPr>
-              <w:t>Siemens Software License</w:t>
+              <w:t>SmartMES Software License</w:t>
             </w:r>
             <w:r>
               <w:rPr>
@@ -13722,8 +13777,6 @@
                 <w:szCs w:val="20"/>
                 <w:lang w:eastAsia="en-IN"/>
               </w:rPr>
-              <w:br/>
-              <w:t>( EXPR , OPIN, RDN</w:t>
             </w:r>
             <w:r>
               <w:rPr>
@@ -13733,7 +13786,6 @@
                 <w:szCs w:val="20"/>
                 <w:lang w:eastAsia="en-IN"/>
               </w:rPr>
-              <w:t>L</w:t>
             </w:r>
             <w:r>
               <w:rPr>
@@ -13743,20 +13795,10 @@
                 <w:szCs w:val="20"/>
                 <w:lang w:eastAsia="en-IN"/>
               </w:rPr>
-              <w:t>, MIO etc)</w:t>
-            </w:r>
-          </w:p>
-        </w:tc>
-        <w:tc>
-          <w:tcPr>
-            <w:tcW w:w="709" w:type="dxa"/>
-            <w:noWrap/>
-            <w:hideMark/>
-          </w:tcPr>
+            </w:r>
+          </w:p>
           <w:p>
             <w:pPr>
-              <w:jc w:val="center"/>
-              <w:cnfStyle w:val="000000000000" w:firstRow="0" w:lastRow="0" w:firstColumn="0" w:lastColumn="0" w:oddVBand="0" w:evenVBand="0" w:oddHBand="0" w:evenHBand="0" w:firstRowFirstColumn="0" w:firstRowLastColumn="0" w:lastRowFirstColumn="0" w:lastRowLastColumn="0"/>
               <w:rPr>
                 <w:rFonts w:eastAsia="Times New Roman" w:cs="Calibri"/>
                 <w:color w:val="000000"/>
@@ -13773,20 +13815,9 @@
                 <w:szCs w:val="20"/>
                 <w:lang w:eastAsia="en-IN"/>
               </w:rPr>
-              <w:t> </w:t>
-            </w:r>
-          </w:p>
-        </w:tc>
-        <w:tc>
-          <w:tcPr>
-            <w:cnfStyle w:val="000010000000" w:firstRow="0" w:lastRow="0" w:firstColumn="0" w:lastColumn="0" w:oddVBand="1" w:evenVBand="0" w:oddHBand="0" w:evenHBand="0" w:firstRowFirstColumn="0" w:firstRowLastColumn="0" w:lastRowFirstColumn="0" w:lastRowLastColumn="0"/>
-            <w:tcW w:w="5103" w:type="dxa"/>
-            <w:noWrap/>
-            <w:hideMark/>
-          </w:tcPr>
-          <w:p>
-            <w:pPr>
-              <w:jc w:val="center"/>
+              <w:t>( MES, LIMS modules )</w:t>
+            </w:r>
+            <w:r>
               <w:rPr>
                 <w:rFonts w:eastAsia="Times New Roman" w:cs="Calibri"/>
                 <w:color w:val="000000"/>
@@ -13794,7 +13825,7 @@
                 <w:szCs w:val="20"/>
                 <w:lang w:eastAsia="en-IN"/>
               </w:rPr>
-            </w:pPr>
+            </w:r>
             <w:r>
               <w:rPr>
                 <w:rFonts w:eastAsia="Times New Roman" w:cs="Calibri"/>
@@ -13803,7 +13834,6 @@
                 <w:szCs w:val="20"/>
                 <w:lang w:eastAsia="en-IN"/>
               </w:rPr>
-              <w:t xml:space="preserve">Actual load and </w:t>
             </w:r>
             <w:r>
               <w:rPr>
@@ -13813,9 +13843,19 @@
                 <w:szCs w:val="20"/>
                 <w:lang w:eastAsia="en-IN"/>
               </w:rPr>
-              <w:t>license</w:t>
-            </w:r>
-            <w:r>
+            </w:r>
+          </w:p>
+        </w:tc>
+        <w:tc>
+          <w:tcPr>
+            <w:tcW w:w="709" w:type="dxa"/>
+            <w:noWrap/>
+            <w:hideMark/>
+          </w:tcPr>
+          <w:p>
+            <w:pPr>
+              <w:jc w:val="center"/>
+              <w:cnfStyle w:val="000000000000" w:firstRow="0" w:lastRow="0" w:firstColumn="0" w:lastColumn="0" w:oddVBand="0" w:evenVBand="0" w:oddHBand="0" w:evenHBand="0" w:firstRowFirstColumn="0" w:firstRowLastColumn="0" w:lastRowFirstColumn="0" w:lastRowLastColumn="0"/>
               <w:rPr>
                 <w:rFonts w:eastAsia="Times New Roman" w:cs="Calibri"/>
                 <w:color w:val="000000"/>
@@ -13823,6 +13863,65 @@
                 <w:szCs w:val="20"/>
                 <w:lang w:eastAsia="en-IN"/>
               </w:rPr>
+            </w:pPr>
+            <w:r>
+              <w:rPr>
+                <w:rFonts w:eastAsia="Times New Roman" w:cs="Calibri"/>
+                <w:color w:val="000000"/>
+                <w:sz w:val="20"/>
+                <w:szCs w:val="20"/>
+                <w:lang w:eastAsia="en-IN"/>
+              </w:rPr>
+              <w:t> </w:t>
+            </w:r>
+          </w:p>
+        </w:tc>
+        <w:tc>
+          <w:tcPr>
+            <w:cnfStyle w:val="000010000000" w:firstRow="0" w:lastRow="0" w:firstColumn="0" w:lastColumn="0" w:oddVBand="1" w:evenVBand="0" w:oddHBand="0" w:evenHBand="0" w:firstRowFirstColumn="0" w:firstRowLastColumn="0" w:lastRowFirstColumn="0" w:lastRowLastColumn="0"/>
+            <w:tcW w:w="5103" w:type="dxa"/>
+            <w:noWrap/>
+            <w:hideMark/>
+          </w:tcPr>
+          <w:p>
+            <w:pPr>
+              <w:jc w:val="center"/>
+              <w:rPr>
+                <w:rFonts w:eastAsia="Times New Roman" w:cs="Calibri"/>
+                <w:color w:val="000000"/>
+                <w:sz w:val="20"/>
+                <w:szCs w:val="20"/>
+                <w:lang w:eastAsia="en-IN"/>
+              </w:rPr>
+            </w:pPr>
+            <w:r>
+              <w:rPr>
+                <w:rFonts w:eastAsia="Times New Roman" w:cs="Calibri"/>
+                <w:color w:val="000000"/>
+                <w:sz w:val="20"/>
+                <w:szCs w:val="20"/>
+                <w:lang w:eastAsia="en-IN"/>
+              </w:rPr>
+              <w:t xml:space="preserve">Actual load and </w:t>
+            </w:r>
+            <w:r>
+              <w:rPr>
+                <w:rFonts w:eastAsia="Times New Roman" w:cs="Calibri"/>
+                <w:color w:val="000000"/>
+                <w:sz w:val="20"/>
+                <w:szCs w:val="20"/>
+                <w:lang w:eastAsia="en-IN"/>
+              </w:rPr>
+              <w:t>license</w:t>
+            </w:r>
+            <w:r>
+              <w:rPr>
+                <w:rFonts w:eastAsia="Times New Roman" w:cs="Calibri"/>
+                <w:color w:val="000000"/>
+                <w:sz w:val="20"/>
+                <w:szCs w:val="20"/>
+                <w:lang w:eastAsia="en-IN"/>
+              </w:rPr>
               <w:t xml:space="preserve"> shall be reevaluated post FDS Sign off.</w:t>
             </w:r>
           </w:p>
@@ -14048,6 +14147,9 @@
                 <w:lang w:eastAsia="en-IN"/>
               </w:rPr>
             </w:pPr>
+            <w:r>
+              <w:t>SCIL</w:t>
+            </w:r>
           </w:p>
         </w:tc>
         <w:tc>
@@ -14158,7 +14260,7 @@
                 <w:szCs w:val="20"/>
                 <w:lang w:eastAsia="en-IN"/>
               </w:rPr>
-              <w:t>Siemens Other License</w:t>
+              <w:t>SmartMES Other License</w:t>
             </w:r>
             <w:r>
               <w:rPr>
@@ -14168,21 +14270,10 @@
                 <w:szCs w:val="20"/>
                 <w:lang w:eastAsia="en-IN"/>
               </w:rPr>
-              <w:br/>
-              <w:t>( Curing SCADA, MES SCADA etc)</w:t>
-            </w:r>
-          </w:p>
-        </w:tc>
-        <w:tc>
-          <w:tcPr>
-            <w:tcW w:w="709" w:type="dxa"/>
-            <w:noWrap/>
-            <w:hideMark/>
-          </w:tcPr>
+            </w:r>
+          </w:p>
           <w:p>
             <w:pPr>
-              <w:jc w:val="center"/>
-              <w:cnfStyle w:val="000000000000" w:firstRow="0" w:lastRow="0" w:firstColumn="0" w:lastColumn="0" w:oddVBand="0" w:evenVBand="0" w:oddHBand="0" w:evenHBand="0" w:firstRowFirstColumn="0" w:firstRowLastColumn="0" w:lastRowFirstColumn="0" w:lastRowLastColumn="0"/>
               <w:rPr>
                 <w:rFonts w:eastAsia="Times New Roman" w:cs="Calibri"/>
                 <w:color w:val="000000"/>
@@ -14199,7 +14290,7 @@
                 <w:szCs w:val="20"/>
                 <w:lang w:eastAsia="en-IN"/>
               </w:rPr>
-              <w:t> </w:t>
+              <w:t>( Curing SCADA, MES SCADA etc)</w:t>
             </w:r>
             <w:r>
               <w:rPr>
@@ -14209,19 +14300,19 @@
                 <w:szCs w:val="20"/>
                 <w:lang w:eastAsia="en-IN"/>
               </w:rPr>
-              <w:t>SCIL</w:t>
-            </w:r>
-          </w:p>
-        </w:tc>
-        <w:tc>
-          <w:tcPr>
-            <w:cnfStyle w:val="000010000000" w:firstRow="0" w:lastRow="0" w:firstColumn="0" w:lastColumn="0" w:oddVBand="1" w:evenVBand="0" w:oddHBand="0" w:evenHBand="0" w:firstRowFirstColumn="0" w:firstRowLastColumn="0" w:lastRowFirstColumn="0" w:lastRowLastColumn="0"/>
-            <w:tcW w:w="5103" w:type="dxa"/>
+            </w:r>
+          </w:p>
+        </w:tc>
+        <w:tc>
+          <w:tcPr>
+            <w:tcW w:w="709" w:type="dxa"/>
             <w:noWrap/>
             <w:hideMark/>
           </w:tcPr>
           <w:p>
             <w:pPr>
+              <w:jc w:val="center"/>
+              <w:cnfStyle w:val="000000000000" w:firstRow="0" w:lastRow="0" w:firstColumn="0" w:lastColumn="0" w:oddVBand="0" w:evenVBand="0" w:oddHBand="0" w:evenHBand="0" w:firstRowFirstColumn="0" w:firstRowLastColumn="0" w:lastRowFirstColumn="0" w:lastRowLastColumn="0"/>
               <w:rPr>
                 <w:rFonts w:eastAsia="Times New Roman" w:cs="Calibri"/>
                 <w:color w:val="000000"/>
@@ -14240,6 +14331,45 @@
               </w:rPr>
               <w:t> </w:t>
             </w:r>
+            <w:r>
+              <w:rPr>
+                <w:rFonts w:eastAsia="Times New Roman" w:cs="Calibri"/>
+                <w:color w:val="000000"/>
+                <w:sz w:val="20"/>
+                <w:szCs w:val="20"/>
+                <w:lang w:eastAsia="en-IN"/>
+              </w:rPr>
+              <w:t>SCIL</w:t>
+            </w:r>
+          </w:p>
+        </w:tc>
+        <w:tc>
+          <w:tcPr>
+            <w:cnfStyle w:val="000010000000" w:firstRow="0" w:lastRow="0" w:firstColumn="0" w:lastColumn="0" w:oddVBand="1" w:evenVBand="0" w:oddHBand="0" w:evenHBand="0" w:firstRowFirstColumn="0" w:firstRowLastColumn="0" w:lastRowFirstColumn="0" w:lastRowLastColumn="0"/>
+            <w:tcW w:w="5103" w:type="dxa"/>
+            <w:noWrap/>
+            <w:hideMark/>
+          </w:tcPr>
+          <w:p>
+            <w:pPr>
+              <w:rPr>
+                <w:rFonts w:eastAsia="Times New Roman" w:cs="Calibri"/>
+                <w:color w:val="000000"/>
+                <w:sz w:val="20"/>
+                <w:szCs w:val="20"/>
+                <w:lang w:eastAsia="en-IN"/>
+              </w:rPr>
+            </w:pPr>
+            <w:r>
+              <w:rPr>
+                <w:rFonts w:eastAsia="Times New Roman" w:cs="Calibri"/>
+                <w:color w:val="000000"/>
+                <w:sz w:val="20"/>
+                <w:szCs w:val="20"/>
+                <w:lang w:eastAsia="en-IN"/>
+              </w:rPr>
+              <w:t> </w:t>
+            </w:r>
           </w:p>
         </w:tc>
       </w:tr>
@@ -14332,6 +14462,9 @@
                 <w:lang w:eastAsia="en-IN"/>
               </w:rPr>
             </w:pPr>
+            <w:r>
+              <w:t>SCIL</w:t>
+            </w:r>
           </w:p>
         </w:tc>
         <w:tc>
@@ -25515,6 +25648,15 @@
   </w:num>
   <w:num w:numId="42">
     <w:abstractNumId w:val="6"/>
+    <w:lvlOverride w:ilvl="0">
+      <w:startOverride w:val="1"/>
+    </w:lvlOverride>
+  </w:num>
+  <w:num w:numId="43">
+    <w:abstractNumId w:val="6"/>
+    <w:lvlOverride w:ilvl="0">
+      <w:startOverride w:val="1"/>
+    </w:lvlOverride>
   </w:num>
   <w:numIdMacAtCleanup w:val="12"/>
 </w:numbering>

--- a/JK_Lakshar_MES_XXXXX_Technical Offer_R0.docx
+++ b/JK_Lakshar_MES_XXXXX_Technical Offer_R0.docx
@@ -6007,61 +6007,6 @@
       </w:tr>
       <w:tr>
         <w:trPr>
-          <w:cnfStyle w:val="000000100000" w:firstRow="0" w:lastRow="0" w:firstColumn="0" w:lastColumn="0" w:oddVBand="0" w:evenVBand="0" w:oddHBand="1" w:evenHBand="0" w:firstRowFirstColumn="0" w:firstRowLastColumn="0" w:lastRowFirstColumn="0" w:lastRowLastColumn="0"/>
-          <w:trHeight w:val="341"/>
-        </w:trPr>
-        <w:tc>
-          <w:tcPr>
-            <w:tcW w:w="1696" w:type="dxa"/>
-          </w:tcPr>
-          <w:p>
-            <w:pPr>
-              <w:pStyle w:val="TableText"/>
-              <w:rPr>
-                <w:rFonts w:asciiTheme="minorHAnsi" w:hAnsiTheme="minorHAnsi" w:cstheme="minorHAnsi"/>
-                <w:color w:val="444444"/>
-                <w:sz w:val="22"/>
-                <w:szCs w:val="22"/>
-                <w:lang w:val="en-CA"/>
-              </w:rPr>
-            </w:pPr>
-            <w:r>
-              <w:rPr>
-                <w:rFonts w:asciiTheme="minorHAnsi" w:hAnsiTheme="minorHAnsi" w:cstheme="minorHAnsi"/>
-                <w:sz w:val="22"/>
-                <w:szCs w:val="22"/>
-              </w:rPr>
-              <w:t xml:space="preserve">LIMS </w:t>
-            </w:r>
-          </w:p>
-        </w:tc>
-        <w:tc>
-          <w:tcPr>
-            <w:tcW w:w="7743" w:type="dxa"/>
-          </w:tcPr>
-          <w:p>
-            <w:pPr>
-              <w:pStyle w:val="TableText"/>
-              <w:rPr>
-                <w:rFonts w:asciiTheme="minorHAnsi" w:hAnsiTheme="minorHAnsi" w:cstheme="minorHAnsi"/>
-                <w:sz w:val="22"/>
-                <w:szCs w:val="22"/>
-                <w:lang w:val="en-CA"/>
-              </w:rPr>
-            </w:pPr>
-            <w:r>
-              <w:rPr>
-                <w:rFonts w:asciiTheme="minorHAnsi" w:hAnsiTheme="minorHAnsi" w:cstheme="minorHAnsi"/>
-                <w:sz w:val="22"/>
-                <w:szCs w:val="22"/>
-              </w:rPr>
-              <w:t xml:space="preserve">Laboratory Information Management Systems </w:t>
-            </w:r>
-          </w:p>
-        </w:tc>
-      </w:tr>
-      <w:tr>
-        <w:trPr>
           <w:trHeight w:val="341"/>
         </w:trPr>
         <w:tc>
@@ -6601,7 +6546,7 @@
           <w:b w:val="0"/>
           <w:i w:val="0"/>
         </w:rPr>
-        <w:t>Layer 3 – Manufacturing Operations Management: MES and LIMS for production execution, material and product traceability, quality and laboratory management.</w:t>
+        <w:t>Layer 3 – Manufacturing Operations Management: MES for production execution, material and product traceability and in‑process quality management.</w:t>
       </w:r>
     </w:p>
     <w:p>
@@ -13815,7 +13760,7 @@
                 <w:szCs w:val="20"/>
                 <w:lang w:eastAsia="en-IN"/>
               </w:rPr>
-              <w:t>( MES, LIMS modules )</w:t>
+              <w:t>( MES modules )</w:t>
             </w:r>
             <w:r>
               <w:rPr>
@@ -15112,7 +15057,7 @@
                 <w:szCs w:val="20"/>
                 <w:lang w:eastAsia="en-IN"/>
               </w:rPr>
-              <w:t>MES,</w:t>
+              <w:t>MES</w:t>
             </w:r>
             <w:r>
               <w:rPr>
@@ -15122,7 +15067,6 @@
                 <w:szCs w:val="20"/>
                 <w:lang w:eastAsia="en-IN"/>
               </w:rPr>
-              <w:t xml:space="preserve"> </w:t>
             </w:r>
             <w:r>
               <w:rPr>
@@ -15132,7 +15076,6 @@
                 <w:szCs w:val="20"/>
                 <w:lang w:eastAsia="en-IN"/>
               </w:rPr>
-              <w:t>LIMS</w:t>
             </w:r>
           </w:p>
         </w:tc>

--- a/JK_Lakshar_MES_XXXXX_Technical Offer_R0.docx
+++ b/JK_Lakshar_MES_XXXXX_Technical Offer_R0.docx
@@ -7980,13 +7980,15 @@
         <w:tblLook w:val="04A0" w:firstRow="1" w:lastRow="0" w:firstColumn="1" w:lastColumn="0" w:noHBand="0" w:noVBand="1"/>
       </w:tblPr>
       <w:tblGrid>
-        <w:gridCol w:w="750"/>
-        <w:gridCol w:w="1700"/>
-        <w:gridCol w:w="2300"/>
-        <w:gridCol w:w="600"/>
-        <w:gridCol w:w="1150"/>
-        <w:gridCol w:w="1600"/>
-        <w:gridCol w:w="2248"/>
+        <w:gridCol w:w="520"/>
+        <w:gridCol w:w="1000"/>
+        <w:gridCol w:w="1200"/>
+        <w:gridCol w:w="450"/>
+        <w:gridCol w:w="1250"/>
+        <w:gridCol w:w="1050"/>
+        <w:gridCol w:w="1500"/>
+        <w:gridCol w:w="1450"/>
+        <w:gridCol w:w="1928"/>
       </w:tblGrid>
       <w:tr>
         <w:trPr>
@@ -7994,71 +7996,118 @@
         </w:trPr>
         <w:tc>
           <w:tcPr>
-            <w:tcW w:type="dxa" w:w="750"/>
-          </w:tcPr>
-          <w:p>
-            <w:r>
+            <w:tcW w:type="dxa" w:w="520"/>
+          </w:tcPr>
+          <w:p>
+            <w:r>
+              <w:rPr>
+                <w:sz w:val="16"/>
+              </w:rPr>
               <w:t>S.No</w:t>
             </w:r>
           </w:p>
         </w:tc>
         <w:tc>
           <w:tcPr>
-            <w:tcW w:type="dxa" w:w="1700"/>
-          </w:tcPr>
-          <w:p>
-            <w:r>
+            <w:tcW w:type="dxa" w:w="1000"/>
+          </w:tcPr>
+          <w:p>
+            <w:r>
+              <w:rPr>
+                <w:sz w:val="16"/>
+              </w:rPr>
               <w:t>Process Area</w:t>
             </w:r>
           </w:p>
         </w:tc>
         <w:tc>
           <w:tcPr>
-            <w:tcW w:type="dxa" w:w="2300"/>
-          </w:tcPr>
-          <w:p>
-            <w:r>
-              <w:t>Machine No.</w:t>
-            </w:r>
-          </w:p>
-        </w:tc>
-        <w:tc>
-          <w:tcPr>
-            <w:tcW w:type="dxa" w:w="600"/>
-          </w:tcPr>
-          <w:p>
-            <w:r>
+            <w:tcW w:type="dxa" w:w="1200"/>
+          </w:tcPr>
+          <w:p>
+            <w:r>
+              <w:rPr>
+                <w:sz w:val="16"/>
+              </w:rPr>
+              <w:t>Machine Group</w:t>
+            </w:r>
+          </w:p>
+        </w:tc>
+        <w:tc>
+          <w:tcPr>
+            <w:tcW w:type="dxa" w:w="450"/>
+          </w:tcPr>
+          <w:p>
+            <w:r>
+              <w:rPr>
+                <w:sz w:val="16"/>
+              </w:rPr>
               <w:t>Qty</w:t>
             </w:r>
           </w:p>
         </w:tc>
         <w:tc>
           <w:tcPr>
-            <w:tcW w:type="dxa" w:w="1150"/>
-          </w:tcPr>
-          <w:p>
-            <w:r>
+            <w:tcW w:type="dxa" w:w="1250"/>
+          </w:tcPr>
+          <w:p>
+            <w:r>
+              <w:rPr>
+                <w:sz w:val="16"/>
+              </w:rPr>
               <w:t>PLC Make</w:t>
             </w:r>
           </w:p>
         </w:tc>
         <w:tc>
           <w:tcPr>
-            <w:tcW w:type="dxa" w:w="1600"/>
-          </w:tcPr>
-          <w:p>
-            <w:r>
+            <w:tcW w:type="dxa" w:w="1050"/>
+          </w:tcPr>
+          <w:p>
+            <w:r>
+              <w:rPr>
+                <w:sz w:val="16"/>
+              </w:rPr>
               <w:t>PLC Model</w:t>
             </w:r>
           </w:p>
         </w:tc>
         <w:tc>
           <w:tcPr>
-            <w:tcW w:type="dxa" w:w="2248"/>
-          </w:tcPr>
-          <w:p>
-            <w:r>
-              <w:t>Communication / Remark</w:t>
+            <w:tcW w:type="dxa" w:w="1500"/>
+          </w:tcPr>
+          <w:p>
+            <w:r>
+              <w:rPr>
+                <w:sz w:val="16"/>
+              </w:rPr>
+              <w:t>Existing Communication</w:t>
+            </w:r>
+          </w:p>
+        </w:tc>
+        <w:tc>
+          <w:tcPr>
+            <w:tcW w:type="dxa" w:w="1450"/>
+          </w:tcPr>
+          <w:p>
+            <w:r>
+              <w:rPr>
+                <w:sz w:val="16"/>
+              </w:rPr>
+              <w:t>Recommended Interfacing Hardware</w:t>
+            </w:r>
+          </w:p>
+        </w:tc>
+        <w:tc>
+          <w:tcPr>
+            <w:tcW w:type="dxa" w:w="1928"/>
+          </w:tcPr>
+          <w:p>
+            <w:r>
+              <w:rPr>
+                <w:sz w:val="16"/>
+              </w:rPr>
+              <w:t>SmartMES Communication</w:t>
             </w:r>
           </w:p>
         </w:tc>
@@ -8066,71 +8115,118 @@
       <w:tr>
         <w:tc>
           <w:tcPr>
-            <w:tcW w:type="dxa" w:w="750"/>
-          </w:tcPr>
-          <w:p>
-            <w:r>
+            <w:tcW w:type="dxa" w:w="520"/>
+          </w:tcPr>
+          <w:p>
+            <w:r>
+              <w:rPr>
+                <w:sz w:val="16"/>
+              </w:rPr>
               <w:t>1</w:t>
             </w:r>
           </w:p>
         </w:tc>
         <w:tc>
           <w:tcPr>
-            <w:tcW w:type="dxa" w:w="1700"/>
-          </w:tcPr>
-          <w:p>
-            <w:r>
+            <w:tcW w:type="dxa" w:w="1000"/>
+          </w:tcPr>
+          <w:p>
+            <w:r>
+              <w:rPr>
+                <w:sz w:val="16"/>
+              </w:rPr>
               <w:t>TBB Tyre Building</w:t>
             </w:r>
           </w:p>
         </w:tc>
         <w:tc>
           <w:tcPr>
-            <w:tcW w:type="dxa" w:w="2300"/>
-          </w:tcPr>
-          <w:p>
-            <w:r>
-              <w:t>J‑1 to J‑25, J‑54, J‑55, J‑56</w:t>
-            </w:r>
-          </w:p>
-        </w:tc>
-        <w:tc>
-          <w:tcPr>
-            <w:tcW w:type="dxa" w:w="600"/>
-          </w:tcPr>
-          <w:p>
-            <w:r>
+            <w:tcW w:type="dxa" w:w="1200"/>
+          </w:tcPr>
+          <w:p>
+            <w:r>
+              <w:rPr>
+                <w:sz w:val="16"/>
+              </w:rPr>
+              <w:t>J‑1 to J‑25, J‑54 to J‑56</w:t>
+            </w:r>
+          </w:p>
+        </w:tc>
+        <w:tc>
+          <w:tcPr>
+            <w:tcW w:type="dxa" w:w="450"/>
+          </w:tcPr>
+          <w:p>
+            <w:r>
+              <w:rPr>
+                <w:sz w:val="16"/>
+              </w:rPr>
               <w:t>28</w:t>
             </w:r>
           </w:p>
         </w:tc>
         <w:tc>
           <w:tcPr>
-            <w:tcW w:type="dxa" w:w="1150"/>
-          </w:tcPr>
-          <w:p>
-            <w:r>
+            <w:tcW w:type="dxa" w:w="1250"/>
+          </w:tcPr>
+          <w:p>
+            <w:r>
+              <w:rPr>
+                <w:sz w:val="16"/>
+              </w:rPr>
               <w:t>Mitsubishi</w:t>
             </w:r>
           </w:p>
         </w:tc>
         <w:tc>
           <w:tcPr>
-            <w:tcW w:type="dxa" w:w="1600"/>
-          </w:tcPr>
-          <w:p>
-            <w:r>
-              <w:t>FX2N</w:t>
-            </w:r>
-          </w:p>
-        </w:tc>
-        <w:tc>
-          <w:tcPr>
-            <w:tcW w:type="dxa" w:w="2248"/>
-          </w:tcPr>
-          <w:p>
-            <w:r>
-              <w:t>PLC model FX2N‑64MR. Communication port RS232 (Mini DIN) is occupied by the HMI; no external communication port is available. Programming software: GX Developer.</w:t>
+            <w:tcW w:type="dxa" w:w="1050"/>
+          </w:tcPr>
+          <w:p>
+            <w:r>
+              <w:rPr>
+                <w:sz w:val="16"/>
+              </w:rPr>
+              <w:t>FX2N‑64MR</w:t>
+            </w:r>
+          </w:p>
+        </w:tc>
+        <w:tc>
+          <w:tcPr>
+            <w:tcW w:type="dxa" w:w="1500"/>
+          </w:tcPr>
+          <w:p>
+            <w:r>
+              <w:rPr>
+                <w:sz w:val="16"/>
+              </w:rPr>
+              <w:t>RS232 (Mini DIN)</w:t>
+            </w:r>
+          </w:p>
+        </w:tc>
+        <w:tc>
+          <w:tcPr>
+            <w:tcW w:type="dxa" w:w="1450"/>
+          </w:tcPr>
+          <w:p>
+            <w:r>
+              <w:rPr>
+                <w:sz w:val="16"/>
+              </w:rPr>
+              <w:t>OEM Ethernet Communication Module</w:t>
+            </w:r>
+          </w:p>
+        </w:tc>
+        <w:tc>
+          <w:tcPr>
+            <w:tcW w:type="dxa" w:w="1928"/>
+          </w:tcPr>
+          <w:p>
+            <w:r>
+              <w:rPr>
+                <w:sz w:val="16"/>
+              </w:rPr>
+              <w:t>Kepware OPC Server (Mitsubishi Ethernet Driver)</w:t>
             </w:r>
           </w:p>
         </w:tc>
@@ -8138,71 +8234,118 @@
       <w:tr>
         <w:tc>
           <w:tcPr>
-            <w:tcW w:type="dxa" w:w="750"/>
-          </w:tcPr>
-          <w:p>
-            <w:r>
+            <w:tcW w:type="dxa" w:w="520"/>
+          </w:tcPr>
+          <w:p>
+            <w:r>
+              <w:rPr>
+                <w:sz w:val="16"/>
+              </w:rPr>
               <w:t>2</w:t>
             </w:r>
           </w:p>
         </w:tc>
         <w:tc>
           <w:tcPr>
-            <w:tcW w:type="dxa" w:w="1700"/>
-          </w:tcPr>
-          <w:p>
-            <w:r>
+            <w:tcW w:type="dxa" w:w="1000"/>
+          </w:tcPr>
+          <w:p>
+            <w:r>
+              <w:rPr>
+                <w:sz w:val="16"/>
+              </w:rPr>
               <w:t>TBB Tyre Building</w:t>
             </w:r>
           </w:p>
         </w:tc>
         <w:tc>
           <w:tcPr>
-            <w:tcW w:type="dxa" w:w="2300"/>
-          </w:tcPr>
-          <w:p>
-            <w:r>
+            <w:tcW w:type="dxa" w:w="1200"/>
+          </w:tcPr>
+          <w:p>
+            <w:r>
+              <w:rPr>
+                <w:sz w:val="16"/>
+              </w:rPr>
               <w:t>OTR‑1</w:t>
             </w:r>
           </w:p>
         </w:tc>
         <w:tc>
           <w:tcPr>
-            <w:tcW w:type="dxa" w:w="600"/>
-          </w:tcPr>
-          <w:p>
-            <w:r>
+            <w:tcW w:type="dxa" w:w="450"/>
+          </w:tcPr>
+          <w:p>
+            <w:r>
+              <w:rPr>
+                <w:sz w:val="16"/>
+              </w:rPr>
               <w:t>1</w:t>
             </w:r>
           </w:p>
         </w:tc>
         <w:tc>
           <w:tcPr>
-            <w:tcW w:type="dxa" w:w="1150"/>
-          </w:tcPr>
-          <w:p>
-            <w:r>
+            <w:tcW w:type="dxa" w:w="1250"/>
+          </w:tcPr>
+          <w:p>
+            <w:r>
+              <w:rPr>
+                <w:sz w:val="16"/>
+              </w:rPr>
               <w:t>Allen‑Bradley</w:t>
             </w:r>
           </w:p>
         </w:tc>
         <w:tc>
           <w:tcPr>
-            <w:tcW w:type="dxa" w:w="1600"/>
-          </w:tcPr>
-          <w:p>
-            <w:r>
+            <w:tcW w:type="dxa" w:w="1050"/>
+          </w:tcPr>
+          <w:p>
+            <w:r>
+              <w:rPr>
+                <w:sz w:val="16"/>
+              </w:rPr>
               <w:t>SLC500</w:t>
             </w:r>
           </w:p>
         </w:tc>
         <w:tc>
           <w:tcPr>
-            <w:tcW w:type="dxa" w:w="2248"/>
-          </w:tcPr>
-          <w:p>
-            <w:r>
-              <w:t>RS232 communication port is used for HMI communication; no external communication module is available. Programming software: RSLogix.</w:t>
+            <w:tcW w:type="dxa" w:w="1500"/>
+          </w:tcPr>
+          <w:p>
+            <w:r>
+              <w:rPr>
+                <w:sz w:val="16"/>
+              </w:rPr>
+              <w:t>RS232</w:t>
+            </w:r>
+          </w:p>
+        </w:tc>
+        <w:tc>
+          <w:tcPr>
+            <w:tcW w:type="dxa" w:w="1450"/>
+          </w:tcPr>
+          <w:p>
+            <w:r>
+              <w:rPr>
+                <w:sz w:val="16"/>
+              </w:rPr>
+              <w:t>OEM Ethernet Communication Module</w:t>
+            </w:r>
+          </w:p>
+        </w:tc>
+        <w:tc>
+          <w:tcPr>
+            <w:tcW w:type="dxa" w:w="1928"/>
+          </w:tcPr>
+          <w:p>
+            <w:r>
+              <w:rPr>
+                <w:sz w:val="16"/>
+              </w:rPr>
+              <w:t>Kepware OPC Server (Allen‑Bradley Ethernet Driver)</w:t>
             </w:r>
           </w:p>
         </w:tc>
@@ -8210,71 +8353,118 @@
       <w:tr>
         <w:tc>
           <w:tcPr>
-            <w:tcW w:type="dxa" w:w="750"/>
-          </w:tcPr>
-          <w:p>
-            <w:r>
+            <w:tcW w:type="dxa" w:w="520"/>
+          </w:tcPr>
+          <w:p>
+            <w:r>
+              <w:rPr>
+                <w:sz w:val="16"/>
+              </w:rPr>
               <w:t>3</w:t>
             </w:r>
           </w:p>
         </w:tc>
         <w:tc>
           <w:tcPr>
-            <w:tcW w:type="dxa" w:w="1700"/>
-          </w:tcPr>
-          <w:p>
-            <w:r>
+            <w:tcW w:type="dxa" w:w="1000"/>
+          </w:tcPr>
+          <w:p>
+            <w:r>
+              <w:rPr>
+                <w:sz w:val="16"/>
+              </w:rPr>
               <w:t>LCV Tyre Building</w:t>
             </w:r>
           </w:p>
         </w:tc>
         <w:tc>
           <w:tcPr>
-            <w:tcW w:type="dxa" w:w="2300"/>
-          </w:tcPr>
-          <w:p>
-            <w:r>
-              <w:t>AMCL‑1 to AMCL‑6, LNT‑1 to LNT‑5</w:t>
-            </w:r>
-          </w:p>
-        </w:tc>
-        <w:tc>
-          <w:tcPr>
-            <w:tcW w:type="dxa" w:w="600"/>
-          </w:tcPr>
-          <w:p>
-            <w:r>
-              <w:t>11</w:t>
-            </w:r>
-          </w:p>
-        </w:tc>
-        <w:tc>
-          <w:tcPr>
-            <w:tcW w:type="dxa" w:w="1150"/>
-          </w:tcPr>
-          <w:p>
-            <w:r>
+            <w:tcW w:type="dxa" w:w="1200"/>
+          </w:tcPr>
+          <w:p>
+            <w:r>
+              <w:rPr>
+                <w:sz w:val="16"/>
+              </w:rPr>
+              <w:t>AMCL‑1 to AMCL‑6</w:t>
+            </w:r>
+          </w:p>
+        </w:tc>
+        <w:tc>
+          <w:tcPr>
+            <w:tcW w:type="dxa" w:w="450"/>
+          </w:tcPr>
+          <w:p>
+            <w:r>
+              <w:rPr>
+                <w:sz w:val="16"/>
+              </w:rPr>
+              <w:t>6</w:t>
+            </w:r>
+          </w:p>
+        </w:tc>
+        <w:tc>
+          <w:tcPr>
+            <w:tcW w:type="dxa" w:w="1250"/>
+          </w:tcPr>
+          <w:p>
+            <w:r>
+              <w:rPr>
+                <w:sz w:val="16"/>
+              </w:rPr>
               <w:t>Mitsubishi</w:t>
             </w:r>
           </w:p>
         </w:tc>
         <w:tc>
           <w:tcPr>
-            <w:tcW w:type="dxa" w:w="1600"/>
-          </w:tcPr>
-          <w:p>
-            <w:r>
-              <w:t>FX2N</w:t>
-            </w:r>
-          </w:p>
-        </w:tc>
-        <w:tc>
-          <w:tcPr>
-            <w:tcW w:type="dxa" w:w="2248"/>
-          </w:tcPr>
-          <w:p>
-            <w:r>
-              <w:t>PLC model FX2N‑64MR. Communication port RS232 (Mini DIN) is occupied by the HMI; no external communication port is available. Programming software: GX Developer.</w:t>
+            <w:tcW w:type="dxa" w:w="1050"/>
+          </w:tcPr>
+          <w:p>
+            <w:r>
+              <w:rPr>
+                <w:sz w:val="16"/>
+              </w:rPr>
+              <w:t>FX2N‑64MR</w:t>
+            </w:r>
+          </w:p>
+        </w:tc>
+        <w:tc>
+          <w:tcPr>
+            <w:tcW w:type="dxa" w:w="1500"/>
+          </w:tcPr>
+          <w:p>
+            <w:r>
+              <w:rPr>
+                <w:sz w:val="16"/>
+              </w:rPr>
+              <w:t>RS232 (Mini DIN)</w:t>
+            </w:r>
+          </w:p>
+        </w:tc>
+        <w:tc>
+          <w:tcPr>
+            <w:tcW w:type="dxa" w:w="1450"/>
+          </w:tcPr>
+          <w:p>
+            <w:r>
+              <w:rPr>
+                <w:sz w:val="16"/>
+              </w:rPr>
+              <w:t>OEM Ethernet Communication Module</w:t>
+            </w:r>
+          </w:p>
+        </w:tc>
+        <w:tc>
+          <w:tcPr>
+            <w:tcW w:type="dxa" w:w="1928"/>
+          </w:tcPr>
+          <w:p>
+            <w:r>
+              <w:rPr>
+                <w:sz w:val="16"/>
+              </w:rPr>
+              <w:t>Kepware OPC Server (Mitsubishi Ethernet Driver)</w:t>
             </w:r>
           </w:p>
         </w:tc>
@@ -8282,71 +8472,118 @@
       <w:tr>
         <w:tc>
           <w:tcPr>
-            <w:tcW w:type="dxa" w:w="750"/>
-          </w:tcPr>
-          <w:p>
-            <w:r>
+            <w:tcW w:type="dxa" w:w="520"/>
+          </w:tcPr>
+          <w:p>
+            <w:r>
+              <w:rPr>
+                <w:sz w:val="16"/>
+              </w:rPr>
               <w:t>4</w:t>
             </w:r>
           </w:p>
         </w:tc>
         <w:tc>
           <w:tcPr>
-            <w:tcW w:type="dxa" w:w="1700"/>
-          </w:tcPr>
-          <w:p>
-            <w:r>
+            <w:tcW w:type="dxa" w:w="1000"/>
+          </w:tcPr>
+          <w:p>
+            <w:r>
+              <w:rPr>
+                <w:sz w:val="16"/>
+              </w:rPr>
               <w:t>LCV Tyre Building</w:t>
             </w:r>
           </w:p>
         </w:tc>
         <w:tc>
           <w:tcPr>
-            <w:tcW w:type="dxa" w:w="2300"/>
-          </w:tcPr>
-          <w:p>
-            <w:r>
-              <w:t>AMCL‑7, AMCL‑8</w:t>
-            </w:r>
-          </w:p>
-        </w:tc>
-        <w:tc>
-          <w:tcPr>
-            <w:tcW w:type="dxa" w:w="600"/>
-          </w:tcPr>
-          <w:p>
-            <w:r>
-              <w:t>2</w:t>
-            </w:r>
-          </w:p>
-        </w:tc>
-        <w:tc>
-          <w:tcPr>
-            <w:tcW w:type="dxa" w:w="1150"/>
-          </w:tcPr>
-          <w:p>
-            <w:r>
+            <w:tcW w:type="dxa" w:w="1200"/>
+          </w:tcPr>
+          <w:p>
+            <w:r>
+              <w:rPr>
+                <w:sz w:val="16"/>
+              </w:rPr>
+              <w:t>LNT‑1 to LNT‑5</w:t>
+            </w:r>
+          </w:p>
+        </w:tc>
+        <w:tc>
+          <w:tcPr>
+            <w:tcW w:type="dxa" w:w="450"/>
+          </w:tcPr>
+          <w:p>
+            <w:r>
+              <w:rPr>
+                <w:sz w:val="16"/>
+              </w:rPr>
+              <w:t>5</w:t>
+            </w:r>
+          </w:p>
+        </w:tc>
+        <w:tc>
+          <w:tcPr>
+            <w:tcW w:type="dxa" w:w="1250"/>
+          </w:tcPr>
+          <w:p>
+            <w:r>
+              <w:rPr>
+                <w:sz w:val="16"/>
+              </w:rPr>
               <w:t>Mitsubishi</w:t>
             </w:r>
           </w:p>
         </w:tc>
         <w:tc>
           <w:tcPr>
-            <w:tcW w:type="dxa" w:w="1600"/>
-          </w:tcPr>
-          <w:p>
-            <w:r>
-              <w:t>FX5U</w:t>
-            </w:r>
-          </w:p>
-        </w:tc>
-        <w:tc>
-          <w:tcPr>
-            <w:tcW w:type="dxa" w:w="2248"/>
-          </w:tcPr>
-          <w:p>
-            <w:r>
-              <w:t>Machine refurbishment work is ongoing.</w:t>
+            <w:tcW w:type="dxa" w:w="1050"/>
+          </w:tcPr>
+          <w:p>
+            <w:r>
+              <w:rPr>
+                <w:sz w:val="16"/>
+              </w:rPr>
+              <w:t>FX2N‑64MR</w:t>
+            </w:r>
+          </w:p>
+        </w:tc>
+        <w:tc>
+          <w:tcPr>
+            <w:tcW w:type="dxa" w:w="1500"/>
+          </w:tcPr>
+          <w:p>
+            <w:r>
+              <w:rPr>
+                <w:sz w:val="16"/>
+              </w:rPr>
+              <w:t>RS232 (Mini DIN)</w:t>
+            </w:r>
+          </w:p>
+        </w:tc>
+        <w:tc>
+          <w:tcPr>
+            <w:tcW w:type="dxa" w:w="1450"/>
+          </w:tcPr>
+          <w:p>
+            <w:r>
+              <w:rPr>
+                <w:sz w:val="16"/>
+              </w:rPr>
+              <w:t>OEM Ethernet Communication Module</w:t>
+            </w:r>
+          </w:p>
+        </w:tc>
+        <w:tc>
+          <w:tcPr>
+            <w:tcW w:type="dxa" w:w="1928"/>
+          </w:tcPr>
+          <w:p>
+            <w:r>
+              <w:rPr>
+                <w:sz w:val="16"/>
+              </w:rPr>
+              <w:t>Kepware OPC Server (Mitsubishi Ethernet Driver)</w:t>
             </w:r>
           </w:p>
         </w:tc>
@@ -8354,24 +8591,145 @@
       <w:tr>
         <w:tc>
           <w:tcPr>
-            <w:tcW w:type="dxa" w:w="750"/>
+            <w:tcW w:type="dxa" w:w="520"/>
+          </w:tcPr>
+          <w:p>
+            <w:r>
+              <w:rPr>
+                <w:sz w:val="16"/>
+              </w:rPr>
+              <w:t>5</w:t>
+            </w:r>
+          </w:p>
+        </w:tc>
+        <w:tc>
+          <w:tcPr>
+            <w:tcW w:type="dxa" w:w="1000"/>
+          </w:tcPr>
+          <w:p>
+            <w:r>
+              <w:rPr>
+                <w:sz w:val="16"/>
+              </w:rPr>
+              <w:t>LCV Tyre Building</w:t>
+            </w:r>
+          </w:p>
+        </w:tc>
+        <w:tc>
+          <w:tcPr>
+            <w:tcW w:type="dxa" w:w="1200"/>
+          </w:tcPr>
+          <w:p>
+            <w:r>
+              <w:rPr>
+                <w:sz w:val="16"/>
+              </w:rPr>
+              <w:t>AMCL‑7 &amp; AMCL‑8</w:t>
+            </w:r>
+          </w:p>
+        </w:tc>
+        <w:tc>
+          <w:tcPr>
+            <w:tcW w:type="dxa" w:w="450"/>
+          </w:tcPr>
+          <w:p>
+            <w:r>
+              <w:rPr>
+                <w:sz w:val="16"/>
+              </w:rPr>
+              <w:t>2</w:t>
+            </w:r>
+          </w:p>
+        </w:tc>
+        <w:tc>
+          <w:tcPr>
+            <w:tcW w:type="dxa" w:w="1250"/>
+          </w:tcPr>
+          <w:p>
+            <w:r>
+              <w:rPr>
+                <w:sz w:val="16"/>
+              </w:rPr>
+              <w:t>Mitsubishi</w:t>
+            </w:r>
+          </w:p>
+        </w:tc>
+        <w:tc>
+          <w:tcPr>
+            <w:tcW w:type="dxa" w:w="1050"/>
+          </w:tcPr>
+          <w:p>
+            <w:r>
+              <w:rPr>
+                <w:sz w:val="16"/>
+              </w:rPr>
+              <w:t>FX5U</w:t>
+            </w:r>
+          </w:p>
+        </w:tc>
+        <w:tc>
+          <w:tcPr>
+            <w:tcW w:type="dxa" w:w="1500"/>
+          </w:tcPr>
+          <w:p>
+            <w:r>
+              <w:rPr>
+                <w:sz w:val="16"/>
+              </w:rPr>
+              <w:t>Built‑in Ethernet</w:t>
+            </w:r>
+          </w:p>
+        </w:tc>
+        <w:tc>
+          <w:tcPr>
+            <w:tcW w:type="dxa" w:w="1450"/>
+          </w:tcPr>
+          <w:p>
+            <w:r>
+              <w:rPr>
+                <w:sz w:val="16"/>
+              </w:rPr>
+              <w:t>Use built‑in Ethernet port</w:t>
+            </w:r>
+          </w:p>
+        </w:tc>
+        <w:tc>
+          <w:tcPr>
+            <w:tcW w:type="dxa" w:w="1928"/>
+          </w:tcPr>
+          <w:p>
+            <w:r>
+              <w:rPr>
+                <w:sz w:val="16"/>
+              </w:rPr>
+              <w:t>Kepware OPC Server (Mitsubishi Ethernet Driver)</w:t>
+            </w:r>
+          </w:p>
+        </w:tc>
+      </w:tr>
+      <w:tr>
+        <w:tc>
+          <w:tcPr>
+            <w:tcW w:type="dxa" w:w="520"/>
           </w:tcPr>
           <w:p>
             <w:r>
               <w:rPr>
                 <w:b/>
-              </w:rPr>
-            </w:r>
-          </w:p>
-        </w:tc>
-        <w:tc>
-          <w:tcPr>
-            <w:tcW w:type="dxa" w:w="1700"/>
+                <w:sz w:val="16"/>
+              </w:rPr>
+            </w:r>
+          </w:p>
+        </w:tc>
+        <w:tc>
+          <w:tcPr>
+            <w:tcW w:type="dxa" w:w="1000"/>
           </w:tcPr>
           <w:p>
             <w:r>
               <w:rPr>
                 <w:b/>
+                <w:sz w:val="16"/>
               </w:rPr>
               <w:t>Total</w:t>
             </w:r>
@@ -8379,24 +8737,26 @@
         </w:tc>
         <w:tc>
           <w:tcPr>
-            <w:tcW w:type="dxa" w:w="2300"/>
+            <w:tcW w:type="dxa" w:w="1200"/>
           </w:tcPr>
           <w:p>
             <w:r>
               <w:rPr>
                 <w:b/>
-              </w:rPr>
-            </w:r>
-          </w:p>
-        </w:tc>
-        <w:tc>
-          <w:tcPr>
-            <w:tcW w:type="dxa" w:w="600"/>
+                <w:sz w:val="16"/>
+              </w:rPr>
+            </w:r>
+          </w:p>
+        </w:tc>
+        <w:tc>
+          <w:tcPr>
+            <w:tcW w:type="dxa" w:w="450"/>
           </w:tcPr>
           <w:p>
             <w:r>
               <w:rPr>
                 <w:b/>
+                <w:sz w:val="16"/>
               </w:rPr>
               <w:t>42</w:t>
             </w:r>
@@ -8404,36 +8764,65 @@
         </w:tc>
         <w:tc>
           <w:tcPr>
-            <w:tcW w:type="dxa" w:w="1150"/>
+            <w:tcW w:type="dxa" w:w="1250"/>
           </w:tcPr>
           <w:p>
             <w:r>
               <w:rPr>
                 <w:b/>
-              </w:rPr>
-            </w:r>
-          </w:p>
-        </w:tc>
-        <w:tc>
-          <w:tcPr>
-            <w:tcW w:type="dxa" w:w="1600"/>
+                <w:sz w:val="16"/>
+              </w:rPr>
+            </w:r>
+          </w:p>
+        </w:tc>
+        <w:tc>
+          <w:tcPr>
+            <w:tcW w:type="dxa" w:w="1050"/>
           </w:tcPr>
           <w:p>
             <w:r>
               <w:rPr>
                 <w:b/>
-              </w:rPr>
-            </w:r>
-          </w:p>
-        </w:tc>
-        <w:tc>
-          <w:tcPr>
-            <w:tcW w:type="dxa" w:w="2248"/>
+                <w:sz w:val="16"/>
+              </w:rPr>
+            </w:r>
+          </w:p>
+        </w:tc>
+        <w:tc>
+          <w:tcPr>
+            <w:tcW w:type="dxa" w:w="1500"/>
           </w:tcPr>
           <w:p>
             <w:r>
               <w:rPr>
                 <w:b/>
+                <w:sz w:val="16"/>
+              </w:rPr>
+            </w:r>
+          </w:p>
+        </w:tc>
+        <w:tc>
+          <w:tcPr>
+            <w:tcW w:type="dxa" w:w="1450"/>
+          </w:tcPr>
+          <w:p>
+            <w:r>
+              <w:rPr>
+                <w:b/>
+                <w:sz w:val="16"/>
+              </w:rPr>
+            </w:r>
+          </w:p>
+        </w:tc>
+        <w:tc>
+          <w:tcPr>
+            <w:tcW w:type="dxa" w:w="1928"/>
+          </w:tcPr>
+          <w:p>
+            <w:r>
+              <w:rPr>
+                <w:b/>
+                <w:sz w:val="16"/>
               </w:rPr>
             </w:r>
           </w:p>
@@ -8446,6 +8835,15 @@
       </w:pPr>
       <w:r>
         <w:t>Table: Unit‑2 machine and control system details</w:t>
+      </w:r>
+    </w:p>
+    <w:p>
+      <w:pPr/>
+      <w:r>
+        <w:rPr>
+          <w:b w:val="0"/>
+        </w:rPr>
+        <w:t>On the FX2N and SLC500 machines the RS232 port is occupied by the HMI, so no external communication port is free; the recommended OEM Ethernet communication module addresses this. Programming software required for these machines is GX Developer (Mitsubishi) and RSLogix (Allen‑Bradley).</w:t>
       </w:r>
     </w:p>
     <w:p>
@@ -11081,7 +11479,7 @@
           </w:tcPr>
           <w:p>
             <w:r>
-              <w:t>Data can be acquired directly over Ethernet using OPC UA or the native driver. No additional communication hardware is expected.</w:t>
+              <w:t>Connected over the built‑in Ethernet port and read by Kepware OPC Server using the relevant native driver. No additional communication hardware required.</w:t>
             </w:r>
           </w:p>
         </w:tc>
@@ -11143,7 +11541,7 @@
           </w:tcPr>
           <w:p>
             <w:r>
-              <w:t>An additional communication module or protocol gateway is required per machine, along with a PLC program change to expose the required data. Refer to the note below.</w:t>
+              <w:t>An OEM Ethernet communication module is required on each PLC, after which the data is read by Kepware OPC Server using the relevant Ethernet driver. Refer to the note below.</w:t>
             </w:r>
           </w:p>
         </w:tc>
@@ -11444,7 +11842,7 @@
           <w:b w:val="0"/>
           <w:i w:val="0"/>
         </w:rPr>
-        <w:t>91 of the 145 machines carry controllers with serial or fieldbus interfaces only. For these machines the existing RS232 port is reported as occupied by the HMI, so a communication module or protocol gateway and a corresponding PLC program change are required to make data available to the MES. Modification of existing PLC programs and field devices is presently listed under Exclusions in this document; the responsibility and commercial treatment of this activity is to be agreed before the offer is finalised.</w:t>
+        <w:t>91 of the 145 machines carry controllers with serial or fieldbus interfaces only, with the existing RS232 port occupied by the HMI. Each of these machines requires an OEM Ethernet communication module to be fitted before the data can be read. Supply of materials and activities on existing field devices is presently listed under Exclusions in this document; the responsibility and commercial treatment of this hardware is to be agreed before the offer is finalised.</w:t>
       </w:r>
     </w:p>
     <w:p>

--- a/JK_Lakshar_MES_XXXXX_Technical Offer_R0.docx
+++ b/JK_Lakshar_MES_XXXXX_Technical Offer_R0.docx
@@ -8844,6 +8844,382 @@
           <w:b w:val="0"/>
         </w:rPr>
         <w:t>On the FX2N and SLC500 machines the RS232 port is occupied by the HMI, so no external communication port is free; the recommended OEM Ethernet communication module addresses this. Programming software required for these machines is GX Developer (Mitsubishi) and RSLogix (Allen‑Bradley).</w:t>
+      </w:r>
+    </w:p>
+    <w:p>
+      <w:pPr/>
+      <w:r>
+        <w:t>The interfacing hardware recommended for each controller type in Unit‑2 is given below. Final selection is to be confirmed against the installed hardware configuration of each machine during the Functional Design phase.</w:t>
+      </w:r>
+    </w:p>
+    <w:tbl>
+      <w:tblPr>
+        <w:tblStyle w:val="SCILCorporateTable10"/>
+        <w:tblW w:w="10348" w:type="dxa"/>
+        <w:tblInd w:w="-709" w:type="dxa"/>
+        <w:tblBorders>
+          <w:top w:val="single" w:sz="4" w:space="0" w:color="auto"/>
+          <w:left w:val="single" w:sz="4" w:space="0" w:color="auto"/>
+          <w:bottom w:val="single" w:sz="4" w:space="0" w:color="auto"/>
+          <w:right w:val="single" w:sz="4" w:space="0" w:color="auto"/>
+          <w:insideH w:val="single" w:sz="4" w:space="0" w:color="auto"/>
+          <w:insideV w:val="single" w:sz="4" w:space="0" w:color="auto"/>
+        </w:tblBorders>
+        <w:tblLook w:val="04A0" w:firstRow="1" w:lastRow="0" w:firstColumn="1" w:lastColumn="0" w:noHBand="0" w:noVBand="1"/>
+      </w:tblPr>
+      <w:tblGrid>
+        <w:gridCol w:w="900"/>
+        <w:gridCol w:w="1250"/>
+        <w:gridCol w:w="1000"/>
+        <w:gridCol w:w="3200"/>
+        <w:gridCol w:w="1500"/>
+        <w:gridCol w:w="2498"/>
+      </w:tblGrid>
+      <w:tr>
+        <w:trPr>
+          <w:tblHeader/>
+        </w:trPr>
+        <w:tc>
+          <w:tcPr>
+            <w:tcW w:type="dxa" w:w="900"/>
+          </w:tcPr>
+          <w:p>
+            <w:r>
+              <w:rPr>
+                <w:sz w:val="16"/>
+              </w:rPr>
+              <w:t>Process Area</w:t>
+            </w:r>
+          </w:p>
+        </w:tc>
+        <w:tc>
+          <w:tcPr>
+            <w:tcW w:type="dxa" w:w="1250"/>
+          </w:tcPr>
+          <w:p>
+            <w:r>
+              <w:rPr>
+                <w:sz w:val="16"/>
+              </w:rPr>
+              <w:t>PLC Make</w:t>
+            </w:r>
+          </w:p>
+        </w:tc>
+        <w:tc>
+          <w:tcPr>
+            <w:tcW w:type="dxa" w:w="1000"/>
+          </w:tcPr>
+          <w:p>
+            <w:r>
+              <w:rPr>
+                <w:sz w:val="16"/>
+              </w:rPr>
+              <w:t>PLC Model</w:t>
+            </w:r>
+          </w:p>
+        </w:tc>
+        <w:tc>
+          <w:tcPr>
+            <w:tcW w:type="dxa" w:w="3200"/>
+          </w:tcPr>
+          <w:p>
+            <w:r>
+              <w:rPr>
+                <w:sz w:val="16"/>
+              </w:rPr>
+              <w:t>Recommended Hardware</w:t>
+            </w:r>
+          </w:p>
+        </w:tc>
+        <w:tc>
+          <w:tcPr>
+            <w:tcW w:type="dxa" w:w="1500"/>
+          </w:tcPr>
+          <w:p>
+            <w:r>
+              <w:rPr>
+                <w:sz w:val="16"/>
+              </w:rPr>
+              <w:t>Kepware Connectivity</w:t>
+            </w:r>
+          </w:p>
+        </w:tc>
+        <w:tc>
+          <w:tcPr>
+            <w:tcW w:type="dxa" w:w="2498"/>
+          </w:tcPr>
+          <w:p>
+            <w:r>
+              <w:rPr>
+                <w:sz w:val="16"/>
+              </w:rPr>
+              <w:t>Remarks</w:t>
+            </w:r>
+          </w:p>
+        </w:tc>
+      </w:tr>
+      <w:tr>
+        <w:tc>
+          <w:tcPr>
+            <w:tcW w:type="dxa" w:w="900"/>
+          </w:tcPr>
+          <w:p>
+            <w:r>
+              <w:rPr>
+                <w:sz w:val="16"/>
+              </w:rPr>
+              <w:t>TBB / LCV</w:t>
+            </w:r>
+          </w:p>
+        </w:tc>
+        <w:tc>
+          <w:tcPr>
+            <w:tcW w:type="dxa" w:w="1250"/>
+          </w:tcPr>
+          <w:p>
+            <w:r>
+              <w:rPr>
+                <w:sz w:val="16"/>
+              </w:rPr>
+              <w:t>Mitsubishi</w:t>
+            </w:r>
+          </w:p>
+        </w:tc>
+        <w:tc>
+          <w:tcPr>
+            <w:tcW w:type="dxa" w:w="1000"/>
+          </w:tcPr>
+          <w:p>
+            <w:r>
+              <w:rPr>
+                <w:sz w:val="16"/>
+              </w:rPr>
+              <w:t>FX2N‑64MR</w:t>
+            </w:r>
+          </w:p>
+        </w:tc>
+        <w:tc>
+          <w:tcPr>
+            <w:tcW w:type="dxa" w:w="3200"/>
+          </w:tcPr>
+          <w:p>
+            <w:r>
+              <w:rPr>
+                <w:b/>
+                <w:sz w:val="16"/>
+              </w:rPr>
+              <w:t>Mitsubishi FX2NC‑ENET‑ADP</w:t>
+            </w:r>
+            <w:r>
+              <w:rPr>
+                <w:sz w:val="16"/>
+              </w:rPr>
+              <w:t xml:space="preserve"> (Ethernet Adapter) or an OEM‑compatible Ethernet communication solution for the installed FX2N configuration</w:t>
+            </w:r>
+          </w:p>
+        </w:tc>
+        <w:tc>
+          <w:tcPr>
+            <w:tcW w:type="dxa" w:w="1500"/>
+          </w:tcPr>
+          <w:p>
+            <w:r>
+              <w:rPr>
+                <w:sz w:val="16"/>
+              </w:rPr>
+              <w:t>Mitsubishi Ethernet Driver</w:t>
+            </w:r>
+          </w:p>
+        </w:tc>
+        <w:tc>
+          <w:tcPr>
+            <w:tcW w:type="dxa" w:w="2498"/>
+          </w:tcPr>
+          <w:p>
+            <w:r>
+              <w:rPr>
+                <w:sz w:val="16"/>
+              </w:rPr>
+              <w:t>Mitsubishi documentation shows Ethernet adapters for FX2N‑family controllers, but implementation depends on the installed hardware configuration.</w:t>
+            </w:r>
+          </w:p>
+        </w:tc>
+      </w:tr>
+      <w:tr>
+        <w:tc>
+          <w:tcPr>
+            <w:tcW w:type="dxa" w:w="900"/>
+          </w:tcPr>
+          <w:p>
+            <w:r>
+              <w:rPr>
+                <w:sz w:val="16"/>
+              </w:rPr>
+              <w:t>TBB</w:t>
+            </w:r>
+          </w:p>
+        </w:tc>
+        <w:tc>
+          <w:tcPr>
+            <w:tcW w:type="dxa" w:w="1250"/>
+          </w:tcPr>
+          <w:p>
+            <w:r>
+              <w:rPr>
+                <w:sz w:val="16"/>
+              </w:rPr>
+              <w:t>Allen‑Bradley</w:t>
+            </w:r>
+          </w:p>
+        </w:tc>
+        <w:tc>
+          <w:tcPr>
+            <w:tcW w:type="dxa" w:w="1000"/>
+          </w:tcPr>
+          <w:p>
+            <w:r>
+              <w:rPr>
+                <w:sz w:val="16"/>
+              </w:rPr>
+              <w:t>SLC500</w:t>
+            </w:r>
+          </w:p>
+        </w:tc>
+        <w:tc>
+          <w:tcPr>
+            <w:tcW w:type="dxa" w:w="3200"/>
+          </w:tcPr>
+          <w:p>
+            <w:r>
+              <w:rPr>
+                <w:b/>
+                <w:sz w:val="16"/>
+              </w:rPr>
+              <w:t>1747‑AENTR EtherNet/IP Adapter</w:t>
+            </w:r>
+          </w:p>
+        </w:tc>
+        <w:tc>
+          <w:tcPr>
+            <w:tcW w:type="dxa" w:w="1500"/>
+          </w:tcPr>
+          <w:p>
+            <w:r>
+              <w:rPr>
+                <w:sz w:val="16"/>
+              </w:rPr>
+              <w:t>Allen‑Bradley Ethernet Driver</w:t>
+            </w:r>
+          </w:p>
+        </w:tc>
+        <w:tc>
+          <w:tcPr>
+            <w:tcW w:type="dxa" w:w="2498"/>
+          </w:tcPr>
+          <w:p>
+            <w:r>
+              <w:rPr>
+                <w:sz w:val="16"/>
+              </w:rPr>
+              <w:t>Provides EtherNet/IP connectivity for SLC500 systems.</w:t>
+            </w:r>
+          </w:p>
+        </w:tc>
+      </w:tr>
+      <w:tr>
+        <w:tc>
+          <w:tcPr>
+            <w:tcW w:type="dxa" w:w="900"/>
+          </w:tcPr>
+          <w:p>
+            <w:r>
+              <w:rPr>
+                <w:sz w:val="16"/>
+              </w:rPr>
+              <w:t>LCV</w:t>
+            </w:r>
+          </w:p>
+        </w:tc>
+        <w:tc>
+          <w:tcPr>
+            <w:tcW w:type="dxa" w:w="1250"/>
+          </w:tcPr>
+          <w:p>
+            <w:r>
+              <w:rPr>
+                <w:sz w:val="16"/>
+              </w:rPr>
+              <w:t>Mitsubishi</w:t>
+            </w:r>
+          </w:p>
+        </w:tc>
+        <w:tc>
+          <w:tcPr>
+            <w:tcW w:type="dxa" w:w="1000"/>
+          </w:tcPr>
+          <w:p>
+            <w:r>
+              <w:rPr>
+                <w:sz w:val="16"/>
+              </w:rPr>
+              <w:t>FX5U</w:t>
+            </w:r>
+          </w:p>
+        </w:tc>
+        <w:tc>
+          <w:tcPr>
+            <w:tcW w:type="dxa" w:w="3200"/>
+          </w:tcPr>
+          <w:p>
+            <w:r>
+              <w:rPr>
+                <w:b/>
+                <w:sz w:val="16"/>
+              </w:rPr>
+              <w:t>No communication module required.</w:t>
+            </w:r>
+            <w:r>
+              <w:rPr>
+                <w:sz w:val="16"/>
+              </w:rPr>
+              <w:t xml:space="preserve"> Use the built‑in Ethernet and isolate it using an Industrial NAT device.</w:t>
+            </w:r>
+          </w:p>
+        </w:tc>
+        <w:tc>
+          <w:tcPr>
+            <w:tcW w:type="dxa" w:w="1500"/>
+          </w:tcPr>
+          <w:p>
+            <w:r>
+              <w:rPr>
+                <w:sz w:val="16"/>
+              </w:rPr>
+              <w:t>Mitsubishi Ethernet Driver</w:t>
+            </w:r>
+          </w:p>
+        </w:tc>
+        <w:tc>
+          <w:tcPr>
+            <w:tcW w:type="dxa" w:w="2498"/>
+          </w:tcPr>
+          <w:p>
+            <w:r>
+              <w:rPr>
+                <w:sz w:val="16"/>
+              </w:rPr>
+              <w:t>This is the preferred architecture unless the customer specifically requires an additional Ethernet network module.</w:t>
+            </w:r>
+          </w:p>
+        </w:tc>
+      </w:tr>
+    </w:tbl>
+    <w:p>
+      <w:pPr>
+        <w:pStyle w:val="Caption"/>
+      </w:pPr>
+      <w:r>
+        <w:t>Table: Unit‑2 recommended interfacing hardware</w:t>
       </w:r>
     </w:p>
     <w:p>

--- a/JK_Lakshar_MES_XXXXX_Technical Offer_R0.docx
+++ b/JK_Lakshar_MES_XXXXX_Technical Offer_R0.docx
@@ -21291,6 +21291,3078 @@
       </w:r>
     </w:p>
     <w:p>
+      <w:pPr/>
+      <w:r>
+        <w:rPr>
+          <w:b w:val="0"/>
+        </w:rPr>
+        <w:t>The interfacing approach recommended for each controller family in Unit‑4 is given below.</w:t>
+      </w:r>
+    </w:p>
+    <w:tbl>
+      <w:tblPr>
+        <w:tblStyle w:val="SCILCorporateTable10"/>
+        <w:tblW w:w="10348" w:type="dxa"/>
+        <w:tblInd w:w="-709" w:type="dxa"/>
+        <w:tblBorders>
+          <w:top w:val="single" w:sz="4" w:space="0" w:color="auto"/>
+          <w:left w:val="single" w:sz="4" w:space="0" w:color="auto"/>
+          <w:bottom w:val="single" w:sz="4" w:space="0" w:color="auto"/>
+          <w:right w:val="single" w:sz="4" w:space="0" w:color="auto"/>
+          <w:insideH w:val="single" w:sz="4" w:space="0" w:color="auto"/>
+          <w:insideV w:val="single" w:sz="4" w:space="0" w:color="auto"/>
+        </w:tblBorders>
+        <w:tblLook w:val="04A0" w:firstRow="1" w:lastRow="0" w:firstColumn="1" w:lastColumn="0" w:noHBand="0" w:noVBand="1"/>
+      </w:tblPr>
+      <w:tblGrid>
+        <w:gridCol w:w="1700"/>
+        <w:gridCol w:w="1900"/>
+        <w:gridCol w:w="450"/>
+        <w:gridCol w:w="1400"/>
+        <w:gridCol w:w="1800"/>
+        <w:gridCol w:w="1600"/>
+        <w:gridCol w:w="1498"/>
+      </w:tblGrid>
+      <w:tr>
+        <w:trPr>
+          <w:tblHeader/>
+        </w:trPr>
+        <w:tc>
+          <w:tcPr>
+            <w:tcW w:type="dxa" w:w="1700"/>
+          </w:tcPr>
+          <w:p>
+            <w:pPr>
+              <w:spacing w:before="0" w:after="0" w:line="240" w:lineRule="auto"/>
+            </w:pPr>
+            <w:r>
+              <w:rPr>
+                <w:b w:val="0"/>
+                <w:i w:val="0"/>
+                <w:sz w:val="16"/>
+              </w:rPr>
+              <w:t>PLC Family</w:t>
+            </w:r>
+          </w:p>
+        </w:tc>
+        <w:tc>
+          <w:tcPr>
+            <w:tcW w:type="dxa" w:w="1900"/>
+          </w:tcPr>
+          <w:p>
+            <w:pPr>
+              <w:spacing w:before="0" w:after="0" w:line="240" w:lineRule="auto"/>
+            </w:pPr>
+            <w:r>
+              <w:rPr>
+                <w:b w:val="0"/>
+                <w:i w:val="0"/>
+                <w:sz w:val="16"/>
+              </w:rPr>
+              <w:t>Machines</w:t>
+            </w:r>
+          </w:p>
+        </w:tc>
+        <w:tc>
+          <w:tcPr>
+            <w:tcW w:type="dxa" w:w="450"/>
+          </w:tcPr>
+          <w:p>
+            <w:pPr>
+              <w:spacing w:before="0" w:after="0" w:line="240" w:lineRule="auto"/>
+            </w:pPr>
+            <w:r>
+              <w:rPr>
+                <w:b w:val="0"/>
+                <w:i w:val="0"/>
+                <w:sz w:val="16"/>
+              </w:rPr>
+              <w:t>Qty</w:t>
+            </w:r>
+          </w:p>
+        </w:tc>
+        <w:tc>
+          <w:tcPr>
+            <w:tcW w:type="dxa" w:w="1400"/>
+          </w:tcPr>
+          <w:p>
+            <w:pPr>
+              <w:spacing w:before="0" w:after="0" w:line="240" w:lineRule="auto"/>
+            </w:pPr>
+            <w:r>
+              <w:rPr>
+                <w:b w:val="0"/>
+                <w:i w:val="0"/>
+                <w:sz w:val="16"/>
+              </w:rPr>
+              <w:t>Existing Communication</w:t>
+            </w:r>
+          </w:p>
+        </w:tc>
+        <w:tc>
+          <w:tcPr>
+            <w:tcW w:type="dxa" w:w="1800"/>
+          </w:tcPr>
+          <w:p>
+            <w:pPr>
+              <w:spacing w:before="0" w:after="0" w:line="240" w:lineRule="auto"/>
+            </w:pPr>
+            <w:r>
+              <w:rPr>
+                <w:b w:val="0"/>
+                <w:i w:val="0"/>
+                <w:sz w:val="16"/>
+              </w:rPr>
+              <w:t>Recommended Hardware</w:t>
+            </w:r>
+          </w:p>
+        </w:tc>
+        <w:tc>
+          <w:tcPr>
+            <w:tcW w:type="dxa" w:w="1600"/>
+          </w:tcPr>
+          <w:p>
+            <w:pPr>
+              <w:spacing w:before="0" w:after="0" w:line="240" w:lineRule="auto"/>
+            </w:pPr>
+            <w:r>
+              <w:rPr>
+                <w:b w:val="0"/>
+                <w:i w:val="0"/>
+                <w:sz w:val="16"/>
+              </w:rPr>
+              <w:t>Kepware Driver</w:t>
+            </w:r>
+          </w:p>
+        </w:tc>
+        <w:tc>
+          <w:tcPr>
+            <w:tcW w:type="dxa" w:w="1498"/>
+          </w:tcPr>
+          <w:p>
+            <w:pPr>
+              <w:spacing w:before="0" w:after="0" w:line="240" w:lineRule="auto"/>
+            </w:pPr>
+            <w:r>
+              <w:rPr>
+                <w:b w:val="0"/>
+                <w:i w:val="0"/>
+                <w:sz w:val="16"/>
+              </w:rPr>
+              <w:t>Remarks</w:t>
+            </w:r>
+          </w:p>
+        </w:tc>
+      </w:tr>
+      <w:tr>
+        <w:tc>
+          <w:tcPr>
+            <w:tcW w:type="dxa" w:w="1700"/>
+          </w:tcPr>
+          <w:p>
+            <w:pPr>
+              <w:spacing w:before="0" w:after="0" w:line="240" w:lineRule="auto"/>
+            </w:pPr>
+            <w:r>
+              <w:rPr>
+                <w:b w:val="0"/>
+                <w:i w:val="0"/>
+                <w:sz w:val="16"/>
+              </w:rPr>
+              <w:t>Siemens S7‑300 (CPU 313C‑2DP, 315‑2DP)</w:t>
+            </w:r>
+          </w:p>
+        </w:tc>
+        <w:tc>
+          <w:tcPr>
+            <w:tcW w:type="dxa" w:w="1900"/>
+          </w:tcPr>
+          <w:p>
+            <w:pPr>
+              <w:spacing w:before="0" w:after="0" w:line="240" w:lineRule="auto"/>
+            </w:pPr>
+            <w:r>
+              <w:rPr>
+                <w:b w:val="0"/>
+                <w:i w:val="0"/>
+                <w:sz w:val="16"/>
+              </w:rPr>
+              <w:t>CFE‑1, CFE‑2, 2 Roll Calender, Bias Cutter</w:t>
+            </w:r>
+          </w:p>
+        </w:tc>
+        <w:tc>
+          <w:tcPr>
+            <w:tcW w:type="dxa" w:w="450"/>
+          </w:tcPr>
+          <w:p>
+            <w:pPr>
+              <w:spacing w:before="0" w:after="0" w:line="240" w:lineRule="auto"/>
+            </w:pPr>
+            <w:r>
+              <w:rPr>
+                <w:b w:val="0"/>
+                <w:i w:val="0"/>
+                <w:sz w:val="16"/>
+              </w:rPr>
+              <w:t>12</w:t>
+            </w:r>
+          </w:p>
+        </w:tc>
+        <w:tc>
+          <w:tcPr>
+            <w:tcW w:type="dxa" w:w="1400"/>
+          </w:tcPr>
+          <w:p>
+            <w:pPr>
+              <w:spacing w:before="0" w:after="0" w:line="240" w:lineRule="auto"/>
+            </w:pPr>
+            <w:r>
+              <w:rPr>
+                <w:b w:val="0"/>
+                <w:i w:val="0"/>
+                <w:sz w:val="16"/>
+              </w:rPr>
+              <w:t>MPI / Profibus DP</w:t>
+            </w:r>
+          </w:p>
+        </w:tc>
+        <w:tc>
+          <w:tcPr>
+            <w:tcW w:type="dxa" w:w="1800"/>
+          </w:tcPr>
+          <w:p>
+            <w:pPr>
+              <w:spacing w:before="0" w:after="0" w:line="240" w:lineRule="auto"/>
+            </w:pPr>
+            <w:r>
+              <w:rPr>
+                <w:b/>
+                <w:i w:val="0"/>
+                <w:sz w:val="16"/>
+              </w:rPr>
+              <w:t>CP343‑1 Ethernet Communication Processor</w:t>
+            </w:r>
+          </w:p>
+        </w:tc>
+        <w:tc>
+          <w:tcPr>
+            <w:tcW w:type="dxa" w:w="1600"/>
+          </w:tcPr>
+          <w:p>
+            <w:pPr>
+              <w:spacing w:before="0" w:after="0" w:line="240" w:lineRule="auto"/>
+            </w:pPr>
+            <w:r>
+              <w:rPr>
+                <w:b w:val="0"/>
+                <w:i w:val="0"/>
+                <w:sz w:val="16"/>
+              </w:rPr>
+              <w:t>Siemens TCP/IP Ethernet</w:t>
+            </w:r>
+          </w:p>
+        </w:tc>
+        <w:tc>
+          <w:tcPr>
+            <w:tcW w:type="dxa" w:w="1498"/>
+          </w:tcPr>
+          <w:p>
+            <w:pPr>
+              <w:spacing w:before="0" w:after="0" w:line="240" w:lineRule="auto"/>
+            </w:pPr>
+            <w:r>
+              <w:rPr>
+                <w:b w:val="0"/>
+                <w:i w:val="0"/>
+                <w:sz w:val="16"/>
+              </w:rPr>
+              <w:t>Preferred OEM Ethernet interface for S7‑300.</w:t>
+            </w:r>
+          </w:p>
+        </w:tc>
+      </w:tr>
+      <w:tr>
+        <w:tc>
+          <w:tcPr>
+            <w:tcW w:type="dxa" w:w="1700"/>
+          </w:tcPr>
+          <w:p>
+            <w:pPr>
+              <w:spacing w:before="0" w:after="0" w:line="240" w:lineRule="auto"/>
+            </w:pPr>
+            <w:r>
+              <w:rPr>
+                <w:b w:val="0"/>
+                <w:i w:val="0"/>
+                <w:sz w:val="16"/>
+              </w:rPr>
+              <w:t>Siemens S7‑1200 (CPU 1214C)</w:t>
+            </w:r>
+          </w:p>
+        </w:tc>
+        <w:tc>
+          <w:tcPr>
+            <w:tcW w:type="dxa" w:w="1900"/>
+          </w:tcPr>
+          <w:p>
+            <w:pPr>
+              <w:spacing w:before="0" w:after="0" w:line="240" w:lineRule="auto"/>
+            </w:pPr>
+            <w:r>
+              <w:rPr>
+                <w:b w:val="0"/>
+                <w:i w:val="0"/>
+                <w:sz w:val="16"/>
+              </w:rPr>
+              <w:t>STU‑32, STU‑33, STU‑34, CFE‑2 (1214PN)</w:t>
+            </w:r>
+          </w:p>
+        </w:tc>
+        <w:tc>
+          <w:tcPr>
+            <w:tcW w:type="dxa" w:w="450"/>
+          </w:tcPr>
+          <w:p>
+            <w:pPr>
+              <w:spacing w:before="0" w:after="0" w:line="240" w:lineRule="auto"/>
+            </w:pPr>
+            <w:r>
+              <w:rPr>
+                <w:b w:val="0"/>
+                <w:i w:val="0"/>
+                <w:sz w:val="16"/>
+              </w:rPr>
+              <w:t>4</w:t>
+            </w:r>
+          </w:p>
+        </w:tc>
+        <w:tc>
+          <w:tcPr>
+            <w:tcW w:type="dxa" w:w="1400"/>
+          </w:tcPr>
+          <w:p>
+            <w:pPr>
+              <w:spacing w:before="0" w:after="0" w:line="240" w:lineRule="auto"/>
+            </w:pPr>
+            <w:r>
+              <w:rPr>
+                <w:b w:val="0"/>
+                <w:i w:val="0"/>
+                <w:sz w:val="16"/>
+              </w:rPr>
+              <w:t>Built‑in Ethernet (Profinet)</w:t>
+            </w:r>
+          </w:p>
+        </w:tc>
+        <w:tc>
+          <w:tcPr>
+            <w:tcW w:type="dxa" w:w="1800"/>
+          </w:tcPr>
+          <w:p>
+            <w:pPr>
+              <w:spacing w:before="0" w:after="0" w:line="240" w:lineRule="auto"/>
+            </w:pPr>
+            <w:r>
+              <w:rPr>
+                <w:b/>
+                <w:i w:val="0"/>
+                <w:sz w:val="16"/>
+              </w:rPr>
+              <w:t>Industrial NAT Device</w:t>
+            </w:r>
+          </w:p>
+        </w:tc>
+        <w:tc>
+          <w:tcPr>
+            <w:tcW w:type="dxa" w:w="1600"/>
+          </w:tcPr>
+          <w:p>
+            <w:pPr>
+              <w:spacing w:before="0" w:after="0" w:line="240" w:lineRule="auto"/>
+            </w:pPr>
+            <w:r>
+              <w:rPr>
+                <w:b w:val="0"/>
+                <w:i w:val="0"/>
+                <w:sz w:val="16"/>
+              </w:rPr>
+              <w:t>Siemens TCP/IP Ethernet</w:t>
+            </w:r>
+          </w:p>
+        </w:tc>
+        <w:tc>
+          <w:tcPr>
+            <w:tcW w:type="dxa" w:w="1498"/>
+          </w:tcPr>
+          <w:p>
+            <w:pPr>
+              <w:spacing w:before="0" w:after="0" w:line="240" w:lineRule="auto"/>
+            </w:pPr>
+            <w:r>
+              <w:rPr>
+                <w:b w:val="0"/>
+                <w:i w:val="0"/>
+                <w:sz w:val="16"/>
+              </w:rPr>
+              <w:t>Use built‑in Ethernet. NAT provides network isolation and avoids IP conflicts.</w:t>
+            </w:r>
+          </w:p>
+        </w:tc>
+      </w:tr>
+      <w:tr>
+        <w:tc>
+          <w:tcPr>
+            <w:tcW w:type="dxa" w:w="1700"/>
+          </w:tcPr>
+          <w:p>
+            <w:pPr>
+              <w:spacing w:before="0" w:after="0" w:line="240" w:lineRule="auto"/>
+            </w:pPr>
+            <w:r>
+              <w:rPr>
+                <w:b w:val="0"/>
+                <w:i w:val="0"/>
+                <w:sz w:val="16"/>
+              </w:rPr>
+              <w:t>Siemens S7‑200 (CPU 224 DC/DC/DC)</w:t>
+            </w:r>
+          </w:p>
+        </w:tc>
+        <w:tc>
+          <w:tcPr>
+            <w:tcW w:type="dxa" w:w="1900"/>
+          </w:tcPr>
+          <w:p>
+            <w:pPr>
+              <w:spacing w:before="0" w:after="0" w:line="240" w:lineRule="auto"/>
+            </w:pPr>
+            <w:r>
+              <w:rPr>
+                <w:b w:val="0"/>
+                <w:i w:val="0"/>
+                <w:sz w:val="16"/>
+              </w:rPr>
+              <w:t>Fabric Cutter (Multislitter)</w:t>
+            </w:r>
+          </w:p>
+        </w:tc>
+        <w:tc>
+          <w:tcPr>
+            <w:tcW w:type="dxa" w:w="450"/>
+          </w:tcPr>
+          <w:p>
+            <w:pPr>
+              <w:spacing w:before="0" w:after="0" w:line="240" w:lineRule="auto"/>
+            </w:pPr>
+            <w:r>
+              <w:rPr>
+                <w:b w:val="0"/>
+                <w:i w:val="0"/>
+                <w:sz w:val="16"/>
+              </w:rPr>
+              <w:t>1</w:t>
+            </w:r>
+          </w:p>
+        </w:tc>
+        <w:tc>
+          <w:tcPr>
+            <w:tcW w:type="dxa" w:w="1400"/>
+          </w:tcPr>
+          <w:p>
+            <w:pPr>
+              <w:spacing w:before="0" w:after="0" w:line="240" w:lineRule="auto"/>
+            </w:pPr>
+            <w:r>
+              <w:rPr>
+                <w:b w:val="0"/>
+                <w:i w:val="0"/>
+                <w:sz w:val="16"/>
+              </w:rPr>
+              <w:t>PPI / RS485</w:t>
+            </w:r>
+          </w:p>
+        </w:tc>
+        <w:tc>
+          <w:tcPr>
+            <w:tcW w:type="dxa" w:w="1800"/>
+          </w:tcPr>
+          <w:p>
+            <w:pPr>
+              <w:spacing w:before="0" w:after="0" w:line="240" w:lineRule="auto"/>
+            </w:pPr>
+            <w:r>
+              <w:rPr>
+                <w:b/>
+                <w:i w:val="0"/>
+                <w:sz w:val="16"/>
+              </w:rPr>
+              <w:t>CP243‑1 Ethernet Module</w:t>
+            </w:r>
+          </w:p>
+        </w:tc>
+        <w:tc>
+          <w:tcPr>
+            <w:tcW w:type="dxa" w:w="1600"/>
+          </w:tcPr>
+          <w:p>
+            <w:pPr>
+              <w:spacing w:before="0" w:after="0" w:line="240" w:lineRule="auto"/>
+            </w:pPr>
+            <w:r>
+              <w:rPr>
+                <w:b w:val="0"/>
+                <w:i w:val="0"/>
+                <w:sz w:val="16"/>
+              </w:rPr>
+              <w:t>Siemens S7‑200 Ethernet Driver</w:t>
+            </w:r>
+          </w:p>
+        </w:tc>
+        <w:tc>
+          <w:tcPr>
+            <w:tcW w:type="dxa" w:w="1498"/>
+          </w:tcPr>
+          <w:p>
+            <w:pPr>
+              <w:spacing w:before="0" w:after="0" w:line="240" w:lineRule="auto"/>
+            </w:pPr>
+            <w:r>
+              <w:rPr>
+                <w:b w:val="0"/>
+                <w:i w:val="0"/>
+                <w:sz w:val="16"/>
+              </w:rPr>
+              <w:t>Preferred OEM Ethernet communication.</w:t>
+            </w:r>
+          </w:p>
+        </w:tc>
+      </w:tr>
+      <w:tr>
+        <w:tc>
+          <w:tcPr>
+            <w:tcW w:type="dxa" w:w="1700"/>
+          </w:tcPr>
+          <w:p>
+            <w:pPr>
+              <w:spacing w:before="0" w:after="0" w:line="240" w:lineRule="auto"/>
+            </w:pPr>
+            <w:r>
+              <w:rPr>
+                <w:b w:val="0"/>
+                <w:i w:val="0"/>
+                <w:sz w:val="16"/>
+              </w:rPr>
+              <w:t>Mitsubishi FX2N (48MR / 64MR / 84MR)</w:t>
+            </w:r>
+          </w:p>
+        </w:tc>
+        <w:tc>
+          <w:tcPr>
+            <w:tcW w:type="dxa" w:w="1900"/>
+          </w:tcPr>
+          <w:p>
+            <w:pPr>
+              <w:spacing w:before="0" w:after="0" w:line="240" w:lineRule="auto"/>
+            </w:pPr>
+            <w:r>
+              <w:rPr>
+                <w:b w:val="0"/>
+                <w:i w:val="0"/>
+                <w:sz w:val="16"/>
+              </w:rPr>
+              <w:t>Bead Winding‑2, STU‑1, STU‑3 to STU‑31, BTU‑16, BTU‑24 to BTU‑27</w:t>
+            </w:r>
+          </w:p>
+        </w:tc>
+        <w:tc>
+          <w:tcPr>
+            <w:tcW w:type="dxa" w:w="450"/>
+          </w:tcPr>
+          <w:p>
+            <w:pPr>
+              <w:spacing w:before="0" w:after="0" w:line="240" w:lineRule="auto"/>
+            </w:pPr>
+            <w:r>
+              <w:rPr>
+                <w:b w:val="0"/>
+                <w:i w:val="0"/>
+                <w:sz w:val="16"/>
+              </w:rPr>
+              <w:t>31</w:t>
+            </w:r>
+          </w:p>
+        </w:tc>
+        <w:tc>
+          <w:tcPr>
+            <w:tcW w:type="dxa" w:w="1400"/>
+          </w:tcPr>
+          <w:p>
+            <w:pPr>
+              <w:spacing w:before="0" w:after="0" w:line="240" w:lineRule="auto"/>
+            </w:pPr>
+            <w:r>
+              <w:rPr>
+                <w:b w:val="0"/>
+                <w:i w:val="0"/>
+                <w:sz w:val="16"/>
+              </w:rPr>
+              <w:t>RS232</w:t>
+            </w:r>
+          </w:p>
+        </w:tc>
+        <w:tc>
+          <w:tcPr>
+            <w:tcW w:type="dxa" w:w="1800"/>
+          </w:tcPr>
+          <w:p>
+            <w:pPr>
+              <w:spacing w:before="0" w:after="0" w:line="240" w:lineRule="auto"/>
+            </w:pPr>
+            <w:r>
+              <w:rPr>
+                <w:b/>
+                <w:i w:val="0"/>
+                <w:sz w:val="16"/>
+              </w:rPr>
+              <w:t>OEM Ethernet Communication Module</w:t>
+            </w:r>
+          </w:p>
+        </w:tc>
+        <w:tc>
+          <w:tcPr>
+            <w:tcW w:type="dxa" w:w="1600"/>
+          </w:tcPr>
+          <w:p>
+            <w:pPr>
+              <w:spacing w:before="0" w:after="0" w:line="240" w:lineRule="auto"/>
+            </w:pPr>
+            <w:r>
+              <w:rPr>
+                <w:b w:val="0"/>
+                <w:i w:val="0"/>
+                <w:sz w:val="16"/>
+              </w:rPr>
+              <w:t>Mitsubishi Ethernet Driver</w:t>
+            </w:r>
+          </w:p>
+        </w:tc>
+        <w:tc>
+          <w:tcPr>
+            <w:tcW w:type="dxa" w:w="1498"/>
+          </w:tcPr>
+          <w:p>
+            <w:pPr>
+              <w:spacing w:before="0" w:after="0" w:line="240" w:lineRule="auto"/>
+            </w:pPr>
+            <w:r>
+              <w:rPr>
+                <w:b w:val="0"/>
+                <w:i w:val="0"/>
+                <w:sz w:val="16"/>
+              </w:rPr>
+              <w:t>Legacy PLC; Ethernet enablement required.</w:t>
+            </w:r>
+          </w:p>
+        </w:tc>
+      </w:tr>
+      <w:tr>
+        <w:tc>
+          <w:tcPr>
+            <w:tcW w:type="dxa" w:w="1700"/>
+          </w:tcPr>
+          <w:p>
+            <w:pPr>
+              <w:spacing w:before="0" w:after="0" w:line="240" w:lineRule="auto"/>
+            </w:pPr>
+            <w:r>
+              <w:rPr>
+                <w:b w:val="0"/>
+                <w:i w:val="0"/>
+                <w:sz w:val="16"/>
+              </w:rPr>
+              <w:t>Mitsubishi FX3G</w:t>
+            </w:r>
+          </w:p>
+        </w:tc>
+        <w:tc>
+          <w:tcPr>
+            <w:tcW w:type="dxa" w:w="1900"/>
+          </w:tcPr>
+          <w:p>
+            <w:pPr>
+              <w:spacing w:before="0" w:after="0" w:line="240" w:lineRule="auto"/>
+            </w:pPr>
+            <w:r>
+              <w:rPr>
+                <w:b w:val="0"/>
+                <w:i w:val="0"/>
+                <w:sz w:val="16"/>
+              </w:rPr>
+              <w:t>Long Cutter, Runout‑3</w:t>
+            </w:r>
+          </w:p>
+        </w:tc>
+        <w:tc>
+          <w:tcPr>
+            <w:tcW w:type="dxa" w:w="450"/>
+          </w:tcPr>
+          <w:p>
+            <w:pPr>
+              <w:spacing w:before="0" w:after="0" w:line="240" w:lineRule="auto"/>
+            </w:pPr>
+            <w:r>
+              <w:rPr>
+                <w:b w:val="0"/>
+                <w:i w:val="0"/>
+                <w:sz w:val="16"/>
+              </w:rPr>
+              <w:t>2</w:t>
+            </w:r>
+          </w:p>
+        </w:tc>
+        <w:tc>
+          <w:tcPr>
+            <w:tcW w:type="dxa" w:w="1400"/>
+          </w:tcPr>
+          <w:p>
+            <w:pPr>
+              <w:spacing w:before="0" w:after="0" w:line="240" w:lineRule="auto"/>
+            </w:pPr>
+            <w:r>
+              <w:rPr>
+                <w:b w:val="0"/>
+                <w:i w:val="0"/>
+                <w:sz w:val="16"/>
+              </w:rPr>
+              <w:t>Serial</w:t>
+            </w:r>
+          </w:p>
+        </w:tc>
+        <w:tc>
+          <w:tcPr>
+            <w:tcW w:type="dxa" w:w="1800"/>
+          </w:tcPr>
+          <w:p>
+            <w:pPr>
+              <w:spacing w:before="0" w:after="0" w:line="240" w:lineRule="auto"/>
+            </w:pPr>
+            <w:r>
+              <w:rPr>
+                <w:b/>
+                <w:i w:val="0"/>
+                <w:sz w:val="16"/>
+              </w:rPr>
+              <w:t>FX3G Ethernet Communication Adapter</w:t>
+            </w:r>
+          </w:p>
+        </w:tc>
+        <w:tc>
+          <w:tcPr>
+            <w:tcW w:type="dxa" w:w="1600"/>
+          </w:tcPr>
+          <w:p>
+            <w:pPr>
+              <w:spacing w:before="0" w:after="0" w:line="240" w:lineRule="auto"/>
+            </w:pPr>
+            <w:r>
+              <w:rPr>
+                <w:b w:val="0"/>
+                <w:i w:val="0"/>
+                <w:sz w:val="16"/>
+              </w:rPr>
+              <w:t>Mitsubishi Ethernet Driver</w:t>
+            </w:r>
+          </w:p>
+        </w:tc>
+        <w:tc>
+          <w:tcPr>
+            <w:tcW w:type="dxa" w:w="1498"/>
+          </w:tcPr>
+          <w:p>
+            <w:pPr>
+              <w:spacing w:before="0" w:after="0" w:line="240" w:lineRule="auto"/>
+            </w:pPr>
+            <w:r>
+              <w:rPr>
+                <w:b w:val="0"/>
+                <w:i w:val="0"/>
+                <w:sz w:val="16"/>
+              </w:rPr>
+              <w:t>Preferred OEM Ethernet interface.</w:t>
+            </w:r>
+          </w:p>
+        </w:tc>
+      </w:tr>
+      <w:tr>
+        <w:tc>
+          <w:tcPr>
+            <w:tcW w:type="dxa" w:w="1700"/>
+          </w:tcPr>
+          <w:p>
+            <w:pPr>
+              <w:spacing w:before="0" w:after="0" w:line="240" w:lineRule="auto"/>
+            </w:pPr>
+            <w:r>
+              <w:rPr>
+                <w:b w:val="0"/>
+                <w:i w:val="0"/>
+                <w:sz w:val="16"/>
+              </w:rPr>
+              <w:t>Mitsubishi FX3U</w:t>
+            </w:r>
+          </w:p>
+        </w:tc>
+        <w:tc>
+          <w:tcPr>
+            <w:tcW w:type="dxa" w:w="1900"/>
+          </w:tcPr>
+          <w:p>
+            <w:pPr>
+              <w:spacing w:before="0" w:after="0" w:line="240" w:lineRule="auto"/>
+            </w:pPr>
+            <w:r>
+              <w:rPr>
+                <w:b w:val="0"/>
+                <w:i w:val="0"/>
+                <w:sz w:val="16"/>
+              </w:rPr>
+              <w:t>Bead Winding‑1, Runout‑4, Runout‑5</w:t>
+            </w:r>
+          </w:p>
+        </w:tc>
+        <w:tc>
+          <w:tcPr>
+            <w:tcW w:type="dxa" w:w="450"/>
+          </w:tcPr>
+          <w:p>
+            <w:pPr>
+              <w:spacing w:before="0" w:after="0" w:line="240" w:lineRule="auto"/>
+            </w:pPr>
+            <w:r>
+              <w:rPr>
+                <w:b w:val="0"/>
+                <w:i w:val="0"/>
+                <w:sz w:val="16"/>
+              </w:rPr>
+              <w:t>3</w:t>
+            </w:r>
+          </w:p>
+        </w:tc>
+        <w:tc>
+          <w:tcPr>
+            <w:tcW w:type="dxa" w:w="1400"/>
+          </w:tcPr>
+          <w:p>
+            <w:pPr>
+              <w:spacing w:before="0" w:after="0" w:line="240" w:lineRule="auto"/>
+            </w:pPr>
+            <w:r>
+              <w:rPr>
+                <w:b w:val="0"/>
+                <w:i w:val="0"/>
+                <w:sz w:val="16"/>
+              </w:rPr>
+              <w:t>Serial</w:t>
+            </w:r>
+          </w:p>
+        </w:tc>
+        <w:tc>
+          <w:tcPr>
+            <w:tcW w:type="dxa" w:w="1800"/>
+          </w:tcPr>
+          <w:p>
+            <w:pPr>
+              <w:spacing w:before="0" w:after="0" w:line="240" w:lineRule="auto"/>
+            </w:pPr>
+            <w:r>
+              <w:rPr>
+                <w:b/>
+                <w:i w:val="0"/>
+                <w:sz w:val="16"/>
+              </w:rPr>
+              <w:t>FX3U‑ENET Ethernet Adapter</w:t>
+            </w:r>
+          </w:p>
+        </w:tc>
+        <w:tc>
+          <w:tcPr>
+            <w:tcW w:type="dxa" w:w="1600"/>
+          </w:tcPr>
+          <w:p>
+            <w:pPr>
+              <w:spacing w:before="0" w:after="0" w:line="240" w:lineRule="auto"/>
+            </w:pPr>
+            <w:r>
+              <w:rPr>
+                <w:b w:val="0"/>
+                <w:i w:val="0"/>
+                <w:sz w:val="16"/>
+              </w:rPr>
+              <w:t>Mitsubishi Ethernet Driver</w:t>
+            </w:r>
+          </w:p>
+        </w:tc>
+        <w:tc>
+          <w:tcPr>
+            <w:tcW w:type="dxa" w:w="1498"/>
+          </w:tcPr>
+          <w:p>
+            <w:pPr>
+              <w:spacing w:before="0" w:after="0" w:line="240" w:lineRule="auto"/>
+            </w:pPr>
+            <w:r>
+              <w:rPr>
+                <w:b w:val="0"/>
+                <w:i w:val="0"/>
+                <w:sz w:val="16"/>
+              </w:rPr>
+              <w:t>Preferred OEM Ethernet interface.</w:t>
+            </w:r>
+          </w:p>
+        </w:tc>
+      </w:tr>
+      <w:tr>
+        <w:tc>
+          <w:tcPr>
+            <w:tcW w:type="dxa" w:w="1700"/>
+          </w:tcPr>
+          <w:p>
+            <w:pPr>
+              <w:spacing w:before="0" w:after="0" w:line="240" w:lineRule="auto"/>
+            </w:pPr>
+            <w:r>
+              <w:rPr>
+                <w:b w:val="0"/>
+                <w:i w:val="0"/>
+                <w:sz w:val="16"/>
+              </w:rPr>
+              <w:t>Mitsubishi FX5U</w:t>
+            </w:r>
+          </w:p>
+        </w:tc>
+        <w:tc>
+          <w:tcPr>
+            <w:tcW w:type="dxa" w:w="1900"/>
+          </w:tcPr>
+          <w:p>
+            <w:pPr>
+              <w:spacing w:before="0" w:after="0" w:line="240" w:lineRule="auto"/>
+            </w:pPr>
+            <w:r>
+              <w:rPr>
+                <w:b w:val="0"/>
+                <w:i w:val="0"/>
+                <w:sz w:val="16"/>
+              </w:rPr>
+              <w:t>STU‑2, Runout‑1, Runout‑2</w:t>
+            </w:r>
+          </w:p>
+        </w:tc>
+        <w:tc>
+          <w:tcPr>
+            <w:tcW w:type="dxa" w:w="450"/>
+          </w:tcPr>
+          <w:p>
+            <w:pPr>
+              <w:spacing w:before="0" w:after="0" w:line="240" w:lineRule="auto"/>
+            </w:pPr>
+            <w:r>
+              <w:rPr>
+                <w:b w:val="0"/>
+                <w:i w:val="0"/>
+                <w:sz w:val="16"/>
+              </w:rPr>
+              <w:t>3</w:t>
+            </w:r>
+          </w:p>
+        </w:tc>
+        <w:tc>
+          <w:tcPr>
+            <w:tcW w:type="dxa" w:w="1400"/>
+          </w:tcPr>
+          <w:p>
+            <w:pPr>
+              <w:spacing w:before="0" w:after="0" w:line="240" w:lineRule="auto"/>
+            </w:pPr>
+            <w:r>
+              <w:rPr>
+                <w:b w:val="0"/>
+                <w:i w:val="0"/>
+                <w:sz w:val="16"/>
+              </w:rPr>
+              <w:t>Built‑in Ethernet</w:t>
+            </w:r>
+          </w:p>
+        </w:tc>
+        <w:tc>
+          <w:tcPr>
+            <w:tcW w:type="dxa" w:w="1800"/>
+          </w:tcPr>
+          <w:p>
+            <w:pPr>
+              <w:spacing w:before="0" w:after="0" w:line="240" w:lineRule="auto"/>
+            </w:pPr>
+            <w:r>
+              <w:rPr>
+                <w:b/>
+                <w:i w:val="0"/>
+                <w:sz w:val="16"/>
+              </w:rPr>
+              <w:t>Industrial NAT Device</w:t>
+            </w:r>
+          </w:p>
+        </w:tc>
+        <w:tc>
+          <w:tcPr>
+            <w:tcW w:type="dxa" w:w="1600"/>
+          </w:tcPr>
+          <w:p>
+            <w:pPr>
+              <w:spacing w:before="0" w:after="0" w:line="240" w:lineRule="auto"/>
+            </w:pPr>
+            <w:r>
+              <w:rPr>
+                <w:b w:val="0"/>
+                <w:i w:val="0"/>
+                <w:sz w:val="16"/>
+              </w:rPr>
+              <w:t>Mitsubishi Ethernet Driver</w:t>
+            </w:r>
+          </w:p>
+        </w:tc>
+        <w:tc>
+          <w:tcPr>
+            <w:tcW w:type="dxa" w:w="1498"/>
+          </w:tcPr>
+          <w:p>
+            <w:pPr>
+              <w:spacing w:before="0" w:after="0" w:line="240" w:lineRule="auto"/>
+            </w:pPr>
+            <w:r>
+              <w:rPr>
+                <w:b w:val="0"/>
+                <w:i w:val="0"/>
+                <w:sz w:val="16"/>
+              </w:rPr>
+              <w:t>Built‑in Ethernet retained; NAT for isolation.</w:t>
+            </w:r>
+          </w:p>
+        </w:tc>
+      </w:tr>
+      <w:tr>
+        <w:tc>
+          <w:tcPr>
+            <w:tcW w:type="dxa" w:w="1700"/>
+          </w:tcPr>
+          <w:p>
+            <w:pPr>
+              <w:spacing w:before="0" w:after="0" w:line="240" w:lineRule="auto"/>
+            </w:pPr>
+            <w:r>
+              <w:rPr>
+                <w:b w:val="0"/>
+                <w:i w:val="0"/>
+                <w:sz w:val="16"/>
+              </w:rPr>
+              <w:t>Allen‑Bradley CompactLogix</w:t>
+            </w:r>
+          </w:p>
+        </w:tc>
+        <w:tc>
+          <w:tcPr>
+            <w:tcW w:type="dxa" w:w="1900"/>
+          </w:tcPr>
+          <w:p>
+            <w:pPr>
+              <w:spacing w:before="0" w:after="0" w:line="240" w:lineRule="auto"/>
+            </w:pPr>
+            <w:r>
+              <w:rPr>
+                <w:b w:val="0"/>
+                <w:i w:val="0"/>
+                <w:sz w:val="16"/>
+              </w:rPr>
+              <w:t>Balancing‑1 to Balancing‑10</w:t>
+            </w:r>
+          </w:p>
+        </w:tc>
+        <w:tc>
+          <w:tcPr>
+            <w:tcW w:type="dxa" w:w="450"/>
+          </w:tcPr>
+          <w:p>
+            <w:pPr>
+              <w:spacing w:before="0" w:after="0" w:line="240" w:lineRule="auto"/>
+            </w:pPr>
+            <w:r>
+              <w:rPr>
+                <w:b w:val="0"/>
+                <w:i w:val="0"/>
+                <w:sz w:val="16"/>
+              </w:rPr>
+              <w:t>10</w:t>
+            </w:r>
+          </w:p>
+        </w:tc>
+        <w:tc>
+          <w:tcPr>
+            <w:tcW w:type="dxa" w:w="1400"/>
+          </w:tcPr>
+          <w:p>
+            <w:pPr>
+              <w:spacing w:before="0" w:after="0" w:line="240" w:lineRule="auto"/>
+            </w:pPr>
+            <w:r>
+              <w:rPr>
+                <w:b w:val="0"/>
+                <w:i w:val="0"/>
+                <w:sz w:val="16"/>
+              </w:rPr>
+              <w:t>Built‑in EtherNet/IP</w:t>
+            </w:r>
+          </w:p>
+        </w:tc>
+        <w:tc>
+          <w:tcPr>
+            <w:tcW w:type="dxa" w:w="1800"/>
+          </w:tcPr>
+          <w:p>
+            <w:pPr>
+              <w:spacing w:before="0" w:after="0" w:line="240" w:lineRule="auto"/>
+            </w:pPr>
+            <w:r>
+              <w:rPr>
+                <w:b/>
+                <w:i w:val="0"/>
+                <w:sz w:val="16"/>
+              </w:rPr>
+              <w:t>Industrial NAT Device</w:t>
+            </w:r>
+          </w:p>
+        </w:tc>
+        <w:tc>
+          <w:tcPr>
+            <w:tcW w:type="dxa" w:w="1600"/>
+          </w:tcPr>
+          <w:p>
+            <w:pPr>
+              <w:spacing w:before="0" w:after="0" w:line="240" w:lineRule="auto"/>
+            </w:pPr>
+            <w:r>
+              <w:rPr>
+                <w:b w:val="0"/>
+                <w:i w:val="0"/>
+                <w:sz w:val="16"/>
+              </w:rPr>
+              <w:t>Allen‑Bradley ControlLogix / CompactLogix Driver</w:t>
+            </w:r>
+          </w:p>
+        </w:tc>
+        <w:tc>
+          <w:tcPr>
+            <w:tcW w:type="dxa" w:w="1498"/>
+          </w:tcPr>
+          <w:p>
+            <w:pPr>
+              <w:spacing w:before="0" w:after="0" w:line="240" w:lineRule="auto"/>
+            </w:pPr>
+            <w:r>
+              <w:rPr>
+                <w:b w:val="0"/>
+                <w:i w:val="0"/>
+                <w:sz w:val="16"/>
+              </w:rPr>
+              <w:t>No additional PLC module required.</w:t>
+            </w:r>
+          </w:p>
+        </w:tc>
+      </w:tr>
+      <w:tr>
+        <w:tc>
+          <w:tcPr>
+            <w:tcW w:type="dxa" w:w="1700"/>
+          </w:tcPr>
+          <w:p>
+            <w:pPr>
+              <w:spacing w:before="0" w:after="0" w:line="240" w:lineRule="auto"/>
+            </w:pPr>
+            <w:r>
+              <w:rPr>
+                <w:b w:val="0"/>
+                <w:i w:val="0"/>
+                <w:sz w:val="16"/>
+              </w:rPr>
+              <w:t>Omron NJ101</w:t>
+            </w:r>
+          </w:p>
+        </w:tc>
+        <w:tc>
+          <w:tcPr>
+            <w:tcW w:type="dxa" w:w="1900"/>
+          </w:tcPr>
+          <w:p>
+            <w:pPr>
+              <w:spacing w:before="0" w:after="0" w:line="240" w:lineRule="auto"/>
+            </w:pPr>
+            <w:r>
+              <w:rPr>
+                <w:b w:val="0"/>
+                <w:i w:val="0"/>
+                <w:sz w:val="16"/>
+              </w:rPr>
+              <w:t>Runout‑6 to Runout‑11</w:t>
+            </w:r>
+          </w:p>
+        </w:tc>
+        <w:tc>
+          <w:tcPr>
+            <w:tcW w:type="dxa" w:w="450"/>
+          </w:tcPr>
+          <w:p>
+            <w:pPr>
+              <w:spacing w:before="0" w:after="0" w:line="240" w:lineRule="auto"/>
+            </w:pPr>
+            <w:r>
+              <w:rPr>
+                <w:b w:val="0"/>
+                <w:i w:val="0"/>
+                <w:sz w:val="16"/>
+              </w:rPr>
+              <w:t>6</w:t>
+            </w:r>
+          </w:p>
+        </w:tc>
+        <w:tc>
+          <w:tcPr>
+            <w:tcW w:type="dxa" w:w="1400"/>
+          </w:tcPr>
+          <w:p>
+            <w:pPr>
+              <w:spacing w:before="0" w:after="0" w:line="240" w:lineRule="auto"/>
+            </w:pPr>
+            <w:r>
+              <w:rPr>
+                <w:b w:val="0"/>
+                <w:i w:val="0"/>
+                <w:sz w:val="16"/>
+              </w:rPr>
+              <w:t>Built‑in EtherNet/IP</w:t>
+            </w:r>
+          </w:p>
+        </w:tc>
+        <w:tc>
+          <w:tcPr>
+            <w:tcW w:type="dxa" w:w="1800"/>
+          </w:tcPr>
+          <w:p>
+            <w:pPr>
+              <w:spacing w:before="0" w:after="0" w:line="240" w:lineRule="auto"/>
+            </w:pPr>
+            <w:r>
+              <w:rPr>
+                <w:b/>
+                <w:i w:val="0"/>
+                <w:sz w:val="16"/>
+              </w:rPr>
+              <w:t>Industrial NAT Device</w:t>
+            </w:r>
+          </w:p>
+        </w:tc>
+        <w:tc>
+          <w:tcPr>
+            <w:tcW w:type="dxa" w:w="1600"/>
+          </w:tcPr>
+          <w:p>
+            <w:pPr>
+              <w:spacing w:before="0" w:after="0" w:line="240" w:lineRule="auto"/>
+            </w:pPr>
+            <w:r>
+              <w:rPr>
+                <w:b w:val="0"/>
+                <w:i w:val="0"/>
+                <w:sz w:val="16"/>
+              </w:rPr>
+              <w:t>Omron NJ Ethernet Driver</w:t>
+            </w:r>
+          </w:p>
+        </w:tc>
+        <w:tc>
+          <w:tcPr>
+            <w:tcW w:type="dxa" w:w="1498"/>
+          </w:tcPr>
+          <w:p>
+            <w:pPr>
+              <w:spacing w:before="0" w:after="0" w:line="240" w:lineRule="auto"/>
+            </w:pPr>
+            <w:r>
+              <w:rPr>
+                <w:b w:val="0"/>
+                <w:i w:val="0"/>
+                <w:sz w:val="16"/>
+              </w:rPr>
+              <w:t>Use built‑in Ethernet with network isolation.</w:t>
+            </w:r>
+          </w:p>
+        </w:tc>
+      </w:tr>
+      <w:tr>
+        <w:tc>
+          <w:tcPr>
+            <w:tcW w:type="dxa" w:w="1700"/>
+          </w:tcPr>
+          <w:p>
+            <w:pPr>
+              <w:spacing w:before="0" w:after="0" w:line="240" w:lineRule="auto"/>
+            </w:pPr>
+            <w:r>
+              <w:rPr>
+                <w:b w:val="0"/>
+                <w:i w:val="0"/>
+                <w:sz w:val="16"/>
+              </w:rPr>
+              <w:t>New Machines</w:t>
+            </w:r>
+          </w:p>
+        </w:tc>
+        <w:tc>
+          <w:tcPr>
+            <w:tcW w:type="dxa" w:w="1900"/>
+          </w:tcPr>
+          <w:p>
+            <w:pPr>
+              <w:spacing w:before="0" w:after="0" w:line="240" w:lineRule="auto"/>
+            </w:pPr>
+            <w:r>
+              <w:rPr>
+                <w:b w:val="0"/>
+                <w:i w:val="0"/>
+                <w:sz w:val="16"/>
+              </w:rPr>
+              <w:t>STU‑35, STU‑36, RB1‑7 to RB1‑9, Curing, etc.</w:t>
+            </w:r>
+          </w:p>
+        </w:tc>
+        <w:tc>
+          <w:tcPr>
+            <w:tcW w:type="dxa" w:w="450"/>
+          </w:tcPr>
+          <w:p>
+            <w:pPr>
+              <w:spacing w:before="0" w:after="0" w:line="240" w:lineRule="auto"/>
+            </w:pPr>
+            <w:r>
+              <w:rPr>
+                <w:b w:val="0"/>
+                <w:i w:val="0"/>
+                <w:sz w:val="16"/>
+              </w:rPr>
+              <w:t>11</w:t>
+            </w:r>
+          </w:p>
+        </w:tc>
+        <w:tc>
+          <w:tcPr>
+            <w:tcW w:type="dxa" w:w="1400"/>
+          </w:tcPr>
+          <w:p>
+            <w:pPr>
+              <w:spacing w:before="0" w:after="0" w:line="240" w:lineRule="auto"/>
+            </w:pPr>
+            <w:r>
+              <w:rPr>
+                <w:b w:val="0"/>
+                <w:i w:val="0"/>
+                <w:sz w:val="16"/>
+              </w:rPr>
+              <w:t>TBD</w:t>
+            </w:r>
+          </w:p>
+        </w:tc>
+        <w:tc>
+          <w:tcPr>
+            <w:tcW w:type="dxa" w:w="1800"/>
+          </w:tcPr>
+          <w:p>
+            <w:pPr>
+              <w:spacing w:before="0" w:after="0" w:line="240" w:lineRule="auto"/>
+            </w:pPr>
+            <w:r>
+              <w:rPr>
+                <w:b w:val="0"/>
+                <w:i w:val="0"/>
+                <w:sz w:val="16"/>
+              </w:rPr>
+              <w:t>To be finalised after OEM details</w:t>
+            </w:r>
+          </w:p>
+        </w:tc>
+        <w:tc>
+          <w:tcPr>
+            <w:tcW w:type="dxa" w:w="1600"/>
+          </w:tcPr>
+          <w:p>
+            <w:pPr>
+              <w:spacing w:before="0" w:after="0" w:line="240" w:lineRule="auto"/>
+            </w:pPr>
+            <w:r>
+              <w:rPr>
+                <w:b w:val="0"/>
+                <w:i w:val="0"/>
+                <w:sz w:val="16"/>
+              </w:rPr>
+              <w:t>TBD</w:t>
+            </w:r>
+          </w:p>
+        </w:tc>
+        <w:tc>
+          <w:tcPr>
+            <w:tcW w:type="dxa" w:w="1498"/>
+          </w:tcPr>
+          <w:p>
+            <w:pPr>
+              <w:spacing w:before="0" w:after="0" w:line="240" w:lineRule="auto"/>
+            </w:pPr>
+            <w:r>
+              <w:rPr>
+                <w:b w:val="0"/>
+                <w:i w:val="0"/>
+                <w:sz w:val="16"/>
+              </w:rPr>
+              <w:t>Communication details to be obtained after commissioning.</w:t>
+            </w:r>
+          </w:p>
+        </w:tc>
+      </w:tr>
+      <w:tr>
+        <w:tc>
+          <w:tcPr>
+            <w:tcW w:type="dxa" w:w="1700"/>
+          </w:tcPr>
+          <w:p>
+            <w:pPr>
+              <w:spacing w:before="0" w:after="0" w:line="240" w:lineRule="auto"/>
+            </w:pPr>
+            <w:r>
+              <w:rPr>
+                <w:b w:val="0"/>
+                <w:i w:val="0"/>
+                <w:sz w:val="16"/>
+              </w:rPr>
+              <w:t>No PLC</w:t>
+            </w:r>
+          </w:p>
+        </w:tc>
+        <w:tc>
+          <w:tcPr>
+            <w:tcW w:type="dxa" w:w="1900"/>
+          </w:tcPr>
+          <w:p>
+            <w:pPr>
+              <w:spacing w:before="0" w:after="0" w:line="240" w:lineRule="auto"/>
+            </w:pPr>
+            <w:r>
+              <w:rPr>
+                <w:b w:val="0"/>
+                <w:i w:val="0"/>
+                <w:sz w:val="16"/>
+              </w:rPr>
+              <w:t>RB1‑1 to RB1‑6</w:t>
+            </w:r>
+          </w:p>
+        </w:tc>
+        <w:tc>
+          <w:tcPr>
+            <w:tcW w:type="dxa" w:w="450"/>
+          </w:tcPr>
+          <w:p>
+            <w:pPr>
+              <w:spacing w:before="0" w:after="0" w:line="240" w:lineRule="auto"/>
+            </w:pPr>
+            <w:r>
+              <w:rPr>
+                <w:b w:val="0"/>
+                <w:i w:val="0"/>
+                <w:sz w:val="16"/>
+              </w:rPr>
+              <w:t>6</w:t>
+            </w:r>
+          </w:p>
+        </w:tc>
+        <w:tc>
+          <w:tcPr>
+            <w:tcW w:type="dxa" w:w="1400"/>
+          </w:tcPr>
+          <w:p>
+            <w:pPr>
+              <w:spacing w:before="0" w:after="0" w:line="240" w:lineRule="auto"/>
+            </w:pPr>
+            <w:r>
+              <w:rPr>
+                <w:b w:val="0"/>
+                <w:i w:val="0"/>
+                <w:sz w:val="16"/>
+              </w:rPr>
+              <w:t>NA</w:t>
+            </w:r>
+          </w:p>
+        </w:tc>
+        <w:tc>
+          <w:tcPr>
+            <w:tcW w:type="dxa" w:w="1800"/>
+          </w:tcPr>
+          <w:p>
+            <w:pPr>
+              <w:spacing w:before="0" w:after="0" w:line="240" w:lineRule="auto"/>
+            </w:pPr>
+            <w:r>
+              <w:rPr>
+                <w:b w:val="0"/>
+                <w:i w:val="0"/>
+                <w:sz w:val="16"/>
+              </w:rPr>
+              <w:t>Digital I/O or machine retrofit</w:t>
+            </w:r>
+          </w:p>
+        </w:tc>
+        <w:tc>
+          <w:tcPr>
+            <w:tcW w:type="dxa" w:w="1600"/>
+          </w:tcPr>
+          <w:p>
+            <w:pPr>
+              <w:spacing w:before="0" w:after="0" w:line="240" w:lineRule="auto"/>
+            </w:pPr>
+            <w:r>
+              <w:rPr>
+                <w:b w:val="0"/>
+                <w:i w:val="0"/>
+                <w:sz w:val="16"/>
+              </w:rPr>
+              <w:t>NA</w:t>
+            </w:r>
+          </w:p>
+        </w:tc>
+        <w:tc>
+          <w:tcPr>
+            <w:tcW w:type="dxa" w:w="1498"/>
+          </w:tcPr>
+          <w:p>
+            <w:pPr>
+              <w:spacing w:before="0" w:after="0" w:line="240" w:lineRule="auto"/>
+            </w:pPr>
+            <w:r>
+              <w:rPr>
+                <w:b w:val="0"/>
+                <w:i w:val="0"/>
+                <w:sz w:val="16"/>
+              </w:rPr>
+              <w:t>Communication approach depends on machine design.</w:t>
+            </w:r>
+          </w:p>
+        </w:tc>
+      </w:tr>
+      <w:tr>
+        <w:tc>
+          <w:tcPr>
+            <w:tcW w:type="dxa" w:w="1700"/>
+          </w:tcPr>
+          <w:p>
+            <w:pPr>
+              <w:spacing w:before="0" w:after="0" w:line="240" w:lineRule="auto"/>
+            </w:pPr>
+            <w:r>
+              <w:rPr>
+                <w:b/>
+                <w:i w:val="0"/>
+                <w:sz w:val="16"/>
+              </w:rPr>
+              <w:t>Total</w:t>
+            </w:r>
+          </w:p>
+        </w:tc>
+        <w:tc>
+          <w:tcPr>
+            <w:tcW w:type="dxa" w:w="1900"/>
+          </w:tcPr>
+          <w:p>
+            <w:pPr>
+              <w:spacing w:before="0" w:after="0" w:line="240" w:lineRule="auto"/>
+            </w:pPr>
+            <w:r>
+              <w:rPr>
+                <w:b/>
+                <w:i w:val="0"/>
+                <w:sz w:val="16"/>
+              </w:rPr>
+            </w:r>
+          </w:p>
+        </w:tc>
+        <w:tc>
+          <w:tcPr>
+            <w:tcW w:type="dxa" w:w="450"/>
+          </w:tcPr>
+          <w:p>
+            <w:pPr>
+              <w:spacing w:before="0" w:after="0" w:line="240" w:lineRule="auto"/>
+            </w:pPr>
+            <w:r>
+              <w:rPr>
+                <w:b/>
+                <w:i w:val="0"/>
+                <w:sz w:val="16"/>
+              </w:rPr>
+              <w:t>89</w:t>
+            </w:r>
+          </w:p>
+        </w:tc>
+        <w:tc>
+          <w:tcPr>
+            <w:tcW w:type="dxa" w:w="1400"/>
+          </w:tcPr>
+          <w:p>
+            <w:pPr>
+              <w:spacing w:before="0" w:after="0" w:line="240" w:lineRule="auto"/>
+            </w:pPr>
+            <w:r>
+              <w:rPr>
+                <w:b/>
+                <w:i w:val="0"/>
+                <w:sz w:val="16"/>
+              </w:rPr>
+            </w:r>
+          </w:p>
+        </w:tc>
+        <w:tc>
+          <w:tcPr>
+            <w:tcW w:type="dxa" w:w="1800"/>
+          </w:tcPr>
+          <w:p>
+            <w:pPr>
+              <w:spacing w:before="0" w:after="0" w:line="240" w:lineRule="auto"/>
+            </w:pPr>
+            <w:r>
+              <w:rPr>
+                <w:b/>
+                <w:i w:val="0"/>
+                <w:sz w:val="16"/>
+              </w:rPr>
+            </w:r>
+          </w:p>
+        </w:tc>
+        <w:tc>
+          <w:tcPr>
+            <w:tcW w:type="dxa" w:w="1600"/>
+          </w:tcPr>
+          <w:p>
+            <w:pPr>
+              <w:spacing w:before="0" w:after="0" w:line="240" w:lineRule="auto"/>
+            </w:pPr>
+            <w:r>
+              <w:rPr>
+                <w:b/>
+                <w:i w:val="0"/>
+                <w:sz w:val="16"/>
+              </w:rPr>
+            </w:r>
+          </w:p>
+        </w:tc>
+        <w:tc>
+          <w:tcPr>
+            <w:tcW w:type="dxa" w:w="1498"/>
+          </w:tcPr>
+          <w:p>
+            <w:pPr>
+              <w:spacing w:before="0" w:after="0" w:line="240" w:lineRule="auto"/>
+            </w:pPr>
+            <w:r>
+              <w:rPr>
+                <w:b/>
+                <w:i w:val="0"/>
+                <w:sz w:val="16"/>
+              </w:rPr>
+            </w:r>
+          </w:p>
+        </w:tc>
+      </w:tr>
+    </w:tbl>
+    <w:p>
+      <w:pPr>
+        <w:pStyle w:val="Caption"/>
+      </w:pPr>
+      <w:r>
+        <w:rPr>
+          <w:b w:val="0"/>
+        </w:rPr>
+        <w:t>Table: Unit‑4 recommended interfacing approach by controller family</w:t>
+      </w:r>
+    </w:p>
+    <w:p>
+      <w:pPr/>
+      <w:r>
+        <w:rPr>
+          <w:b/>
+        </w:rPr>
+        <w:t>Reconciliation against the Unit‑4 equipment list:</w:t>
+      </w:r>
+    </w:p>
+    <w:p>
+      <w:pPr>
+        <w:pStyle w:val="ListParagraph"/>
+        <w:numPr>
+          <w:ilvl w:val="0"/>
+          <w:numId w:val="44"/>
+        </w:numPr>
+      </w:pPr>
+      <w:r>
+        <w:rPr>
+          <w:b w:val="0"/>
+        </w:rPr>
+        <w:t>The table above covers 89 machines. Excluding the 9 2nd Line Inspection machines held under future planning, the Unit‑4 list contains 94 machines to be interfaced, so 5 machines are not yet covered by a recommendation.</w:t>
+      </w:r>
+    </w:p>
+    <w:p>
+      <w:pPr>
+        <w:pStyle w:val="ListParagraph"/>
+        <w:numPr>
+          <w:ilvl w:val="0"/>
+          <w:numId w:val="44"/>
+        </w:numPr>
+      </w:pPr>
+      <w:r>
+        <w:rPr>
+          <w:b w:val="0"/>
+        </w:rPr>
+        <w:t>Siemens S7‑300: the equipment list contains 13 machines on CPU 313C‑2DP or 315‑2DP (CFE‑1 ×3, CFE‑2 ×3, 2 Roll Calender ×4, Bias Cutter ×3) against the 12 shown above. One machine is to be identified.</w:t>
+      </w:r>
+    </w:p>
+    <w:p>
+      <w:pPr>
+        <w:pStyle w:val="ListParagraph"/>
+        <w:numPr>
+          <w:ilvl w:val="0"/>
+          <w:numId w:val="44"/>
+        </w:numPr>
+      </w:pPr>
+      <w:r>
+        <w:rPr>
+          <w:b w:val="0"/>
+        </w:rPr>
+        <w:t>Siemens S7‑1500: 2 Roll Calender ‑2 runs a CPU 1515‑2PN, for which no controller family is listed above. Built‑in Profinet with an industrial NAT device is assumed, in line with the S7‑1200 treatment, and is to be confirmed.</w:t>
+      </w:r>
+    </w:p>
+    <w:p>
+      <w:pPr>
+        <w:pStyle w:val="ListParagraph"/>
+        <w:numPr>
+          <w:ilvl w:val="0"/>
+          <w:numId w:val="44"/>
+        </w:numPr>
+      </w:pPr>
+      <w:r>
+        <w:rPr>
+          <w:b w:val="0"/>
+        </w:rPr>
+        <w:t>New machines: the equipment list marks 14 machines as new (Fabric Cutter Multislitter, STU‑35, STU‑36, RB1‑7 to RB1‑9 and the 8 Curing machines) against the 11 shown above.</w:t>
+      </w:r>
+    </w:p>
+    <w:p>
+      <w:pPr>
+        <w:pStyle w:val="ListParagraph"/>
+        <w:numPr>
+          <w:ilvl w:val="0"/>
+          <w:numId w:val="44"/>
+        </w:numPr>
+      </w:pPr>
+      <w:r>
+        <w:rPr>
+          <w:b w:val="0"/>
+        </w:rPr>
+        <w:t>Cold Feed Extruder‑2 (Extruder) is recorded in the equipment list as 313C‑2DP/1214PN and is counted above under S7‑1200. Whether this machine carries one controller or both is to be confirmed.</w:t>
+      </w:r>
+    </w:p>
+    <w:p>
+      <w:pPr/>
+      <w:r>
+        <w:rPr>
+          <w:b w:val="0"/>
+        </w:rPr>
+        <w:t>The manufacturer part numbers proposed against each controller model are given below. Final part selection is subject to survey of the installed hardware configuration of each machine.</w:t>
+      </w:r>
+    </w:p>
+    <w:tbl>
+      <w:tblPr>
+        <w:tblStyle w:val="SCILCorporateTable10"/>
+        <w:tblW w:w="10348" w:type="dxa"/>
+        <w:tblInd w:w="-709" w:type="dxa"/>
+        <w:tblBorders>
+          <w:top w:val="single" w:sz="4" w:space="0" w:color="auto"/>
+          <w:left w:val="single" w:sz="4" w:space="0" w:color="auto"/>
+          <w:bottom w:val="single" w:sz="4" w:space="0" w:color="auto"/>
+          <w:right w:val="single" w:sz="4" w:space="0" w:color="auto"/>
+          <w:insideH w:val="single" w:sz="4" w:space="0" w:color="auto"/>
+          <w:insideV w:val="single" w:sz="4" w:space="0" w:color="auto"/>
+        </w:tblBorders>
+        <w:tblLook w:val="04A0" w:firstRow="1" w:lastRow="0" w:firstColumn="1" w:lastColumn="0" w:noHBand="0" w:noVBand="1"/>
+      </w:tblPr>
+      <w:tblGrid>
+        <w:gridCol w:w="1250"/>
+        <w:gridCol w:w="2000"/>
+        <w:gridCol w:w="2100"/>
+        <w:gridCol w:w="2398"/>
+        <w:gridCol w:w="1100"/>
+        <w:gridCol w:w="1500"/>
+      </w:tblGrid>
+      <w:tr>
+        <w:trPr>
+          <w:tblHeader/>
+        </w:trPr>
+        <w:tc>
+          <w:tcPr>
+            <w:tcW w:type="dxa" w:w="1250"/>
+          </w:tcPr>
+          <w:p>
+            <w:pPr>
+              <w:spacing w:before="0" w:after="0" w:line="240" w:lineRule="auto"/>
+            </w:pPr>
+            <w:r>
+              <w:rPr>
+                <w:b w:val="0"/>
+                <w:i w:val="0"/>
+                <w:sz w:val="16"/>
+              </w:rPr>
+              <w:t>PLC Make</w:t>
+            </w:r>
+          </w:p>
+        </w:tc>
+        <w:tc>
+          <w:tcPr>
+            <w:tcW w:type="dxa" w:w="2000"/>
+          </w:tcPr>
+          <w:p>
+            <w:pPr>
+              <w:spacing w:before="0" w:after="0" w:line="240" w:lineRule="auto"/>
+            </w:pPr>
+            <w:r>
+              <w:rPr>
+                <w:b w:val="0"/>
+                <w:i w:val="0"/>
+                <w:sz w:val="16"/>
+              </w:rPr>
+              <w:t>PLC Model</w:t>
+            </w:r>
+          </w:p>
+        </w:tc>
+        <w:tc>
+          <w:tcPr>
+            <w:tcW w:type="dxa" w:w="2100"/>
+          </w:tcPr>
+          <w:p>
+            <w:pPr>
+              <w:spacing w:before="0" w:after="0" w:line="240" w:lineRule="auto"/>
+            </w:pPr>
+            <w:r>
+              <w:rPr>
+                <w:b w:val="0"/>
+                <w:i w:val="0"/>
+                <w:sz w:val="16"/>
+              </w:rPr>
+              <w:t>Recommended Hardware</w:t>
+            </w:r>
+          </w:p>
+        </w:tc>
+        <w:tc>
+          <w:tcPr>
+            <w:tcW w:type="dxa" w:w="2398"/>
+          </w:tcPr>
+          <w:p>
+            <w:pPr>
+              <w:spacing w:before="0" w:after="0" w:line="240" w:lineRule="auto"/>
+            </w:pPr>
+            <w:r>
+              <w:rPr>
+                <w:b w:val="0"/>
+                <w:i w:val="0"/>
+                <w:sz w:val="16"/>
+              </w:rPr>
+              <w:t>Manufacturer Part No.</w:t>
+            </w:r>
+          </w:p>
+        </w:tc>
+        <w:tc>
+          <w:tcPr>
+            <w:tcW w:type="dxa" w:w="1100"/>
+          </w:tcPr>
+          <w:p>
+            <w:pPr>
+              <w:spacing w:before="0" w:after="0" w:line="240" w:lineRule="auto"/>
+            </w:pPr>
+            <w:r>
+              <w:rPr>
+                <w:b w:val="0"/>
+                <w:i w:val="0"/>
+                <w:sz w:val="16"/>
+              </w:rPr>
+              <w:t>Kepware Support</w:t>
+            </w:r>
+          </w:p>
+        </w:tc>
+        <w:tc>
+          <w:tcPr>
+            <w:tcW w:type="dxa" w:w="1500"/>
+          </w:tcPr>
+          <w:p>
+            <w:pPr>
+              <w:spacing w:before="0" w:after="0" w:line="240" w:lineRule="auto"/>
+            </w:pPr>
+            <w:r>
+              <w:rPr>
+                <w:b w:val="0"/>
+                <w:i w:val="0"/>
+                <w:sz w:val="16"/>
+              </w:rPr>
+              <w:t>Recommendation</w:t>
+            </w:r>
+          </w:p>
+        </w:tc>
+      </w:tr>
+      <w:tr>
+        <w:tc>
+          <w:tcPr>
+            <w:tcW w:type="dxa" w:w="1250"/>
+          </w:tcPr>
+          <w:p>
+            <w:pPr>
+              <w:spacing w:before="0" w:after="0" w:line="240" w:lineRule="auto"/>
+            </w:pPr>
+            <w:r>
+              <w:rPr>
+                <w:b w:val="0"/>
+                <w:i w:val="0"/>
+                <w:sz w:val="16"/>
+              </w:rPr>
+              <w:t>Siemens</w:t>
+            </w:r>
+          </w:p>
+        </w:tc>
+        <w:tc>
+          <w:tcPr>
+            <w:tcW w:type="dxa" w:w="2000"/>
+          </w:tcPr>
+          <w:p>
+            <w:pPr>
+              <w:spacing w:before="0" w:after="0" w:line="240" w:lineRule="auto"/>
+            </w:pPr>
+            <w:r>
+              <w:rPr>
+                <w:b w:val="0"/>
+                <w:i w:val="0"/>
+                <w:sz w:val="16"/>
+              </w:rPr>
+              <w:t>S7‑300 CPU 313C‑2DP</w:t>
+            </w:r>
+          </w:p>
+        </w:tc>
+        <w:tc>
+          <w:tcPr>
+            <w:tcW w:type="dxa" w:w="2100"/>
+          </w:tcPr>
+          <w:p>
+            <w:pPr>
+              <w:spacing w:before="0" w:after="0" w:line="240" w:lineRule="auto"/>
+            </w:pPr>
+            <w:r>
+              <w:rPr>
+                <w:b w:val="0"/>
+                <w:i w:val="0"/>
+                <w:sz w:val="16"/>
+              </w:rPr>
+              <w:t>Ethernet Communication Processor</w:t>
+            </w:r>
+          </w:p>
+        </w:tc>
+        <w:tc>
+          <w:tcPr>
+            <w:tcW w:type="dxa" w:w="2398"/>
+          </w:tcPr>
+          <w:p>
+            <w:pPr>
+              <w:spacing w:before="0" w:after="0" w:line="240" w:lineRule="auto"/>
+            </w:pPr>
+            <w:r>
+              <w:rPr>
+                <w:b/>
+                <w:i w:val="0"/>
+                <w:sz w:val="16"/>
+              </w:rPr>
+              <w:t>CP 343‑1 Lean (6GK7343‑1CX10‑0XE0)</w:t>
+            </w:r>
+          </w:p>
+        </w:tc>
+        <w:tc>
+          <w:tcPr>
+            <w:tcW w:type="dxa" w:w="1100"/>
+          </w:tcPr>
+          <w:p>
+            <w:pPr>
+              <w:spacing w:before="0" w:after="0" w:line="240" w:lineRule="auto"/>
+            </w:pPr>
+            <w:r>
+              <w:rPr>
+                <w:b w:val="0"/>
+                <w:i w:val="0"/>
+                <w:sz w:val="16"/>
+              </w:rPr>
+              <w:t>Yes</w:t>
+            </w:r>
+          </w:p>
+        </w:tc>
+        <w:tc>
+          <w:tcPr>
+            <w:tcW w:type="dxa" w:w="1500"/>
+          </w:tcPr>
+          <w:p>
+            <w:pPr>
+              <w:spacing w:before="0" w:after="0" w:line="240" w:lineRule="auto"/>
+            </w:pPr>
+            <w:r>
+              <w:rPr>
+                <w:b w:val="0"/>
+                <w:i w:val="0"/>
+                <w:sz w:val="16"/>
+              </w:rPr>
+              <w:t>★★★★★</w:t>
+            </w:r>
+          </w:p>
+        </w:tc>
+      </w:tr>
+      <w:tr>
+        <w:tc>
+          <w:tcPr>
+            <w:tcW w:type="dxa" w:w="1250"/>
+          </w:tcPr>
+          <w:p>
+            <w:pPr>
+              <w:spacing w:before="0" w:after="0" w:line="240" w:lineRule="auto"/>
+            </w:pPr>
+            <w:r>
+              <w:rPr>
+                <w:b w:val="0"/>
+                <w:i w:val="0"/>
+                <w:sz w:val="16"/>
+              </w:rPr>
+              <w:t>Siemens</w:t>
+            </w:r>
+          </w:p>
+        </w:tc>
+        <w:tc>
+          <w:tcPr>
+            <w:tcW w:type="dxa" w:w="2000"/>
+          </w:tcPr>
+          <w:p>
+            <w:pPr>
+              <w:spacing w:before="0" w:after="0" w:line="240" w:lineRule="auto"/>
+            </w:pPr>
+            <w:r>
+              <w:rPr>
+                <w:b w:val="0"/>
+                <w:i w:val="0"/>
+                <w:sz w:val="16"/>
+              </w:rPr>
+              <w:t>S7‑300 CPU 315‑2DP</w:t>
+            </w:r>
+          </w:p>
+        </w:tc>
+        <w:tc>
+          <w:tcPr>
+            <w:tcW w:type="dxa" w:w="2100"/>
+          </w:tcPr>
+          <w:p>
+            <w:pPr>
+              <w:spacing w:before="0" w:after="0" w:line="240" w:lineRule="auto"/>
+            </w:pPr>
+            <w:r>
+              <w:rPr>
+                <w:b w:val="0"/>
+                <w:i w:val="0"/>
+                <w:sz w:val="16"/>
+              </w:rPr>
+              <w:t>Ethernet Communication Processor</w:t>
+            </w:r>
+          </w:p>
+        </w:tc>
+        <w:tc>
+          <w:tcPr>
+            <w:tcW w:type="dxa" w:w="2398"/>
+          </w:tcPr>
+          <w:p>
+            <w:pPr>
+              <w:spacing w:before="0" w:after="0" w:line="240" w:lineRule="auto"/>
+            </w:pPr>
+            <w:r>
+              <w:rPr>
+                <w:b/>
+                <w:i w:val="0"/>
+                <w:sz w:val="16"/>
+              </w:rPr>
+              <w:t>CP 343‑1 Lean (6GK7343‑1CX10‑0XE0)</w:t>
+            </w:r>
+          </w:p>
+        </w:tc>
+        <w:tc>
+          <w:tcPr>
+            <w:tcW w:type="dxa" w:w="1100"/>
+          </w:tcPr>
+          <w:p>
+            <w:pPr>
+              <w:spacing w:before="0" w:after="0" w:line="240" w:lineRule="auto"/>
+            </w:pPr>
+            <w:r>
+              <w:rPr>
+                <w:b w:val="0"/>
+                <w:i w:val="0"/>
+                <w:sz w:val="16"/>
+              </w:rPr>
+              <w:t>Yes</w:t>
+            </w:r>
+          </w:p>
+        </w:tc>
+        <w:tc>
+          <w:tcPr>
+            <w:tcW w:type="dxa" w:w="1500"/>
+          </w:tcPr>
+          <w:p>
+            <w:pPr>
+              <w:spacing w:before="0" w:after="0" w:line="240" w:lineRule="auto"/>
+            </w:pPr>
+            <w:r>
+              <w:rPr>
+                <w:b w:val="0"/>
+                <w:i w:val="0"/>
+                <w:sz w:val="16"/>
+              </w:rPr>
+              <w:t>★★★★★</w:t>
+            </w:r>
+          </w:p>
+        </w:tc>
+      </w:tr>
+      <w:tr>
+        <w:tc>
+          <w:tcPr>
+            <w:tcW w:type="dxa" w:w="1250"/>
+          </w:tcPr>
+          <w:p>
+            <w:pPr>
+              <w:spacing w:before="0" w:after="0" w:line="240" w:lineRule="auto"/>
+            </w:pPr>
+            <w:r>
+              <w:rPr>
+                <w:b w:val="0"/>
+                <w:i w:val="0"/>
+                <w:sz w:val="16"/>
+              </w:rPr>
+              <w:t>Siemens</w:t>
+            </w:r>
+          </w:p>
+        </w:tc>
+        <w:tc>
+          <w:tcPr>
+            <w:tcW w:type="dxa" w:w="2000"/>
+          </w:tcPr>
+          <w:p>
+            <w:pPr>
+              <w:spacing w:before="0" w:after="0" w:line="240" w:lineRule="auto"/>
+            </w:pPr>
+            <w:r>
+              <w:rPr>
+                <w:b w:val="0"/>
+                <w:i w:val="0"/>
+                <w:sz w:val="16"/>
+              </w:rPr>
+              <w:t>S7‑1200 (1214C / 1214PN)</w:t>
+            </w:r>
+          </w:p>
+        </w:tc>
+        <w:tc>
+          <w:tcPr>
+            <w:tcW w:type="dxa" w:w="2100"/>
+          </w:tcPr>
+          <w:p>
+            <w:pPr>
+              <w:spacing w:before="0" w:after="0" w:line="240" w:lineRule="auto"/>
+            </w:pPr>
+            <w:r>
+              <w:rPr>
+                <w:b/>
+                <w:i w:val="0"/>
+                <w:sz w:val="16"/>
+              </w:rPr>
+              <w:t>Industrial NAT Device</w:t>
+            </w:r>
+          </w:p>
+        </w:tc>
+        <w:tc>
+          <w:tcPr>
+            <w:tcW w:type="dxa" w:w="2398"/>
+          </w:tcPr>
+          <w:p>
+            <w:pPr>
+              <w:spacing w:before="0" w:after="0" w:line="240" w:lineRule="auto"/>
+            </w:pPr>
+            <w:r>
+              <w:rPr>
+                <w:b/>
+                <w:i w:val="0"/>
+                <w:sz w:val="16"/>
+              </w:rPr>
+              <w:t>Moxa NAT‑102</w:t>
+            </w:r>
+            <w:r>
+              <w:rPr>
+                <w:b w:val="0"/>
+                <w:i w:val="0"/>
+                <w:sz w:val="16"/>
+              </w:rPr>
+              <w:t xml:space="preserve"> or </w:t>
+            </w:r>
+            <w:r>
+              <w:rPr>
+                <w:b/>
+                <w:i w:val="0"/>
+                <w:sz w:val="16"/>
+              </w:rPr>
+              <w:t>Hirschmann EAGLE One</w:t>
+            </w:r>
+          </w:p>
+        </w:tc>
+        <w:tc>
+          <w:tcPr>
+            <w:tcW w:type="dxa" w:w="1100"/>
+          </w:tcPr>
+          <w:p>
+            <w:pPr>
+              <w:spacing w:before="0" w:after="0" w:line="240" w:lineRule="auto"/>
+            </w:pPr>
+            <w:r>
+              <w:rPr>
+                <w:b w:val="0"/>
+                <w:i w:val="0"/>
+                <w:sz w:val="16"/>
+              </w:rPr>
+              <w:t>Yes</w:t>
+            </w:r>
+          </w:p>
+        </w:tc>
+        <w:tc>
+          <w:tcPr>
+            <w:tcW w:type="dxa" w:w="1500"/>
+          </w:tcPr>
+          <w:p>
+            <w:pPr>
+              <w:spacing w:before="0" w:after="0" w:line="240" w:lineRule="auto"/>
+            </w:pPr>
+            <w:r>
+              <w:rPr>
+                <w:b w:val="0"/>
+                <w:i w:val="0"/>
+                <w:sz w:val="16"/>
+              </w:rPr>
+              <w:t>★★★★★</w:t>
+            </w:r>
+          </w:p>
+        </w:tc>
+      </w:tr>
+      <w:tr>
+        <w:tc>
+          <w:tcPr>
+            <w:tcW w:type="dxa" w:w="1250"/>
+          </w:tcPr>
+          <w:p>
+            <w:pPr>
+              <w:spacing w:before="0" w:after="0" w:line="240" w:lineRule="auto"/>
+            </w:pPr>
+            <w:r>
+              <w:rPr>
+                <w:b w:val="0"/>
+                <w:i w:val="0"/>
+                <w:sz w:val="16"/>
+              </w:rPr>
+              <w:t>Siemens</w:t>
+            </w:r>
+          </w:p>
+        </w:tc>
+        <w:tc>
+          <w:tcPr>
+            <w:tcW w:type="dxa" w:w="2000"/>
+          </w:tcPr>
+          <w:p>
+            <w:pPr>
+              <w:spacing w:before="0" w:after="0" w:line="240" w:lineRule="auto"/>
+            </w:pPr>
+            <w:r>
+              <w:rPr>
+                <w:b w:val="0"/>
+                <w:i w:val="0"/>
+                <w:sz w:val="16"/>
+              </w:rPr>
+              <w:t>S7‑200 CPU 224</w:t>
+            </w:r>
+          </w:p>
+        </w:tc>
+        <w:tc>
+          <w:tcPr>
+            <w:tcW w:type="dxa" w:w="2100"/>
+          </w:tcPr>
+          <w:p>
+            <w:pPr>
+              <w:spacing w:before="0" w:after="0" w:line="240" w:lineRule="auto"/>
+            </w:pPr>
+            <w:r>
+              <w:rPr>
+                <w:b w:val="0"/>
+                <w:i w:val="0"/>
+                <w:sz w:val="16"/>
+              </w:rPr>
+              <w:t>Ethernet Module</w:t>
+            </w:r>
+          </w:p>
+        </w:tc>
+        <w:tc>
+          <w:tcPr>
+            <w:tcW w:type="dxa" w:w="2398"/>
+          </w:tcPr>
+          <w:p>
+            <w:pPr>
+              <w:spacing w:before="0" w:after="0" w:line="240" w:lineRule="auto"/>
+            </w:pPr>
+            <w:r>
+              <w:rPr>
+                <w:b/>
+                <w:i w:val="0"/>
+                <w:sz w:val="16"/>
+              </w:rPr>
+              <w:t>CP243‑1 (6GK7243‑1EX01‑0XE0)</w:t>
+            </w:r>
+          </w:p>
+        </w:tc>
+        <w:tc>
+          <w:tcPr>
+            <w:tcW w:type="dxa" w:w="1100"/>
+          </w:tcPr>
+          <w:p>
+            <w:pPr>
+              <w:spacing w:before="0" w:after="0" w:line="240" w:lineRule="auto"/>
+            </w:pPr>
+            <w:r>
+              <w:rPr>
+                <w:b w:val="0"/>
+                <w:i w:val="0"/>
+                <w:sz w:val="16"/>
+              </w:rPr>
+              <w:t>Yes</w:t>
+            </w:r>
+          </w:p>
+        </w:tc>
+        <w:tc>
+          <w:tcPr>
+            <w:tcW w:type="dxa" w:w="1500"/>
+          </w:tcPr>
+          <w:p>
+            <w:pPr>
+              <w:spacing w:before="0" w:after="0" w:line="240" w:lineRule="auto"/>
+            </w:pPr>
+            <w:r>
+              <w:rPr>
+                <w:b w:val="0"/>
+                <w:i w:val="0"/>
+                <w:sz w:val="16"/>
+              </w:rPr>
+              <w:t>★★★★★</w:t>
+            </w:r>
+          </w:p>
+        </w:tc>
+      </w:tr>
+      <w:tr>
+        <w:tc>
+          <w:tcPr>
+            <w:tcW w:type="dxa" w:w="1250"/>
+          </w:tcPr>
+          <w:p>
+            <w:pPr>
+              <w:spacing w:before="0" w:after="0" w:line="240" w:lineRule="auto"/>
+            </w:pPr>
+            <w:r>
+              <w:rPr>
+                <w:b w:val="0"/>
+                <w:i w:val="0"/>
+                <w:sz w:val="16"/>
+              </w:rPr>
+              <w:t>Mitsubishi</w:t>
+            </w:r>
+          </w:p>
+        </w:tc>
+        <w:tc>
+          <w:tcPr>
+            <w:tcW w:type="dxa" w:w="2000"/>
+          </w:tcPr>
+          <w:p>
+            <w:pPr>
+              <w:spacing w:before="0" w:after="0" w:line="240" w:lineRule="auto"/>
+            </w:pPr>
+            <w:r>
+              <w:rPr>
+                <w:b w:val="0"/>
+                <w:i w:val="0"/>
+                <w:sz w:val="16"/>
+              </w:rPr>
+              <w:t>FX2N‑64MR / FX2N‑84MR</w:t>
+            </w:r>
+          </w:p>
+        </w:tc>
+        <w:tc>
+          <w:tcPr>
+            <w:tcW w:type="dxa" w:w="2100"/>
+          </w:tcPr>
+          <w:p>
+            <w:pPr>
+              <w:spacing w:before="0" w:after="0" w:line="240" w:lineRule="auto"/>
+            </w:pPr>
+            <w:r>
+              <w:rPr>
+                <w:b w:val="0"/>
+                <w:i w:val="0"/>
+                <w:sz w:val="16"/>
+              </w:rPr>
+              <w:t>Ethernet Communication Adapter</w:t>
+            </w:r>
+          </w:p>
+        </w:tc>
+        <w:tc>
+          <w:tcPr>
+            <w:tcW w:type="dxa" w:w="2398"/>
+          </w:tcPr>
+          <w:p>
+            <w:pPr>
+              <w:spacing w:before="0" w:after="0" w:line="240" w:lineRule="auto"/>
+            </w:pPr>
+            <w:r>
+              <w:rPr>
+                <w:b/>
+                <w:i w:val="0"/>
+                <w:sz w:val="16"/>
+              </w:rPr>
+              <w:t>FX2N‑ENET‑ADP (or Mitsubishi‑supported equivalent)</w:t>
+            </w:r>
+          </w:p>
+        </w:tc>
+        <w:tc>
+          <w:tcPr>
+            <w:tcW w:type="dxa" w:w="1100"/>
+          </w:tcPr>
+          <w:p>
+            <w:pPr>
+              <w:spacing w:before="0" w:after="0" w:line="240" w:lineRule="auto"/>
+            </w:pPr>
+            <w:r>
+              <w:rPr>
+                <w:b w:val="0"/>
+                <w:i w:val="0"/>
+                <w:sz w:val="16"/>
+              </w:rPr>
+              <w:t>Yes</w:t>
+            </w:r>
+          </w:p>
+        </w:tc>
+        <w:tc>
+          <w:tcPr>
+            <w:tcW w:type="dxa" w:w="1500"/>
+          </w:tcPr>
+          <w:p>
+            <w:pPr>
+              <w:spacing w:before="0" w:after="0" w:line="240" w:lineRule="auto"/>
+            </w:pPr>
+            <w:r>
+              <w:rPr>
+                <w:b w:val="0"/>
+                <w:i w:val="0"/>
+                <w:sz w:val="16"/>
+              </w:rPr>
+              <w:t>★★★★★</w:t>
+            </w:r>
+          </w:p>
+        </w:tc>
+      </w:tr>
+      <w:tr>
+        <w:tc>
+          <w:tcPr>
+            <w:tcW w:type="dxa" w:w="1250"/>
+          </w:tcPr>
+          <w:p>
+            <w:pPr>
+              <w:spacing w:before="0" w:after="0" w:line="240" w:lineRule="auto"/>
+            </w:pPr>
+            <w:r>
+              <w:rPr>
+                <w:b w:val="0"/>
+                <w:i w:val="0"/>
+                <w:sz w:val="16"/>
+              </w:rPr>
+              <w:t>Mitsubishi</w:t>
+            </w:r>
+          </w:p>
+        </w:tc>
+        <w:tc>
+          <w:tcPr>
+            <w:tcW w:type="dxa" w:w="2000"/>
+          </w:tcPr>
+          <w:p>
+            <w:pPr>
+              <w:spacing w:before="0" w:after="0" w:line="240" w:lineRule="auto"/>
+            </w:pPr>
+            <w:r>
+              <w:rPr>
+                <w:b w:val="0"/>
+                <w:i w:val="0"/>
+                <w:sz w:val="16"/>
+              </w:rPr>
+              <w:t>FX3U‑64MR</w:t>
+            </w:r>
+          </w:p>
+        </w:tc>
+        <w:tc>
+          <w:tcPr>
+            <w:tcW w:type="dxa" w:w="2100"/>
+          </w:tcPr>
+          <w:p>
+            <w:pPr>
+              <w:spacing w:before="0" w:after="0" w:line="240" w:lineRule="auto"/>
+            </w:pPr>
+            <w:r>
+              <w:rPr>
+                <w:b w:val="0"/>
+                <w:i w:val="0"/>
+                <w:sz w:val="16"/>
+              </w:rPr>
+              <w:t>Ethernet Adapter</w:t>
+            </w:r>
+          </w:p>
+        </w:tc>
+        <w:tc>
+          <w:tcPr>
+            <w:tcW w:type="dxa" w:w="2398"/>
+          </w:tcPr>
+          <w:p>
+            <w:pPr>
+              <w:spacing w:before="0" w:after="0" w:line="240" w:lineRule="auto"/>
+            </w:pPr>
+            <w:r>
+              <w:rPr>
+                <w:b/>
+                <w:i w:val="0"/>
+                <w:sz w:val="16"/>
+              </w:rPr>
+              <w:t>FX3U‑ENET‑ADP</w:t>
+            </w:r>
+          </w:p>
+        </w:tc>
+        <w:tc>
+          <w:tcPr>
+            <w:tcW w:type="dxa" w:w="1100"/>
+          </w:tcPr>
+          <w:p>
+            <w:pPr>
+              <w:spacing w:before="0" w:after="0" w:line="240" w:lineRule="auto"/>
+            </w:pPr>
+            <w:r>
+              <w:rPr>
+                <w:b w:val="0"/>
+                <w:i w:val="0"/>
+                <w:sz w:val="16"/>
+              </w:rPr>
+              <w:t>Yes</w:t>
+            </w:r>
+          </w:p>
+        </w:tc>
+        <w:tc>
+          <w:tcPr>
+            <w:tcW w:type="dxa" w:w="1500"/>
+          </w:tcPr>
+          <w:p>
+            <w:pPr>
+              <w:spacing w:before="0" w:after="0" w:line="240" w:lineRule="auto"/>
+            </w:pPr>
+            <w:r>
+              <w:rPr>
+                <w:b w:val="0"/>
+                <w:i w:val="0"/>
+                <w:sz w:val="16"/>
+              </w:rPr>
+              <w:t>★★★★★</w:t>
+            </w:r>
+          </w:p>
+        </w:tc>
+      </w:tr>
+      <w:tr>
+        <w:tc>
+          <w:tcPr>
+            <w:tcW w:type="dxa" w:w="1250"/>
+          </w:tcPr>
+          <w:p>
+            <w:pPr>
+              <w:spacing w:before="0" w:after="0" w:line="240" w:lineRule="auto"/>
+            </w:pPr>
+            <w:r>
+              <w:rPr>
+                <w:b w:val="0"/>
+                <w:i w:val="0"/>
+                <w:sz w:val="16"/>
+              </w:rPr>
+              <w:t>Mitsubishi</w:t>
+            </w:r>
+          </w:p>
+        </w:tc>
+        <w:tc>
+          <w:tcPr>
+            <w:tcW w:type="dxa" w:w="2000"/>
+          </w:tcPr>
+          <w:p>
+            <w:pPr>
+              <w:spacing w:before="0" w:after="0" w:line="240" w:lineRule="auto"/>
+            </w:pPr>
+            <w:r>
+              <w:rPr>
+                <w:b w:val="0"/>
+                <w:i w:val="0"/>
+                <w:sz w:val="16"/>
+              </w:rPr>
+              <w:t>FX3G‑24M / 60M</w:t>
+            </w:r>
+          </w:p>
+        </w:tc>
+        <w:tc>
+          <w:tcPr>
+            <w:tcW w:type="dxa" w:w="2100"/>
+          </w:tcPr>
+          <w:p>
+            <w:pPr>
+              <w:spacing w:before="0" w:after="0" w:line="240" w:lineRule="auto"/>
+            </w:pPr>
+            <w:r>
+              <w:rPr>
+                <w:b w:val="0"/>
+                <w:i w:val="0"/>
+                <w:sz w:val="16"/>
+              </w:rPr>
+              <w:t>Ethernet Adapter</w:t>
+            </w:r>
+          </w:p>
+        </w:tc>
+        <w:tc>
+          <w:tcPr>
+            <w:tcW w:type="dxa" w:w="2398"/>
+          </w:tcPr>
+          <w:p>
+            <w:pPr>
+              <w:spacing w:before="0" w:after="0" w:line="240" w:lineRule="auto"/>
+            </w:pPr>
+            <w:r>
+              <w:rPr>
+                <w:b/>
+                <w:i w:val="0"/>
+                <w:sz w:val="16"/>
+              </w:rPr>
+              <w:t>FX3U‑ENET‑ADP</w:t>
+            </w:r>
+            <w:r>
+              <w:rPr>
+                <w:b w:val="0"/>
+                <w:i/>
+                <w:sz w:val="16"/>
+              </w:rPr>
+              <w:t xml:space="preserve"> (if supported by the FX3G configuration)</w:t>
+            </w:r>
+          </w:p>
+        </w:tc>
+        <w:tc>
+          <w:tcPr>
+            <w:tcW w:type="dxa" w:w="1100"/>
+          </w:tcPr>
+          <w:p>
+            <w:pPr>
+              <w:spacing w:before="0" w:after="0" w:line="240" w:lineRule="auto"/>
+            </w:pPr>
+            <w:r>
+              <w:rPr>
+                <w:b w:val="0"/>
+                <w:i w:val="0"/>
+                <w:sz w:val="16"/>
+              </w:rPr>
+              <w:t>Yes</w:t>
+            </w:r>
+          </w:p>
+        </w:tc>
+        <w:tc>
+          <w:tcPr>
+            <w:tcW w:type="dxa" w:w="1500"/>
+          </w:tcPr>
+          <w:p>
+            <w:pPr>
+              <w:spacing w:before="0" w:after="0" w:line="240" w:lineRule="auto"/>
+            </w:pPr>
+            <w:r>
+              <w:rPr>
+                <w:b w:val="0"/>
+                <w:i w:val="0"/>
+                <w:sz w:val="16"/>
+              </w:rPr>
+              <w:t>★★★★☆</w:t>
+            </w:r>
+          </w:p>
+        </w:tc>
+      </w:tr>
+      <w:tr>
+        <w:tc>
+          <w:tcPr>
+            <w:tcW w:type="dxa" w:w="1250"/>
+          </w:tcPr>
+          <w:p>
+            <w:pPr>
+              <w:spacing w:before="0" w:after="0" w:line="240" w:lineRule="auto"/>
+            </w:pPr>
+            <w:r>
+              <w:rPr>
+                <w:b w:val="0"/>
+                <w:i w:val="0"/>
+                <w:sz w:val="16"/>
+              </w:rPr>
+              <w:t>Mitsubishi</w:t>
+            </w:r>
+          </w:p>
+        </w:tc>
+        <w:tc>
+          <w:tcPr>
+            <w:tcW w:type="dxa" w:w="2000"/>
+          </w:tcPr>
+          <w:p>
+            <w:pPr>
+              <w:spacing w:before="0" w:after="0" w:line="240" w:lineRule="auto"/>
+            </w:pPr>
+            <w:r>
+              <w:rPr>
+                <w:b w:val="0"/>
+                <w:i w:val="0"/>
+                <w:sz w:val="16"/>
+              </w:rPr>
+              <w:t>FX5U</w:t>
+            </w:r>
+          </w:p>
+        </w:tc>
+        <w:tc>
+          <w:tcPr>
+            <w:tcW w:type="dxa" w:w="2100"/>
+          </w:tcPr>
+          <w:p>
+            <w:pPr>
+              <w:spacing w:before="0" w:after="0" w:line="240" w:lineRule="auto"/>
+            </w:pPr>
+            <w:r>
+              <w:rPr>
+                <w:b/>
+                <w:i w:val="0"/>
+                <w:sz w:val="16"/>
+              </w:rPr>
+              <w:t>Industrial NAT Device</w:t>
+            </w:r>
+          </w:p>
+        </w:tc>
+        <w:tc>
+          <w:tcPr>
+            <w:tcW w:type="dxa" w:w="2398"/>
+          </w:tcPr>
+          <w:p>
+            <w:pPr>
+              <w:spacing w:before="0" w:after="0" w:line="240" w:lineRule="auto"/>
+            </w:pPr>
+            <w:r>
+              <w:rPr>
+                <w:b/>
+                <w:i w:val="0"/>
+                <w:sz w:val="16"/>
+              </w:rPr>
+              <w:t>Moxa NAT‑102</w:t>
+            </w:r>
+          </w:p>
+        </w:tc>
+        <w:tc>
+          <w:tcPr>
+            <w:tcW w:type="dxa" w:w="1100"/>
+          </w:tcPr>
+          <w:p>
+            <w:pPr>
+              <w:spacing w:before="0" w:after="0" w:line="240" w:lineRule="auto"/>
+            </w:pPr>
+            <w:r>
+              <w:rPr>
+                <w:b w:val="0"/>
+                <w:i w:val="0"/>
+                <w:sz w:val="16"/>
+              </w:rPr>
+              <w:t>Yes</w:t>
+            </w:r>
+          </w:p>
+        </w:tc>
+        <w:tc>
+          <w:tcPr>
+            <w:tcW w:type="dxa" w:w="1500"/>
+          </w:tcPr>
+          <w:p>
+            <w:pPr>
+              <w:spacing w:before="0" w:after="0" w:line="240" w:lineRule="auto"/>
+            </w:pPr>
+            <w:r>
+              <w:rPr>
+                <w:b w:val="0"/>
+                <w:i w:val="0"/>
+                <w:sz w:val="16"/>
+              </w:rPr>
+              <w:t>★★★★★</w:t>
+            </w:r>
+          </w:p>
+        </w:tc>
+      </w:tr>
+      <w:tr>
+        <w:tc>
+          <w:tcPr>
+            <w:tcW w:type="dxa" w:w="1250"/>
+          </w:tcPr>
+          <w:p>
+            <w:pPr>
+              <w:spacing w:before="0" w:after="0" w:line="240" w:lineRule="auto"/>
+            </w:pPr>
+            <w:r>
+              <w:rPr>
+                <w:b w:val="0"/>
+                <w:i w:val="0"/>
+                <w:sz w:val="16"/>
+              </w:rPr>
+              <w:t>Allen‑Bradley</w:t>
+            </w:r>
+          </w:p>
+        </w:tc>
+        <w:tc>
+          <w:tcPr>
+            <w:tcW w:type="dxa" w:w="2000"/>
+          </w:tcPr>
+          <w:p>
+            <w:pPr>
+              <w:spacing w:before="0" w:after="0" w:line="240" w:lineRule="auto"/>
+            </w:pPr>
+            <w:r>
+              <w:rPr>
+                <w:b w:val="0"/>
+                <w:i w:val="0"/>
+                <w:sz w:val="16"/>
+              </w:rPr>
+              <w:t>CompactLogix L18ERM / L27ERM</w:t>
+            </w:r>
+          </w:p>
+        </w:tc>
+        <w:tc>
+          <w:tcPr>
+            <w:tcW w:type="dxa" w:w="2100"/>
+          </w:tcPr>
+          <w:p>
+            <w:pPr>
+              <w:spacing w:before="0" w:after="0" w:line="240" w:lineRule="auto"/>
+            </w:pPr>
+            <w:r>
+              <w:rPr>
+                <w:b/>
+                <w:i w:val="0"/>
+                <w:sz w:val="16"/>
+              </w:rPr>
+              <w:t>Industrial NAT Device</w:t>
+            </w:r>
+          </w:p>
+        </w:tc>
+        <w:tc>
+          <w:tcPr>
+            <w:tcW w:type="dxa" w:w="2398"/>
+          </w:tcPr>
+          <w:p>
+            <w:pPr>
+              <w:spacing w:before="0" w:after="0" w:line="240" w:lineRule="auto"/>
+            </w:pPr>
+            <w:r>
+              <w:rPr>
+                <w:b/>
+                <w:i w:val="0"/>
+                <w:sz w:val="16"/>
+              </w:rPr>
+              <w:t>Moxa NAT‑102</w:t>
+            </w:r>
+          </w:p>
+        </w:tc>
+        <w:tc>
+          <w:tcPr>
+            <w:tcW w:type="dxa" w:w="1100"/>
+          </w:tcPr>
+          <w:p>
+            <w:pPr>
+              <w:spacing w:before="0" w:after="0" w:line="240" w:lineRule="auto"/>
+            </w:pPr>
+            <w:r>
+              <w:rPr>
+                <w:b w:val="0"/>
+                <w:i w:val="0"/>
+                <w:sz w:val="16"/>
+              </w:rPr>
+              <w:t>Yes</w:t>
+            </w:r>
+          </w:p>
+        </w:tc>
+        <w:tc>
+          <w:tcPr>
+            <w:tcW w:type="dxa" w:w="1500"/>
+          </w:tcPr>
+          <w:p>
+            <w:pPr>
+              <w:spacing w:before="0" w:after="0" w:line="240" w:lineRule="auto"/>
+            </w:pPr>
+            <w:r>
+              <w:rPr>
+                <w:b w:val="0"/>
+                <w:i w:val="0"/>
+                <w:sz w:val="16"/>
+              </w:rPr>
+              <w:t>★★★★★</w:t>
+            </w:r>
+          </w:p>
+        </w:tc>
+      </w:tr>
+      <w:tr>
+        <w:tc>
+          <w:tcPr>
+            <w:tcW w:type="dxa" w:w="1250"/>
+          </w:tcPr>
+          <w:p>
+            <w:pPr>
+              <w:spacing w:before="0" w:after="0" w:line="240" w:lineRule="auto"/>
+            </w:pPr>
+            <w:r>
+              <w:rPr>
+                <w:b w:val="0"/>
+                <w:i w:val="0"/>
+                <w:sz w:val="16"/>
+              </w:rPr>
+              <w:t>Omron</w:t>
+            </w:r>
+          </w:p>
+        </w:tc>
+        <w:tc>
+          <w:tcPr>
+            <w:tcW w:type="dxa" w:w="2000"/>
+          </w:tcPr>
+          <w:p>
+            <w:pPr>
+              <w:spacing w:before="0" w:after="0" w:line="240" w:lineRule="auto"/>
+            </w:pPr>
+            <w:r>
+              <w:rPr>
+                <w:b w:val="0"/>
+                <w:i w:val="0"/>
+                <w:sz w:val="16"/>
+              </w:rPr>
+              <w:t>NJ101</w:t>
+            </w:r>
+          </w:p>
+        </w:tc>
+        <w:tc>
+          <w:tcPr>
+            <w:tcW w:type="dxa" w:w="2100"/>
+          </w:tcPr>
+          <w:p>
+            <w:pPr>
+              <w:spacing w:before="0" w:after="0" w:line="240" w:lineRule="auto"/>
+            </w:pPr>
+            <w:r>
+              <w:rPr>
+                <w:b/>
+                <w:i w:val="0"/>
+                <w:sz w:val="16"/>
+              </w:rPr>
+              <w:t>Industrial NAT Device</w:t>
+            </w:r>
+          </w:p>
+        </w:tc>
+        <w:tc>
+          <w:tcPr>
+            <w:tcW w:type="dxa" w:w="2398"/>
+          </w:tcPr>
+          <w:p>
+            <w:pPr>
+              <w:spacing w:before="0" w:after="0" w:line="240" w:lineRule="auto"/>
+            </w:pPr>
+            <w:r>
+              <w:rPr>
+                <w:b/>
+                <w:i w:val="0"/>
+                <w:sz w:val="16"/>
+              </w:rPr>
+              <w:t>Moxa NAT‑102</w:t>
+            </w:r>
+          </w:p>
+        </w:tc>
+        <w:tc>
+          <w:tcPr>
+            <w:tcW w:type="dxa" w:w="1100"/>
+          </w:tcPr>
+          <w:p>
+            <w:pPr>
+              <w:spacing w:before="0" w:after="0" w:line="240" w:lineRule="auto"/>
+            </w:pPr>
+            <w:r>
+              <w:rPr>
+                <w:b w:val="0"/>
+                <w:i w:val="0"/>
+                <w:sz w:val="16"/>
+              </w:rPr>
+              <w:t>Yes</w:t>
+            </w:r>
+          </w:p>
+        </w:tc>
+        <w:tc>
+          <w:tcPr>
+            <w:tcW w:type="dxa" w:w="1500"/>
+          </w:tcPr>
+          <w:p>
+            <w:pPr>
+              <w:spacing w:before="0" w:after="0" w:line="240" w:lineRule="auto"/>
+            </w:pPr>
+            <w:r>
+              <w:rPr>
+                <w:b w:val="0"/>
+                <w:i w:val="0"/>
+                <w:sz w:val="16"/>
+              </w:rPr>
+              <w:t>★★★★★</w:t>
+            </w:r>
+          </w:p>
+        </w:tc>
+      </w:tr>
+    </w:tbl>
+    <w:p>
+      <w:pPr>
+        <w:pStyle w:val="Caption"/>
+      </w:pPr>
+      <w:r>
+        <w:rPr>
+          <w:b w:val="0"/>
+        </w:rPr>
+        <w:t>Table: Unit‑4 proposed interfacing hardware part numbers</w:t>
+      </w:r>
+    </w:p>
+    <w:p>
       <w:pPr>
         <w:pStyle w:val="Heading3"/>
       </w:pPr>
@@ -21437,7 +24509,7 @@
           </w:tcPr>
           <w:p>
             <w:r>
-              <w:t>23</w:t>
+              <w:t>24</w:t>
             </w:r>
           </w:p>
         </w:tc>
@@ -21447,7 +24519,7 @@
           </w:tcPr>
           <w:p>
             <w:r>
-              <w:t>25</w:t>
+              <w:t>26</w:t>
             </w:r>
           </w:p>
         </w:tc>
@@ -21499,7 +24571,7 @@
           </w:tcPr>
           <w:p>
             <w:r>
-              <w:t>51</w:t>
+              <w:t>50</w:t>
             </w:r>
           </w:p>
         </w:tc>
@@ -21509,7 +24581,7 @@
           </w:tcPr>
           <w:p>
             <w:r>
-              <w:t>91</w:t>
+              <w:t>90</w:t>
             </w:r>
           </w:p>
         </w:tc>
@@ -21820,7 +24892,7 @@
           <w:b w:val="0"/>
           <w:i w:val="0"/>
         </w:rPr>
-        <w:t>91 of the 145 machines carry controllers with serial or fieldbus interfaces only, with the existing RS232 port occupied by the HMI. Each of these machines requires an OEM Ethernet communication module to be fitted before the data can be read. Supply of materials and activities on existing field devices is presently listed under Exclusions in this document; the responsibility and commercial treatment of this hardware is to be agreed before the offer is finalised.</w:t>
+        <w:t>90 of the 145 machines carry controllers with serial or fieldbus interfaces only, with the existing RS232 port occupied by the HMI. Each of these machines requires an OEM Ethernet communication module to be fitted before the data can be read. Supply of materials and activities on existing field devices is presently listed under Exclusions in this document; the responsibility and commercial treatment of this hardware is to be agreed before the offer is finalised.</w:t>
       </w:r>
     </w:p>
     <w:p>
@@ -21931,6 +25003,780 @@
       </w:r>
       <w:bookmarkEnd w:id="15"/>
       <w:bookmarkEnd w:id="16"/>
+    </w:p>
+    <w:p>
+      <w:pPr/>
+      <w:r>
+        <w:t>Machine data is acquired by Kepware OPC Server over an isolated industrial OT network and passed to the SmartMES server over OPC UA. Controllers with a built‑in Ethernet port connect directly through an industrial NAT device, which provides isolation and avoids IP conflicts with the existing machine networks. Legacy controllers are brought onto the same network through an OEM Ethernet communication module, as detailed in the Machine Details section.</w:t>
+      </w:r>
+    </w:p>
+    <w:tbl>
+      <w:tblPr>
+        <w:tblW w:w="9360" w:type="dxa"/>
+        <w:jc w:val="center"/>
+        <w:tblLook w:firstColumn="1" w:firstRow="1" w:lastColumn="0" w:lastRow="0" w:noHBand="0" w:noVBand="1" w:val="04A0"/>
+      </w:tblPr>
+      <w:tblGrid>
+        <w:gridCol w:w="3120"/>
+        <w:gridCol w:w="3120"/>
+        <w:gridCol w:w="3120"/>
+      </w:tblGrid>
+      <w:tr>
+        <w:tc>
+          <w:tcPr>
+            <w:tcW w:w="9360" w:type="dxa"/>
+            <w:gridSpan w:val="3"/>
+            <w:tcBorders>
+              <w:top w:val="single" w:sz="8" w:space="0" w:color="27166F"/>
+              <w:left w:val="single" w:sz="8" w:space="0" w:color="27166F"/>
+              <w:bottom w:val="single" w:sz="8" w:space="0" w:color="27166F"/>
+              <w:right w:val="single" w:sz="8" w:space="0" w:color="27166F"/>
+            </w:tcBorders>
+            <w:shd w:val="clear" w:color="auto" w:fill="27166F"/>
+          </w:tcPr>
+          <w:p>
+            <w:pPr>
+              <w:spacing w:before="20" w:after="20" w:line="240" w:lineRule="auto"/>
+              <w:jc w:val="center"/>
+            </w:pPr>
+            <w:r/>
+            <w:r>
+              <w:rPr>
+                <w:b/>
+                <w:color w:val="FFFFFF"/>
+                <w:sz w:val="20"/>
+              </w:rPr>
+              <w:t>SmartMES Server</w:t>
+            </w:r>
+          </w:p>
+        </w:tc>
+      </w:tr>
+      <w:tr>
+        <w:tc>
+          <w:tcPr>
+            <w:tcW w:w="9360" w:type="dxa"/>
+            <w:gridSpan w:val="3"/>
+            <w:tcBorders>
+              <w:top w:val="nil"/>
+              <w:left w:val="nil"/>
+              <w:bottom w:val="nil"/>
+              <w:right w:val="nil"/>
+            </w:tcBorders>
+          </w:tcPr>
+          <w:p>
+            <w:pPr>
+              <w:spacing w:before="20" w:after="20" w:line="240" w:lineRule="auto"/>
+              <w:jc w:val="center"/>
+            </w:pPr>
+            <w:r/>
+            <w:r>
+              <w:rPr>
+                <w:b w:val="0"/>
+                <w:sz w:val="16"/>
+              </w:rPr>
+              <w:t>▲</w:t>
+            </w:r>
+          </w:p>
+          <w:p>
+            <w:pPr>
+              <w:spacing w:before="20" w:after="20" w:line="240" w:lineRule="auto"/>
+              <w:jc w:val="center"/>
+            </w:pPr>
+            <w:r>
+              <w:rPr>
+                <w:b w:val="0"/>
+                <w:sz w:val="16"/>
+              </w:rPr>
+              <w:t>OPC UA</w:t>
+            </w:r>
+          </w:p>
+        </w:tc>
+      </w:tr>
+      <w:tr>
+        <w:tc>
+          <w:tcPr>
+            <w:tcW w:w="9360" w:type="dxa"/>
+            <w:gridSpan w:val="3"/>
+            <w:tcBorders>
+              <w:top w:val="single" w:sz="8" w:space="0" w:color="27166F"/>
+              <w:left w:val="single" w:sz="8" w:space="0" w:color="27166F"/>
+              <w:bottom w:val="single" w:sz="8" w:space="0" w:color="27166F"/>
+              <w:right w:val="single" w:sz="8" w:space="0" w:color="27166F"/>
+            </w:tcBorders>
+            <w:shd w:val="clear" w:color="auto" w:fill="DEDAEC"/>
+          </w:tcPr>
+          <w:p>
+            <w:pPr>
+              <w:spacing w:before="20" w:after="20" w:line="240" w:lineRule="auto"/>
+              <w:jc w:val="center"/>
+            </w:pPr>
+            <w:r/>
+            <w:r>
+              <w:rPr>
+                <w:b/>
+                <w:sz w:val="20"/>
+              </w:rPr>
+              <w:t>Kepware OPC Server</w:t>
+            </w:r>
+          </w:p>
+        </w:tc>
+      </w:tr>
+      <w:tr>
+        <w:tc>
+          <w:tcPr>
+            <w:tcW w:w="9360" w:type="dxa"/>
+            <w:gridSpan w:val="3"/>
+            <w:tcBorders>
+              <w:top w:val="nil"/>
+              <w:left w:val="nil"/>
+              <w:bottom w:val="nil"/>
+              <w:right w:val="nil"/>
+            </w:tcBorders>
+          </w:tcPr>
+          <w:p>
+            <w:pPr>
+              <w:spacing w:before="20" w:after="20" w:line="240" w:lineRule="auto"/>
+              <w:jc w:val="center"/>
+            </w:pPr>
+            <w:r/>
+            <w:r>
+              <w:rPr>
+                <w:b w:val="0"/>
+                <w:sz w:val="16"/>
+              </w:rPr>
+              <w:t>▲</w:t>
+            </w:r>
+          </w:p>
+        </w:tc>
+      </w:tr>
+      <w:tr>
+        <w:tc>
+          <w:tcPr>
+            <w:tcW w:w="9360" w:type="dxa"/>
+            <w:gridSpan w:val="3"/>
+            <w:tcBorders>
+              <w:top w:val="single" w:sz="8" w:space="0" w:color="27166F"/>
+              <w:left w:val="single" w:sz="8" w:space="0" w:color="27166F"/>
+              <w:bottom w:val="single" w:sz="8" w:space="0" w:color="27166F"/>
+              <w:right w:val="single" w:sz="8" w:space="0" w:color="27166F"/>
+            </w:tcBorders>
+            <w:shd w:val="clear" w:color="auto" w:fill="F2F2F2"/>
+          </w:tcPr>
+          <w:p>
+            <w:pPr>
+              <w:spacing w:before="20" w:after="20" w:line="240" w:lineRule="auto"/>
+              <w:jc w:val="center"/>
+            </w:pPr>
+            <w:r/>
+            <w:r>
+              <w:rPr>
+                <w:b/>
+                <w:sz w:val="20"/>
+              </w:rPr>
+              <w:t>Industrial OT Switch</w:t>
+            </w:r>
+          </w:p>
+        </w:tc>
+      </w:tr>
+      <w:tr>
+        <w:tc>
+          <w:tcPr>
+            <w:tcW w:w="9360" w:type="dxa"/>
+            <w:gridSpan w:val="3"/>
+            <w:tcBorders>
+              <w:top w:val="nil"/>
+              <w:left w:val="nil"/>
+              <w:bottom w:val="nil"/>
+              <w:right w:val="nil"/>
+            </w:tcBorders>
+          </w:tcPr>
+          <w:p>
+            <w:pPr>
+              <w:spacing w:before="20" w:after="20" w:line="240" w:lineRule="auto"/>
+              <w:jc w:val="center"/>
+            </w:pPr>
+            <w:r/>
+            <w:r>
+              <w:rPr>
+                <w:b w:val="0"/>
+                <w:sz w:val="16"/>
+              </w:rPr>
+              <w:t>▲</w:t>
+            </w:r>
+          </w:p>
+        </w:tc>
+      </w:tr>
+      <w:tr>
+        <w:tc>
+          <w:tcPr>
+            <w:tcW w:w="3120" w:type="dxa"/>
+            <w:tcBorders>
+              <w:top w:val="single" w:sz="8" w:space="0" w:color="27166F"/>
+              <w:left w:val="single" w:sz="8" w:space="0" w:color="27166F"/>
+              <w:bottom w:val="single" w:sz="8" w:space="0" w:color="27166F"/>
+              <w:right w:val="single" w:sz="8" w:space="0" w:color="27166F"/>
+            </w:tcBorders>
+            <w:shd w:val="clear" w:color="auto" w:fill="FFFFFF"/>
+          </w:tcPr>
+          <w:p>
+            <w:pPr>
+              <w:spacing w:before="20" w:after="20" w:line="240" w:lineRule="auto"/>
+              <w:jc w:val="center"/>
+            </w:pPr>
+            <w:r>
+              <w:rPr>
+                <w:b/>
+              </w:rPr>
+            </w:r>
+            <w:r>
+              <w:rPr>
+                <w:b w:val="0"/>
+                <w:sz w:val="16"/>
+              </w:rPr>
+              <w:t>FX2N PLC</w:t>
+            </w:r>
+          </w:p>
+          <w:p>
+            <w:pPr>
+              <w:spacing w:before="20" w:after="20" w:line="240" w:lineRule="auto"/>
+              <w:jc w:val="center"/>
+            </w:pPr>
+            <w:r>
+              <w:rPr>
+                <w:b w:val="0"/>
+                <w:sz w:val="16"/>
+              </w:rPr>
+              <w:t>OEM Communication Module</w:t>
+            </w:r>
+          </w:p>
+        </w:tc>
+        <w:tc>
+          <w:tcPr>
+            <w:tcW w:w="3120" w:type="dxa"/>
+            <w:tcBorders>
+              <w:top w:val="single" w:sz="8" w:space="0" w:color="27166F"/>
+              <w:left w:val="single" w:sz="8" w:space="0" w:color="27166F"/>
+              <w:bottom w:val="single" w:sz="8" w:space="0" w:color="27166F"/>
+              <w:right w:val="single" w:sz="8" w:space="0" w:color="27166F"/>
+            </w:tcBorders>
+            <w:shd w:val="clear" w:color="auto" w:fill="FFFFFF"/>
+          </w:tcPr>
+          <w:p>
+            <w:pPr>
+              <w:spacing w:before="20" w:after="20" w:line="240" w:lineRule="auto"/>
+              <w:jc w:val="center"/>
+            </w:pPr>
+            <w:r>
+              <w:rPr>
+                <w:b/>
+              </w:rPr>
+            </w:r>
+            <w:r>
+              <w:rPr>
+                <w:b w:val="0"/>
+                <w:sz w:val="16"/>
+              </w:rPr>
+              <w:t>SLC500 PLC</w:t>
+            </w:r>
+          </w:p>
+          <w:p>
+            <w:pPr>
+              <w:spacing w:before="20" w:after="20" w:line="240" w:lineRule="auto"/>
+              <w:jc w:val="center"/>
+            </w:pPr>
+            <w:r>
+              <w:rPr>
+                <w:b w:val="0"/>
+                <w:sz w:val="16"/>
+              </w:rPr>
+              <w:t>OEM Communication Module</w:t>
+            </w:r>
+          </w:p>
+        </w:tc>
+        <w:tc>
+          <w:tcPr>
+            <w:tcW w:w="3120" w:type="dxa"/>
+            <w:tcBorders>
+              <w:top w:val="single" w:sz="8" w:space="0" w:color="27166F"/>
+              <w:left w:val="single" w:sz="8" w:space="0" w:color="27166F"/>
+              <w:bottom w:val="single" w:sz="8" w:space="0" w:color="27166F"/>
+              <w:right w:val="single" w:sz="8" w:space="0" w:color="27166F"/>
+            </w:tcBorders>
+            <w:shd w:val="clear" w:color="auto" w:fill="FFFFFF"/>
+          </w:tcPr>
+          <w:p>
+            <w:pPr>
+              <w:spacing w:before="20" w:after="20" w:line="240" w:lineRule="auto"/>
+              <w:jc w:val="center"/>
+            </w:pPr>
+            <w:r>
+              <w:rPr>
+                <w:b/>
+              </w:rPr>
+            </w:r>
+            <w:r>
+              <w:rPr>
+                <w:b w:val="0"/>
+                <w:sz w:val="16"/>
+              </w:rPr>
+              <w:t>FX5U PLC</w:t>
+            </w:r>
+          </w:p>
+          <w:p>
+            <w:pPr>
+              <w:spacing w:before="20" w:after="20" w:line="240" w:lineRule="auto"/>
+              <w:jc w:val="center"/>
+            </w:pPr>
+            <w:r>
+              <w:rPr>
+                <w:b w:val="0"/>
+                <w:sz w:val="16"/>
+              </w:rPr>
+              <w:t>Built‑in Ethernet + NAT Device</w:t>
+            </w:r>
+          </w:p>
+        </w:tc>
+      </w:tr>
+    </w:tbl>
+    <w:p>
+      <w:pPr>
+        <w:pStyle w:val="Caption"/>
+      </w:pPr>
+      <w:r>
+        <w:t>Figure: Unit‑2 data acquisition architecture</w:t>
+      </w:r>
+    </w:p>
+    <w:tbl>
+      <w:tblPr>
+        <w:tblW w:w="9360" w:type="dxa"/>
+        <w:jc w:val="center"/>
+        <w:tblLook w:firstColumn="1" w:firstRow="1" w:lastColumn="0" w:lastRow="0" w:noHBand="0" w:noVBand="1" w:val="04A0"/>
+      </w:tblPr>
+      <w:tblGrid>
+        <w:gridCol w:w="2340"/>
+        <w:gridCol w:w="2340"/>
+        <w:gridCol w:w="2340"/>
+        <w:gridCol w:w="2340"/>
+      </w:tblGrid>
+      <w:tr>
+        <w:tc>
+          <w:tcPr>
+            <w:tcW w:w="9360" w:type="dxa"/>
+            <w:gridSpan w:val="4"/>
+            <w:tcBorders>
+              <w:top w:val="single" w:sz="8" w:space="0" w:color="27166F"/>
+              <w:left w:val="single" w:sz="8" w:space="0" w:color="27166F"/>
+              <w:bottom w:val="single" w:sz="8" w:space="0" w:color="27166F"/>
+              <w:right w:val="single" w:sz="8" w:space="0" w:color="27166F"/>
+            </w:tcBorders>
+            <w:shd w:val="clear" w:color="auto" w:fill="27166F"/>
+          </w:tcPr>
+          <w:p>
+            <w:pPr>
+              <w:spacing w:before="20" w:after="20" w:line="240" w:lineRule="auto"/>
+              <w:jc w:val="center"/>
+            </w:pPr>
+            <w:r/>
+            <w:r>
+              <w:rPr>
+                <w:b/>
+                <w:color w:val="FFFFFF"/>
+                <w:sz w:val="20"/>
+              </w:rPr>
+              <w:t>SmartMES Server</w:t>
+            </w:r>
+          </w:p>
+        </w:tc>
+      </w:tr>
+      <w:tr>
+        <w:tc>
+          <w:tcPr>
+            <w:tcW w:w="9360" w:type="dxa"/>
+            <w:gridSpan w:val="4"/>
+            <w:tcBorders>
+              <w:top w:val="nil"/>
+              <w:left w:val="nil"/>
+              <w:bottom w:val="nil"/>
+              <w:right w:val="nil"/>
+            </w:tcBorders>
+          </w:tcPr>
+          <w:p>
+            <w:pPr>
+              <w:spacing w:before="20" w:after="20" w:line="240" w:lineRule="auto"/>
+              <w:jc w:val="center"/>
+            </w:pPr>
+            <w:r/>
+            <w:r>
+              <w:rPr>
+                <w:b w:val="0"/>
+                <w:sz w:val="16"/>
+              </w:rPr>
+              <w:t>▲</w:t>
+            </w:r>
+          </w:p>
+          <w:p>
+            <w:pPr>
+              <w:spacing w:before="20" w:after="20" w:line="240" w:lineRule="auto"/>
+              <w:jc w:val="center"/>
+            </w:pPr>
+            <w:r>
+              <w:rPr>
+                <w:b w:val="0"/>
+                <w:sz w:val="16"/>
+              </w:rPr>
+              <w:t>OPC UA</w:t>
+            </w:r>
+          </w:p>
+        </w:tc>
+      </w:tr>
+      <w:tr>
+        <w:tc>
+          <w:tcPr>
+            <w:tcW w:w="9360" w:type="dxa"/>
+            <w:gridSpan w:val="4"/>
+            <w:tcBorders>
+              <w:top w:val="single" w:sz="8" w:space="0" w:color="27166F"/>
+              <w:left w:val="single" w:sz="8" w:space="0" w:color="27166F"/>
+              <w:bottom w:val="single" w:sz="8" w:space="0" w:color="27166F"/>
+              <w:right w:val="single" w:sz="8" w:space="0" w:color="27166F"/>
+            </w:tcBorders>
+            <w:shd w:val="clear" w:color="auto" w:fill="DEDAEC"/>
+          </w:tcPr>
+          <w:p>
+            <w:pPr>
+              <w:spacing w:before="20" w:after="20" w:line="240" w:lineRule="auto"/>
+              <w:jc w:val="center"/>
+            </w:pPr>
+            <w:r/>
+            <w:r>
+              <w:rPr>
+                <w:b/>
+                <w:sz w:val="20"/>
+              </w:rPr>
+              <w:t>Kepware OPC Server</w:t>
+            </w:r>
+          </w:p>
+        </w:tc>
+      </w:tr>
+      <w:tr>
+        <w:tc>
+          <w:tcPr>
+            <w:tcW w:w="9360" w:type="dxa"/>
+            <w:gridSpan w:val="4"/>
+            <w:tcBorders>
+              <w:top w:val="nil"/>
+              <w:left w:val="nil"/>
+              <w:bottom w:val="nil"/>
+              <w:right w:val="nil"/>
+            </w:tcBorders>
+          </w:tcPr>
+          <w:p>
+            <w:pPr>
+              <w:spacing w:before="20" w:after="20" w:line="240" w:lineRule="auto"/>
+              <w:jc w:val="center"/>
+            </w:pPr>
+            <w:r/>
+            <w:r>
+              <w:rPr>
+                <w:b w:val="0"/>
+                <w:sz w:val="16"/>
+              </w:rPr>
+              <w:t>▲</w:t>
+            </w:r>
+          </w:p>
+        </w:tc>
+      </w:tr>
+      <w:tr>
+        <w:tc>
+          <w:tcPr>
+            <w:tcW w:w="9360" w:type="dxa"/>
+            <w:gridSpan w:val="4"/>
+            <w:tcBorders>
+              <w:top w:val="single" w:sz="8" w:space="0" w:color="27166F"/>
+              <w:left w:val="single" w:sz="8" w:space="0" w:color="27166F"/>
+              <w:bottom w:val="single" w:sz="8" w:space="0" w:color="27166F"/>
+              <w:right w:val="single" w:sz="8" w:space="0" w:color="27166F"/>
+            </w:tcBorders>
+            <w:shd w:val="clear" w:color="auto" w:fill="F2F2F2"/>
+          </w:tcPr>
+          <w:p>
+            <w:pPr>
+              <w:spacing w:before="20" w:after="20" w:line="240" w:lineRule="auto"/>
+              <w:jc w:val="center"/>
+            </w:pPr>
+            <w:r/>
+            <w:r>
+              <w:rPr>
+                <w:b/>
+                <w:sz w:val="20"/>
+              </w:rPr>
+              <w:t>Industrial OT Switch</w:t>
+            </w:r>
+          </w:p>
+        </w:tc>
+      </w:tr>
+      <w:tr>
+        <w:tc>
+          <w:tcPr>
+            <w:tcW w:w="9360" w:type="dxa"/>
+            <w:gridSpan w:val="4"/>
+            <w:tcBorders>
+              <w:top w:val="nil"/>
+              <w:left w:val="nil"/>
+              <w:bottom w:val="nil"/>
+              <w:right w:val="nil"/>
+            </w:tcBorders>
+          </w:tcPr>
+          <w:p>
+            <w:pPr>
+              <w:spacing w:before="20" w:after="20" w:line="240" w:lineRule="auto"/>
+              <w:jc w:val="center"/>
+            </w:pPr>
+            <w:r/>
+            <w:r>
+              <w:rPr>
+                <w:b w:val="0"/>
+                <w:sz w:val="16"/>
+              </w:rPr>
+              <w:t>▲</w:t>
+            </w:r>
+          </w:p>
+        </w:tc>
+      </w:tr>
+      <w:tr>
+        <w:tc>
+          <w:tcPr>
+            <w:tcW w:w="2340" w:type="dxa"/>
+            <w:tcBorders>
+              <w:top w:val="single" w:sz="8" w:space="0" w:color="27166F"/>
+              <w:left w:val="single" w:sz="8" w:space="0" w:color="27166F"/>
+              <w:bottom w:val="single" w:sz="8" w:space="0" w:color="27166F"/>
+              <w:right w:val="single" w:sz="8" w:space="0" w:color="27166F"/>
+            </w:tcBorders>
+            <w:shd w:val="clear" w:color="auto" w:fill="FFFFFF"/>
+          </w:tcPr>
+          <w:p>
+            <w:pPr>
+              <w:spacing w:before="20" w:after="20" w:line="240" w:lineRule="auto"/>
+              <w:jc w:val="center"/>
+            </w:pPr>
+            <w:r>
+              <w:rPr>
+                <w:b/>
+              </w:rPr>
+            </w:r>
+            <w:r>
+              <w:rPr>
+                <w:b w:val="0"/>
+                <w:sz w:val="16"/>
+              </w:rPr>
+              <w:t>Siemens S7 PLCs</w:t>
+            </w:r>
+          </w:p>
+          <w:p>
+            <w:pPr>
+              <w:spacing w:before="20" w:after="20" w:line="240" w:lineRule="auto"/>
+              <w:jc w:val="center"/>
+            </w:pPr>
+            <w:r>
+              <w:rPr>
+                <w:b w:val="0"/>
+                <w:sz w:val="16"/>
+              </w:rPr>
+              <w:t>Legacy</w:t>
+            </w:r>
+          </w:p>
+          <w:p>
+            <w:pPr>
+              <w:spacing w:before="20" w:after="20" w:line="240" w:lineRule="auto"/>
+              <w:jc w:val="center"/>
+            </w:pPr>
+            <w:r>
+              <w:rPr>
+                <w:b w:val="0"/>
+                <w:sz w:val="16"/>
+              </w:rPr>
+              <w:t>OEM Communication Module</w:t>
+            </w:r>
+          </w:p>
+        </w:tc>
+        <w:tc>
+          <w:tcPr>
+            <w:tcW w:w="2340" w:type="dxa"/>
+            <w:tcBorders>
+              <w:top w:val="single" w:sz="8" w:space="0" w:color="27166F"/>
+              <w:left w:val="single" w:sz="8" w:space="0" w:color="27166F"/>
+              <w:bottom w:val="single" w:sz="8" w:space="0" w:color="27166F"/>
+              <w:right w:val="single" w:sz="8" w:space="0" w:color="27166F"/>
+            </w:tcBorders>
+            <w:shd w:val="clear" w:color="auto" w:fill="FFFFFF"/>
+          </w:tcPr>
+          <w:p>
+            <w:pPr>
+              <w:spacing w:before="20" w:after="20" w:line="240" w:lineRule="auto"/>
+              <w:jc w:val="center"/>
+            </w:pPr>
+            <w:r>
+              <w:rPr>
+                <w:b/>
+              </w:rPr>
+            </w:r>
+            <w:r>
+              <w:rPr>
+                <w:b w:val="0"/>
+                <w:sz w:val="16"/>
+              </w:rPr>
+              <w:t>Mitsubishi PLCs</w:t>
+            </w:r>
+          </w:p>
+          <w:p>
+            <w:pPr>
+              <w:spacing w:before="20" w:after="20" w:line="240" w:lineRule="auto"/>
+              <w:jc w:val="center"/>
+            </w:pPr>
+            <w:r>
+              <w:rPr>
+                <w:b w:val="0"/>
+                <w:sz w:val="16"/>
+              </w:rPr>
+              <w:t>Legacy</w:t>
+            </w:r>
+          </w:p>
+          <w:p>
+            <w:pPr>
+              <w:spacing w:before="20" w:after="20" w:line="240" w:lineRule="auto"/>
+              <w:jc w:val="center"/>
+            </w:pPr>
+            <w:r>
+              <w:rPr>
+                <w:b w:val="0"/>
+                <w:sz w:val="16"/>
+              </w:rPr>
+              <w:t>OEM Communication Module</w:t>
+            </w:r>
+          </w:p>
+        </w:tc>
+        <w:tc>
+          <w:tcPr>
+            <w:tcW w:w="2340" w:type="dxa"/>
+            <w:tcBorders>
+              <w:top w:val="single" w:sz="8" w:space="0" w:color="27166F"/>
+              <w:left w:val="single" w:sz="8" w:space="0" w:color="27166F"/>
+              <w:bottom w:val="single" w:sz="8" w:space="0" w:color="27166F"/>
+              <w:right w:val="single" w:sz="8" w:space="0" w:color="27166F"/>
+            </w:tcBorders>
+            <w:shd w:val="clear" w:color="auto" w:fill="FFFFFF"/>
+          </w:tcPr>
+          <w:p>
+            <w:pPr>
+              <w:spacing w:before="20" w:after="20" w:line="240" w:lineRule="auto"/>
+              <w:jc w:val="center"/>
+            </w:pPr>
+            <w:r>
+              <w:rPr>
+                <w:b/>
+              </w:rPr>
+            </w:r>
+            <w:r>
+              <w:rPr>
+                <w:b w:val="0"/>
+                <w:sz w:val="16"/>
+              </w:rPr>
+              <w:t>Allen‑Bradley CompactLogix</w:t>
+            </w:r>
+          </w:p>
+          <w:p>
+            <w:pPr>
+              <w:spacing w:before="20" w:after="20" w:line="240" w:lineRule="auto"/>
+              <w:jc w:val="center"/>
+            </w:pPr>
+            <w:r>
+              <w:rPr>
+                <w:b w:val="0"/>
+                <w:sz w:val="16"/>
+              </w:rPr>
+              <w:t>Built‑in Ethernet</w:t>
+            </w:r>
+          </w:p>
+          <w:p>
+            <w:pPr>
+              <w:spacing w:before="20" w:after="20" w:line="240" w:lineRule="auto"/>
+              <w:jc w:val="center"/>
+            </w:pPr>
+            <w:r>
+              <w:rPr>
+                <w:b w:val="0"/>
+                <w:sz w:val="16"/>
+              </w:rPr>
+              <w:t>NAT Device</w:t>
+            </w:r>
+          </w:p>
+        </w:tc>
+        <w:tc>
+          <w:tcPr>
+            <w:tcW w:w="2340" w:type="dxa"/>
+            <w:tcBorders>
+              <w:top w:val="single" w:sz="8" w:space="0" w:color="27166F"/>
+              <w:left w:val="single" w:sz="8" w:space="0" w:color="27166F"/>
+              <w:bottom w:val="single" w:sz="8" w:space="0" w:color="27166F"/>
+              <w:right w:val="single" w:sz="8" w:space="0" w:color="27166F"/>
+            </w:tcBorders>
+            <w:shd w:val="clear" w:color="auto" w:fill="FFFFFF"/>
+          </w:tcPr>
+          <w:p>
+            <w:pPr>
+              <w:spacing w:before="20" w:after="20" w:line="240" w:lineRule="auto"/>
+              <w:jc w:val="center"/>
+            </w:pPr>
+            <w:r>
+              <w:rPr>
+                <w:b/>
+              </w:rPr>
+            </w:r>
+            <w:r>
+              <w:rPr>
+                <w:b w:val="0"/>
+                <w:sz w:val="16"/>
+              </w:rPr>
+              <w:t>Omron NJ101</w:t>
+            </w:r>
+          </w:p>
+          <w:p>
+            <w:pPr>
+              <w:spacing w:before="20" w:after="20" w:line="240" w:lineRule="auto"/>
+              <w:jc w:val="center"/>
+            </w:pPr>
+            <w:r>
+              <w:rPr>
+                <w:b w:val="0"/>
+                <w:sz w:val="16"/>
+              </w:rPr>
+              <w:t>Built‑in Ethernet</w:t>
+            </w:r>
+          </w:p>
+          <w:p>
+            <w:pPr>
+              <w:spacing w:before="20" w:after="20" w:line="240" w:lineRule="auto"/>
+              <w:jc w:val="center"/>
+            </w:pPr>
+            <w:r>
+              <w:rPr>
+                <w:b w:val="0"/>
+                <w:sz w:val="16"/>
+              </w:rPr>
+              <w:t>NAT Device</w:t>
+            </w:r>
+          </w:p>
+        </w:tc>
+      </w:tr>
+    </w:tbl>
+    <w:p>
+      <w:pPr>
+        <w:pStyle w:val="Caption"/>
+      </w:pPr>
+      <w:r>
+        <w:t>Figure: Unit‑4 data acquisition architecture</w:t>
+      </w:r>
     </w:p>
     <w:p/>
     <w:p>
@@ -35977,6 +39823,12 @@
       <w:startOverride w:val="1"/>
     </w:lvlOverride>
   </w:num>
+  <w:num w:numId="44">
+    <w:abstractNumId w:val="6"/>
+    <w:lvlOverride w:ilvl="0">
+      <w:startOverride w:val="1"/>
+    </w:lvlOverride>
+  </w:num>
   <w:numIdMacAtCleanup w:val="12"/>
 </w:numbering>
 </file>

--- a/JK_Lakshar_MES_XXXXX_Technical Offer_R0.docx
+++ b/JK_Lakshar_MES_XXXXX_Technical Offer_R0.docx
@@ -23751,7 +23751,7 @@
                 <w:i w:val="0"/>
                 <w:sz w:val="16"/>
               </w:rPr>
-              <w:t>FX2N‑ENET‑ADP (or Mitsubishi‑supported equivalent)</w:t>
+              <w:t>FX2NC‑ENET‑ADP (or Mitsubishi‑supported equivalent)</w:t>
             </w:r>
           </w:p>
         </w:tc>
@@ -24360,6 +24360,15 @@
           <w:b w:val="0"/>
         </w:rPr>
         <w:t>Table: Unit‑4 proposed interfacing hardware part numbers</w:t>
+      </w:r>
+    </w:p>
+    <w:p>
+      <w:pPr/>
+      <w:r>
+        <w:rPr>
+          <w:b w:val="0"/>
+        </w:rPr>
+        <w:t>Industrial NAT devices are provided one per machine on the controllers that use their built‑in Ethernet port.</w:t>
       </w:r>
     </w:p>
     <w:p>
@@ -25881,6 +25890,1177 @@
       <w:bookmarkEnd w:id="32"/>
       <w:r>
         <w:t xml:space="preserve"> </w:t>
+      </w:r>
+    </w:p>
+    <w:p>
+      <w:pPr/>
+      <w:r>
+        <w:rPr>
+          <w:b w:val="0"/>
+        </w:rPr>
+        <w:t>The interfacing hardware quantities below follow from the machine lists and the recommended interfacing hardware of the Machine Details section, with industrial NAT devices provided one per machine. Quantities are to be confirmed against a site survey of the installed hardware configuration before order placement.</w:t>
+      </w:r>
+    </w:p>
+    <w:tbl>
+      <w:tblPr>
+        <w:tblStyle w:val="SCILCorporateTable10"/>
+        <w:tblW w:w="10348" w:type="dxa"/>
+        <w:tblInd w:w="-709" w:type="dxa"/>
+        <w:tblBorders>
+          <w:top w:val="single" w:sz="4" w:space="0" w:color="auto"/>
+          <w:left w:val="single" w:sz="4" w:space="0" w:color="auto"/>
+          <w:bottom w:val="single" w:sz="4" w:space="0" w:color="auto"/>
+          <w:right w:val="single" w:sz="4" w:space="0" w:color="auto"/>
+          <w:insideH w:val="single" w:sz="4" w:space="0" w:color="auto"/>
+          <w:insideV w:val="single" w:sz="4" w:space="0" w:color="auto"/>
+        </w:tblBorders>
+        <w:tblLook w:val="04A0" w:firstRow="1" w:lastRow="0" w:firstColumn="1" w:lastColumn="0" w:noHBand="0" w:noVBand="1"/>
+      </w:tblPr>
+      <w:tblGrid>
+        <w:gridCol w:w="500"/>
+        <w:gridCol w:w="2600"/>
+        <w:gridCol w:w="2400"/>
+        <w:gridCol w:w="800"/>
+        <w:gridCol w:w="800"/>
+        <w:gridCol w:w="800"/>
+        <w:gridCol w:w="2448"/>
+      </w:tblGrid>
+      <w:tr>
+        <w:trPr>
+          <w:tblHeader/>
+        </w:trPr>
+        <w:tc>
+          <w:tcPr>
+            <w:tcW w:type="dxa" w:w="500"/>
+          </w:tcPr>
+          <w:p>
+            <w:pPr>
+              <w:spacing w:before="0" w:after="0" w:line="240" w:lineRule="auto"/>
+            </w:pPr>
+            <w:r>
+              <w:rPr>
+                <w:sz w:val="16"/>
+              </w:rPr>
+              <w:t>S.No</w:t>
+            </w:r>
+          </w:p>
+        </w:tc>
+        <w:tc>
+          <w:tcPr>
+            <w:tcW w:type="dxa" w:w="2600"/>
+          </w:tcPr>
+          <w:p>
+            <w:pPr>
+              <w:spacing w:before="0" w:after="0" w:line="240" w:lineRule="auto"/>
+            </w:pPr>
+            <w:r>
+              <w:rPr>
+                <w:sz w:val="16"/>
+              </w:rPr>
+              <w:t>Item</w:t>
+            </w:r>
+          </w:p>
+        </w:tc>
+        <w:tc>
+          <w:tcPr>
+            <w:tcW w:type="dxa" w:w="2400"/>
+          </w:tcPr>
+          <w:p>
+            <w:pPr>
+              <w:spacing w:before="0" w:after="0" w:line="240" w:lineRule="auto"/>
+            </w:pPr>
+            <w:r>
+              <w:rPr>
+                <w:sz w:val="16"/>
+              </w:rPr>
+              <w:t>Manufacturer Part No.</w:t>
+            </w:r>
+          </w:p>
+        </w:tc>
+        <w:tc>
+          <w:tcPr>
+            <w:tcW w:type="dxa" w:w="800"/>
+          </w:tcPr>
+          <w:p>
+            <w:pPr>
+              <w:spacing w:before="0" w:after="0" w:line="240" w:lineRule="auto"/>
+            </w:pPr>
+            <w:r>
+              <w:rPr>
+                <w:sz w:val="16"/>
+              </w:rPr>
+              <w:t>Unit‑2</w:t>
+            </w:r>
+          </w:p>
+        </w:tc>
+        <w:tc>
+          <w:tcPr>
+            <w:tcW w:type="dxa" w:w="800"/>
+          </w:tcPr>
+          <w:p>
+            <w:pPr>
+              <w:spacing w:before="0" w:after="0" w:line="240" w:lineRule="auto"/>
+            </w:pPr>
+            <w:r>
+              <w:rPr>
+                <w:sz w:val="16"/>
+              </w:rPr>
+              <w:t>Unit‑4</w:t>
+            </w:r>
+          </w:p>
+        </w:tc>
+        <w:tc>
+          <w:tcPr>
+            <w:tcW w:type="dxa" w:w="800"/>
+          </w:tcPr>
+          <w:p>
+            <w:pPr>
+              <w:spacing w:before="0" w:after="0" w:line="240" w:lineRule="auto"/>
+            </w:pPr>
+            <w:r>
+              <w:rPr>
+                <w:sz w:val="16"/>
+              </w:rPr>
+              <w:t>Total</w:t>
+            </w:r>
+          </w:p>
+        </w:tc>
+        <w:tc>
+          <w:tcPr>
+            <w:tcW w:type="dxa" w:w="2448"/>
+          </w:tcPr>
+          <w:p>
+            <w:pPr>
+              <w:spacing w:before="0" w:after="0" w:line="240" w:lineRule="auto"/>
+            </w:pPr>
+            <w:r>
+              <w:rPr>
+                <w:sz w:val="16"/>
+              </w:rPr>
+              <w:t>Remarks</w:t>
+            </w:r>
+          </w:p>
+        </w:tc>
+      </w:tr>
+      <w:tr>
+        <w:tc>
+          <w:tcPr>
+            <w:tcW w:type="dxa" w:w="500"/>
+          </w:tcPr>
+          <w:p>
+            <w:pPr>
+              <w:spacing w:before="0" w:after="0" w:line="240" w:lineRule="auto"/>
+            </w:pPr>
+            <w:r>
+              <w:rPr>
+                <w:sz w:val="16"/>
+              </w:rPr>
+              <w:t>1</w:t>
+            </w:r>
+          </w:p>
+        </w:tc>
+        <w:tc>
+          <w:tcPr>
+            <w:tcW w:type="dxa" w:w="2600"/>
+          </w:tcPr>
+          <w:p>
+            <w:pPr>
+              <w:spacing w:before="0" w:after="0" w:line="240" w:lineRule="auto"/>
+            </w:pPr>
+            <w:r>
+              <w:rPr>
+                <w:sz w:val="16"/>
+              </w:rPr>
+              <w:t>Ethernet communication adapter – Mitsubishi FX2N</w:t>
+            </w:r>
+          </w:p>
+        </w:tc>
+        <w:tc>
+          <w:tcPr>
+            <w:tcW w:type="dxa" w:w="2400"/>
+          </w:tcPr>
+          <w:p>
+            <w:pPr>
+              <w:spacing w:before="0" w:after="0" w:line="240" w:lineRule="auto"/>
+            </w:pPr>
+            <w:r>
+              <w:rPr>
+                <w:sz w:val="16"/>
+              </w:rPr>
+              <w:t>FX2NC‑ENET‑ADP (or Mitsubishi‑supported equivalent)</w:t>
+            </w:r>
+          </w:p>
+        </w:tc>
+        <w:tc>
+          <w:tcPr>
+            <w:tcW w:type="dxa" w:w="800"/>
+          </w:tcPr>
+          <w:p>
+            <w:pPr>
+              <w:spacing w:before="0" w:after="0" w:line="240" w:lineRule="auto"/>
+            </w:pPr>
+            <w:r>
+              <w:rPr>
+                <w:sz w:val="16"/>
+              </w:rPr>
+              <w:t>39</w:t>
+            </w:r>
+          </w:p>
+        </w:tc>
+        <w:tc>
+          <w:tcPr>
+            <w:tcW w:type="dxa" w:w="800"/>
+          </w:tcPr>
+          <w:p>
+            <w:pPr>
+              <w:spacing w:before="0" w:after="0" w:line="240" w:lineRule="auto"/>
+            </w:pPr>
+            <w:r>
+              <w:rPr>
+                <w:sz w:val="16"/>
+              </w:rPr>
+              <w:t>31</w:t>
+            </w:r>
+          </w:p>
+        </w:tc>
+        <w:tc>
+          <w:tcPr>
+            <w:tcW w:type="dxa" w:w="800"/>
+          </w:tcPr>
+          <w:p>
+            <w:pPr>
+              <w:spacing w:before="0" w:after="0" w:line="240" w:lineRule="auto"/>
+            </w:pPr>
+            <w:r>
+              <w:rPr>
+                <w:sz w:val="16"/>
+              </w:rPr>
+              <w:t>70</w:t>
+            </w:r>
+          </w:p>
+        </w:tc>
+        <w:tc>
+          <w:tcPr>
+            <w:tcW w:type="dxa" w:w="2448"/>
+          </w:tcPr>
+          <w:p>
+            <w:pPr>
+              <w:spacing w:before="0" w:after="0" w:line="240" w:lineRule="auto"/>
+            </w:pPr>
+            <w:r>
+              <w:rPr>
+                <w:sz w:val="16"/>
+              </w:rPr>
+              <w:t>Compatibility with the installed FX2N configuration to be verified per machine.</w:t>
+            </w:r>
+          </w:p>
+        </w:tc>
+      </w:tr>
+      <w:tr>
+        <w:tc>
+          <w:tcPr>
+            <w:tcW w:type="dxa" w:w="500"/>
+          </w:tcPr>
+          <w:p>
+            <w:pPr>
+              <w:spacing w:before="0" w:after="0" w:line="240" w:lineRule="auto"/>
+            </w:pPr>
+            <w:r>
+              <w:rPr>
+                <w:sz w:val="16"/>
+              </w:rPr>
+              <w:t>2</w:t>
+            </w:r>
+          </w:p>
+        </w:tc>
+        <w:tc>
+          <w:tcPr>
+            <w:tcW w:type="dxa" w:w="2600"/>
+          </w:tcPr>
+          <w:p>
+            <w:pPr>
+              <w:spacing w:before="0" w:after="0" w:line="240" w:lineRule="auto"/>
+            </w:pPr>
+            <w:r>
+              <w:rPr>
+                <w:sz w:val="16"/>
+              </w:rPr>
+              <w:t>Ethernet adapter – Mitsubishi FX3U and FX3G</w:t>
+            </w:r>
+          </w:p>
+        </w:tc>
+        <w:tc>
+          <w:tcPr>
+            <w:tcW w:type="dxa" w:w="2400"/>
+          </w:tcPr>
+          <w:p>
+            <w:pPr>
+              <w:spacing w:before="0" w:after="0" w:line="240" w:lineRule="auto"/>
+            </w:pPr>
+            <w:r>
+              <w:rPr>
+                <w:sz w:val="16"/>
+              </w:rPr>
+              <w:t>FX3U‑ENET‑ADP</w:t>
+            </w:r>
+          </w:p>
+        </w:tc>
+        <w:tc>
+          <w:tcPr>
+            <w:tcW w:type="dxa" w:w="800"/>
+          </w:tcPr>
+          <w:p>
+            <w:pPr>
+              <w:spacing w:before="0" w:after="0" w:line="240" w:lineRule="auto"/>
+            </w:pPr>
+            <w:r>
+              <w:rPr>
+                <w:sz w:val="16"/>
+              </w:rPr>
+              <w:t>–</w:t>
+            </w:r>
+          </w:p>
+        </w:tc>
+        <w:tc>
+          <w:tcPr>
+            <w:tcW w:type="dxa" w:w="800"/>
+          </w:tcPr>
+          <w:p>
+            <w:pPr>
+              <w:spacing w:before="0" w:after="0" w:line="240" w:lineRule="auto"/>
+            </w:pPr>
+            <w:r>
+              <w:rPr>
+                <w:sz w:val="16"/>
+              </w:rPr>
+              <w:t>5</w:t>
+            </w:r>
+          </w:p>
+        </w:tc>
+        <w:tc>
+          <w:tcPr>
+            <w:tcW w:type="dxa" w:w="800"/>
+          </w:tcPr>
+          <w:p>
+            <w:pPr>
+              <w:spacing w:before="0" w:after="0" w:line="240" w:lineRule="auto"/>
+            </w:pPr>
+            <w:r>
+              <w:rPr>
+                <w:sz w:val="16"/>
+              </w:rPr>
+              <w:t>5</w:t>
+            </w:r>
+          </w:p>
+        </w:tc>
+        <w:tc>
+          <w:tcPr>
+            <w:tcW w:type="dxa" w:w="2448"/>
+          </w:tcPr>
+          <w:p>
+            <w:pPr>
+              <w:spacing w:before="0" w:after="0" w:line="240" w:lineRule="auto"/>
+            </w:pPr>
+            <w:r>
+              <w:rPr>
+                <w:sz w:val="16"/>
+              </w:rPr>
+              <w:t>FX3G applicability subject to the installed configuration.</w:t>
+            </w:r>
+          </w:p>
+        </w:tc>
+      </w:tr>
+      <w:tr>
+        <w:tc>
+          <w:tcPr>
+            <w:tcW w:type="dxa" w:w="500"/>
+          </w:tcPr>
+          <w:p>
+            <w:pPr>
+              <w:spacing w:before="0" w:after="0" w:line="240" w:lineRule="auto"/>
+            </w:pPr>
+            <w:r>
+              <w:rPr>
+                <w:sz w:val="16"/>
+              </w:rPr>
+              <w:t>3</w:t>
+            </w:r>
+          </w:p>
+        </w:tc>
+        <w:tc>
+          <w:tcPr>
+            <w:tcW w:type="dxa" w:w="2600"/>
+          </w:tcPr>
+          <w:p>
+            <w:pPr>
+              <w:spacing w:before="0" w:after="0" w:line="240" w:lineRule="auto"/>
+            </w:pPr>
+            <w:r>
+              <w:rPr>
+                <w:sz w:val="16"/>
+              </w:rPr>
+              <w:t>Ethernet communication processor – Siemens S7‑300</w:t>
+            </w:r>
+          </w:p>
+        </w:tc>
+        <w:tc>
+          <w:tcPr>
+            <w:tcW w:type="dxa" w:w="2400"/>
+          </w:tcPr>
+          <w:p>
+            <w:pPr>
+              <w:spacing w:before="0" w:after="0" w:line="240" w:lineRule="auto"/>
+            </w:pPr>
+            <w:r>
+              <w:rPr>
+                <w:sz w:val="16"/>
+              </w:rPr>
+              <w:t>CP 343‑1 Lean (6GK7343‑1CX10‑0XE0)</w:t>
+            </w:r>
+          </w:p>
+        </w:tc>
+        <w:tc>
+          <w:tcPr>
+            <w:tcW w:type="dxa" w:w="800"/>
+          </w:tcPr>
+          <w:p>
+            <w:pPr>
+              <w:spacing w:before="0" w:after="0" w:line="240" w:lineRule="auto"/>
+            </w:pPr>
+            <w:r>
+              <w:rPr>
+                <w:sz w:val="16"/>
+              </w:rPr>
+              <w:t>–</w:t>
+            </w:r>
+          </w:p>
+        </w:tc>
+        <w:tc>
+          <w:tcPr>
+            <w:tcW w:type="dxa" w:w="800"/>
+          </w:tcPr>
+          <w:p>
+            <w:pPr>
+              <w:spacing w:before="0" w:after="0" w:line="240" w:lineRule="auto"/>
+            </w:pPr>
+            <w:r>
+              <w:rPr>
+                <w:sz w:val="16"/>
+              </w:rPr>
+              <w:t>12</w:t>
+            </w:r>
+          </w:p>
+        </w:tc>
+        <w:tc>
+          <w:tcPr>
+            <w:tcW w:type="dxa" w:w="800"/>
+          </w:tcPr>
+          <w:p>
+            <w:pPr>
+              <w:spacing w:before="0" w:after="0" w:line="240" w:lineRule="auto"/>
+            </w:pPr>
+            <w:r>
+              <w:rPr>
+                <w:sz w:val="16"/>
+              </w:rPr>
+              <w:t>12</w:t>
+            </w:r>
+          </w:p>
+        </w:tc>
+        <w:tc>
+          <w:tcPr>
+            <w:tcW w:type="dxa" w:w="2448"/>
+          </w:tcPr>
+          <w:p>
+            <w:pPr>
+              <w:spacing w:before="0" w:after="0" w:line="240" w:lineRule="auto"/>
+            </w:pPr>
+            <w:r>
+              <w:rPr>
+                <w:sz w:val="16"/>
+              </w:rPr>
+              <w:t>Subject to the S7‑300 reconciliation; the equipment list shows 13 machines.</w:t>
+            </w:r>
+          </w:p>
+        </w:tc>
+      </w:tr>
+      <w:tr>
+        <w:tc>
+          <w:tcPr>
+            <w:tcW w:type="dxa" w:w="500"/>
+          </w:tcPr>
+          <w:p>
+            <w:pPr>
+              <w:spacing w:before="0" w:after="0" w:line="240" w:lineRule="auto"/>
+            </w:pPr>
+            <w:r>
+              <w:rPr>
+                <w:sz w:val="16"/>
+              </w:rPr>
+              <w:t>4</w:t>
+            </w:r>
+          </w:p>
+        </w:tc>
+        <w:tc>
+          <w:tcPr>
+            <w:tcW w:type="dxa" w:w="2600"/>
+          </w:tcPr>
+          <w:p>
+            <w:pPr>
+              <w:spacing w:before="0" w:after="0" w:line="240" w:lineRule="auto"/>
+            </w:pPr>
+            <w:r>
+              <w:rPr>
+                <w:sz w:val="16"/>
+              </w:rPr>
+              <w:t>Ethernet module – Siemens S7‑200</w:t>
+            </w:r>
+          </w:p>
+        </w:tc>
+        <w:tc>
+          <w:tcPr>
+            <w:tcW w:type="dxa" w:w="2400"/>
+          </w:tcPr>
+          <w:p>
+            <w:pPr>
+              <w:spacing w:before="0" w:after="0" w:line="240" w:lineRule="auto"/>
+            </w:pPr>
+            <w:r>
+              <w:rPr>
+                <w:sz w:val="16"/>
+              </w:rPr>
+              <w:t>CP243‑1 (6GK7243‑1EX01‑0XE0)</w:t>
+            </w:r>
+          </w:p>
+        </w:tc>
+        <w:tc>
+          <w:tcPr>
+            <w:tcW w:type="dxa" w:w="800"/>
+          </w:tcPr>
+          <w:p>
+            <w:pPr>
+              <w:spacing w:before="0" w:after="0" w:line="240" w:lineRule="auto"/>
+            </w:pPr>
+            <w:r>
+              <w:rPr>
+                <w:sz w:val="16"/>
+              </w:rPr>
+              <w:t>–</w:t>
+            </w:r>
+          </w:p>
+        </w:tc>
+        <w:tc>
+          <w:tcPr>
+            <w:tcW w:type="dxa" w:w="800"/>
+          </w:tcPr>
+          <w:p>
+            <w:pPr>
+              <w:spacing w:before="0" w:after="0" w:line="240" w:lineRule="auto"/>
+            </w:pPr>
+            <w:r>
+              <w:rPr>
+                <w:sz w:val="16"/>
+              </w:rPr>
+              <w:t>1</w:t>
+            </w:r>
+          </w:p>
+        </w:tc>
+        <w:tc>
+          <w:tcPr>
+            <w:tcW w:type="dxa" w:w="800"/>
+          </w:tcPr>
+          <w:p>
+            <w:pPr>
+              <w:spacing w:before="0" w:after="0" w:line="240" w:lineRule="auto"/>
+            </w:pPr>
+            <w:r>
+              <w:rPr>
+                <w:sz w:val="16"/>
+              </w:rPr>
+              <w:t>1</w:t>
+            </w:r>
+          </w:p>
+        </w:tc>
+        <w:tc>
+          <w:tcPr>
+            <w:tcW w:type="dxa" w:w="2448"/>
+          </w:tcPr>
+          <w:p>
+            <w:pPr>
+              <w:spacing w:before="0" w:after="0" w:line="240" w:lineRule="auto"/>
+            </w:pPr>
+            <w:r>
+              <w:rPr>
+                <w:sz w:val="16"/>
+              </w:rPr>
+            </w:r>
+          </w:p>
+        </w:tc>
+      </w:tr>
+      <w:tr>
+        <w:tc>
+          <w:tcPr>
+            <w:tcW w:type="dxa" w:w="500"/>
+          </w:tcPr>
+          <w:p>
+            <w:pPr>
+              <w:spacing w:before="0" w:after="0" w:line="240" w:lineRule="auto"/>
+            </w:pPr>
+            <w:r>
+              <w:rPr>
+                <w:sz w:val="16"/>
+              </w:rPr>
+              <w:t>5</w:t>
+            </w:r>
+          </w:p>
+        </w:tc>
+        <w:tc>
+          <w:tcPr>
+            <w:tcW w:type="dxa" w:w="2600"/>
+          </w:tcPr>
+          <w:p>
+            <w:pPr>
+              <w:spacing w:before="0" w:after="0" w:line="240" w:lineRule="auto"/>
+            </w:pPr>
+            <w:r>
+              <w:rPr>
+                <w:sz w:val="16"/>
+              </w:rPr>
+              <w:t>EtherNet/IP adapter – Allen‑Bradley SLC500</w:t>
+            </w:r>
+          </w:p>
+        </w:tc>
+        <w:tc>
+          <w:tcPr>
+            <w:tcW w:type="dxa" w:w="2400"/>
+          </w:tcPr>
+          <w:p>
+            <w:pPr>
+              <w:spacing w:before="0" w:after="0" w:line="240" w:lineRule="auto"/>
+            </w:pPr>
+            <w:r>
+              <w:rPr>
+                <w:sz w:val="16"/>
+              </w:rPr>
+              <w:t>1747‑AENTR</w:t>
+            </w:r>
+          </w:p>
+        </w:tc>
+        <w:tc>
+          <w:tcPr>
+            <w:tcW w:type="dxa" w:w="800"/>
+          </w:tcPr>
+          <w:p>
+            <w:pPr>
+              <w:spacing w:before="0" w:after="0" w:line="240" w:lineRule="auto"/>
+            </w:pPr>
+            <w:r>
+              <w:rPr>
+                <w:sz w:val="16"/>
+              </w:rPr>
+              <w:t>1</w:t>
+            </w:r>
+          </w:p>
+        </w:tc>
+        <w:tc>
+          <w:tcPr>
+            <w:tcW w:type="dxa" w:w="800"/>
+          </w:tcPr>
+          <w:p>
+            <w:pPr>
+              <w:spacing w:before="0" w:after="0" w:line="240" w:lineRule="auto"/>
+            </w:pPr>
+            <w:r>
+              <w:rPr>
+                <w:sz w:val="16"/>
+              </w:rPr>
+              <w:t>–</w:t>
+            </w:r>
+          </w:p>
+        </w:tc>
+        <w:tc>
+          <w:tcPr>
+            <w:tcW w:type="dxa" w:w="800"/>
+          </w:tcPr>
+          <w:p>
+            <w:pPr>
+              <w:spacing w:before="0" w:after="0" w:line="240" w:lineRule="auto"/>
+            </w:pPr>
+            <w:r>
+              <w:rPr>
+                <w:sz w:val="16"/>
+              </w:rPr>
+              <w:t>1</w:t>
+            </w:r>
+          </w:p>
+        </w:tc>
+        <w:tc>
+          <w:tcPr>
+            <w:tcW w:type="dxa" w:w="2448"/>
+          </w:tcPr>
+          <w:p>
+            <w:pPr>
+              <w:spacing w:before="0" w:after="0" w:line="240" w:lineRule="auto"/>
+            </w:pPr>
+            <w:r>
+              <w:rPr>
+                <w:sz w:val="16"/>
+              </w:rPr>
+            </w:r>
+          </w:p>
+        </w:tc>
+      </w:tr>
+      <w:tr>
+        <w:tc>
+          <w:tcPr>
+            <w:tcW w:type="dxa" w:w="500"/>
+          </w:tcPr>
+          <w:p>
+            <w:pPr>
+              <w:spacing w:before="0" w:after="0" w:line="240" w:lineRule="auto"/>
+            </w:pPr>
+            <w:r>
+              <w:rPr>
+                <w:sz w:val="16"/>
+              </w:rPr>
+              <w:t>6</w:t>
+            </w:r>
+          </w:p>
+        </w:tc>
+        <w:tc>
+          <w:tcPr>
+            <w:tcW w:type="dxa" w:w="2600"/>
+          </w:tcPr>
+          <w:p>
+            <w:pPr>
+              <w:spacing w:before="0" w:after="0" w:line="240" w:lineRule="auto"/>
+            </w:pPr>
+            <w:r>
+              <w:rPr>
+                <w:sz w:val="16"/>
+              </w:rPr>
+              <w:t>Industrial NAT device</w:t>
+            </w:r>
+          </w:p>
+        </w:tc>
+        <w:tc>
+          <w:tcPr>
+            <w:tcW w:type="dxa" w:w="2400"/>
+          </w:tcPr>
+          <w:p>
+            <w:pPr>
+              <w:spacing w:before="0" w:after="0" w:line="240" w:lineRule="auto"/>
+            </w:pPr>
+            <w:r>
+              <w:rPr>
+                <w:sz w:val="16"/>
+              </w:rPr>
+              <w:t>Moxa NAT‑102 or Hirschmann EAGLE One</w:t>
+            </w:r>
+          </w:p>
+        </w:tc>
+        <w:tc>
+          <w:tcPr>
+            <w:tcW w:type="dxa" w:w="800"/>
+          </w:tcPr>
+          <w:p>
+            <w:pPr>
+              <w:spacing w:before="0" w:after="0" w:line="240" w:lineRule="auto"/>
+            </w:pPr>
+            <w:r>
+              <w:rPr>
+                <w:sz w:val="16"/>
+              </w:rPr>
+              <w:t>2</w:t>
+            </w:r>
+          </w:p>
+        </w:tc>
+        <w:tc>
+          <w:tcPr>
+            <w:tcW w:type="dxa" w:w="800"/>
+          </w:tcPr>
+          <w:p>
+            <w:pPr>
+              <w:spacing w:before="0" w:after="0" w:line="240" w:lineRule="auto"/>
+            </w:pPr>
+            <w:r>
+              <w:rPr>
+                <w:sz w:val="16"/>
+              </w:rPr>
+              <w:t>23</w:t>
+            </w:r>
+          </w:p>
+        </w:tc>
+        <w:tc>
+          <w:tcPr>
+            <w:tcW w:type="dxa" w:w="800"/>
+          </w:tcPr>
+          <w:p>
+            <w:pPr>
+              <w:spacing w:before="0" w:after="0" w:line="240" w:lineRule="auto"/>
+            </w:pPr>
+            <w:r>
+              <w:rPr>
+                <w:sz w:val="16"/>
+              </w:rPr>
+              <w:t>25</w:t>
+            </w:r>
+          </w:p>
+        </w:tc>
+        <w:tc>
+          <w:tcPr>
+            <w:tcW w:type="dxa" w:w="2448"/>
+          </w:tcPr>
+          <w:p>
+            <w:pPr>
+              <w:spacing w:before="0" w:after="0" w:line="240" w:lineRule="auto"/>
+            </w:pPr>
+            <w:r>
+              <w:rPr>
+                <w:sz w:val="16"/>
+              </w:rPr>
+              <w:t>One per machine using its built‑in Ethernet port. A further unit is required if the S7‑1500 on 2 Roll Calender ‑2 is confirmed.</w:t>
+            </w:r>
+          </w:p>
+        </w:tc>
+      </w:tr>
+      <w:tr>
+        <w:tc>
+          <w:tcPr>
+            <w:tcW w:type="dxa" w:w="500"/>
+          </w:tcPr>
+          <w:p>
+            <w:pPr>
+              <w:spacing w:before="0" w:after="0" w:line="240" w:lineRule="auto"/>
+            </w:pPr>
+            <w:r>
+              <w:rPr>
+                <w:sz w:val="16"/>
+              </w:rPr>
+              <w:t>7</w:t>
+            </w:r>
+          </w:p>
+        </w:tc>
+        <w:tc>
+          <w:tcPr>
+            <w:tcW w:type="dxa" w:w="2600"/>
+          </w:tcPr>
+          <w:p>
+            <w:pPr>
+              <w:spacing w:before="0" w:after="0" w:line="240" w:lineRule="auto"/>
+            </w:pPr>
+            <w:r>
+              <w:rPr>
+                <w:sz w:val="16"/>
+              </w:rPr>
+              <w:t>Kepware OPC Server licence</w:t>
+            </w:r>
+          </w:p>
+        </w:tc>
+        <w:tc>
+          <w:tcPr>
+            <w:tcW w:type="dxa" w:w="2400"/>
+          </w:tcPr>
+          <w:p>
+            <w:pPr>
+              <w:spacing w:before="0" w:after="0" w:line="240" w:lineRule="auto"/>
+            </w:pPr>
+            <w:r>
+              <w:rPr>
+                <w:sz w:val="16"/>
+              </w:rPr>
+              <w:t>To be confirmed</w:t>
+            </w:r>
+          </w:p>
+        </w:tc>
+        <w:tc>
+          <w:tcPr>
+            <w:tcW w:type="dxa" w:w="800"/>
+          </w:tcPr>
+          <w:p>
+            <w:pPr>
+              <w:spacing w:before="0" w:after="0" w:line="240" w:lineRule="auto"/>
+            </w:pPr>
+            <w:r>
+              <w:rPr>
+                <w:sz w:val="16"/>
+              </w:rPr>
+              <w:t>TBC</w:t>
+            </w:r>
+          </w:p>
+        </w:tc>
+        <w:tc>
+          <w:tcPr>
+            <w:tcW w:type="dxa" w:w="800"/>
+          </w:tcPr>
+          <w:p>
+            <w:pPr>
+              <w:spacing w:before="0" w:after="0" w:line="240" w:lineRule="auto"/>
+            </w:pPr>
+            <w:r>
+              <w:rPr>
+                <w:sz w:val="16"/>
+              </w:rPr>
+              <w:t>TBC</w:t>
+            </w:r>
+          </w:p>
+        </w:tc>
+        <w:tc>
+          <w:tcPr>
+            <w:tcW w:type="dxa" w:w="800"/>
+          </w:tcPr>
+          <w:p>
+            <w:pPr>
+              <w:spacing w:before="0" w:after="0" w:line="240" w:lineRule="auto"/>
+            </w:pPr>
+            <w:r>
+              <w:rPr>
+                <w:sz w:val="16"/>
+              </w:rPr>
+              <w:t>TBC</w:t>
+            </w:r>
+          </w:p>
+        </w:tc>
+        <w:tc>
+          <w:tcPr>
+            <w:tcW w:type="dxa" w:w="2448"/>
+          </w:tcPr>
+          <w:p>
+            <w:pPr>
+              <w:spacing w:before="0" w:after="0" w:line="240" w:lineRule="auto"/>
+            </w:pPr>
+            <w:r>
+              <w:rPr>
+                <w:sz w:val="16"/>
+              </w:rPr>
+              <w:t>Drivers required: Mitsubishi Ethernet, Allen‑Bradley Ethernet and ControlLogix/CompactLogix, Siemens TCP/IP Ethernet, Siemens S7‑200, Omron NJ.</w:t>
+            </w:r>
+          </w:p>
+        </w:tc>
+      </w:tr>
+      <w:tr>
+        <w:tc>
+          <w:tcPr>
+            <w:tcW w:type="dxa" w:w="500"/>
+          </w:tcPr>
+          <w:p>
+            <w:pPr>
+              <w:spacing w:before="0" w:after="0" w:line="240" w:lineRule="auto"/>
+            </w:pPr>
+            <w:r>
+              <w:rPr>
+                <w:sz w:val="16"/>
+              </w:rPr>
+              <w:t>8</w:t>
+            </w:r>
+          </w:p>
+        </w:tc>
+        <w:tc>
+          <w:tcPr>
+            <w:tcW w:type="dxa" w:w="2600"/>
+          </w:tcPr>
+          <w:p>
+            <w:pPr>
+              <w:spacing w:before="0" w:after="0" w:line="240" w:lineRule="auto"/>
+            </w:pPr>
+            <w:r>
+              <w:rPr>
+                <w:sz w:val="16"/>
+              </w:rPr>
+              <w:t>Industrial OT network switches</w:t>
+            </w:r>
+          </w:p>
+        </w:tc>
+        <w:tc>
+          <w:tcPr>
+            <w:tcW w:type="dxa" w:w="2400"/>
+          </w:tcPr>
+          <w:p>
+            <w:pPr>
+              <w:spacing w:before="0" w:after="0" w:line="240" w:lineRule="auto"/>
+            </w:pPr>
+            <w:r>
+              <w:rPr>
+                <w:sz w:val="16"/>
+              </w:rPr>
+              <w:t>To be confirmed</w:t>
+            </w:r>
+          </w:p>
+        </w:tc>
+        <w:tc>
+          <w:tcPr>
+            <w:tcW w:type="dxa" w:w="800"/>
+          </w:tcPr>
+          <w:p>
+            <w:pPr>
+              <w:spacing w:before="0" w:after="0" w:line="240" w:lineRule="auto"/>
+            </w:pPr>
+            <w:r>
+              <w:rPr>
+                <w:sz w:val="16"/>
+              </w:rPr>
+              <w:t>TBC</w:t>
+            </w:r>
+          </w:p>
+        </w:tc>
+        <w:tc>
+          <w:tcPr>
+            <w:tcW w:type="dxa" w:w="800"/>
+          </w:tcPr>
+          <w:p>
+            <w:pPr>
+              <w:spacing w:before="0" w:after="0" w:line="240" w:lineRule="auto"/>
+            </w:pPr>
+            <w:r>
+              <w:rPr>
+                <w:sz w:val="16"/>
+              </w:rPr>
+              <w:t>TBC</w:t>
+            </w:r>
+          </w:p>
+        </w:tc>
+        <w:tc>
+          <w:tcPr>
+            <w:tcW w:type="dxa" w:w="800"/>
+          </w:tcPr>
+          <w:p>
+            <w:pPr>
+              <w:spacing w:before="0" w:after="0" w:line="240" w:lineRule="auto"/>
+            </w:pPr>
+            <w:r>
+              <w:rPr>
+                <w:sz w:val="16"/>
+              </w:rPr>
+              <w:t>TBC</w:t>
+            </w:r>
+          </w:p>
+        </w:tc>
+        <w:tc>
+          <w:tcPr>
+            <w:tcW w:type="dxa" w:w="2448"/>
+          </w:tcPr>
+          <w:p>
+            <w:pPr>
+              <w:spacing w:before="0" w:after="0" w:line="240" w:lineRule="auto"/>
+            </w:pPr>
+            <w:r>
+              <w:rPr>
+                <w:sz w:val="16"/>
+              </w:rPr>
+              <w:t>Quantity subject to the OT network design and panel locations.</w:t>
+            </w:r>
+          </w:p>
+        </w:tc>
+      </w:tr>
+    </w:tbl>
+    <w:p>
+      <w:pPr>
+        <w:pStyle w:val="Caption"/>
+      </w:pPr>
+      <w:r>
+        <w:rPr>
+          <w:b w:val="0"/>
+        </w:rPr>
+        <w:t>Table: Interfacing hardware bill of material</w:t>
+      </w:r>
+    </w:p>
+    <w:p>
+      <w:pPr/>
+      <w:r>
+        <w:rPr>
+          <w:b/>
+        </w:rPr>
+        <w:t>Basis and exclusions:</w:t>
+      </w:r>
+    </w:p>
+    <w:p>
+      <w:pPr>
+        <w:pStyle w:val="ListParagraph"/>
+        <w:numPr>
+          <w:ilvl w:val="0"/>
+          <w:numId w:val="45"/>
+        </w:numPr>
+      </w:pPr>
+      <w:r>
+        <w:rPr>
+          <w:b w:val="0"/>
+        </w:rPr>
+        <w:t>The quantities cover the 114 machines that carry an existing controller – 42 in Unit‑2 and 72 in Unit‑4 – of which 89 take a communication module or adapter and 25 use their built‑in Ethernet port behind a NAT device.</w:t>
+      </w:r>
+    </w:p>
+    <w:p>
+      <w:pPr>
+        <w:pStyle w:val="ListParagraph"/>
+        <w:numPr>
+          <w:ilvl w:val="0"/>
+          <w:numId w:val="45"/>
+        </w:numPr>
+      </w:pPr>
+      <w:r>
+        <w:rPr>
+          <w:b w:val="0"/>
+        </w:rPr>
+        <w:t>The 14 new machines in Unit‑4 are excluded, as their controllers are not yet known. Interfacing hardware for these machines is to be included in the respective OEM purchase specification, or added by change request once the details are available.</w:t>
+      </w:r>
+    </w:p>
+    <w:p>
+      <w:pPr>
+        <w:pStyle w:val="ListParagraph"/>
+        <w:numPr>
+          <w:ilvl w:val="0"/>
+          <w:numId w:val="45"/>
+        </w:numPr>
+      </w:pPr>
+      <w:r>
+        <w:rPr>
+          <w:b w:val="0"/>
+        </w:rPr>
+        <w:t>RB1‑1 to RB1‑6 in Unit‑4 have no PLC and are excluded. The data capture method for these machines is to be agreed.</w:t>
+      </w:r>
+    </w:p>
+    <w:p>
+      <w:pPr>
+        <w:pStyle w:val="ListParagraph"/>
+        <w:numPr>
+          <w:ilvl w:val="0"/>
+          <w:numId w:val="45"/>
+        </w:numPr>
+      </w:pPr>
+      <w:r>
+        <w:rPr>
+          <w:b w:val="0"/>
+        </w:rPr>
+        <w:t>The 9 2nd Line Inspection machines held under future planning are excluded.</w:t>
+      </w:r>
+    </w:p>
+    <w:p>
+      <w:pPr>
+        <w:pStyle w:val="ListParagraph"/>
+        <w:numPr>
+          <w:ilvl w:val="0"/>
+          <w:numId w:val="45"/>
+        </w:numPr>
+      </w:pPr>
+      <w:r>
+        <w:rPr>
+          <w:b w:val="0"/>
+        </w:rPr>
+        <w:t>Installation of this hardware on existing machines, and any consequent PLC programme change, is presently listed under Exclusions in this document and is to be agreed before the offer is finalised.</w:t>
+      </w:r>
+    </w:p>
+    <w:p>
+      <w:pPr>
+        <w:pStyle w:val="ListParagraph"/>
+        <w:numPr>
+          <w:ilvl w:val="0"/>
+          <w:numId w:val="45"/>
+        </w:numPr>
+      </w:pPr>
+      <w:r>
+        <w:rPr>
+          <w:b w:val="0"/>
+        </w:rPr>
+        <w:t>Server, storage, operating system, database and other infrastructure items are listed against the customer in the Roles and Responsibilities section and are not part of this bill of material.</w:t>
       </w:r>
     </w:p>
     <w:p/>
@@ -39829,6 +41009,12 @@
       <w:startOverride w:val="1"/>
     </w:lvlOverride>
   </w:num>
+  <w:num w:numId="45">
+    <w:abstractNumId w:val="6"/>
+    <w:lvlOverride w:ilvl="0">
+      <w:startOverride w:val="1"/>
+    </w:lvlOverride>
+  </w:num>
   <w:numIdMacAtCleanup w:val="12"/>
 </w:numbering>
 </file>

--- a/JK_Lakshar_MES_XXXXX_Technical Offer_R0.docx
+++ b/JK_Lakshar_MES_XXXXX_Technical Offer_R0.docx
@@ -25801,6 +25801,2045 @@
       <w:bookmarkEnd w:id="18"/>
       <w:r>
         <w:t xml:space="preserve"> </w:t>
+      </w:r>
+    </w:p>
+    <w:p>
+      <w:pPr/>
+      <w:r>
+        <w:rPr>
+          <w:b w:val="0"/>
+        </w:rPr>
+        <w:t>The virtual machine estate below is already available with the customer, provisioned across a Production and a DR environment. It is reproduced here as the baseline for this offer; no change to the existing virtual machines is required.</w:t>
+      </w:r>
+    </w:p>
+    <w:tbl>
+      <w:tblPr>
+        <w:tblStyle w:val="SCILCorporateTable10"/>
+        <w:tblW w:w="10348" w:type="dxa"/>
+        <w:tblInd w:w="-709" w:type="dxa"/>
+        <w:tblBorders>
+          <w:top w:val="single" w:sz="4" w:space="0" w:color="auto"/>
+          <w:left w:val="single" w:sz="4" w:space="0" w:color="auto"/>
+          <w:bottom w:val="single" w:sz="4" w:space="0" w:color="auto"/>
+          <w:right w:val="single" w:sz="4" w:space="0" w:color="auto"/>
+          <w:insideH w:val="single" w:sz="4" w:space="0" w:color="auto"/>
+          <w:insideV w:val="single" w:sz="4" w:space="0" w:color="auto"/>
+        </w:tblBorders>
+        <w:tblLook w:val="04A0" w:firstRow="1" w:lastRow="0" w:firstColumn="1" w:lastColumn="0" w:noHBand="0" w:noVBand="1"/>
+      </w:tblPr>
+      <w:tblGrid>
+        <w:gridCol w:w="700"/>
+        <w:gridCol w:w="2100"/>
+        <w:gridCol w:w="900"/>
+        <w:gridCol w:w="1900"/>
+        <w:gridCol w:w="1100"/>
+        <w:gridCol w:w="900"/>
+        <w:gridCol w:w="1300"/>
+        <w:gridCol w:w="1448"/>
+      </w:tblGrid>
+      <w:tr>
+        <w:trPr>
+          <w:tblHeader/>
+        </w:trPr>
+        <w:tc>
+          <w:tcPr>
+            <w:tcW w:type="dxa" w:w="700"/>
+          </w:tcPr>
+          <w:p>
+            <w:pPr>
+              <w:spacing w:before="0" w:after="0" w:line="240" w:lineRule="auto"/>
+            </w:pPr>
+            <w:r>
+              <w:rPr>
+                <w:b w:val="0"/>
+                <w:sz w:val="16"/>
+              </w:rPr>
+              <w:t>VM</w:t>
+            </w:r>
+          </w:p>
+        </w:tc>
+        <w:tc>
+          <w:tcPr>
+            <w:tcW w:type="dxa" w:w="2100"/>
+          </w:tcPr>
+          <w:p>
+            <w:pPr>
+              <w:spacing w:before="0" w:after="0" w:line="240" w:lineRule="auto"/>
+            </w:pPr>
+            <w:r>
+              <w:rPr>
+                <w:b w:val="0"/>
+                <w:sz w:val="16"/>
+              </w:rPr>
+              <w:t>Purpose</w:t>
+            </w:r>
+          </w:p>
+        </w:tc>
+        <w:tc>
+          <w:tcPr>
+            <w:tcW w:type="dxa" w:w="900"/>
+          </w:tcPr>
+          <w:p>
+            <w:pPr>
+              <w:spacing w:before="0" w:after="0" w:line="240" w:lineRule="auto"/>
+            </w:pPr>
+            <w:r>
+              <w:rPr>
+                <w:b w:val="0"/>
+                <w:sz w:val="16"/>
+              </w:rPr>
+              <w:t>Server Type</w:t>
+            </w:r>
+          </w:p>
+        </w:tc>
+        <w:tc>
+          <w:tcPr>
+            <w:tcW w:type="dxa" w:w="1900"/>
+          </w:tcPr>
+          <w:p>
+            <w:pPr>
+              <w:spacing w:before="0" w:after="0" w:line="240" w:lineRule="auto"/>
+            </w:pPr>
+            <w:r>
+              <w:rPr>
+                <w:b w:val="0"/>
+                <w:sz w:val="16"/>
+              </w:rPr>
+              <w:t>OS</w:t>
+            </w:r>
+          </w:p>
+        </w:tc>
+        <w:tc>
+          <w:tcPr>
+            <w:tcW w:type="dxa" w:w="1100"/>
+          </w:tcPr>
+          <w:p>
+            <w:pPr>
+              <w:spacing w:before="0" w:after="0" w:line="240" w:lineRule="auto"/>
+            </w:pPr>
+            <w:r>
+              <w:rPr>
+                <w:b w:val="0"/>
+                <w:sz w:val="16"/>
+              </w:rPr>
+              <w:t>vCPU (2.4 GHz or above)</w:t>
+            </w:r>
+          </w:p>
+        </w:tc>
+        <w:tc>
+          <w:tcPr>
+            <w:tcW w:type="dxa" w:w="900"/>
+          </w:tcPr>
+          <w:p>
+            <w:pPr>
+              <w:spacing w:before="0" w:after="0" w:line="240" w:lineRule="auto"/>
+            </w:pPr>
+            <w:r>
+              <w:rPr>
+                <w:b w:val="0"/>
+                <w:sz w:val="16"/>
+              </w:rPr>
+              <w:t>RAM (GB)</w:t>
+            </w:r>
+          </w:p>
+        </w:tc>
+        <w:tc>
+          <w:tcPr>
+            <w:tcW w:type="dxa" w:w="1300"/>
+          </w:tcPr>
+          <w:p>
+            <w:pPr>
+              <w:spacing w:before="0" w:after="0" w:line="240" w:lineRule="auto"/>
+            </w:pPr>
+            <w:r>
+              <w:rPr>
+                <w:b w:val="0"/>
+                <w:sz w:val="16"/>
+              </w:rPr>
+              <w:t>C Drive (GB)</w:t>
+            </w:r>
+          </w:p>
+        </w:tc>
+        <w:tc>
+          <w:tcPr>
+            <w:tcW w:type="dxa" w:w="1448"/>
+          </w:tcPr>
+          <w:p>
+            <w:pPr>
+              <w:spacing w:before="0" w:after="0" w:line="240" w:lineRule="auto"/>
+            </w:pPr>
+            <w:r>
+              <w:rPr>
+                <w:b w:val="0"/>
+                <w:sz w:val="16"/>
+              </w:rPr>
+              <w:t>D Drive (GB)</w:t>
+            </w:r>
+          </w:p>
+        </w:tc>
+      </w:tr>
+      <w:tr>
+        <w:tc>
+          <w:tcPr>
+            <w:tcW w:type="dxa" w:w="10348"/>
+            <w:gridSpan w:val="8"/>
+          </w:tcPr>
+          <w:p>
+            <w:pPr>
+              <w:spacing w:before="0" w:after="0" w:line="240" w:lineRule="auto"/>
+              <w:jc w:val="center"/>
+            </w:pPr>
+            <w:r>
+              <w:rPr>
+                <w:b/>
+                <w:sz w:val="16"/>
+              </w:rPr>
+              <w:t>Production</w:t>
+            </w:r>
+          </w:p>
+        </w:tc>
+      </w:tr>
+      <w:tr>
+        <w:tc>
+          <w:tcPr>
+            <w:tcW w:type="dxa" w:w="700"/>
+          </w:tcPr>
+          <w:p>
+            <w:pPr>
+              <w:spacing w:before="0" w:after="0" w:line="240" w:lineRule="auto"/>
+            </w:pPr>
+            <w:r>
+              <w:rPr>
+                <w:b w:val="0"/>
+                <w:sz w:val="16"/>
+              </w:rPr>
+              <w:t>VM‑1</w:t>
+            </w:r>
+          </w:p>
+        </w:tc>
+        <w:tc>
+          <w:tcPr>
+            <w:tcW w:type="dxa" w:w="2100"/>
+          </w:tcPr>
+          <w:p>
+            <w:pPr>
+              <w:spacing w:before="0" w:after="0" w:line="240" w:lineRule="auto"/>
+            </w:pPr>
+            <w:r>
+              <w:rPr>
+                <w:b w:val="0"/>
+                <w:sz w:val="16"/>
+              </w:rPr>
+              <w:t>TBM‑FF APP</w:t>
+            </w:r>
+          </w:p>
+        </w:tc>
+        <w:tc>
+          <w:tcPr>
+            <w:tcW w:type="dxa" w:w="900"/>
+          </w:tcPr>
+          <w:p>
+            <w:pPr>
+              <w:spacing w:before="0" w:after="0" w:line="240" w:lineRule="auto"/>
+            </w:pPr>
+            <w:r>
+              <w:rPr>
+                <w:b w:val="0"/>
+                <w:sz w:val="16"/>
+              </w:rPr>
+              <w:t>VM</w:t>
+            </w:r>
+          </w:p>
+        </w:tc>
+        <w:tc>
+          <w:tcPr>
+            <w:tcW w:type="dxa" w:w="1900"/>
+          </w:tcPr>
+          <w:p>
+            <w:pPr>
+              <w:spacing w:before="0" w:after="0" w:line="240" w:lineRule="auto"/>
+            </w:pPr>
+            <w:r>
+              <w:rPr>
+                <w:b w:val="0"/>
+                <w:sz w:val="16"/>
+              </w:rPr>
+              <w:t>Windows Server 2022</w:t>
+            </w:r>
+          </w:p>
+        </w:tc>
+        <w:tc>
+          <w:tcPr>
+            <w:tcW w:type="dxa" w:w="1100"/>
+          </w:tcPr>
+          <w:p>
+            <w:pPr>
+              <w:spacing w:before="0" w:after="0" w:line="240" w:lineRule="auto"/>
+            </w:pPr>
+            <w:r>
+              <w:rPr>
+                <w:b w:val="0"/>
+                <w:sz w:val="16"/>
+              </w:rPr>
+              <w:t>12</w:t>
+            </w:r>
+          </w:p>
+        </w:tc>
+        <w:tc>
+          <w:tcPr>
+            <w:tcW w:type="dxa" w:w="900"/>
+          </w:tcPr>
+          <w:p>
+            <w:pPr>
+              <w:spacing w:before="0" w:after="0" w:line="240" w:lineRule="auto"/>
+            </w:pPr>
+            <w:r>
+              <w:rPr>
+                <w:b w:val="0"/>
+                <w:sz w:val="16"/>
+              </w:rPr>
+              <w:t>64</w:t>
+            </w:r>
+          </w:p>
+        </w:tc>
+        <w:tc>
+          <w:tcPr>
+            <w:tcW w:type="dxa" w:w="1300"/>
+          </w:tcPr>
+          <w:p>
+            <w:pPr>
+              <w:spacing w:before="0" w:after="0" w:line="240" w:lineRule="auto"/>
+            </w:pPr>
+            <w:r>
+              <w:rPr>
+                <w:b w:val="0"/>
+                <w:sz w:val="16"/>
+              </w:rPr>
+              <w:t>256</w:t>
+            </w:r>
+          </w:p>
+        </w:tc>
+        <w:tc>
+          <w:tcPr>
+            <w:tcW w:type="dxa" w:w="1448"/>
+          </w:tcPr>
+          <w:p>
+            <w:pPr>
+              <w:spacing w:before="0" w:after="0" w:line="240" w:lineRule="auto"/>
+            </w:pPr>
+            <w:r>
+              <w:rPr>
+                <w:b w:val="0"/>
+                <w:sz w:val="16"/>
+              </w:rPr>
+              <w:t>512</w:t>
+            </w:r>
+          </w:p>
+        </w:tc>
+      </w:tr>
+      <w:tr>
+        <w:tc>
+          <w:tcPr>
+            <w:tcW w:type="dxa" w:w="700"/>
+          </w:tcPr>
+          <w:p>
+            <w:pPr>
+              <w:spacing w:before="0" w:after="0" w:line="240" w:lineRule="auto"/>
+            </w:pPr>
+            <w:r>
+              <w:rPr>
+                <w:b w:val="0"/>
+                <w:sz w:val="16"/>
+              </w:rPr>
+              <w:t>VM‑2</w:t>
+            </w:r>
+          </w:p>
+        </w:tc>
+        <w:tc>
+          <w:tcPr>
+            <w:tcW w:type="dxa" w:w="2100"/>
+          </w:tcPr>
+          <w:p>
+            <w:pPr>
+              <w:spacing w:before="0" w:after="0" w:line="240" w:lineRule="auto"/>
+            </w:pPr>
+            <w:r>
+              <w:rPr>
+                <w:b w:val="0"/>
+                <w:sz w:val="16"/>
+              </w:rPr>
+              <w:t>Testing VM (UAT)</w:t>
+            </w:r>
+          </w:p>
+        </w:tc>
+        <w:tc>
+          <w:tcPr>
+            <w:tcW w:type="dxa" w:w="900"/>
+          </w:tcPr>
+          <w:p>
+            <w:pPr>
+              <w:spacing w:before="0" w:after="0" w:line="240" w:lineRule="auto"/>
+            </w:pPr>
+            <w:r>
+              <w:rPr>
+                <w:b w:val="0"/>
+                <w:sz w:val="16"/>
+              </w:rPr>
+              <w:t>VM</w:t>
+            </w:r>
+          </w:p>
+        </w:tc>
+        <w:tc>
+          <w:tcPr>
+            <w:tcW w:type="dxa" w:w="1900"/>
+          </w:tcPr>
+          <w:p>
+            <w:pPr>
+              <w:spacing w:before="0" w:after="0" w:line="240" w:lineRule="auto"/>
+            </w:pPr>
+            <w:r>
+              <w:rPr>
+                <w:b w:val="0"/>
+                <w:sz w:val="16"/>
+              </w:rPr>
+              <w:t>Windows Server 2022</w:t>
+            </w:r>
+          </w:p>
+        </w:tc>
+        <w:tc>
+          <w:tcPr>
+            <w:tcW w:type="dxa" w:w="1100"/>
+          </w:tcPr>
+          <w:p>
+            <w:pPr>
+              <w:spacing w:before="0" w:after="0" w:line="240" w:lineRule="auto"/>
+            </w:pPr>
+            <w:r>
+              <w:rPr>
+                <w:b w:val="0"/>
+                <w:sz w:val="16"/>
+              </w:rPr>
+              <w:t>8</w:t>
+            </w:r>
+          </w:p>
+        </w:tc>
+        <w:tc>
+          <w:tcPr>
+            <w:tcW w:type="dxa" w:w="900"/>
+          </w:tcPr>
+          <w:p>
+            <w:pPr>
+              <w:spacing w:before="0" w:after="0" w:line="240" w:lineRule="auto"/>
+            </w:pPr>
+            <w:r>
+              <w:rPr>
+                <w:b w:val="0"/>
+                <w:sz w:val="16"/>
+              </w:rPr>
+              <w:t>48</w:t>
+            </w:r>
+          </w:p>
+        </w:tc>
+        <w:tc>
+          <w:tcPr>
+            <w:tcW w:type="dxa" w:w="1300"/>
+          </w:tcPr>
+          <w:p>
+            <w:pPr>
+              <w:spacing w:before="0" w:after="0" w:line="240" w:lineRule="auto"/>
+            </w:pPr>
+            <w:r>
+              <w:rPr>
+                <w:b w:val="0"/>
+                <w:sz w:val="16"/>
+              </w:rPr>
+              <w:t>256</w:t>
+            </w:r>
+          </w:p>
+        </w:tc>
+        <w:tc>
+          <w:tcPr>
+            <w:tcW w:type="dxa" w:w="1448"/>
+          </w:tcPr>
+          <w:p>
+            <w:pPr>
+              <w:spacing w:before="0" w:after="0" w:line="240" w:lineRule="auto"/>
+            </w:pPr>
+            <w:r>
+              <w:rPr>
+                <w:b w:val="0"/>
+                <w:sz w:val="16"/>
+              </w:rPr>
+              <w:t>512</w:t>
+            </w:r>
+          </w:p>
+        </w:tc>
+      </w:tr>
+      <w:tr>
+        <w:tc>
+          <w:tcPr>
+            <w:tcW w:type="dxa" w:w="700"/>
+          </w:tcPr>
+          <w:p>
+            <w:pPr>
+              <w:spacing w:before="0" w:after="0" w:line="240" w:lineRule="auto"/>
+            </w:pPr>
+            <w:r>
+              <w:rPr>
+                <w:b w:val="0"/>
+                <w:sz w:val="16"/>
+              </w:rPr>
+              <w:t>VM‑3</w:t>
+            </w:r>
+          </w:p>
+        </w:tc>
+        <w:tc>
+          <w:tcPr>
+            <w:tcW w:type="dxa" w:w="2100"/>
+          </w:tcPr>
+          <w:p>
+            <w:pPr>
+              <w:spacing w:before="0" w:after="0" w:line="240" w:lineRule="auto"/>
+            </w:pPr>
+            <w:r>
+              <w:rPr>
+                <w:b w:val="0"/>
+                <w:sz w:val="16"/>
+              </w:rPr>
+              <w:t>DB VM</w:t>
+            </w:r>
+          </w:p>
+        </w:tc>
+        <w:tc>
+          <w:tcPr>
+            <w:tcW w:type="dxa" w:w="900"/>
+          </w:tcPr>
+          <w:p>
+            <w:pPr>
+              <w:spacing w:before="0" w:after="0" w:line="240" w:lineRule="auto"/>
+            </w:pPr>
+            <w:r>
+              <w:rPr>
+                <w:b w:val="0"/>
+                <w:sz w:val="16"/>
+              </w:rPr>
+              <w:t>VM</w:t>
+            </w:r>
+          </w:p>
+        </w:tc>
+        <w:tc>
+          <w:tcPr>
+            <w:tcW w:type="dxa" w:w="1900"/>
+          </w:tcPr>
+          <w:p>
+            <w:pPr>
+              <w:spacing w:before="0" w:after="0" w:line="240" w:lineRule="auto"/>
+            </w:pPr>
+            <w:r>
+              <w:rPr>
+                <w:b w:val="0"/>
+                <w:sz w:val="16"/>
+              </w:rPr>
+              <w:t>Windows Server 2022</w:t>
+            </w:r>
+          </w:p>
+        </w:tc>
+        <w:tc>
+          <w:tcPr>
+            <w:tcW w:type="dxa" w:w="1100"/>
+          </w:tcPr>
+          <w:p>
+            <w:pPr>
+              <w:spacing w:before="0" w:after="0" w:line="240" w:lineRule="auto"/>
+            </w:pPr>
+            <w:r>
+              <w:rPr>
+                <w:b w:val="0"/>
+                <w:sz w:val="16"/>
+              </w:rPr>
+              <w:t>16</w:t>
+            </w:r>
+          </w:p>
+        </w:tc>
+        <w:tc>
+          <w:tcPr>
+            <w:tcW w:type="dxa" w:w="900"/>
+          </w:tcPr>
+          <w:p>
+            <w:pPr>
+              <w:spacing w:before="0" w:after="0" w:line="240" w:lineRule="auto"/>
+            </w:pPr>
+            <w:r>
+              <w:rPr>
+                <w:b w:val="0"/>
+                <w:sz w:val="16"/>
+              </w:rPr>
+              <w:t>192</w:t>
+            </w:r>
+          </w:p>
+        </w:tc>
+        <w:tc>
+          <w:tcPr>
+            <w:tcW w:type="dxa" w:w="1300"/>
+          </w:tcPr>
+          <w:p>
+            <w:pPr>
+              <w:spacing w:before="0" w:after="0" w:line="240" w:lineRule="auto"/>
+            </w:pPr>
+            <w:r>
+              <w:rPr>
+                <w:b w:val="0"/>
+                <w:sz w:val="16"/>
+              </w:rPr>
+              <w:t>256</w:t>
+            </w:r>
+          </w:p>
+        </w:tc>
+        <w:tc>
+          <w:tcPr>
+            <w:tcW w:type="dxa" w:w="1448"/>
+          </w:tcPr>
+          <w:p>
+            <w:pPr>
+              <w:spacing w:before="0" w:after="0" w:line="240" w:lineRule="auto"/>
+            </w:pPr>
+            <w:r>
+              <w:rPr>
+                <w:b w:val="0"/>
+                <w:sz w:val="16"/>
+              </w:rPr>
+              <w:t>2048</w:t>
+            </w:r>
+          </w:p>
+        </w:tc>
+      </w:tr>
+      <w:tr>
+        <w:tc>
+          <w:tcPr>
+            <w:tcW w:type="dxa" w:w="700"/>
+          </w:tcPr>
+          <w:p>
+            <w:pPr>
+              <w:spacing w:before="0" w:after="0" w:line="240" w:lineRule="auto"/>
+            </w:pPr>
+            <w:r>
+              <w:rPr>
+                <w:b w:val="0"/>
+                <w:sz w:val="16"/>
+              </w:rPr>
+              <w:t>VM‑4</w:t>
+            </w:r>
+          </w:p>
+        </w:tc>
+        <w:tc>
+          <w:tcPr>
+            <w:tcW w:type="dxa" w:w="2100"/>
+          </w:tcPr>
+          <w:p>
+            <w:pPr>
+              <w:spacing w:before="0" w:after="0" w:line="240" w:lineRule="auto"/>
+            </w:pPr>
+            <w:r>
+              <w:rPr>
+                <w:b w:val="0"/>
+                <w:sz w:val="16"/>
+              </w:rPr>
+              <w:t>RMS‑TBM (Future)</w:t>
+            </w:r>
+          </w:p>
+        </w:tc>
+        <w:tc>
+          <w:tcPr>
+            <w:tcW w:type="dxa" w:w="900"/>
+          </w:tcPr>
+          <w:p>
+            <w:pPr>
+              <w:spacing w:before="0" w:after="0" w:line="240" w:lineRule="auto"/>
+            </w:pPr>
+            <w:r>
+              <w:rPr>
+                <w:b w:val="0"/>
+                <w:sz w:val="16"/>
+              </w:rPr>
+              <w:t>VM</w:t>
+            </w:r>
+          </w:p>
+        </w:tc>
+        <w:tc>
+          <w:tcPr>
+            <w:tcW w:type="dxa" w:w="1900"/>
+          </w:tcPr>
+          <w:p>
+            <w:pPr>
+              <w:spacing w:before="0" w:after="0" w:line="240" w:lineRule="auto"/>
+            </w:pPr>
+            <w:r>
+              <w:rPr>
+                <w:b w:val="0"/>
+                <w:sz w:val="16"/>
+              </w:rPr>
+              <w:t>Windows Server 2022</w:t>
+            </w:r>
+          </w:p>
+        </w:tc>
+        <w:tc>
+          <w:tcPr>
+            <w:tcW w:type="dxa" w:w="1100"/>
+          </w:tcPr>
+          <w:p>
+            <w:pPr>
+              <w:spacing w:before="0" w:after="0" w:line="240" w:lineRule="auto"/>
+            </w:pPr>
+            <w:r>
+              <w:rPr>
+                <w:b w:val="0"/>
+                <w:sz w:val="16"/>
+              </w:rPr>
+              <w:t>12</w:t>
+            </w:r>
+          </w:p>
+        </w:tc>
+        <w:tc>
+          <w:tcPr>
+            <w:tcW w:type="dxa" w:w="900"/>
+          </w:tcPr>
+          <w:p>
+            <w:pPr>
+              <w:spacing w:before="0" w:after="0" w:line="240" w:lineRule="auto"/>
+            </w:pPr>
+            <w:r>
+              <w:rPr>
+                <w:b w:val="0"/>
+                <w:sz w:val="16"/>
+              </w:rPr>
+              <w:t>64</w:t>
+            </w:r>
+          </w:p>
+        </w:tc>
+        <w:tc>
+          <w:tcPr>
+            <w:tcW w:type="dxa" w:w="1300"/>
+          </w:tcPr>
+          <w:p>
+            <w:pPr>
+              <w:spacing w:before="0" w:after="0" w:line="240" w:lineRule="auto"/>
+            </w:pPr>
+            <w:r>
+              <w:rPr>
+                <w:b w:val="0"/>
+                <w:sz w:val="16"/>
+              </w:rPr>
+              <w:t>256</w:t>
+            </w:r>
+          </w:p>
+        </w:tc>
+        <w:tc>
+          <w:tcPr>
+            <w:tcW w:type="dxa" w:w="1448"/>
+          </w:tcPr>
+          <w:p>
+            <w:pPr>
+              <w:spacing w:before="0" w:after="0" w:line="240" w:lineRule="auto"/>
+            </w:pPr>
+            <w:r>
+              <w:rPr>
+                <w:b w:val="0"/>
+                <w:sz w:val="16"/>
+              </w:rPr>
+              <w:t>512</w:t>
+            </w:r>
+          </w:p>
+        </w:tc>
+      </w:tr>
+      <w:tr>
+        <w:tc>
+          <w:tcPr>
+            <w:tcW w:type="dxa" w:w="10348"/>
+            <w:gridSpan w:val="8"/>
+          </w:tcPr>
+          <w:p>
+            <w:pPr>
+              <w:spacing w:before="0" w:after="0" w:line="240" w:lineRule="auto"/>
+              <w:jc w:val="center"/>
+            </w:pPr>
+            <w:r>
+              <w:rPr>
+                <w:b/>
+                <w:sz w:val="16"/>
+              </w:rPr>
+              <w:t>10 % additional compute for future enhancement</w:t>
+            </w:r>
+          </w:p>
+        </w:tc>
+      </w:tr>
+      <w:tr>
+        <w:tc>
+          <w:tcPr>
+            <w:tcW w:type="dxa" w:w="700"/>
+          </w:tcPr>
+          <w:p>
+            <w:pPr>
+              <w:spacing w:before="0" w:after="0" w:line="240" w:lineRule="auto"/>
+            </w:pPr>
+            <w:r>
+              <w:rPr>
+                <w:b/>
+                <w:sz w:val="16"/>
+              </w:rPr>
+            </w:r>
+          </w:p>
+        </w:tc>
+        <w:tc>
+          <w:tcPr>
+            <w:tcW w:type="dxa" w:w="2100"/>
+          </w:tcPr>
+          <w:p>
+            <w:pPr>
+              <w:spacing w:before="0" w:after="0" w:line="240" w:lineRule="auto"/>
+            </w:pPr>
+            <w:r>
+              <w:rPr>
+                <w:b/>
+                <w:sz w:val="16"/>
+              </w:rPr>
+              <w:t>Overall Required Resources</w:t>
+            </w:r>
+          </w:p>
+        </w:tc>
+        <w:tc>
+          <w:tcPr>
+            <w:tcW w:type="dxa" w:w="900"/>
+          </w:tcPr>
+          <w:p>
+            <w:pPr>
+              <w:spacing w:before="0" w:after="0" w:line="240" w:lineRule="auto"/>
+            </w:pPr>
+            <w:r>
+              <w:rPr>
+                <w:b/>
+                <w:sz w:val="16"/>
+              </w:rPr>
+            </w:r>
+          </w:p>
+        </w:tc>
+        <w:tc>
+          <w:tcPr>
+            <w:tcW w:type="dxa" w:w="1900"/>
+          </w:tcPr>
+          <w:p>
+            <w:pPr>
+              <w:spacing w:before="0" w:after="0" w:line="240" w:lineRule="auto"/>
+            </w:pPr>
+            <w:r>
+              <w:rPr>
+                <w:b/>
+                <w:sz w:val="16"/>
+              </w:rPr>
+            </w:r>
+          </w:p>
+        </w:tc>
+        <w:tc>
+          <w:tcPr>
+            <w:tcW w:type="dxa" w:w="1100"/>
+          </w:tcPr>
+          <w:p>
+            <w:pPr>
+              <w:spacing w:before="0" w:after="0" w:line="240" w:lineRule="auto"/>
+            </w:pPr>
+            <w:r>
+              <w:rPr>
+                <w:b/>
+                <w:sz w:val="16"/>
+              </w:rPr>
+              <w:t>48</w:t>
+            </w:r>
+          </w:p>
+        </w:tc>
+        <w:tc>
+          <w:tcPr>
+            <w:tcW w:type="dxa" w:w="900"/>
+          </w:tcPr>
+          <w:p>
+            <w:pPr>
+              <w:spacing w:before="0" w:after="0" w:line="240" w:lineRule="auto"/>
+            </w:pPr>
+            <w:r>
+              <w:rPr>
+                <w:b/>
+                <w:sz w:val="16"/>
+              </w:rPr>
+              <w:t>368</w:t>
+            </w:r>
+          </w:p>
+        </w:tc>
+        <w:tc>
+          <w:tcPr>
+            <w:tcW w:type="dxa" w:w="1300"/>
+          </w:tcPr>
+          <w:p>
+            <w:pPr>
+              <w:spacing w:before="0" w:after="0" w:line="240" w:lineRule="auto"/>
+            </w:pPr>
+            <w:r>
+              <w:rPr>
+                <w:b/>
+                <w:sz w:val="16"/>
+              </w:rPr>
+              <w:t>1024</w:t>
+            </w:r>
+          </w:p>
+        </w:tc>
+        <w:tc>
+          <w:tcPr>
+            <w:tcW w:type="dxa" w:w="1448"/>
+          </w:tcPr>
+          <w:p>
+            <w:pPr>
+              <w:spacing w:before="0" w:after="0" w:line="240" w:lineRule="auto"/>
+            </w:pPr>
+            <w:r>
+              <w:rPr>
+                <w:b/>
+                <w:sz w:val="16"/>
+              </w:rPr>
+              <w:t>3584</w:t>
+            </w:r>
+          </w:p>
+        </w:tc>
+      </w:tr>
+      <w:tr>
+        <w:tc>
+          <w:tcPr>
+            <w:tcW w:type="dxa" w:w="10348"/>
+            <w:gridSpan w:val="8"/>
+          </w:tcPr>
+          <w:p>
+            <w:pPr>
+              <w:spacing w:before="0" w:after="0" w:line="240" w:lineRule="auto"/>
+              <w:jc w:val="center"/>
+            </w:pPr>
+            <w:r>
+              <w:rPr>
+                <w:b/>
+                <w:sz w:val="16"/>
+              </w:rPr>
+              <w:t>DR</w:t>
+            </w:r>
+          </w:p>
+        </w:tc>
+      </w:tr>
+      <w:tr>
+        <w:tc>
+          <w:tcPr>
+            <w:tcW w:type="dxa" w:w="700"/>
+          </w:tcPr>
+          <w:p>
+            <w:pPr>
+              <w:spacing w:before="0" w:after="0" w:line="240" w:lineRule="auto"/>
+            </w:pPr>
+            <w:r>
+              <w:rPr>
+                <w:b w:val="0"/>
+                <w:sz w:val="16"/>
+              </w:rPr>
+              <w:t>VM‑1</w:t>
+            </w:r>
+          </w:p>
+        </w:tc>
+        <w:tc>
+          <w:tcPr>
+            <w:tcW w:type="dxa" w:w="2100"/>
+          </w:tcPr>
+          <w:p>
+            <w:pPr>
+              <w:spacing w:before="0" w:after="0" w:line="240" w:lineRule="auto"/>
+            </w:pPr>
+            <w:r>
+              <w:rPr>
+                <w:b w:val="0"/>
+                <w:sz w:val="16"/>
+              </w:rPr>
+              <w:t>TBM‑FF APP</w:t>
+            </w:r>
+          </w:p>
+        </w:tc>
+        <w:tc>
+          <w:tcPr>
+            <w:tcW w:type="dxa" w:w="900"/>
+          </w:tcPr>
+          <w:p>
+            <w:pPr>
+              <w:spacing w:before="0" w:after="0" w:line="240" w:lineRule="auto"/>
+            </w:pPr>
+            <w:r>
+              <w:rPr>
+                <w:b w:val="0"/>
+                <w:sz w:val="16"/>
+              </w:rPr>
+              <w:t>VM</w:t>
+            </w:r>
+          </w:p>
+        </w:tc>
+        <w:tc>
+          <w:tcPr>
+            <w:tcW w:type="dxa" w:w="1900"/>
+          </w:tcPr>
+          <w:p>
+            <w:pPr>
+              <w:spacing w:before="0" w:after="0" w:line="240" w:lineRule="auto"/>
+            </w:pPr>
+            <w:r>
+              <w:rPr>
+                <w:b w:val="0"/>
+                <w:sz w:val="16"/>
+              </w:rPr>
+              <w:t>Windows Server 2022</w:t>
+            </w:r>
+          </w:p>
+        </w:tc>
+        <w:tc>
+          <w:tcPr>
+            <w:tcW w:type="dxa" w:w="1100"/>
+          </w:tcPr>
+          <w:p>
+            <w:pPr>
+              <w:spacing w:before="0" w:after="0" w:line="240" w:lineRule="auto"/>
+            </w:pPr>
+            <w:r>
+              <w:rPr>
+                <w:b w:val="0"/>
+                <w:sz w:val="16"/>
+              </w:rPr>
+              <w:t>12</w:t>
+            </w:r>
+          </w:p>
+        </w:tc>
+        <w:tc>
+          <w:tcPr>
+            <w:tcW w:type="dxa" w:w="900"/>
+          </w:tcPr>
+          <w:p>
+            <w:pPr>
+              <w:spacing w:before="0" w:after="0" w:line="240" w:lineRule="auto"/>
+            </w:pPr>
+            <w:r>
+              <w:rPr>
+                <w:b w:val="0"/>
+                <w:sz w:val="16"/>
+              </w:rPr>
+              <w:t>64</w:t>
+            </w:r>
+          </w:p>
+        </w:tc>
+        <w:tc>
+          <w:tcPr>
+            <w:tcW w:type="dxa" w:w="1300"/>
+          </w:tcPr>
+          <w:p>
+            <w:pPr>
+              <w:spacing w:before="0" w:after="0" w:line="240" w:lineRule="auto"/>
+            </w:pPr>
+            <w:r>
+              <w:rPr>
+                <w:b w:val="0"/>
+                <w:sz w:val="16"/>
+              </w:rPr>
+              <w:t>256</w:t>
+            </w:r>
+          </w:p>
+        </w:tc>
+        <w:tc>
+          <w:tcPr>
+            <w:tcW w:type="dxa" w:w="1448"/>
+          </w:tcPr>
+          <w:p>
+            <w:pPr>
+              <w:spacing w:before="0" w:after="0" w:line="240" w:lineRule="auto"/>
+            </w:pPr>
+            <w:r>
+              <w:rPr>
+                <w:b w:val="0"/>
+                <w:sz w:val="16"/>
+              </w:rPr>
+              <w:t>512</w:t>
+            </w:r>
+          </w:p>
+        </w:tc>
+      </w:tr>
+      <w:tr>
+        <w:tc>
+          <w:tcPr>
+            <w:tcW w:type="dxa" w:w="700"/>
+          </w:tcPr>
+          <w:p>
+            <w:pPr>
+              <w:spacing w:before="0" w:after="0" w:line="240" w:lineRule="auto"/>
+            </w:pPr>
+            <w:r>
+              <w:rPr>
+                <w:b w:val="0"/>
+                <w:sz w:val="16"/>
+              </w:rPr>
+              <w:t>VM‑2</w:t>
+            </w:r>
+          </w:p>
+        </w:tc>
+        <w:tc>
+          <w:tcPr>
+            <w:tcW w:type="dxa" w:w="2100"/>
+          </w:tcPr>
+          <w:p>
+            <w:pPr>
+              <w:spacing w:before="0" w:after="0" w:line="240" w:lineRule="auto"/>
+            </w:pPr>
+            <w:r>
+              <w:rPr>
+                <w:b w:val="0"/>
+                <w:sz w:val="16"/>
+              </w:rPr>
+              <w:t>Testing VM (UAT)</w:t>
+            </w:r>
+          </w:p>
+        </w:tc>
+        <w:tc>
+          <w:tcPr>
+            <w:tcW w:type="dxa" w:w="900"/>
+          </w:tcPr>
+          <w:p>
+            <w:pPr>
+              <w:spacing w:before="0" w:after="0" w:line="240" w:lineRule="auto"/>
+            </w:pPr>
+            <w:r>
+              <w:rPr>
+                <w:b w:val="0"/>
+                <w:sz w:val="16"/>
+              </w:rPr>
+              <w:t>VM</w:t>
+            </w:r>
+          </w:p>
+        </w:tc>
+        <w:tc>
+          <w:tcPr>
+            <w:tcW w:type="dxa" w:w="1900"/>
+          </w:tcPr>
+          <w:p>
+            <w:pPr>
+              <w:spacing w:before="0" w:after="0" w:line="240" w:lineRule="auto"/>
+            </w:pPr>
+            <w:r>
+              <w:rPr>
+                <w:b w:val="0"/>
+                <w:sz w:val="16"/>
+              </w:rPr>
+              <w:t>Windows Server 2022</w:t>
+            </w:r>
+          </w:p>
+        </w:tc>
+        <w:tc>
+          <w:tcPr>
+            <w:tcW w:type="dxa" w:w="1100"/>
+          </w:tcPr>
+          <w:p>
+            <w:pPr>
+              <w:spacing w:before="0" w:after="0" w:line="240" w:lineRule="auto"/>
+            </w:pPr>
+            <w:r>
+              <w:rPr>
+                <w:b w:val="0"/>
+                <w:sz w:val="16"/>
+              </w:rPr>
+              <w:t>8</w:t>
+            </w:r>
+          </w:p>
+        </w:tc>
+        <w:tc>
+          <w:tcPr>
+            <w:tcW w:type="dxa" w:w="900"/>
+          </w:tcPr>
+          <w:p>
+            <w:pPr>
+              <w:spacing w:before="0" w:after="0" w:line="240" w:lineRule="auto"/>
+            </w:pPr>
+            <w:r>
+              <w:rPr>
+                <w:b w:val="0"/>
+                <w:sz w:val="16"/>
+              </w:rPr>
+              <w:t>48</w:t>
+            </w:r>
+          </w:p>
+        </w:tc>
+        <w:tc>
+          <w:tcPr>
+            <w:tcW w:type="dxa" w:w="1300"/>
+          </w:tcPr>
+          <w:p>
+            <w:pPr>
+              <w:spacing w:before="0" w:after="0" w:line="240" w:lineRule="auto"/>
+            </w:pPr>
+            <w:r>
+              <w:rPr>
+                <w:b w:val="0"/>
+                <w:sz w:val="16"/>
+              </w:rPr>
+              <w:t>256</w:t>
+            </w:r>
+          </w:p>
+        </w:tc>
+        <w:tc>
+          <w:tcPr>
+            <w:tcW w:type="dxa" w:w="1448"/>
+          </w:tcPr>
+          <w:p>
+            <w:pPr>
+              <w:spacing w:before="0" w:after="0" w:line="240" w:lineRule="auto"/>
+            </w:pPr>
+            <w:r>
+              <w:rPr>
+                <w:b w:val="0"/>
+                <w:sz w:val="16"/>
+              </w:rPr>
+              <w:t>512</w:t>
+            </w:r>
+          </w:p>
+        </w:tc>
+      </w:tr>
+      <w:tr>
+        <w:tc>
+          <w:tcPr>
+            <w:tcW w:type="dxa" w:w="700"/>
+          </w:tcPr>
+          <w:p>
+            <w:pPr>
+              <w:spacing w:before="0" w:after="0" w:line="240" w:lineRule="auto"/>
+            </w:pPr>
+            <w:r>
+              <w:rPr>
+                <w:b w:val="0"/>
+                <w:sz w:val="16"/>
+              </w:rPr>
+              <w:t>VM‑3</w:t>
+            </w:r>
+          </w:p>
+        </w:tc>
+        <w:tc>
+          <w:tcPr>
+            <w:tcW w:type="dxa" w:w="2100"/>
+          </w:tcPr>
+          <w:p>
+            <w:pPr>
+              <w:spacing w:before="0" w:after="0" w:line="240" w:lineRule="auto"/>
+            </w:pPr>
+            <w:r>
+              <w:rPr>
+                <w:b w:val="0"/>
+                <w:sz w:val="16"/>
+              </w:rPr>
+              <w:t>DB VM</w:t>
+            </w:r>
+          </w:p>
+        </w:tc>
+        <w:tc>
+          <w:tcPr>
+            <w:tcW w:type="dxa" w:w="900"/>
+          </w:tcPr>
+          <w:p>
+            <w:pPr>
+              <w:spacing w:before="0" w:after="0" w:line="240" w:lineRule="auto"/>
+            </w:pPr>
+            <w:r>
+              <w:rPr>
+                <w:b w:val="0"/>
+                <w:sz w:val="16"/>
+              </w:rPr>
+              <w:t>VM</w:t>
+            </w:r>
+          </w:p>
+        </w:tc>
+        <w:tc>
+          <w:tcPr>
+            <w:tcW w:type="dxa" w:w="1900"/>
+          </w:tcPr>
+          <w:p>
+            <w:pPr>
+              <w:spacing w:before="0" w:after="0" w:line="240" w:lineRule="auto"/>
+            </w:pPr>
+            <w:r>
+              <w:rPr>
+                <w:b w:val="0"/>
+                <w:sz w:val="16"/>
+              </w:rPr>
+              <w:t>Windows Server 2022</w:t>
+            </w:r>
+          </w:p>
+        </w:tc>
+        <w:tc>
+          <w:tcPr>
+            <w:tcW w:type="dxa" w:w="1100"/>
+          </w:tcPr>
+          <w:p>
+            <w:pPr>
+              <w:spacing w:before="0" w:after="0" w:line="240" w:lineRule="auto"/>
+            </w:pPr>
+            <w:r>
+              <w:rPr>
+                <w:b w:val="0"/>
+                <w:sz w:val="16"/>
+              </w:rPr>
+              <w:t>16</w:t>
+            </w:r>
+          </w:p>
+        </w:tc>
+        <w:tc>
+          <w:tcPr>
+            <w:tcW w:type="dxa" w:w="900"/>
+          </w:tcPr>
+          <w:p>
+            <w:pPr>
+              <w:spacing w:before="0" w:after="0" w:line="240" w:lineRule="auto"/>
+            </w:pPr>
+            <w:r>
+              <w:rPr>
+                <w:b w:val="0"/>
+                <w:sz w:val="16"/>
+              </w:rPr>
+              <w:t>192</w:t>
+            </w:r>
+          </w:p>
+        </w:tc>
+        <w:tc>
+          <w:tcPr>
+            <w:tcW w:type="dxa" w:w="1300"/>
+          </w:tcPr>
+          <w:p>
+            <w:pPr>
+              <w:spacing w:before="0" w:after="0" w:line="240" w:lineRule="auto"/>
+            </w:pPr>
+            <w:r>
+              <w:rPr>
+                <w:b w:val="0"/>
+                <w:sz w:val="16"/>
+              </w:rPr>
+              <w:t>256</w:t>
+            </w:r>
+          </w:p>
+        </w:tc>
+        <w:tc>
+          <w:tcPr>
+            <w:tcW w:type="dxa" w:w="1448"/>
+          </w:tcPr>
+          <w:p>
+            <w:pPr>
+              <w:spacing w:before="0" w:after="0" w:line="240" w:lineRule="auto"/>
+            </w:pPr>
+            <w:r>
+              <w:rPr>
+                <w:b w:val="0"/>
+                <w:sz w:val="16"/>
+              </w:rPr>
+              <w:t>2048</w:t>
+            </w:r>
+          </w:p>
+        </w:tc>
+      </w:tr>
+      <w:tr>
+        <w:tc>
+          <w:tcPr>
+            <w:tcW w:type="dxa" w:w="700"/>
+          </w:tcPr>
+          <w:p>
+            <w:pPr>
+              <w:spacing w:before="0" w:after="0" w:line="240" w:lineRule="auto"/>
+            </w:pPr>
+            <w:r>
+              <w:rPr>
+                <w:b w:val="0"/>
+                <w:sz w:val="16"/>
+              </w:rPr>
+              <w:t>VM‑4</w:t>
+            </w:r>
+          </w:p>
+        </w:tc>
+        <w:tc>
+          <w:tcPr>
+            <w:tcW w:type="dxa" w:w="2100"/>
+          </w:tcPr>
+          <w:p>
+            <w:pPr>
+              <w:spacing w:before="0" w:after="0" w:line="240" w:lineRule="auto"/>
+            </w:pPr>
+            <w:r>
+              <w:rPr>
+                <w:b w:val="0"/>
+                <w:sz w:val="16"/>
+              </w:rPr>
+              <w:t>RMS‑TBM (Future)</w:t>
+            </w:r>
+          </w:p>
+        </w:tc>
+        <w:tc>
+          <w:tcPr>
+            <w:tcW w:type="dxa" w:w="900"/>
+          </w:tcPr>
+          <w:p>
+            <w:pPr>
+              <w:spacing w:before="0" w:after="0" w:line="240" w:lineRule="auto"/>
+            </w:pPr>
+            <w:r>
+              <w:rPr>
+                <w:b w:val="0"/>
+                <w:sz w:val="16"/>
+              </w:rPr>
+              <w:t>VM</w:t>
+            </w:r>
+          </w:p>
+        </w:tc>
+        <w:tc>
+          <w:tcPr>
+            <w:tcW w:type="dxa" w:w="1900"/>
+          </w:tcPr>
+          <w:p>
+            <w:pPr>
+              <w:spacing w:before="0" w:after="0" w:line="240" w:lineRule="auto"/>
+            </w:pPr>
+            <w:r>
+              <w:rPr>
+                <w:b w:val="0"/>
+                <w:sz w:val="16"/>
+              </w:rPr>
+              <w:t>Windows Server 2022</w:t>
+            </w:r>
+          </w:p>
+        </w:tc>
+        <w:tc>
+          <w:tcPr>
+            <w:tcW w:type="dxa" w:w="1100"/>
+          </w:tcPr>
+          <w:p>
+            <w:pPr>
+              <w:spacing w:before="0" w:after="0" w:line="240" w:lineRule="auto"/>
+            </w:pPr>
+            <w:r>
+              <w:rPr>
+                <w:b w:val="0"/>
+                <w:sz w:val="16"/>
+              </w:rPr>
+              <w:t>12</w:t>
+            </w:r>
+          </w:p>
+        </w:tc>
+        <w:tc>
+          <w:tcPr>
+            <w:tcW w:type="dxa" w:w="900"/>
+          </w:tcPr>
+          <w:p>
+            <w:pPr>
+              <w:spacing w:before="0" w:after="0" w:line="240" w:lineRule="auto"/>
+            </w:pPr>
+            <w:r>
+              <w:rPr>
+                <w:b w:val="0"/>
+                <w:sz w:val="16"/>
+              </w:rPr>
+              <w:t>64</w:t>
+            </w:r>
+          </w:p>
+        </w:tc>
+        <w:tc>
+          <w:tcPr>
+            <w:tcW w:type="dxa" w:w="1300"/>
+          </w:tcPr>
+          <w:p>
+            <w:pPr>
+              <w:spacing w:before="0" w:after="0" w:line="240" w:lineRule="auto"/>
+            </w:pPr>
+            <w:r>
+              <w:rPr>
+                <w:b w:val="0"/>
+                <w:sz w:val="16"/>
+              </w:rPr>
+              <w:t>256</w:t>
+            </w:r>
+          </w:p>
+        </w:tc>
+        <w:tc>
+          <w:tcPr>
+            <w:tcW w:type="dxa" w:w="1448"/>
+          </w:tcPr>
+          <w:p>
+            <w:pPr>
+              <w:spacing w:before="0" w:after="0" w:line="240" w:lineRule="auto"/>
+            </w:pPr>
+            <w:r>
+              <w:rPr>
+                <w:b w:val="0"/>
+                <w:sz w:val="16"/>
+              </w:rPr>
+              <w:t>512</w:t>
+            </w:r>
+          </w:p>
+        </w:tc>
+      </w:tr>
+      <w:tr>
+        <w:tc>
+          <w:tcPr>
+            <w:tcW w:type="dxa" w:w="10348"/>
+            <w:gridSpan w:val="8"/>
+          </w:tcPr>
+          <w:p>
+            <w:pPr>
+              <w:spacing w:before="0" w:after="0" w:line="240" w:lineRule="auto"/>
+              <w:jc w:val="center"/>
+            </w:pPr>
+            <w:r>
+              <w:rPr>
+                <w:b/>
+                <w:sz w:val="16"/>
+              </w:rPr>
+              <w:t>10 % additional compute for future enhancement</w:t>
+            </w:r>
+          </w:p>
+        </w:tc>
+      </w:tr>
+      <w:tr>
+        <w:tc>
+          <w:tcPr>
+            <w:tcW w:type="dxa" w:w="700"/>
+          </w:tcPr>
+          <w:p>
+            <w:pPr>
+              <w:spacing w:before="0" w:after="0" w:line="240" w:lineRule="auto"/>
+            </w:pPr>
+            <w:r>
+              <w:rPr>
+                <w:b/>
+                <w:sz w:val="16"/>
+              </w:rPr>
+            </w:r>
+          </w:p>
+        </w:tc>
+        <w:tc>
+          <w:tcPr>
+            <w:tcW w:type="dxa" w:w="2100"/>
+          </w:tcPr>
+          <w:p>
+            <w:pPr>
+              <w:spacing w:before="0" w:after="0" w:line="240" w:lineRule="auto"/>
+            </w:pPr>
+            <w:r>
+              <w:rPr>
+                <w:b/>
+                <w:sz w:val="16"/>
+              </w:rPr>
+              <w:t>Overall Required Resources</w:t>
+            </w:r>
+          </w:p>
+        </w:tc>
+        <w:tc>
+          <w:tcPr>
+            <w:tcW w:type="dxa" w:w="900"/>
+          </w:tcPr>
+          <w:p>
+            <w:pPr>
+              <w:spacing w:before="0" w:after="0" w:line="240" w:lineRule="auto"/>
+            </w:pPr>
+            <w:r>
+              <w:rPr>
+                <w:b/>
+                <w:sz w:val="16"/>
+              </w:rPr>
+            </w:r>
+          </w:p>
+        </w:tc>
+        <w:tc>
+          <w:tcPr>
+            <w:tcW w:type="dxa" w:w="1900"/>
+          </w:tcPr>
+          <w:p>
+            <w:pPr>
+              <w:spacing w:before="0" w:after="0" w:line="240" w:lineRule="auto"/>
+            </w:pPr>
+            <w:r>
+              <w:rPr>
+                <w:b/>
+                <w:sz w:val="16"/>
+              </w:rPr>
+            </w:r>
+          </w:p>
+        </w:tc>
+        <w:tc>
+          <w:tcPr>
+            <w:tcW w:type="dxa" w:w="1100"/>
+          </w:tcPr>
+          <w:p>
+            <w:pPr>
+              <w:spacing w:before="0" w:after="0" w:line="240" w:lineRule="auto"/>
+            </w:pPr>
+            <w:r>
+              <w:rPr>
+                <w:b/>
+                <w:sz w:val="16"/>
+              </w:rPr>
+              <w:t>48</w:t>
+            </w:r>
+          </w:p>
+        </w:tc>
+        <w:tc>
+          <w:tcPr>
+            <w:tcW w:type="dxa" w:w="900"/>
+          </w:tcPr>
+          <w:p>
+            <w:pPr>
+              <w:spacing w:before="0" w:after="0" w:line="240" w:lineRule="auto"/>
+            </w:pPr>
+            <w:r>
+              <w:rPr>
+                <w:b/>
+                <w:sz w:val="16"/>
+              </w:rPr>
+              <w:t>368</w:t>
+            </w:r>
+          </w:p>
+        </w:tc>
+        <w:tc>
+          <w:tcPr>
+            <w:tcW w:type="dxa" w:w="1300"/>
+          </w:tcPr>
+          <w:p>
+            <w:pPr>
+              <w:spacing w:before="0" w:after="0" w:line="240" w:lineRule="auto"/>
+            </w:pPr>
+            <w:r>
+              <w:rPr>
+                <w:b/>
+                <w:sz w:val="16"/>
+              </w:rPr>
+              <w:t>1024</w:t>
+            </w:r>
+          </w:p>
+        </w:tc>
+        <w:tc>
+          <w:tcPr>
+            <w:tcW w:type="dxa" w:w="1448"/>
+          </w:tcPr>
+          <w:p>
+            <w:pPr>
+              <w:spacing w:before="0" w:after="0" w:line="240" w:lineRule="auto"/>
+            </w:pPr>
+            <w:r>
+              <w:rPr>
+                <w:b/>
+                <w:sz w:val="16"/>
+              </w:rPr>
+              <w:t>3584</w:t>
+            </w:r>
+          </w:p>
+        </w:tc>
+      </w:tr>
+    </w:tbl>
+    <w:p>
+      <w:pPr>
+        <w:pStyle w:val="Caption"/>
+      </w:pPr>
+      <w:r>
+        <w:rPr>
+          <w:b w:val="0"/>
+        </w:rPr>
+        <w:t>Table: Existing virtual machine estate – Production and DR</w:t>
+      </w:r>
+    </w:p>
+    <w:p>
+      <w:pPr/>
+      <w:r>
+        <w:rPr>
+          <w:b w:val="0"/>
+        </w:rPr>
+        <w:t>This project requires one additional application virtual machine, of the same specification as the existing application VM (VM‑1), to host SmartMES for Unit‑2 and Unit‑4.</w:t>
+      </w:r>
+    </w:p>
+    <w:tbl>
+      <w:tblPr>
+        <w:tblStyle w:val="SCILCorporateTable10"/>
+        <w:tblW w:w="10348" w:type="dxa"/>
+        <w:tblInd w:w="-709" w:type="dxa"/>
+        <w:tblBorders>
+          <w:top w:val="single" w:sz="4" w:space="0" w:color="auto"/>
+          <w:left w:val="single" w:sz="4" w:space="0" w:color="auto"/>
+          <w:bottom w:val="single" w:sz="4" w:space="0" w:color="auto"/>
+          <w:right w:val="single" w:sz="4" w:space="0" w:color="auto"/>
+          <w:insideH w:val="single" w:sz="4" w:space="0" w:color="auto"/>
+          <w:insideV w:val="single" w:sz="4" w:space="0" w:color="auto"/>
+        </w:tblBorders>
+        <w:tblLook w:val="04A0" w:firstRow="1" w:lastRow="0" w:firstColumn="1" w:lastColumn="0" w:noHBand="0" w:noVBand="1"/>
+      </w:tblPr>
+      <w:tblGrid>
+        <w:gridCol w:w="700"/>
+        <w:gridCol w:w="2100"/>
+        <w:gridCol w:w="900"/>
+        <w:gridCol w:w="1900"/>
+        <w:gridCol w:w="1100"/>
+        <w:gridCol w:w="900"/>
+        <w:gridCol w:w="1300"/>
+        <w:gridCol w:w="1448"/>
+      </w:tblGrid>
+      <w:tr>
+        <w:trPr>
+          <w:tblHeader/>
+        </w:trPr>
+        <w:tc>
+          <w:tcPr>
+            <w:tcW w:type="dxa" w:w="700"/>
+          </w:tcPr>
+          <w:p>
+            <w:pPr>
+              <w:spacing w:before="0" w:after="0" w:line="240" w:lineRule="auto"/>
+            </w:pPr>
+            <w:r>
+              <w:rPr>
+                <w:b w:val="0"/>
+                <w:sz w:val="16"/>
+              </w:rPr>
+              <w:t>VM</w:t>
+            </w:r>
+          </w:p>
+        </w:tc>
+        <w:tc>
+          <w:tcPr>
+            <w:tcW w:type="dxa" w:w="2100"/>
+          </w:tcPr>
+          <w:p>
+            <w:pPr>
+              <w:spacing w:before="0" w:after="0" w:line="240" w:lineRule="auto"/>
+            </w:pPr>
+            <w:r>
+              <w:rPr>
+                <w:b w:val="0"/>
+                <w:sz w:val="16"/>
+              </w:rPr>
+              <w:t>Purpose</w:t>
+            </w:r>
+          </w:p>
+        </w:tc>
+        <w:tc>
+          <w:tcPr>
+            <w:tcW w:type="dxa" w:w="900"/>
+          </w:tcPr>
+          <w:p>
+            <w:pPr>
+              <w:spacing w:before="0" w:after="0" w:line="240" w:lineRule="auto"/>
+            </w:pPr>
+            <w:r>
+              <w:rPr>
+                <w:b w:val="0"/>
+                <w:sz w:val="16"/>
+              </w:rPr>
+              <w:t>Server Type</w:t>
+            </w:r>
+          </w:p>
+        </w:tc>
+        <w:tc>
+          <w:tcPr>
+            <w:tcW w:type="dxa" w:w="1900"/>
+          </w:tcPr>
+          <w:p>
+            <w:pPr>
+              <w:spacing w:before="0" w:after="0" w:line="240" w:lineRule="auto"/>
+            </w:pPr>
+            <w:r>
+              <w:rPr>
+                <w:b w:val="0"/>
+                <w:sz w:val="16"/>
+              </w:rPr>
+              <w:t>OS</w:t>
+            </w:r>
+          </w:p>
+        </w:tc>
+        <w:tc>
+          <w:tcPr>
+            <w:tcW w:type="dxa" w:w="1100"/>
+          </w:tcPr>
+          <w:p>
+            <w:pPr>
+              <w:spacing w:before="0" w:after="0" w:line="240" w:lineRule="auto"/>
+            </w:pPr>
+            <w:r>
+              <w:rPr>
+                <w:b w:val="0"/>
+                <w:sz w:val="16"/>
+              </w:rPr>
+              <w:t>vCPU (2.4 GHz or above)</w:t>
+            </w:r>
+          </w:p>
+        </w:tc>
+        <w:tc>
+          <w:tcPr>
+            <w:tcW w:type="dxa" w:w="900"/>
+          </w:tcPr>
+          <w:p>
+            <w:pPr>
+              <w:spacing w:before="0" w:after="0" w:line="240" w:lineRule="auto"/>
+            </w:pPr>
+            <w:r>
+              <w:rPr>
+                <w:b w:val="0"/>
+                <w:sz w:val="16"/>
+              </w:rPr>
+              <w:t>RAM (GB)</w:t>
+            </w:r>
+          </w:p>
+        </w:tc>
+        <w:tc>
+          <w:tcPr>
+            <w:tcW w:type="dxa" w:w="1300"/>
+          </w:tcPr>
+          <w:p>
+            <w:pPr>
+              <w:spacing w:before="0" w:after="0" w:line="240" w:lineRule="auto"/>
+            </w:pPr>
+            <w:r>
+              <w:rPr>
+                <w:b w:val="0"/>
+                <w:sz w:val="16"/>
+              </w:rPr>
+              <w:t>C Drive (GB)</w:t>
+            </w:r>
+          </w:p>
+        </w:tc>
+        <w:tc>
+          <w:tcPr>
+            <w:tcW w:type="dxa" w:w="1448"/>
+          </w:tcPr>
+          <w:p>
+            <w:pPr>
+              <w:spacing w:before="0" w:after="0" w:line="240" w:lineRule="auto"/>
+            </w:pPr>
+            <w:r>
+              <w:rPr>
+                <w:b w:val="0"/>
+                <w:sz w:val="16"/>
+              </w:rPr>
+              <w:t>D Drive (GB)</w:t>
+            </w:r>
+          </w:p>
+        </w:tc>
+      </w:tr>
+      <w:tr>
+        <w:tc>
+          <w:tcPr>
+            <w:tcW w:type="dxa" w:w="700"/>
+          </w:tcPr>
+          <w:p>
+            <w:pPr>
+              <w:spacing w:before="0" w:after="0" w:line="240" w:lineRule="auto"/>
+            </w:pPr>
+            <w:r>
+              <w:rPr>
+                <w:b w:val="0"/>
+                <w:sz w:val="16"/>
+              </w:rPr>
+              <w:t>VM‑5</w:t>
+            </w:r>
+          </w:p>
+        </w:tc>
+        <w:tc>
+          <w:tcPr>
+            <w:tcW w:type="dxa" w:w="2100"/>
+          </w:tcPr>
+          <w:p>
+            <w:pPr>
+              <w:spacing w:before="0" w:after="0" w:line="240" w:lineRule="auto"/>
+            </w:pPr>
+            <w:r>
+              <w:rPr>
+                <w:b w:val="0"/>
+                <w:sz w:val="16"/>
+              </w:rPr>
+              <w:t>SmartMES Application (Unit‑2 &amp; Unit‑4)</w:t>
+            </w:r>
+          </w:p>
+        </w:tc>
+        <w:tc>
+          <w:tcPr>
+            <w:tcW w:type="dxa" w:w="900"/>
+          </w:tcPr>
+          <w:p>
+            <w:pPr>
+              <w:spacing w:before="0" w:after="0" w:line="240" w:lineRule="auto"/>
+            </w:pPr>
+            <w:r>
+              <w:rPr>
+                <w:b w:val="0"/>
+                <w:sz w:val="16"/>
+              </w:rPr>
+              <w:t>VM</w:t>
+            </w:r>
+          </w:p>
+        </w:tc>
+        <w:tc>
+          <w:tcPr>
+            <w:tcW w:type="dxa" w:w="1900"/>
+          </w:tcPr>
+          <w:p>
+            <w:pPr>
+              <w:spacing w:before="0" w:after="0" w:line="240" w:lineRule="auto"/>
+            </w:pPr>
+            <w:r>
+              <w:rPr>
+                <w:b w:val="0"/>
+                <w:sz w:val="16"/>
+              </w:rPr>
+              <w:t>Windows Server 2022</w:t>
+            </w:r>
+          </w:p>
+        </w:tc>
+        <w:tc>
+          <w:tcPr>
+            <w:tcW w:type="dxa" w:w="1100"/>
+          </w:tcPr>
+          <w:p>
+            <w:pPr>
+              <w:spacing w:before="0" w:after="0" w:line="240" w:lineRule="auto"/>
+            </w:pPr>
+            <w:r>
+              <w:rPr>
+                <w:b w:val="0"/>
+                <w:sz w:val="16"/>
+              </w:rPr>
+              <w:t>12</w:t>
+            </w:r>
+          </w:p>
+        </w:tc>
+        <w:tc>
+          <w:tcPr>
+            <w:tcW w:type="dxa" w:w="900"/>
+          </w:tcPr>
+          <w:p>
+            <w:pPr>
+              <w:spacing w:before="0" w:after="0" w:line="240" w:lineRule="auto"/>
+            </w:pPr>
+            <w:r>
+              <w:rPr>
+                <w:b w:val="0"/>
+                <w:sz w:val="16"/>
+              </w:rPr>
+              <w:t>64</w:t>
+            </w:r>
+          </w:p>
+        </w:tc>
+        <w:tc>
+          <w:tcPr>
+            <w:tcW w:type="dxa" w:w="1300"/>
+          </w:tcPr>
+          <w:p>
+            <w:pPr>
+              <w:spacing w:before="0" w:after="0" w:line="240" w:lineRule="auto"/>
+            </w:pPr>
+            <w:r>
+              <w:rPr>
+                <w:b w:val="0"/>
+                <w:sz w:val="16"/>
+              </w:rPr>
+              <w:t>256</w:t>
+            </w:r>
+          </w:p>
+        </w:tc>
+        <w:tc>
+          <w:tcPr>
+            <w:tcW w:type="dxa" w:w="1448"/>
+          </w:tcPr>
+          <w:p>
+            <w:pPr>
+              <w:spacing w:before="0" w:after="0" w:line="240" w:lineRule="auto"/>
+            </w:pPr>
+            <w:r>
+              <w:rPr>
+                <w:b w:val="0"/>
+                <w:sz w:val="16"/>
+              </w:rPr>
+              <w:t>512</w:t>
+            </w:r>
+          </w:p>
+        </w:tc>
+      </w:tr>
+    </w:tbl>
+    <w:p>
+      <w:pPr>
+        <w:pStyle w:val="Caption"/>
+      </w:pPr>
+      <w:r>
+        <w:rPr>
+          <w:b w:val="0"/>
+        </w:rPr>
+        <w:t>Table: Additional virtual machine required for this project</w:t>
+      </w:r>
+    </w:p>
+    <w:p>
+      <w:pPr/>
+      <w:r>
+        <w:rPr>
+          <w:b/>
+        </w:rPr>
+        <w:t>Notes:</w:t>
+      </w:r>
+    </w:p>
+    <w:p>
+      <w:pPr>
+        <w:pStyle w:val="ListParagraph"/>
+        <w:numPr>
+          <w:ilvl w:val="0"/>
+          <w:numId w:val="46"/>
+        </w:numPr>
+      </w:pPr>
+      <w:r>
+        <w:rPr>
+          <w:b w:val="0"/>
+        </w:rPr>
+        <w:t>The additional virtual machine is to be provided by the customer, in line with the infrastructure responsibilities set out in the Roles and Responsibilities section of this document.</w:t>
+      </w:r>
+    </w:p>
+    <w:p>
+      <w:pPr>
+        <w:pStyle w:val="ListParagraph"/>
+        <w:numPr>
+          <w:ilvl w:val="0"/>
+          <w:numId w:val="46"/>
+        </w:numPr>
+      </w:pPr>
+      <w:r>
+        <w:rPr>
+          <w:b w:val="0"/>
+        </w:rPr>
+        <w:t>Whether a matching application virtual machine is also required in the DR environment is to be confirmed. The figures above cover the Production environment only.</w:t>
+      </w:r>
+    </w:p>
+    <w:p>
+      <w:pPr>
+        <w:pStyle w:val="ListParagraph"/>
+        <w:numPr>
+          <w:ilvl w:val="0"/>
+          <w:numId w:val="46"/>
+        </w:numPr>
+      </w:pPr>
+      <w:r>
+        <w:rPr>
+          <w:b w:val="0"/>
+        </w:rPr>
+        <w:t>The existing Testing VM (UAT) and DB VM are assumed to be shared with this project rather than duplicated. Database sizing for SmartMES is to be reassessed against the existing DB VM after Functional Design sign off.</w:t>
+      </w:r>
+    </w:p>
+    <w:p>
+      <w:pPr>
+        <w:pStyle w:val="ListParagraph"/>
+        <w:numPr>
+          <w:ilvl w:val="0"/>
+          <w:numId w:val="46"/>
+        </w:numPr>
+      </w:pPr>
+      <w:r>
+        <w:rPr>
+          <w:b w:val="0"/>
+        </w:rPr>
+        <w:t>Server sizing shall be reviewed once the machine count, tag count and data retention period are frozen during the Requirement Freeze and Functional Design phases.</w:t>
       </w:r>
     </w:p>
     <w:p/>
@@ -41015,6 +43054,12 @@
       <w:startOverride w:val="1"/>
     </w:lvlOverride>
   </w:num>
+  <w:num w:numId="46">
+    <w:abstractNumId w:val="6"/>
+    <w:lvlOverride w:ilvl="0">
+      <w:startOverride w:val="1"/>
+    </w:lvlOverride>
+  </w:num>
   <w:numIdMacAtCleanup w:val="12"/>
 </w:numbering>
 </file>

--- a/JK_Lakshar_MES_XXXXX_Technical Offer_R0.docx
+++ b/JK_Lakshar_MES_XXXXX_Technical Offer_R0.docx
@@ -27454,7 +27454,7 @@
         <w:rPr>
           <w:b w:val="0"/>
         </w:rPr>
-        <w:t>This project requires one additional application virtual machine, of the same specification as the existing application VM (VM‑1), to host SmartMES for Unit‑2 and Unit‑4.</w:t>
+        <w:t>This project requires one additional application virtual machine, of the same specification as the existing application VM (VM‑1), to host SmartMES for Unit‑2 and Unit‑4. The DR environment mirrors Production, so the same virtual machine is required in each.</w:t>
       </w:r>
     </w:p>
     <w:tbl>
@@ -27626,6 +27626,27 @@
       <w:tr>
         <w:tc>
           <w:tcPr>
+            <w:tcW w:type="dxa" w:w="10348"/>
+            <w:gridSpan w:val="8"/>
+          </w:tcPr>
+          <w:p>
+            <w:pPr>
+              <w:spacing w:before="0" w:after="0" w:line="240" w:lineRule="auto"/>
+              <w:jc w:val="center"/>
+            </w:pPr>
+            <w:r>
+              <w:rPr>
+                <w:b/>
+                <w:sz w:val="16"/>
+              </w:rPr>
+              <w:t>Production</w:t>
+            </w:r>
+          </w:p>
+        </w:tc>
+      </w:tr>
+      <w:tr>
+        <w:tc>
+          <w:tcPr>
             <w:tcW w:type="dxa" w:w="700"/>
           </w:tcPr>
           <w:p>
@@ -27757,6 +27778,300 @@
                 <w:sz w:val="16"/>
               </w:rPr>
               <w:t>512</w:t>
+            </w:r>
+          </w:p>
+        </w:tc>
+      </w:tr>
+      <w:tr>
+        <w:tc>
+          <w:tcPr>
+            <w:tcW w:type="dxa" w:w="10348"/>
+            <w:gridSpan w:val="8"/>
+          </w:tcPr>
+          <w:p>
+            <w:pPr>
+              <w:spacing w:before="0" w:after="0" w:line="240" w:lineRule="auto"/>
+              <w:jc w:val="center"/>
+            </w:pPr>
+            <w:r>
+              <w:rPr>
+                <w:b/>
+                <w:sz w:val="16"/>
+              </w:rPr>
+              <w:t>DR</w:t>
+            </w:r>
+          </w:p>
+        </w:tc>
+      </w:tr>
+      <w:tr>
+        <w:tc>
+          <w:tcPr>
+            <w:tcW w:type="dxa" w:w="700"/>
+          </w:tcPr>
+          <w:p>
+            <w:pPr>
+              <w:spacing w:before="0" w:after="0" w:line="240" w:lineRule="auto"/>
+            </w:pPr>
+            <w:r>
+              <w:rPr>
+                <w:b w:val="0"/>
+                <w:sz w:val="16"/>
+              </w:rPr>
+              <w:t>VM‑5</w:t>
+            </w:r>
+          </w:p>
+        </w:tc>
+        <w:tc>
+          <w:tcPr>
+            <w:tcW w:type="dxa" w:w="2100"/>
+          </w:tcPr>
+          <w:p>
+            <w:pPr>
+              <w:spacing w:before="0" w:after="0" w:line="240" w:lineRule="auto"/>
+            </w:pPr>
+            <w:r>
+              <w:rPr>
+                <w:b w:val="0"/>
+                <w:sz w:val="16"/>
+              </w:rPr>
+              <w:t>SmartMES Application (Unit‑2 &amp; Unit‑4)</w:t>
+            </w:r>
+          </w:p>
+        </w:tc>
+        <w:tc>
+          <w:tcPr>
+            <w:tcW w:type="dxa" w:w="900"/>
+          </w:tcPr>
+          <w:p>
+            <w:pPr>
+              <w:spacing w:before="0" w:after="0" w:line="240" w:lineRule="auto"/>
+            </w:pPr>
+            <w:r>
+              <w:rPr>
+                <w:b w:val="0"/>
+                <w:sz w:val="16"/>
+              </w:rPr>
+              <w:t>VM</w:t>
+            </w:r>
+          </w:p>
+        </w:tc>
+        <w:tc>
+          <w:tcPr>
+            <w:tcW w:type="dxa" w:w="1900"/>
+          </w:tcPr>
+          <w:p>
+            <w:pPr>
+              <w:spacing w:before="0" w:after="0" w:line="240" w:lineRule="auto"/>
+            </w:pPr>
+            <w:r>
+              <w:rPr>
+                <w:b w:val="0"/>
+                <w:sz w:val="16"/>
+              </w:rPr>
+              <w:t>Windows Server 2022</w:t>
+            </w:r>
+          </w:p>
+        </w:tc>
+        <w:tc>
+          <w:tcPr>
+            <w:tcW w:type="dxa" w:w="1100"/>
+          </w:tcPr>
+          <w:p>
+            <w:pPr>
+              <w:spacing w:before="0" w:after="0" w:line="240" w:lineRule="auto"/>
+            </w:pPr>
+            <w:r>
+              <w:rPr>
+                <w:b w:val="0"/>
+                <w:sz w:val="16"/>
+              </w:rPr>
+              <w:t>12</w:t>
+            </w:r>
+          </w:p>
+        </w:tc>
+        <w:tc>
+          <w:tcPr>
+            <w:tcW w:type="dxa" w:w="900"/>
+          </w:tcPr>
+          <w:p>
+            <w:pPr>
+              <w:spacing w:before="0" w:after="0" w:line="240" w:lineRule="auto"/>
+            </w:pPr>
+            <w:r>
+              <w:rPr>
+                <w:b w:val="0"/>
+                <w:sz w:val="16"/>
+              </w:rPr>
+              <w:t>64</w:t>
+            </w:r>
+          </w:p>
+        </w:tc>
+        <w:tc>
+          <w:tcPr>
+            <w:tcW w:type="dxa" w:w="1300"/>
+          </w:tcPr>
+          <w:p>
+            <w:pPr>
+              <w:spacing w:before="0" w:after="0" w:line="240" w:lineRule="auto"/>
+            </w:pPr>
+            <w:r>
+              <w:rPr>
+                <w:b w:val="0"/>
+                <w:sz w:val="16"/>
+              </w:rPr>
+              <w:t>256</w:t>
+            </w:r>
+          </w:p>
+        </w:tc>
+        <w:tc>
+          <w:tcPr>
+            <w:tcW w:type="dxa" w:w="1448"/>
+          </w:tcPr>
+          <w:p>
+            <w:pPr>
+              <w:spacing w:before="0" w:after="0" w:line="240" w:lineRule="auto"/>
+            </w:pPr>
+            <w:r>
+              <w:rPr>
+                <w:b w:val="0"/>
+                <w:sz w:val="16"/>
+              </w:rPr>
+              <w:t>512</w:t>
+            </w:r>
+          </w:p>
+        </w:tc>
+      </w:tr>
+      <w:tr>
+        <w:tc>
+          <w:tcPr>
+            <w:tcW w:type="dxa" w:w="700"/>
+          </w:tcPr>
+          <w:p>
+            <w:pPr>
+              <w:spacing w:before="0" w:after="0" w:line="240" w:lineRule="auto"/>
+            </w:pPr>
+            <w:r>
+              <w:rPr>
+                <w:b/>
+                <w:sz w:val="16"/>
+              </w:rPr>
+            </w:r>
+          </w:p>
+        </w:tc>
+        <w:tc>
+          <w:tcPr>
+            <w:tcW w:type="dxa" w:w="2100"/>
+          </w:tcPr>
+          <w:p>
+            <w:pPr>
+              <w:spacing w:before="0" w:after="0" w:line="240" w:lineRule="auto"/>
+            </w:pPr>
+            <w:r>
+              <w:rPr>
+                <w:b/>
+                <w:sz w:val="16"/>
+              </w:rPr>
+              <w:t>Overall Additional Resources</w:t>
+            </w:r>
+          </w:p>
+        </w:tc>
+        <w:tc>
+          <w:tcPr>
+            <w:tcW w:type="dxa" w:w="900"/>
+          </w:tcPr>
+          <w:p>
+            <w:pPr>
+              <w:spacing w:before="0" w:after="0" w:line="240" w:lineRule="auto"/>
+            </w:pPr>
+            <w:r>
+              <w:rPr>
+                <w:b/>
+                <w:sz w:val="16"/>
+              </w:rPr>
+            </w:r>
+          </w:p>
+        </w:tc>
+        <w:tc>
+          <w:tcPr>
+            <w:tcW w:type="dxa" w:w="1900"/>
+          </w:tcPr>
+          <w:p>
+            <w:pPr>
+              <w:spacing w:before="0" w:after="0" w:line="240" w:lineRule="auto"/>
+            </w:pPr>
+            <w:r>
+              <w:rPr>
+                <w:b/>
+                <w:sz w:val="16"/>
+              </w:rPr>
+            </w:r>
+          </w:p>
+        </w:tc>
+        <w:tc>
+          <w:tcPr>
+            <w:tcW w:type="dxa" w:w="1100"/>
+          </w:tcPr>
+          <w:p>
+            <w:pPr>
+              <w:spacing w:before="0" w:after="0" w:line="240" w:lineRule="auto"/>
+            </w:pPr>
+            <w:r>
+              <w:rPr>
+                <w:b/>
+                <w:sz w:val="16"/>
+              </w:rPr>
+              <w:t>24</w:t>
+            </w:r>
+          </w:p>
+        </w:tc>
+        <w:tc>
+          <w:tcPr>
+            <w:tcW w:type="dxa" w:w="900"/>
+          </w:tcPr>
+          <w:p>
+            <w:pPr>
+              <w:spacing w:before="0" w:after="0" w:line="240" w:lineRule="auto"/>
+            </w:pPr>
+            <w:r>
+              <w:rPr>
+                <w:b/>
+                <w:sz w:val="16"/>
+              </w:rPr>
+              <w:t>128</w:t>
+            </w:r>
+          </w:p>
+        </w:tc>
+        <w:tc>
+          <w:tcPr>
+            <w:tcW w:type="dxa" w:w="1300"/>
+          </w:tcPr>
+          <w:p>
+            <w:pPr>
+              <w:spacing w:before="0" w:after="0" w:line="240" w:lineRule="auto"/>
+            </w:pPr>
+            <w:r>
+              <w:rPr>
+                <w:b/>
+                <w:sz w:val="16"/>
+              </w:rPr>
+              <w:t>512</w:t>
+            </w:r>
+          </w:p>
+        </w:tc>
+        <w:tc>
+          <w:tcPr>
+            <w:tcW w:type="dxa" w:w="1448"/>
+          </w:tcPr>
+          <w:p>
+            <w:pPr>
+              <w:spacing w:before="0" w:after="0" w:line="240" w:lineRule="auto"/>
+            </w:pPr>
+            <w:r>
+              <w:rPr>
+                <w:b/>
+                <w:sz w:val="16"/>
+              </w:rPr>
+              <w:t>1024</w:t>
             </w:r>
           </w:p>
         </w:tc>
@@ -27770,7 +28085,7 @@
         <w:rPr>
           <w:b w:val="0"/>
         </w:rPr>
-        <w:t>Table: Additional virtual machine required for this project</w:t>
+        <w:t>Table: Additional virtual machines required for this project</w:t>
       </w:r>
     </w:p>
     <w:p>
@@ -27809,7 +28124,7 @@
         <w:rPr>
           <w:b w:val="0"/>
         </w:rPr>
-        <w:t>Whether a matching application virtual machine is also required in the DR environment is to be confirmed. The figures above cover the Production environment only.</w:t>
+        <w:t>With the additional virtual machine in place, the resource required in each environment becomes 60 vCPU, 432 GB RAM, 1280 GB of C drive and 4096 GB of D drive, and 120 vCPU, 864 GB RAM, 2560 GB of C drive and 8192 GB of D drive across Production and DR together.</w:t>
       </w:r>
     </w:p>
     <w:p>

--- a/JK_Lakshar_MES_XXXXX_Technical Offer_R0.docx
+++ b/JK_Lakshar_MES_XXXXX_Technical Offer_R0.docx
@@ -25016,7 +25016,7 @@
     <w:p>
       <w:pPr/>
       <w:r>
-        <w:t>Machine data is acquired by Kepware OPC Server over an isolated industrial OT network and passed to the SmartMES server over OPC UA. Controllers with a built‑in Ethernet port connect directly through an industrial NAT device, which provides isolation and avoids IP conflicts with the existing machine networks. Legacy controllers are brought onto the same network through an OEM Ethernet communication module, as detailed in the Machine Details section.</w:t>
+        <w:t>Machine data is acquired by Kepware OPC Server over an isolated industrial OT network and passed to the SmartMES server over OPC UA. Controllers with a built‑in Ethernet port connect directly through an industrial NAT device, which provides isolation and avoids IP conflicts with the existing machine networks. Legacy controllers are brought onto the same network through an OEM Ethernet communication module, as detailed in the Machine Details section. The Kepware and SmartMES layers are shown separately below; both run on the same application virtual machine, as set out in the IT Architecture section.</w:t>
       </w:r>
     </w:p>
     <w:tbl>
@@ -27454,7 +27454,7 @@
         <w:rPr>
           <w:b w:val="0"/>
         </w:rPr>
-        <w:t>This project requires one additional application virtual machine, of the same specification as the existing application VM (VM‑1), to host SmartMES for Unit‑2 and Unit‑4. The DR environment mirrors Production, so the same virtual machine is required in each.</w:t>
+        <w:t>This project requires one additional application virtual machine, of the same specification as the existing application VM (VM‑1), to host SmartMES and the Kepware OPC Server for Unit‑2 and Unit‑4. The DR environment mirrors Production, so the same virtual machine is required in each.</w:t>
       </w:r>
     </w:p>
     <w:tbl>
@@ -27675,7 +27675,7 @@
                 <w:b w:val="0"/>
                 <w:sz w:val="16"/>
               </w:rPr>
-              <w:t>SmartMES Application (Unit‑2 &amp; Unit‑4)</w:t>
+              <w:t>SmartMES Application &amp; Kepware OPC Server</w:t>
             </w:r>
           </w:p>
         </w:tc>
@@ -27834,7 +27834,7 @@
                 <w:b w:val="0"/>
                 <w:sz w:val="16"/>
               </w:rPr>
-              <w:t>SmartMES Application (Unit‑2 &amp; Unit‑4)</w:t>
+              <w:t>SmartMES Application &amp; Kepware OPC Server</w:t>
             </w:r>
           </w:p>
         </w:tc>
@@ -28110,6 +28110,21 @@
           <w:b w:val="0"/>
         </w:rPr>
         <w:t>The additional virtual machine is to be provided by the customer, in line with the infrastructure responsibilities set out in the Roles and Responsibilities section of this document.</w:t>
+      </w:r>
+    </w:p>
+    <w:p>
+      <w:pPr>
+        <w:pStyle w:val="ListParagraph"/>
+        <w:numPr>
+          <w:ilvl w:val="0"/>
+          <w:numId w:val="46"/>
+        </w:numPr>
+      </w:pPr>
+      <w:r>
+        <w:rPr>
+          <w:b w:val="0"/>
+        </w:rPr>
+        <w:t>The Kepware OPC Server runs on this same application virtual machine; no separate virtual machine is required for it. As the machine carries both SmartMES and the OPC server polling the interfaced machines, its sizing is to be reviewed against the final tag count during Functional Design.</w:t>
       </w:r>
     </w:p>
     <w:p>

--- a/JK_Lakshar_MES_XXXXX_Technical Offer_R0.docx
+++ b/JK_Lakshar_MES_XXXXX_Technical Offer_R0.docx
@@ -29430,6 +29430,1844 @@
           <w:b w:val="0"/>
         </w:rPr>
         <w:t>Server, storage, operating system, database and other infrastructure items are listed against the customer in the Roles and Responsibilities section and are not part of this bill of material.</w:t>
+      </w:r>
+    </w:p>
+    <w:p>
+      <w:pPr/>
+      <w:r>
+        <w:rPr>
+          <w:b w:val="0"/>
+        </w:rPr>
+        <w:t>In addition to the interfacing hardware above, shopfloor data capture devices are required at the machines where operators book material and production against the MES. Tyre building machines take one MES HMI and one Bluetooth scanner each; curing machines take a Bluetooth scanner. The quantities are set out below.</w:t>
+      </w:r>
+    </w:p>
+    <w:tbl>
+      <w:tblPr>
+        <w:tblStyle w:val="SCILCorporateTable10"/>
+        <w:tblW w:w="10348" w:type="dxa"/>
+        <w:tblInd w:w="-709" w:type="dxa"/>
+        <w:tblBorders>
+          <w:top w:val="single" w:sz="4" w:space="0" w:color="auto"/>
+          <w:left w:val="single" w:sz="4" w:space="0" w:color="auto"/>
+          <w:bottom w:val="single" w:sz="4" w:space="0" w:color="auto"/>
+          <w:right w:val="single" w:sz="4" w:space="0" w:color="auto"/>
+          <w:insideH w:val="single" w:sz="4" w:space="0" w:color="auto"/>
+          <w:insideV w:val="single" w:sz="4" w:space="0" w:color="auto"/>
+        </w:tblBorders>
+        <w:tblLook w:val="04A0" w:firstRow="1" w:lastRow="0" w:firstColumn="1" w:lastColumn="0" w:noHBand="0" w:noVBand="1"/>
+      </w:tblPr>
+      <w:tblGrid>
+        <w:gridCol w:w="550"/>
+        <w:gridCol w:w="900"/>
+        <w:gridCol w:w="2400"/>
+        <w:gridCol w:w="1100"/>
+        <w:gridCol w:w="1000"/>
+        <w:gridCol w:w="1400"/>
+        <w:gridCol w:w="2998"/>
+      </w:tblGrid>
+      <w:tr>
+        <w:trPr>
+          <w:tblHeader/>
+        </w:trPr>
+        <w:tc>
+          <w:tcPr>
+            <w:tcW w:type="dxa" w:w="550"/>
+          </w:tcPr>
+          <w:p>
+            <w:pPr>
+              <w:spacing w:before="0" w:after="0" w:line="240" w:lineRule="auto"/>
+            </w:pPr>
+            <w:r>
+              <w:rPr>
+                <w:b w:val="0"/>
+                <w:sz w:val="16"/>
+              </w:rPr>
+              <w:t>S.No</w:t>
+            </w:r>
+          </w:p>
+        </w:tc>
+        <w:tc>
+          <w:tcPr>
+            <w:tcW w:type="dxa" w:w="900"/>
+          </w:tcPr>
+          <w:p>
+            <w:pPr>
+              <w:spacing w:before="0" w:after="0" w:line="240" w:lineRule="auto"/>
+            </w:pPr>
+            <w:r>
+              <w:rPr>
+                <w:b w:val="0"/>
+                <w:sz w:val="16"/>
+              </w:rPr>
+              <w:t>Unit</w:t>
+            </w:r>
+          </w:p>
+        </w:tc>
+        <w:tc>
+          <w:tcPr>
+            <w:tcW w:type="dxa" w:w="2400"/>
+          </w:tcPr>
+          <w:p>
+            <w:pPr>
+              <w:spacing w:before="0" w:after="0" w:line="240" w:lineRule="auto"/>
+            </w:pPr>
+            <w:r>
+              <w:rPr>
+                <w:b w:val="0"/>
+                <w:sz w:val="16"/>
+              </w:rPr>
+              <w:t>Process Area</w:t>
+            </w:r>
+          </w:p>
+        </w:tc>
+        <w:tc>
+          <w:tcPr>
+            <w:tcW w:type="dxa" w:w="1100"/>
+          </w:tcPr>
+          <w:p>
+            <w:pPr>
+              <w:spacing w:before="0" w:after="0" w:line="240" w:lineRule="auto"/>
+            </w:pPr>
+            <w:r>
+              <w:rPr>
+                <w:b w:val="0"/>
+                <w:sz w:val="16"/>
+              </w:rPr>
+              <w:t>Machines</w:t>
+            </w:r>
+          </w:p>
+        </w:tc>
+        <w:tc>
+          <w:tcPr>
+            <w:tcW w:type="dxa" w:w="1000"/>
+          </w:tcPr>
+          <w:p>
+            <w:pPr>
+              <w:spacing w:before="0" w:after="0" w:line="240" w:lineRule="auto"/>
+            </w:pPr>
+            <w:r>
+              <w:rPr>
+                <w:b w:val="0"/>
+                <w:sz w:val="16"/>
+              </w:rPr>
+              <w:t>MES HMI</w:t>
+            </w:r>
+          </w:p>
+        </w:tc>
+        <w:tc>
+          <w:tcPr>
+            <w:tcW w:type="dxa" w:w="1400"/>
+          </w:tcPr>
+          <w:p>
+            <w:pPr>
+              <w:spacing w:before="0" w:after="0" w:line="240" w:lineRule="auto"/>
+            </w:pPr>
+            <w:r>
+              <w:rPr>
+                <w:b w:val="0"/>
+                <w:sz w:val="16"/>
+              </w:rPr>
+              <w:t>Bluetooth Scanner</w:t>
+            </w:r>
+          </w:p>
+        </w:tc>
+        <w:tc>
+          <w:tcPr>
+            <w:tcW w:type="dxa" w:w="2998"/>
+          </w:tcPr>
+          <w:p>
+            <w:pPr>
+              <w:spacing w:before="0" w:after="0" w:line="240" w:lineRule="auto"/>
+            </w:pPr>
+            <w:r>
+              <w:rPr>
+                <w:b w:val="0"/>
+                <w:sz w:val="16"/>
+              </w:rPr>
+              <w:t>Remarks</w:t>
+            </w:r>
+          </w:p>
+        </w:tc>
+      </w:tr>
+      <w:tr>
+        <w:tc>
+          <w:tcPr>
+            <w:tcW w:type="dxa" w:w="550"/>
+          </w:tcPr>
+          <w:p>
+            <w:pPr>
+              <w:spacing w:before="0" w:after="0" w:line="240" w:lineRule="auto"/>
+            </w:pPr>
+            <w:r>
+              <w:rPr>
+                <w:b w:val="0"/>
+                <w:sz w:val="16"/>
+              </w:rPr>
+              <w:t>1</w:t>
+            </w:r>
+          </w:p>
+        </w:tc>
+        <w:tc>
+          <w:tcPr>
+            <w:tcW w:type="dxa" w:w="900"/>
+          </w:tcPr>
+          <w:p>
+            <w:pPr>
+              <w:spacing w:before="0" w:after="0" w:line="240" w:lineRule="auto"/>
+            </w:pPr>
+            <w:r>
+              <w:rPr>
+                <w:b w:val="0"/>
+                <w:sz w:val="16"/>
+              </w:rPr>
+              <w:t>Unit‑2</w:t>
+            </w:r>
+          </w:p>
+        </w:tc>
+        <w:tc>
+          <w:tcPr>
+            <w:tcW w:type="dxa" w:w="2400"/>
+          </w:tcPr>
+          <w:p>
+            <w:pPr>
+              <w:spacing w:before="0" w:after="0" w:line="240" w:lineRule="auto"/>
+            </w:pPr>
+            <w:r>
+              <w:rPr>
+                <w:b w:val="0"/>
+                <w:sz w:val="16"/>
+              </w:rPr>
+              <w:t>TBB Tyre Building</w:t>
+            </w:r>
+          </w:p>
+        </w:tc>
+        <w:tc>
+          <w:tcPr>
+            <w:tcW w:type="dxa" w:w="1100"/>
+          </w:tcPr>
+          <w:p>
+            <w:pPr>
+              <w:spacing w:before="0" w:after="0" w:line="240" w:lineRule="auto"/>
+            </w:pPr>
+            <w:r>
+              <w:rPr>
+                <w:b w:val="0"/>
+                <w:sz w:val="16"/>
+              </w:rPr>
+              <w:t>29</w:t>
+            </w:r>
+          </w:p>
+        </w:tc>
+        <w:tc>
+          <w:tcPr>
+            <w:tcW w:type="dxa" w:w="1000"/>
+          </w:tcPr>
+          <w:p>
+            <w:pPr>
+              <w:spacing w:before="0" w:after="0" w:line="240" w:lineRule="auto"/>
+            </w:pPr>
+            <w:r>
+              <w:rPr>
+                <w:b w:val="0"/>
+                <w:sz w:val="16"/>
+              </w:rPr>
+              <w:t>29</w:t>
+            </w:r>
+          </w:p>
+        </w:tc>
+        <w:tc>
+          <w:tcPr>
+            <w:tcW w:type="dxa" w:w="1400"/>
+          </w:tcPr>
+          <w:p>
+            <w:pPr>
+              <w:spacing w:before="0" w:after="0" w:line="240" w:lineRule="auto"/>
+            </w:pPr>
+            <w:r>
+              <w:rPr>
+                <w:b w:val="0"/>
+                <w:sz w:val="16"/>
+              </w:rPr>
+              <w:t>29</w:t>
+            </w:r>
+          </w:p>
+        </w:tc>
+        <w:tc>
+          <w:tcPr>
+            <w:tcW w:type="dxa" w:w="2998"/>
+          </w:tcPr>
+          <w:p>
+            <w:pPr>
+              <w:spacing w:before="0" w:after="0" w:line="240" w:lineRule="auto"/>
+            </w:pPr>
+            <w:r>
+              <w:rPr>
+                <w:b w:val="0"/>
+                <w:sz w:val="16"/>
+              </w:rPr>
+              <w:t>One MES HMI and one Bluetooth scanner per tyre building machine.</w:t>
+            </w:r>
+          </w:p>
+        </w:tc>
+      </w:tr>
+      <w:tr>
+        <w:tc>
+          <w:tcPr>
+            <w:tcW w:type="dxa" w:w="550"/>
+          </w:tcPr>
+          <w:p>
+            <w:pPr>
+              <w:spacing w:before="0" w:after="0" w:line="240" w:lineRule="auto"/>
+            </w:pPr>
+            <w:r>
+              <w:rPr>
+                <w:b w:val="0"/>
+                <w:sz w:val="16"/>
+              </w:rPr>
+              <w:t>2</w:t>
+            </w:r>
+          </w:p>
+        </w:tc>
+        <w:tc>
+          <w:tcPr>
+            <w:tcW w:type="dxa" w:w="900"/>
+          </w:tcPr>
+          <w:p>
+            <w:pPr>
+              <w:spacing w:before="0" w:after="0" w:line="240" w:lineRule="auto"/>
+            </w:pPr>
+            <w:r>
+              <w:rPr>
+                <w:b w:val="0"/>
+                <w:sz w:val="16"/>
+              </w:rPr>
+              <w:t>Unit‑2</w:t>
+            </w:r>
+          </w:p>
+        </w:tc>
+        <w:tc>
+          <w:tcPr>
+            <w:tcW w:type="dxa" w:w="2400"/>
+          </w:tcPr>
+          <w:p>
+            <w:pPr>
+              <w:spacing w:before="0" w:after="0" w:line="240" w:lineRule="auto"/>
+            </w:pPr>
+            <w:r>
+              <w:rPr>
+                <w:b w:val="0"/>
+                <w:sz w:val="16"/>
+              </w:rPr>
+              <w:t>LCV Tyre Building</w:t>
+            </w:r>
+          </w:p>
+        </w:tc>
+        <w:tc>
+          <w:tcPr>
+            <w:tcW w:type="dxa" w:w="1100"/>
+          </w:tcPr>
+          <w:p>
+            <w:pPr>
+              <w:spacing w:before="0" w:after="0" w:line="240" w:lineRule="auto"/>
+            </w:pPr>
+            <w:r>
+              <w:rPr>
+                <w:b w:val="0"/>
+                <w:sz w:val="16"/>
+              </w:rPr>
+              <w:t>13</w:t>
+            </w:r>
+          </w:p>
+        </w:tc>
+        <w:tc>
+          <w:tcPr>
+            <w:tcW w:type="dxa" w:w="1000"/>
+          </w:tcPr>
+          <w:p>
+            <w:pPr>
+              <w:spacing w:before="0" w:after="0" w:line="240" w:lineRule="auto"/>
+            </w:pPr>
+            <w:r>
+              <w:rPr>
+                <w:b w:val="0"/>
+                <w:sz w:val="16"/>
+              </w:rPr>
+              <w:t>13</w:t>
+            </w:r>
+          </w:p>
+        </w:tc>
+        <w:tc>
+          <w:tcPr>
+            <w:tcW w:type="dxa" w:w="1400"/>
+          </w:tcPr>
+          <w:p>
+            <w:pPr>
+              <w:spacing w:before="0" w:after="0" w:line="240" w:lineRule="auto"/>
+            </w:pPr>
+            <w:r>
+              <w:rPr>
+                <w:b w:val="0"/>
+                <w:sz w:val="16"/>
+              </w:rPr>
+              <w:t>13</w:t>
+            </w:r>
+          </w:p>
+        </w:tc>
+        <w:tc>
+          <w:tcPr>
+            <w:tcW w:type="dxa" w:w="2998"/>
+          </w:tcPr>
+          <w:p>
+            <w:pPr>
+              <w:spacing w:before="0" w:after="0" w:line="240" w:lineRule="auto"/>
+            </w:pPr>
+            <w:r>
+              <w:rPr>
+                <w:b w:val="0"/>
+                <w:sz w:val="16"/>
+              </w:rPr>
+              <w:t>One MES HMI and one Bluetooth scanner per tyre building machine.</w:t>
+            </w:r>
+          </w:p>
+        </w:tc>
+      </w:tr>
+      <w:tr>
+        <w:tc>
+          <w:tcPr>
+            <w:tcW w:type="dxa" w:w="550"/>
+          </w:tcPr>
+          <w:p>
+            <w:pPr>
+              <w:spacing w:before="0" w:after="0" w:line="240" w:lineRule="auto"/>
+            </w:pPr>
+            <w:r>
+              <w:rPr>
+                <w:b w:val="0"/>
+                <w:sz w:val="16"/>
+              </w:rPr>
+              <w:t>3</w:t>
+            </w:r>
+          </w:p>
+        </w:tc>
+        <w:tc>
+          <w:tcPr>
+            <w:tcW w:type="dxa" w:w="900"/>
+          </w:tcPr>
+          <w:p>
+            <w:pPr>
+              <w:spacing w:before="0" w:after="0" w:line="240" w:lineRule="auto"/>
+            </w:pPr>
+            <w:r>
+              <w:rPr>
+                <w:b w:val="0"/>
+                <w:sz w:val="16"/>
+              </w:rPr>
+              <w:t>Unit‑4</w:t>
+            </w:r>
+          </w:p>
+        </w:tc>
+        <w:tc>
+          <w:tcPr>
+            <w:tcW w:type="dxa" w:w="2400"/>
+          </w:tcPr>
+          <w:p>
+            <w:pPr>
+              <w:spacing w:before="0" w:after="0" w:line="240" w:lineRule="auto"/>
+            </w:pPr>
+            <w:r>
+              <w:rPr>
+                <w:b w:val="0"/>
+                <w:sz w:val="16"/>
+              </w:rPr>
+              <w:t>Building (tyre building machines)</w:t>
+            </w:r>
+          </w:p>
+        </w:tc>
+        <w:tc>
+          <w:tcPr>
+            <w:tcW w:type="dxa" w:w="1100"/>
+          </w:tcPr>
+          <w:p>
+            <w:pPr>
+              <w:spacing w:before="0" w:after="0" w:line="240" w:lineRule="auto"/>
+            </w:pPr>
+            <w:r>
+              <w:rPr>
+                <w:b w:val="0"/>
+                <w:sz w:val="16"/>
+              </w:rPr>
+              <w:t>45</w:t>
+            </w:r>
+          </w:p>
+        </w:tc>
+        <w:tc>
+          <w:tcPr>
+            <w:tcW w:type="dxa" w:w="1000"/>
+          </w:tcPr>
+          <w:p>
+            <w:pPr>
+              <w:spacing w:before="0" w:after="0" w:line="240" w:lineRule="auto"/>
+            </w:pPr>
+            <w:r>
+              <w:rPr>
+                <w:b w:val="0"/>
+                <w:sz w:val="16"/>
+              </w:rPr>
+              <w:t>45</w:t>
+            </w:r>
+          </w:p>
+        </w:tc>
+        <w:tc>
+          <w:tcPr>
+            <w:tcW w:type="dxa" w:w="1400"/>
+          </w:tcPr>
+          <w:p>
+            <w:pPr>
+              <w:spacing w:before="0" w:after="0" w:line="240" w:lineRule="auto"/>
+            </w:pPr>
+            <w:r>
+              <w:rPr>
+                <w:b w:val="0"/>
+                <w:sz w:val="16"/>
+              </w:rPr>
+              <w:t>45</w:t>
+            </w:r>
+          </w:p>
+        </w:tc>
+        <w:tc>
+          <w:tcPr>
+            <w:tcW w:type="dxa" w:w="2998"/>
+          </w:tcPr>
+          <w:p>
+            <w:pPr>
+              <w:spacing w:before="0" w:after="0" w:line="240" w:lineRule="auto"/>
+            </w:pPr>
+            <w:r>
+              <w:rPr>
+                <w:b w:val="0"/>
+                <w:sz w:val="16"/>
+              </w:rPr>
+              <w:t>One MES HMI and one Bluetooth scanner per tyre building machine. Includes STU‑35, STU‑36 and RB1‑7 to RB1‑9.</w:t>
+            </w:r>
+          </w:p>
+        </w:tc>
+      </w:tr>
+      <w:tr>
+        <w:tc>
+          <w:tcPr>
+            <w:tcW w:type="dxa" w:w="550"/>
+          </w:tcPr>
+          <w:p>
+            <w:pPr>
+              <w:spacing w:before="0" w:after="0" w:line="240" w:lineRule="auto"/>
+            </w:pPr>
+            <w:r>
+              <w:rPr>
+                <w:b w:val="0"/>
+                <w:sz w:val="16"/>
+              </w:rPr>
+              <w:t>4</w:t>
+            </w:r>
+          </w:p>
+        </w:tc>
+        <w:tc>
+          <w:tcPr>
+            <w:tcW w:type="dxa" w:w="900"/>
+          </w:tcPr>
+          <w:p>
+            <w:pPr>
+              <w:spacing w:before="0" w:after="0" w:line="240" w:lineRule="auto"/>
+            </w:pPr>
+            <w:r>
+              <w:rPr>
+                <w:b w:val="0"/>
+                <w:sz w:val="16"/>
+              </w:rPr>
+              <w:t>Unit‑4</w:t>
+            </w:r>
+          </w:p>
+        </w:tc>
+        <w:tc>
+          <w:tcPr>
+            <w:tcW w:type="dxa" w:w="2400"/>
+          </w:tcPr>
+          <w:p>
+            <w:pPr>
+              <w:spacing w:before="0" w:after="0" w:line="240" w:lineRule="auto"/>
+            </w:pPr>
+            <w:r>
+              <w:rPr>
+                <w:b w:val="0"/>
+                <w:sz w:val="16"/>
+              </w:rPr>
+              <w:t>Curing</w:t>
+            </w:r>
+          </w:p>
+        </w:tc>
+        <w:tc>
+          <w:tcPr>
+            <w:tcW w:type="dxa" w:w="1100"/>
+          </w:tcPr>
+          <w:p>
+            <w:pPr>
+              <w:spacing w:before="0" w:after="0" w:line="240" w:lineRule="auto"/>
+            </w:pPr>
+            <w:r>
+              <w:rPr>
+                <w:b w:val="0"/>
+                <w:sz w:val="16"/>
+              </w:rPr>
+              <w:t>8</w:t>
+            </w:r>
+          </w:p>
+        </w:tc>
+        <w:tc>
+          <w:tcPr>
+            <w:tcW w:type="dxa" w:w="1000"/>
+          </w:tcPr>
+          <w:p>
+            <w:pPr>
+              <w:spacing w:before="0" w:after="0" w:line="240" w:lineRule="auto"/>
+            </w:pPr>
+            <w:r>
+              <w:rPr>
+                <w:b w:val="0"/>
+                <w:sz w:val="16"/>
+              </w:rPr>
+              <w:t>–</w:t>
+            </w:r>
+          </w:p>
+        </w:tc>
+        <w:tc>
+          <w:tcPr>
+            <w:tcW w:type="dxa" w:w="1400"/>
+          </w:tcPr>
+          <w:p>
+            <w:pPr>
+              <w:spacing w:before="0" w:after="0" w:line="240" w:lineRule="auto"/>
+            </w:pPr>
+            <w:r>
+              <w:rPr>
+                <w:b w:val="0"/>
+                <w:sz w:val="16"/>
+              </w:rPr>
+              <w:t>8</w:t>
+            </w:r>
+          </w:p>
+        </w:tc>
+        <w:tc>
+          <w:tcPr>
+            <w:tcW w:type="dxa" w:w="2998"/>
+          </w:tcPr>
+          <w:p>
+            <w:pPr>
+              <w:spacing w:before="0" w:after="0" w:line="240" w:lineRule="auto"/>
+            </w:pPr>
+            <w:r>
+              <w:rPr>
+                <w:b w:val="0"/>
+                <w:sz w:val="16"/>
+              </w:rPr>
+              <w:t>Bluetooth scanner only. Host device for these scanners to be confirmed.</w:t>
+            </w:r>
+          </w:p>
+        </w:tc>
+      </w:tr>
+      <w:tr>
+        <w:tc>
+          <w:tcPr>
+            <w:tcW w:type="dxa" w:w="550"/>
+          </w:tcPr>
+          <w:p>
+            <w:pPr>
+              <w:spacing w:before="0" w:after="0" w:line="240" w:lineRule="auto"/>
+            </w:pPr>
+            <w:r>
+              <w:rPr>
+                <w:b w:val="0"/>
+                <w:sz w:val="16"/>
+              </w:rPr>
+              <w:t>5</w:t>
+            </w:r>
+          </w:p>
+        </w:tc>
+        <w:tc>
+          <w:tcPr>
+            <w:tcW w:type="dxa" w:w="900"/>
+          </w:tcPr>
+          <w:p>
+            <w:pPr>
+              <w:spacing w:before="0" w:after="0" w:line="240" w:lineRule="auto"/>
+            </w:pPr>
+            <w:r>
+              <w:rPr>
+                <w:b w:val="0"/>
+                <w:sz w:val="16"/>
+              </w:rPr>
+              <w:t>Unit‑4</w:t>
+            </w:r>
+          </w:p>
+        </w:tc>
+        <w:tc>
+          <w:tcPr>
+            <w:tcW w:type="dxa" w:w="2400"/>
+          </w:tcPr>
+          <w:p>
+            <w:pPr>
+              <w:spacing w:before="0" w:after="0" w:line="240" w:lineRule="auto"/>
+            </w:pPr>
+            <w:r>
+              <w:rPr>
+                <w:b w:val="0"/>
+                <w:sz w:val="16"/>
+              </w:rPr>
+              <w:t>CFE 1 and CFE 2</w:t>
+            </w:r>
+          </w:p>
+        </w:tc>
+        <w:tc>
+          <w:tcPr>
+            <w:tcW w:type="dxa" w:w="1100"/>
+          </w:tcPr>
+          <w:p>
+            <w:pPr>
+              <w:spacing w:before="0" w:after="0" w:line="240" w:lineRule="auto"/>
+            </w:pPr>
+            <w:r>
+              <w:rPr>
+                <w:b w:val="0"/>
+                <w:sz w:val="16"/>
+              </w:rPr>
+              <w:t>7</w:t>
+            </w:r>
+          </w:p>
+        </w:tc>
+        <w:tc>
+          <w:tcPr>
+            <w:tcW w:type="dxa" w:w="1000"/>
+          </w:tcPr>
+          <w:p>
+            <w:pPr>
+              <w:spacing w:before="0" w:after="0" w:line="240" w:lineRule="auto"/>
+            </w:pPr>
+            <w:r>
+              <w:rPr>
+                <w:b w:val="0"/>
+                <w:sz w:val="16"/>
+              </w:rPr>
+              <w:t>–</w:t>
+            </w:r>
+          </w:p>
+        </w:tc>
+        <w:tc>
+          <w:tcPr>
+            <w:tcW w:type="dxa" w:w="1400"/>
+          </w:tcPr>
+          <w:p>
+            <w:pPr>
+              <w:spacing w:before="0" w:after="0" w:line="240" w:lineRule="auto"/>
+            </w:pPr>
+            <w:r>
+              <w:rPr>
+                <w:b w:val="0"/>
+                <w:sz w:val="16"/>
+              </w:rPr>
+              <w:t>–</w:t>
+            </w:r>
+          </w:p>
+        </w:tc>
+        <w:tc>
+          <w:tcPr>
+            <w:tcW w:type="dxa" w:w="2998"/>
+          </w:tcPr>
+          <w:p>
+            <w:pPr>
+              <w:spacing w:before="0" w:after="0" w:line="240" w:lineRule="auto"/>
+            </w:pPr>
+            <w:r>
+              <w:rPr>
+                <w:b w:val="0"/>
+                <w:sz w:val="16"/>
+              </w:rPr>
+              <w:t>Not included in the current scope.</w:t>
+            </w:r>
+          </w:p>
+        </w:tc>
+      </w:tr>
+      <w:tr>
+        <w:tc>
+          <w:tcPr>
+            <w:tcW w:type="dxa" w:w="550"/>
+          </w:tcPr>
+          <w:p>
+            <w:pPr>
+              <w:spacing w:before="0" w:after="0" w:line="240" w:lineRule="auto"/>
+            </w:pPr>
+            <w:r>
+              <w:rPr>
+                <w:b w:val="0"/>
+                <w:sz w:val="16"/>
+              </w:rPr>
+              <w:t>6</w:t>
+            </w:r>
+          </w:p>
+        </w:tc>
+        <w:tc>
+          <w:tcPr>
+            <w:tcW w:type="dxa" w:w="900"/>
+          </w:tcPr>
+          <w:p>
+            <w:pPr>
+              <w:spacing w:before="0" w:after="0" w:line="240" w:lineRule="auto"/>
+            </w:pPr>
+            <w:r>
+              <w:rPr>
+                <w:b w:val="0"/>
+                <w:sz w:val="16"/>
+              </w:rPr>
+              <w:t>Unit‑4</w:t>
+            </w:r>
+          </w:p>
+        </w:tc>
+        <w:tc>
+          <w:tcPr>
+            <w:tcW w:type="dxa" w:w="2400"/>
+          </w:tcPr>
+          <w:p>
+            <w:pPr>
+              <w:spacing w:before="0" w:after="0" w:line="240" w:lineRule="auto"/>
+            </w:pPr>
+            <w:r>
+              <w:rPr>
+                <w:b w:val="0"/>
+                <w:sz w:val="16"/>
+              </w:rPr>
+              <w:t>2 Roll and 3 Roll Calenders</w:t>
+            </w:r>
+          </w:p>
+        </w:tc>
+        <w:tc>
+          <w:tcPr>
+            <w:tcW w:type="dxa" w:w="1100"/>
+          </w:tcPr>
+          <w:p>
+            <w:pPr>
+              <w:spacing w:before="0" w:after="0" w:line="240" w:lineRule="auto"/>
+            </w:pPr>
+            <w:r>
+              <w:rPr>
+                <w:b w:val="0"/>
+                <w:sz w:val="16"/>
+              </w:rPr>
+              <w:t>5</w:t>
+            </w:r>
+          </w:p>
+        </w:tc>
+        <w:tc>
+          <w:tcPr>
+            <w:tcW w:type="dxa" w:w="1000"/>
+          </w:tcPr>
+          <w:p>
+            <w:pPr>
+              <w:spacing w:before="0" w:after="0" w:line="240" w:lineRule="auto"/>
+            </w:pPr>
+            <w:r>
+              <w:rPr>
+                <w:b w:val="0"/>
+                <w:sz w:val="16"/>
+              </w:rPr>
+              <w:t>–</w:t>
+            </w:r>
+          </w:p>
+        </w:tc>
+        <w:tc>
+          <w:tcPr>
+            <w:tcW w:type="dxa" w:w="1400"/>
+          </w:tcPr>
+          <w:p>
+            <w:pPr>
+              <w:spacing w:before="0" w:after="0" w:line="240" w:lineRule="auto"/>
+            </w:pPr>
+            <w:r>
+              <w:rPr>
+                <w:b w:val="0"/>
+                <w:sz w:val="16"/>
+              </w:rPr>
+              <w:t>–</w:t>
+            </w:r>
+          </w:p>
+        </w:tc>
+        <w:tc>
+          <w:tcPr>
+            <w:tcW w:type="dxa" w:w="2998"/>
+          </w:tcPr>
+          <w:p>
+            <w:pPr>
+              <w:spacing w:before="0" w:after="0" w:line="240" w:lineRule="auto"/>
+            </w:pPr>
+            <w:r>
+              <w:rPr>
+                <w:b w:val="0"/>
+                <w:sz w:val="16"/>
+              </w:rPr>
+              <w:t>Not included in the current scope.</w:t>
+            </w:r>
+          </w:p>
+        </w:tc>
+      </w:tr>
+      <w:tr>
+        <w:tc>
+          <w:tcPr>
+            <w:tcW w:type="dxa" w:w="550"/>
+          </w:tcPr>
+          <w:p>
+            <w:pPr>
+              <w:spacing w:before="0" w:after="0" w:line="240" w:lineRule="auto"/>
+            </w:pPr>
+            <w:r>
+              <w:rPr>
+                <w:b w:val="0"/>
+                <w:sz w:val="16"/>
+              </w:rPr>
+              <w:t>7</w:t>
+            </w:r>
+          </w:p>
+        </w:tc>
+        <w:tc>
+          <w:tcPr>
+            <w:tcW w:type="dxa" w:w="900"/>
+          </w:tcPr>
+          <w:p>
+            <w:pPr>
+              <w:spacing w:before="0" w:after="0" w:line="240" w:lineRule="auto"/>
+            </w:pPr>
+            <w:r>
+              <w:rPr>
+                <w:b w:val="0"/>
+                <w:sz w:val="16"/>
+              </w:rPr>
+              <w:t>Unit‑4</w:t>
+            </w:r>
+          </w:p>
+        </w:tc>
+        <w:tc>
+          <w:tcPr>
+            <w:tcW w:type="dxa" w:w="2400"/>
+          </w:tcPr>
+          <w:p>
+            <w:pPr>
+              <w:spacing w:before="0" w:after="0" w:line="240" w:lineRule="auto"/>
+            </w:pPr>
+            <w:r>
+              <w:rPr>
+                <w:b w:val="0"/>
+                <w:sz w:val="16"/>
+              </w:rPr>
+              <w:t>Bias Cutter</w:t>
+            </w:r>
+          </w:p>
+        </w:tc>
+        <w:tc>
+          <w:tcPr>
+            <w:tcW w:type="dxa" w:w="1100"/>
+          </w:tcPr>
+          <w:p>
+            <w:pPr>
+              <w:spacing w:before="0" w:after="0" w:line="240" w:lineRule="auto"/>
+            </w:pPr>
+            <w:r>
+              <w:rPr>
+                <w:b w:val="0"/>
+                <w:sz w:val="16"/>
+              </w:rPr>
+              <w:t>3</w:t>
+            </w:r>
+          </w:p>
+        </w:tc>
+        <w:tc>
+          <w:tcPr>
+            <w:tcW w:type="dxa" w:w="1000"/>
+          </w:tcPr>
+          <w:p>
+            <w:pPr>
+              <w:spacing w:before="0" w:after="0" w:line="240" w:lineRule="auto"/>
+            </w:pPr>
+            <w:r>
+              <w:rPr>
+                <w:b w:val="0"/>
+                <w:sz w:val="16"/>
+              </w:rPr>
+              <w:t>–</w:t>
+            </w:r>
+          </w:p>
+        </w:tc>
+        <w:tc>
+          <w:tcPr>
+            <w:tcW w:type="dxa" w:w="1400"/>
+          </w:tcPr>
+          <w:p>
+            <w:pPr>
+              <w:spacing w:before="0" w:after="0" w:line="240" w:lineRule="auto"/>
+            </w:pPr>
+            <w:r>
+              <w:rPr>
+                <w:b w:val="0"/>
+                <w:sz w:val="16"/>
+              </w:rPr>
+              <w:t>–</w:t>
+            </w:r>
+          </w:p>
+        </w:tc>
+        <w:tc>
+          <w:tcPr>
+            <w:tcW w:type="dxa" w:w="2998"/>
+          </w:tcPr>
+          <w:p>
+            <w:pPr>
+              <w:spacing w:before="0" w:after="0" w:line="240" w:lineRule="auto"/>
+            </w:pPr>
+            <w:r>
+              <w:rPr>
+                <w:b w:val="0"/>
+                <w:sz w:val="16"/>
+              </w:rPr>
+              <w:t>Not included in the current scope.</w:t>
+            </w:r>
+          </w:p>
+        </w:tc>
+      </w:tr>
+      <w:tr>
+        <w:tc>
+          <w:tcPr>
+            <w:tcW w:type="dxa" w:w="550"/>
+          </w:tcPr>
+          <w:p>
+            <w:pPr>
+              <w:spacing w:before="0" w:after="0" w:line="240" w:lineRule="auto"/>
+            </w:pPr>
+            <w:r>
+              <w:rPr>
+                <w:b w:val="0"/>
+                <w:sz w:val="16"/>
+              </w:rPr>
+              <w:t>8</w:t>
+            </w:r>
+          </w:p>
+        </w:tc>
+        <w:tc>
+          <w:tcPr>
+            <w:tcW w:type="dxa" w:w="900"/>
+          </w:tcPr>
+          <w:p>
+            <w:pPr>
+              <w:spacing w:before="0" w:after="0" w:line="240" w:lineRule="auto"/>
+            </w:pPr>
+            <w:r>
+              <w:rPr>
+                <w:b w:val="0"/>
+                <w:sz w:val="16"/>
+              </w:rPr>
+              <w:t>Unit‑4</w:t>
+            </w:r>
+          </w:p>
+        </w:tc>
+        <w:tc>
+          <w:tcPr>
+            <w:tcW w:type="dxa" w:w="2400"/>
+          </w:tcPr>
+          <w:p>
+            <w:pPr>
+              <w:spacing w:before="0" w:after="0" w:line="240" w:lineRule="auto"/>
+            </w:pPr>
+            <w:r>
+              <w:rPr>
+                <w:b w:val="0"/>
+                <w:sz w:val="16"/>
+              </w:rPr>
+              <w:t>Bead Winding</w:t>
+            </w:r>
+          </w:p>
+        </w:tc>
+        <w:tc>
+          <w:tcPr>
+            <w:tcW w:type="dxa" w:w="1100"/>
+          </w:tcPr>
+          <w:p>
+            <w:pPr>
+              <w:spacing w:before="0" w:after="0" w:line="240" w:lineRule="auto"/>
+            </w:pPr>
+            <w:r>
+              <w:rPr>
+                <w:b w:val="0"/>
+                <w:sz w:val="16"/>
+              </w:rPr>
+              <w:t>2</w:t>
+            </w:r>
+          </w:p>
+        </w:tc>
+        <w:tc>
+          <w:tcPr>
+            <w:tcW w:type="dxa" w:w="1000"/>
+          </w:tcPr>
+          <w:p>
+            <w:pPr>
+              <w:spacing w:before="0" w:after="0" w:line="240" w:lineRule="auto"/>
+            </w:pPr>
+            <w:r>
+              <w:rPr>
+                <w:b w:val="0"/>
+                <w:sz w:val="16"/>
+              </w:rPr>
+              <w:t>–</w:t>
+            </w:r>
+          </w:p>
+        </w:tc>
+        <w:tc>
+          <w:tcPr>
+            <w:tcW w:type="dxa" w:w="1400"/>
+          </w:tcPr>
+          <w:p>
+            <w:pPr>
+              <w:spacing w:before="0" w:after="0" w:line="240" w:lineRule="auto"/>
+            </w:pPr>
+            <w:r>
+              <w:rPr>
+                <w:b w:val="0"/>
+                <w:sz w:val="16"/>
+              </w:rPr>
+              <w:t>–</w:t>
+            </w:r>
+          </w:p>
+        </w:tc>
+        <w:tc>
+          <w:tcPr>
+            <w:tcW w:type="dxa" w:w="2998"/>
+          </w:tcPr>
+          <w:p>
+            <w:pPr>
+              <w:spacing w:before="0" w:after="0" w:line="240" w:lineRule="auto"/>
+            </w:pPr>
+            <w:r>
+              <w:rPr>
+                <w:b w:val="0"/>
+                <w:sz w:val="16"/>
+              </w:rPr>
+              <w:t>Not included in the current scope.</w:t>
+            </w:r>
+          </w:p>
+        </w:tc>
+      </w:tr>
+      <w:tr>
+        <w:tc>
+          <w:tcPr>
+            <w:tcW w:type="dxa" w:w="550"/>
+          </w:tcPr>
+          <w:p>
+            <w:pPr>
+              <w:spacing w:before="0" w:after="0" w:line="240" w:lineRule="auto"/>
+            </w:pPr>
+            <w:r>
+              <w:rPr>
+                <w:b w:val="0"/>
+                <w:sz w:val="16"/>
+              </w:rPr>
+              <w:t>9</w:t>
+            </w:r>
+          </w:p>
+        </w:tc>
+        <w:tc>
+          <w:tcPr>
+            <w:tcW w:type="dxa" w:w="900"/>
+          </w:tcPr>
+          <w:p>
+            <w:pPr>
+              <w:spacing w:before="0" w:after="0" w:line="240" w:lineRule="auto"/>
+            </w:pPr>
+            <w:r>
+              <w:rPr>
+                <w:b w:val="0"/>
+                <w:sz w:val="16"/>
+              </w:rPr>
+              <w:t>Unit‑4</w:t>
+            </w:r>
+          </w:p>
+        </w:tc>
+        <w:tc>
+          <w:tcPr>
+            <w:tcW w:type="dxa" w:w="2400"/>
+          </w:tcPr>
+          <w:p>
+            <w:pPr>
+              <w:spacing w:before="0" w:after="0" w:line="240" w:lineRule="auto"/>
+            </w:pPr>
+            <w:r>
+              <w:rPr>
+                <w:b w:val="0"/>
+                <w:sz w:val="16"/>
+              </w:rPr>
+              <w:t>Fabric Cutter</w:t>
+            </w:r>
+          </w:p>
+        </w:tc>
+        <w:tc>
+          <w:tcPr>
+            <w:tcW w:type="dxa" w:w="1100"/>
+          </w:tcPr>
+          <w:p>
+            <w:pPr>
+              <w:spacing w:before="0" w:after="0" w:line="240" w:lineRule="auto"/>
+            </w:pPr>
+            <w:r>
+              <w:rPr>
+                <w:b w:val="0"/>
+                <w:sz w:val="16"/>
+              </w:rPr>
+              <w:t>3</w:t>
+            </w:r>
+          </w:p>
+        </w:tc>
+        <w:tc>
+          <w:tcPr>
+            <w:tcW w:type="dxa" w:w="1000"/>
+          </w:tcPr>
+          <w:p>
+            <w:pPr>
+              <w:spacing w:before="0" w:after="0" w:line="240" w:lineRule="auto"/>
+            </w:pPr>
+            <w:r>
+              <w:rPr>
+                <w:b w:val="0"/>
+                <w:sz w:val="16"/>
+              </w:rPr>
+              <w:t>–</w:t>
+            </w:r>
+          </w:p>
+        </w:tc>
+        <w:tc>
+          <w:tcPr>
+            <w:tcW w:type="dxa" w:w="1400"/>
+          </w:tcPr>
+          <w:p>
+            <w:pPr>
+              <w:spacing w:before="0" w:after="0" w:line="240" w:lineRule="auto"/>
+            </w:pPr>
+            <w:r>
+              <w:rPr>
+                <w:b w:val="0"/>
+                <w:sz w:val="16"/>
+              </w:rPr>
+              <w:t>–</w:t>
+            </w:r>
+          </w:p>
+        </w:tc>
+        <w:tc>
+          <w:tcPr>
+            <w:tcW w:type="dxa" w:w="2998"/>
+          </w:tcPr>
+          <w:p>
+            <w:pPr>
+              <w:spacing w:before="0" w:after="0" w:line="240" w:lineRule="auto"/>
+            </w:pPr>
+            <w:r>
+              <w:rPr>
+                <w:b w:val="0"/>
+                <w:sz w:val="16"/>
+              </w:rPr>
+              <w:t>Not included in the current scope.</w:t>
+            </w:r>
+          </w:p>
+        </w:tc>
+      </w:tr>
+      <w:tr>
+        <w:tc>
+          <w:tcPr>
+            <w:tcW w:type="dxa" w:w="550"/>
+          </w:tcPr>
+          <w:p>
+            <w:pPr>
+              <w:spacing w:before="0" w:after="0" w:line="240" w:lineRule="auto"/>
+            </w:pPr>
+            <w:r>
+              <w:rPr>
+                <w:b w:val="0"/>
+                <w:sz w:val="16"/>
+              </w:rPr>
+              <w:t>10</w:t>
+            </w:r>
+          </w:p>
+        </w:tc>
+        <w:tc>
+          <w:tcPr>
+            <w:tcW w:type="dxa" w:w="900"/>
+          </w:tcPr>
+          <w:p>
+            <w:pPr>
+              <w:spacing w:before="0" w:after="0" w:line="240" w:lineRule="auto"/>
+            </w:pPr>
+            <w:r>
+              <w:rPr>
+                <w:b w:val="0"/>
+                <w:sz w:val="16"/>
+              </w:rPr>
+              <w:t>Unit‑4</w:t>
+            </w:r>
+          </w:p>
+        </w:tc>
+        <w:tc>
+          <w:tcPr>
+            <w:tcW w:type="dxa" w:w="2400"/>
+          </w:tcPr>
+          <w:p>
+            <w:pPr>
+              <w:spacing w:before="0" w:after="0" w:line="240" w:lineRule="auto"/>
+            </w:pPr>
+            <w:r>
+              <w:rPr>
+                <w:b w:val="0"/>
+                <w:sz w:val="16"/>
+              </w:rPr>
+              <w:t>Balancing</w:t>
+            </w:r>
+          </w:p>
+        </w:tc>
+        <w:tc>
+          <w:tcPr>
+            <w:tcW w:type="dxa" w:w="1100"/>
+          </w:tcPr>
+          <w:p>
+            <w:pPr>
+              <w:spacing w:before="0" w:after="0" w:line="240" w:lineRule="auto"/>
+            </w:pPr>
+            <w:r>
+              <w:rPr>
+                <w:b w:val="0"/>
+                <w:sz w:val="16"/>
+              </w:rPr>
+              <w:t>10</w:t>
+            </w:r>
+          </w:p>
+        </w:tc>
+        <w:tc>
+          <w:tcPr>
+            <w:tcW w:type="dxa" w:w="1000"/>
+          </w:tcPr>
+          <w:p>
+            <w:pPr>
+              <w:spacing w:before="0" w:after="0" w:line="240" w:lineRule="auto"/>
+            </w:pPr>
+            <w:r>
+              <w:rPr>
+                <w:b w:val="0"/>
+                <w:sz w:val="16"/>
+              </w:rPr>
+              <w:t>–</w:t>
+            </w:r>
+          </w:p>
+        </w:tc>
+        <w:tc>
+          <w:tcPr>
+            <w:tcW w:type="dxa" w:w="1400"/>
+          </w:tcPr>
+          <w:p>
+            <w:pPr>
+              <w:spacing w:before="0" w:after="0" w:line="240" w:lineRule="auto"/>
+            </w:pPr>
+            <w:r>
+              <w:rPr>
+                <w:b w:val="0"/>
+                <w:sz w:val="16"/>
+              </w:rPr>
+              <w:t>–</w:t>
+            </w:r>
+          </w:p>
+        </w:tc>
+        <w:tc>
+          <w:tcPr>
+            <w:tcW w:type="dxa" w:w="2998"/>
+          </w:tcPr>
+          <w:p>
+            <w:pPr>
+              <w:spacing w:before="0" w:after="0" w:line="240" w:lineRule="auto"/>
+            </w:pPr>
+            <w:r>
+              <w:rPr>
+                <w:b w:val="0"/>
+                <w:sz w:val="16"/>
+              </w:rPr>
+              <w:t>Not included in the current scope.</w:t>
+            </w:r>
+          </w:p>
+        </w:tc>
+      </w:tr>
+      <w:tr>
+        <w:tc>
+          <w:tcPr>
+            <w:tcW w:type="dxa" w:w="550"/>
+          </w:tcPr>
+          <w:p>
+            <w:pPr>
+              <w:spacing w:before="0" w:after="0" w:line="240" w:lineRule="auto"/>
+            </w:pPr>
+            <w:r>
+              <w:rPr>
+                <w:b w:val="0"/>
+                <w:sz w:val="16"/>
+              </w:rPr>
+              <w:t>11</w:t>
+            </w:r>
+          </w:p>
+        </w:tc>
+        <w:tc>
+          <w:tcPr>
+            <w:tcW w:type="dxa" w:w="900"/>
+          </w:tcPr>
+          <w:p>
+            <w:pPr>
+              <w:spacing w:before="0" w:after="0" w:line="240" w:lineRule="auto"/>
+            </w:pPr>
+            <w:r>
+              <w:rPr>
+                <w:b w:val="0"/>
+                <w:sz w:val="16"/>
+              </w:rPr>
+              <w:t>Unit‑4</w:t>
+            </w:r>
+          </w:p>
+        </w:tc>
+        <w:tc>
+          <w:tcPr>
+            <w:tcW w:type="dxa" w:w="2400"/>
+          </w:tcPr>
+          <w:p>
+            <w:pPr>
+              <w:spacing w:before="0" w:after="0" w:line="240" w:lineRule="auto"/>
+            </w:pPr>
+            <w:r>
+              <w:rPr>
+                <w:b w:val="0"/>
+                <w:sz w:val="16"/>
+              </w:rPr>
+              <w:t>Runout</w:t>
+            </w:r>
+          </w:p>
+        </w:tc>
+        <w:tc>
+          <w:tcPr>
+            <w:tcW w:type="dxa" w:w="1100"/>
+          </w:tcPr>
+          <w:p>
+            <w:pPr>
+              <w:spacing w:before="0" w:after="0" w:line="240" w:lineRule="auto"/>
+            </w:pPr>
+            <w:r>
+              <w:rPr>
+                <w:b w:val="0"/>
+                <w:sz w:val="16"/>
+              </w:rPr>
+              <w:t>11</w:t>
+            </w:r>
+          </w:p>
+        </w:tc>
+        <w:tc>
+          <w:tcPr>
+            <w:tcW w:type="dxa" w:w="1000"/>
+          </w:tcPr>
+          <w:p>
+            <w:pPr>
+              <w:spacing w:before="0" w:after="0" w:line="240" w:lineRule="auto"/>
+            </w:pPr>
+            <w:r>
+              <w:rPr>
+                <w:b w:val="0"/>
+                <w:sz w:val="16"/>
+              </w:rPr>
+              <w:t>–</w:t>
+            </w:r>
+          </w:p>
+        </w:tc>
+        <w:tc>
+          <w:tcPr>
+            <w:tcW w:type="dxa" w:w="1400"/>
+          </w:tcPr>
+          <w:p>
+            <w:pPr>
+              <w:spacing w:before="0" w:after="0" w:line="240" w:lineRule="auto"/>
+            </w:pPr>
+            <w:r>
+              <w:rPr>
+                <w:b w:val="0"/>
+                <w:sz w:val="16"/>
+              </w:rPr>
+              <w:t>–</w:t>
+            </w:r>
+          </w:p>
+        </w:tc>
+        <w:tc>
+          <w:tcPr>
+            <w:tcW w:type="dxa" w:w="2998"/>
+          </w:tcPr>
+          <w:p>
+            <w:pPr>
+              <w:spacing w:before="0" w:after="0" w:line="240" w:lineRule="auto"/>
+            </w:pPr>
+            <w:r>
+              <w:rPr>
+                <w:b w:val="0"/>
+                <w:sz w:val="16"/>
+              </w:rPr>
+              <w:t>Not included in the current scope.</w:t>
+            </w:r>
+          </w:p>
+        </w:tc>
+      </w:tr>
+      <w:tr>
+        <w:tc>
+          <w:tcPr>
+            <w:tcW w:type="dxa" w:w="550"/>
+          </w:tcPr>
+          <w:p>
+            <w:pPr>
+              <w:spacing w:before="0" w:after="0" w:line="240" w:lineRule="auto"/>
+            </w:pPr>
+            <w:r>
+              <w:rPr>
+                <w:b w:val="0"/>
+                <w:sz w:val="16"/>
+              </w:rPr>
+              <w:t>12</w:t>
+            </w:r>
+          </w:p>
+        </w:tc>
+        <w:tc>
+          <w:tcPr>
+            <w:tcW w:type="dxa" w:w="900"/>
+          </w:tcPr>
+          <w:p>
+            <w:pPr>
+              <w:spacing w:before="0" w:after="0" w:line="240" w:lineRule="auto"/>
+            </w:pPr>
+            <w:r>
+              <w:rPr>
+                <w:b w:val="0"/>
+                <w:sz w:val="16"/>
+              </w:rPr>
+              <w:t>Unit‑4</w:t>
+            </w:r>
+          </w:p>
+        </w:tc>
+        <w:tc>
+          <w:tcPr>
+            <w:tcW w:type="dxa" w:w="2400"/>
+          </w:tcPr>
+          <w:p>
+            <w:pPr>
+              <w:spacing w:before="0" w:after="0" w:line="240" w:lineRule="auto"/>
+            </w:pPr>
+            <w:r>
+              <w:rPr>
+                <w:b w:val="0"/>
+                <w:sz w:val="16"/>
+              </w:rPr>
+              <w:t>2nd Line Inspection</w:t>
+            </w:r>
+          </w:p>
+        </w:tc>
+        <w:tc>
+          <w:tcPr>
+            <w:tcW w:type="dxa" w:w="1100"/>
+          </w:tcPr>
+          <w:p>
+            <w:pPr>
+              <w:spacing w:before="0" w:after="0" w:line="240" w:lineRule="auto"/>
+            </w:pPr>
+            <w:r>
+              <w:rPr>
+                <w:b w:val="0"/>
+                <w:sz w:val="16"/>
+              </w:rPr>
+              <w:t>9</w:t>
+            </w:r>
+          </w:p>
+        </w:tc>
+        <w:tc>
+          <w:tcPr>
+            <w:tcW w:type="dxa" w:w="1000"/>
+          </w:tcPr>
+          <w:p>
+            <w:pPr>
+              <w:spacing w:before="0" w:after="0" w:line="240" w:lineRule="auto"/>
+            </w:pPr>
+            <w:r>
+              <w:rPr>
+                <w:b w:val="0"/>
+                <w:sz w:val="16"/>
+              </w:rPr>
+              <w:t>–</w:t>
+            </w:r>
+          </w:p>
+        </w:tc>
+        <w:tc>
+          <w:tcPr>
+            <w:tcW w:type="dxa" w:w="1400"/>
+          </w:tcPr>
+          <w:p>
+            <w:pPr>
+              <w:spacing w:before="0" w:after="0" w:line="240" w:lineRule="auto"/>
+            </w:pPr>
+            <w:r>
+              <w:rPr>
+                <w:b w:val="0"/>
+                <w:sz w:val="16"/>
+              </w:rPr>
+              <w:t>–</w:t>
+            </w:r>
+          </w:p>
+        </w:tc>
+        <w:tc>
+          <w:tcPr>
+            <w:tcW w:type="dxa" w:w="2998"/>
+          </w:tcPr>
+          <w:p>
+            <w:pPr>
+              <w:spacing w:before="0" w:after="0" w:line="240" w:lineRule="auto"/>
+            </w:pPr>
+            <w:r>
+              <w:rPr>
+                <w:b w:val="0"/>
+                <w:sz w:val="16"/>
+              </w:rPr>
+              <w:t>Future planning; not considered in the current scope.</w:t>
+            </w:r>
+          </w:p>
+        </w:tc>
+      </w:tr>
+      <w:tr>
+        <w:tc>
+          <w:tcPr>
+            <w:tcW w:type="dxa" w:w="550"/>
+          </w:tcPr>
+          <w:p>
+            <w:pPr>
+              <w:spacing w:before="0" w:after="0" w:line="240" w:lineRule="auto"/>
+            </w:pPr>
+            <w:r>
+              <w:rPr>
+                <w:b/>
+                <w:sz w:val="16"/>
+              </w:rPr>
+            </w:r>
+          </w:p>
+        </w:tc>
+        <w:tc>
+          <w:tcPr>
+            <w:tcW w:type="dxa" w:w="900"/>
+          </w:tcPr>
+          <w:p>
+            <w:pPr>
+              <w:spacing w:before="0" w:after="0" w:line="240" w:lineRule="auto"/>
+            </w:pPr>
+            <w:r>
+              <w:rPr>
+                <w:b/>
+                <w:sz w:val="16"/>
+              </w:rPr>
+              <w:t>Total</w:t>
+            </w:r>
+          </w:p>
+        </w:tc>
+        <w:tc>
+          <w:tcPr>
+            <w:tcW w:type="dxa" w:w="2400"/>
+          </w:tcPr>
+          <w:p>
+            <w:pPr>
+              <w:spacing w:before="0" w:after="0" w:line="240" w:lineRule="auto"/>
+            </w:pPr>
+            <w:r>
+              <w:rPr>
+                <w:b/>
+                <w:sz w:val="16"/>
+              </w:rPr>
+            </w:r>
+          </w:p>
+        </w:tc>
+        <w:tc>
+          <w:tcPr>
+            <w:tcW w:type="dxa" w:w="1100"/>
+          </w:tcPr>
+          <w:p>
+            <w:pPr>
+              <w:spacing w:before="0" w:after="0" w:line="240" w:lineRule="auto"/>
+            </w:pPr>
+            <w:r>
+              <w:rPr>
+                <w:b/>
+                <w:sz w:val="16"/>
+              </w:rPr>
+              <w:t>145</w:t>
+            </w:r>
+          </w:p>
+        </w:tc>
+        <w:tc>
+          <w:tcPr>
+            <w:tcW w:type="dxa" w:w="1000"/>
+          </w:tcPr>
+          <w:p>
+            <w:pPr>
+              <w:spacing w:before="0" w:after="0" w:line="240" w:lineRule="auto"/>
+            </w:pPr>
+            <w:r>
+              <w:rPr>
+                <w:b/>
+                <w:sz w:val="16"/>
+              </w:rPr>
+              <w:t>87</w:t>
+            </w:r>
+          </w:p>
+        </w:tc>
+        <w:tc>
+          <w:tcPr>
+            <w:tcW w:type="dxa" w:w="1400"/>
+          </w:tcPr>
+          <w:p>
+            <w:pPr>
+              <w:spacing w:before="0" w:after="0" w:line="240" w:lineRule="auto"/>
+            </w:pPr>
+            <w:r>
+              <w:rPr>
+                <w:b/>
+                <w:sz w:val="16"/>
+              </w:rPr>
+              <w:t>95</w:t>
+            </w:r>
+          </w:p>
+        </w:tc>
+        <w:tc>
+          <w:tcPr>
+            <w:tcW w:type="dxa" w:w="2998"/>
+          </w:tcPr>
+          <w:p>
+            <w:pPr>
+              <w:spacing w:before="0" w:after="0" w:line="240" w:lineRule="auto"/>
+            </w:pPr>
+            <w:r>
+              <w:rPr>
+                <w:b/>
+                <w:sz w:val="16"/>
+              </w:rPr>
+            </w:r>
+          </w:p>
+        </w:tc>
+      </w:tr>
+    </w:tbl>
+    <w:p>
+      <w:pPr>
+        <w:pStyle w:val="Caption"/>
+      </w:pPr>
+      <w:r>
+        <w:rPr>
+          <w:b w:val="0"/>
+        </w:rPr>
+        <w:t>Table: Shopfloor data capture hardware requirement</w:t>
+      </w:r>
+    </w:p>
+    <w:p>
+      <w:pPr/>
+      <w:r>
+        <w:rPr>
+          <w:b/>
+        </w:rPr>
+        <w:t>Basis and open points:</w:t>
+      </w:r>
+    </w:p>
+    <w:p>
+      <w:pPr>
+        <w:pStyle w:val="ListParagraph"/>
+        <w:numPr>
+          <w:ilvl w:val="0"/>
+          <w:numId w:val="47"/>
+        </w:numPr>
+      </w:pPr>
+      <w:r>
+        <w:rPr>
+          <w:b w:val="0"/>
+        </w:rPr>
+        <w:t>Quantities follow the requirement that tyre building machines carry an MES HMI and a Bluetooth scanner, and curing machines carry a Bluetooth scanner. Tyre building covers TBB and LCV Tyre Building in Unit‑2 and the Building area in Unit‑4, 87 machines in total.</w:t>
+      </w:r>
+    </w:p>
+    <w:p>
+      <w:pPr>
+        <w:pStyle w:val="ListParagraph"/>
+        <w:numPr>
+          <w:ilvl w:val="0"/>
+          <w:numId w:val="47"/>
+        </w:numPr>
+      </w:pPr>
+      <w:r>
+        <w:rPr>
+          <w:b w:val="0"/>
+        </w:rPr>
+        <w:t>MES HMI and AIDC devices are listed against the customer in the Roles and Responsibilities section of this document and are not part of the Smart Controls scope of supply.</w:t>
+      </w:r>
+    </w:p>
+    <w:p>
+      <w:pPr>
+        <w:pStyle w:val="ListParagraph"/>
+        <w:numPr>
+          <w:ilvl w:val="0"/>
+          <w:numId w:val="47"/>
+        </w:numPr>
+      </w:pPr>
+      <w:r>
+        <w:rPr>
+          <w:b w:val="0"/>
+        </w:rPr>
+        <w:t>The curing machines carry a scanner without an MES HMI. Whether these scanners pair to a shared HMI, a handheld terminal or an existing station is to be confirmed, as it affects both the device count and the booking workflow.</w:t>
+      </w:r>
+    </w:p>
+    <w:p>
+      <w:pPr>
+        <w:pStyle w:val="ListParagraph"/>
+        <w:numPr>
+          <w:ilvl w:val="0"/>
+          <w:numId w:val="47"/>
+        </w:numPr>
+      </w:pPr>
+      <w:r>
+        <w:rPr>
+          <w:b w:val="0"/>
+        </w:rPr>
+        <w:t>RB1‑1 to RB1‑6 in Unit‑4 have no PLC. The MES HMI at these machines provides the manual data capture referred to in the Machine Details section.</w:t>
+      </w:r>
+    </w:p>
+    <w:p>
+      <w:pPr>
+        <w:pStyle w:val="ListParagraph"/>
+        <w:numPr>
+          <w:ilvl w:val="0"/>
+          <w:numId w:val="47"/>
+        </w:numPr>
+      </w:pPr>
+      <w:r>
+        <w:rPr>
+          <w:b w:val="0"/>
+        </w:rPr>
+        <w:t>The process areas shown at nil above are not included in the current scope. If material tracking is required at extrusion, calendering, component preparation or finishing, the device count is to be extended by change request.</w:t>
+      </w:r>
+    </w:p>
+    <w:p>
+      <w:pPr>
+        <w:pStyle w:val="ListParagraph"/>
+        <w:numPr>
+          <w:ilvl w:val="0"/>
+          <w:numId w:val="47"/>
+        </w:numPr>
+      </w:pPr>
+      <w:r>
+        <w:rPr>
+          <w:b w:val="0"/>
+        </w:rPr>
+        <w:t>Scanner model, HMI specification, mounting, power and wireless coverage are to be agreed during the Functional Design phase. Wireless access point coverage across the shopfloor is a customer responsibility.</w:t>
       </w:r>
     </w:p>
     <w:p/>
@@ -43390,6 +45228,12 @@
       <w:startOverride w:val="1"/>
     </w:lvlOverride>
   </w:num>
+  <w:num w:numId="47">
+    <w:abstractNumId w:val="6"/>
+    <w:lvlOverride w:ilvl="0">
+      <w:startOverride w:val="1"/>
+    </w:lvlOverride>
+  </w:num>
   <w:numIdMacAtCleanup w:val="12"/>
 </w:numbering>
 </file>

--- a/JK_Lakshar_MES_XXXXX_Technical Offer_R0.docx
+++ b/JK_Lakshar_MES_XXXXX_Technical Offer_R0.docx
@@ -39245,6 +39245,2746 @@
       </w:r>
       <w:bookmarkEnd w:id="65"/>
       <w:bookmarkEnd w:id="66"/>
+    </w:p>
+    <w:p>
+      <w:pPr/>
+      <w:r>
+        <w:rPr>
+          <w:b w:val="0"/>
+        </w:rPr>
+        <w:t>The project is planned over 39 weeks, that is 9 months from kick‑off. The schedule below shows the service and supply streams against month bands M1 to M9, with the start week and duration of each activity.</w:t>
+      </w:r>
+    </w:p>
+    <w:tbl>
+      <w:tblPr>
+        <w:tblStyle w:val="SCILCorporateTable10"/>
+        <w:tblW w:w="10348" w:type="dxa"/>
+        <w:tblInd w:w="-709" w:type="dxa"/>
+        <w:tblBorders>
+          <w:top w:val="single" w:sz="4" w:space="0" w:color="auto"/>
+          <w:left w:val="single" w:sz="4" w:space="0" w:color="auto"/>
+          <w:bottom w:val="single" w:sz="4" w:space="0" w:color="auto"/>
+          <w:right w:val="single" w:sz="4" w:space="0" w:color="auto"/>
+          <w:insideH w:val="single" w:sz="4" w:space="0" w:color="auto"/>
+          <w:insideV w:val="single" w:sz="4" w:space="0" w:color="auto"/>
+        </w:tblBorders>
+        <w:tblLook w:val="04A0" w:firstRow="1" w:lastRow="0" w:firstColumn="1" w:lastColumn="0" w:noHBand="0" w:noVBand="1"/>
+      </w:tblPr>
+      <w:tblGrid>
+        <w:gridCol w:w="550"/>
+        <w:gridCol w:w="900"/>
+        <w:gridCol w:w="2250"/>
+        <w:gridCol w:w="600"/>
+        <w:gridCol w:w="600"/>
+        <w:gridCol w:w="605"/>
+        <w:gridCol w:w="605"/>
+        <w:gridCol w:w="605"/>
+        <w:gridCol w:w="605"/>
+        <w:gridCol w:w="605"/>
+        <w:gridCol w:w="605"/>
+        <w:gridCol w:w="605"/>
+        <w:gridCol w:w="605"/>
+        <w:gridCol w:w="608"/>
+      </w:tblGrid>
+      <w:tr>
+        <w:trPr>
+          <w:tblHeader/>
+        </w:trPr>
+        <w:tc>
+          <w:tcPr>
+            <w:tcW w:w="550" w:type="dxa"/>
+          </w:tcPr>
+          <w:p>
+            <w:pPr>
+              <w:spacing w:before="0" w:after="0" w:line="240" w:lineRule="auto"/>
+            </w:pPr>
+            <w:r>
+              <w:rPr>
+                <w:sz w:val="16"/>
+              </w:rPr>
+              <w:t>S.No</w:t>
+            </w:r>
+          </w:p>
+        </w:tc>
+        <w:tc>
+          <w:tcPr>
+            <w:tcW w:w="900" w:type="dxa"/>
+          </w:tcPr>
+          <w:p>
+            <w:pPr>
+              <w:spacing w:before="0" w:after="0" w:line="240" w:lineRule="auto"/>
+            </w:pPr>
+            <w:r>
+              <w:rPr>
+                <w:sz w:val="16"/>
+              </w:rPr>
+              <w:t>Scope</w:t>
+            </w:r>
+          </w:p>
+        </w:tc>
+        <w:tc>
+          <w:tcPr>
+            <w:tcW w:w="2250" w:type="dxa"/>
+          </w:tcPr>
+          <w:p>
+            <w:pPr>
+              <w:spacing w:before="0" w:after="0" w:line="240" w:lineRule="auto"/>
+            </w:pPr>
+            <w:r>
+              <w:rPr>
+                <w:sz w:val="16"/>
+              </w:rPr>
+              <w:t>Activity</w:t>
+            </w:r>
+          </w:p>
+        </w:tc>
+        <w:tc>
+          <w:tcPr>
+            <w:tcW w:w="600" w:type="dxa"/>
+          </w:tcPr>
+          <w:p>
+            <w:pPr>
+              <w:spacing w:before="0" w:after="0" w:line="240" w:lineRule="auto"/>
+            </w:pPr>
+            <w:r>
+              <w:rPr>
+                <w:sz w:val="16"/>
+              </w:rPr>
+              <w:t>Start Wk</w:t>
+            </w:r>
+          </w:p>
+        </w:tc>
+        <w:tc>
+          <w:tcPr>
+            <w:tcW w:w="600" w:type="dxa"/>
+          </w:tcPr>
+          <w:p>
+            <w:pPr>
+              <w:spacing w:before="0" w:after="0" w:line="240" w:lineRule="auto"/>
+            </w:pPr>
+            <w:r>
+              <w:rPr>
+                <w:sz w:val="16"/>
+              </w:rPr>
+              <w:t>Dur. Wk</w:t>
+            </w:r>
+          </w:p>
+        </w:tc>
+        <w:tc>
+          <w:tcPr>
+            <w:tcW w:w="605" w:type="dxa"/>
+          </w:tcPr>
+          <w:p>
+            <w:pPr>
+              <w:spacing w:before="0" w:after="0" w:line="240" w:lineRule="auto"/>
+              <w:jc w:val="center"/>
+            </w:pPr>
+            <w:r>
+              <w:rPr>
+                <w:sz w:val="16"/>
+              </w:rPr>
+              <w:t>M1</w:t>
+            </w:r>
+          </w:p>
+        </w:tc>
+        <w:tc>
+          <w:tcPr>
+            <w:tcW w:w="605" w:type="dxa"/>
+          </w:tcPr>
+          <w:p>
+            <w:pPr>
+              <w:spacing w:before="0" w:after="0" w:line="240" w:lineRule="auto"/>
+              <w:jc w:val="center"/>
+            </w:pPr>
+            <w:r>
+              <w:rPr>
+                <w:sz w:val="16"/>
+              </w:rPr>
+              <w:t>M2</w:t>
+            </w:r>
+          </w:p>
+        </w:tc>
+        <w:tc>
+          <w:tcPr>
+            <w:tcW w:w="605" w:type="dxa"/>
+          </w:tcPr>
+          <w:p>
+            <w:pPr>
+              <w:spacing w:before="0" w:after="0" w:line="240" w:lineRule="auto"/>
+              <w:jc w:val="center"/>
+            </w:pPr>
+            <w:r>
+              <w:rPr>
+                <w:sz w:val="16"/>
+              </w:rPr>
+              <w:t>M3</w:t>
+            </w:r>
+          </w:p>
+        </w:tc>
+        <w:tc>
+          <w:tcPr>
+            <w:tcW w:w="605" w:type="dxa"/>
+          </w:tcPr>
+          <w:p>
+            <w:pPr>
+              <w:spacing w:before="0" w:after="0" w:line="240" w:lineRule="auto"/>
+              <w:jc w:val="center"/>
+            </w:pPr>
+            <w:r>
+              <w:rPr>
+                <w:sz w:val="16"/>
+              </w:rPr>
+              <w:t>M4</w:t>
+            </w:r>
+          </w:p>
+        </w:tc>
+        <w:tc>
+          <w:tcPr>
+            <w:tcW w:w="605" w:type="dxa"/>
+          </w:tcPr>
+          <w:p>
+            <w:pPr>
+              <w:spacing w:before="0" w:after="0" w:line="240" w:lineRule="auto"/>
+              <w:jc w:val="center"/>
+            </w:pPr>
+            <w:r>
+              <w:rPr>
+                <w:sz w:val="16"/>
+              </w:rPr>
+              <w:t>M5</w:t>
+            </w:r>
+          </w:p>
+        </w:tc>
+        <w:tc>
+          <w:tcPr>
+            <w:tcW w:w="605" w:type="dxa"/>
+          </w:tcPr>
+          <w:p>
+            <w:pPr>
+              <w:spacing w:before="0" w:after="0" w:line="240" w:lineRule="auto"/>
+              <w:jc w:val="center"/>
+            </w:pPr>
+            <w:r>
+              <w:rPr>
+                <w:sz w:val="16"/>
+              </w:rPr>
+              <w:t>M6</w:t>
+            </w:r>
+          </w:p>
+        </w:tc>
+        <w:tc>
+          <w:tcPr>
+            <w:tcW w:w="605" w:type="dxa"/>
+          </w:tcPr>
+          <w:p>
+            <w:pPr>
+              <w:spacing w:before="0" w:after="0" w:line="240" w:lineRule="auto"/>
+              <w:jc w:val="center"/>
+            </w:pPr>
+            <w:r>
+              <w:rPr>
+                <w:sz w:val="16"/>
+              </w:rPr>
+              <w:t>M7</w:t>
+            </w:r>
+          </w:p>
+        </w:tc>
+        <w:tc>
+          <w:tcPr>
+            <w:tcW w:w="605" w:type="dxa"/>
+          </w:tcPr>
+          <w:p>
+            <w:pPr>
+              <w:spacing w:before="0" w:after="0" w:line="240" w:lineRule="auto"/>
+              <w:jc w:val="center"/>
+            </w:pPr>
+            <w:r>
+              <w:rPr>
+                <w:sz w:val="16"/>
+              </w:rPr>
+              <w:t>M8</w:t>
+            </w:r>
+          </w:p>
+        </w:tc>
+        <w:tc>
+          <w:tcPr>
+            <w:tcW w:w="608" w:type="dxa"/>
+          </w:tcPr>
+          <w:p>
+            <w:pPr>
+              <w:spacing w:before="0" w:after="0" w:line="240" w:lineRule="auto"/>
+              <w:jc w:val="center"/>
+            </w:pPr>
+            <w:r>
+              <w:rPr>
+                <w:sz w:val="16"/>
+              </w:rPr>
+              <w:t>M9</w:t>
+            </w:r>
+          </w:p>
+        </w:tc>
+      </w:tr>
+      <w:tr>
+        <w:tc>
+          <w:tcPr>
+            <w:tcW w:w="550" w:type="dxa"/>
+          </w:tcPr>
+          <w:p>
+            <w:pPr>
+              <w:spacing w:before="0" w:after="0" w:line="240" w:lineRule="auto"/>
+            </w:pPr>
+            <w:r>
+              <w:rPr>
+                <w:sz w:val="16"/>
+              </w:rPr>
+              <w:t>1</w:t>
+            </w:r>
+          </w:p>
+        </w:tc>
+        <w:tc>
+          <w:tcPr>
+            <w:tcW w:w="900" w:type="dxa"/>
+            <w:vMerge w:val="restart"/>
+          </w:tcPr>
+          <w:p>
+            <w:pPr>
+              <w:spacing w:before="0" w:after="0" w:line="240" w:lineRule="auto"/>
+            </w:pPr>
+            <w:r>
+              <w:rPr>
+                <w:b/>
+                <w:sz w:val="16"/>
+              </w:rPr>
+              <w:t>Service</w:t>
+            </w:r>
+          </w:p>
+        </w:tc>
+        <w:tc>
+          <w:tcPr>
+            <w:tcW w:w="2250" w:type="dxa"/>
+          </w:tcPr>
+          <w:p>
+            <w:pPr>
+              <w:spacing w:before="0" w:after="0" w:line="240" w:lineRule="auto"/>
+            </w:pPr>
+            <w:r>
+              <w:rPr>
+                <w:sz w:val="16"/>
+              </w:rPr>
+              <w:t>Requirement Workshop and Business Requirement Document (BRD)</w:t>
+            </w:r>
+          </w:p>
+        </w:tc>
+        <w:tc>
+          <w:tcPr>
+            <w:tcW w:w="600" w:type="dxa"/>
+          </w:tcPr>
+          <w:p>
+            <w:pPr>
+              <w:spacing w:before="0" w:after="0" w:line="240" w:lineRule="auto"/>
+              <w:jc w:val="center"/>
+            </w:pPr>
+            <w:r>
+              <w:rPr>
+                <w:sz w:val="16"/>
+              </w:rPr>
+              <w:t>1</w:t>
+            </w:r>
+          </w:p>
+        </w:tc>
+        <w:tc>
+          <w:tcPr>
+            <w:tcW w:w="600" w:type="dxa"/>
+          </w:tcPr>
+          <w:p>
+            <w:pPr>
+              <w:spacing w:before="0" w:after="0" w:line="240" w:lineRule="auto"/>
+              <w:jc w:val="center"/>
+            </w:pPr>
+            <w:r>
+              <w:rPr>
+                <w:sz w:val="16"/>
+              </w:rPr>
+              <w:t>3</w:t>
+            </w:r>
+          </w:p>
+        </w:tc>
+        <w:tc>
+          <w:tcPr>
+            <w:tcW w:w="605" w:type="dxa"/>
+            <w:shd w:val="clear" w:color="auto" w:fill="27166F"/>
+          </w:tcPr>
+          <w:p>
+            <w:pPr>
+              <w:spacing w:before="0" w:after="0" w:line="240" w:lineRule="auto"/>
+              <w:jc w:val="center"/>
+            </w:pPr>
+          </w:p>
+        </w:tc>
+        <w:tc>
+          <w:tcPr>
+            <w:tcW w:w="605" w:type="dxa"/>
+          </w:tcPr>
+          <w:p>
+            <w:pPr>
+              <w:spacing w:before="0" w:after="0" w:line="240" w:lineRule="auto"/>
+              <w:jc w:val="center"/>
+            </w:pPr>
+          </w:p>
+        </w:tc>
+        <w:tc>
+          <w:tcPr>
+            <w:tcW w:w="605" w:type="dxa"/>
+          </w:tcPr>
+          <w:p>
+            <w:pPr>
+              <w:spacing w:before="0" w:after="0" w:line="240" w:lineRule="auto"/>
+              <w:jc w:val="center"/>
+            </w:pPr>
+          </w:p>
+        </w:tc>
+        <w:tc>
+          <w:tcPr>
+            <w:tcW w:w="605" w:type="dxa"/>
+          </w:tcPr>
+          <w:p>
+            <w:pPr>
+              <w:spacing w:before="0" w:after="0" w:line="240" w:lineRule="auto"/>
+              <w:jc w:val="center"/>
+            </w:pPr>
+          </w:p>
+        </w:tc>
+        <w:tc>
+          <w:tcPr>
+            <w:tcW w:w="605" w:type="dxa"/>
+          </w:tcPr>
+          <w:p>
+            <w:pPr>
+              <w:spacing w:before="0" w:after="0" w:line="240" w:lineRule="auto"/>
+              <w:jc w:val="center"/>
+            </w:pPr>
+          </w:p>
+        </w:tc>
+        <w:tc>
+          <w:tcPr>
+            <w:tcW w:w="605" w:type="dxa"/>
+          </w:tcPr>
+          <w:p>
+            <w:pPr>
+              <w:spacing w:before="0" w:after="0" w:line="240" w:lineRule="auto"/>
+              <w:jc w:val="center"/>
+            </w:pPr>
+          </w:p>
+        </w:tc>
+        <w:tc>
+          <w:tcPr>
+            <w:tcW w:w="605" w:type="dxa"/>
+          </w:tcPr>
+          <w:p>
+            <w:pPr>
+              <w:spacing w:before="0" w:after="0" w:line="240" w:lineRule="auto"/>
+              <w:jc w:val="center"/>
+            </w:pPr>
+          </w:p>
+        </w:tc>
+        <w:tc>
+          <w:tcPr>
+            <w:tcW w:w="605" w:type="dxa"/>
+          </w:tcPr>
+          <w:p>
+            <w:pPr>
+              <w:spacing w:before="0" w:after="0" w:line="240" w:lineRule="auto"/>
+              <w:jc w:val="center"/>
+            </w:pPr>
+          </w:p>
+        </w:tc>
+        <w:tc>
+          <w:tcPr>
+            <w:tcW w:w="608" w:type="dxa"/>
+          </w:tcPr>
+          <w:p>
+            <w:pPr>
+              <w:spacing w:before="0" w:after="0" w:line="240" w:lineRule="auto"/>
+              <w:jc w:val="center"/>
+            </w:pPr>
+          </w:p>
+        </w:tc>
+      </w:tr>
+      <w:tr>
+        <w:tc>
+          <w:tcPr>
+            <w:tcW w:w="550" w:type="dxa"/>
+          </w:tcPr>
+          <w:p>
+            <w:pPr>
+              <w:spacing w:before="0" w:after="0" w:line="240" w:lineRule="auto"/>
+            </w:pPr>
+            <w:r>
+              <w:rPr>
+                <w:sz w:val="16"/>
+              </w:rPr>
+              <w:t>2</w:t>
+            </w:r>
+          </w:p>
+        </w:tc>
+        <w:tc>
+          <w:tcPr>
+            <w:tcW w:w="900" w:type="dxa"/>
+            <w:vMerge/>
+          </w:tcPr>
+          <w:p>
+            <w:pPr>
+              <w:spacing w:before="0" w:after="0" w:line="240" w:lineRule="auto"/>
+            </w:pPr>
+          </w:p>
+        </w:tc>
+        <w:tc>
+          <w:tcPr>
+            <w:tcW w:w="2250" w:type="dxa"/>
+          </w:tcPr>
+          <w:p>
+            <w:pPr>
+              <w:spacing w:before="0" w:after="0" w:line="240" w:lineRule="auto"/>
+            </w:pPr>
+            <w:r>
+              <w:rPr>
+                <w:sz w:val="16"/>
+              </w:rPr>
+              <w:t>Solution Designing – Functional Design Specification (FDS)</w:t>
+            </w:r>
+          </w:p>
+        </w:tc>
+        <w:tc>
+          <w:tcPr>
+            <w:tcW w:w="600" w:type="dxa"/>
+          </w:tcPr>
+          <w:p>
+            <w:pPr>
+              <w:spacing w:before="0" w:after="0" w:line="240" w:lineRule="auto"/>
+              <w:jc w:val="center"/>
+            </w:pPr>
+            <w:r>
+              <w:rPr>
+                <w:sz w:val="16"/>
+              </w:rPr>
+              <w:t>4</w:t>
+            </w:r>
+          </w:p>
+        </w:tc>
+        <w:tc>
+          <w:tcPr>
+            <w:tcW w:w="600" w:type="dxa"/>
+          </w:tcPr>
+          <w:p>
+            <w:pPr>
+              <w:spacing w:before="0" w:after="0" w:line="240" w:lineRule="auto"/>
+              <w:jc w:val="center"/>
+            </w:pPr>
+            <w:r>
+              <w:rPr>
+                <w:sz w:val="16"/>
+              </w:rPr>
+              <w:t>5</w:t>
+            </w:r>
+          </w:p>
+        </w:tc>
+        <w:tc>
+          <w:tcPr>
+            <w:tcW w:w="605" w:type="dxa"/>
+            <w:shd w:val="clear" w:color="auto" w:fill="27166F"/>
+          </w:tcPr>
+          <w:p>
+            <w:pPr>
+              <w:spacing w:before="0" w:after="0" w:line="240" w:lineRule="auto"/>
+              <w:jc w:val="center"/>
+            </w:pPr>
+          </w:p>
+        </w:tc>
+        <w:tc>
+          <w:tcPr>
+            <w:tcW w:w="605" w:type="dxa"/>
+            <w:shd w:val="clear" w:color="auto" w:fill="27166F"/>
+          </w:tcPr>
+          <w:p>
+            <w:pPr>
+              <w:spacing w:before="0" w:after="0" w:line="240" w:lineRule="auto"/>
+              <w:jc w:val="center"/>
+            </w:pPr>
+          </w:p>
+        </w:tc>
+        <w:tc>
+          <w:tcPr>
+            <w:tcW w:w="605" w:type="dxa"/>
+          </w:tcPr>
+          <w:p>
+            <w:pPr>
+              <w:spacing w:before="0" w:after="0" w:line="240" w:lineRule="auto"/>
+              <w:jc w:val="center"/>
+            </w:pPr>
+          </w:p>
+        </w:tc>
+        <w:tc>
+          <w:tcPr>
+            <w:tcW w:w="605" w:type="dxa"/>
+          </w:tcPr>
+          <w:p>
+            <w:pPr>
+              <w:spacing w:before="0" w:after="0" w:line="240" w:lineRule="auto"/>
+              <w:jc w:val="center"/>
+            </w:pPr>
+          </w:p>
+        </w:tc>
+        <w:tc>
+          <w:tcPr>
+            <w:tcW w:w="605" w:type="dxa"/>
+          </w:tcPr>
+          <w:p>
+            <w:pPr>
+              <w:spacing w:before="0" w:after="0" w:line="240" w:lineRule="auto"/>
+              <w:jc w:val="center"/>
+            </w:pPr>
+          </w:p>
+        </w:tc>
+        <w:tc>
+          <w:tcPr>
+            <w:tcW w:w="605" w:type="dxa"/>
+          </w:tcPr>
+          <w:p>
+            <w:pPr>
+              <w:spacing w:before="0" w:after="0" w:line="240" w:lineRule="auto"/>
+              <w:jc w:val="center"/>
+            </w:pPr>
+          </w:p>
+        </w:tc>
+        <w:tc>
+          <w:tcPr>
+            <w:tcW w:w="605" w:type="dxa"/>
+          </w:tcPr>
+          <w:p>
+            <w:pPr>
+              <w:spacing w:before="0" w:after="0" w:line="240" w:lineRule="auto"/>
+              <w:jc w:val="center"/>
+            </w:pPr>
+          </w:p>
+        </w:tc>
+        <w:tc>
+          <w:tcPr>
+            <w:tcW w:w="605" w:type="dxa"/>
+          </w:tcPr>
+          <w:p>
+            <w:pPr>
+              <w:spacing w:before="0" w:after="0" w:line="240" w:lineRule="auto"/>
+              <w:jc w:val="center"/>
+            </w:pPr>
+          </w:p>
+        </w:tc>
+        <w:tc>
+          <w:tcPr>
+            <w:tcW w:w="608" w:type="dxa"/>
+          </w:tcPr>
+          <w:p>
+            <w:pPr>
+              <w:spacing w:before="0" w:after="0" w:line="240" w:lineRule="auto"/>
+              <w:jc w:val="center"/>
+            </w:pPr>
+          </w:p>
+        </w:tc>
+      </w:tr>
+      <w:tr>
+        <w:tc>
+          <w:tcPr>
+            <w:tcW w:w="550" w:type="dxa"/>
+          </w:tcPr>
+          <w:p>
+            <w:pPr>
+              <w:spacing w:before="0" w:after="0" w:line="240" w:lineRule="auto"/>
+            </w:pPr>
+            <w:r>
+              <w:rPr>
+                <w:sz w:val="16"/>
+              </w:rPr>
+              <w:t>3</w:t>
+            </w:r>
+          </w:p>
+        </w:tc>
+        <w:tc>
+          <w:tcPr>
+            <w:tcW w:w="900" w:type="dxa"/>
+            <w:vMerge/>
+          </w:tcPr>
+          <w:p>
+            <w:pPr>
+              <w:spacing w:before="0" w:after="0" w:line="240" w:lineRule="auto"/>
+            </w:pPr>
+          </w:p>
+        </w:tc>
+        <w:tc>
+          <w:tcPr>
+            <w:tcW w:w="2250" w:type="dxa"/>
+          </w:tcPr>
+          <w:p>
+            <w:pPr>
+              <w:spacing w:before="0" w:after="0" w:line="240" w:lineRule="auto"/>
+            </w:pPr>
+            <w:r>
+              <w:rPr>
+                <w:sz w:val="16"/>
+              </w:rPr>
+              <w:t>Interface Designing – Interface Control Document (ICD)</w:t>
+            </w:r>
+          </w:p>
+        </w:tc>
+        <w:tc>
+          <w:tcPr>
+            <w:tcW w:w="600" w:type="dxa"/>
+          </w:tcPr>
+          <w:p>
+            <w:pPr>
+              <w:spacing w:before="0" w:after="0" w:line="240" w:lineRule="auto"/>
+              <w:jc w:val="center"/>
+            </w:pPr>
+            <w:r>
+              <w:rPr>
+                <w:sz w:val="16"/>
+              </w:rPr>
+              <w:t>5</w:t>
+            </w:r>
+          </w:p>
+        </w:tc>
+        <w:tc>
+          <w:tcPr>
+            <w:tcW w:w="600" w:type="dxa"/>
+          </w:tcPr>
+          <w:p>
+            <w:pPr>
+              <w:spacing w:before="0" w:after="0" w:line="240" w:lineRule="auto"/>
+              <w:jc w:val="center"/>
+            </w:pPr>
+            <w:r>
+              <w:rPr>
+                <w:sz w:val="16"/>
+              </w:rPr>
+              <w:t>4</w:t>
+            </w:r>
+          </w:p>
+        </w:tc>
+        <w:tc>
+          <w:tcPr>
+            <w:tcW w:w="605" w:type="dxa"/>
+          </w:tcPr>
+          <w:p>
+            <w:pPr>
+              <w:spacing w:before="0" w:after="0" w:line="240" w:lineRule="auto"/>
+              <w:jc w:val="center"/>
+            </w:pPr>
+          </w:p>
+        </w:tc>
+        <w:tc>
+          <w:tcPr>
+            <w:tcW w:w="605" w:type="dxa"/>
+            <w:shd w:val="clear" w:color="auto" w:fill="27166F"/>
+          </w:tcPr>
+          <w:p>
+            <w:pPr>
+              <w:spacing w:before="0" w:after="0" w:line="240" w:lineRule="auto"/>
+              <w:jc w:val="center"/>
+            </w:pPr>
+          </w:p>
+        </w:tc>
+        <w:tc>
+          <w:tcPr>
+            <w:tcW w:w="605" w:type="dxa"/>
+          </w:tcPr>
+          <w:p>
+            <w:pPr>
+              <w:spacing w:before="0" w:after="0" w:line="240" w:lineRule="auto"/>
+              <w:jc w:val="center"/>
+            </w:pPr>
+          </w:p>
+        </w:tc>
+        <w:tc>
+          <w:tcPr>
+            <w:tcW w:w="605" w:type="dxa"/>
+          </w:tcPr>
+          <w:p>
+            <w:pPr>
+              <w:spacing w:before="0" w:after="0" w:line="240" w:lineRule="auto"/>
+              <w:jc w:val="center"/>
+            </w:pPr>
+          </w:p>
+        </w:tc>
+        <w:tc>
+          <w:tcPr>
+            <w:tcW w:w="605" w:type="dxa"/>
+          </w:tcPr>
+          <w:p>
+            <w:pPr>
+              <w:spacing w:before="0" w:after="0" w:line="240" w:lineRule="auto"/>
+              <w:jc w:val="center"/>
+            </w:pPr>
+          </w:p>
+        </w:tc>
+        <w:tc>
+          <w:tcPr>
+            <w:tcW w:w="605" w:type="dxa"/>
+          </w:tcPr>
+          <w:p>
+            <w:pPr>
+              <w:spacing w:before="0" w:after="0" w:line="240" w:lineRule="auto"/>
+              <w:jc w:val="center"/>
+            </w:pPr>
+          </w:p>
+        </w:tc>
+        <w:tc>
+          <w:tcPr>
+            <w:tcW w:w="605" w:type="dxa"/>
+          </w:tcPr>
+          <w:p>
+            <w:pPr>
+              <w:spacing w:before="0" w:after="0" w:line="240" w:lineRule="auto"/>
+              <w:jc w:val="center"/>
+            </w:pPr>
+          </w:p>
+        </w:tc>
+        <w:tc>
+          <w:tcPr>
+            <w:tcW w:w="605" w:type="dxa"/>
+          </w:tcPr>
+          <w:p>
+            <w:pPr>
+              <w:spacing w:before="0" w:after="0" w:line="240" w:lineRule="auto"/>
+              <w:jc w:val="center"/>
+            </w:pPr>
+          </w:p>
+        </w:tc>
+        <w:tc>
+          <w:tcPr>
+            <w:tcW w:w="608" w:type="dxa"/>
+          </w:tcPr>
+          <w:p>
+            <w:pPr>
+              <w:spacing w:before="0" w:after="0" w:line="240" w:lineRule="auto"/>
+              <w:jc w:val="center"/>
+            </w:pPr>
+          </w:p>
+        </w:tc>
+      </w:tr>
+      <w:tr>
+        <w:tc>
+          <w:tcPr>
+            <w:tcW w:w="550" w:type="dxa"/>
+          </w:tcPr>
+          <w:p>
+            <w:pPr>
+              <w:spacing w:before="0" w:after="0" w:line="240" w:lineRule="auto"/>
+            </w:pPr>
+            <w:r>
+              <w:rPr>
+                <w:sz w:val="16"/>
+              </w:rPr>
+              <w:t>4</w:t>
+            </w:r>
+          </w:p>
+        </w:tc>
+        <w:tc>
+          <w:tcPr>
+            <w:tcW w:w="900" w:type="dxa"/>
+            <w:vMerge/>
+          </w:tcPr>
+          <w:p>
+            <w:pPr>
+              <w:spacing w:before="0" w:after="0" w:line="240" w:lineRule="auto"/>
+            </w:pPr>
+          </w:p>
+        </w:tc>
+        <w:tc>
+          <w:tcPr>
+            <w:tcW w:w="2250" w:type="dxa"/>
+          </w:tcPr>
+          <w:p>
+            <w:pPr>
+              <w:spacing w:before="0" w:after="0" w:line="240" w:lineRule="auto"/>
+            </w:pPr>
+            <w:r>
+              <w:rPr>
+                <w:sz w:val="16"/>
+              </w:rPr>
+              <w:t>Solution Development and Demonstration (DEMO)</w:t>
+            </w:r>
+          </w:p>
+        </w:tc>
+        <w:tc>
+          <w:tcPr>
+            <w:tcW w:w="600" w:type="dxa"/>
+          </w:tcPr>
+          <w:p>
+            <w:pPr>
+              <w:spacing w:before="0" w:after="0" w:line="240" w:lineRule="auto"/>
+              <w:jc w:val="center"/>
+            </w:pPr>
+            <w:r>
+              <w:rPr>
+                <w:sz w:val="16"/>
+              </w:rPr>
+              <w:t>9</w:t>
+            </w:r>
+          </w:p>
+        </w:tc>
+        <w:tc>
+          <w:tcPr>
+            <w:tcW w:w="600" w:type="dxa"/>
+          </w:tcPr>
+          <w:p>
+            <w:pPr>
+              <w:spacing w:before="0" w:after="0" w:line="240" w:lineRule="auto"/>
+              <w:jc w:val="center"/>
+            </w:pPr>
+            <w:r>
+              <w:rPr>
+                <w:sz w:val="16"/>
+              </w:rPr>
+              <w:t>12</w:t>
+            </w:r>
+          </w:p>
+        </w:tc>
+        <w:tc>
+          <w:tcPr>
+            <w:tcW w:w="605" w:type="dxa"/>
+          </w:tcPr>
+          <w:p>
+            <w:pPr>
+              <w:spacing w:before="0" w:after="0" w:line="240" w:lineRule="auto"/>
+              <w:jc w:val="center"/>
+            </w:pPr>
+          </w:p>
+        </w:tc>
+        <w:tc>
+          <w:tcPr>
+            <w:tcW w:w="605" w:type="dxa"/>
+            <w:shd w:val="clear" w:color="auto" w:fill="27166F"/>
+          </w:tcPr>
+          <w:p>
+            <w:pPr>
+              <w:spacing w:before="0" w:after="0" w:line="240" w:lineRule="auto"/>
+              <w:jc w:val="center"/>
+            </w:pPr>
+          </w:p>
+        </w:tc>
+        <w:tc>
+          <w:tcPr>
+            <w:tcW w:w="605" w:type="dxa"/>
+            <w:shd w:val="clear" w:color="auto" w:fill="27166F"/>
+          </w:tcPr>
+          <w:p>
+            <w:pPr>
+              <w:spacing w:before="0" w:after="0" w:line="240" w:lineRule="auto"/>
+              <w:jc w:val="center"/>
+            </w:pPr>
+          </w:p>
+        </w:tc>
+        <w:tc>
+          <w:tcPr>
+            <w:tcW w:w="605" w:type="dxa"/>
+            <w:shd w:val="clear" w:color="auto" w:fill="27166F"/>
+          </w:tcPr>
+          <w:p>
+            <w:pPr>
+              <w:spacing w:before="0" w:after="0" w:line="240" w:lineRule="auto"/>
+              <w:jc w:val="center"/>
+            </w:pPr>
+          </w:p>
+        </w:tc>
+        <w:tc>
+          <w:tcPr>
+            <w:tcW w:w="605" w:type="dxa"/>
+            <w:shd w:val="clear" w:color="auto" w:fill="27166F"/>
+          </w:tcPr>
+          <w:p>
+            <w:pPr>
+              <w:spacing w:before="0" w:after="0" w:line="240" w:lineRule="auto"/>
+              <w:jc w:val="center"/>
+            </w:pPr>
+          </w:p>
+        </w:tc>
+        <w:tc>
+          <w:tcPr>
+            <w:tcW w:w="605" w:type="dxa"/>
+          </w:tcPr>
+          <w:p>
+            <w:pPr>
+              <w:spacing w:before="0" w:after="0" w:line="240" w:lineRule="auto"/>
+              <w:jc w:val="center"/>
+            </w:pPr>
+          </w:p>
+        </w:tc>
+        <w:tc>
+          <w:tcPr>
+            <w:tcW w:w="605" w:type="dxa"/>
+          </w:tcPr>
+          <w:p>
+            <w:pPr>
+              <w:spacing w:before="0" w:after="0" w:line="240" w:lineRule="auto"/>
+              <w:jc w:val="center"/>
+            </w:pPr>
+          </w:p>
+        </w:tc>
+        <w:tc>
+          <w:tcPr>
+            <w:tcW w:w="605" w:type="dxa"/>
+          </w:tcPr>
+          <w:p>
+            <w:pPr>
+              <w:spacing w:before="0" w:after="0" w:line="240" w:lineRule="auto"/>
+              <w:jc w:val="center"/>
+            </w:pPr>
+          </w:p>
+        </w:tc>
+        <w:tc>
+          <w:tcPr>
+            <w:tcW w:w="608" w:type="dxa"/>
+          </w:tcPr>
+          <w:p>
+            <w:pPr>
+              <w:spacing w:before="0" w:after="0" w:line="240" w:lineRule="auto"/>
+              <w:jc w:val="center"/>
+            </w:pPr>
+          </w:p>
+        </w:tc>
+      </w:tr>
+      <w:tr>
+        <w:tc>
+          <w:tcPr>
+            <w:tcW w:w="550" w:type="dxa"/>
+          </w:tcPr>
+          <w:p>
+            <w:pPr>
+              <w:spacing w:before="0" w:after="0" w:line="240" w:lineRule="auto"/>
+            </w:pPr>
+            <w:r>
+              <w:rPr>
+                <w:sz w:val="16"/>
+              </w:rPr>
+              <w:t>5</w:t>
+            </w:r>
+          </w:p>
+        </w:tc>
+        <w:tc>
+          <w:tcPr>
+            <w:tcW w:w="900" w:type="dxa"/>
+            <w:vMerge/>
+          </w:tcPr>
+          <w:p>
+            <w:pPr>
+              <w:spacing w:before="0" w:after="0" w:line="240" w:lineRule="auto"/>
+            </w:pPr>
+          </w:p>
+        </w:tc>
+        <w:tc>
+          <w:tcPr>
+            <w:tcW w:w="2250" w:type="dxa"/>
+          </w:tcPr>
+          <w:p>
+            <w:pPr>
+              <w:spacing w:before="0" w:after="0" w:line="240" w:lineRule="auto"/>
+            </w:pPr>
+            <w:r>
+              <w:rPr>
+                <w:sz w:val="16"/>
+              </w:rPr>
+              <w:t>System Integration Testing (SIT)</w:t>
+            </w:r>
+          </w:p>
+        </w:tc>
+        <w:tc>
+          <w:tcPr>
+            <w:tcW w:w="600" w:type="dxa"/>
+          </w:tcPr>
+          <w:p>
+            <w:pPr>
+              <w:spacing w:before="0" w:after="0" w:line="240" w:lineRule="auto"/>
+              <w:jc w:val="center"/>
+            </w:pPr>
+            <w:r>
+              <w:rPr>
+                <w:sz w:val="16"/>
+              </w:rPr>
+              <w:t>19</w:t>
+            </w:r>
+          </w:p>
+        </w:tc>
+        <w:tc>
+          <w:tcPr>
+            <w:tcW w:w="600" w:type="dxa"/>
+          </w:tcPr>
+          <w:p>
+            <w:pPr>
+              <w:spacing w:before="0" w:after="0" w:line="240" w:lineRule="auto"/>
+              <w:jc w:val="center"/>
+            </w:pPr>
+            <w:r>
+              <w:rPr>
+                <w:sz w:val="16"/>
+              </w:rPr>
+              <w:t>5</w:t>
+            </w:r>
+          </w:p>
+        </w:tc>
+        <w:tc>
+          <w:tcPr>
+            <w:tcW w:w="605" w:type="dxa"/>
+          </w:tcPr>
+          <w:p>
+            <w:pPr>
+              <w:spacing w:before="0" w:after="0" w:line="240" w:lineRule="auto"/>
+              <w:jc w:val="center"/>
+            </w:pPr>
+          </w:p>
+        </w:tc>
+        <w:tc>
+          <w:tcPr>
+            <w:tcW w:w="605" w:type="dxa"/>
+          </w:tcPr>
+          <w:p>
+            <w:pPr>
+              <w:spacing w:before="0" w:after="0" w:line="240" w:lineRule="auto"/>
+              <w:jc w:val="center"/>
+            </w:pPr>
+          </w:p>
+        </w:tc>
+        <w:tc>
+          <w:tcPr>
+            <w:tcW w:w="605" w:type="dxa"/>
+          </w:tcPr>
+          <w:p>
+            <w:pPr>
+              <w:spacing w:before="0" w:after="0" w:line="240" w:lineRule="auto"/>
+              <w:jc w:val="center"/>
+            </w:pPr>
+          </w:p>
+        </w:tc>
+        <w:tc>
+          <w:tcPr>
+            <w:tcW w:w="605" w:type="dxa"/>
+          </w:tcPr>
+          <w:p>
+            <w:pPr>
+              <w:spacing w:before="0" w:after="0" w:line="240" w:lineRule="auto"/>
+              <w:jc w:val="center"/>
+            </w:pPr>
+          </w:p>
+        </w:tc>
+        <w:tc>
+          <w:tcPr>
+            <w:tcW w:w="605" w:type="dxa"/>
+            <w:shd w:val="clear" w:color="auto" w:fill="27166F"/>
+          </w:tcPr>
+          <w:p>
+            <w:pPr>
+              <w:spacing w:before="0" w:after="0" w:line="240" w:lineRule="auto"/>
+              <w:jc w:val="center"/>
+            </w:pPr>
+          </w:p>
+        </w:tc>
+        <w:tc>
+          <w:tcPr>
+            <w:tcW w:w="605" w:type="dxa"/>
+            <w:shd w:val="clear" w:color="auto" w:fill="27166F"/>
+          </w:tcPr>
+          <w:p>
+            <w:pPr>
+              <w:spacing w:before="0" w:after="0" w:line="240" w:lineRule="auto"/>
+              <w:jc w:val="center"/>
+            </w:pPr>
+          </w:p>
+        </w:tc>
+        <w:tc>
+          <w:tcPr>
+            <w:tcW w:w="605" w:type="dxa"/>
+          </w:tcPr>
+          <w:p>
+            <w:pPr>
+              <w:spacing w:before="0" w:after="0" w:line="240" w:lineRule="auto"/>
+              <w:jc w:val="center"/>
+            </w:pPr>
+          </w:p>
+        </w:tc>
+        <w:tc>
+          <w:tcPr>
+            <w:tcW w:w="605" w:type="dxa"/>
+          </w:tcPr>
+          <w:p>
+            <w:pPr>
+              <w:spacing w:before="0" w:after="0" w:line="240" w:lineRule="auto"/>
+              <w:jc w:val="center"/>
+            </w:pPr>
+          </w:p>
+        </w:tc>
+        <w:tc>
+          <w:tcPr>
+            <w:tcW w:w="608" w:type="dxa"/>
+          </w:tcPr>
+          <w:p>
+            <w:pPr>
+              <w:spacing w:before="0" w:after="0" w:line="240" w:lineRule="auto"/>
+              <w:jc w:val="center"/>
+            </w:pPr>
+          </w:p>
+        </w:tc>
+      </w:tr>
+      <w:tr>
+        <w:tc>
+          <w:tcPr>
+            <w:tcW w:w="550" w:type="dxa"/>
+          </w:tcPr>
+          <w:p>
+            <w:pPr>
+              <w:spacing w:before="0" w:after="0" w:line="240" w:lineRule="auto"/>
+            </w:pPr>
+            <w:r>
+              <w:rPr>
+                <w:sz w:val="16"/>
+              </w:rPr>
+              <w:t>6</w:t>
+            </w:r>
+          </w:p>
+        </w:tc>
+        <w:tc>
+          <w:tcPr>
+            <w:tcW w:w="900" w:type="dxa"/>
+            <w:vMerge/>
+          </w:tcPr>
+          <w:p>
+            <w:pPr>
+              <w:spacing w:before="0" w:after="0" w:line="240" w:lineRule="auto"/>
+            </w:pPr>
+          </w:p>
+        </w:tc>
+        <w:tc>
+          <w:tcPr>
+            <w:tcW w:w="2250" w:type="dxa"/>
+          </w:tcPr>
+          <w:p>
+            <w:pPr>
+              <w:spacing w:before="0" w:after="0" w:line="240" w:lineRule="auto"/>
+            </w:pPr>
+            <w:r>
+              <w:rPr>
+                <w:sz w:val="16"/>
+              </w:rPr>
+              <w:t>User Acceptance Testing (UAT)</w:t>
+            </w:r>
+          </w:p>
+        </w:tc>
+        <w:tc>
+          <w:tcPr>
+            <w:tcW w:w="600" w:type="dxa"/>
+          </w:tcPr>
+          <w:p>
+            <w:pPr>
+              <w:spacing w:before="0" w:after="0" w:line="240" w:lineRule="auto"/>
+              <w:jc w:val="center"/>
+            </w:pPr>
+            <w:r>
+              <w:rPr>
+                <w:sz w:val="16"/>
+              </w:rPr>
+              <w:t>24</w:t>
+            </w:r>
+          </w:p>
+        </w:tc>
+        <w:tc>
+          <w:tcPr>
+            <w:tcW w:w="600" w:type="dxa"/>
+          </w:tcPr>
+          <w:p>
+            <w:pPr>
+              <w:spacing w:before="0" w:after="0" w:line="240" w:lineRule="auto"/>
+              <w:jc w:val="center"/>
+            </w:pPr>
+            <w:r>
+              <w:rPr>
+                <w:sz w:val="16"/>
+              </w:rPr>
+              <w:t>5</w:t>
+            </w:r>
+          </w:p>
+        </w:tc>
+        <w:tc>
+          <w:tcPr>
+            <w:tcW w:w="605" w:type="dxa"/>
+          </w:tcPr>
+          <w:p>
+            <w:pPr>
+              <w:spacing w:before="0" w:after="0" w:line="240" w:lineRule="auto"/>
+              <w:jc w:val="center"/>
+            </w:pPr>
+          </w:p>
+        </w:tc>
+        <w:tc>
+          <w:tcPr>
+            <w:tcW w:w="605" w:type="dxa"/>
+          </w:tcPr>
+          <w:p>
+            <w:pPr>
+              <w:spacing w:before="0" w:after="0" w:line="240" w:lineRule="auto"/>
+              <w:jc w:val="center"/>
+            </w:pPr>
+          </w:p>
+        </w:tc>
+        <w:tc>
+          <w:tcPr>
+            <w:tcW w:w="605" w:type="dxa"/>
+          </w:tcPr>
+          <w:p>
+            <w:pPr>
+              <w:spacing w:before="0" w:after="0" w:line="240" w:lineRule="auto"/>
+              <w:jc w:val="center"/>
+            </w:pPr>
+          </w:p>
+        </w:tc>
+        <w:tc>
+          <w:tcPr>
+            <w:tcW w:w="605" w:type="dxa"/>
+          </w:tcPr>
+          <w:p>
+            <w:pPr>
+              <w:spacing w:before="0" w:after="0" w:line="240" w:lineRule="auto"/>
+              <w:jc w:val="center"/>
+            </w:pPr>
+          </w:p>
+        </w:tc>
+        <w:tc>
+          <w:tcPr>
+            <w:tcW w:w="605" w:type="dxa"/>
+          </w:tcPr>
+          <w:p>
+            <w:pPr>
+              <w:spacing w:before="0" w:after="0" w:line="240" w:lineRule="auto"/>
+              <w:jc w:val="center"/>
+            </w:pPr>
+          </w:p>
+        </w:tc>
+        <w:tc>
+          <w:tcPr>
+            <w:tcW w:w="605" w:type="dxa"/>
+            <w:shd w:val="clear" w:color="auto" w:fill="27166F"/>
+          </w:tcPr>
+          <w:p>
+            <w:pPr>
+              <w:spacing w:before="0" w:after="0" w:line="240" w:lineRule="auto"/>
+              <w:jc w:val="center"/>
+            </w:pPr>
+          </w:p>
+        </w:tc>
+        <w:tc>
+          <w:tcPr>
+            <w:tcW w:w="605" w:type="dxa"/>
+            <w:shd w:val="clear" w:color="auto" w:fill="27166F"/>
+          </w:tcPr>
+          <w:p>
+            <w:pPr>
+              <w:spacing w:before="0" w:after="0" w:line="240" w:lineRule="auto"/>
+              <w:jc w:val="center"/>
+            </w:pPr>
+          </w:p>
+        </w:tc>
+        <w:tc>
+          <w:tcPr>
+            <w:tcW w:w="605" w:type="dxa"/>
+          </w:tcPr>
+          <w:p>
+            <w:pPr>
+              <w:spacing w:before="0" w:after="0" w:line="240" w:lineRule="auto"/>
+              <w:jc w:val="center"/>
+            </w:pPr>
+          </w:p>
+        </w:tc>
+        <w:tc>
+          <w:tcPr>
+            <w:tcW w:w="608" w:type="dxa"/>
+          </w:tcPr>
+          <w:p>
+            <w:pPr>
+              <w:spacing w:before="0" w:after="0" w:line="240" w:lineRule="auto"/>
+              <w:jc w:val="center"/>
+            </w:pPr>
+          </w:p>
+        </w:tc>
+      </w:tr>
+      <w:tr>
+        <w:tc>
+          <w:tcPr>
+            <w:tcW w:w="550" w:type="dxa"/>
+          </w:tcPr>
+          <w:p>
+            <w:pPr>
+              <w:spacing w:before="0" w:after="0" w:line="240" w:lineRule="auto"/>
+            </w:pPr>
+            <w:r>
+              <w:rPr>
+                <w:sz w:val="16"/>
+              </w:rPr>
+              <w:t>7</w:t>
+            </w:r>
+          </w:p>
+        </w:tc>
+        <w:tc>
+          <w:tcPr>
+            <w:tcW w:w="900" w:type="dxa"/>
+            <w:vMerge/>
+          </w:tcPr>
+          <w:p>
+            <w:pPr>
+              <w:spacing w:before="0" w:after="0" w:line="240" w:lineRule="auto"/>
+            </w:pPr>
+          </w:p>
+        </w:tc>
+        <w:tc>
+          <w:tcPr>
+            <w:tcW w:w="2250" w:type="dxa"/>
+          </w:tcPr>
+          <w:p>
+            <w:pPr>
+              <w:spacing w:before="0" w:after="0" w:line="240" w:lineRule="auto"/>
+            </w:pPr>
+            <w:r>
+              <w:rPr>
+                <w:sz w:val="16"/>
+              </w:rPr>
+              <w:t>Commissioning and Go Live</w:t>
+            </w:r>
+          </w:p>
+        </w:tc>
+        <w:tc>
+          <w:tcPr>
+            <w:tcW w:w="600" w:type="dxa"/>
+          </w:tcPr>
+          <w:p>
+            <w:pPr>
+              <w:spacing w:before="0" w:after="0" w:line="240" w:lineRule="auto"/>
+              <w:jc w:val="center"/>
+            </w:pPr>
+            <w:r>
+              <w:rPr>
+                <w:sz w:val="16"/>
+              </w:rPr>
+              <w:t>29</w:t>
+            </w:r>
+          </w:p>
+        </w:tc>
+        <w:tc>
+          <w:tcPr>
+            <w:tcW w:w="600" w:type="dxa"/>
+          </w:tcPr>
+          <w:p>
+            <w:pPr>
+              <w:spacing w:before="0" w:after="0" w:line="240" w:lineRule="auto"/>
+              <w:jc w:val="center"/>
+            </w:pPr>
+            <w:r>
+              <w:rPr>
+                <w:sz w:val="16"/>
+              </w:rPr>
+              <w:t>3</w:t>
+            </w:r>
+          </w:p>
+        </w:tc>
+        <w:tc>
+          <w:tcPr>
+            <w:tcW w:w="605" w:type="dxa"/>
+          </w:tcPr>
+          <w:p>
+            <w:pPr>
+              <w:spacing w:before="0" w:after="0" w:line="240" w:lineRule="auto"/>
+              <w:jc w:val="center"/>
+            </w:pPr>
+          </w:p>
+        </w:tc>
+        <w:tc>
+          <w:tcPr>
+            <w:tcW w:w="605" w:type="dxa"/>
+          </w:tcPr>
+          <w:p>
+            <w:pPr>
+              <w:spacing w:before="0" w:after="0" w:line="240" w:lineRule="auto"/>
+              <w:jc w:val="center"/>
+            </w:pPr>
+          </w:p>
+        </w:tc>
+        <w:tc>
+          <w:tcPr>
+            <w:tcW w:w="605" w:type="dxa"/>
+          </w:tcPr>
+          <w:p>
+            <w:pPr>
+              <w:spacing w:before="0" w:after="0" w:line="240" w:lineRule="auto"/>
+              <w:jc w:val="center"/>
+            </w:pPr>
+          </w:p>
+        </w:tc>
+        <w:tc>
+          <w:tcPr>
+            <w:tcW w:w="605" w:type="dxa"/>
+          </w:tcPr>
+          <w:p>
+            <w:pPr>
+              <w:spacing w:before="0" w:after="0" w:line="240" w:lineRule="auto"/>
+              <w:jc w:val="center"/>
+            </w:pPr>
+          </w:p>
+        </w:tc>
+        <w:tc>
+          <w:tcPr>
+            <w:tcW w:w="605" w:type="dxa"/>
+          </w:tcPr>
+          <w:p>
+            <w:pPr>
+              <w:spacing w:before="0" w:after="0" w:line="240" w:lineRule="auto"/>
+              <w:jc w:val="center"/>
+            </w:pPr>
+          </w:p>
+        </w:tc>
+        <w:tc>
+          <w:tcPr>
+            <w:tcW w:w="605" w:type="dxa"/>
+          </w:tcPr>
+          <w:p>
+            <w:pPr>
+              <w:spacing w:before="0" w:after="0" w:line="240" w:lineRule="auto"/>
+              <w:jc w:val="center"/>
+            </w:pPr>
+          </w:p>
+        </w:tc>
+        <w:tc>
+          <w:tcPr>
+            <w:tcW w:w="605" w:type="dxa"/>
+            <w:shd w:val="clear" w:color="auto" w:fill="27166F"/>
+          </w:tcPr>
+          <w:p>
+            <w:pPr>
+              <w:spacing w:before="0" w:after="0" w:line="240" w:lineRule="auto"/>
+              <w:jc w:val="center"/>
+            </w:pPr>
+          </w:p>
+        </w:tc>
+        <w:tc>
+          <w:tcPr>
+            <w:tcW w:w="605" w:type="dxa"/>
+            <w:shd w:val="clear" w:color="auto" w:fill="27166F"/>
+          </w:tcPr>
+          <w:p>
+            <w:pPr>
+              <w:spacing w:before="0" w:after="0" w:line="240" w:lineRule="auto"/>
+              <w:jc w:val="center"/>
+            </w:pPr>
+          </w:p>
+        </w:tc>
+        <w:tc>
+          <w:tcPr>
+            <w:tcW w:w="608" w:type="dxa"/>
+          </w:tcPr>
+          <w:p>
+            <w:pPr>
+              <w:spacing w:before="0" w:after="0" w:line="240" w:lineRule="auto"/>
+              <w:jc w:val="center"/>
+            </w:pPr>
+          </w:p>
+        </w:tc>
+      </w:tr>
+      <w:tr>
+        <w:tc>
+          <w:tcPr>
+            <w:tcW w:w="550" w:type="dxa"/>
+          </w:tcPr>
+          <w:p>
+            <w:pPr>
+              <w:spacing w:before="0" w:after="0" w:line="240" w:lineRule="auto"/>
+            </w:pPr>
+            <w:r>
+              <w:rPr>
+                <w:sz w:val="16"/>
+              </w:rPr>
+              <w:t>8</w:t>
+            </w:r>
+          </w:p>
+        </w:tc>
+        <w:tc>
+          <w:tcPr>
+            <w:tcW w:w="900" w:type="dxa"/>
+            <w:vMerge/>
+          </w:tcPr>
+          <w:p>
+            <w:pPr>
+              <w:spacing w:before="0" w:after="0" w:line="240" w:lineRule="auto"/>
+            </w:pPr>
+          </w:p>
+        </w:tc>
+        <w:tc>
+          <w:tcPr>
+            <w:tcW w:w="2250" w:type="dxa"/>
+          </w:tcPr>
+          <w:p>
+            <w:pPr>
+              <w:spacing w:before="0" w:after="0" w:line="240" w:lineRule="auto"/>
+            </w:pPr>
+            <w:r>
+              <w:rPr>
+                <w:sz w:val="16"/>
+              </w:rPr>
+              <w:t>Hyper Care</w:t>
+            </w:r>
+          </w:p>
+        </w:tc>
+        <w:tc>
+          <w:tcPr>
+            <w:tcW w:w="600" w:type="dxa"/>
+          </w:tcPr>
+          <w:p>
+            <w:pPr>
+              <w:spacing w:before="0" w:after="0" w:line="240" w:lineRule="auto"/>
+              <w:jc w:val="center"/>
+            </w:pPr>
+            <w:r>
+              <w:rPr>
+                <w:sz w:val="16"/>
+              </w:rPr>
+              <w:t>32</w:t>
+            </w:r>
+          </w:p>
+        </w:tc>
+        <w:tc>
+          <w:tcPr>
+            <w:tcW w:w="600" w:type="dxa"/>
+          </w:tcPr>
+          <w:p>
+            <w:pPr>
+              <w:spacing w:before="0" w:after="0" w:line="240" w:lineRule="auto"/>
+              <w:jc w:val="center"/>
+            </w:pPr>
+            <w:r>
+              <w:rPr>
+                <w:sz w:val="16"/>
+              </w:rPr>
+              <w:t>6</w:t>
+            </w:r>
+          </w:p>
+        </w:tc>
+        <w:tc>
+          <w:tcPr>
+            <w:tcW w:w="605" w:type="dxa"/>
+          </w:tcPr>
+          <w:p>
+            <w:pPr>
+              <w:spacing w:before="0" w:after="0" w:line="240" w:lineRule="auto"/>
+              <w:jc w:val="center"/>
+            </w:pPr>
+          </w:p>
+        </w:tc>
+        <w:tc>
+          <w:tcPr>
+            <w:tcW w:w="605" w:type="dxa"/>
+          </w:tcPr>
+          <w:p>
+            <w:pPr>
+              <w:spacing w:before="0" w:after="0" w:line="240" w:lineRule="auto"/>
+              <w:jc w:val="center"/>
+            </w:pPr>
+          </w:p>
+        </w:tc>
+        <w:tc>
+          <w:tcPr>
+            <w:tcW w:w="605" w:type="dxa"/>
+          </w:tcPr>
+          <w:p>
+            <w:pPr>
+              <w:spacing w:before="0" w:after="0" w:line="240" w:lineRule="auto"/>
+              <w:jc w:val="center"/>
+            </w:pPr>
+          </w:p>
+        </w:tc>
+        <w:tc>
+          <w:tcPr>
+            <w:tcW w:w="605" w:type="dxa"/>
+          </w:tcPr>
+          <w:p>
+            <w:pPr>
+              <w:spacing w:before="0" w:after="0" w:line="240" w:lineRule="auto"/>
+              <w:jc w:val="center"/>
+            </w:pPr>
+          </w:p>
+        </w:tc>
+        <w:tc>
+          <w:tcPr>
+            <w:tcW w:w="605" w:type="dxa"/>
+          </w:tcPr>
+          <w:p>
+            <w:pPr>
+              <w:spacing w:before="0" w:after="0" w:line="240" w:lineRule="auto"/>
+              <w:jc w:val="center"/>
+            </w:pPr>
+          </w:p>
+        </w:tc>
+        <w:tc>
+          <w:tcPr>
+            <w:tcW w:w="605" w:type="dxa"/>
+          </w:tcPr>
+          <w:p>
+            <w:pPr>
+              <w:spacing w:before="0" w:after="0" w:line="240" w:lineRule="auto"/>
+              <w:jc w:val="center"/>
+            </w:pPr>
+          </w:p>
+        </w:tc>
+        <w:tc>
+          <w:tcPr>
+            <w:tcW w:w="605" w:type="dxa"/>
+          </w:tcPr>
+          <w:p>
+            <w:pPr>
+              <w:spacing w:before="0" w:after="0" w:line="240" w:lineRule="auto"/>
+              <w:jc w:val="center"/>
+            </w:pPr>
+          </w:p>
+        </w:tc>
+        <w:tc>
+          <w:tcPr>
+            <w:tcW w:w="605" w:type="dxa"/>
+            <w:shd w:val="clear" w:color="auto" w:fill="27166F"/>
+          </w:tcPr>
+          <w:p>
+            <w:pPr>
+              <w:spacing w:before="0" w:after="0" w:line="240" w:lineRule="auto"/>
+              <w:jc w:val="center"/>
+            </w:pPr>
+          </w:p>
+        </w:tc>
+        <w:tc>
+          <w:tcPr>
+            <w:tcW w:w="608" w:type="dxa"/>
+            <w:shd w:val="clear" w:color="auto" w:fill="27166F"/>
+          </w:tcPr>
+          <w:p>
+            <w:pPr>
+              <w:spacing w:before="0" w:after="0" w:line="240" w:lineRule="auto"/>
+              <w:jc w:val="center"/>
+            </w:pPr>
+          </w:p>
+        </w:tc>
+      </w:tr>
+      <w:tr>
+        <w:tc>
+          <w:tcPr>
+            <w:tcW w:w="550" w:type="dxa"/>
+          </w:tcPr>
+          <w:p>
+            <w:pPr>
+              <w:spacing w:before="0" w:after="0" w:line="240" w:lineRule="auto"/>
+            </w:pPr>
+            <w:r>
+              <w:rPr>
+                <w:sz w:val="16"/>
+              </w:rPr>
+              <w:t>9</w:t>
+            </w:r>
+          </w:p>
+        </w:tc>
+        <w:tc>
+          <w:tcPr>
+            <w:tcW w:w="900" w:type="dxa"/>
+            <w:vMerge/>
+          </w:tcPr>
+          <w:p>
+            <w:pPr>
+              <w:spacing w:before="0" w:after="0" w:line="240" w:lineRule="auto"/>
+            </w:pPr>
+          </w:p>
+        </w:tc>
+        <w:tc>
+          <w:tcPr>
+            <w:tcW w:w="2250" w:type="dxa"/>
+          </w:tcPr>
+          <w:p>
+            <w:pPr>
+              <w:spacing w:before="0" w:after="0" w:line="240" w:lineRule="auto"/>
+            </w:pPr>
+            <w:r>
+              <w:rPr>
+                <w:sz w:val="16"/>
+              </w:rPr>
+              <w:t>Project Handover</w:t>
+            </w:r>
+          </w:p>
+        </w:tc>
+        <w:tc>
+          <w:tcPr>
+            <w:tcW w:w="600" w:type="dxa"/>
+          </w:tcPr>
+          <w:p>
+            <w:pPr>
+              <w:spacing w:before="0" w:after="0" w:line="240" w:lineRule="auto"/>
+              <w:jc w:val="center"/>
+            </w:pPr>
+            <w:r>
+              <w:rPr>
+                <w:sz w:val="16"/>
+              </w:rPr>
+              <w:t>38</w:t>
+            </w:r>
+          </w:p>
+        </w:tc>
+        <w:tc>
+          <w:tcPr>
+            <w:tcW w:w="600" w:type="dxa"/>
+          </w:tcPr>
+          <w:p>
+            <w:pPr>
+              <w:spacing w:before="0" w:after="0" w:line="240" w:lineRule="auto"/>
+              <w:jc w:val="center"/>
+            </w:pPr>
+            <w:r>
+              <w:rPr>
+                <w:sz w:val="16"/>
+              </w:rPr>
+              <w:t>2</w:t>
+            </w:r>
+          </w:p>
+        </w:tc>
+        <w:tc>
+          <w:tcPr>
+            <w:tcW w:w="605" w:type="dxa"/>
+          </w:tcPr>
+          <w:p>
+            <w:pPr>
+              <w:spacing w:before="0" w:after="0" w:line="240" w:lineRule="auto"/>
+              <w:jc w:val="center"/>
+            </w:pPr>
+          </w:p>
+        </w:tc>
+        <w:tc>
+          <w:tcPr>
+            <w:tcW w:w="605" w:type="dxa"/>
+          </w:tcPr>
+          <w:p>
+            <w:pPr>
+              <w:spacing w:before="0" w:after="0" w:line="240" w:lineRule="auto"/>
+              <w:jc w:val="center"/>
+            </w:pPr>
+          </w:p>
+        </w:tc>
+        <w:tc>
+          <w:tcPr>
+            <w:tcW w:w="605" w:type="dxa"/>
+          </w:tcPr>
+          <w:p>
+            <w:pPr>
+              <w:spacing w:before="0" w:after="0" w:line="240" w:lineRule="auto"/>
+              <w:jc w:val="center"/>
+            </w:pPr>
+          </w:p>
+        </w:tc>
+        <w:tc>
+          <w:tcPr>
+            <w:tcW w:w="605" w:type="dxa"/>
+          </w:tcPr>
+          <w:p>
+            <w:pPr>
+              <w:spacing w:before="0" w:after="0" w:line="240" w:lineRule="auto"/>
+              <w:jc w:val="center"/>
+            </w:pPr>
+          </w:p>
+        </w:tc>
+        <w:tc>
+          <w:tcPr>
+            <w:tcW w:w="605" w:type="dxa"/>
+          </w:tcPr>
+          <w:p>
+            <w:pPr>
+              <w:spacing w:before="0" w:after="0" w:line="240" w:lineRule="auto"/>
+              <w:jc w:val="center"/>
+            </w:pPr>
+          </w:p>
+        </w:tc>
+        <w:tc>
+          <w:tcPr>
+            <w:tcW w:w="605" w:type="dxa"/>
+          </w:tcPr>
+          <w:p>
+            <w:pPr>
+              <w:spacing w:before="0" w:after="0" w:line="240" w:lineRule="auto"/>
+              <w:jc w:val="center"/>
+            </w:pPr>
+          </w:p>
+        </w:tc>
+        <w:tc>
+          <w:tcPr>
+            <w:tcW w:w="605" w:type="dxa"/>
+          </w:tcPr>
+          <w:p>
+            <w:pPr>
+              <w:spacing w:before="0" w:after="0" w:line="240" w:lineRule="auto"/>
+              <w:jc w:val="center"/>
+            </w:pPr>
+          </w:p>
+        </w:tc>
+        <w:tc>
+          <w:tcPr>
+            <w:tcW w:w="605" w:type="dxa"/>
+          </w:tcPr>
+          <w:p>
+            <w:pPr>
+              <w:spacing w:before="0" w:after="0" w:line="240" w:lineRule="auto"/>
+              <w:jc w:val="center"/>
+            </w:pPr>
+          </w:p>
+        </w:tc>
+        <w:tc>
+          <w:tcPr>
+            <w:tcW w:w="608" w:type="dxa"/>
+            <w:shd w:val="clear" w:color="auto" w:fill="27166F"/>
+          </w:tcPr>
+          <w:p>
+            <w:pPr>
+              <w:spacing w:before="0" w:after="0" w:line="240" w:lineRule="auto"/>
+              <w:jc w:val="center"/>
+            </w:pPr>
+          </w:p>
+        </w:tc>
+      </w:tr>
+      <w:tr>
+        <w:tc>
+          <w:tcPr>
+            <w:tcW w:w="550" w:type="dxa"/>
+          </w:tcPr>
+          <w:p>
+            <w:pPr>
+              <w:spacing w:before="0" w:after="0" w:line="240" w:lineRule="auto"/>
+            </w:pPr>
+            <w:r>
+              <w:rPr>
+                <w:sz w:val="16"/>
+              </w:rPr>
+              <w:t>10</w:t>
+            </w:r>
+          </w:p>
+        </w:tc>
+        <w:tc>
+          <w:tcPr>
+            <w:tcW w:w="900" w:type="dxa"/>
+            <w:vMerge w:val="restart"/>
+          </w:tcPr>
+          <w:p>
+            <w:pPr>
+              <w:spacing w:before="0" w:after="0" w:line="240" w:lineRule="auto"/>
+            </w:pPr>
+            <w:r>
+              <w:rPr>
+                <w:b/>
+                <w:sz w:val="16"/>
+              </w:rPr>
+              <w:t>Supply</w:t>
+            </w:r>
+          </w:p>
+        </w:tc>
+        <w:tc>
+          <w:tcPr>
+            <w:tcW w:w="2250" w:type="dxa"/>
+          </w:tcPr>
+          <w:p>
+            <w:pPr>
+              <w:spacing w:before="0" w:after="0" w:line="240" w:lineRule="auto"/>
+            </w:pPr>
+            <w:r>
+              <w:rPr>
+                <w:sz w:val="16"/>
+              </w:rPr>
+              <w:t>Bill of Material finalisation and procurement</w:t>
+            </w:r>
+          </w:p>
+        </w:tc>
+        <w:tc>
+          <w:tcPr>
+            <w:tcW w:w="600" w:type="dxa"/>
+          </w:tcPr>
+          <w:p>
+            <w:pPr>
+              <w:spacing w:before="0" w:after="0" w:line="240" w:lineRule="auto"/>
+              <w:jc w:val="center"/>
+            </w:pPr>
+            <w:r>
+              <w:rPr>
+                <w:sz w:val="16"/>
+              </w:rPr>
+              <w:t>2</w:t>
+            </w:r>
+          </w:p>
+        </w:tc>
+        <w:tc>
+          <w:tcPr>
+            <w:tcW w:w="600" w:type="dxa"/>
+          </w:tcPr>
+          <w:p>
+            <w:pPr>
+              <w:spacing w:before="0" w:after="0" w:line="240" w:lineRule="auto"/>
+              <w:jc w:val="center"/>
+            </w:pPr>
+            <w:r>
+              <w:rPr>
+                <w:sz w:val="16"/>
+              </w:rPr>
+              <w:t>2</w:t>
+            </w:r>
+          </w:p>
+        </w:tc>
+        <w:tc>
+          <w:tcPr>
+            <w:tcW w:w="605" w:type="dxa"/>
+            <w:shd w:val="clear" w:color="auto" w:fill="9B8FC4"/>
+          </w:tcPr>
+          <w:p>
+            <w:pPr>
+              <w:spacing w:before="0" w:after="0" w:line="240" w:lineRule="auto"/>
+              <w:jc w:val="center"/>
+            </w:pPr>
+          </w:p>
+        </w:tc>
+        <w:tc>
+          <w:tcPr>
+            <w:tcW w:w="605" w:type="dxa"/>
+          </w:tcPr>
+          <w:p>
+            <w:pPr>
+              <w:spacing w:before="0" w:after="0" w:line="240" w:lineRule="auto"/>
+              <w:jc w:val="center"/>
+            </w:pPr>
+          </w:p>
+        </w:tc>
+        <w:tc>
+          <w:tcPr>
+            <w:tcW w:w="605" w:type="dxa"/>
+          </w:tcPr>
+          <w:p>
+            <w:pPr>
+              <w:spacing w:before="0" w:after="0" w:line="240" w:lineRule="auto"/>
+              <w:jc w:val="center"/>
+            </w:pPr>
+          </w:p>
+        </w:tc>
+        <w:tc>
+          <w:tcPr>
+            <w:tcW w:w="605" w:type="dxa"/>
+          </w:tcPr>
+          <w:p>
+            <w:pPr>
+              <w:spacing w:before="0" w:after="0" w:line="240" w:lineRule="auto"/>
+              <w:jc w:val="center"/>
+            </w:pPr>
+          </w:p>
+        </w:tc>
+        <w:tc>
+          <w:tcPr>
+            <w:tcW w:w="605" w:type="dxa"/>
+          </w:tcPr>
+          <w:p>
+            <w:pPr>
+              <w:spacing w:before="0" w:after="0" w:line="240" w:lineRule="auto"/>
+              <w:jc w:val="center"/>
+            </w:pPr>
+          </w:p>
+        </w:tc>
+        <w:tc>
+          <w:tcPr>
+            <w:tcW w:w="605" w:type="dxa"/>
+          </w:tcPr>
+          <w:p>
+            <w:pPr>
+              <w:spacing w:before="0" w:after="0" w:line="240" w:lineRule="auto"/>
+              <w:jc w:val="center"/>
+            </w:pPr>
+          </w:p>
+        </w:tc>
+        <w:tc>
+          <w:tcPr>
+            <w:tcW w:w="605" w:type="dxa"/>
+          </w:tcPr>
+          <w:p>
+            <w:pPr>
+              <w:spacing w:before="0" w:after="0" w:line="240" w:lineRule="auto"/>
+              <w:jc w:val="center"/>
+            </w:pPr>
+          </w:p>
+        </w:tc>
+        <w:tc>
+          <w:tcPr>
+            <w:tcW w:w="605" w:type="dxa"/>
+          </w:tcPr>
+          <w:p>
+            <w:pPr>
+              <w:spacing w:before="0" w:after="0" w:line="240" w:lineRule="auto"/>
+              <w:jc w:val="center"/>
+            </w:pPr>
+          </w:p>
+        </w:tc>
+        <w:tc>
+          <w:tcPr>
+            <w:tcW w:w="608" w:type="dxa"/>
+          </w:tcPr>
+          <w:p>
+            <w:pPr>
+              <w:spacing w:before="0" w:after="0" w:line="240" w:lineRule="auto"/>
+              <w:jc w:val="center"/>
+            </w:pPr>
+          </w:p>
+        </w:tc>
+      </w:tr>
+      <w:tr>
+        <w:tc>
+          <w:tcPr>
+            <w:tcW w:w="550" w:type="dxa"/>
+          </w:tcPr>
+          <w:p>
+            <w:pPr>
+              <w:spacing w:before="0" w:after="0" w:line="240" w:lineRule="auto"/>
+            </w:pPr>
+            <w:r>
+              <w:rPr>
+                <w:sz w:val="16"/>
+              </w:rPr>
+              <w:t>11</w:t>
+            </w:r>
+          </w:p>
+        </w:tc>
+        <w:tc>
+          <w:tcPr>
+            <w:tcW w:w="900" w:type="dxa"/>
+            <w:vMerge/>
+          </w:tcPr>
+          <w:p>
+            <w:pPr>
+              <w:spacing w:before="0" w:after="0" w:line="240" w:lineRule="auto"/>
+            </w:pPr>
+          </w:p>
+        </w:tc>
+        <w:tc>
+          <w:tcPr>
+            <w:tcW w:w="2250" w:type="dxa"/>
+          </w:tcPr>
+          <w:p>
+            <w:pPr>
+              <w:spacing w:before="0" w:after="0" w:line="240" w:lineRule="auto"/>
+            </w:pPr>
+            <w:r>
+              <w:rPr>
+                <w:sz w:val="16"/>
+              </w:rPr>
+              <w:t>Material delivery</w:t>
+            </w:r>
+          </w:p>
+        </w:tc>
+        <w:tc>
+          <w:tcPr>
+            <w:tcW w:w="600" w:type="dxa"/>
+          </w:tcPr>
+          <w:p>
+            <w:pPr>
+              <w:spacing w:before="0" w:after="0" w:line="240" w:lineRule="auto"/>
+              <w:jc w:val="center"/>
+            </w:pPr>
+            <w:r>
+              <w:rPr>
+                <w:sz w:val="16"/>
+              </w:rPr>
+              <w:t>4</w:t>
+            </w:r>
+          </w:p>
+        </w:tc>
+        <w:tc>
+          <w:tcPr>
+            <w:tcW w:w="600" w:type="dxa"/>
+          </w:tcPr>
+          <w:p>
+            <w:pPr>
+              <w:spacing w:before="0" w:after="0" w:line="240" w:lineRule="auto"/>
+              <w:jc w:val="center"/>
+            </w:pPr>
+            <w:r>
+              <w:rPr>
+                <w:sz w:val="16"/>
+              </w:rPr>
+              <w:t>6</w:t>
+            </w:r>
+          </w:p>
+        </w:tc>
+        <w:tc>
+          <w:tcPr>
+            <w:tcW w:w="605" w:type="dxa"/>
+            <w:shd w:val="clear" w:color="auto" w:fill="9B8FC4"/>
+          </w:tcPr>
+          <w:p>
+            <w:pPr>
+              <w:spacing w:before="0" w:after="0" w:line="240" w:lineRule="auto"/>
+              <w:jc w:val="center"/>
+            </w:pPr>
+          </w:p>
+        </w:tc>
+        <w:tc>
+          <w:tcPr>
+            <w:tcW w:w="605" w:type="dxa"/>
+            <w:shd w:val="clear" w:color="auto" w:fill="9B8FC4"/>
+          </w:tcPr>
+          <w:p>
+            <w:pPr>
+              <w:spacing w:before="0" w:after="0" w:line="240" w:lineRule="auto"/>
+              <w:jc w:val="center"/>
+            </w:pPr>
+          </w:p>
+        </w:tc>
+        <w:tc>
+          <w:tcPr>
+            <w:tcW w:w="605" w:type="dxa"/>
+          </w:tcPr>
+          <w:p>
+            <w:pPr>
+              <w:spacing w:before="0" w:after="0" w:line="240" w:lineRule="auto"/>
+              <w:jc w:val="center"/>
+            </w:pPr>
+          </w:p>
+        </w:tc>
+        <w:tc>
+          <w:tcPr>
+            <w:tcW w:w="605" w:type="dxa"/>
+          </w:tcPr>
+          <w:p>
+            <w:pPr>
+              <w:spacing w:before="0" w:after="0" w:line="240" w:lineRule="auto"/>
+              <w:jc w:val="center"/>
+            </w:pPr>
+          </w:p>
+        </w:tc>
+        <w:tc>
+          <w:tcPr>
+            <w:tcW w:w="605" w:type="dxa"/>
+          </w:tcPr>
+          <w:p>
+            <w:pPr>
+              <w:spacing w:before="0" w:after="0" w:line="240" w:lineRule="auto"/>
+              <w:jc w:val="center"/>
+            </w:pPr>
+          </w:p>
+        </w:tc>
+        <w:tc>
+          <w:tcPr>
+            <w:tcW w:w="605" w:type="dxa"/>
+          </w:tcPr>
+          <w:p>
+            <w:pPr>
+              <w:spacing w:before="0" w:after="0" w:line="240" w:lineRule="auto"/>
+              <w:jc w:val="center"/>
+            </w:pPr>
+          </w:p>
+        </w:tc>
+        <w:tc>
+          <w:tcPr>
+            <w:tcW w:w="605" w:type="dxa"/>
+          </w:tcPr>
+          <w:p>
+            <w:pPr>
+              <w:spacing w:before="0" w:after="0" w:line="240" w:lineRule="auto"/>
+              <w:jc w:val="center"/>
+            </w:pPr>
+          </w:p>
+        </w:tc>
+        <w:tc>
+          <w:tcPr>
+            <w:tcW w:w="605" w:type="dxa"/>
+          </w:tcPr>
+          <w:p>
+            <w:pPr>
+              <w:spacing w:before="0" w:after="0" w:line="240" w:lineRule="auto"/>
+              <w:jc w:val="center"/>
+            </w:pPr>
+          </w:p>
+        </w:tc>
+        <w:tc>
+          <w:tcPr>
+            <w:tcW w:w="608" w:type="dxa"/>
+          </w:tcPr>
+          <w:p>
+            <w:pPr>
+              <w:spacing w:before="0" w:after="0" w:line="240" w:lineRule="auto"/>
+              <w:jc w:val="center"/>
+            </w:pPr>
+          </w:p>
+        </w:tc>
+      </w:tr>
+      <w:tr>
+        <w:tc>
+          <w:tcPr>
+            <w:tcW w:w="550" w:type="dxa"/>
+          </w:tcPr>
+          <w:p>
+            <w:pPr>
+              <w:spacing w:before="0" w:after="0" w:line="240" w:lineRule="auto"/>
+            </w:pPr>
+            <w:r>
+              <w:rPr>
+                <w:sz w:val="16"/>
+              </w:rPr>
+              <w:t>12</w:t>
+            </w:r>
+          </w:p>
+        </w:tc>
+        <w:tc>
+          <w:tcPr>
+            <w:tcW w:w="900" w:type="dxa"/>
+            <w:vMerge/>
+          </w:tcPr>
+          <w:p>
+            <w:pPr>
+              <w:spacing w:before="0" w:after="0" w:line="240" w:lineRule="auto"/>
+            </w:pPr>
+          </w:p>
+        </w:tc>
+        <w:tc>
+          <w:tcPr>
+            <w:tcW w:w="2250" w:type="dxa"/>
+          </w:tcPr>
+          <w:p>
+            <w:pPr>
+              <w:spacing w:before="0" w:after="0" w:line="240" w:lineRule="auto"/>
+            </w:pPr>
+            <w:r>
+              <w:rPr>
+                <w:sz w:val="16"/>
+              </w:rPr>
+              <w:t>Material readiness and staging</w:t>
+            </w:r>
+          </w:p>
+        </w:tc>
+        <w:tc>
+          <w:tcPr>
+            <w:tcW w:w="600" w:type="dxa"/>
+          </w:tcPr>
+          <w:p>
+            <w:pPr>
+              <w:spacing w:before="0" w:after="0" w:line="240" w:lineRule="auto"/>
+              <w:jc w:val="center"/>
+            </w:pPr>
+            <w:r>
+              <w:rPr>
+                <w:sz w:val="16"/>
+              </w:rPr>
+              <w:t>10</w:t>
+            </w:r>
+          </w:p>
+        </w:tc>
+        <w:tc>
+          <w:tcPr>
+            <w:tcW w:w="600" w:type="dxa"/>
+          </w:tcPr>
+          <w:p>
+            <w:pPr>
+              <w:spacing w:before="0" w:after="0" w:line="240" w:lineRule="auto"/>
+              <w:jc w:val="center"/>
+            </w:pPr>
+            <w:r>
+              <w:rPr>
+                <w:sz w:val="16"/>
+              </w:rPr>
+              <w:t>4</w:t>
+            </w:r>
+          </w:p>
+        </w:tc>
+        <w:tc>
+          <w:tcPr>
+            <w:tcW w:w="605" w:type="dxa"/>
+          </w:tcPr>
+          <w:p>
+            <w:pPr>
+              <w:spacing w:before="0" w:after="0" w:line="240" w:lineRule="auto"/>
+              <w:jc w:val="center"/>
+            </w:pPr>
+          </w:p>
+        </w:tc>
+        <w:tc>
+          <w:tcPr>
+            <w:tcW w:w="605" w:type="dxa"/>
+          </w:tcPr>
+          <w:p>
+            <w:pPr>
+              <w:spacing w:before="0" w:after="0" w:line="240" w:lineRule="auto"/>
+              <w:jc w:val="center"/>
+            </w:pPr>
+          </w:p>
+        </w:tc>
+        <w:tc>
+          <w:tcPr>
+            <w:tcW w:w="605" w:type="dxa"/>
+            <w:shd w:val="clear" w:color="auto" w:fill="9B8FC4"/>
+          </w:tcPr>
+          <w:p>
+            <w:pPr>
+              <w:spacing w:before="0" w:after="0" w:line="240" w:lineRule="auto"/>
+              <w:jc w:val="center"/>
+            </w:pPr>
+          </w:p>
+        </w:tc>
+        <w:tc>
+          <w:tcPr>
+            <w:tcW w:w="605" w:type="dxa"/>
+          </w:tcPr>
+          <w:p>
+            <w:pPr>
+              <w:spacing w:before="0" w:after="0" w:line="240" w:lineRule="auto"/>
+              <w:jc w:val="center"/>
+            </w:pPr>
+          </w:p>
+        </w:tc>
+        <w:tc>
+          <w:tcPr>
+            <w:tcW w:w="605" w:type="dxa"/>
+          </w:tcPr>
+          <w:p>
+            <w:pPr>
+              <w:spacing w:before="0" w:after="0" w:line="240" w:lineRule="auto"/>
+              <w:jc w:val="center"/>
+            </w:pPr>
+          </w:p>
+        </w:tc>
+        <w:tc>
+          <w:tcPr>
+            <w:tcW w:w="605" w:type="dxa"/>
+          </w:tcPr>
+          <w:p>
+            <w:pPr>
+              <w:spacing w:before="0" w:after="0" w:line="240" w:lineRule="auto"/>
+              <w:jc w:val="center"/>
+            </w:pPr>
+          </w:p>
+        </w:tc>
+        <w:tc>
+          <w:tcPr>
+            <w:tcW w:w="605" w:type="dxa"/>
+          </w:tcPr>
+          <w:p>
+            <w:pPr>
+              <w:spacing w:before="0" w:after="0" w:line="240" w:lineRule="auto"/>
+              <w:jc w:val="center"/>
+            </w:pPr>
+          </w:p>
+        </w:tc>
+        <w:tc>
+          <w:tcPr>
+            <w:tcW w:w="605" w:type="dxa"/>
+          </w:tcPr>
+          <w:p>
+            <w:pPr>
+              <w:spacing w:before="0" w:after="0" w:line="240" w:lineRule="auto"/>
+              <w:jc w:val="center"/>
+            </w:pPr>
+          </w:p>
+        </w:tc>
+        <w:tc>
+          <w:tcPr>
+            <w:tcW w:w="608" w:type="dxa"/>
+          </w:tcPr>
+          <w:p>
+            <w:pPr>
+              <w:spacing w:before="0" w:after="0" w:line="240" w:lineRule="auto"/>
+              <w:jc w:val="center"/>
+            </w:pPr>
+          </w:p>
+        </w:tc>
+      </w:tr>
+      <w:tr>
+        <w:tc>
+          <w:tcPr>
+            <w:tcW w:w="550" w:type="dxa"/>
+          </w:tcPr>
+          <w:p>
+            <w:pPr>
+              <w:spacing w:before="0" w:after="0" w:line="240" w:lineRule="auto"/>
+            </w:pPr>
+            <w:r>
+              <w:rPr>
+                <w:sz w:val="16"/>
+              </w:rPr>
+              <w:t>13</w:t>
+            </w:r>
+          </w:p>
+        </w:tc>
+        <w:tc>
+          <w:tcPr>
+            <w:tcW w:w="900" w:type="dxa"/>
+            <w:vMerge/>
+          </w:tcPr>
+          <w:p>
+            <w:pPr>
+              <w:spacing w:before="0" w:after="0" w:line="240" w:lineRule="auto"/>
+            </w:pPr>
+          </w:p>
+        </w:tc>
+        <w:tc>
+          <w:tcPr>
+            <w:tcW w:w="2250" w:type="dxa"/>
+          </w:tcPr>
+          <w:p>
+            <w:pPr>
+              <w:spacing w:before="0" w:after="0" w:line="240" w:lineRule="auto"/>
+            </w:pPr>
+            <w:r>
+              <w:rPr>
+                <w:sz w:val="16"/>
+              </w:rPr>
+              <w:t>Interfacing hardware installation and commissioning</w:t>
+            </w:r>
+          </w:p>
+        </w:tc>
+        <w:tc>
+          <w:tcPr>
+            <w:tcW w:w="600" w:type="dxa"/>
+          </w:tcPr>
+          <w:p>
+            <w:pPr>
+              <w:spacing w:before="0" w:after="0" w:line="240" w:lineRule="auto"/>
+              <w:jc w:val="center"/>
+            </w:pPr>
+            <w:r>
+              <w:rPr>
+                <w:sz w:val="16"/>
+              </w:rPr>
+              <w:t>14</w:t>
+            </w:r>
+          </w:p>
+        </w:tc>
+        <w:tc>
+          <w:tcPr>
+            <w:tcW w:w="600" w:type="dxa"/>
+          </w:tcPr>
+          <w:p>
+            <w:pPr>
+              <w:spacing w:before="0" w:after="0" w:line="240" w:lineRule="auto"/>
+              <w:jc w:val="center"/>
+            </w:pPr>
+            <w:r>
+              <w:rPr>
+                <w:sz w:val="16"/>
+              </w:rPr>
+              <w:t>8</w:t>
+            </w:r>
+          </w:p>
+        </w:tc>
+        <w:tc>
+          <w:tcPr>
+            <w:tcW w:w="605" w:type="dxa"/>
+          </w:tcPr>
+          <w:p>
+            <w:pPr>
+              <w:spacing w:before="0" w:after="0" w:line="240" w:lineRule="auto"/>
+              <w:jc w:val="center"/>
+            </w:pPr>
+          </w:p>
+        </w:tc>
+        <w:tc>
+          <w:tcPr>
+            <w:tcW w:w="605" w:type="dxa"/>
+          </w:tcPr>
+          <w:p>
+            <w:pPr>
+              <w:spacing w:before="0" w:after="0" w:line="240" w:lineRule="auto"/>
+              <w:jc w:val="center"/>
+            </w:pPr>
+          </w:p>
+        </w:tc>
+        <w:tc>
+          <w:tcPr>
+            <w:tcW w:w="605" w:type="dxa"/>
+          </w:tcPr>
+          <w:p>
+            <w:pPr>
+              <w:spacing w:before="0" w:after="0" w:line="240" w:lineRule="auto"/>
+              <w:jc w:val="center"/>
+            </w:pPr>
+          </w:p>
+        </w:tc>
+        <w:tc>
+          <w:tcPr>
+            <w:tcW w:w="605" w:type="dxa"/>
+            <w:shd w:val="clear" w:color="auto" w:fill="9B8FC4"/>
+          </w:tcPr>
+          <w:p>
+            <w:pPr>
+              <w:spacing w:before="0" w:after="0" w:line="240" w:lineRule="auto"/>
+              <w:jc w:val="center"/>
+            </w:pPr>
+          </w:p>
+        </w:tc>
+        <w:tc>
+          <w:tcPr>
+            <w:tcW w:w="605" w:type="dxa"/>
+            <w:shd w:val="clear" w:color="auto" w:fill="9B8FC4"/>
+          </w:tcPr>
+          <w:p>
+            <w:pPr>
+              <w:spacing w:before="0" w:after="0" w:line="240" w:lineRule="auto"/>
+              <w:jc w:val="center"/>
+            </w:pPr>
+          </w:p>
+        </w:tc>
+        <w:tc>
+          <w:tcPr>
+            <w:tcW w:w="605" w:type="dxa"/>
+          </w:tcPr>
+          <w:p>
+            <w:pPr>
+              <w:spacing w:before="0" w:after="0" w:line="240" w:lineRule="auto"/>
+              <w:jc w:val="center"/>
+            </w:pPr>
+          </w:p>
+        </w:tc>
+        <w:tc>
+          <w:tcPr>
+            <w:tcW w:w="605" w:type="dxa"/>
+          </w:tcPr>
+          <w:p>
+            <w:pPr>
+              <w:spacing w:before="0" w:after="0" w:line="240" w:lineRule="auto"/>
+              <w:jc w:val="center"/>
+            </w:pPr>
+          </w:p>
+        </w:tc>
+        <w:tc>
+          <w:tcPr>
+            <w:tcW w:w="605" w:type="dxa"/>
+          </w:tcPr>
+          <w:p>
+            <w:pPr>
+              <w:spacing w:before="0" w:after="0" w:line="240" w:lineRule="auto"/>
+              <w:jc w:val="center"/>
+            </w:pPr>
+          </w:p>
+        </w:tc>
+        <w:tc>
+          <w:tcPr>
+            <w:tcW w:w="608" w:type="dxa"/>
+          </w:tcPr>
+          <w:p>
+            <w:pPr>
+              <w:spacing w:before="0" w:after="0" w:line="240" w:lineRule="auto"/>
+              <w:jc w:val="center"/>
+            </w:pPr>
+          </w:p>
+        </w:tc>
+      </w:tr>
+    </w:tbl>
+    <w:p>
+      <w:pPr>
+        <w:pStyle w:val="Caption"/>
+      </w:pPr>
+      <w:r>
+        <w:rPr>
+          <w:b w:val="0"/>
+        </w:rPr>
+        <w:t>Table: Project timeline – 9 months from kick‑off</w:t>
+      </w:r>
+    </w:p>
+    <w:p>
+      <w:pPr/>
+      <w:r>
+        <w:rPr>
+          <w:b/>
+        </w:rPr>
+        <w:t>Basis of the schedule:</w:t>
+      </w:r>
+    </w:p>
+    <w:p>
+      <w:pPr>
+        <w:pStyle w:val="ListParagraph"/>
+        <w:numPr>
+          <w:ilvl w:val="0"/>
+          <w:numId w:val="48"/>
+        </w:numPr>
+      </w:pPr>
+      <w:r>
+        <w:rPr>
+          <w:b w:val="0"/>
+        </w:rPr>
+        <w:t>Week 1 is the project kick‑off week. All dates are working weeks and assume the customer stakeholders, third party OEMs and site access are available as set out in the Roles and Responsibilities section.</w:t>
+      </w:r>
+    </w:p>
+    <w:p>
+      <w:pPr>
+        <w:pStyle w:val="ListParagraph"/>
+        <w:numPr>
+          <w:ilvl w:val="0"/>
+          <w:numId w:val="48"/>
+        </w:numPr>
+      </w:pPr>
+      <w:r>
+        <w:rPr>
+          <w:b w:val="0"/>
+        </w:rPr>
+        <w:t>The schedule is driven by the sign off checkpoints. BRD sign off at the end of week 3, FDS and ICD sign off at the end of week 8, and UAT sign off at the end of week 28 are the gates for the following phase. A delay at any gate moves the remaining schedule by the same period.</w:t>
+      </w:r>
+    </w:p>
+    <w:p>
+      <w:pPr>
+        <w:pStyle w:val="ListParagraph"/>
+        <w:numPr>
+          <w:ilvl w:val="0"/>
+          <w:numId w:val="48"/>
+        </w:numPr>
+      </w:pPr>
+      <w:r>
+        <w:rPr>
+          <w:b w:val="0"/>
+        </w:rPr>
+        <w:t>Interfacing hardware is procured and delivered in parallel with design and development, and is installed and commissioned between weeks 14 and 21, so that machine data is available before User Acceptance Testing begins in week 24.</w:t>
+      </w:r>
+    </w:p>
+    <w:p>
+      <w:pPr>
+        <w:pStyle w:val="ListParagraph"/>
+        <w:numPr>
+          <w:ilvl w:val="0"/>
+          <w:numId w:val="48"/>
+        </w:numPr>
+      </w:pPr>
+      <w:r>
+        <w:rPr>
+          <w:b w:val="0"/>
+        </w:rPr>
+        <w:t>Material delivery of 6 weeks assumes the interfacing hardware in the Bill of Material is available on standard lead times. Imported items on extended lead times would move the commissioning window and, with it, the testing phases.</w:t>
+      </w:r>
+    </w:p>
+    <w:p>
+      <w:pPr>
+        <w:pStyle w:val="ListParagraph"/>
+        <w:numPr>
+          <w:ilvl w:val="0"/>
+          <w:numId w:val="48"/>
+        </w:numPr>
+      </w:pPr>
+      <w:r>
+        <w:rPr>
+          <w:b w:val="0"/>
+        </w:rPr>
+        <w:t>Machines that are new or under refurbishment, and the machines still to be reconciled in Unit‑4, are to be available for interfacing before the commissioning window closes. Machines handed over later are addressed by change request.</w:t>
+      </w:r>
+    </w:p>
+    <w:p>
+      <w:pPr>
+        <w:pStyle w:val="ListParagraph"/>
+        <w:numPr>
+          <w:ilvl w:val="0"/>
+          <w:numId w:val="48"/>
+        </w:numPr>
+      </w:pPr>
+      <w:r>
+        <w:rPr>
+          <w:b w:val="0"/>
+        </w:rPr>
+        <w:t>Hyper Care runs for 6 weeks after Go Live, followed by handover. A longer hyper care or an extended support period can be offered separately.</w:t>
+      </w:r>
     </w:p>
     <w:p/>
     <w:p/>
@@ -45234,6 +47974,12 @@
       <w:startOverride w:val="1"/>
     </w:lvlOverride>
   </w:num>
+  <w:num w:numId="48">
+    <w:abstractNumId w:val="6"/>
+    <w:lvlOverride w:ilvl="0">
+      <w:startOverride w:val="1"/>
+    </w:lvlOverride>
+  </w:num>
   <w:numIdMacAtCleanup w:val="12"/>
 </w:numbering>
 </file>

--- a/JK_Lakshar_MES_XXXXX_Technical Offer_R0.docx
+++ b/JK_Lakshar_MES_XXXXX_Technical Offer_R0.docx
@@ -29414,7 +29414,7 @@
         <w:rPr>
           <w:b w:val="0"/>
         </w:rPr>
-        <w:t>Installation of this hardware on existing machines, and any consequent PLC programme change, is presently listed under Exclusions in this document and is to be agreed before the offer is finalised.</w:t>
+        <w:t>Supply, mounting and installation of this hardware on existing machines, and any consequent PLC programme change, are presently listed under Exclusions in this document. The quantities above are therefore stated as the requirement; the supply responsibility for these items is to be agreed before the offer is finalised.</w:t>
       </w:r>
     </w:p>
     <w:p>
@@ -38763,6 +38763,1112 @@
       <w:bookmarkEnd w:id="44"/>
       <w:bookmarkEnd w:id="45"/>
     </w:p>
+    <w:p>
+      <w:pPr/>
+      <w:r>
+        <w:rPr>
+          <w:b w:val="0"/>
+        </w:rPr>
+        <w:t>The project is organised in three tiers. A steering board owns the commercial and scope decisions, a project manager on each side runs the delivery, and the working teams carry out the activities set out in the Scope of Work RACI. Each party nominates its members at project kick‑off.</w:t>
+      </w:r>
+    </w:p>
+    <w:tbl>
+      <w:tblPr>
+        <w:tblW w:w="9360" w:type="dxa"/>
+        <w:jc w:val="center"/>
+        <w:tblLook w:firstColumn="1" w:firstRow="1" w:lastColumn="0" w:lastRow="0" w:noHBand="0" w:noVBand="1" w:val="04A0"/>
+      </w:tblPr>
+      <w:tblGrid>
+        <w:gridCol w:w="3120"/>
+        <w:gridCol w:w="3120"/>
+        <w:gridCol w:w="3120"/>
+      </w:tblGrid>
+      <w:tr>
+        <w:tc>
+          <w:tcPr>
+            <w:tcW w:w="9360" w:type="dxa"/>
+            <w:gridSpan w:val="3"/>
+            <w:tcBorders>
+              <w:top w:val="single" w:sz="8" w:space="0" w:color="27166F"/>
+              <w:left w:val="single" w:sz="8" w:space="0" w:color="27166F"/>
+              <w:bottom w:val="single" w:sz="8" w:space="0" w:color="27166F"/>
+              <w:right w:val="single" w:sz="8" w:space="0" w:color="27166F"/>
+            </w:tcBorders>
+            <w:shd w:val="clear" w:color="auto" w:fill="27166F"/>
+          </w:tcPr>
+          <w:p>
+            <w:pPr>
+              <w:spacing w:before="20" w:after="20" w:line="240" w:lineRule="auto"/>
+              <w:jc w:val="center"/>
+            </w:pPr>
+            <w:r/>
+            <w:r>
+              <w:rPr>
+                <w:b/>
+                <w:color w:val="FFFFFF"/>
+                <w:sz w:val="20"/>
+              </w:rPr>
+              <w:t>Steering Board</w:t>
+            </w:r>
+          </w:p>
+          <w:p>
+            <w:pPr>
+              <w:spacing w:before="20" w:after="20" w:line="240" w:lineRule="auto"/>
+              <w:jc w:val="center"/>
+            </w:pPr>
+            <w:r>
+              <w:rPr>
+                <w:b w:val="0"/>
+                <w:color w:val="FFFFFF"/>
+                <w:sz w:val="20"/>
+              </w:rPr>
+              <w:t>Smart Controls and Customer sponsors</w:t>
+            </w:r>
+          </w:p>
+        </w:tc>
+      </w:tr>
+      <w:tr>
+        <w:tc>
+          <w:tcPr>
+            <w:tcW w:w="9360" w:type="dxa"/>
+            <w:gridSpan w:val="3"/>
+            <w:tcBorders>
+              <w:top w:val="nil"/>
+              <w:left w:val="nil"/>
+              <w:bottom w:val="nil"/>
+              <w:right w:val="nil"/>
+            </w:tcBorders>
+          </w:tcPr>
+          <w:p>
+            <w:pPr>
+              <w:spacing w:before="20" w:after="20" w:line="240" w:lineRule="auto"/>
+              <w:jc w:val="center"/>
+            </w:pPr>
+            <w:r/>
+            <w:r>
+              <w:rPr>
+                <w:b w:val="0"/>
+                <w:sz w:val="16"/>
+              </w:rPr>
+              <w:t>▲</w:t>
+            </w:r>
+          </w:p>
+        </w:tc>
+      </w:tr>
+      <w:tr>
+        <w:tc>
+          <w:tcPr>
+            <w:tcW w:w="9360" w:type="dxa"/>
+            <w:gridSpan w:val="3"/>
+            <w:tcBorders>
+              <w:top w:val="single" w:sz="8" w:space="0" w:color="27166F"/>
+              <w:left w:val="single" w:sz="8" w:space="0" w:color="27166F"/>
+              <w:bottom w:val="single" w:sz="8" w:space="0" w:color="27166F"/>
+              <w:right w:val="single" w:sz="8" w:space="0" w:color="27166F"/>
+            </w:tcBorders>
+            <w:shd w:val="clear" w:color="auto" w:fill="DEDAEC"/>
+          </w:tcPr>
+          <w:p>
+            <w:pPr>
+              <w:spacing w:before="20" w:after="20" w:line="240" w:lineRule="auto"/>
+              <w:jc w:val="center"/>
+            </w:pPr>
+            <w:r/>
+            <w:r>
+              <w:rPr>
+                <w:b/>
+                <w:sz w:val="20"/>
+              </w:rPr>
+              <w:t>Project Managers</w:t>
+            </w:r>
+          </w:p>
+          <w:p>
+            <w:pPr>
+              <w:spacing w:before="20" w:after="20" w:line="240" w:lineRule="auto"/>
+              <w:jc w:val="center"/>
+            </w:pPr>
+            <w:r>
+              <w:rPr>
+                <w:b w:val="0"/>
+                <w:sz w:val="20"/>
+              </w:rPr>
+              <w:t>Smart Controls PM  •  Customer PM</w:t>
+            </w:r>
+          </w:p>
+        </w:tc>
+      </w:tr>
+      <w:tr>
+        <w:tc>
+          <w:tcPr>
+            <w:tcW w:w="9360" w:type="dxa"/>
+            <w:gridSpan w:val="3"/>
+            <w:tcBorders>
+              <w:top w:val="nil"/>
+              <w:left w:val="nil"/>
+              <w:bottom w:val="nil"/>
+              <w:right w:val="nil"/>
+            </w:tcBorders>
+          </w:tcPr>
+          <w:p>
+            <w:pPr>
+              <w:spacing w:before="20" w:after="20" w:line="240" w:lineRule="auto"/>
+              <w:jc w:val="center"/>
+            </w:pPr>
+            <w:r/>
+            <w:r>
+              <w:rPr>
+                <w:b w:val="0"/>
+                <w:sz w:val="16"/>
+              </w:rPr>
+              <w:t>▲</w:t>
+            </w:r>
+          </w:p>
+        </w:tc>
+      </w:tr>
+      <w:tr>
+        <w:tc>
+          <w:tcPr>
+            <w:tcW w:w="3120" w:type="dxa"/>
+            <w:tcBorders>
+              <w:top w:val="single" w:sz="8" w:space="0" w:color="27166F"/>
+              <w:left w:val="single" w:sz="8" w:space="0" w:color="27166F"/>
+              <w:bottom w:val="single" w:sz="8" w:space="0" w:color="27166F"/>
+              <w:right w:val="single" w:sz="8" w:space="0" w:color="27166F"/>
+            </w:tcBorders>
+            <w:shd w:val="clear" w:color="auto" w:fill="FFFFFF"/>
+          </w:tcPr>
+          <w:p>
+            <w:pPr>
+              <w:spacing w:before="20" w:after="20" w:line="240" w:lineRule="auto"/>
+              <w:jc w:val="center"/>
+            </w:pPr>
+            <w:r>
+              <w:rPr>
+                <w:b/>
+              </w:rPr>
+            </w:r>
+            <w:r>
+              <w:rPr>
+                <w:b/>
+                <w:sz w:val="16"/>
+              </w:rPr>
+              <w:t>Smart Controls Delivery Team</w:t>
+            </w:r>
+          </w:p>
+          <w:p>
+            <w:pPr>
+              <w:spacing w:before="20" w:after="20" w:line="240" w:lineRule="auto"/>
+              <w:jc w:val="center"/>
+            </w:pPr>
+            <w:r>
+              <w:rPr>
+                <w:b w:val="0"/>
+                <w:sz w:val="16"/>
+              </w:rPr>
+              <w:t>Solution architect, MES and SCADA engineers,</w:t>
+            </w:r>
+          </w:p>
+          <w:p>
+            <w:pPr>
+              <w:spacing w:before="20" w:after="20" w:line="240" w:lineRule="auto"/>
+              <w:jc w:val="center"/>
+            </w:pPr>
+            <w:r>
+              <w:rPr>
+                <w:b w:val="0"/>
+                <w:sz w:val="16"/>
+              </w:rPr>
+              <w:t>interface engineer, test lead</w:t>
+            </w:r>
+          </w:p>
+        </w:tc>
+        <w:tc>
+          <w:tcPr>
+            <w:tcW w:w="3120" w:type="dxa"/>
+            <w:tcBorders>
+              <w:top w:val="single" w:sz="8" w:space="0" w:color="27166F"/>
+              <w:left w:val="single" w:sz="8" w:space="0" w:color="27166F"/>
+              <w:bottom w:val="single" w:sz="8" w:space="0" w:color="27166F"/>
+              <w:right w:val="single" w:sz="8" w:space="0" w:color="27166F"/>
+            </w:tcBorders>
+            <w:shd w:val="clear" w:color="auto" w:fill="FFFFFF"/>
+          </w:tcPr>
+          <w:p>
+            <w:pPr>
+              <w:spacing w:before="20" w:after="20" w:line="240" w:lineRule="auto"/>
+              <w:jc w:val="center"/>
+            </w:pPr>
+            <w:r>
+              <w:rPr>
+                <w:b/>
+              </w:rPr>
+            </w:r>
+            <w:r>
+              <w:rPr>
+                <w:b/>
+                <w:sz w:val="16"/>
+              </w:rPr>
+              <w:t>Customer Core Team</w:t>
+            </w:r>
+          </w:p>
+          <w:p>
+            <w:pPr>
+              <w:spacing w:before="20" w:after="20" w:line="240" w:lineRule="auto"/>
+              <w:jc w:val="center"/>
+            </w:pPr>
+            <w:r>
+              <w:rPr>
+                <w:b w:val="0"/>
+                <w:sz w:val="16"/>
+              </w:rPr>
+              <w:t>Process owners, IT and OT, maintenance,</w:t>
+            </w:r>
+          </w:p>
+          <w:p>
+            <w:pPr>
+              <w:spacing w:before="20" w:after="20" w:line="240" w:lineRule="auto"/>
+              <w:jc w:val="center"/>
+            </w:pPr>
+            <w:r>
+              <w:rPr>
+                <w:b w:val="0"/>
+                <w:sz w:val="16"/>
+              </w:rPr>
+              <w:t>quality, key users</w:t>
+            </w:r>
+          </w:p>
+        </w:tc>
+        <w:tc>
+          <w:tcPr>
+            <w:tcW w:w="3120" w:type="dxa"/>
+            <w:tcBorders>
+              <w:top w:val="single" w:sz="8" w:space="0" w:color="27166F"/>
+              <w:left w:val="single" w:sz="8" w:space="0" w:color="27166F"/>
+              <w:bottom w:val="single" w:sz="8" w:space="0" w:color="27166F"/>
+              <w:right w:val="single" w:sz="8" w:space="0" w:color="27166F"/>
+            </w:tcBorders>
+            <w:shd w:val="clear" w:color="auto" w:fill="FFFFFF"/>
+          </w:tcPr>
+          <w:p>
+            <w:pPr>
+              <w:spacing w:before="20" w:after="20" w:line="240" w:lineRule="auto"/>
+              <w:jc w:val="center"/>
+            </w:pPr>
+            <w:r>
+              <w:rPr>
+                <w:b/>
+              </w:rPr>
+            </w:r>
+            <w:r>
+              <w:rPr>
+                <w:b/>
+                <w:sz w:val="16"/>
+              </w:rPr>
+              <w:t>OEM and Third Party</w:t>
+            </w:r>
+          </w:p>
+          <w:p>
+            <w:pPr>
+              <w:spacing w:before="20" w:after="20" w:line="240" w:lineRule="auto"/>
+              <w:jc w:val="center"/>
+            </w:pPr>
+            <w:r>
+              <w:rPr>
+                <w:b w:val="0"/>
+                <w:sz w:val="16"/>
+              </w:rPr>
+              <w:t>Machine OEMs, ERP, WMS and ASRS</w:t>
+            </w:r>
+          </w:p>
+          <w:p>
+            <w:pPr>
+              <w:spacing w:before="20" w:after="20" w:line="240" w:lineRule="auto"/>
+              <w:jc w:val="center"/>
+            </w:pPr>
+            <w:r>
+              <w:rPr>
+                <w:b w:val="0"/>
+                <w:sz w:val="16"/>
+              </w:rPr>
+              <w:t>application owners</w:t>
+            </w:r>
+          </w:p>
+        </w:tc>
+      </w:tr>
+    </w:tbl>
+    <w:p>
+      <w:pPr>
+        <w:pStyle w:val="Caption"/>
+      </w:pPr>
+      <w:r>
+        <w:rPr>
+          <w:b w:val="0"/>
+        </w:rPr>
+        <w:t>Figure: Project organization structure</w:t>
+      </w:r>
+    </w:p>
+    <w:tbl>
+      <w:tblPr>
+        <w:tblStyle w:val="SCILCorporateTable10"/>
+        <w:tblW w:w="10348" w:type="dxa"/>
+        <w:tblInd w:w="-709" w:type="dxa"/>
+        <w:tblBorders>
+          <w:top w:val="single" w:sz="4" w:space="0" w:color="auto"/>
+          <w:left w:val="single" w:sz="4" w:space="0" w:color="auto"/>
+          <w:bottom w:val="single" w:sz="4" w:space="0" w:color="auto"/>
+          <w:right w:val="single" w:sz="4" w:space="0" w:color="auto"/>
+          <w:insideH w:val="single" w:sz="4" w:space="0" w:color="auto"/>
+          <w:insideV w:val="single" w:sz="4" w:space="0" w:color="auto"/>
+        </w:tblBorders>
+        <w:tblLook w:val="04A0" w:firstRow="1" w:lastRow="0" w:firstColumn="1" w:lastColumn="0" w:noHBand="0" w:noVBand="1"/>
+      </w:tblPr>
+      <w:tblGrid>
+        <w:gridCol w:w="2000"/>
+        <w:gridCol w:w="1500"/>
+        <w:gridCol w:w="3200"/>
+        <w:gridCol w:w="3648"/>
+      </w:tblGrid>
+      <w:tr>
+        <w:trPr>
+          <w:tblHeader/>
+        </w:trPr>
+        <w:tc>
+          <w:tcPr>
+            <w:tcW w:w="2000" w:type="dxa"/>
+          </w:tcPr>
+          <w:p>
+            <w:pPr>
+              <w:spacing w:before="0" w:after="0" w:line="240" w:lineRule="auto"/>
+            </w:pPr>
+            <w:r>
+              <w:rPr>
+                <w:sz w:val="16"/>
+              </w:rPr>
+              <w:t>Role</w:t>
+            </w:r>
+          </w:p>
+        </w:tc>
+        <w:tc>
+          <w:tcPr>
+            <w:tcW w:w="1500" w:type="dxa"/>
+          </w:tcPr>
+          <w:p>
+            <w:pPr>
+              <w:spacing w:before="0" w:after="0" w:line="240" w:lineRule="auto"/>
+            </w:pPr>
+            <w:r>
+              <w:rPr>
+                <w:sz w:val="16"/>
+              </w:rPr>
+              <w:t>Party</w:t>
+            </w:r>
+          </w:p>
+        </w:tc>
+        <w:tc>
+          <w:tcPr>
+            <w:tcW w:w="3200" w:type="dxa"/>
+          </w:tcPr>
+          <w:p>
+            <w:pPr>
+              <w:spacing w:before="0" w:after="0" w:line="240" w:lineRule="auto"/>
+            </w:pPr>
+            <w:r>
+              <w:rPr>
+                <w:sz w:val="16"/>
+              </w:rPr>
+              <w:t>Responsibility</w:t>
+            </w:r>
+          </w:p>
+        </w:tc>
+        <w:tc>
+          <w:tcPr>
+            <w:tcW w:w="3648" w:type="dxa"/>
+          </w:tcPr>
+          <w:p>
+            <w:pPr>
+              <w:spacing w:before="0" w:after="0" w:line="240" w:lineRule="auto"/>
+            </w:pPr>
+            <w:r>
+              <w:rPr>
+                <w:sz w:val="16"/>
+              </w:rPr>
+              <w:t>Remarks</w:t>
+            </w:r>
+          </w:p>
+        </w:tc>
+      </w:tr>
+      <w:tr>
+        <w:tc>
+          <w:tcPr>
+            <w:tcW w:w="2000" w:type="dxa"/>
+          </w:tcPr>
+          <w:p>
+            <w:pPr>
+              <w:spacing w:before="0" w:after="0" w:line="240" w:lineRule="auto"/>
+            </w:pPr>
+            <w:r>
+              <w:rPr>
+                <w:sz w:val="16"/>
+              </w:rPr>
+              <w:t>Steering Board</w:t>
+            </w:r>
+          </w:p>
+        </w:tc>
+        <w:tc>
+          <w:tcPr>
+            <w:tcW w:w="1500" w:type="dxa"/>
+          </w:tcPr>
+          <w:p>
+            <w:pPr>
+              <w:spacing w:before="0" w:after="0" w:line="240" w:lineRule="auto"/>
+            </w:pPr>
+            <w:r>
+              <w:rPr>
+                <w:sz w:val="16"/>
+              </w:rPr>
+              <w:t>Both</w:t>
+            </w:r>
+          </w:p>
+        </w:tc>
+        <w:tc>
+          <w:tcPr>
+            <w:tcW w:w="3200" w:type="dxa"/>
+          </w:tcPr>
+          <w:p>
+            <w:pPr>
+              <w:spacing w:before="0" w:after="0" w:line="240" w:lineRule="auto"/>
+            </w:pPr>
+            <w:r>
+              <w:rPr>
+                <w:sz w:val="16"/>
+              </w:rPr>
+              <w:t>Owns the business case, approves scope and commercial changes, resolves matters escalated by the project managers.</w:t>
+            </w:r>
+          </w:p>
+        </w:tc>
+        <w:tc>
+          <w:tcPr>
+            <w:tcW w:w="3648" w:type="dxa"/>
+          </w:tcPr>
+          <w:p>
+            <w:pPr>
+              <w:spacing w:before="0" w:after="0" w:line="240" w:lineRule="auto"/>
+            </w:pPr>
+            <w:r>
+              <w:rPr>
+                <w:sz w:val="16"/>
+              </w:rPr>
+              <w:t>Meets at each phase gate and on escalation.</w:t>
+            </w:r>
+          </w:p>
+        </w:tc>
+      </w:tr>
+      <w:tr>
+        <w:tc>
+          <w:tcPr>
+            <w:tcW w:w="2000" w:type="dxa"/>
+          </w:tcPr>
+          <w:p>
+            <w:pPr>
+              <w:spacing w:before="0" w:after="0" w:line="240" w:lineRule="auto"/>
+            </w:pPr>
+            <w:r>
+              <w:rPr>
+                <w:sz w:val="16"/>
+              </w:rPr>
+              <w:t>Project Manager – Smart Controls</w:t>
+            </w:r>
+          </w:p>
+        </w:tc>
+        <w:tc>
+          <w:tcPr>
+            <w:tcW w:w="1500" w:type="dxa"/>
+          </w:tcPr>
+          <w:p>
+            <w:pPr>
+              <w:spacing w:before="0" w:after="0" w:line="240" w:lineRule="auto"/>
+            </w:pPr>
+            <w:r>
+              <w:rPr>
+                <w:sz w:val="16"/>
+              </w:rPr>
+              <w:t>SCIL</w:t>
+            </w:r>
+          </w:p>
+        </w:tc>
+        <w:tc>
+          <w:tcPr>
+            <w:tcW w:w="3200" w:type="dxa"/>
+          </w:tcPr>
+          <w:p>
+            <w:pPr>
+              <w:spacing w:before="0" w:after="0" w:line="240" w:lineRule="auto"/>
+            </w:pPr>
+            <w:r>
+              <w:rPr>
+                <w:sz w:val="16"/>
+              </w:rPr>
+              <w:t>Runs delivery against the project plan, owns the deliverables, reports progress, raises and assesses change requests.</w:t>
+            </w:r>
+          </w:p>
+        </w:tc>
+        <w:tc>
+          <w:tcPr>
+            <w:tcW w:w="3648" w:type="dxa"/>
+          </w:tcPr>
+          <w:p>
+            <w:pPr>
+              <w:spacing w:before="0" w:after="0" w:line="240" w:lineRule="auto"/>
+            </w:pPr>
+            <w:r>
+              <w:rPr>
+                <w:sz w:val="16"/>
+              </w:rPr>
+              <w:t>Single point of contact for Smart Controls throughout.</w:t>
+            </w:r>
+          </w:p>
+        </w:tc>
+      </w:tr>
+      <w:tr>
+        <w:tc>
+          <w:tcPr>
+            <w:tcW w:w="2000" w:type="dxa"/>
+          </w:tcPr>
+          <w:p>
+            <w:pPr>
+              <w:spacing w:before="0" w:after="0" w:line="240" w:lineRule="auto"/>
+            </w:pPr>
+            <w:r>
+              <w:rPr>
+                <w:sz w:val="16"/>
+              </w:rPr>
+              <w:t>Project Manager – Customer</w:t>
+            </w:r>
+          </w:p>
+        </w:tc>
+        <w:tc>
+          <w:tcPr>
+            <w:tcW w:w="1500" w:type="dxa"/>
+          </w:tcPr>
+          <w:p>
+            <w:pPr>
+              <w:spacing w:before="0" w:after="0" w:line="240" w:lineRule="auto"/>
+            </w:pPr>
+            <w:r>
+              <w:rPr>
+                <w:sz w:val="16"/>
+              </w:rPr>
+              <w:t>CUST</w:t>
+            </w:r>
+          </w:p>
+        </w:tc>
+        <w:tc>
+          <w:tcPr>
+            <w:tcW w:w="3200" w:type="dxa"/>
+          </w:tcPr>
+          <w:p>
+            <w:pPr>
+              <w:spacing w:before="0" w:after="0" w:line="240" w:lineRule="auto"/>
+            </w:pPr>
+            <w:r>
+              <w:rPr>
+                <w:sz w:val="16"/>
+              </w:rPr>
+              <w:t>Owns customer side readiness, stakeholder availability, infrastructure and approvals, and coordinates the OEMs.</w:t>
+            </w:r>
+          </w:p>
+        </w:tc>
+        <w:tc>
+          <w:tcPr>
+            <w:tcW w:w="3648" w:type="dxa"/>
+          </w:tcPr>
+          <w:p>
+            <w:pPr>
+              <w:spacing w:before="0" w:after="0" w:line="240" w:lineRule="auto"/>
+            </w:pPr>
+            <w:r>
+              <w:rPr>
+                <w:sz w:val="16"/>
+              </w:rPr>
+              <w:t>The commissioning manager named in the Customer Support section.</w:t>
+            </w:r>
+          </w:p>
+        </w:tc>
+      </w:tr>
+      <w:tr>
+        <w:tc>
+          <w:tcPr>
+            <w:tcW w:w="2000" w:type="dxa"/>
+          </w:tcPr>
+          <w:p>
+            <w:pPr>
+              <w:spacing w:before="0" w:after="0" w:line="240" w:lineRule="auto"/>
+            </w:pPr>
+            <w:r>
+              <w:rPr>
+                <w:sz w:val="16"/>
+              </w:rPr>
+              <w:t>Solution Architect</w:t>
+            </w:r>
+          </w:p>
+        </w:tc>
+        <w:tc>
+          <w:tcPr>
+            <w:tcW w:w="1500" w:type="dxa"/>
+          </w:tcPr>
+          <w:p>
+            <w:pPr>
+              <w:spacing w:before="0" w:after="0" w:line="240" w:lineRule="auto"/>
+            </w:pPr>
+            <w:r>
+              <w:rPr>
+                <w:sz w:val="16"/>
+              </w:rPr>
+              <w:t>SCIL</w:t>
+            </w:r>
+          </w:p>
+        </w:tc>
+        <w:tc>
+          <w:tcPr>
+            <w:tcW w:w="3200" w:type="dxa"/>
+          </w:tcPr>
+          <w:p>
+            <w:pPr>
+              <w:spacing w:before="0" w:after="0" w:line="240" w:lineRule="auto"/>
+            </w:pPr>
+            <w:r>
+              <w:rPr>
+                <w:sz w:val="16"/>
+              </w:rPr>
+              <w:t>Owns the solution and interface design, the FDS and the ICD.</w:t>
+            </w:r>
+          </w:p>
+        </w:tc>
+        <w:tc>
+          <w:tcPr>
+            <w:tcW w:w="3648" w:type="dxa"/>
+          </w:tcPr>
+          <w:p>
+            <w:pPr>
+              <w:spacing w:before="0" w:after="0" w:line="240" w:lineRule="auto"/>
+            </w:pPr>
+            <w:r>
+              <w:rPr>
+                <w:sz w:val="16"/>
+              </w:rPr>
+              <w:t>Engaged from requirement workshop through to go live.</w:t>
+            </w:r>
+          </w:p>
+        </w:tc>
+      </w:tr>
+      <w:tr>
+        <w:tc>
+          <w:tcPr>
+            <w:tcW w:w="2000" w:type="dxa"/>
+          </w:tcPr>
+          <w:p>
+            <w:pPr>
+              <w:spacing w:before="0" w:after="0" w:line="240" w:lineRule="auto"/>
+            </w:pPr>
+            <w:r>
+              <w:rPr>
+                <w:sz w:val="16"/>
+              </w:rPr>
+              <w:t>MES and SCADA Engineers</w:t>
+            </w:r>
+          </w:p>
+        </w:tc>
+        <w:tc>
+          <w:tcPr>
+            <w:tcW w:w="1500" w:type="dxa"/>
+          </w:tcPr>
+          <w:p>
+            <w:pPr>
+              <w:spacing w:before="0" w:after="0" w:line="240" w:lineRule="auto"/>
+            </w:pPr>
+            <w:r>
+              <w:rPr>
+                <w:sz w:val="16"/>
+              </w:rPr>
+              <w:t>SCIL</w:t>
+            </w:r>
+          </w:p>
+        </w:tc>
+        <w:tc>
+          <w:tcPr>
+            <w:tcW w:w="3200" w:type="dxa"/>
+          </w:tcPr>
+          <w:p>
+            <w:pPr>
+              <w:spacing w:before="0" w:after="0" w:line="240" w:lineRule="auto"/>
+            </w:pPr>
+            <w:r>
+              <w:rPr>
+                <w:sz w:val="16"/>
+              </w:rPr>
+              <w:t>Configure and develop the Layer 2 and Layer 3 application, and perform unit and system integration testing.</w:t>
+            </w:r>
+          </w:p>
+        </w:tc>
+        <w:tc>
+          <w:tcPr>
+            <w:tcW w:w="3648" w:type="dxa"/>
+          </w:tcPr>
+          <w:p>
+            <w:pPr>
+              <w:spacing w:before="0" w:after="0" w:line="240" w:lineRule="auto"/>
+            </w:pPr>
+            <w:r>
+              <w:rPr>
+                <w:sz w:val="16"/>
+              </w:rPr>
+              <w:t>Core of the development and SIT phases.</w:t>
+            </w:r>
+          </w:p>
+        </w:tc>
+      </w:tr>
+      <w:tr>
+        <w:tc>
+          <w:tcPr>
+            <w:tcW w:w="2000" w:type="dxa"/>
+          </w:tcPr>
+          <w:p>
+            <w:pPr>
+              <w:spacing w:before="0" w:after="0" w:line="240" w:lineRule="auto"/>
+            </w:pPr>
+            <w:r>
+              <w:rPr>
+                <w:sz w:val="16"/>
+              </w:rPr>
+              <w:t>Interface and Connectivity Engineer</w:t>
+            </w:r>
+          </w:p>
+        </w:tc>
+        <w:tc>
+          <w:tcPr>
+            <w:tcW w:w="1500" w:type="dxa"/>
+          </w:tcPr>
+          <w:p>
+            <w:pPr>
+              <w:spacing w:before="0" w:after="0" w:line="240" w:lineRule="auto"/>
+            </w:pPr>
+            <w:r>
+              <w:rPr>
+                <w:sz w:val="16"/>
+              </w:rPr>
+              <w:t>SCIL</w:t>
+            </w:r>
+          </w:p>
+        </w:tc>
+        <w:tc>
+          <w:tcPr>
+            <w:tcW w:w="3200" w:type="dxa"/>
+          </w:tcPr>
+          <w:p>
+            <w:pPr>
+              <w:spacing w:before="0" w:after="0" w:line="240" w:lineRule="auto"/>
+            </w:pPr>
+            <w:r>
+              <w:rPr>
+                <w:sz w:val="16"/>
+              </w:rPr>
+              <w:t>Owns the machine connectivity, the OPC server configuration and the third party interfaces.</w:t>
+            </w:r>
+          </w:p>
+        </w:tc>
+        <w:tc>
+          <w:tcPr>
+            <w:tcW w:w="3648" w:type="dxa"/>
+          </w:tcPr>
+          <w:p>
+            <w:pPr>
+              <w:spacing w:before="0" w:after="0" w:line="240" w:lineRule="auto"/>
+            </w:pPr>
+            <w:r>
+              <w:rPr>
+                <w:sz w:val="16"/>
+              </w:rPr>
+              <w:t>Works with the customer OT team and the machine OEMs.</w:t>
+            </w:r>
+          </w:p>
+        </w:tc>
+      </w:tr>
+      <w:tr>
+        <w:tc>
+          <w:tcPr>
+            <w:tcW w:w="2000" w:type="dxa"/>
+          </w:tcPr>
+          <w:p>
+            <w:pPr>
+              <w:spacing w:before="0" w:after="0" w:line="240" w:lineRule="auto"/>
+            </w:pPr>
+            <w:r>
+              <w:rPr>
+                <w:sz w:val="16"/>
+              </w:rPr>
+              <w:t>Test Lead</w:t>
+            </w:r>
+          </w:p>
+        </w:tc>
+        <w:tc>
+          <w:tcPr>
+            <w:tcW w:w="1500" w:type="dxa"/>
+          </w:tcPr>
+          <w:p>
+            <w:pPr>
+              <w:spacing w:before="0" w:after="0" w:line="240" w:lineRule="auto"/>
+            </w:pPr>
+            <w:r>
+              <w:rPr>
+                <w:sz w:val="16"/>
+              </w:rPr>
+              <w:t>SCIL</w:t>
+            </w:r>
+          </w:p>
+        </w:tc>
+        <w:tc>
+          <w:tcPr>
+            <w:tcW w:w="3200" w:type="dxa"/>
+          </w:tcPr>
+          <w:p>
+            <w:pPr>
+              <w:spacing w:before="0" w:after="0" w:line="240" w:lineRule="auto"/>
+            </w:pPr>
+            <w:r>
+              <w:rPr>
+                <w:sz w:val="16"/>
+              </w:rPr>
+              <w:t>Owns the test plan, the traceability matrix and the defect log through SIT and UAT.</w:t>
+            </w:r>
+          </w:p>
+        </w:tc>
+        <w:tc>
+          <w:tcPr>
+            <w:tcW w:w="3648" w:type="dxa"/>
+          </w:tcPr>
+          <w:p>
+            <w:pPr>
+              <w:spacing w:before="0" w:after="0" w:line="240" w:lineRule="auto"/>
+            </w:pPr>
+            <w:r>
+              <w:rPr>
+                <w:sz w:val="16"/>
+              </w:rPr>
+              <w:t>Supports the customer through user acceptance testing.</w:t>
+            </w:r>
+          </w:p>
+        </w:tc>
+      </w:tr>
+      <w:tr>
+        <w:tc>
+          <w:tcPr>
+            <w:tcW w:w="2000" w:type="dxa"/>
+          </w:tcPr>
+          <w:p>
+            <w:pPr>
+              <w:spacing w:before="0" w:after="0" w:line="240" w:lineRule="auto"/>
+            </w:pPr>
+            <w:r>
+              <w:rPr>
+                <w:sz w:val="16"/>
+              </w:rPr>
+              <w:t>Process Owners and Key Users</w:t>
+            </w:r>
+          </w:p>
+        </w:tc>
+        <w:tc>
+          <w:tcPr>
+            <w:tcW w:w="1500" w:type="dxa"/>
+          </w:tcPr>
+          <w:p>
+            <w:pPr>
+              <w:spacing w:before="0" w:after="0" w:line="240" w:lineRule="auto"/>
+            </w:pPr>
+            <w:r>
+              <w:rPr>
+                <w:sz w:val="16"/>
+              </w:rPr>
+              <w:t>CUST / ECST</w:t>
+            </w:r>
+          </w:p>
+        </w:tc>
+        <w:tc>
+          <w:tcPr>
+            <w:tcW w:w="3200" w:type="dxa"/>
+          </w:tcPr>
+          <w:p>
+            <w:pPr>
+              <w:spacing w:before="0" w:after="0" w:line="240" w:lineRule="auto"/>
+            </w:pPr>
+            <w:r>
+              <w:rPr>
+                <w:sz w:val="16"/>
+              </w:rPr>
+              <w:t>Provide the requirements, validate the design, execute user acceptance testing and sign off the acceptance criteria.</w:t>
+            </w:r>
+          </w:p>
+        </w:tc>
+        <w:tc>
+          <w:tcPr>
+            <w:tcW w:w="3648" w:type="dxa"/>
+          </w:tcPr>
+          <w:p>
+            <w:pPr>
+              <w:spacing w:before="0" w:after="0" w:line="240" w:lineRule="auto"/>
+            </w:pPr>
+            <w:r>
+              <w:rPr>
+                <w:sz w:val="16"/>
+              </w:rPr>
+              <w:t>One nominated key user per process area is recommended.</w:t>
+            </w:r>
+          </w:p>
+        </w:tc>
+      </w:tr>
+      <w:tr>
+        <w:tc>
+          <w:tcPr>
+            <w:tcW w:w="2000" w:type="dxa"/>
+          </w:tcPr>
+          <w:p>
+            <w:pPr>
+              <w:spacing w:before="0" w:after="0" w:line="240" w:lineRule="auto"/>
+            </w:pPr>
+            <w:r>
+              <w:rPr>
+                <w:sz w:val="16"/>
+              </w:rPr>
+              <w:t>IT and OT Team</w:t>
+            </w:r>
+          </w:p>
+        </w:tc>
+        <w:tc>
+          <w:tcPr>
+            <w:tcW w:w="1500" w:type="dxa"/>
+          </w:tcPr>
+          <w:p>
+            <w:pPr>
+              <w:spacing w:before="0" w:after="0" w:line="240" w:lineRule="auto"/>
+            </w:pPr>
+            <w:r>
+              <w:rPr>
+                <w:sz w:val="16"/>
+              </w:rPr>
+              <w:t>CUST</w:t>
+            </w:r>
+          </w:p>
+        </w:tc>
+        <w:tc>
+          <w:tcPr>
+            <w:tcW w:w="3200" w:type="dxa"/>
+          </w:tcPr>
+          <w:p>
+            <w:pPr>
+              <w:spacing w:before="0" w:after="0" w:line="240" w:lineRule="auto"/>
+            </w:pPr>
+            <w:r>
+              <w:rPr>
+                <w:sz w:val="16"/>
+              </w:rPr>
+              <w:t>Provide servers, database, network and shopfloor connectivity, and support deployment across the environments.</w:t>
+            </w:r>
+          </w:p>
+        </w:tc>
+        <w:tc>
+          <w:tcPr>
+            <w:tcW w:w="3648" w:type="dxa"/>
+          </w:tcPr>
+          <w:p>
+            <w:pPr>
+              <w:spacing w:before="0" w:after="0" w:line="240" w:lineRule="auto"/>
+            </w:pPr>
+            <w:r>
+              <w:rPr>
+                <w:sz w:val="16"/>
+              </w:rPr>
+              <w:t>Owns the items listed against the customer in the RACI.</w:t>
+            </w:r>
+          </w:p>
+        </w:tc>
+      </w:tr>
+      <w:tr>
+        <w:tc>
+          <w:tcPr>
+            <w:tcW w:w="2000" w:type="dxa"/>
+          </w:tcPr>
+          <w:p>
+            <w:pPr>
+              <w:spacing w:before="0" w:after="0" w:line="240" w:lineRule="auto"/>
+            </w:pPr>
+            <w:r>
+              <w:rPr>
+                <w:sz w:val="16"/>
+              </w:rPr>
+              <w:t>Machine OEMs and Third Party Vendors</w:t>
+            </w:r>
+          </w:p>
+        </w:tc>
+        <w:tc>
+          <w:tcPr>
+            <w:tcW w:w="1500" w:type="dxa"/>
+          </w:tcPr>
+          <w:p>
+            <w:pPr>
+              <w:spacing w:before="0" w:after="0" w:line="240" w:lineRule="auto"/>
+            </w:pPr>
+            <w:r>
+              <w:rPr>
+                <w:sz w:val="16"/>
+              </w:rPr>
+              <w:t>ECST</w:t>
+            </w:r>
+          </w:p>
+        </w:tc>
+        <w:tc>
+          <w:tcPr>
+            <w:tcW w:w="3200" w:type="dxa"/>
+          </w:tcPr>
+          <w:p>
+            <w:pPr>
+              <w:spacing w:before="0" w:after="0" w:line="240" w:lineRule="auto"/>
+            </w:pPr>
+            <w:r>
+              <w:rPr>
+                <w:sz w:val="16"/>
+              </w:rPr>
+              <w:t>Provide machine interface details, and make the changes needed on their own equipment or applications.</w:t>
+            </w:r>
+          </w:p>
+        </w:tc>
+        <w:tc>
+          <w:tcPr>
+            <w:tcW w:w="3648" w:type="dxa"/>
+          </w:tcPr>
+          <w:p>
+            <w:pPr>
+              <w:spacing w:before="0" w:after="0" w:line="240" w:lineRule="auto"/>
+            </w:pPr>
+            <w:r>
+              <w:rPr>
+                <w:sz w:val="16"/>
+              </w:rPr>
+              <w:t>Coordinated by the customer project manager.</w:t>
+            </w:r>
+          </w:p>
+        </w:tc>
+      </w:tr>
+    </w:tbl>
+    <w:p>
+      <w:pPr>
+        <w:pStyle w:val="Caption"/>
+      </w:pPr>
+      <w:r>
+        <w:rPr>
+          <w:b w:val="0"/>
+        </w:rPr>
+        <w:t>Table: Project roles and responsibilities</w:t>
+      </w:r>
+    </w:p>
     <w:p/>
     <w:p/>
     <w:p>
@@ -38778,6 +39884,613 @@
       <w:bookmarkEnd w:id="48"/>
       <w:bookmarkEnd w:id="49"/>
       <w:bookmarkEnd w:id="50"/>
+    </w:p>
+    <w:p>
+      <w:pPr/>
+      <w:r>
+        <w:rPr>
+          <w:b w:val="0"/>
+        </w:rPr>
+        <w:t>Governance runs on a fixed rhythm of reviews, with the phase sign offs of the Scope of Work RACI as the decision points.</w:t>
+      </w:r>
+    </w:p>
+    <w:tbl>
+      <w:tblPr>
+        <w:tblStyle w:val="SCILCorporateTable10"/>
+        <w:tblW w:w="10348" w:type="dxa"/>
+        <w:tblInd w:w="-709" w:type="dxa"/>
+        <w:tblBorders>
+          <w:top w:val="single" w:sz="4" w:space="0" w:color="auto"/>
+          <w:left w:val="single" w:sz="4" w:space="0" w:color="auto"/>
+          <w:bottom w:val="single" w:sz="4" w:space="0" w:color="auto"/>
+          <w:right w:val="single" w:sz="4" w:space="0" w:color="auto"/>
+          <w:insideH w:val="single" w:sz="4" w:space="0" w:color="auto"/>
+          <w:insideV w:val="single" w:sz="4" w:space="0" w:color="auto"/>
+        </w:tblBorders>
+        <w:tblLook w:val="04A0" w:firstRow="1" w:lastRow="0" w:firstColumn="1" w:lastColumn="0" w:noHBand="0" w:noVBand="1"/>
+      </w:tblPr>
+      <w:tblGrid>
+        <w:gridCol w:w="2000"/>
+        <w:gridCol w:w="1400"/>
+        <w:gridCol w:w="1800"/>
+        <w:gridCol w:w="2400"/>
+        <w:gridCol w:w="2748"/>
+      </w:tblGrid>
+      <w:tr>
+        <w:trPr>
+          <w:tblHeader/>
+        </w:trPr>
+        <w:tc>
+          <w:tcPr>
+            <w:tcW w:w="2000" w:type="dxa"/>
+          </w:tcPr>
+          <w:p>
+            <w:pPr>
+              <w:spacing w:before="0" w:after="0" w:line="240" w:lineRule="auto"/>
+            </w:pPr>
+            <w:r>
+              <w:rPr>
+                <w:sz w:val="16"/>
+              </w:rPr>
+              <w:t>Forum</w:t>
+            </w:r>
+          </w:p>
+        </w:tc>
+        <w:tc>
+          <w:tcPr>
+            <w:tcW w:w="1400" w:type="dxa"/>
+          </w:tcPr>
+          <w:p>
+            <w:pPr>
+              <w:spacing w:before="0" w:after="0" w:line="240" w:lineRule="auto"/>
+            </w:pPr>
+            <w:r>
+              <w:rPr>
+                <w:sz w:val="16"/>
+              </w:rPr>
+              <w:t>Frequency</w:t>
+            </w:r>
+          </w:p>
+        </w:tc>
+        <w:tc>
+          <w:tcPr>
+            <w:tcW w:w="1800" w:type="dxa"/>
+          </w:tcPr>
+          <w:p>
+            <w:pPr>
+              <w:spacing w:before="0" w:after="0" w:line="240" w:lineRule="auto"/>
+            </w:pPr>
+            <w:r>
+              <w:rPr>
+                <w:sz w:val="16"/>
+              </w:rPr>
+              <w:t>Participants</w:t>
+            </w:r>
+          </w:p>
+        </w:tc>
+        <w:tc>
+          <w:tcPr>
+            <w:tcW w:w="2400" w:type="dxa"/>
+          </w:tcPr>
+          <w:p>
+            <w:pPr>
+              <w:spacing w:before="0" w:after="0" w:line="240" w:lineRule="auto"/>
+            </w:pPr>
+            <w:r>
+              <w:rPr>
+                <w:sz w:val="16"/>
+              </w:rPr>
+              <w:t>Agenda</w:t>
+            </w:r>
+          </w:p>
+        </w:tc>
+        <w:tc>
+          <w:tcPr>
+            <w:tcW w:w="2748" w:type="dxa"/>
+          </w:tcPr>
+          <w:p>
+            <w:pPr>
+              <w:spacing w:before="0" w:after="0" w:line="240" w:lineRule="auto"/>
+            </w:pPr>
+            <w:r>
+              <w:rPr>
+                <w:sz w:val="16"/>
+              </w:rPr>
+              <w:t>Output</w:t>
+            </w:r>
+          </w:p>
+        </w:tc>
+      </w:tr>
+      <w:tr>
+        <w:tc>
+          <w:tcPr>
+            <w:tcW w:w="2000" w:type="dxa"/>
+          </w:tcPr>
+          <w:p>
+            <w:pPr>
+              <w:spacing w:before="0" w:after="0" w:line="240" w:lineRule="auto"/>
+            </w:pPr>
+            <w:r>
+              <w:rPr>
+                <w:sz w:val="16"/>
+              </w:rPr>
+              <w:t>Daily stand up</w:t>
+            </w:r>
+          </w:p>
+        </w:tc>
+        <w:tc>
+          <w:tcPr>
+            <w:tcW w:w="1400" w:type="dxa"/>
+          </w:tcPr>
+          <w:p>
+            <w:pPr>
+              <w:spacing w:before="0" w:after="0" w:line="240" w:lineRule="auto"/>
+            </w:pPr>
+            <w:r>
+              <w:rPr>
+                <w:sz w:val="16"/>
+              </w:rPr>
+              <w:t>Daily</w:t>
+            </w:r>
+          </w:p>
+        </w:tc>
+        <w:tc>
+          <w:tcPr>
+            <w:tcW w:w="1800" w:type="dxa"/>
+          </w:tcPr>
+          <w:p>
+            <w:pPr>
+              <w:spacing w:before="0" w:after="0" w:line="240" w:lineRule="auto"/>
+            </w:pPr>
+            <w:r>
+              <w:rPr>
+                <w:sz w:val="16"/>
+              </w:rPr>
+              <w:t>Working teams</w:t>
+            </w:r>
+          </w:p>
+        </w:tc>
+        <w:tc>
+          <w:tcPr>
+            <w:tcW w:w="2400" w:type="dxa"/>
+          </w:tcPr>
+          <w:p>
+            <w:pPr>
+              <w:spacing w:before="0" w:after="0" w:line="240" w:lineRule="auto"/>
+            </w:pPr>
+            <w:r>
+              <w:rPr>
+                <w:sz w:val="16"/>
+              </w:rPr>
+              <w:t>Progress, next steps, immediate blockers.</w:t>
+            </w:r>
+          </w:p>
+        </w:tc>
+        <w:tc>
+          <w:tcPr>
+            <w:tcW w:w="2748" w:type="dxa"/>
+          </w:tcPr>
+          <w:p>
+            <w:pPr>
+              <w:spacing w:before="0" w:after="0" w:line="240" w:lineRule="auto"/>
+            </w:pPr>
+            <w:r>
+              <w:rPr>
+                <w:sz w:val="16"/>
+              </w:rPr>
+              <w:t>Held during development, SIT and UAT.</w:t>
+            </w:r>
+          </w:p>
+        </w:tc>
+      </w:tr>
+      <w:tr>
+        <w:tc>
+          <w:tcPr>
+            <w:tcW w:w="2000" w:type="dxa"/>
+          </w:tcPr>
+          <w:p>
+            <w:pPr>
+              <w:spacing w:before="0" w:after="0" w:line="240" w:lineRule="auto"/>
+            </w:pPr>
+            <w:r>
+              <w:rPr>
+                <w:sz w:val="16"/>
+              </w:rPr>
+              <w:t>Project review</w:t>
+            </w:r>
+          </w:p>
+        </w:tc>
+        <w:tc>
+          <w:tcPr>
+            <w:tcW w:w="1400" w:type="dxa"/>
+          </w:tcPr>
+          <w:p>
+            <w:pPr>
+              <w:spacing w:before="0" w:after="0" w:line="240" w:lineRule="auto"/>
+            </w:pPr>
+            <w:r>
+              <w:rPr>
+                <w:sz w:val="16"/>
+              </w:rPr>
+              <w:t>Weekly</w:t>
+            </w:r>
+          </w:p>
+        </w:tc>
+        <w:tc>
+          <w:tcPr>
+            <w:tcW w:w="1800" w:type="dxa"/>
+          </w:tcPr>
+          <w:p>
+            <w:pPr>
+              <w:spacing w:before="0" w:after="0" w:line="240" w:lineRule="auto"/>
+            </w:pPr>
+            <w:r>
+              <w:rPr>
+                <w:sz w:val="16"/>
+              </w:rPr>
+              <w:t>Project managers, work stream leads</w:t>
+            </w:r>
+          </w:p>
+        </w:tc>
+        <w:tc>
+          <w:tcPr>
+            <w:tcW w:w="2400" w:type="dxa"/>
+          </w:tcPr>
+          <w:p>
+            <w:pPr>
+              <w:spacing w:before="0" w:after="0" w:line="240" w:lineRule="auto"/>
+            </w:pPr>
+            <w:r>
+              <w:rPr>
+                <w:sz w:val="16"/>
+              </w:rPr>
+              <w:t>Plan against actual, risks, issues, actions, change requests.</w:t>
+            </w:r>
+          </w:p>
+        </w:tc>
+        <w:tc>
+          <w:tcPr>
+            <w:tcW w:w="2748" w:type="dxa"/>
+          </w:tcPr>
+          <w:p>
+            <w:pPr>
+              <w:spacing w:before="0" w:after="0" w:line="240" w:lineRule="auto"/>
+            </w:pPr>
+            <w:r>
+              <w:rPr>
+                <w:sz w:val="16"/>
+              </w:rPr>
+              <w:t>Minutes and action log circulated by Smart Controls.</w:t>
+            </w:r>
+          </w:p>
+        </w:tc>
+      </w:tr>
+      <w:tr>
+        <w:tc>
+          <w:tcPr>
+            <w:tcW w:w="2000" w:type="dxa"/>
+          </w:tcPr>
+          <w:p>
+            <w:pPr>
+              <w:spacing w:before="0" w:after="0" w:line="240" w:lineRule="auto"/>
+            </w:pPr>
+            <w:r>
+              <w:rPr>
+                <w:sz w:val="16"/>
+              </w:rPr>
+              <w:t>Phase gate review</w:t>
+            </w:r>
+          </w:p>
+        </w:tc>
+        <w:tc>
+          <w:tcPr>
+            <w:tcW w:w="1400" w:type="dxa"/>
+          </w:tcPr>
+          <w:p>
+            <w:pPr>
+              <w:spacing w:before="0" w:after="0" w:line="240" w:lineRule="auto"/>
+            </w:pPr>
+            <w:r>
+              <w:rPr>
+                <w:sz w:val="16"/>
+              </w:rPr>
+              <w:t>At each phase end</w:t>
+            </w:r>
+          </w:p>
+        </w:tc>
+        <w:tc>
+          <w:tcPr>
+            <w:tcW w:w="1800" w:type="dxa"/>
+          </w:tcPr>
+          <w:p>
+            <w:pPr>
+              <w:spacing w:before="0" w:after="0" w:line="240" w:lineRule="auto"/>
+            </w:pPr>
+            <w:r>
+              <w:rPr>
+                <w:sz w:val="16"/>
+              </w:rPr>
+              <w:t>Project managers, solution architect, process owners</w:t>
+            </w:r>
+          </w:p>
+        </w:tc>
+        <w:tc>
+          <w:tcPr>
+            <w:tcW w:w="2400" w:type="dxa"/>
+          </w:tcPr>
+          <w:p>
+            <w:pPr>
+              <w:spacing w:before="0" w:after="0" w:line="240" w:lineRule="auto"/>
+            </w:pPr>
+            <w:r>
+              <w:rPr>
+                <w:sz w:val="16"/>
+              </w:rPr>
+              <w:t>Deliverable walkthrough and formal sign off of BRD, FDS, ICD, UAT.</w:t>
+            </w:r>
+          </w:p>
+        </w:tc>
+        <w:tc>
+          <w:tcPr>
+            <w:tcW w:w="2748" w:type="dxa"/>
+          </w:tcPr>
+          <w:p>
+            <w:pPr>
+              <w:spacing w:before="0" w:after="0" w:line="240" w:lineRule="auto"/>
+            </w:pPr>
+            <w:r>
+              <w:rPr>
+                <w:sz w:val="16"/>
+              </w:rPr>
+              <w:t>Acceptance follows the Acceptance Procedures section.</w:t>
+            </w:r>
+          </w:p>
+        </w:tc>
+      </w:tr>
+      <w:tr>
+        <w:tc>
+          <w:tcPr>
+            <w:tcW w:w="2000" w:type="dxa"/>
+          </w:tcPr>
+          <w:p>
+            <w:pPr>
+              <w:spacing w:before="0" w:after="0" w:line="240" w:lineRule="auto"/>
+            </w:pPr>
+            <w:r>
+              <w:rPr>
+                <w:sz w:val="16"/>
+              </w:rPr>
+              <w:t>Steering board review</w:t>
+            </w:r>
+          </w:p>
+        </w:tc>
+        <w:tc>
+          <w:tcPr>
+            <w:tcW w:w="1400" w:type="dxa"/>
+          </w:tcPr>
+          <w:p>
+            <w:pPr>
+              <w:spacing w:before="0" w:after="0" w:line="240" w:lineRule="auto"/>
+            </w:pPr>
+            <w:r>
+              <w:rPr>
+                <w:sz w:val="16"/>
+              </w:rPr>
+              <w:t>Monthly, and on escalation</w:t>
+            </w:r>
+          </w:p>
+        </w:tc>
+        <w:tc>
+          <w:tcPr>
+            <w:tcW w:w="1800" w:type="dxa"/>
+          </w:tcPr>
+          <w:p>
+            <w:pPr>
+              <w:spacing w:before="0" w:after="0" w:line="240" w:lineRule="auto"/>
+            </w:pPr>
+            <w:r>
+              <w:rPr>
+                <w:sz w:val="16"/>
+              </w:rPr>
+              <w:t>Sponsors, project managers</w:t>
+            </w:r>
+          </w:p>
+        </w:tc>
+        <w:tc>
+          <w:tcPr>
+            <w:tcW w:w="2400" w:type="dxa"/>
+          </w:tcPr>
+          <w:p>
+            <w:pPr>
+              <w:spacing w:before="0" w:after="0" w:line="240" w:lineRule="auto"/>
+            </w:pPr>
+            <w:r>
+              <w:rPr>
+                <w:sz w:val="16"/>
+              </w:rPr>
+              <w:t>Overall status, scope and commercial changes, escalations, decisions.</w:t>
+            </w:r>
+          </w:p>
+        </w:tc>
+        <w:tc>
+          <w:tcPr>
+            <w:tcW w:w="2748" w:type="dxa"/>
+          </w:tcPr>
+          <w:p>
+            <w:pPr>
+              <w:spacing w:before="0" w:after="0" w:line="240" w:lineRule="auto"/>
+            </w:pPr>
+            <w:r>
+              <w:rPr>
+                <w:sz w:val="16"/>
+              </w:rPr>
+              <w:t>The escalation point named in the Change Request Procedure.</w:t>
+            </w:r>
+          </w:p>
+        </w:tc>
+      </w:tr>
+      <w:tr>
+        <w:tc>
+          <w:tcPr>
+            <w:tcW w:w="2000" w:type="dxa"/>
+          </w:tcPr>
+          <w:p>
+            <w:pPr>
+              <w:spacing w:before="0" w:after="0" w:line="240" w:lineRule="auto"/>
+            </w:pPr>
+            <w:r>
+              <w:rPr>
+                <w:sz w:val="16"/>
+              </w:rPr>
+              <w:t>Change control</w:t>
+            </w:r>
+          </w:p>
+        </w:tc>
+        <w:tc>
+          <w:tcPr>
+            <w:tcW w:w="1400" w:type="dxa"/>
+          </w:tcPr>
+          <w:p>
+            <w:pPr>
+              <w:spacing w:before="0" w:after="0" w:line="240" w:lineRule="auto"/>
+            </w:pPr>
+            <w:r>
+              <w:rPr>
+                <w:sz w:val="16"/>
+              </w:rPr>
+              <w:t>As raised</w:t>
+            </w:r>
+          </w:p>
+        </w:tc>
+        <w:tc>
+          <w:tcPr>
+            <w:tcW w:w="1800" w:type="dxa"/>
+          </w:tcPr>
+          <w:p>
+            <w:pPr>
+              <w:spacing w:before="0" w:after="0" w:line="240" w:lineRule="auto"/>
+            </w:pPr>
+            <w:r>
+              <w:rPr>
+                <w:sz w:val="16"/>
+              </w:rPr>
+              <w:t>Project managers</w:t>
+            </w:r>
+          </w:p>
+        </w:tc>
+        <w:tc>
+          <w:tcPr>
+            <w:tcW w:w="2400" w:type="dxa"/>
+          </w:tcPr>
+          <w:p>
+            <w:pPr>
+              <w:spacing w:before="0" w:after="0" w:line="240" w:lineRule="auto"/>
+            </w:pPr>
+            <w:r>
+              <w:rPr>
+                <w:sz w:val="16"/>
+              </w:rPr>
+              <w:t>Impact assessment and approval of change requests.</w:t>
+            </w:r>
+          </w:p>
+        </w:tc>
+        <w:tc>
+          <w:tcPr>
+            <w:tcW w:w="2748" w:type="dxa"/>
+          </w:tcPr>
+          <w:p>
+            <w:pPr>
+              <w:spacing w:before="0" w:after="0" w:line="240" w:lineRule="auto"/>
+            </w:pPr>
+            <w:r>
+              <w:rPr>
+                <w:sz w:val="16"/>
+              </w:rPr>
+              <w:t>Follows the Change Request Procedure section.</w:t>
+            </w:r>
+          </w:p>
+        </w:tc>
+      </w:tr>
+    </w:tbl>
+    <w:p>
+      <w:pPr>
+        <w:pStyle w:val="Caption"/>
+      </w:pPr>
+      <w:r>
+        <w:rPr>
+          <w:b w:val="0"/>
+        </w:rPr>
+        <w:t>Table: Project governance forums</w:t>
+      </w:r>
+    </w:p>
+    <w:p>
+      <w:pPr/>
+      <w:r>
+        <w:rPr>
+          <w:b/>
+        </w:rPr>
+        <w:t>Reporting and escalation:</w:t>
+      </w:r>
+    </w:p>
+    <w:p>
+      <w:pPr>
+        <w:pStyle w:val="ListParagraph"/>
+        <w:numPr>
+          <w:ilvl w:val="0"/>
+          <w:numId w:val="51"/>
+        </w:numPr>
+      </w:pPr>
+      <w:r>
+        <w:rPr>
+          <w:b w:val="0"/>
+        </w:rPr>
+        <w:t>Smart Controls issues a weekly status report covering progress against the project plan, deliverables completed, open risks and issues, and any decisions awaited from the customer.</w:t>
+      </w:r>
+    </w:p>
+    <w:p>
+      <w:pPr>
+        <w:pStyle w:val="ListParagraph"/>
+        <w:numPr>
+          <w:ilvl w:val="0"/>
+          <w:numId w:val="51"/>
+        </w:numPr>
+      </w:pPr>
+      <w:r>
+        <w:rPr>
+          <w:b w:val="0"/>
+        </w:rPr>
+        <w:t>Issues are raised first between the project managers. Matters that cannot be resolved there, or that affect scope, schedule or commercials, are escalated to the steering board.</w:t>
+      </w:r>
+    </w:p>
+    <w:p>
+      <w:pPr>
+        <w:pStyle w:val="ListParagraph"/>
+        <w:numPr>
+          <w:ilvl w:val="0"/>
+          <w:numId w:val="51"/>
+        </w:numPr>
+      </w:pPr>
+      <w:r>
+        <w:rPr>
+          <w:b w:val="0"/>
+        </w:rPr>
+        <w:t>A single risk and issue register is maintained for the project and reviewed at the weekly project review.</w:t>
+      </w:r>
+    </w:p>
+    <w:p>
+      <w:pPr>
+        <w:pStyle w:val="ListParagraph"/>
+        <w:numPr>
+          <w:ilvl w:val="0"/>
+          <w:numId w:val="51"/>
+        </w:numPr>
+      </w:pPr>
+      <w:r>
+        <w:rPr>
+          <w:b w:val="0"/>
+        </w:rPr>
+        <w:t>Deliverables are accepted in writing at each phase gate, on the terms set out in the Acceptance Procedures section of this document.</w:t>
+      </w:r>
     </w:p>
     <w:p/>
     <w:p/>
@@ -42118,6 +43831,66 @@
       <w:bookmarkEnd w:id="70"/>
       <w:bookmarkEnd w:id="71"/>
     </w:p>
+    <w:p>
+      <w:pPr>
+        <w:pStyle w:val="ListParagraph"/>
+        <w:numPr>
+          <w:ilvl w:val="0"/>
+          <w:numId w:val="49"/>
+        </w:numPr>
+      </w:pPr>
+      <w:r>
+        <w:t>If Customer not able to supply any required facilities, resources, assistance or information in a timely manner, Smart Controls shall be allowed corresponding additional man days to complete its activities.</w:t>
+      </w:r>
+    </w:p>
+    <w:p>
+      <w:pPr>
+        <w:pStyle w:val="ListParagraph"/>
+        <w:numPr>
+          <w:ilvl w:val="0"/>
+          <w:numId w:val="49"/>
+        </w:numPr>
+      </w:pPr>
+      <w:r>
+        <w:t>The overall project schedule shall be mutually agreed between Customer and Smart Controls at the beginning of the project.</w:t>
+      </w:r>
+    </w:p>
+    <w:p>
+      <w:pPr>
+        <w:pStyle w:val="ListParagraph"/>
+        <w:numPr>
+          <w:ilvl w:val="0"/>
+          <w:numId w:val="49"/>
+        </w:numPr>
+      </w:pPr>
+      <w:r>
+        <w:t>Smart Controls won’t be responsible for any third‑party software, solution, or hardware.</w:t>
+      </w:r>
+    </w:p>
+    <w:p>
+      <w:pPr>
+        <w:pStyle w:val="ListParagraph"/>
+        <w:numPr>
+          <w:ilvl w:val="0"/>
+          <w:numId w:val="49"/>
+        </w:numPr>
+      </w:pPr>
+      <w:r>
+        <w:t>The project deployment and commissioning will be done remotely with the support resources in plant. This change is applicable for all the areas in the plant.</w:t>
+      </w:r>
+    </w:p>
+    <w:p>
+      <w:pPr>
+        <w:pStyle w:val="ListParagraph"/>
+        <w:numPr>
+          <w:ilvl w:val="0"/>
+          <w:numId w:val="49"/>
+        </w:numPr>
+      </w:pPr>
+      <w:r>
+        <w:t>The reports will be available for those areas which are considered in the scope.</w:t>
+      </w:r>
+    </w:p>
     <w:p/>
     <w:p>
       <w:pPr>
@@ -42130,6 +43903,156 @@
       </w:r>
       <w:bookmarkEnd w:id="72"/>
       <w:bookmarkEnd w:id="73"/>
+    </w:p>
+    <w:p>
+      <w:pPr/>
+      <w:r>
+        <w:t>Smart Controls would need the below support from Customer.</w:t>
+      </w:r>
+    </w:p>
+    <w:p>
+      <w:pPr>
+        <w:pStyle w:val="ListParagraph"/>
+        <w:numPr>
+          <w:ilvl w:val="0"/>
+          <w:numId w:val="50"/>
+        </w:numPr>
+      </w:pPr>
+      <w:r>
+        <w:t>Physical access to systems needed for commissioning.</w:t>
+      </w:r>
+    </w:p>
+    <w:p>
+      <w:pPr>
+        <w:pStyle w:val="ListParagraph"/>
+        <w:numPr>
+          <w:ilvl w:val="0"/>
+          <w:numId w:val="50"/>
+        </w:numPr>
+      </w:pPr>
+      <w:r>
+        <w:t>Customer will provide all the required Network to all the machines and PLC and servers.</w:t>
+      </w:r>
+    </w:p>
+    <w:p>
+      <w:pPr>
+        <w:pStyle w:val="ListParagraph"/>
+        <w:numPr>
+          <w:ilvl w:val="0"/>
+          <w:numId w:val="50"/>
+        </w:numPr>
+      </w:pPr>
+      <w:r>
+        <w:t>Customer will appoint a dedicated commissioning manager to be responsible to coordinate all the on‑site tasks and the communication between the parties (Smart Controls / Customer / OEMs).</w:t>
+      </w:r>
+    </w:p>
+    <w:p>
+      <w:pPr>
+        <w:pStyle w:val="ListParagraph"/>
+        <w:numPr>
+          <w:ilvl w:val="0"/>
+          <w:numId w:val="50"/>
+        </w:numPr>
+      </w:pPr>
+      <w:r>
+        <w:t>Any modification to be done on ERP / PLC / OEM’s or any third‑party Software will be taken care by Customer.</w:t>
+      </w:r>
+    </w:p>
+    <w:p>
+      <w:pPr>
+        <w:pStyle w:val="ListParagraph"/>
+        <w:numPr>
+          <w:ilvl w:val="0"/>
+          <w:numId w:val="50"/>
+        </w:numPr>
+      </w:pPr>
+      <w:r>
+        <w:t>Internet and MS Teams access has also to be available for Smart Controls team in the room.</w:t>
+      </w:r>
+    </w:p>
+    <w:p>
+      <w:pPr>
+        <w:pStyle w:val="ListParagraph"/>
+        <w:numPr>
+          <w:ilvl w:val="0"/>
+          <w:numId w:val="50"/>
+        </w:numPr>
+      </w:pPr>
+      <w:r>
+        <w:t>Ensure key person availability (e.g.: key users, IT persons) according to the project plan.</w:t>
+      </w:r>
+    </w:p>
+    <w:p>
+      <w:pPr>
+        <w:pStyle w:val="ListParagraph"/>
+        <w:numPr>
+          <w:ilvl w:val="0"/>
+          <w:numId w:val="50"/>
+        </w:numPr>
+      </w:pPr>
+      <w:r>
+        <w:t>Customer will provide all the information regarding business process, equipment, work procedures and plans which are required by Smart Controls to render the deliverables and will ensure that any information provided is accurate and complete.</w:t>
+      </w:r>
+    </w:p>
+    <w:p>
+      <w:pPr>
+        <w:pStyle w:val="ListParagraph"/>
+        <w:numPr>
+          <w:ilvl w:val="0"/>
+          <w:numId w:val="50"/>
+        </w:numPr>
+      </w:pPr>
+      <w:r>
+        <w:t>Additional compute power (CPU, RAM etc) on the existing MES servers for the new interfaces and requirements to be provided by the customer based on the recommendation from MES team.</w:t>
+      </w:r>
+    </w:p>
+    <w:p>
+      <w:pPr>
+        <w:pStyle w:val="ListParagraph"/>
+        <w:numPr>
+          <w:ilvl w:val="0"/>
+          <w:numId w:val="50"/>
+        </w:numPr>
+      </w:pPr>
+      <w:r>
+        <w:t>MS SQL Server standard version (Eight Core) / PostgreSQL.</w:t>
+      </w:r>
+    </w:p>
+    <w:p>
+      <w:pPr>
+        <w:pStyle w:val="ListParagraph"/>
+        <w:numPr>
+          <w:ilvl w:val="0"/>
+          <w:numId w:val="50"/>
+        </w:numPr>
+      </w:pPr>
+      <w:r>
+        <w:t>All the input required for the report must be available in the PLC / DB / CSV.</w:t>
+      </w:r>
+    </w:p>
+    <w:p>
+      <w:pPr>
+        <w:pStyle w:val="ListParagraph"/>
+        <w:numPr>
+          <w:ilvl w:val="0"/>
+          <w:numId w:val="50"/>
+        </w:numPr>
+      </w:pPr>
+      <w:r>
+        <w:t>Lodging, boarding and local conveyance at site.</w:t>
+      </w:r>
+    </w:p>
+    <w:p>
+      <w:pPr>
+        <w:pStyle w:val="ListParagraph"/>
+        <w:numPr>
+          <w:ilvl w:val="0"/>
+          <w:numId w:val="50"/>
+        </w:numPr>
+      </w:pPr>
+      <w:r>
+        <w:t>Separate room at site to be provided for the team to work.</w:t>
+      </w:r>
     </w:p>
     <w:p/>
     <w:p>
@@ -42174,17 +44097,46 @@
         <w:pStyle w:val="ListParagraph"/>
         <w:numPr>
           <w:ilvl w:val="0"/>
-          <w:numId w:val="39"/>
+          <w:numId w:val="52"/>
         </w:numPr>
-        <w:spacing w:after="160" w:line="259" w:lineRule="auto"/>
-        <w:rPr>
-          <w:rFonts w:cstheme="minorHAnsi"/>
-        </w:rPr>
       </w:pPr>
       <w:r>
-        <w:rPr>
-          <w:rFonts w:cstheme="minorHAnsi"/>
-        </w:rPr>
+        <w:t>Interface with any other supplier or third‑party hardware / software products and applications, or the process and tools.</w:t>
+      </w:r>
+    </w:p>
+    <w:p>
+      <w:pPr>
+        <w:pStyle w:val="ListParagraph"/>
+        <w:numPr>
+          <w:ilvl w:val="0"/>
+          <w:numId w:val="52"/>
+        </w:numPr>
+      </w:pPr>
+      <w:r>
+        <w:t>No Hardware / peripherals are considered for any of the machines.</w:t>
+      </w:r>
+    </w:p>
+    <w:p>
+      <w:pPr>
+        <w:pStyle w:val="ListParagraph"/>
+        <w:numPr>
+          <w:ilvl w:val="0"/>
+          <w:numId w:val="52"/>
+        </w:numPr>
+      </w:pPr>
+      <w:r>
+        <w:t>Mounting of all the hardware.</w:t>
+      </w:r>
+    </w:p>
+    <w:p>
+      <w:pPr>
+        <w:pStyle w:val="ListParagraph"/>
+        <w:numPr>
+          <w:ilvl w:val="0"/>
+          <w:numId w:val="52"/>
+        </w:numPr>
+      </w:pPr>
+      <w:r>
         <w:t>Materials and activities on field devices and equipment (e.g., PLCs modification). Or modification of existing equipment for any process automation.</w:t>
       </w:r>
     </w:p>
@@ -42193,18 +44145,71 @@
         <w:pStyle w:val="ListParagraph"/>
         <w:numPr>
           <w:ilvl w:val="0"/>
-          <w:numId w:val="39"/>
+          <w:numId w:val="52"/>
         </w:numPr>
-        <w:spacing w:after="160" w:line="259" w:lineRule="auto"/>
-        <w:rPr>
-          <w:rFonts w:cstheme="minorHAnsi"/>
-        </w:rPr>
       </w:pPr>
       <w:r>
-        <w:rPr>
-          <w:rFonts w:cstheme="minorHAnsi"/>
-        </w:rPr>
-        <w:t>Any hardware/supply/service item not explicitly mentioned in this document.</w:t>
+        <w:t>Cloud instance and subscription.</w:t>
+      </w:r>
+    </w:p>
+    <w:p>
+      <w:pPr>
+        <w:pStyle w:val="ListParagraph"/>
+        <w:numPr>
+          <w:ilvl w:val="0"/>
+          <w:numId w:val="52"/>
+        </w:numPr>
+      </w:pPr>
+      <w:r>
+        <w:t>Any item not explicitly mentioned in this document.</w:t>
+      </w:r>
+    </w:p>
+    <w:p>
+      <w:pPr>
+        <w:pStyle w:val="ListParagraph"/>
+        <w:numPr>
+          <w:ilvl w:val="0"/>
+          <w:numId w:val="52"/>
+        </w:numPr>
+      </w:pPr>
+      <w:r>
+        <w:t>Network communication of machine PLC to the server.</w:t>
+      </w:r>
+    </w:p>
+    <w:p>
+      <w:pPr>
+        <w:pStyle w:val="ListParagraph"/>
+        <w:numPr>
+          <w:ilvl w:val="0"/>
+          <w:numId w:val="52"/>
+        </w:numPr>
+      </w:pPr>
+      <w:r>
+        <w:t>UPS power supply required for all the hardware.</w:t>
+      </w:r>
+    </w:p>
+    <w:p>
+      <w:pPr>
+        <w:pStyle w:val="ListParagraph"/>
+        <w:numPr>
+          <w:ilvl w:val="0"/>
+          <w:numId w:val="52"/>
+        </w:numPr>
+      </w:pPr>
+      <w:r>
+        <w:t>Network hardware for any reasons will be in JKIL.</w:t>
+      </w:r>
+    </w:p>
+    <w:p>
+      <w:pPr>
+        <w:pStyle w:val="ListParagraph"/>
+        <w:numPr>
+          <w:ilvl w:val="0"/>
+          <w:numId w:val="52"/>
+        </w:numPr>
+      </w:pPr>
+      <w:r>
+        <w:t>DHH scanners mounting accessory will be in JKIL.</w:t>
       </w:r>
     </w:p>
     <w:p/>
@@ -47980,6 +49985,30 @@
       <w:startOverride w:val="1"/>
     </w:lvlOverride>
   </w:num>
+  <w:num w:numId="49">
+    <w:abstractNumId w:val="6"/>
+    <w:lvlOverride w:ilvl="0">
+      <w:startOverride w:val="1"/>
+    </w:lvlOverride>
+  </w:num>
+  <w:num w:numId="50">
+    <w:abstractNumId w:val="6"/>
+    <w:lvlOverride w:ilvl="0">
+      <w:startOverride w:val="1"/>
+    </w:lvlOverride>
+  </w:num>
+  <w:num w:numId="52">
+    <w:abstractNumId w:val="6"/>
+    <w:lvlOverride w:ilvl="0">
+      <w:startOverride w:val="1"/>
+    </w:lvlOverride>
+  </w:num>
+  <w:num w:numId="51">
+    <w:abstractNumId w:val="6"/>
+    <w:lvlOverride w:ilvl="0">
+      <w:startOverride w:val="1"/>
+    </w:lvlOverride>
+  </w:num>
   <w:numIdMacAtCleanup w:val="12"/>
 </w:numbering>
 </file>

--- a/JK_Lakshar_MES_XXXXX_Technical Offer_R0.docx
+++ b/JK_Lakshar_MES_XXXXX_Technical Offer_R0.docx
@@ -28211,6 +28211,763 @@
       </w:r>
       <w:bookmarkEnd w:id="23"/>
       <w:bookmarkEnd w:id="24"/>
+    </w:p>
+    <w:p>
+      <w:pPr/>
+      <w:r>
+        <w:rPr>
+          <w:b w:val="0"/>
+        </w:rPr>
+        <w:t>Smart Controls shall deliver the SmartMES solution for Unit‑2 and Unit‑4 as a single implementation, from requirement definition through to handover. The service elements are set out below and are executed in the sequence and durations given in the Project Timelines section.</w:t>
+      </w:r>
+    </w:p>
+    <w:tbl>
+      <w:tblPr>
+        <w:tblStyle w:val="SCILCorporateTable10"/>
+        <w:tblW w:w="10348" w:type="dxa"/>
+        <w:tblInd w:w="-709" w:type="dxa"/>
+        <w:tblBorders>
+          <w:top w:val="single" w:sz="4" w:space="0" w:color="auto"/>
+          <w:left w:val="single" w:sz="4" w:space="0" w:color="auto"/>
+          <w:bottom w:val="single" w:sz="4" w:space="0" w:color="auto"/>
+          <w:right w:val="single" w:sz="4" w:space="0" w:color="auto"/>
+          <w:insideH w:val="single" w:sz="4" w:space="0" w:color="auto"/>
+          <w:insideV w:val="single" w:sz="4" w:space="0" w:color="auto"/>
+        </w:tblBorders>
+        <w:tblLook w:val="04A0" w:firstRow="1" w:lastRow="0" w:firstColumn="1" w:lastColumn="0" w:noHBand="0" w:noVBand="1"/>
+      </w:tblPr>
+      <w:tblGrid>
+        <w:gridCol w:w="550"/>
+        <w:gridCol w:w="2400"/>
+        <w:gridCol w:w="7398"/>
+      </w:tblGrid>
+      <w:tr>
+        <w:trPr>
+          <w:tblHeader/>
+        </w:trPr>
+        <w:tc>
+          <w:tcPr>
+            <w:tcW w:type="dxa" w:w="550"/>
+          </w:tcPr>
+          <w:p>
+            <w:pPr>
+              <w:spacing w:before="0" w:after="0" w:line="240" w:lineRule="auto"/>
+            </w:pPr>
+            <w:r>
+              <w:rPr>
+                <w:sz w:val="18"/>
+              </w:rPr>
+              <w:t>S.No</w:t>
+            </w:r>
+          </w:p>
+        </w:tc>
+        <w:tc>
+          <w:tcPr>
+            <w:tcW w:type="dxa" w:w="2400"/>
+          </w:tcPr>
+          <w:p>
+            <w:pPr>
+              <w:spacing w:before="0" w:after="0" w:line="240" w:lineRule="auto"/>
+            </w:pPr>
+            <w:r>
+              <w:rPr>
+                <w:sz w:val="18"/>
+              </w:rPr>
+              <w:t>Service Element</w:t>
+            </w:r>
+          </w:p>
+        </w:tc>
+        <w:tc>
+          <w:tcPr>
+            <w:tcW w:type="dxa" w:w="7398"/>
+          </w:tcPr>
+          <w:p>
+            <w:pPr>
+              <w:spacing w:before="0" w:after="0" w:line="240" w:lineRule="auto"/>
+            </w:pPr>
+            <w:r>
+              <w:rPr>
+                <w:sz w:val="18"/>
+              </w:rPr>
+              <w:t>Description and Deliverables</w:t>
+            </w:r>
+          </w:p>
+        </w:tc>
+      </w:tr>
+      <w:tr>
+        <w:tc>
+          <w:tcPr>
+            <w:tcW w:type="dxa" w:w="550"/>
+          </w:tcPr>
+          <w:p>
+            <w:pPr>
+              <w:spacing w:before="0" w:after="0" w:line="240" w:lineRule="auto"/>
+            </w:pPr>
+            <w:r>
+              <w:rPr>
+                <w:sz w:val="18"/>
+              </w:rPr>
+              <w:t>1</w:t>
+            </w:r>
+          </w:p>
+        </w:tc>
+        <w:tc>
+          <w:tcPr>
+            <w:tcW w:type="dxa" w:w="2400"/>
+          </w:tcPr>
+          <w:p>
+            <w:pPr>
+              <w:spacing w:before="0" w:after="0" w:line="240" w:lineRule="auto"/>
+            </w:pPr>
+            <w:r>
+              <w:rPr>
+                <w:sz w:val="18"/>
+              </w:rPr>
+              <w:t>Requirement Understanding Workshop</w:t>
+            </w:r>
+          </w:p>
+        </w:tc>
+        <w:tc>
+          <w:tcPr>
+            <w:tcW w:type="dxa" w:w="7398"/>
+          </w:tcPr>
+          <w:p>
+            <w:pPr>
+              <w:spacing w:before="0" w:after="0" w:line="240" w:lineRule="auto"/>
+            </w:pPr>
+            <w:r>
+              <w:rPr>
+                <w:sz w:val="18"/>
+              </w:rPr>
+              <w:t>Structured requirement gathering workshops with the process owners, key users and IT and OT stakeholders of both units, covering each process area in scope. The workshops establish the current process, the data available at each machine, and the manufacturing execution process to be delivered. Smart Controls facilitates the workshops, records the outcome and agrees the user acceptance criteria with the Customer.</w:t>
+            </w:r>
+          </w:p>
+        </w:tc>
+      </w:tr>
+      <w:tr>
+        <w:tc>
+          <w:tcPr>
+            <w:tcW w:type="dxa" w:w="550"/>
+          </w:tcPr>
+          <w:p>
+            <w:pPr>
+              <w:spacing w:before="0" w:after="0" w:line="240" w:lineRule="auto"/>
+            </w:pPr>
+            <w:r>
+              <w:rPr>
+                <w:sz w:val="18"/>
+              </w:rPr>
+              <w:t>2</w:t>
+            </w:r>
+          </w:p>
+        </w:tc>
+        <w:tc>
+          <w:tcPr>
+            <w:tcW w:type="dxa" w:w="2400"/>
+          </w:tcPr>
+          <w:p>
+            <w:pPr>
+              <w:spacing w:before="0" w:after="0" w:line="240" w:lineRule="auto"/>
+            </w:pPr>
+            <w:r>
+              <w:rPr>
+                <w:sz w:val="18"/>
+              </w:rPr>
+              <w:t>BRD and FDS Preparation</w:t>
+            </w:r>
+          </w:p>
+        </w:tc>
+        <w:tc>
+          <w:tcPr>
+            <w:tcW w:type="dxa" w:w="7398"/>
+          </w:tcPr>
+          <w:p>
+            <w:pPr>
+              <w:spacing w:before="0" w:after="0" w:line="240" w:lineRule="auto"/>
+            </w:pPr>
+            <w:r>
+              <w:rPr>
+                <w:sz w:val="18"/>
+              </w:rPr>
+              <w:t>The agreed requirements are documented in the Business Requirement Document (BRD). On sign off, the requirements are translated into the Functional Design Specification (FDS) describing the functional behaviour of each module, and the Interface Control Document (ICD) defining the interfaces to the machine controllers and to any third party system. The BRD, FDS and ICD are signed off by both parties before development begins.</w:t>
+            </w:r>
+          </w:p>
+        </w:tc>
+      </w:tr>
+      <w:tr>
+        <w:tc>
+          <w:tcPr>
+            <w:tcW w:type="dxa" w:w="550"/>
+          </w:tcPr>
+          <w:p>
+            <w:pPr>
+              <w:spacing w:before="0" w:after="0" w:line="240" w:lineRule="auto"/>
+            </w:pPr>
+            <w:r>
+              <w:rPr>
+                <w:sz w:val="18"/>
+              </w:rPr>
+              <w:t>3</w:t>
+            </w:r>
+          </w:p>
+        </w:tc>
+        <w:tc>
+          <w:tcPr>
+            <w:tcW w:type="dxa" w:w="2400"/>
+          </w:tcPr>
+          <w:p>
+            <w:pPr>
+              <w:spacing w:before="0" w:after="0" w:line="240" w:lineRule="auto"/>
+            </w:pPr>
+            <w:r>
+              <w:rPr>
+                <w:sz w:val="18"/>
+              </w:rPr>
+              <w:t>Design and Development</w:t>
+            </w:r>
+          </w:p>
+        </w:tc>
+        <w:tc>
+          <w:tcPr>
+            <w:tcW w:type="dxa" w:w="7398"/>
+          </w:tcPr>
+          <w:p>
+            <w:pPr>
+              <w:spacing w:before="0" w:after="0" w:line="240" w:lineRule="auto"/>
+            </w:pPr>
+            <w:r>
+              <w:rPr>
+                <w:sz w:val="18"/>
+              </w:rPr>
+              <w:t>Configuration and development of the SmartMES application and the machine connectivity layer against the signed off design. This covers the OPC server configuration and tag mapping for the machines in scope, the master and transactional data structures, the operator screens and workflows, the reports, and unit testing of each module. Developed modules are demonstrated to the Customer and taken through System Integration Testing and User Acceptance Testing.</w:t>
+            </w:r>
+          </w:p>
+        </w:tc>
+      </w:tr>
+      <w:tr>
+        <w:tc>
+          <w:tcPr>
+            <w:tcW w:type="dxa" w:w="550"/>
+          </w:tcPr>
+          <w:p>
+            <w:pPr>
+              <w:spacing w:before="0" w:after="0" w:line="240" w:lineRule="auto"/>
+            </w:pPr>
+            <w:r>
+              <w:rPr>
+                <w:sz w:val="18"/>
+              </w:rPr>
+              <w:t>4</w:t>
+            </w:r>
+          </w:p>
+        </w:tc>
+        <w:tc>
+          <w:tcPr>
+            <w:tcW w:type="dxa" w:w="2400"/>
+          </w:tcPr>
+          <w:p>
+            <w:pPr>
+              <w:spacing w:before="0" w:after="0" w:line="240" w:lineRule="auto"/>
+            </w:pPr>
+            <w:r>
+              <w:rPr>
+                <w:sz w:val="18"/>
+              </w:rPr>
+              <w:t>Functional Scope</w:t>
+            </w:r>
+          </w:p>
+        </w:tc>
+        <w:tc>
+          <w:tcPr>
+            <w:tcW w:type="dxa" w:w="7398"/>
+          </w:tcPr>
+          <w:p>
+            <w:pPr>
+              <w:spacing w:before="0" w:after="0" w:line="240" w:lineRule="auto"/>
+            </w:pPr>
+            <w:r>
+              <w:rPr>
+                <w:sz w:val="18"/>
+              </w:rPr>
+              <w:t>The functions delivered for the process areas in scope of Unit‑2 and Unit‑4 are detailed in the table below.</w:t>
+            </w:r>
+          </w:p>
+        </w:tc>
+      </w:tr>
+      <w:tr>
+        <w:tc>
+          <w:tcPr>
+            <w:tcW w:type="dxa" w:w="550"/>
+          </w:tcPr>
+          <w:p>
+            <w:pPr>
+              <w:spacing w:before="0" w:after="0" w:line="240" w:lineRule="auto"/>
+            </w:pPr>
+            <w:r>
+              <w:rPr>
+                <w:sz w:val="18"/>
+              </w:rPr>
+              <w:t>5</w:t>
+            </w:r>
+          </w:p>
+        </w:tc>
+        <w:tc>
+          <w:tcPr>
+            <w:tcW w:type="dxa" w:w="2400"/>
+          </w:tcPr>
+          <w:p>
+            <w:pPr>
+              <w:spacing w:before="0" w:after="0" w:line="240" w:lineRule="auto"/>
+            </w:pPr>
+            <w:r>
+              <w:rPr>
+                <w:sz w:val="18"/>
+              </w:rPr>
+              <w:t>Commissioning and Support</w:t>
+            </w:r>
+          </w:p>
+        </w:tc>
+        <w:tc>
+          <w:tcPr>
+            <w:tcW w:type="dxa" w:w="7398"/>
+          </w:tcPr>
+          <w:p>
+            <w:pPr>
+              <w:spacing w:before="0" w:after="0" w:line="240" w:lineRule="auto"/>
+            </w:pPr>
+            <w:r>
+              <w:rPr>
+                <w:sz w:val="18"/>
+              </w:rPr>
+              <w:t>Deployment of the accepted solution to the production environment, integration with the machines and third party systems, and go live. Smart Controls provides the standard operating procedure, user manuals and training videos, supports the system through the hyper care period given in the Project Timelines section, and hands the solution over to the Customer at the end of that period.</w:t>
+            </w:r>
+          </w:p>
+        </w:tc>
+      </w:tr>
+    </w:tbl>
+    <w:p>
+      <w:pPr>
+        <w:pStyle w:val="Caption"/>
+      </w:pPr>
+      <w:r>
+        <w:rPr>
+          <w:b w:val="0"/>
+        </w:rPr>
+        <w:t>Table: Scope of service</w:t>
+      </w:r>
+    </w:p>
+    <w:p>
+      <w:pPr/>
+      <w:r>
+        <w:rPr>
+          <w:b/>
+        </w:rPr>
+        <w:t>Functional scope in detail:</w:t>
+      </w:r>
+    </w:p>
+    <w:tbl>
+      <w:tblPr>
+        <w:tblStyle w:val="SCILCorporateTable10"/>
+        <w:tblW w:w="10348" w:type="dxa"/>
+        <w:tblInd w:w="-709" w:type="dxa"/>
+        <w:tblBorders>
+          <w:top w:val="single" w:sz="4" w:space="0" w:color="auto"/>
+          <w:left w:val="single" w:sz="4" w:space="0" w:color="auto"/>
+          <w:bottom w:val="single" w:sz="4" w:space="0" w:color="auto"/>
+          <w:right w:val="single" w:sz="4" w:space="0" w:color="auto"/>
+          <w:insideH w:val="single" w:sz="4" w:space="0" w:color="auto"/>
+          <w:insideV w:val="single" w:sz="4" w:space="0" w:color="auto"/>
+        </w:tblBorders>
+        <w:tblLook w:val="04A0" w:firstRow="1" w:lastRow="0" w:firstColumn="1" w:lastColumn="0" w:noHBand="0" w:noVBand="1"/>
+      </w:tblPr>
+      <w:tblGrid>
+        <w:gridCol w:w="550"/>
+        <w:gridCol w:w="2000"/>
+        <w:gridCol w:w="7798"/>
+      </w:tblGrid>
+      <w:tr>
+        <w:trPr>
+          <w:tblHeader/>
+        </w:trPr>
+        <w:tc>
+          <w:tcPr>
+            <w:tcW w:type="dxa" w:w="550"/>
+          </w:tcPr>
+          <w:p>
+            <w:pPr>
+              <w:spacing w:before="0" w:after="0" w:line="240" w:lineRule="auto"/>
+            </w:pPr>
+            <w:r>
+              <w:rPr>
+                <w:sz w:val="18"/>
+              </w:rPr>
+              <w:t>S.No</w:t>
+            </w:r>
+          </w:p>
+        </w:tc>
+        <w:tc>
+          <w:tcPr>
+            <w:tcW w:type="dxa" w:w="2000"/>
+          </w:tcPr>
+          <w:p>
+            <w:pPr>
+              <w:spacing w:before="0" w:after="0" w:line="240" w:lineRule="auto"/>
+            </w:pPr>
+            <w:r>
+              <w:rPr>
+                <w:sz w:val="18"/>
+              </w:rPr>
+              <w:t>Function</w:t>
+            </w:r>
+          </w:p>
+        </w:tc>
+        <w:tc>
+          <w:tcPr>
+            <w:tcW w:type="dxa" w:w="7798"/>
+          </w:tcPr>
+          <w:p>
+            <w:pPr>
+              <w:spacing w:before="0" w:after="0" w:line="240" w:lineRule="auto"/>
+            </w:pPr>
+            <w:r>
+              <w:rPr>
+                <w:sz w:val="18"/>
+              </w:rPr>
+              <w:t>Description</w:t>
+            </w:r>
+          </w:p>
+        </w:tc>
+      </w:tr>
+      <w:tr>
+        <w:tc>
+          <w:tcPr>
+            <w:tcW w:type="dxa" w:w="550"/>
+          </w:tcPr>
+          <w:p>
+            <w:pPr>
+              <w:spacing w:before="0" w:after="0" w:line="240" w:lineRule="auto"/>
+            </w:pPr>
+            <w:r>
+              <w:rPr>
+                <w:sz w:val="18"/>
+              </w:rPr>
+              <w:t>1</w:t>
+            </w:r>
+          </w:p>
+        </w:tc>
+        <w:tc>
+          <w:tcPr>
+            <w:tcW w:type="dxa" w:w="2000"/>
+          </w:tcPr>
+          <w:p>
+            <w:pPr>
+              <w:spacing w:before="0" w:after="0" w:line="240" w:lineRule="auto"/>
+            </w:pPr>
+            <w:r>
+              <w:rPr>
+                <w:sz w:val="18"/>
+              </w:rPr>
+              <w:t>Poka Yoke</w:t>
+            </w:r>
+          </w:p>
+        </w:tc>
+        <w:tc>
+          <w:tcPr>
+            <w:tcW w:type="dxa" w:w="7798"/>
+          </w:tcPr>
+          <w:p>
+            <w:pPr>
+              <w:spacing w:before="0" w:after="0" w:line="240" w:lineRule="auto"/>
+            </w:pPr>
+            <w:r>
+              <w:rPr>
+                <w:sz w:val="18"/>
+              </w:rPr>
+              <w:t>Error proofing at the machine. The system validates the operator, the machine and the components presented against the applicable specification before the operation is allowed to proceed, and prevents the use of a wrong, expired or already consumed component. Deviations are recorded and the operator is prompted to correct them.</w:t>
+            </w:r>
+          </w:p>
+        </w:tc>
+      </w:tr>
+      <w:tr>
+        <w:tc>
+          <w:tcPr>
+            <w:tcW w:type="dxa" w:w="550"/>
+          </w:tcPr>
+          <w:p>
+            <w:pPr>
+              <w:spacing w:before="0" w:after="0" w:line="240" w:lineRule="auto"/>
+            </w:pPr>
+            <w:r>
+              <w:rPr>
+                <w:sz w:val="18"/>
+              </w:rPr>
+              <w:t>2</w:t>
+            </w:r>
+          </w:p>
+        </w:tc>
+        <w:tc>
+          <w:tcPr>
+            <w:tcW w:type="dxa" w:w="2000"/>
+          </w:tcPr>
+          <w:p>
+            <w:pPr>
+              <w:spacing w:before="0" w:after="0" w:line="240" w:lineRule="auto"/>
+            </w:pPr>
+            <w:r>
+              <w:rPr>
+                <w:sz w:val="18"/>
+              </w:rPr>
+              <w:t>Traceability</w:t>
+            </w:r>
+          </w:p>
+        </w:tc>
+        <w:tc>
+          <w:tcPr>
+            <w:tcW w:type="dxa" w:w="7798"/>
+          </w:tcPr>
+          <w:p>
+            <w:pPr>
+              <w:spacing w:before="0" w:after="0" w:line="240" w:lineRule="auto"/>
+            </w:pPr>
+            <w:r>
+              <w:rPr>
+                <w:sz w:val="18"/>
+              </w:rPr>
+              <w:t>Forward and backward genealogy of the product. Component to product linkage is captured at the point of build, so that a finished product can be traced to the components, machines, operators, shift and time that produced it, and any component batch can be traced to the products it entered.</w:t>
+            </w:r>
+          </w:p>
+        </w:tc>
+      </w:tr>
+      <w:tr>
+        <w:tc>
+          <w:tcPr>
+            <w:tcW w:type="dxa" w:w="550"/>
+          </w:tcPr>
+          <w:p>
+            <w:pPr>
+              <w:spacing w:before="0" w:after="0" w:line="240" w:lineRule="auto"/>
+            </w:pPr>
+            <w:r>
+              <w:rPr>
+                <w:sz w:val="18"/>
+              </w:rPr>
+              <w:t>3</w:t>
+            </w:r>
+          </w:p>
+        </w:tc>
+        <w:tc>
+          <w:tcPr>
+            <w:tcW w:type="dxa" w:w="2000"/>
+          </w:tcPr>
+          <w:p>
+            <w:pPr>
+              <w:spacing w:before="0" w:after="0" w:line="240" w:lineRule="auto"/>
+            </w:pPr>
+            <w:r>
+              <w:rPr>
+                <w:sz w:val="18"/>
+              </w:rPr>
+              <w:t>Production Booking</w:t>
+            </w:r>
+          </w:p>
+        </w:tc>
+        <w:tc>
+          <w:tcPr>
+            <w:tcW w:type="dxa" w:w="7798"/>
+          </w:tcPr>
+          <w:p>
+            <w:pPr>
+              <w:spacing w:before="0" w:after="0" w:line="240" w:lineRule="auto"/>
+            </w:pPr>
+            <w:r>
+              <w:rPr>
+                <w:sz w:val="18"/>
+              </w:rPr>
+              <w:t>Booking of production at the machine through the MES HMI and Bluetooth scanner. The operator identifies the machine, the shift and the components consumed, and books the output produced, giving a real time production count in place of manual recording.</w:t>
+            </w:r>
+          </w:p>
+        </w:tc>
+      </w:tr>
+      <w:tr>
+        <w:tc>
+          <w:tcPr>
+            <w:tcW w:type="dxa" w:w="550"/>
+          </w:tcPr>
+          <w:p>
+            <w:pPr>
+              <w:spacing w:before="0" w:after="0" w:line="240" w:lineRule="auto"/>
+            </w:pPr>
+            <w:r>
+              <w:rPr>
+                <w:sz w:val="18"/>
+              </w:rPr>
+              <w:t>4</w:t>
+            </w:r>
+          </w:p>
+        </w:tc>
+        <w:tc>
+          <w:tcPr>
+            <w:tcW w:type="dxa" w:w="2000"/>
+          </w:tcPr>
+          <w:p>
+            <w:pPr>
+              <w:spacing w:before="0" w:after="0" w:line="240" w:lineRule="auto"/>
+            </w:pPr>
+            <w:r>
+              <w:rPr>
+                <w:sz w:val="18"/>
+              </w:rPr>
+              <w:t>Work in Progress Inventory</w:t>
+            </w:r>
+          </w:p>
+        </w:tc>
+        <w:tc>
+          <w:tcPr>
+            <w:tcW w:type="dxa" w:w="7798"/>
+          </w:tcPr>
+          <w:p>
+            <w:pPr>
+              <w:spacing w:before="0" w:after="0" w:line="240" w:lineRule="auto"/>
+            </w:pPr>
+            <w:r>
+              <w:rPr>
+                <w:sz w:val="18"/>
+              </w:rPr>
+              <w:t>Visibility of work in progress across the areas in scope: the quantity and location of components and semi finished material, ageing of material against the limits defined during Functional Design, and consumption against production.</w:t>
+            </w:r>
+          </w:p>
+        </w:tc>
+      </w:tr>
+      <w:tr>
+        <w:tc>
+          <w:tcPr>
+            <w:tcW w:type="dxa" w:w="550"/>
+          </w:tcPr>
+          <w:p>
+            <w:pPr>
+              <w:spacing w:before="0" w:after="0" w:line="240" w:lineRule="auto"/>
+            </w:pPr>
+            <w:r>
+              <w:rPr>
+                <w:sz w:val="18"/>
+              </w:rPr>
+              <w:t>5</w:t>
+            </w:r>
+          </w:p>
+        </w:tc>
+        <w:tc>
+          <w:tcPr>
+            <w:tcW w:type="dxa" w:w="2000"/>
+          </w:tcPr>
+          <w:p>
+            <w:pPr>
+              <w:spacing w:before="0" w:after="0" w:line="240" w:lineRule="auto"/>
+            </w:pPr>
+            <w:r>
+              <w:rPr>
+                <w:sz w:val="18"/>
+              </w:rPr>
+              <w:t>Reports</w:t>
+            </w:r>
+          </w:p>
+        </w:tc>
+        <w:tc>
+          <w:tcPr>
+            <w:tcW w:type="dxa" w:w="7798"/>
+          </w:tcPr>
+          <w:p>
+            <w:pPr>
+              <w:spacing w:before="0" w:after="0" w:line="240" w:lineRule="auto"/>
+            </w:pPr>
+            <w:r>
+              <w:rPr>
+                <w:sz w:val="18"/>
+              </w:rPr>
+              <w:t>Standard reports covering production, traceability, work in progress and machine utilisation for the process areas considered in scope of Unit‑2 and Unit‑4. The report set and formats are agreed during Functional Design.</w:t>
+            </w:r>
+          </w:p>
+        </w:tc>
+      </w:tr>
+    </w:tbl>
+    <w:p>
+      <w:pPr>
+        <w:pStyle w:val="Caption"/>
+      </w:pPr>
+      <w:r>
+        <w:rPr>
+          <w:b w:val="0"/>
+        </w:rPr>
+        <w:t>Table: Functional scope</w:t>
+      </w:r>
+    </w:p>
+    <w:p>
+      <w:pPr/>
+      <w:r>
+        <w:rPr>
+          <w:b/>
+        </w:rPr>
+        <w:t>Basis of the functional scope:</w:t>
+      </w:r>
+    </w:p>
+    <w:p>
+      <w:pPr>
+        <w:pStyle w:val="ListParagraph"/>
+        <w:numPr>
+          <w:ilvl w:val="0"/>
+          <w:numId w:val="53"/>
+        </w:numPr>
+      </w:pPr>
+      <w:r>
+        <w:rPr>
+          <w:b w:val="0"/>
+        </w:rPr>
+        <w:t>Machine data is acquired from the 114 machines that carry an existing controller, as set out in the Machine Details section. Automatic data collection applies to all of these machines.</w:t>
+      </w:r>
+    </w:p>
+    <w:p>
+      <w:pPr>
+        <w:pStyle w:val="ListParagraph"/>
+        <w:numPr>
+          <w:ilvl w:val="0"/>
+          <w:numId w:val="53"/>
+        </w:numPr>
+      </w:pPr>
+      <w:r>
+        <w:rPr>
+          <w:b w:val="0"/>
+        </w:rPr>
+        <w:t>The operator driven functions, Poka Yoke and production booking, apply at the machines where shopfloor data capture devices are provided: the 87 tyre building machines with an MES HMI and scanner, and the 8 curing machines with a scanner. Extending these functions to other process areas is a change request.</w:t>
+      </w:r>
+    </w:p>
+    <w:p>
+      <w:pPr>
+        <w:pStyle w:val="ListParagraph"/>
+        <w:numPr>
+          <w:ilvl w:val="0"/>
+          <w:numId w:val="53"/>
+        </w:numPr>
+      </w:pPr>
+      <w:r>
+        <w:rPr>
+          <w:b w:val="0"/>
+        </w:rPr>
+        <w:t>Reports are available for those areas which are considered in the scope, and all inputs required for a report must be available in the PLC, database or CSV as set out in the Customer Support section.</w:t>
+      </w:r>
+    </w:p>
+    <w:p>
+      <w:pPr>
+        <w:pStyle w:val="ListParagraph"/>
+        <w:numPr>
+          <w:ilvl w:val="0"/>
+          <w:numId w:val="53"/>
+        </w:numPr>
+      </w:pPr>
+      <w:r>
+        <w:rPr>
+          <w:b w:val="0"/>
+        </w:rPr>
+        <w:t>The functional detail of each item above is defined during the Requirement Freeze and Functional Design phases and recorded in the BRD and FDS. Any requirement beyond the scope set out here follows the Change Request Procedure.</w:t>
+      </w:r>
     </w:p>
     <w:p/>
     <w:p>
@@ -50009,6 +50766,12 @@
       <w:startOverride w:val="1"/>
     </w:lvlOverride>
   </w:num>
+  <w:num w:numId="53">
+    <w:abstractNumId w:val="6"/>
+    <w:lvlOverride w:ilvl="0">
+      <w:startOverride w:val="1"/>
+    </w:lvlOverride>
+  </w:num>
   <w:numIdMacAtCleanup w:val="12"/>
 </w:numbering>
 </file>
